--- a/reactjs/Material-UI/Notes.docx
+++ b/reactjs/Material-UI/Notes.docx
@@ -13586,8 +13586,8 @@
         </w:tblCellMar>
       </w:tblPr>
       <w:tblGrid>
-        <w:gridCol w:w="5850"/>
-        <w:gridCol w:w="4607"/>
+        <w:gridCol w:w="5454"/>
+        <w:gridCol w:w="5003"/>
       </w:tblGrid>
       <w:tr>
         <w:tblPrEx>
@@ -13608,7 +13608,7 @@
         </w:tblPrEx>
         <w:tc>
           <w:tcPr>
-            <w:tcW w:w="5850" w:type="dxa"/>
+            <w:tcW w:w="5454" w:type="dxa"/>
             <w:tcMar>
               <w:top w:w="108" w:type="dxa"/>
               <w:left w:w="108" w:type="dxa"/>
@@ -13632,8 +13632,8 @@
                 <w:bCs w:val="0"/>
                 <w:color w:val="001080"/>
                 <w:kern w:val="0"/>
-                <w:sz w:val="13"/>
-                <w:szCs w:val="13"/>
+                <w:sz w:val="15"/>
+                <w:szCs w:val="15"/>
                 <w:shd w:val="clear" w:fill="FFFFFF"/>
                 <w:lang w:val="en-US" w:eastAsia="zh-CN" w:bidi="ar"/>
               </w:rPr>
@@ -13645,8 +13645,8 @@
                 <w:bCs w:val="0"/>
                 <w:color w:val="001080"/>
                 <w:kern w:val="0"/>
-                <w:sz w:val="13"/>
-                <w:szCs w:val="13"/>
+                <w:sz w:val="15"/>
+                <w:szCs w:val="15"/>
                 <w:shd w:val="clear" w:fill="FFFFFF"/>
                 <w:lang w:val="en-US" w:eastAsia="zh-CN" w:bidi="ar"/>
               </w:rPr>
@@ -13659,8 +13659,8 @@
                 <w:bCs w:val="0"/>
                 <w:color w:val="000000"/>
                 <w:kern w:val="0"/>
-                <w:sz w:val="13"/>
-                <w:szCs w:val="13"/>
+                <w:sz w:val="15"/>
+                <w:szCs w:val="15"/>
                 <w:shd w:val="clear" w:fill="FFFFFF"/>
                 <w:lang w:val="en-US" w:eastAsia="zh-CN" w:bidi="ar"/>
               </w:rPr>
@@ -13673,8 +13673,8 @@
                 <w:bCs w:val="0"/>
                 <w:color w:val="001080"/>
                 <w:kern w:val="0"/>
-                <w:sz w:val="13"/>
-                <w:szCs w:val="13"/>
+                <w:sz w:val="15"/>
+                <w:szCs w:val="15"/>
                 <w:shd w:val="clear" w:fill="FFFFFF"/>
                 <w:lang w:val="en-US" w:eastAsia="zh-CN" w:bidi="ar"/>
               </w:rPr>
@@ -13687,8 +13687,8 @@
                 <w:bCs w:val="0"/>
                 <w:color w:val="000000"/>
                 <w:kern w:val="0"/>
-                <w:sz w:val="13"/>
-                <w:szCs w:val="13"/>
+                <w:sz w:val="15"/>
+                <w:szCs w:val="15"/>
                 <w:shd w:val="clear" w:fill="FFFFFF"/>
                 <w:lang w:val="en-US" w:eastAsia="zh-CN" w:bidi="ar"/>
               </w:rPr>
@@ -13701,8 +13701,8 @@
                 <w:bCs w:val="0"/>
                 <w:color w:val="001080"/>
                 <w:kern w:val="0"/>
-                <w:sz w:val="13"/>
-                <w:szCs w:val="13"/>
+                <w:sz w:val="15"/>
+                <w:szCs w:val="15"/>
                 <w:shd w:val="clear" w:fill="FFFFFF"/>
                 <w:lang w:val="en-US" w:eastAsia="zh-CN" w:bidi="ar"/>
               </w:rPr>
@@ -13715,8 +13715,8 @@
                 <w:bCs w:val="0"/>
                 <w:color w:val="000000"/>
                 <w:kern w:val="0"/>
-                <w:sz w:val="13"/>
-                <w:szCs w:val="13"/>
+                <w:sz w:val="15"/>
+                <w:szCs w:val="15"/>
                 <w:shd w:val="clear" w:fill="FFFFFF"/>
                 <w:lang w:val="en-US" w:eastAsia="zh-CN" w:bidi="ar"/>
               </w:rPr>
@@ -13729,8 +13729,8 @@
                 <w:bCs w:val="0"/>
                 <w:color w:val="001080"/>
                 <w:kern w:val="0"/>
-                <w:sz w:val="13"/>
-                <w:szCs w:val="13"/>
+                <w:sz w:val="15"/>
+                <w:szCs w:val="15"/>
                 <w:shd w:val="clear" w:fill="FFFFFF"/>
                 <w:lang w:val="en-US" w:eastAsia="zh-CN" w:bidi="ar"/>
               </w:rPr>
@@ -13743,8 +13743,8 @@
                 <w:bCs w:val="0"/>
                 <w:color w:val="000000"/>
                 <w:kern w:val="0"/>
-                <w:sz w:val="13"/>
-                <w:szCs w:val="13"/>
+                <w:sz w:val="15"/>
+                <w:szCs w:val="15"/>
                 <w:shd w:val="clear" w:fill="FFFFFF"/>
                 <w:lang w:val="en-US" w:eastAsia="zh-CN" w:bidi="ar"/>
               </w:rPr>
@@ -13757,8 +13757,8 @@
                 <w:bCs w:val="0"/>
                 <w:color w:val="001080"/>
                 <w:kern w:val="0"/>
-                <w:sz w:val="13"/>
-                <w:szCs w:val="13"/>
+                <w:sz w:val="15"/>
+                <w:szCs w:val="15"/>
                 <w:shd w:val="clear" w:fill="FFFFFF"/>
                 <w:lang w:val="en-US" w:eastAsia="zh-CN" w:bidi="ar"/>
               </w:rPr>
@@ -13771,8 +13771,8 @@
                 <w:bCs w:val="0"/>
                 <w:color w:val="000000"/>
                 <w:kern w:val="0"/>
-                <w:sz w:val="13"/>
-                <w:szCs w:val="13"/>
+                <w:sz w:val="15"/>
+                <w:szCs w:val="15"/>
                 <w:shd w:val="clear" w:fill="FFFFFF"/>
                 <w:lang w:val="en-US" w:eastAsia="zh-CN" w:bidi="ar"/>
               </w:rPr>
@@ -13785,8 +13785,8 @@
                 <w:bCs w:val="0"/>
                 <w:color w:val="001080"/>
                 <w:kern w:val="0"/>
-                <w:sz w:val="13"/>
-                <w:szCs w:val="13"/>
+                <w:sz w:val="15"/>
+                <w:szCs w:val="15"/>
                 <w:shd w:val="clear" w:fill="FFFFFF"/>
                 <w:lang w:val="en-US" w:eastAsia="zh-CN" w:bidi="ar"/>
               </w:rPr>
@@ -13799,8 +13799,8 @@
                 <w:bCs w:val="0"/>
                 <w:color w:val="000000"/>
                 <w:kern w:val="0"/>
-                <w:sz w:val="13"/>
-                <w:szCs w:val="13"/>
+                <w:sz w:val="15"/>
+                <w:szCs w:val="15"/>
                 <w:shd w:val="clear" w:fill="FFFFFF"/>
                 <w:lang w:val="en-US" w:eastAsia="zh-CN" w:bidi="ar"/>
               </w:rPr>
@@ -13813,8 +13813,8 @@
                 <w:bCs w:val="0"/>
                 <w:color w:val="001080"/>
                 <w:kern w:val="0"/>
-                <w:sz w:val="13"/>
-                <w:szCs w:val="13"/>
+                <w:sz w:val="15"/>
+                <w:szCs w:val="15"/>
                 <w:shd w:val="clear" w:fill="FFFFFF"/>
                 <w:lang w:val="en-US" w:eastAsia="zh-CN" w:bidi="ar"/>
               </w:rPr>
@@ -13827,8 +13827,8 @@
                 <w:bCs w:val="0"/>
                 <w:color w:val="000000"/>
                 <w:kern w:val="0"/>
-                <w:sz w:val="13"/>
-                <w:szCs w:val="13"/>
+                <w:sz w:val="15"/>
+                <w:szCs w:val="15"/>
                 <w:shd w:val="clear" w:fill="FFFFFF"/>
                 <w:lang w:val="en-US" w:eastAsia="zh-CN" w:bidi="ar"/>
               </w:rPr>
@@ -13841,8 +13841,8 @@
                 <w:bCs w:val="0"/>
                 <w:color w:val="001080"/>
                 <w:kern w:val="0"/>
-                <w:sz w:val="13"/>
-                <w:szCs w:val="13"/>
+                <w:sz w:val="15"/>
+                <w:szCs w:val="15"/>
                 <w:shd w:val="clear" w:fill="FFFFFF"/>
                 <w:lang w:val="en-US" w:eastAsia="zh-CN" w:bidi="ar"/>
               </w:rPr>
@@ -13855,8 +13855,8 @@
                 <w:bCs w:val="0"/>
                 <w:color w:val="000000"/>
                 <w:kern w:val="0"/>
-                <w:sz w:val="13"/>
-                <w:szCs w:val="13"/>
+                <w:sz w:val="15"/>
+                <w:szCs w:val="15"/>
                 <w:shd w:val="clear" w:fill="FFFFFF"/>
                 <w:lang w:val="en-US" w:eastAsia="zh-CN" w:bidi="ar"/>
               </w:rPr>
@@ -13869,8 +13869,8 @@
                 <w:bCs w:val="0"/>
                 <w:color w:val="001080"/>
                 <w:kern w:val="0"/>
-                <w:sz w:val="13"/>
-                <w:szCs w:val="13"/>
+                <w:sz w:val="15"/>
+                <w:szCs w:val="15"/>
                 <w:shd w:val="clear" w:fill="FFFFFF"/>
                 <w:lang w:val="en-US" w:eastAsia="zh-CN" w:bidi="ar"/>
               </w:rPr>
@@ -13883,8 +13883,8 @@
                 <w:bCs w:val="0"/>
                 <w:color w:val="000000"/>
                 <w:kern w:val="0"/>
-                <w:sz w:val="13"/>
-                <w:szCs w:val="13"/>
+                <w:sz w:val="15"/>
+                <w:szCs w:val="15"/>
                 <w:shd w:val="clear" w:fill="FFFFFF"/>
                 <w:lang w:val="en-US" w:eastAsia="zh-CN" w:bidi="ar"/>
               </w:rPr>
@@ -13897,8 +13897,8 @@
                 <w:bCs w:val="0"/>
                 <w:color w:val="001080"/>
                 <w:kern w:val="0"/>
-                <w:sz w:val="13"/>
-                <w:szCs w:val="13"/>
+                <w:sz w:val="15"/>
+                <w:szCs w:val="15"/>
                 <w:shd w:val="clear" w:fill="FFFFFF"/>
                 <w:lang w:val="en-US" w:eastAsia="zh-CN" w:bidi="ar"/>
               </w:rPr>
@@ -13911,8 +13911,8 @@
                 <w:bCs w:val="0"/>
                 <w:color w:val="000000"/>
                 <w:kern w:val="0"/>
-                <w:sz w:val="13"/>
-                <w:szCs w:val="13"/>
+                <w:sz w:val="15"/>
+                <w:szCs w:val="15"/>
                 <w:shd w:val="clear" w:fill="FFFFFF"/>
                 <w:lang w:val="en-US" w:eastAsia="zh-CN" w:bidi="ar"/>
               </w:rPr>
@@ -13925,8 +13925,8 @@
                 <w:bCs w:val="0"/>
                 <w:color w:val="001080"/>
                 <w:kern w:val="0"/>
-                <w:sz w:val="13"/>
-                <w:szCs w:val="13"/>
+                <w:sz w:val="15"/>
+                <w:szCs w:val="15"/>
                 <w:shd w:val="clear" w:fill="FFFFFF"/>
                 <w:lang w:val="en-US" w:eastAsia="zh-CN" w:bidi="ar"/>
               </w:rPr>
@@ -14165,7 +14165,7 @@
         </w:tc>
         <w:tc>
           <w:tcPr>
-            <w:tcW w:w="4607" w:type="dxa"/>
+            <w:tcW w:w="5003" w:type="dxa"/>
             <w:tcMar>
               <w:top w:w="108" w:type="dxa"/>
               <w:left w:w="108" w:type="dxa"/>
@@ -14187,12 +14187,12 @@
                 <w:rFonts w:hint="default" w:ascii="Consolas" w:hAnsi="Consolas" w:eastAsia="Consolas" w:cs="Consolas"/>
                 <w:b w:val="0"/>
                 <w:bCs w:val="0"/>
-                <w:color w:val="800000"/>
-                <w:kern w:val="0"/>
-                <w:sz w:val="16"/>
-                <w:szCs w:val="16"/>
-                <w:shd w:val="clear" w:fill="FFFFFF"/>
-                <w:lang w:val="en-IN" w:eastAsia="zh-CN" w:bidi="ar"/>
+                <w:color w:val="000000"/>
+                <w:kern w:val="0"/>
+                <w:sz w:val="15"/>
+                <w:szCs w:val="15"/>
+                <w:shd w:val="clear" w:fill="FFFFFF"/>
+                <w:lang w:val="en-US" w:eastAsia="zh-CN" w:bidi="ar"/>
               </w:rPr>
             </w:pPr>
             <w:r>
@@ -14318,15 +14318,12 @@
               <w:spacing w:line="240" w:lineRule="auto"/>
               <w:jc w:val="left"/>
               <w:rPr>
-                <w:rFonts w:hint="default" w:ascii="Consolas" w:hAnsi="Consolas" w:eastAsia="Consolas" w:cs="Consolas"/>
-                <w:b w:val="0"/>
-                <w:bCs w:val="0"/>
-                <w:color w:val="800000"/>
-                <w:kern w:val="0"/>
-                <w:sz w:val="16"/>
-                <w:szCs w:val="16"/>
-                <w:shd w:val="clear" w:fill="FFFFFF"/>
-                <w:lang w:val="en-IN" w:eastAsia="zh-CN" w:bidi="ar"/>
+                <w:rFonts w:ascii="Consolas" w:hAnsi="Consolas" w:eastAsia="Consolas" w:cs="Consolas"/>
+                <w:b w:val="0"/>
+                <w:bCs w:val="0"/>
+                <w:color w:val="000000"/>
+                <w:sz w:val="15"/>
+                <w:szCs w:val="15"/>
               </w:rPr>
             </w:pPr>
             <w:r>
@@ -14334,14 +14331,98 @@
                 <w:rFonts w:hint="default" w:ascii="Consolas" w:hAnsi="Consolas" w:eastAsia="Consolas" w:cs="Consolas"/>
                 <w:b w:val="0"/>
                 <w:bCs w:val="0"/>
-                <w:color w:val="800000"/>
-                <w:kern w:val="0"/>
-                <w:sz w:val="16"/>
-                <w:szCs w:val="16"/>
-                <w:shd w:val="clear" w:fill="FFFFFF"/>
-                <w:lang w:val="en-IN" w:eastAsia="zh-CN" w:bidi="ar"/>
-              </w:rPr>
-              <w:t>&lt;&gt;</w:t>
+                <w:color w:val="AF00DB"/>
+                <w:kern w:val="0"/>
+                <w:sz w:val="15"/>
+                <w:szCs w:val="15"/>
+                <w:shd w:val="clear" w:fill="FFFFFF"/>
+                <w:lang w:val="en-US" w:eastAsia="zh-CN" w:bidi="ar"/>
+              </w:rPr>
+              <w:t>import</w:t>
+            </w:r>
+            <w:r>
+              <w:rPr>
+                <w:rFonts w:hint="default" w:ascii="Consolas" w:hAnsi="Consolas" w:eastAsia="Consolas" w:cs="Consolas"/>
+                <w:b w:val="0"/>
+                <w:bCs w:val="0"/>
+                <w:color w:val="000000"/>
+                <w:kern w:val="0"/>
+                <w:sz w:val="15"/>
+                <w:szCs w:val="15"/>
+                <w:shd w:val="clear" w:fill="FFFFFF"/>
+                <w:lang w:val="en-US" w:eastAsia="zh-CN" w:bidi="ar"/>
+              </w:rPr>
+              <w:t xml:space="preserve"> { </w:t>
+            </w:r>
+            <w:r>
+              <w:rPr>
+                <w:rFonts w:hint="default" w:ascii="Consolas" w:hAnsi="Consolas" w:eastAsia="Consolas" w:cs="Consolas"/>
+                <w:b w:val="0"/>
+                <w:bCs w:val="0"/>
+                <w:color w:val="001080"/>
+                <w:kern w:val="0"/>
+                <w:sz w:val="15"/>
+                <w:szCs w:val="15"/>
+                <w:shd w:val="clear" w:fill="FFFFFF"/>
+                <w:lang w:val="en-US" w:eastAsia="zh-CN" w:bidi="ar"/>
+              </w:rPr>
+              <w:t>Button</w:t>
+            </w:r>
+            <w:r>
+              <w:rPr>
+                <w:rFonts w:hint="default" w:ascii="Consolas" w:hAnsi="Consolas" w:eastAsia="Consolas" w:cs="Consolas"/>
+                <w:b w:val="0"/>
+                <w:bCs w:val="0"/>
+                <w:color w:val="000000"/>
+                <w:kern w:val="0"/>
+                <w:sz w:val="15"/>
+                <w:szCs w:val="15"/>
+                <w:shd w:val="clear" w:fill="FFFFFF"/>
+                <w:lang w:val="en-US" w:eastAsia="zh-CN" w:bidi="ar"/>
+              </w:rPr>
+              <w:t xml:space="preserve"> } </w:t>
+            </w:r>
+            <w:r>
+              <w:rPr>
+                <w:rFonts w:hint="default" w:ascii="Consolas" w:hAnsi="Consolas" w:eastAsia="Consolas" w:cs="Consolas"/>
+                <w:b w:val="0"/>
+                <w:bCs w:val="0"/>
+                <w:color w:val="AF00DB"/>
+                <w:kern w:val="0"/>
+                <w:sz w:val="15"/>
+                <w:szCs w:val="15"/>
+                <w:shd w:val="clear" w:fill="FFFFFF"/>
+                <w:lang w:val="en-US" w:eastAsia="zh-CN" w:bidi="ar"/>
+              </w:rPr>
+              <w:t>from</w:t>
+            </w:r>
+            <w:r>
+              <w:rPr>
+                <w:rFonts w:hint="default" w:ascii="Consolas" w:hAnsi="Consolas" w:eastAsia="Consolas" w:cs="Consolas"/>
+                <w:b w:val="0"/>
+                <w:bCs w:val="0"/>
+                <w:color w:val="000000"/>
+                <w:kern w:val="0"/>
+                <w:sz w:val="15"/>
+                <w:szCs w:val="15"/>
+                <w:shd w:val="clear" w:fill="FFFFFF"/>
+                <w:lang w:val="en-US" w:eastAsia="zh-CN" w:bidi="ar"/>
+              </w:rPr>
+              <w:t xml:space="preserve"> </w:t>
+            </w:r>
+            <w:r>
+              <w:rPr>
+                <w:rFonts w:hint="default" w:ascii="Consolas" w:hAnsi="Consolas" w:eastAsia="Consolas" w:cs="Consolas"/>
+                <w:b w:val="0"/>
+                <w:bCs w:val="0"/>
+                <w:color w:val="A31515"/>
+                <w:kern w:val="0"/>
+                <w:sz w:val="15"/>
+                <w:szCs w:val="15"/>
+                <w:shd w:val="clear" w:fill="FFFFFF"/>
+                <w:lang w:val="en-US" w:eastAsia="zh-CN" w:bidi="ar"/>
+              </w:rPr>
+              <w:t>"@mui/material"</w:t>
             </w:r>
           </w:p>
           <w:p>
@@ -14357,28 +14438,14 @@
                 <w:rFonts w:hint="default" w:ascii="Consolas" w:hAnsi="Consolas" w:eastAsia="Consolas" w:cs="Consolas"/>
                 <w:b w:val="0"/>
                 <w:bCs w:val="0"/>
-                <w:color w:val="800000"/>
-                <w:kern w:val="0"/>
-                <w:sz w:val="16"/>
-                <w:szCs w:val="16"/>
+                <w:color w:val="000000"/>
+                <w:kern w:val="0"/>
+                <w:sz w:val="15"/>
+                <w:szCs w:val="15"/>
                 <w:shd w:val="clear" w:fill="FFFFFF"/>
                 <w:lang w:val="en-IN" w:eastAsia="zh-CN" w:bidi="ar"/>
               </w:rPr>
             </w:pPr>
-            <w:r>
-              <w:rPr>
-                <w:rFonts w:hint="default" w:ascii="Consolas" w:hAnsi="Consolas" w:eastAsia="Consolas" w:cs="Consolas"/>
-                <w:b w:val="0"/>
-                <w:bCs w:val="0"/>
-                <w:color w:val="800000"/>
-                <w:kern w:val="0"/>
-                <w:sz w:val="16"/>
-                <w:szCs w:val="16"/>
-                <w:shd w:val="clear" w:fill="FFFFFF"/>
-                <w:lang w:val="en-IN" w:eastAsia="zh-CN" w:bidi="ar"/>
-              </w:rPr>
-              <w:t>...</w:t>
-            </w:r>
           </w:p>
           <w:p>
             <w:pPr>
@@ -14411,37 +14478,9 @@
                 <w:sz w:val="16"/>
                 <w:szCs w:val="16"/>
                 <w:shd w:val="clear" w:fill="FFFFFF"/>
-                <w:lang w:val="en-US" w:eastAsia="zh-CN" w:bidi="ar"/>
-              </w:rPr>
-              <w:t>&lt;</w:t>
-            </w:r>
-            <w:r>
-              <w:rPr>
-                <w:rFonts w:hint="default" w:ascii="Consolas" w:hAnsi="Consolas" w:eastAsia="Consolas" w:cs="Consolas"/>
-                <w:b w:val="0"/>
-                <w:bCs w:val="0"/>
-                <w:color w:val="267F99"/>
-                <w:kern w:val="0"/>
-                <w:sz w:val="16"/>
-                <w:szCs w:val="16"/>
-                <w:shd w:val="clear" w:fill="FFFFFF"/>
-                <w:lang w:val="en-US" w:eastAsia="zh-CN" w:bidi="ar"/>
-              </w:rPr>
-              <w:t>AppRegistrationIcon</w:t>
-            </w:r>
-            <w:r>
-              <w:rPr>
-                <w:rFonts w:hint="default" w:ascii="Consolas" w:hAnsi="Consolas" w:eastAsia="Consolas" w:cs="Consolas"/>
-                <w:b w:val="0"/>
-                <w:bCs w:val="0"/>
-                <w:color w:val="800000"/>
-                <w:kern w:val="0"/>
-                <w:sz w:val="16"/>
-                <w:szCs w:val="16"/>
-                <w:shd w:val="clear" w:fill="FFFFFF"/>
-                <w:lang w:val="en-US" w:eastAsia="zh-CN" w:bidi="ar"/>
-              </w:rPr>
-              <w:t>/&gt;</w:t>
+                <w:lang w:val="en-IN" w:eastAsia="zh-CN" w:bidi="ar"/>
+              </w:rPr>
+              <w:t>&lt;&gt;</w:t>
             </w:r>
           </w:p>
           <w:p>
@@ -14477,6 +14516,106 @@
                 <w:shd w:val="clear" w:fill="FFFFFF"/>
                 <w:lang w:val="en-IN" w:eastAsia="zh-CN" w:bidi="ar"/>
               </w:rPr>
+              <w:t>...</w:t>
+            </w:r>
+          </w:p>
+          <w:p>
+            <w:pPr>
+              <w:keepNext w:val="0"/>
+              <w:keepLines w:val="0"/>
+              <w:widowControl/>
+              <w:suppressLineNumbers w:val="0"/>
+              <w:shd w:val="clear" w:fill="FFFFFF"/>
+              <w:spacing w:line="240" w:lineRule="auto"/>
+              <w:jc w:val="left"/>
+              <w:rPr>
+                <w:rFonts w:hint="default" w:ascii="Consolas" w:hAnsi="Consolas" w:eastAsia="Consolas" w:cs="Consolas"/>
+                <w:b w:val="0"/>
+                <w:bCs w:val="0"/>
+                <w:color w:val="800000"/>
+                <w:kern w:val="0"/>
+                <w:sz w:val="16"/>
+                <w:szCs w:val="16"/>
+                <w:shd w:val="clear" w:fill="FFFFFF"/>
+                <w:lang w:val="en-IN" w:eastAsia="zh-CN" w:bidi="ar"/>
+              </w:rPr>
+            </w:pPr>
+            <w:r>
+              <w:rPr>
+                <w:rFonts w:hint="default" w:ascii="Consolas" w:hAnsi="Consolas" w:eastAsia="Consolas" w:cs="Consolas"/>
+                <w:b w:val="0"/>
+                <w:bCs w:val="0"/>
+                <w:color w:val="800000"/>
+                <w:kern w:val="0"/>
+                <w:sz w:val="16"/>
+                <w:szCs w:val="16"/>
+                <w:shd w:val="clear" w:fill="FFFFFF"/>
+                <w:lang w:val="en-US" w:eastAsia="zh-CN" w:bidi="ar"/>
+              </w:rPr>
+              <w:t>&lt;</w:t>
+            </w:r>
+            <w:r>
+              <w:rPr>
+                <w:rFonts w:hint="default" w:ascii="Consolas" w:hAnsi="Consolas" w:eastAsia="Consolas" w:cs="Consolas"/>
+                <w:b w:val="0"/>
+                <w:bCs w:val="0"/>
+                <w:color w:val="267F99"/>
+                <w:kern w:val="0"/>
+                <w:sz w:val="16"/>
+                <w:szCs w:val="16"/>
+                <w:shd w:val="clear" w:fill="FFFFFF"/>
+                <w:lang w:val="en-US" w:eastAsia="zh-CN" w:bidi="ar"/>
+              </w:rPr>
+              <w:t>AppRegistrationIcon</w:t>
+            </w:r>
+            <w:r>
+              <w:rPr>
+                <w:rFonts w:hint="default" w:ascii="Consolas" w:hAnsi="Consolas" w:eastAsia="Consolas" w:cs="Consolas"/>
+                <w:b w:val="0"/>
+                <w:bCs w:val="0"/>
+                <w:color w:val="800000"/>
+                <w:kern w:val="0"/>
+                <w:sz w:val="16"/>
+                <w:szCs w:val="16"/>
+                <w:shd w:val="clear" w:fill="FFFFFF"/>
+                <w:lang w:val="en-US" w:eastAsia="zh-CN" w:bidi="ar"/>
+              </w:rPr>
+              <w:t>/&gt;</w:t>
+            </w:r>
+          </w:p>
+          <w:p>
+            <w:pPr>
+              <w:keepNext w:val="0"/>
+              <w:keepLines w:val="0"/>
+              <w:widowControl/>
+              <w:suppressLineNumbers w:val="0"/>
+              <w:shd w:val="clear" w:fill="FFFFFF"/>
+              <w:spacing w:line="240" w:lineRule="auto"/>
+              <w:jc w:val="left"/>
+              <w:rPr>
+                <w:rFonts w:hint="default" w:ascii="Consolas" w:hAnsi="Consolas" w:eastAsia="Consolas" w:cs="Consolas"/>
+                <w:b w:val="0"/>
+                <w:bCs w:val="0"/>
+                <w:color w:val="800000"/>
+                <w:kern w:val="0"/>
+                <w:sz w:val="16"/>
+                <w:szCs w:val="16"/>
+                <w:shd w:val="clear" w:fill="FFFFFF"/>
+                <w:lang w:val="en-IN" w:eastAsia="zh-CN" w:bidi="ar"/>
+              </w:rPr>
+            </w:pPr>
+            <w:r>
+              <w:rPr>
+                <w:rFonts w:hint="default" w:ascii="Consolas" w:hAnsi="Consolas" w:eastAsia="Consolas" w:cs="Consolas"/>
+                <w:b w:val="0"/>
+                <w:bCs w:val="0"/>
+                <w:color w:val="800000"/>
+                <w:kern w:val="0"/>
+                <w:sz w:val="16"/>
+                <w:szCs w:val="16"/>
+                <w:shd w:val="clear" w:fill="FFFFFF"/>
+                <w:lang w:val="en-IN" w:eastAsia="zh-CN" w:bidi="ar"/>
+              </w:rPr>
               <w:t>&lt;/&gt;</w:t>
             </w:r>
           </w:p>
@@ -14501,7 +14640,7 @@
             <w:r>
               <w:drawing>
                 <wp:inline distT="0" distB="0" distL="114300" distR="114300">
-                  <wp:extent cx="457200" cy="400050"/>
+                  <wp:extent cx="238125" cy="248920"/>
                   <wp:effectExtent l="0" t="0" r="0" b="0"/>
                   <wp:docPr id="15" name="Picture 7"/>
                   <wp:cNvGraphicFramePr>
@@ -14518,6 +14657,7 @@
                         </pic:nvPicPr>
                         <pic:blipFill>
                           <a:blip r:embed="rId15"/>
+                          <a:srcRect l="23611" t="16399" r="24306" b="20579"/>
                           <a:stretch>
                             <a:fillRect/>
                           </a:stretch>
@@ -14525,7 +14665,7 @@
                         <pic:spPr>
                           <a:xfrm>
                             <a:off x="0" y="0"/>
-                            <a:ext cx="457200" cy="400050"/>
+                            <a:ext cx="238125" cy="248920"/>
                           </a:xfrm>
                           <a:prstGeom prst="rect">
                             <a:avLst/>
@@ -14544,154 +14684,6 @@
           </w:p>
           <w:p>
             <w:pPr>
-              <w:widowControl w:val="0"/>
-              <w:jc w:val="both"/>
-              <w:rPr>
-                <w:rFonts w:hint="default"/>
-                <w:lang w:val="en-IN"/>
-              </w:rPr>
-            </w:pPr>
-            <w:bookmarkStart w:id="0" w:name="_GoBack"/>
-            <w:bookmarkEnd w:id="0"/>
-          </w:p>
-        </w:tc>
-      </w:tr>
-    </w:tbl>
-    <w:p>
-      <w:pPr>
-        <w:rPr>
-          <w:rFonts w:hint="default"/>
-          <w:sz w:val="18"/>
-          <w:szCs w:val="18"/>
-          <w:lang w:val="en-IN"/>
-        </w:rPr>
-      </w:pPr>
-    </w:p>
-    <w:p>
-      <w:pPr>
-        <w:rPr>
-          <w:rFonts w:hint="default"/>
-          <w:sz w:val="18"/>
-          <w:szCs w:val="18"/>
-          <w:lang w:val="en-IN"/>
-        </w:rPr>
-      </w:pPr>
-    </w:p>
-    <w:p>
-      <w:pPr>
-        <w:rPr>
-          <w:rFonts w:hint="default"/>
-          <w:sz w:val="18"/>
-          <w:szCs w:val="18"/>
-          <w:lang w:val="en-IN"/>
-        </w:rPr>
-      </w:pPr>
-    </w:p>
-    <w:p>
-      <w:pPr>
-        <w:rPr>
-          <w:rFonts w:hint="default"/>
-          <w:sz w:val="18"/>
-          <w:szCs w:val="18"/>
-          <w:lang w:val="en-IN"/>
-        </w:rPr>
-      </w:pPr>
-    </w:p>
-    <w:p>
-      <w:pPr>
-        <w:rPr>
-          <w:rFonts w:hint="default"/>
-          <w:b/>
-          <w:bCs/>
-          <w:sz w:val="24"/>
-          <w:szCs w:val="24"/>
-          <w:lang w:val="en-IN"/>
-        </w:rPr>
-      </w:pPr>
-      <w:r>
-        <w:rPr>
-          <w:rFonts w:hint="default"/>
-          <w:b/>
-          <w:bCs/>
-          <w:sz w:val="24"/>
-          <w:szCs w:val="24"/>
-          <w:lang w:val="en-IN"/>
-        </w:rPr>
-        <w:br w:type="page"/>
-      </w:r>
-    </w:p>
-    <w:p>
-      <w:pPr>
-        <w:spacing w:line="360" w:lineRule="auto"/>
-        <w:rPr>
-          <w:rFonts w:hint="default"/>
-          <w:b/>
-          <w:bCs/>
-          <w:sz w:val="24"/>
-          <w:szCs w:val="24"/>
-          <w:lang w:val="en-IN"/>
-        </w:rPr>
-      </w:pPr>
-      <w:r>
-        <w:rPr>
-          <w:rFonts w:hint="default"/>
-          <w:b/>
-          <w:bCs/>
-          <w:sz w:val="24"/>
-          <w:szCs w:val="24"/>
-          <w:lang w:val="en-IN"/>
-        </w:rPr>
-        <w:t>Range Slider Properties</w:t>
-      </w:r>
-    </w:p>
-    <w:tbl>
-      <w:tblPr>
-        <w:tblStyle w:val="5"/>
-        <w:tblW w:w="0" w:type="auto"/>
-        <w:tblInd w:w="107" w:type="dxa"/>
-        <w:tblBorders>
-          <w:top w:val="none" w:color="auto" w:sz="0" w:space="0"/>
-          <w:left w:val="none" w:color="auto" w:sz="0" w:space="0"/>
-          <w:bottom w:val="none" w:color="auto" w:sz="0" w:space="0"/>
-          <w:right w:val="none" w:color="auto" w:sz="0" w:space="0"/>
-          <w:insideH w:val="none" w:color="auto" w:sz="0" w:space="0"/>
-          <w:insideV w:val="none" w:color="auto" w:sz="0" w:space="0"/>
-        </w:tblBorders>
-        <w:tblLayout w:type="autofit"/>
-        <w:tblCellMar>
-          <w:top w:w="0" w:type="dxa"/>
-          <w:left w:w="108" w:type="dxa"/>
-          <w:bottom w:w="0" w:type="dxa"/>
-          <w:right w:w="108" w:type="dxa"/>
-        </w:tblCellMar>
-      </w:tblPr>
-      <w:tblGrid>
-        <w:gridCol w:w="5234"/>
-        <w:gridCol w:w="5223"/>
-      </w:tblGrid>
-      <w:tr>
-        <w:tblPrEx>
-          <w:tblBorders>
-            <w:top w:val="none" w:color="auto" w:sz="0" w:space="0"/>
-            <w:left w:val="none" w:color="auto" w:sz="0" w:space="0"/>
-            <w:bottom w:val="none" w:color="auto" w:sz="0" w:space="0"/>
-            <w:right w:val="none" w:color="auto" w:sz="0" w:space="0"/>
-            <w:insideH w:val="none" w:color="auto" w:sz="0" w:space="0"/>
-            <w:insideV w:val="none" w:color="auto" w:sz="0" w:space="0"/>
-          </w:tblBorders>
-          <w:tblCellMar>
-            <w:top w:w="0" w:type="dxa"/>
-            <w:left w:w="108" w:type="dxa"/>
-            <w:bottom w:w="0" w:type="dxa"/>
-            <w:right w:w="108" w:type="dxa"/>
-          </w:tblCellMar>
-        </w:tblPrEx>
-        <w:tc>
-          <w:tcPr>
-            <w:tcW w:w="5234" w:type="dxa"/>
-          </w:tcPr>
-          <w:p>
-            <w:pPr>
               <w:keepNext w:val="0"/>
               <w:keepLines w:val="0"/>
               <w:widowControl/>
@@ -14703,9 +14695,12 @@
                 <w:rFonts w:hint="default" w:ascii="Consolas" w:hAnsi="Consolas" w:eastAsia="Consolas" w:cs="Consolas"/>
                 <w:b w:val="0"/>
                 <w:bCs w:val="0"/>
-                <w:color w:val="000000"/>
+                <w:color w:val="800000"/>
+                <w:kern w:val="0"/>
                 <w:sz w:val="16"/>
                 <w:szCs w:val="16"/>
+                <w:shd w:val="clear" w:fill="FFFFFF"/>
+                <w:lang w:val="en-US" w:eastAsia="zh-CN" w:bidi="ar"/>
               </w:rPr>
             </w:pPr>
             <w:r>
@@ -14713,98 +14708,154 @@
                 <w:rFonts w:hint="default" w:ascii="Consolas" w:hAnsi="Consolas" w:eastAsia="Consolas" w:cs="Consolas"/>
                 <w:b w:val="0"/>
                 <w:bCs w:val="0"/>
-                <w:color w:val="AF00DB"/>
+                <w:color w:val="800000"/>
                 <w:kern w:val="0"/>
                 <w:sz w:val="16"/>
                 <w:szCs w:val="16"/>
                 <w:shd w:val="clear" w:fill="FFFFFF"/>
                 <w:lang w:val="en-US" w:eastAsia="zh-CN" w:bidi="ar"/>
               </w:rPr>
-              <w:t>import</w:t>
-            </w:r>
-            <w:r>
-              <w:rPr>
-                <w:rFonts w:hint="default" w:ascii="Consolas" w:hAnsi="Consolas" w:eastAsia="Consolas" w:cs="Consolas"/>
-                <w:b w:val="0"/>
-                <w:bCs w:val="0"/>
-                <w:color w:val="000000"/>
+              <w:t>&lt;</w:t>
+            </w:r>
+            <w:r>
+              <w:rPr>
+                <w:rFonts w:hint="default" w:ascii="Consolas" w:hAnsi="Consolas" w:eastAsia="Consolas" w:cs="Consolas"/>
+                <w:b w:val="0"/>
+                <w:bCs w:val="0"/>
+                <w:color w:val="267F99"/>
                 <w:kern w:val="0"/>
                 <w:sz w:val="16"/>
                 <w:szCs w:val="16"/>
                 <w:shd w:val="clear" w:fill="FFFFFF"/>
                 <w:lang w:val="en-US" w:eastAsia="zh-CN" w:bidi="ar"/>
               </w:rPr>
-              <w:t xml:space="preserve"> { </w:t>
-            </w:r>
-            <w:r>
-              <w:rPr>
-                <w:rFonts w:hint="default" w:ascii="Consolas" w:hAnsi="Consolas" w:eastAsia="Consolas" w:cs="Consolas"/>
-                <w:b w:val="0"/>
-                <w:bCs w:val="0"/>
-                <w:color w:val="001080"/>
+              <w:t>AppRegistrationIcon</w:t>
+            </w:r>
+            <w:r>
+              <w:rPr>
+                <w:rFonts w:hint="default" w:ascii="Consolas" w:hAnsi="Consolas" w:eastAsia="Consolas" w:cs="Consolas"/>
+                <w:b w:val="0"/>
+                <w:bCs w:val="0"/>
+                <w:color w:val="000000"/>
                 <w:kern w:val="0"/>
                 <w:sz w:val="16"/>
                 <w:szCs w:val="16"/>
                 <w:shd w:val="clear" w:fill="FFFFFF"/>
                 <w:lang w:val="en-US" w:eastAsia="zh-CN" w:bidi="ar"/>
               </w:rPr>
-              <w:t>Slider</w:t>
-            </w:r>
-            <w:r>
-              <w:rPr>
-                <w:rFonts w:hint="default" w:ascii="Consolas" w:hAnsi="Consolas" w:eastAsia="Consolas" w:cs="Consolas"/>
-                <w:b w:val="0"/>
-                <w:bCs w:val="0"/>
-                <w:color w:val="000000"/>
+              <w:t xml:space="preserve"> </w:t>
+            </w:r>
+            <w:r>
+              <w:rPr>
+                <w:rFonts w:hint="default" w:ascii="Consolas" w:hAnsi="Consolas" w:eastAsia="Consolas" w:cs="Consolas"/>
+                <w:b w:val="0"/>
+                <w:bCs w:val="0"/>
+                <w:color w:val="E50000"/>
                 <w:kern w:val="0"/>
                 <w:sz w:val="16"/>
                 <w:szCs w:val="16"/>
                 <w:shd w:val="clear" w:fill="FFFFFF"/>
                 <w:lang w:val="en-US" w:eastAsia="zh-CN" w:bidi="ar"/>
               </w:rPr>
-              <w:t xml:space="preserve"> } </w:t>
-            </w:r>
-            <w:r>
-              <w:rPr>
-                <w:rFonts w:hint="default" w:ascii="Consolas" w:hAnsi="Consolas" w:eastAsia="Consolas" w:cs="Consolas"/>
-                <w:b w:val="0"/>
-                <w:bCs w:val="0"/>
-                <w:color w:val="AF00DB"/>
+              <w:t>fontSize</w:t>
+            </w:r>
+            <w:r>
+              <w:rPr>
+                <w:rFonts w:hint="default" w:ascii="Consolas" w:hAnsi="Consolas" w:eastAsia="Consolas" w:cs="Consolas"/>
+                <w:b w:val="0"/>
+                <w:bCs w:val="0"/>
+                <w:color w:val="000000"/>
                 <w:kern w:val="0"/>
                 <w:sz w:val="16"/>
                 <w:szCs w:val="16"/>
                 <w:shd w:val="clear" w:fill="FFFFFF"/>
                 <w:lang w:val="en-US" w:eastAsia="zh-CN" w:bidi="ar"/>
               </w:rPr>
-              <w:t>from</w:t>
-            </w:r>
-            <w:r>
-              <w:rPr>
-                <w:rFonts w:hint="default" w:ascii="Consolas" w:hAnsi="Consolas" w:eastAsia="Consolas" w:cs="Consolas"/>
-                <w:b w:val="0"/>
-                <w:bCs w:val="0"/>
-                <w:color w:val="000000"/>
+              <w:t>=</w:t>
+            </w:r>
+            <w:r>
+              <w:rPr>
+                <w:rFonts w:hint="default" w:ascii="Consolas" w:hAnsi="Consolas" w:eastAsia="Consolas" w:cs="Consolas"/>
+                <w:b w:val="0"/>
+                <w:bCs w:val="0"/>
+                <w:color w:val="A31515"/>
                 <w:kern w:val="0"/>
                 <w:sz w:val="16"/>
                 <w:szCs w:val="16"/>
                 <w:shd w:val="clear" w:fill="FFFFFF"/>
                 <w:lang w:val="en-US" w:eastAsia="zh-CN" w:bidi="ar"/>
               </w:rPr>
-              <w:t xml:space="preserve"> </w:t>
-            </w:r>
-            <w:r>
-              <w:rPr>
-                <w:rFonts w:hint="default" w:ascii="Consolas" w:hAnsi="Consolas" w:eastAsia="Consolas" w:cs="Consolas"/>
-                <w:b w:val="0"/>
-                <w:bCs w:val="0"/>
-                <w:color w:val="A31515"/>
+              <w:t>"large"</w:t>
+            </w:r>
+            <w:r>
+              <w:rPr>
+                <w:rFonts w:hint="default" w:ascii="Consolas" w:hAnsi="Consolas" w:eastAsia="Consolas" w:cs="Consolas"/>
+                <w:b w:val="0"/>
+                <w:bCs w:val="0"/>
+                <w:color w:val="000000"/>
                 <w:kern w:val="0"/>
                 <w:sz w:val="16"/>
                 <w:szCs w:val="16"/>
                 <w:shd w:val="clear" w:fill="FFFFFF"/>
                 <w:lang w:val="en-US" w:eastAsia="zh-CN" w:bidi="ar"/>
               </w:rPr>
-              <w:t>'@mui/material'</w:t>
+              <w:t xml:space="preserve"> </w:t>
+            </w:r>
+            <w:r>
+              <w:rPr>
+                <w:rFonts w:hint="default" w:ascii="Consolas" w:hAnsi="Consolas" w:eastAsia="Consolas" w:cs="Consolas"/>
+                <w:b w:val="0"/>
+                <w:bCs w:val="0"/>
+                <w:color w:val="E50000"/>
+                <w:kern w:val="0"/>
+                <w:sz w:val="16"/>
+                <w:szCs w:val="16"/>
+                <w:shd w:val="clear" w:fill="FFFFFF"/>
+                <w:lang w:val="en-US" w:eastAsia="zh-CN" w:bidi="ar"/>
+              </w:rPr>
+              <w:t>color</w:t>
+            </w:r>
+            <w:r>
+              <w:rPr>
+                <w:rFonts w:hint="default" w:ascii="Consolas" w:hAnsi="Consolas" w:eastAsia="Consolas" w:cs="Consolas"/>
+                <w:b w:val="0"/>
+                <w:bCs w:val="0"/>
+                <w:color w:val="000000"/>
+                <w:kern w:val="0"/>
+                <w:sz w:val="16"/>
+                <w:szCs w:val="16"/>
+                <w:shd w:val="clear" w:fill="FFFFFF"/>
+                <w:lang w:val="en-US" w:eastAsia="zh-CN" w:bidi="ar"/>
+              </w:rPr>
+              <w:t>=</w:t>
+            </w:r>
+            <w:r>
+              <w:rPr>
+                <w:rFonts w:hint="default" w:ascii="Consolas" w:hAnsi="Consolas" w:eastAsia="Consolas" w:cs="Consolas"/>
+                <w:b w:val="0"/>
+                <w:bCs w:val="0"/>
+                <w:color w:val="A31515"/>
+                <w:kern w:val="0"/>
+                <w:sz w:val="16"/>
+                <w:szCs w:val="16"/>
+                <w:shd w:val="clear" w:fill="FFFFFF"/>
+                <w:lang w:val="en-US" w:eastAsia="zh-CN" w:bidi="ar"/>
+              </w:rPr>
+              <w:t>"error"</w:t>
+            </w:r>
+            <w:r>
+              <w:rPr>
+                <w:rFonts w:hint="default" w:ascii="Consolas" w:hAnsi="Consolas" w:eastAsia="Consolas" w:cs="Consolas"/>
+                <w:b w:val="0"/>
+                <w:bCs w:val="0"/>
+                <w:color w:val="800000"/>
+                <w:kern w:val="0"/>
+                <w:sz w:val="16"/>
+                <w:szCs w:val="16"/>
+                <w:shd w:val="clear" w:fill="FFFFFF"/>
+                <w:lang w:val="en-US" w:eastAsia="zh-CN" w:bidi="ar"/>
+              </w:rPr>
+              <w:t>/&gt;</w:t>
             </w:r>
           </w:p>
           <w:p>
@@ -14816,517 +14867,13 @@
               <w:shd w:val="clear" w:fill="FFFFFF"/>
               <w:spacing w:line="240" w:lineRule="auto"/>
               <w:jc w:val="left"/>
-              <w:rPr>
-                <w:rFonts w:hint="default" w:ascii="Consolas" w:hAnsi="Consolas" w:eastAsia="Consolas" w:cs="Consolas"/>
-                <w:b w:val="0"/>
-                <w:bCs w:val="0"/>
-                <w:color w:val="000000"/>
-                <w:sz w:val="16"/>
-                <w:szCs w:val="16"/>
-              </w:rPr>
-            </w:pPr>
-            <w:r>
-              <w:rPr>
-                <w:rFonts w:hint="default" w:ascii="Consolas" w:hAnsi="Consolas" w:eastAsia="Consolas" w:cs="Consolas"/>
-                <w:b w:val="0"/>
-                <w:bCs w:val="0"/>
-                <w:color w:val="0000FF"/>
-                <w:kern w:val="0"/>
-                <w:sz w:val="16"/>
-                <w:szCs w:val="16"/>
-                <w:shd w:val="clear" w:fill="FFFFFF"/>
-                <w:lang w:val="en-US" w:eastAsia="zh-CN" w:bidi="ar"/>
-              </w:rPr>
-              <w:t>const</w:t>
-            </w:r>
-            <w:r>
-              <w:rPr>
-                <w:rFonts w:hint="default" w:ascii="Consolas" w:hAnsi="Consolas" w:eastAsia="Consolas" w:cs="Consolas"/>
-                <w:b w:val="0"/>
-                <w:bCs w:val="0"/>
-                <w:color w:val="000000"/>
-                <w:kern w:val="0"/>
-                <w:sz w:val="16"/>
-                <w:szCs w:val="16"/>
-                <w:shd w:val="clear" w:fill="FFFFFF"/>
-                <w:lang w:val="en-US" w:eastAsia="zh-CN" w:bidi="ar"/>
-              </w:rPr>
-              <w:t xml:space="preserve"> </w:t>
-            </w:r>
-            <w:r>
-              <w:rPr>
-                <w:rFonts w:hint="default" w:ascii="Consolas" w:hAnsi="Consolas" w:eastAsia="Consolas" w:cs="Consolas"/>
-                <w:b w:val="0"/>
-                <w:bCs w:val="0"/>
-                <w:color w:val="795E26"/>
-                <w:kern w:val="0"/>
-                <w:sz w:val="16"/>
-                <w:szCs w:val="16"/>
-                <w:shd w:val="clear" w:fill="FFFFFF"/>
-                <w:lang w:val="en-US" w:eastAsia="zh-CN" w:bidi="ar"/>
-              </w:rPr>
-              <w:t>RangeSliderTemplate</w:t>
-            </w:r>
-            <w:r>
-              <w:rPr>
-                <w:rFonts w:hint="default" w:ascii="Consolas" w:hAnsi="Consolas" w:eastAsia="Consolas" w:cs="Consolas"/>
-                <w:b w:val="0"/>
-                <w:bCs w:val="0"/>
-                <w:color w:val="000000"/>
-                <w:kern w:val="0"/>
-                <w:sz w:val="16"/>
-                <w:szCs w:val="16"/>
-                <w:shd w:val="clear" w:fill="FFFFFF"/>
-                <w:lang w:val="en-US" w:eastAsia="zh-CN" w:bidi="ar"/>
-              </w:rPr>
-              <w:t xml:space="preserve"> = () </w:t>
-            </w:r>
-            <w:r>
-              <w:rPr>
-                <w:rFonts w:hint="default" w:ascii="Consolas" w:hAnsi="Consolas" w:eastAsia="Consolas" w:cs="Consolas"/>
-                <w:b w:val="0"/>
-                <w:bCs w:val="0"/>
-                <w:color w:val="0000FF"/>
-                <w:kern w:val="0"/>
-                <w:sz w:val="16"/>
-                <w:szCs w:val="16"/>
-                <w:shd w:val="clear" w:fill="FFFFFF"/>
-                <w:lang w:val="en-US" w:eastAsia="zh-CN" w:bidi="ar"/>
-              </w:rPr>
-              <w:t>=&gt;</w:t>
-            </w:r>
-            <w:r>
-              <w:rPr>
-                <w:rFonts w:hint="default" w:ascii="Consolas" w:hAnsi="Consolas" w:eastAsia="Consolas" w:cs="Consolas"/>
-                <w:b w:val="0"/>
-                <w:bCs w:val="0"/>
-                <w:color w:val="000000"/>
-                <w:kern w:val="0"/>
-                <w:sz w:val="16"/>
-                <w:szCs w:val="16"/>
-                <w:shd w:val="clear" w:fill="FFFFFF"/>
-                <w:lang w:val="en-US" w:eastAsia="zh-CN" w:bidi="ar"/>
-              </w:rPr>
-              <w:t xml:space="preserve"> {</w:t>
-            </w:r>
-          </w:p>
-          <w:p>
-            <w:pPr>
-              <w:keepNext w:val="0"/>
-              <w:keepLines w:val="0"/>
-              <w:widowControl/>
-              <w:suppressLineNumbers w:val="0"/>
-              <w:shd w:val="clear" w:fill="FFFFFF"/>
-              <w:spacing w:line="240" w:lineRule="auto"/>
-              <w:jc w:val="left"/>
-              <w:rPr>
-                <w:rFonts w:hint="default" w:ascii="Consolas" w:hAnsi="Consolas" w:eastAsia="Consolas" w:cs="Consolas"/>
-                <w:b w:val="0"/>
-                <w:bCs w:val="0"/>
-                <w:color w:val="000000"/>
-                <w:sz w:val="16"/>
-                <w:szCs w:val="16"/>
-              </w:rPr>
-            </w:pPr>
-            <w:r>
-              <w:rPr>
-                <w:rFonts w:hint="default" w:ascii="Consolas" w:hAnsi="Consolas" w:eastAsia="Consolas" w:cs="Consolas"/>
-                <w:b w:val="0"/>
-                <w:bCs w:val="0"/>
-                <w:color w:val="000000"/>
-                <w:kern w:val="0"/>
-                <w:sz w:val="16"/>
-                <w:szCs w:val="16"/>
-                <w:shd w:val="clear" w:fill="FFFFFF"/>
-                <w:lang w:val="en-US" w:eastAsia="zh-CN" w:bidi="ar"/>
-              </w:rPr>
-              <w:t xml:space="preserve">  </w:t>
-            </w:r>
-            <w:r>
-              <w:rPr>
-                <w:rFonts w:hint="default" w:ascii="Consolas" w:hAnsi="Consolas" w:eastAsia="Consolas" w:cs="Consolas"/>
-                <w:b w:val="0"/>
-                <w:bCs w:val="0"/>
-                <w:color w:val="AF00DB"/>
-                <w:kern w:val="0"/>
-                <w:sz w:val="16"/>
-                <w:szCs w:val="16"/>
-                <w:shd w:val="clear" w:fill="FFFFFF"/>
-                <w:lang w:val="en-US" w:eastAsia="zh-CN" w:bidi="ar"/>
-              </w:rPr>
-              <w:t>return</w:t>
-            </w:r>
-            <w:r>
-              <w:rPr>
-                <w:rFonts w:hint="default" w:ascii="Consolas" w:hAnsi="Consolas" w:eastAsia="Consolas" w:cs="Consolas"/>
-                <w:b w:val="0"/>
-                <w:bCs w:val="0"/>
-                <w:color w:val="000000"/>
-                <w:kern w:val="0"/>
-                <w:sz w:val="16"/>
-                <w:szCs w:val="16"/>
-                <w:shd w:val="clear" w:fill="FFFFFF"/>
-                <w:lang w:val="en-US" w:eastAsia="zh-CN" w:bidi="ar"/>
-              </w:rPr>
-              <w:t xml:space="preserve"> (</w:t>
-            </w:r>
-          </w:p>
-          <w:p>
-            <w:pPr>
-              <w:keepNext w:val="0"/>
-              <w:keepLines w:val="0"/>
-              <w:widowControl/>
-              <w:suppressLineNumbers w:val="0"/>
-              <w:shd w:val="clear" w:fill="FFFFFF"/>
-              <w:spacing w:line="240" w:lineRule="auto"/>
-              <w:jc w:val="left"/>
-              <w:rPr>
-                <w:rFonts w:hint="default" w:ascii="Consolas" w:hAnsi="Consolas" w:eastAsia="Consolas" w:cs="Consolas"/>
-                <w:b w:val="0"/>
-                <w:bCs w:val="0"/>
-                <w:color w:val="000000"/>
-                <w:sz w:val="16"/>
-                <w:szCs w:val="16"/>
-              </w:rPr>
-            </w:pPr>
-            <w:r>
-              <w:rPr>
-                <w:rFonts w:hint="default" w:ascii="Consolas" w:hAnsi="Consolas" w:eastAsia="Consolas" w:cs="Consolas"/>
-                <w:b w:val="0"/>
-                <w:bCs w:val="0"/>
-                <w:color w:val="000000"/>
-                <w:kern w:val="0"/>
-                <w:sz w:val="16"/>
-                <w:szCs w:val="16"/>
-                <w:shd w:val="clear" w:fill="FFFFFF"/>
-                <w:lang w:val="en-US" w:eastAsia="zh-CN" w:bidi="ar"/>
-              </w:rPr>
-              <w:t xml:space="preserve">    </w:t>
-            </w:r>
-            <w:r>
-              <w:rPr>
-                <w:rFonts w:hint="default" w:ascii="Consolas" w:hAnsi="Consolas" w:eastAsia="Consolas" w:cs="Consolas"/>
-                <w:b w:val="0"/>
-                <w:bCs w:val="0"/>
-                <w:color w:val="800000"/>
-                <w:kern w:val="0"/>
-                <w:sz w:val="16"/>
-                <w:szCs w:val="16"/>
-                <w:shd w:val="clear" w:fill="FFFFFF"/>
-                <w:lang w:val="en-US" w:eastAsia="zh-CN" w:bidi="ar"/>
-              </w:rPr>
-              <w:t>&lt;&gt;</w:t>
-            </w:r>
-          </w:p>
-          <w:p>
-            <w:pPr>
-              <w:keepNext w:val="0"/>
-              <w:keepLines w:val="0"/>
-              <w:widowControl/>
-              <w:suppressLineNumbers w:val="0"/>
-              <w:shd w:val="clear" w:fill="FFFFFF"/>
-              <w:spacing w:line="240" w:lineRule="auto"/>
-              <w:jc w:val="left"/>
-              <w:rPr>
-                <w:rFonts w:hint="default" w:ascii="Consolas" w:hAnsi="Consolas" w:eastAsia="Consolas" w:cs="Consolas"/>
-                <w:b w:val="0"/>
-                <w:bCs w:val="0"/>
-                <w:color w:val="000000"/>
-                <w:sz w:val="16"/>
-                <w:szCs w:val="16"/>
-              </w:rPr>
-            </w:pPr>
-            <w:r>
-              <w:rPr>
-                <w:rFonts w:hint="default" w:ascii="Consolas" w:hAnsi="Consolas" w:eastAsia="Consolas" w:cs="Consolas"/>
-                <w:b w:val="0"/>
-                <w:bCs w:val="0"/>
-                <w:color w:val="000000"/>
-                <w:kern w:val="0"/>
-                <w:sz w:val="16"/>
-                <w:szCs w:val="16"/>
-                <w:shd w:val="clear" w:fill="FFFFFF"/>
-                <w:lang w:val="en-US" w:eastAsia="zh-CN" w:bidi="ar"/>
-              </w:rPr>
-              <w:t xml:space="preserve">      </w:t>
-            </w:r>
-            <w:r>
-              <w:rPr>
-                <w:rFonts w:hint="default" w:ascii="Consolas" w:hAnsi="Consolas" w:eastAsia="Consolas" w:cs="Consolas"/>
-                <w:b w:val="0"/>
-                <w:bCs w:val="0"/>
-                <w:color w:val="800000"/>
-                <w:kern w:val="0"/>
-                <w:sz w:val="16"/>
-                <w:szCs w:val="16"/>
-                <w:shd w:val="clear" w:fill="FFFFFF"/>
-                <w:lang w:val="en-US" w:eastAsia="zh-CN" w:bidi="ar"/>
-              </w:rPr>
-              <w:t>&lt;</w:t>
-            </w:r>
-            <w:r>
-              <w:rPr>
-                <w:rFonts w:hint="default" w:ascii="Consolas" w:hAnsi="Consolas" w:eastAsia="Consolas" w:cs="Consolas"/>
-                <w:b w:val="0"/>
-                <w:bCs w:val="0"/>
-                <w:color w:val="267F99"/>
-                <w:kern w:val="0"/>
-                <w:sz w:val="16"/>
-                <w:szCs w:val="16"/>
-                <w:shd w:val="clear" w:fill="FFFFFF"/>
-                <w:lang w:val="en-US" w:eastAsia="zh-CN" w:bidi="ar"/>
-              </w:rPr>
-              <w:t>Slider</w:t>
-            </w:r>
-            <w:r>
-              <w:rPr>
-                <w:rFonts w:hint="default" w:ascii="Consolas" w:hAnsi="Consolas" w:eastAsia="Consolas" w:cs="Consolas"/>
-                <w:b w:val="0"/>
-                <w:bCs w:val="0"/>
-                <w:color w:val="800000"/>
-                <w:kern w:val="0"/>
-                <w:sz w:val="16"/>
-                <w:szCs w:val="16"/>
-                <w:shd w:val="clear" w:fill="FFFFFF"/>
-                <w:lang w:val="en-US" w:eastAsia="zh-CN" w:bidi="ar"/>
-              </w:rPr>
-              <w:t>/&gt;</w:t>
-            </w:r>
-          </w:p>
-          <w:p>
-            <w:pPr>
-              <w:keepNext w:val="0"/>
-              <w:keepLines w:val="0"/>
-              <w:widowControl/>
-              <w:suppressLineNumbers w:val="0"/>
-              <w:shd w:val="clear" w:fill="FFFFFF"/>
-              <w:spacing w:line="240" w:lineRule="auto"/>
-              <w:jc w:val="left"/>
-              <w:rPr>
-                <w:rFonts w:hint="default" w:ascii="Consolas" w:hAnsi="Consolas" w:eastAsia="Consolas" w:cs="Consolas"/>
-                <w:b w:val="0"/>
-                <w:bCs w:val="0"/>
-                <w:color w:val="000000"/>
-                <w:sz w:val="16"/>
-                <w:szCs w:val="16"/>
-              </w:rPr>
-            </w:pPr>
-            <w:r>
-              <w:rPr>
-                <w:rFonts w:hint="default" w:ascii="Consolas" w:hAnsi="Consolas" w:eastAsia="Consolas" w:cs="Consolas"/>
-                <w:b w:val="0"/>
-                <w:bCs w:val="0"/>
-                <w:color w:val="000000"/>
-                <w:kern w:val="0"/>
-                <w:sz w:val="16"/>
-                <w:szCs w:val="16"/>
-                <w:shd w:val="clear" w:fill="FFFFFF"/>
-                <w:lang w:val="en-US" w:eastAsia="zh-CN" w:bidi="ar"/>
-              </w:rPr>
-              <w:t xml:space="preserve">    </w:t>
-            </w:r>
-            <w:r>
-              <w:rPr>
-                <w:rFonts w:hint="default" w:ascii="Consolas" w:hAnsi="Consolas" w:eastAsia="Consolas" w:cs="Consolas"/>
-                <w:b w:val="0"/>
-                <w:bCs w:val="0"/>
-                <w:color w:val="800000"/>
-                <w:kern w:val="0"/>
-                <w:sz w:val="16"/>
-                <w:szCs w:val="16"/>
-                <w:shd w:val="clear" w:fill="FFFFFF"/>
-                <w:lang w:val="en-US" w:eastAsia="zh-CN" w:bidi="ar"/>
-              </w:rPr>
-              <w:t>&lt;/&gt;</w:t>
-            </w:r>
-          </w:p>
-          <w:p>
-            <w:pPr>
-              <w:keepNext w:val="0"/>
-              <w:keepLines w:val="0"/>
-              <w:widowControl/>
-              <w:suppressLineNumbers w:val="0"/>
-              <w:shd w:val="clear" w:fill="FFFFFF"/>
-              <w:spacing w:line="240" w:lineRule="auto"/>
-              <w:jc w:val="left"/>
-              <w:rPr>
-                <w:rFonts w:hint="default" w:ascii="Consolas" w:hAnsi="Consolas" w:eastAsia="Consolas" w:cs="Consolas"/>
-                <w:b w:val="0"/>
-                <w:bCs w:val="0"/>
-                <w:color w:val="000000"/>
-                <w:sz w:val="16"/>
-                <w:szCs w:val="16"/>
-              </w:rPr>
-            </w:pPr>
-            <w:r>
-              <w:rPr>
-                <w:rFonts w:hint="default" w:ascii="Consolas" w:hAnsi="Consolas" w:eastAsia="Consolas" w:cs="Consolas"/>
-                <w:b w:val="0"/>
-                <w:bCs w:val="0"/>
-                <w:color w:val="000000"/>
-                <w:kern w:val="0"/>
-                <w:sz w:val="16"/>
-                <w:szCs w:val="16"/>
-                <w:shd w:val="clear" w:fill="FFFFFF"/>
-                <w:lang w:val="en-US" w:eastAsia="zh-CN" w:bidi="ar"/>
-              </w:rPr>
-              <w:t>  )</w:t>
-            </w:r>
-          </w:p>
-          <w:p>
-            <w:pPr>
-              <w:keepNext w:val="0"/>
-              <w:keepLines w:val="0"/>
-              <w:widowControl/>
-              <w:suppressLineNumbers w:val="0"/>
-              <w:shd w:val="clear" w:fill="FFFFFF"/>
-              <w:spacing w:line="240" w:lineRule="auto"/>
-              <w:jc w:val="left"/>
-              <w:rPr>
-                <w:sz w:val="16"/>
-                <w:szCs w:val="16"/>
-              </w:rPr>
-            </w:pPr>
-            <w:r>
-              <w:rPr>
-                <w:rFonts w:hint="default" w:ascii="Consolas" w:hAnsi="Consolas" w:eastAsia="Consolas" w:cs="Consolas"/>
-                <w:b w:val="0"/>
-                <w:bCs w:val="0"/>
-                <w:color w:val="000000"/>
-                <w:kern w:val="0"/>
-                <w:sz w:val="16"/>
-                <w:szCs w:val="16"/>
-                <w:shd w:val="clear" w:fill="FFFFFF"/>
-                <w:lang w:val="en-US" w:eastAsia="zh-CN" w:bidi="ar"/>
-              </w:rPr>
-              <w:t>}</w:t>
-            </w:r>
-          </w:p>
-          <w:p>
-            <w:pPr>
-              <w:keepNext w:val="0"/>
-              <w:keepLines w:val="0"/>
-              <w:widowControl/>
-              <w:suppressLineNumbers w:val="0"/>
-              <w:shd w:val="clear" w:fill="FFFFFF"/>
-              <w:spacing w:line="240" w:lineRule="auto"/>
-              <w:jc w:val="left"/>
-              <w:rPr>
-                <w:rFonts w:hint="default" w:ascii="Consolas" w:hAnsi="Consolas" w:eastAsia="Consolas" w:cs="Consolas"/>
-                <w:b w:val="0"/>
-                <w:bCs w:val="0"/>
-                <w:color w:val="000000"/>
-                <w:sz w:val="16"/>
-                <w:szCs w:val="16"/>
-              </w:rPr>
-            </w:pPr>
-            <w:r>
-              <w:rPr>
-                <w:rFonts w:hint="default" w:ascii="Consolas" w:hAnsi="Consolas" w:eastAsia="Consolas" w:cs="Consolas"/>
-                <w:b w:val="0"/>
-                <w:bCs w:val="0"/>
-                <w:color w:val="AF00DB"/>
-                <w:kern w:val="0"/>
-                <w:sz w:val="16"/>
-                <w:szCs w:val="16"/>
-                <w:shd w:val="clear" w:fill="FFFFFF"/>
-                <w:lang w:val="en-US" w:eastAsia="zh-CN" w:bidi="ar"/>
-              </w:rPr>
-              <w:t>export</w:t>
-            </w:r>
-            <w:r>
-              <w:rPr>
-                <w:rFonts w:hint="default" w:ascii="Consolas" w:hAnsi="Consolas" w:eastAsia="Consolas" w:cs="Consolas"/>
-                <w:b w:val="0"/>
-                <w:bCs w:val="0"/>
-                <w:color w:val="000000"/>
-                <w:kern w:val="0"/>
-                <w:sz w:val="16"/>
-                <w:szCs w:val="16"/>
-                <w:shd w:val="clear" w:fill="FFFFFF"/>
-                <w:lang w:val="en-US" w:eastAsia="zh-CN" w:bidi="ar"/>
-              </w:rPr>
-              <w:t xml:space="preserve"> </w:t>
-            </w:r>
-            <w:r>
-              <w:rPr>
-                <w:rFonts w:hint="default" w:ascii="Consolas" w:hAnsi="Consolas" w:eastAsia="Consolas" w:cs="Consolas"/>
-                <w:b w:val="0"/>
-                <w:bCs w:val="0"/>
-                <w:color w:val="AF00DB"/>
-                <w:kern w:val="0"/>
-                <w:sz w:val="16"/>
-                <w:szCs w:val="16"/>
-                <w:shd w:val="clear" w:fill="FFFFFF"/>
-                <w:lang w:val="en-US" w:eastAsia="zh-CN" w:bidi="ar"/>
-              </w:rPr>
-              <w:t>default</w:t>
-            </w:r>
-            <w:r>
-              <w:rPr>
-                <w:rFonts w:hint="default" w:ascii="Consolas" w:hAnsi="Consolas" w:eastAsia="Consolas" w:cs="Consolas"/>
-                <w:b w:val="0"/>
-                <w:bCs w:val="0"/>
-                <w:color w:val="000000"/>
-                <w:kern w:val="0"/>
-                <w:sz w:val="16"/>
-                <w:szCs w:val="16"/>
-                <w:shd w:val="clear" w:fill="FFFFFF"/>
-                <w:lang w:val="en-US" w:eastAsia="zh-CN" w:bidi="ar"/>
-              </w:rPr>
-              <w:t xml:space="preserve"> </w:t>
-            </w:r>
-            <w:r>
-              <w:rPr>
-                <w:rFonts w:hint="default" w:ascii="Consolas" w:hAnsi="Consolas" w:eastAsia="Consolas" w:cs="Consolas"/>
-                <w:b w:val="0"/>
-                <w:bCs w:val="0"/>
-                <w:color w:val="795E26"/>
-                <w:kern w:val="0"/>
-                <w:sz w:val="16"/>
-                <w:szCs w:val="16"/>
-                <w:shd w:val="clear" w:fill="FFFFFF"/>
-                <w:lang w:val="en-US" w:eastAsia="zh-CN" w:bidi="ar"/>
-              </w:rPr>
-              <w:t>RangeSliderTemplate</w:t>
-            </w:r>
-          </w:p>
-          <w:p>
-            <w:pPr>
-              <w:widowControl w:val="0"/>
-              <w:jc w:val="both"/>
-              <w:rPr>
-                <w:rFonts w:hint="default"/>
-                <w:sz w:val="18"/>
-                <w:szCs w:val="18"/>
-                <w:vertAlign w:val="baseline"/>
-                <w:lang w:val="en-IN"/>
-              </w:rPr>
-            </w:pPr>
-          </w:p>
-        </w:tc>
-        <w:tc>
-          <w:tcPr>
-            <w:tcW w:w="5223" w:type="dxa"/>
-          </w:tcPr>
-          <w:p>
-            <w:pPr>
-              <w:widowControl w:val="0"/>
-              <w:jc w:val="both"/>
-              <w:rPr>
-                <w:rFonts w:hint="default"/>
-                <w:sz w:val="18"/>
-                <w:szCs w:val="18"/>
-                <w:vertAlign w:val="baseline"/>
-                <w:lang w:val="en-IN"/>
-              </w:rPr>
             </w:pPr>
             <w:r>
               <w:drawing>
                 <wp:inline distT="0" distB="0" distL="114300" distR="114300">
-                  <wp:extent cx="2527300" cy="597535"/>
-                  <wp:effectExtent l="0" t="0" r="6350" b="12065"/>
-                  <wp:docPr id="6" name="Picture 3"/>
+                  <wp:extent cx="248920" cy="248920"/>
+                  <wp:effectExtent l="0" t="0" r="17780" b="17780"/>
+                  <wp:docPr id="7" name="Picture 1"/>
                   <wp:cNvGraphicFramePr>
                     <a:graphicFrameLocks xmlns:a="http://schemas.openxmlformats.org/drawingml/2006/main" noChangeAspect="1"/>
                   </wp:cNvGraphicFramePr>
@@ -15334,7 +14881,7 @@
                     <a:graphicData uri="http://schemas.openxmlformats.org/drawingml/2006/picture">
                       <pic:pic xmlns:pic="http://schemas.openxmlformats.org/drawingml/2006/picture">
                         <pic:nvPicPr>
-                          <pic:cNvPr id="6" name="Picture 3"/>
+                          <pic:cNvPr id="7" name="Picture 1"/>
                           <pic:cNvPicPr>
                             <a:picLocks noChangeAspect="1"/>
                           </pic:cNvPicPr>
@@ -15348,7 +14895,7 @@
                         <pic:spPr>
                           <a:xfrm>
                             <a:off x="0" y="0"/>
-                            <a:ext cx="2527300" cy="597535"/>
+                            <a:ext cx="248920" cy="248920"/>
                           </a:xfrm>
                           <a:prstGeom prst="rect">
                             <a:avLst/>
@@ -15365,76 +14912,707 @@
               </w:drawing>
             </w:r>
           </w:p>
-        </w:tc>
-      </w:tr>
-    </w:tbl>
-    <w:p>
-      <w:pPr>
-        <w:bidi w:val="0"/>
-        <w:rPr>
-          <w:rFonts w:hint="default"/>
-          <w:sz w:val="16"/>
-          <w:szCs w:val="16"/>
-          <w:lang w:val="en-US" w:eastAsia="zh-CN"/>
-        </w:rPr>
-      </w:pPr>
-    </w:p>
-    <w:tbl>
-      <w:tblPr>
-        <w:tblStyle w:val="5"/>
-        <w:tblW w:w="0" w:type="auto"/>
-        <w:tblInd w:w="107" w:type="dxa"/>
-        <w:tblBorders>
-          <w:top w:val="none" w:color="auto" w:sz="0" w:space="0"/>
-          <w:left w:val="none" w:color="auto" w:sz="0" w:space="0"/>
-          <w:bottom w:val="none" w:color="auto" w:sz="0" w:space="0"/>
-          <w:right w:val="none" w:color="auto" w:sz="0" w:space="0"/>
-          <w:insideH w:val="none" w:color="auto" w:sz="0" w:space="0"/>
-          <w:insideV w:val="none" w:color="auto" w:sz="0" w:space="0"/>
-        </w:tblBorders>
-        <w:tblLayout w:type="autofit"/>
-        <w:tblCellMar>
-          <w:top w:w="0" w:type="dxa"/>
-          <w:left w:w="108" w:type="dxa"/>
-          <w:bottom w:w="0" w:type="dxa"/>
-          <w:right w:w="108" w:type="dxa"/>
-        </w:tblCellMar>
-      </w:tblPr>
-      <w:tblGrid>
-        <w:gridCol w:w="5234"/>
-        <w:gridCol w:w="5223"/>
-      </w:tblGrid>
-      <w:tr>
-        <w:tblPrEx>
-          <w:tblBorders>
-            <w:top w:val="none" w:color="auto" w:sz="0" w:space="0"/>
-            <w:left w:val="none" w:color="auto" w:sz="0" w:space="0"/>
-            <w:bottom w:val="none" w:color="auto" w:sz="0" w:space="0"/>
-            <w:right w:val="none" w:color="auto" w:sz="0" w:space="0"/>
-            <w:insideH w:val="none" w:color="auto" w:sz="0" w:space="0"/>
-            <w:insideV w:val="none" w:color="auto" w:sz="0" w:space="0"/>
-          </w:tblBorders>
-          <w:tblCellMar>
-            <w:top w:w="0" w:type="dxa"/>
-            <w:left w:w="108" w:type="dxa"/>
-            <w:bottom w:w="0" w:type="dxa"/>
-            <w:right w:w="108" w:type="dxa"/>
-          </w:tblCellMar>
-        </w:tblPrEx>
-        <w:tc>
-          <w:tcPr>
-            <w:tcW w:w="10457" w:type="dxa"/>
-            <w:gridSpan w:val="2"/>
-          </w:tcPr>
+          <w:p>
+            <w:pPr>
+              <w:keepNext w:val="0"/>
+              <w:keepLines w:val="0"/>
+              <w:widowControl/>
+              <w:suppressLineNumbers w:val="0"/>
+              <w:shd w:val="clear" w:fill="FFFFFF"/>
+              <w:spacing w:line="240" w:lineRule="auto"/>
+              <w:jc w:val="left"/>
+              <w:rPr>
+                <w:rFonts w:hint="default"/>
+                <w:lang w:val="en-US" w:eastAsia="zh-CN"/>
+              </w:rPr>
+            </w:pPr>
+          </w:p>
+          <w:p>
+            <w:pPr>
+              <w:keepNext w:val="0"/>
+              <w:keepLines w:val="0"/>
+              <w:widowControl/>
+              <w:suppressLineNumbers w:val="0"/>
+              <w:shd w:val="clear" w:fill="FFFFFF"/>
+              <w:spacing w:line="240" w:lineRule="auto"/>
+              <w:jc w:val="left"/>
+              <w:rPr>
+                <w:rFonts w:hint="default" w:ascii="Consolas" w:hAnsi="Consolas" w:eastAsia="Consolas" w:cs="Consolas"/>
+                <w:b w:val="0"/>
+                <w:bCs w:val="0"/>
+                <w:color w:val="800000"/>
+                <w:kern w:val="0"/>
+                <w:sz w:val="16"/>
+                <w:szCs w:val="16"/>
+                <w:shd w:val="clear" w:fill="FFFFFF"/>
+                <w:lang w:val="en-US" w:eastAsia="zh-CN" w:bidi="ar"/>
+              </w:rPr>
+            </w:pPr>
+            <w:r>
+              <w:rPr>
+                <w:rFonts w:hint="default" w:ascii="Consolas" w:hAnsi="Consolas" w:eastAsia="Consolas" w:cs="Consolas"/>
+                <w:b w:val="0"/>
+                <w:bCs w:val="0"/>
+                <w:color w:val="800000"/>
+                <w:kern w:val="0"/>
+                <w:sz w:val="16"/>
+                <w:szCs w:val="16"/>
+                <w:shd w:val="clear" w:fill="FFFFFF"/>
+                <w:lang w:val="en-US" w:eastAsia="zh-CN" w:bidi="ar"/>
+              </w:rPr>
+              <w:t>&lt;</w:t>
+            </w:r>
+            <w:r>
+              <w:rPr>
+                <w:rFonts w:hint="default" w:ascii="Consolas" w:hAnsi="Consolas" w:eastAsia="Consolas" w:cs="Consolas"/>
+                <w:b w:val="0"/>
+                <w:bCs w:val="0"/>
+                <w:color w:val="267F99"/>
+                <w:kern w:val="0"/>
+                <w:sz w:val="16"/>
+                <w:szCs w:val="16"/>
+                <w:shd w:val="clear" w:fill="FFFFFF"/>
+                <w:lang w:val="en-US" w:eastAsia="zh-CN" w:bidi="ar"/>
+              </w:rPr>
+              <w:t>Button</w:t>
+            </w:r>
+            <w:r>
+              <w:rPr>
+                <w:rFonts w:hint="default" w:ascii="Consolas" w:hAnsi="Consolas" w:eastAsia="Consolas" w:cs="Consolas"/>
+                <w:b w:val="0"/>
+                <w:bCs w:val="0"/>
+                <w:color w:val="000000"/>
+                <w:kern w:val="0"/>
+                <w:sz w:val="16"/>
+                <w:szCs w:val="16"/>
+                <w:shd w:val="clear" w:fill="FFFFFF"/>
+                <w:lang w:val="en-US" w:eastAsia="zh-CN" w:bidi="ar"/>
+              </w:rPr>
+              <w:t xml:space="preserve"> </w:t>
+            </w:r>
+            <w:r>
+              <w:rPr>
+                <w:rFonts w:hint="default" w:ascii="Consolas" w:hAnsi="Consolas" w:eastAsia="Consolas" w:cs="Consolas"/>
+                <w:b w:val="0"/>
+                <w:bCs w:val="0"/>
+                <w:color w:val="E50000"/>
+                <w:kern w:val="0"/>
+                <w:sz w:val="16"/>
+                <w:szCs w:val="16"/>
+                <w:shd w:val="clear" w:fill="FFFFFF"/>
+                <w:lang w:val="en-US" w:eastAsia="zh-CN" w:bidi="ar"/>
+              </w:rPr>
+              <w:t>startIcon</w:t>
+            </w:r>
+            <w:r>
+              <w:rPr>
+                <w:rFonts w:hint="default" w:ascii="Consolas" w:hAnsi="Consolas" w:eastAsia="Consolas" w:cs="Consolas"/>
+                <w:b w:val="0"/>
+                <w:bCs w:val="0"/>
+                <w:color w:val="000000"/>
+                <w:kern w:val="0"/>
+                <w:sz w:val="16"/>
+                <w:szCs w:val="16"/>
+                <w:shd w:val="clear" w:fill="FFFFFF"/>
+                <w:lang w:val="en-US" w:eastAsia="zh-CN" w:bidi="ar"/>
+              </w:rPr>
+              <w:t>=</w:t>
+            </w:r>
+            <w:r>
+              <w:rPr>
+                <w:rFonts w:hint="default" w:ascii="Consolas" w:hAnsi="Consolas" w:eastAsia="Consolas" w:cs="Consolas"/>
+                <w:b w:val="0"/>
+                <w:bCs w:val="0"/>
+                <w:color w:val="0000FF"/>
+                <w:kern w:val="0"/>
+                <w:sz w:val="16"/>
+                <w:szCs w:val="16"/>
+                <w:shd w:val="clear" w:fill="FFFFFF"/>
+                <w:lang w:val="en-US" w:eastAsia="zh-CN" w:bidi="ar"/>
+              </w:rPr>
+              <w:t>{</w:t>
+            </w:r>
+            <w:r>
+              <w:rPr>
+                <w:rFonts w:hint="default" w:ascii="Consolas" w:hAnsi="Consolas" w:eastAsia="Consolas" w:cs="Consolas"/>
+                <w:b w:val="0"/>
+                <w:bCs w:val="0"/>
+                <w:color w:val="800000"/>
+                <w:kern w:val="0"/>
+                <w:sz w:val="16"/>
+                <w:szCs w:val="16"/>
+                <w:shd w:val="clear" w:fill="FFFFFF"/>
+                <w:lang w:val="en-US" w:eastAsia="zh-CN" w:bidi="ar"/>
+              </w:rPr>
+              <w:t>&lt;</w:t>
+            </w:r>
+            <w:r>
+              <w:rPr>
+                <w:rFonts w:hint="default" w:ascii="Consolas" w:hAnsi="Consolas" w:eastAsia="Consolas" w:cs="Consolas"/>
+                <w:b w:val="0"/>
+                <w:bCs w:val="0"/>
+                <w:color w:val="267F99"/>
+                <w:kern w:val="0"/>
+                <w:sz w:val="16"/>
+                <w:szCs w:val="16"/>
+                <w:shd w:val="clear" w:fill="FFFFFF"/>
+                <w:lang w:val="en-US" w:eastAsia="zh-CN" w:bidi="ar"/>
+              </w:rPr>
+              <w:t>AppRegistrationIcon</w:t>
+            </w:r>
+            <w:r>
+              <w:rPr>
+                <w:rFonts w:hint="default" w:ascii="Consolas" w:hAnsi="Consolas" w:eastAsia="Consolas" w:cs="Consolas"/>
+                <w:b w:val="0"/>
+                <w:bCs w:val="0"/>
+                <w:color w:val="000000"/>
+                <w:kern w:val="0"/>
+                <w:sz w:val="16"/>
+                <w:szCs w:val="16"/>
+                <w:shd w:val="clear" w:fill="FFFFFF"/>
+                <w:lang w:val="en-US" w:eastAsia="zh-CN" w:bidi="ar"/>
+              </w:rPr>
+              <w:t xml:space="preserve"> </w:t>
+            </w:r>
+            <w:r>
+              <w:rPr>
+                <w:rFonts w:hint="default" w:ascii="Consolas" w:hAnsi="Consolas" w:eastAsia="Consolas" w:cs="Consolas"/>
+                <w:b w:val="0"/>
+                <w:bCs w:val="0"/>
+                <w:color w:val="800000"/>
+                <w:kern w:val="0"/>
+                <w:sz w:val="16"/>
+                <w:szCs w:val="16"/>
+                <w:shd w:val="clear" w:fill="FFFFFF"/>
+                <w:lang w:val="en-US" w:eastAsia="zh-CN" w:bidi="ar"/>
+              </w:rPr>
+              <w:t>/&gt;</w:t>
+            </w:r>
+            <w:r>
+              <w:rPr>
+                <w:rFonts w:hint="default" w:ascii="Consolas" w:hAnsi="Consolas" w:eastAsia="Consolas" w:cs="Consolas"/>
+                <w:b w:val="0"/>
+                <w:bCs w:val="0"/>
+                <w:color w:val="0000FF"/>
+                <w:kern w:val="0"/>
+                <w:sz w:val="16"/>
+                <w:szCs w:val="16"/>
+                <w:shd w:val="clear" w:fill="FFFFFF"/>
+                <w:lang w:val="en-US" w:eastAsia="zh-CN" w:bidi="ar"/>
+              </w:rPr>
+              <w:t>}</w:t>
+            </w:r>
+            <w:r>
+              <w:rPr>
+                <w:rFonts w:hint="default" w:ascii="Consolas" w:hAnsi="Consolas" w:eastAsia="Consolas" w:cs="Consolas"/>
+                <w:b w:val="0"/>
+                <w:bCs w:val="0"/>
+                <w:color w:val="000000"/>
+                <w:kern w:val="0"/>
+                <w:sz w:val="16"/>
+                <w:szCs w:val="16"/>
+                <w:shd w:val="clear" w:fill="FFFFFF"/>
+                <w:lang w:val="en-US" w:eastAsia="zh-CN" w:bidi="ar"/>
+              </w:rPr>
+              <w:t xml:space="preserve"> </w:t>
+            </w:r>
+            <w:r>
+              <w:rPr>
+                <w:rFonts w:hint="default" w:ascii="Consolas" w:hAnsi="Consolas" w:eastAsia="Consolas" w:cs="Consolas"/>
+                <w:b w:val="0"/>
+                <w:bCs w:val="0"/>
+                <w:color w:val="E50000"/>
+                <w:kern w:val="0"/>
+                <w:sz w:val="16"/>
+                <w:szCs w:val="16"/>
+                <w:shd w:val="clear" w:fill="FFFFFF"/>
+                <w:lang w:val="en-US" w:eastAsia="zh-CN" w:bidi="ar"/>
+              </w:rPr>
+              <w:t>variant</w:t>
+            </w:r>
+            <w:r>
+              <w:rPr>
+                <w:rFonts w:hint="default" w:ascii="Consolas" w:hAnsi="Consolas" w:eastAsia="Consolas" w:cs="Consolas"/>
+                <w:b w:val="0"/>
+                <w:bCs w:val="0"/>
+                <w:color w:val="000000"/>
+                <w:kern w:val="0"/>
+                <w:sz w:val="16"/>
+                <w:szCs w:val="16"/>
+                <w:shd w:val="clear" w:fill="FFFFFF"/>
+                <w:lang w:val="en-US" w:eastAsia="zh-CN" w:bidi="ar"/>
+              </w:rPr>
+              <w:t>=</w:t>
+            </w:r>
+            <w:r>
+              <w:rPr>
+                <w:rFonts w:hint="default" w:ascii="Consolas" w:hAnsi="Consolas" w:eastAsia="Consolas" w:cs="Consolas"/>
+                <w:b w:val="0"/>
+                <w:bCs w:val="0"/>
+                <w:color w:val="A31515"/>
+                <w:kern w:val="0"/>
+                <w:sz w:val="16"/>
+                <w:szCs w:val="16"/>
+                <w:shd w:val="clear" w:fill="FFFFFF"/>
+                <w:lang w:val="en-US" w:eastAsia="zh-CN" w:bidi="ar"/>
+              </w:rPr>
+              <w:t>"contained"</w:t>
+            </w:r>
+            <w:r>
+              <w:rPr>
+                <w:rFonts w:hint="default" w:ascii="Consolas" w:hAnsi="Consolas" w:eastAsia="Consolas" w:cs="Consolas"/>
+                <w:b w:val="0"/>
+                <w:bCs w:val="0"/>
+                <w:color w:val="800000"/>
+                <w:kern w:val="0"/>
+                <w:sz w:val="16"/>
+                <w:szCs w:val="16"/>
+                <w:shd w:val="clear" w:fill="FFFFFF"/>
+                <w:lang w:val="en-US" w:eastAsia="zh-CN" w:bidi="ar"/>
+              </w:rPr>
+              <w:t>&gt;</w:t>
+            </w:r>
+            <w:r>
+              <w:rPr>
+                <w:rFonts w:hint="default" w:ascii="Consolas" w:hAnsi="Consolas" w:eastAsia="Consolas" w:cs="Consolas"/>
+                <w:b w:val="0"/>
+                <w:bCs w:val="0"/>
+                <w:color w:val="000000"/>
+                <w:kern w:val="0"/>
+                <w:sz w:val="16"/>
+                <w:szCs w:val="16"/>
+                <w:shd w:val="clear" w:fill="FFFFFF"/>
+                <w:lang w:val="en-US" w:eastAsia="zh-CN" w:bidi="ar"/>
+              </w:rPr>
+              <w:t>Outlined</w:t>
+            </w:r>
+            <w:r>
+              <w:rPr>
+                <w:rFonts w:hint="default" w:ascii="Consolas" w:hAnsi="Consolas" w:eastAsia="Consolas" w:cs="Consolas"/>
+                <w:b w:val="0"/>
+                <w:bCs w:val="0"/>
+                <w:color w:val="800000"/>
+                <w:kern w:val="0"/>
+                <w:sz w:val="16"/>
+                <w:szCs w:val="16"/>
+                <w:shd w:val="clear" w:fill="FFFFFF"/>
+                <w:lang w:val="en-US" w:eastAsia="zh-CN" w:bidi="ar"/>
+              </w:rPr>
+              <w:t>&lt;/</w:t>
+            </w:r>
+            <w:r>
+              <w:rPr>
+                <w:rFonts w:hint="default" w:ascii="Consolas" w:hAnsi="Consolas" w:eastAsia="Consolas" w:cs="Consolas"/>
+                <w:b w:val="0"/>
+                <w:bCs w:val="0"/>
+                <w:color w:val="267F99"/>
+                <w:kern w:val="0"/>
+                <w:sz w:val="16"/>
+                <w:szCs w:val="16"/>
+                <w:shd w:val="clear" w:fill="FFFFFF"/>
+                <w:lang w:val="en-US" w:eastAsia="zh-CN" w:bidi="ar"/>
+              </w:rPr>
+              <w:t>Button</w:t>
+            </w:r>
+            <w:r>
+              <w:rPr>
+                <w:rFonts w:hint="default" w:ascii="Consolas" w:hAnsi="Consolas" w:eastAsia="Consolas" w:cs="Consolas"/>
+                <w:b w:val="0"/>
+                <w:bCs w:val="0"/>
+                <w:color w:val="800000"/>
+                <w:kern w:val="0"/>
+                <w:sz w:val="16"/>
+                <w:szCs w:val="16"/>
+                <w:shd w:val="clear" w:fill="FFFFFF"/>
+                <w:lang w:val="en-US" w:eastAsia="zh-CN" w:bidi="ar"/>
+              </w:rPr>
+              <w:t>&gt;</w:t>
+            </w:r>
+          </w:p>
+          <w:p>
+            <w:pPr>
+              <w:keepNext w:val="0"/>
+              <w:keepLines w:val="0"/>
+              <w:widowControl/>
+              <w:suppressLineNumbers w:val="0"/>
+              <w:shd w:val="clear" w:fill="FFFFFF"/>
+              <w:spacing w:line="240" w:lineRule="auto"/>
+              <w:jc w:val="left"/>
+              <w:rPr>
+                <w:rFonts w:hint="default" w:ascii="Consolas" w:hAnsi="Consolas" w:eastAsia="Consolas" w:cs="Consolas"/>
+                <w:b w:val="0"/>
+                <w:bCs w:val="0"/>
+                <w:color w:val="800000"/>
+                <w:kern w:val="0"/>
+                <w:sz w:val="16"/>
+                <w:szCs w:val="16"/>
+                <w:shd w:val="clear" w:fill="FFFFFF"/>
+                <w:lang w:val="en-US" w:eastAsia="zh-CN" w:bidi="ar"/>
+              </w:rPr>
+            </w:pPr>
+          </w:p>
+          <w:p>
+            <w:pPr>
+              <w:keepNext w:val="0"/>
+              <w:keepLines w:val="0"/>
+              <w:widowControl/>
+              <w:suppressLineNumbers w:val="0"/>
+              <w:shd w:val="clear" w:fill="FFFFFF"/>
+              <w:spacing w:line="240" w:lineRule="auto"/>
+              <w:jc w:val="left"/>
+              <w:rPr>
+                <w:rFonts w:hint="default"/>
+                <w:lang w:val="en-IN"/>
+              </w:rPr>
+            </w:pPr>
+            <w:r>
+              <w:rPr>
+                <w:rFonts w:hint="default" w:ascii="Consolas" w:hAnsi="Consolas" w:eastAsia="Consolas" w:cs="Consolas"/>
+                <w:b w:val="0"/>
+                <w:bCs w:val="0"/>
+                <w:color w:val="800000"/>
+                <w:kern w:val="0"/>
+                <w:sz w:val="16"/>
+                <w:szCs w:val="16"/>
+                <w:shd w:val="clear" w:fill="FFFFFF"/>
+                <w:lang w:val="en-US" w:eastAsia="zh-CN" w:bidi="ar"/>
+              </w:rPr>
+              <w:t>&lt;</w:t>
+            </w:r>
+            <w:r>
+              <w:rPr>
+                <w:rFonts w:hint="default" w:ascii="Consolas" w:hAnsi="Consolas" w:eastAsia="Consolas" w:cs="Consolas"/>
+                <w:b w:val="0"/>
+                <w:bCs w:val="0"/>
+                <w:color w:val="267F99"/>
+                <w:kern w:val="0"/>
+                <w:sz w:val="16"/>
+                <w:szCs w:val="16"/>
+                <w:shd w:val="clear" w:fill="FFFFFF"/>
+                <w:lang w:val="en-US" w:eastAsia="zh-CN" w:bidi="ar"/>
+              </w:rPr>
+              <w:t>Button</w:t>
+            </w:r>
+            <w:r>
+              <w:rPr>
+                <w:rFonts w:hint="default" w:ascii="Consolas" w:hAnsi="Consolas" w:eastAsia="Consolas" w:cs="Consolas"/>
+                <w:b w:val="0"/>
+                <w:bCs w:val="0"/>
+                <w:color w:val="000000"/>
+                <w:kern w:val="0"/>
+                <w:sz w:val="16"/>
+                <w:szCs w:val="16"/>
+                <w:shd w:val="clear" w:fill="FFFFFF"/>
+                <w:lang w:val="en-US" w:eastAsia="zh-CN" w:bidi="ar"/>
+              </w:rPr>
+              <w:t xml:space="preserve"> </w:t>
+            </w:r>
+            <w:r>
+              <w:rPr>
+                <w:rFonts w:hint="default" w:ascii="Consolas" w:hAnsi="Consolas" w:eastAsia="Consolas" w:cs="Consolas"/>
+                <w:b w:val="0"/>
+                <w:bCs w:val="0"/>
+                <w:color w:val="E50000"/>
+                <w:kern w:val="0"/>
+                <w:sz w:val="16"/>
+                <w:szCs w:val="16"/>
+                <w:shd w:val="clear" w:fill="FFFFFF"/>
+                <w:lang w:val="en-US" w:eastAsia="zh-CN" w:bidi="ar"/>
+              </w:rPr>
+              <w:t>endIcon</w:t>
+            </w:r>
+            <w:r>
+              <w:rPr>
+                <w:rFonts w:hint="default" w:ascii="Consolas" w:hAnsi="Consolas" w:eastAsia="Consolas" w:cs="Consolas"/>
+                <w:b w:val="0"/>
+                <w:bCs w:val="0"/>
+                <w:color w:val="000000"/>
+                <w:kern w:val="0"/>
+                <w:sz w:val="16"/>
+                <w:szCs w:val="16"/>
+                <w:shd w:val="clear" w:fill="FFFFFF"/>
+                <w:lang w:val="en-US" w:eastAsia="zh-CN" w:bidi="ar"/>
+              </w:rPr>
+              <w:t>=</w:t>
+            </w:r>
+            <w:r>
+              <w:rPr>
+                <w:rFonts w:hint="default" w:ascii="Consolas" w:hAnsi="Consolas" w:eastAsia="Consolas" w:cs="Consolas"/>
+                <w:b w:val="0"/>
+                <w:bCs w:val="0"/>
+                <w:color w:val="0000FF"/>
+                <w:kern w:val="0"/>
+                <w:sz w:val="16"/>
+                <w:szCs w:val="16"/>
+                <w:shd w:val="clear" w:fill="FFFFFF"/>
+                <w:lang w:val="en-US" w:eastAsia="zh-CN" w:bidi="ar"/>
+              </w:rPr>
+              <w:t>{</w:t>
+            </w:r>
+            <w:r>
+              <w:rPr>
+                <w:rFonts w:hint="default" w:ascii="Consolas" w:hAnsi="Consolas" w:eastAsia="Consolas" w:cs="Consolas"/>
+                <w:b w:val="0"/>
+                <w:bCs w:val="0"/>
+                <w:color w:val="800000"/>
+                <w:kern w:val="0"/>
+                <w:sz w:val="16"/>
+                <w:szCs w:val="16"/>
+                <w:shd w:val="clear" w:fill="FFFFFF"/>
+                <w:lang w:val="en-US" w:eastAsia="zh-CN" w:bidi="ar"/>
+              </w:rPr>
+              <w:t>&lt;</w:t>
+            </w:r>
+            <w:r>
+              <w:rPr>
+                <w:rFonts w:hint="default" w:ascii="Consolas" w:hAnsi="Consolas" w:eastAsia="Consolas" w:cs="Consolas"/>
+                <w:b w:val="0"/>
+                <w:bCs w:val="0"/>
+                <w:color w:val="267F99"/>
+                <w:kern w:val="0"/>
+                <w:sz w:val="16"/>
+                <w:szCs w:val="16"/>
+                <w:shd w:val="clear" w:fill="FFFFFF"/>
+                <w:lang w:val="en-US" w:eastAsia="zh-CN" w:bidi="ar"/>
+              </w:rPr>
+              <w:t>AppRegistrationIcon</w:t>
+            </w:r>
+            <w:r>
+              <w:rPr>
+                <w:rFonts w:hint="default" w:ascii="Consolas" w:hAnsi="Consolas" w:eastAsia="Consolas" w:cs="Consolas"/>
+                <w:b w:val="0"/>
+                <w:bCs w:val="0"/>
+                <w:color w:val="000000"/>
+                <w:kern w:val="0"/>
+                <w:sz w:val="16"/>
+                <w:szCs w:val="16"/>
+                <w:shd w:val="clear" w:fill="FFFFFF"/>
+                <w:lang w:val="en-US" w:eastAsia="zh-CN" w:bidi="ar"/>
+              </w:rPr>
+              <w:t xml:space="preserve"> </w:t>
+            </w:r>
+            <w:r>
+              <w:rPr>
+                <w:rFonts w:hint="default" w:ascii="Consolas" w:hAnsi="Consolas" w:eastAsia="Consolas" w:cs="Consolas"/>
+                <w:b w:val="0"/>
+                <w:bCs w:val="0"/>
+                <w:color w:val="800000"/>
+                <w:kern w:val="0"/>
+                <w:sz w:val="16"/>
+                <w:szCs w:val="16"/>
+                <w:shd w:val="clear" w:fill="FFFFFF"/>
+                <w:lang w:val="en-US" w:eastAsia="zh-CN" w:bidi="ar"/>
+              </w:rPr>
+              <w:t>/&gt;</w:t>
+            </w:r>
+            <w:r>
+              <w:rPr>
+                <w:rFonts w:hint="default" w:ascii="Consolas" w:hAnsi="Consolas" w:eastAsia="Consolas" w:cs="Consolas"/>
+                <w:b w:val="0"/>
+                <w:bCs w:val="0"/>
+                <w:color w:val="0000FF"/>
+                <w:kern w:val="0"/>
+                <w:sz w:val="16"/>
+                <w:szCs w:val="16"/>
+                <w:shd w:val="clear" w:fill="FFFFFF"/>
+                <w:lang w:val="en-US" w:eastAsia="zh-CN" w:bidi="ar"/>
+              </w:rPr>
+              <w:t>}</w:t>
+            </w:r>
+            <w:r>
+              <w:rPr>
+                <w:rFonts w:hint="default" w:ascii="Consolas" w:hAnsi="Consolas" w:eastAsia="Consolas" w:cs="Consolas"/>
+                <w:b w:val="0"/>
+                <w:bCs w:val="0"/>
+                <w:color w:val="000000"/>
+                <w:kern w:val="0"/>
+                <w:sz w:val="16"/>
+                <w:szCs w:val="16"/>
+                <w:shd w:val="clear" w:fill="FFFFFF"/>
+                <w:lang w:val="en-US" w:eastAsia="zh-CN" w:bidi="ar"/>
+              </w:rPr>
+              <w:t xml:space="preserve"> </w:t>
+            </w:r>
+            <w:r>
+              <w:rPr>
+                <w:rFonts w:hint="default" w:ascii="Consolas" w:hAnsi="Consolas" w:eastAsia="Consolas" w:cs="Consolas"/>
+                <w:b w:val="0"/>
+                <w:bCs w:val="0"/>
+                <w:color w:val="E50000"/>
+                <w:kern w:val="0"/>
+                <w:sz w:val="16"/>
+                <w:szCs w:val="16"/>
+                <w:shd w:val="clear" w:fill="FFFFFF"/>
+                <w:lang w:val="en-US" w:eastAsia="zh-CN" w:bidi="ar"/>
+              </w:rPr>
+              <w:t>variant</w:t>
+            </w:r>
+            <w:r>
+              <w:rPr>
+                <w:rFonts w:hint="default" w:ascii="Consolas" w:hAnsi="Consolas" w:eastAsia="Consolas" w:cs="Consolas"/>
+                <w:b w:val="0"/>
+                <w:bCs w:val="0"/>
+                <w:color w:val="000000"/>
+                <w:kern w:val="0"/>
+                <w:sz w:val="16"/>
+                <w:szCs w:val="16"/>
+                <w:shd w:val="clear" w:fill="FFFFFF"/>
+                <w:lang w:val="en-US" w:eastAsia="zh-CN" w:bidi="ar"/>
+              </w:rPr>
+              <w:t>=</w:t>
+            </w:r>
+            <w:r>
+              <w:rPr>
+                <w:rFonts w:hint="default" w:ascii="Consolas" w:hAnsi="Consolas" w:eastAsia="Consolas" w:cs="Consolas"/>
+                <w:b w:val="0"/>
+                <w:bCs w:val="0"/>
+                <w:color w:val="A31515"/>
+                <w:kern w:val="0"/>
+                <w:sz w:val="16"/>
+                <w:szCs w:val="16"/>
+                <w:shd w:val="clear" w:fill="FFFFFF"/>
+                <w:lang w:val="en-US" w:eastAsia="zh-CN" w:bidi="ar"/>
+              </w:rPr>
+              <w:t>"outlined"</w:t>
+            </w:r>
+            <w:r>
+              <w:rPr>
+                <w:rFonts w:hint="default" w:ascii="Consolas" w:hAnsi="Consolas" w:eastAsia="Consolas" w:cs="Consolas"/>
+                <w:b w:val="0"/>
+                <w:bCs w:val="0"/>
+                <w:color w:val="800000"/>
+                <w:kern w:val="0"/>
+                <w:sz w:val="16"/>
+                <w:szCs w:val="16"/>
+                <w:shd w:val="clear" w:fill="FFFFFF"/>
+                <w:lang w:val="en-US" w:eastAsia="zh-CN" w:bidi="ar"/>
+              </w:rPr>
+              <w:t>&gt;</w:t>
+            </w:r>
+            <w:r>
+              <w:rPr>
+                <w:rFonts w:hint="default" w:ascii="Consolas" w:hAnsi="Consolas" w:eastAsia="Consolas" w:cs="Consolas"/>
+                <w:b w:val="0"/>
+                <w:bCs w:val="0"/>
+                <w:color w:val="000000"/>
+                <w:kern w:val="0"/>
+                <w:sz w:val="16"/>
+                <w:szCs w:val="16"/>
+                <w:shd w:val="clear" w:fill="FFFFFF"/>
+                <w:lang w:val="en-US" w:eastAsia="zh-CN" w:bidi="ar"/>
+              </w:rPr>
+              <w:t>Outlined</w:t>
+            </w:r>
+            <w:r>
+              <w:rPr>
+                <w:rFonts w:hint="default" w:ascii="Consolas" w:hAnsi="Consolas" w:eastAsia="Consolas" w:cs="Consolas"/>
+                <w:b w:val="0"/>
+                <w:bCs w:val="0"/>
+                <w:color w:val="800000"/>
+                <w:kern w:val="0"/>
+                <w:sz w:val="16"/>
+                <w:szCs w:val="16"/>
+                <w:shd w:val="clear" w:fill="FFFFFF"/>
+                <w:lang w:val="en-US" w:eastAsia="zh-CN" w:bidi="ar"/>
+              </w:rPr>
+              <w:t>&lt;/</w:t>
+            </w:r>
+            <w:r>
+              <w:rPr>
+                <w:rFonts w:hint="default" w:ascii="Consolas" w:hAnsi="Consolas" w:eastAsia="Consolas" w:cs="Consolas"/>
+                <w:b w:val="0"/>
+                <w:bCs w:val="0"/>
+                <w:color w:val="267F99"/>
+                <w:kern w:val="0"/>
+                <w:sz w:val="16"/>
+                <w:szCs w:val="16"/>
+                <w:shd w:val="clear" w:fill="FFFFFF"/>
+                <w:lang w:val="en-US" w:eastAsia="zh-CN" w:bidi="ar"/>
+              </w:rPr>
+              <w:t>Button</w:t>
+            </w:r>
+            <w:r>
+              <w:rPr>
+                <w:rFonts w:hint="default" w:ascii="Consolas" w:hAnsi="Consolas" w:eastAsia="Consolas" w:cs="Consolas"/>
+                <w:b w:val="0"/>
+                <w:bCs w:val="0"/>
+                <w:color w:val="800000"/>
+                <w:kern w:val="0"/>
+                <w:sz w:val="16"/>
+                <w:szCs w:val="16"/>
+                <w:shd w:val="clear" w:fill="FFFFFF"/>
+                <w:lang w:val="en-US" w:eastAsia="zh-CN" w:bidi="ar"/>
+              </w:rPr>
+              <w:t>&gt;</w:t>
+            </w:r>
+          </w:p>
           <w:p>
             <w:pPr>
               <w:widowControl w:val="0"/>
               <w:jc w:val="both"/>
+            </w:pPr>
+            <w:r>
+              <w:drawing>
+                <wp:inline distT="0" distB="0" distL="114300" distR="114300">
+                  <wp:extent cx="1362075" cy="229235"/>
+                  <wp:effectExtent l="0" t="0" r="9525" b="18415"/>
+                  <wp:docPr id="12" name="Picture 2"/>
+                  <wp:cNvGraphicFramePr>
+                    <a:graphicFrameLocks xmlns:a="http://schemas.openxmlformats.org/drawingml/2006/main" noChangeAspect="1"/>
+                  </wp:cNvGraphicFramePr>
+                  <a:graphic xmlns:a="http://schemas.openxmlformats.org/drawingml/2006/main">
+                    <a:graphicData uri="http://schemas.openxmlformats.org/drawingml/2006/picture">
+                      <pic:pic xmlns:pic="http://schemas.openxmlformats.org/drawingml/2006/picture">
+                        <pic:nvPicPr>
+                          <pic:cNvPr id="12" name="Picture 2"/>
+                          <pic:cNvPicPr>
+                            <a:picLocks noChangeAspect="1"/>
+                          </pic:cNvPicPr>
+                        </pic:nvPicPr>
+                        <pic:blipFill>
+                          <a:blip r:embed="rId17"/>
+                          <a:stretch>
+                            <a:fillRect/>
+                          </a:stretch>
+                        </pic:blipFill>
+                        <pic:spPr>
+                          <a:xfrm>
+                            <a:off x="0" y="0"/>
+                            <a:ext cx="1362075" cy="229235"/>
+                          </a:xfrm>
+                          <a:prstGeom prst="rect">
+                            <a:avLst/>
+                          </a:prstGeom>
+                          <a:noFill/>
+                          <a:ln>
+                            <a:noFill/>
+                          </a:ln>
+                        </pic:spPr>
+                      </pic:pic>
+                    </a:graphicData>
+                  </a:graphic>
+                </wp:inline>
+              </w:drawing>
+            </w:r>
+          </w:p>
+          <w:p>
+            <w:pPr>
+              <w:widowControl w:val="0"/>
+              <w:jc w:val="both"/>
+            </w:pPr>
+          </w:p>
+          <w:p>
+            <w:pPr>
+              <w:widowControl w:val="0"/>
+              <w:jc w:val="both"/>
+            </w:pPr>
+          </w:p>
+          <w:p>
+            <w:pPr>
+              <w:widowControl w:val="0"/>
+              <w:jc w:val="both"/>
               <w:rPr>
                 <w:rFonts w:hint="default"/>
-                <w:sz w:val="18"/>
-                <w:szCs w:val="18"/>
-                <w:vertAlign w:val="baseline"/>
                 <w:lang w:val="en-IN"/>
               </w:rPr>
             </w:pPr>
@@ -15460,7 +15638,14 @@
         </w:tblPrEx>
         <w:tc>
           <w:tcPr>
-            <w:tcW w:w="5234" w:type="dxa"/>
+            <w:tcW w:w="5454" w:type="dxa"/>
+            <w:tcMar>
+              <w:top w:w="108" w:type="dxa"/>
+              <w:left w:w="108" w:type="dxa"/>
+              <w:bottom w:w="108" w:type="dxa"/>
+              <w:right w:w="108" w:type="dxa"/>
+            </w:tcMar>
+            <w:vAlign w:val="top"/>
           </w:tcPr>
           <w:p>
             <w:pPr>
@@ -15468,8 +15653,8 @@
               <w:jc w:val="both"/>
               <w:rPr>
                 <w:rFonts w:hint="default"/>
-                <w:sz w:val="18"/>
-                <w:szCs w:val="18"/>
+                <w:sz w:val="16"/>
+                <w:szCs w:val="16"/>
                 <w:vertAlign w:val="baseline"/>
                 <w:lang w:val="en-IN"/>
               </w:rPr>
@@ -15478,7 +15663,14 @@
         </w:tc>
         <w:tc>
           <w:tcPr>
-            <w:tcW w:w="5223" w:type="dxa"/>
+            <w:tcW w:w="5003" w:type="dxa"/>
+            <w:tcMar>
+              <w:top w:w="108" w:type="dxa"/>
+              <w:left w:w="108" w:type="dxa"/>
+              <w:bottom w:w="108" w:type="dxa"/>
+              <w:right w:w="108" w:type="dxa"/>
+            </w:tcMar>
+            <w:vAlign w:val="top"/>
           </w:tcPr>
           <w:p>
             <w:pPr>
@@ -15486,9 +15678,10 @@
               <w:jc w:val="both"/>
               <w:rPr>
                 <w:rFonts w:hint="default"/>
-                <w:sz w:val="18"/>
-                <w:szCs w:val="18"/>
-                <w:vertAlign w:val="baseline"/>
+                <w:b w:val="0"/>
+                <w:bCs w:val="0"/>
+                <w:sz w:val="16"/>
+                <w:szCs w:val="16"/>
                 <w:lang w:val="en-IN"/>
               </w:rPr>
             </w:pPr>
@@ -15496,6 +15689,5580 @@
         </w:tc>
       </w:tr>
     </w:tbl>
+    <w:p>
+      <w:pPr>
+        <w:rPr>
+          <w:rFonts w:hint="default"/>
+          <w:sz w:val="18"/>
+          <w:szCs w:val="18"/>
+          <w:lang w:val="en-IN"/>
+        </w:rPr>
+      </w:pPr>
+    </w:p>
+    <w:p>
+      <w:pPr>
+        <w:rPr>
+          <w:rFonts w:hint="default"/>
+          <w:sz w:val="18"/>
+          <w:szCs w:val="18"/>
+          <w:lang w:val="en-IN"/>
+        </w:rPr>
+      </w:pPr>
+    </w:p>
+    <w:p>
+      <w:pPr>
+        <w:rPr>
+          <w:rFonts w:hint="default"/>
+          <w:sz w:val="18"/>
+          <w:szCs w:val="18"/>
+          <w:lang w:val="en-IN"/>
+        </w:rPr>
+      </w:pPr>
+    </w:p>
+    <w:p>
+      <w:pPr>
+        <w:rPr>
+          <w:rFonts w:hint="default"/>
+          <w:sz w:val="18"/>
+          <w:szCs w:val="18"/>
+          <w:lang w:val="en-IN"/>
+        </w:rPr>
+      </w:pPr>
+    </w:p>
+    <w:p>
+      <w:pPr>
+        <w:rPr>
+          <w:rFonts w:hint="default"/>
+          <w:b/>
+          <w:bCs/>
+          <w:sz w:val="24"/>
+          <w:szCs w:val="24"/>
+          <w:lang w:val="en-IN"/>
+        </w:rPr>
+      </w:pPr>
+      <w:r>
+        <w:rPr>
+          <w:rFonts w:hint="default"/>
+          <w:b/>
+          <w:bCs/>
+          <w:sz w:val="24"/>
+          <w:szCs w:val="24"/>
+          <w:lang w:val="en-IN"/>
+        </w:rPr>
+        <w:br w:type="page"/>
+      </w:r>
+    </w:p>
+    <w:p>
+      <w:pPr>
+        <w:spacing w:line="360" w:lineRule="auto"/>
+        <w:rPr>
+          <w:rFonts w:hint="default"/>
+          <w:b/>
+          <w:bCs/>
+          <w:sz w:val="24"/>
+          <w:szCs w:val="24"/>
+          <w:lang w:val="en-IN"/>
+        </w:rPr>
+      </w:pPr>
+      <w:r>
+        <w:rPr>
+          <w:rFonts w:hint="default"/>
+          <w:b/>
+          <w:bCs/>
+          <w:sz w:val="24"/>
+          <w:szCs w:val="24"/>
+          <w:lang w:val="en-IN"/>
+        </w:rPr>
+        <w:t>Range Slider Properties</w:t>
+      </w:r>
+    </w:p>
+    <w:tbl>
+      <w:tblPr>
+        <w:tblStyle w:val="5"/>
+        <w:tblW w:w="0" w:type="auto"/>
+        <w:tblInd w:w="107" w:type="dxa"/>
+        <w:tblBorders>
+          <w:top w:val="none" w:color="auto" w:sz="0" w:space="0"/>
+          <w:left w:val="none" w:color="auto" w:sz="0" w:space="0"/>
+          <w:bottom w:val="none" w:color="auto" w:sz="0" w:space="0"/>
+          <w:right w:val="none" w:color="auto" w:sz="0" w:space="0"/>
+          <w:insideH w:val="none" w:color="auto" w:sz="0" w:space="0"/>
+          <w:insideV w:val="none" w:color="auto" w:sz="0" w:space="0"/>
+        </w:tblBorders>
+        <w:tblLayout w:type="fixed"/>
+        <w:tblCellMar>
+          <w:top w:w="0" w:type="dxa"/>
+          <w:left w:w="108" w:type="dxa"/>
+          <w:bottom w:w="0" w:type="dxa"/>
+          <w:right w:w="108" w:type="dxa"/>
+        </w:tblCellMar>
+      </w:tblPr>
+      <w:tblGrid>
+        <w:gridCol w:w="5743"/>
+        <w:gridCol w:w="4832"/>
+      </w:tblGrid>
+      <w:tr>
+        <w:tblPrEx>
+          <w:tblBorders>
+            <w:top w:val="none" w:color="auto" w:sz="0" w:space="0"/>
+            <w:left w:val="none" w:color="auto" w:sz="0" w:space="0"/>
+            <w:bottom w:val="none" w:color="auto" w:sz="0" w:space="0"/>
+            <w:right w:val="none" w:color="auto" w:sz="0" w:space="0"/>
+            <w:insideH w:val="none" w:color="auto" w:sz="0" w:space="0"/>
+            <w:insideV w:val="none" w:color="auto" w:sz="0" w:space="0"/>
+          </w:tblBorders>
+          <w:tblCellMar>
+            <w:top w:w="0" w:type="dxa"/>
+            <w:left w:w="108" w:type="dxa"/>
+            <w:bottom w:w="0" w:type="dxa"/>
+            <w:right w:w="108" w:type="dxa"/>
+          </w:tblCellMar>
+        </w:tblPrEx>
+        <w:tc>
+          <w:tcPr>
+            <w:tcW w:w="5743" w:type="dxa"/>
+          </w:tcPr>
+          <w:p>
+            <w:pPr>
+              <w:keepNext w:val="0"/>
+              <w:keepLines w:val="0"/>
+              <w:widowControl/>
+              <w:suppressLineNumbers w:val="0"/>
+              <w:shd w:val="clear" w:fill="FFFFFF"/>
+              <w:spacing w:line="240" w:lineRule="auto"/>
+              <w:jc w:val="left"/>
+              <w:rPr>
+                <w:rFonts w:hint="default" w:ascii="Consolas" w:hAnsi="Consolas" w:eastAsia="Consolas" w:cs="Consolas"/>
+                <w:b w:val="0"/>
+                <w:bCs w:val="0"/>
+                <w:color w:val="000000"/>
+                <w:sz w:val="15"/>
+                <w:szCs w:val="15"/>
+              </w:rPr>
+            </w:pPr>
+            <w:r>
+              <w:rPr>
+                <w:rFonts w:hint="default" w:ascii="Consolas" w:hAnsi="Consolas" w:eastAsia="Consolas" w:cs="Consolas"/>
+                <w:b w:val="0"/>
+                <w:bCs w:val="0"/>
+                <w:color w:val="AF00DB"/>
+                <w:kern w:val="0"/>
+                <w:sz w:val="15"/>
+                <w:szCs w:val="15"/>
+                <w:shd w:val="clear" w:fill="FFFFFF"/>
+                <w:lang w:val="en-US" w:eastAsia="zh-CN" w:bidi="ar"/>
+              </w:rPr>
+              <w:t>import</w:t>
+            </w:r>
+            <w:r>
+              <w:rPr>
+                <w:rFonts w:hint="default" w:ascii="Consolas" w:hAnsi="Consolas" w:eastAsia="Consolas" w:cs="Consolas"/>
+                <w:b w:val="0"/>
+                <w:bCs w:val="0"/>
+                <w:color w:val="000000"/>
+                <w:kern w:val="0"/>
+                <w:sz w:val="15"/>
+                <w:szCs w:val="15"/>
+                <w:shd w:val="clear" w:fill="FFFFFF"/>
+                <w:lang w:val="en-US" w:eastAsia="zh-CN" w:bidi="ar"/>
+              </w:rPr>
+              <w:t xml:space="preserve"> { </w:t>
+            </w:r>
+            <w:r>
+              <w:rPr>
+                <w:rFonts w:hint="default" w:ascii="Consolas" w:hAnsi="Consolas" w:eastAsia="Consolas" w:cs="Consolas"/>
+                <w:b w:val="0"/>
+                <w:bCs w:val="0"/>
+                <w:color w:val="001080"/>
+                <w:kern w:val="0"/>
+                <w:sz w:val="15"/>
+                <w:szCs w:val="15"/>
+                <w:shd w:val="clear" w:fill="FFFFFF"/>
+                <w:lang w:val="en-US" w:eastAsia="zh-CN" w:bidi="ar"/>
+              </w:rPr>
+              <w:t>Slider</w:t>
+            </w:r>
+            <w:r>
+              <w:rPr>
+                <w:rFonts w:hint="default" w:ascii="Consolas" w:hAnsi="Consolas" w:eastAsia="Consolas" w:cs="Consolas"/>
+                <w:b w:val="0"/>
+                <w:bCs w:val="0"/>
+                <w:color w:val="000000"/>
+                <w:kern w:val="0"/>
+                <w:sz w:val="15"/>
+                <w:szCs w:val="15"/>
+                <w:shd w:val="clear" w:fill="FFFFFF"/>
+                <w:lang w:val="en-US" w:eastAsia="zh-CN" w:bidi="ar"/>
+              </w:rPr>
+              <w:t xml:space="preserve"> } </w:t>
+            </w:r>
+            <w:r>
+              <w:rPr>
+                <w:rFonts w:hint="default" w:ascii="Consolas" w:hAnsi="Consolas" w:eastAsia="Consolas" w:cs="Consolas"/>
+                <w:b w:val="0"/>
+                <w:bCs w:val="0"/>
+                <w:color w:val="AF00DB"/>
+                <w:kern w:val="0"/>
+                <w:sz w:val="15"/>
+                <w:szCs w:val="15"/>
+                <w:shd w:val="clear" w:fill="FFFFFF"/>
+                <w:lang w:val="en-US" w:eastAsia="zh-CN" w:bidi="ar"/>
+              </w:rPr>
+              <w:t>from</w:t>
+            </w:r>
+            <w:r>
+              <w:rPr>
+                <w:rFonts w:hint="default" w:ascii="Consolas" w:hAnsi="Consolas" w:eastAsia="Consolas" w:cs="Consolas"/>
+                <w:b w:val="0"/>
+                <w:bCs w:val="0"/>
+                <w:color w:val="000000"/>
+                <w:kern w:val="0"/>
+                <w:sz w:val="15"/>
+                <w:szCs w:val="15"/>
+                <w:shd w:val="clear" w:fill="FFFFFF"/>
+                <w:lang w:val="en-US" w:eastAsia="zh-CN" w:bidi="ar"/>
+              </w:rPr>
+              <w:t xml:space="preserve"> </w:t>
+            </w:r>
+            <w:r>
+              <w:rPr>
+                <w:rFonts w:hint="default" w:ascii="Consolas" w:hAnsi="Consolas" w:eastAsia="Consolas" w:cs="Consolas"/>
+                <w:b w:val="0"/>
+                <w:bCs w:val="0"/>
+                <w:color w:val="A31515"/>
+                <w:kern w:val="0"/>
+                <w:sz w:val="15"/>
+                <w:szCs w:val="15"/>
+                <w:shd w:val="clear" w:fill="FFFFFF"/>
+                <w:lang w:val="en-US" w:eastAsia="zh-CN" w:bidi="ar"/>
+              </w:rPr>
+              <w:t>'@mui/material'</w:t>
+            </w:r>
+          </w:p>
+          <w:p>
+            <w:pPr>
+              <w:keepNext w:val="0"/>
+              <w:keepLines w:val="0"/>
+              <w:widowControl/>
+              <w:suppressLineNumbers w:val="0"/>
+              <w:shd w:val="clear" w:fill="FFFFFF"/>
+              <w:spacing w:line="240" w:lineRule="auto"/>
+              <w:jc w:val="left"/>
+              <w:rPr>
+                <w:rFonts w:hint="default" w:ascii="Consolas" w:hAnsi="Consolas" w:eastAsia="Consolas" w:cs="Consolas"/>
+                <w:b w:val="0"/>
+                <w:bCs w:val="0"/>
+                <w:color w:val="000000"/>
+                <w:sz w:val="15"/>
+                <w:szCs w:val="15"/>
+              </w:rPr>
+            </w:pPr>
+            <w:r>
+              <w:rPr>
+                <w:rFonts w:hint="default" w:ascii="Consolas" w:hAnsi="Consolas" w:eastAsia="Consolas" w:cs="Consolas"/>
+                <w:b w:val="0"/>
+                <w:bCs w:val="0"/>
+                <w:color w:val="0000FF"/>
+                <w:kern w:val="0"/>
+                <w:sz w:val="15"/>
+                <w:szCs w:val="15"/>
+                <w:shd w:val="clear" w:fill="FFFFFF"/>
+                <w:lang w:val="en-US" w:eastAsia="zh-CN" w:bidi="ar"/>
+              </w:rPr>
+              <w:t>const</w:t>
+            </w:r>
+            <w:r>
+              <w:rPr>
+                <w:rFonts w:hint="default" w:ascii="Consolas" w:hAnsi="Consolas" w:eastAsia="Consolas" w:cs="Consolas"/>
+                <w:b w:val="0"/>
+                <w:bCs w:val="0"/>
+                <w:color w:val="000000"/>
+                <w:kern w:val="0"/>
+                <w:sz w:val="15"/>
+                <w:szCs w:val="15"/>
+                <w:shd w:val="clear" w:fill="FFFFFF"/>
+                <w:lang w:val="en-US" w:eastAsia="zh-CN" w:bidi="ar"/>
+              </w:rPr>
+              <w:t xml:space="preserve"> </w:t>
+            </w:r>
+            <w:r>
+              <w:rPr>
+                <w:rFonts w:hint="default" w:ascii="Consolas" w:hAnsi="Consolas" w:eastAsia="Consolas" w:cs="Consolas"/>
+                <w:b w:val="0"/>
+                <w:bCs w:val="0"/>
+                <w:color w:val="795E26"/>
+                <w:kern w:val="0"/>
+                <w:sz w:val="15"/>
+                <w:szCs w:val="15"/>
+                <w:shd w:val="clear" w:fill="FFFFFF"/>
+                <w:lang w:val="en-US" w:eastAsia="zh-CN" w:bidi="ar"/>
+              </w:rPr>
+              <w:t>RangeSliderTemplate</w:t>
+            </w:r>
+            <w:r>
+              <w:rPr>
+                <w:rFonts w:hint="default" w:ascii="Consolas" w:hAnsi="Consolas" w:eastAsia="Consolas" w:cs="Consolas"/>
+                <w:b w:val="0"/>
+                <w:bCs w:val="0"/>
+                <w:color w:val="000000"/>
+                <w:kern w:val="0"/>
+                <w:sz w:val="15"/>
+                <w:szCs w:val="15"/>
+                <w:shd w:val="clear" w:fill="FFFFFF"/>
+                <w:lang w:val="en-US" w:eastAsia="zh-CN" w:bidi="ar"/>
+              </w:rPr>
+              <w:t xml:space="preserve"> = () </w:t>
+            </w:r>
+            <w:r>
+              <w:rPr>
+                <w:rFonts w:hint="default" w:ascii="Consolas" w:hAnsi="Consolas" w:eastAsia="Consolas" w:cs="Consolas"/>
+                <w:b w:val="0"/>
+                <w:bCs w:val="0"/>
+                <w:color w:val="0000FF"/>
+                <w:kern w:val="0"/>
+                <w:sz w:val="15"/>
+                <w:szCs w:val="15"/>
+                <w:shd w:val="clear" w:fill="FFFFFF"/>
+                <w:lang w:val="en-US" w:eastAsia="zh-CN" w:bidi="ar"/>
+              </w:rPr>
+              <w:t>=&gt;</w:t>
+            </w:r>
+            <w:r>
+              <w:rPr>
+                <w:rFonts w:hint="default" w:ascii="Consolas" w:hAnsi="Consolas" w:eastAsia="Consolas" w:cs="Consolas"/>
+                <w:b w:val="0"/>
+                <w:bCs w:val="0"/>
+                <w:color w:val="000000"/>
+                <w:kern w:val="0"/>
+                <w:sz w:val="15"/>
+                <w:szCs w:val="15"/>
+                <w:shd w:val="clear" w:fill="FFFFFF"/>
+                <w:lang w:val="en-US" w:eastAsia="zh-CN" w:bidi="ar"/>
+              </w:rPr>
+              <w:t xml:space="preserve"> {</w:t>
+            </w:r>
+          </w:p>
+          <w:p>
+            <w:pPr>
+              <w:keepNext w:val="0"/>
+              <w:keepLines w:val="0"/>
+              <w:widowControl/>
+              <w:suppressLineNumbers w:val="0"/>
+              <w:shd w:val="clear" w:fill="FFFFFF"/>
+              <w:spacing w:line="240" w:lineRule="auto"/>
+              <w:jc w:val="left"/>
+              <w:rPr>
+                <w:rFonts w:hint="default" w:ascii="Consolas" w:hAnsi="Consolas" w:eastAsia="Consolas" w:cs="Consolas"/>
+                <w:b w:val="0"/>
+                <w:bCs w:val="0"/>
+                <w:color w:val="000000"/>
+                <w:sz w:val="15"/>
+                <w:szCs w:val="15"/>
+              </w:rPr>
+            </w:pPr>
+            <w:r>
+              <w:rPr>
+                <w:rFonts w:hint="default" w:ascii="Consolas" w:hAnsi="Consolas" w:eastAsia="Consolas" w:cs="Consolas"/>
+                <w:b w:val="0"/>
+                <w:bCs w:val="0"/>
+                <w:color w:val="000000"/>
+                <w:kern w:val="0"/>
+                <w:sz w:val="15"/>
+                <w:szCs w:val="15"/>
+                <w:shd w:val="clear" w:fill="FFFFFF"/>
+                <w:lang w:val="en-US" w:eastAsia="zh-CN" w:bidi="ar"/>
+              </w:rPr>
+              <w:t xml:space="preserve">  </w:t>
+            </w:r>
+            <w:r>
+              <w:rPr>
+                <w:rFonts w:hint="default" w:ascii="Consolas" w:hAnsi="Consolas" w:eastAsia="Consolas" w:cs="Consolas"/>
+                <w:b w:val="0"/>
+                <w:bCs w:val="0"/>
+                <w:color w:val="AF00DB"/>
+                <w:kern w:val="0"/>
+                <w:sz w:val="15"/>
+                <w:szCs w:val="15"/>
+                <w:shd w:val="clear" w:fill="FFFFFF"/>
+                <w:lang w:val="en-US" w:eastAsia="zh-CN" w:bidi="ar"/>
+              </w:rPr>
+              <w:t>return</w:t>
+            </w:r>
+            <w:r>
+              <w:rPr>
+                <w:rFonts w:hint="default" w:ascii="Consolas" w:hAnsi="Consolas" w:eastAsia="Consolas" w:cs="Consolas"/>
+                <w:b w:val="0"/>
+                <w:bCs w:val="0"/>
+                <w:color w:val="000000"/>
+                <w:kern w:val="0"/>
+                <w:sz w:val="15"/>
+                <w:szCs w:val="15"/>
+                <w:shd w:val="clear" w:fill="FFFFFF"/>
+                <w:lang w:val="en-US" w:eastAsia="zh-CN" w:bidi="ar"/>
+              </w:rPr>
+              <w:t xml:space="preserve"> (</w:t>
+            </w:r>
+          </w:p>
+          <w:p>
+            <w:pPr>
+              <w:keepNext w:val="0"/>
+              <w:keepLines w:val="0"/>
+              <w:widowControl/>
+              <w:suppressLineNumbers w:val="0"/>
+              <w:shd w:val="clear" w:fill="FFFFFF"/>
+              <w:spacing w:line="240" w:lineRule="auto"/>
+              <w:jc w:val="left"/>
+              <w:rPr>
+                <w:rFonts w:hint="default" w:ascii="Consolas" w:hAnsi="Consolas" w:eastAsia="Consolas" w:cs="Consolas"/>
+                <w:b w:val="0"/>
+                <w:bCs w:val="0"/>
+                <w:color w:val="000000"/>
+                <w:sz w:val="15"/>
+                <w:szCs w:val="15"/>
+              </w:rPr>
+            </w:pPr>
+            <w:r>
+              <w:rPr>
+                <w:rFonts w:hint="default" w:ascii="Consolas" w:hAnsi="Consolas" w:eastAsia="Consolas" w:cs="Consolas"/>
+                <w:b w:val="0"/>
+                <w:bCs w:val="0"/>
+                <w:color w:val="000000"/>
+                <w:kern w:val="0"/>
+                <w:sz w:val="15"/>
+                <w:szCs w:val="15"/>
+                <w:shd w:val="clear" w:fill="FFFFFF"/>
+                <w:lang w:val="en-US" w:eastAsia="zh-CN" w:bidi="ar"/>
+              </w:rPr>
+              <w:t xml:space="preserve">    </w:t>
+            </w:r>
+            <w:r>
+              <w:rPr>
+                <w:rFonts w:hint="default" w:ascii="Consolas" w:hAnsi="Consolas" w:eastAsia="Consolas" w:cs="Consolas"/>
+                <w:b w:val="0"/>
+                <w:bCs w:val="0"/>
+                <w:color w:val="800000"/>
+                <w:kern w:val="0"/>
+                <w:sz w:val="15"/>
+                <w:szCs w:val="15"/>
+                <w:shd w:val="clear" w:fill="FFFFFF"/>
+                <w:lang w:val="en-US" w:eastAsia="zh-CN" w:bidi="ar"/>
+              </w:rPr>
+              <w:t>&lt;&gt;</w:t>
+            </w:r>
+          </w:p>
+          <w:p>
+            <w:pPr>
+              <w:keepNext w:val="0"/>
+              <w:keepLines w:val="0"/>
+              <w:widowControl/>
+              <w:suppressLineNumbers w:val="0"/>
+              <w:shd w:val="clear" w:fill="FFFFFF"/>
+              <w:spacing w:line="240" w:lineRule="auto"/>
+              <w:jc w:val="left"/>
+              <w:rPr>
+                <w:rFonts w:hint="default" w:ascii="Consolas" w:hAnsi="Consolas" w:eastAsia="Consolas" w:cs="Consolas"/>
+                <w:b w:val="0"/>
+                <w:bCs w:val="0"/>
+                <w:color w:val="800000"/>
+                <w:kern w:val="0"/>
+                <w:sz w:val="15"/>
+                <w:szCs w:val="15"/>
+                <w:shd w:val="clear" w:fill="FFFFFF"/>
+                <w:lang w:val="en-US" w:eastAsia="zh-CN" w:bidi="ar"/>
+              </w:rPr>
+            </w:pPr>
+            <w:r>
+              <w:rPr>
+                <w:rFonts w:hint="default" w:ascii="Consolas" w:hAnsi="Consolas" w:eastAsia="Consolas" w:cs="Consolas"/>
+                <w:b w:val="0"/>
+                <w:bCs w:val="0"/>
+                <w:color w:val="000000"/>
+                <w:kern w:val="0"/>
+                <w:sz w:val="15"/>
+                <w:szCs w:val="15"/>
+                <w:shd w:val="clear" w:fill="FFFFFF"/>
+                <w:lang w:val="en-US" w:eastAsia="zh-CN" w:bidi="ar"/>
+              </w:rPr>
+              <w:t xml:space="preserve">      </w:t>
+            </w:r>
+            <w:r>
+              <w:rPr>
+                <w:rFonts w:hint="default" w:ascii="Consolas" w:hAnsi="Consolas" w:eastAsia="Consolas" w:cs="Consolas"/>
+                <w:b w:val="0"/>
+                <w:bCs w:val="0"/>
+                <w:color w:val="800000"/>
+                <w:kern w:val="0"/>
+                <w:sz w:val="15"/>
+                <w:szCs w:val="15"/>
+                <w:shd w:val="clear" w:fill="FFFFFF"/>
+                <w:lang w:val="en-US" w:eastAsia="zh-CN" w:bidi="ar"/>
+              </w:rPr>
+              <w:t>&lt;</w:t>
+            </w:r>
+            <w:r>
+              <w:rPr>
+                <w:rFonts w:hint="default" w:ascii="Consolas" w:hAnsi="Consolas" w:eastAsia="Consolas" w:cs="Consolas"/>
+                <w:b w:val="0"/>
+                <w:bCs w:val="0"/>
+                <w:color w:val="267F99"/>
+                <w:kern w:val="0"/>
+                <w:sz w:val="15"/>
+                <w:szCs w:val="15"/>
+                <w:shd w:val="clear" w:fill="FFFFFF"/>
+                <w:lang w:val="en-US" w:eastAsia="zh-CN" w:bidi="ar"/>
+              </w:rPr>
+              <w:t>Slider</w:t>
+            </w:r>
+            <w:r>
+              <w:rPr>
+                <w:rFonts w:hint="default" w:ascii="Consolas" w:hAnsi="Consolas" w:eastAsia="Consolas" w:cs="Consolas"/>
+                <w:b w:val="0"/>
+                <w:bCs w:val="0"/>
+                <w:color w:val="800000"/>
+                <w:kern w:val="0"/>
+                <w:sz w:val="15"/>
+                <w:szCs w:val="15"/>
+                <w:shd w:val="clear" w:fill="FFFFFF"/>
+                <w:lang w:val="en-US" w:eastAsia="zh-CN" w:bidi="ar"/>
+              </w:rPr>
+              <w:t>/&gt;</w:t>
+            </w:r>
+          </w:p>
+          <w:p>
+            <w:pPr>
+              <w:keepNext w:val="0"/>
+              <w:keepLines w:val="0"/>
+              <w:widowControl/>
+              <w:suppressLineNumbers w:val="0"/>
+              <w:shd w:val="clear" w:fill="FFFFFF"/>
+              <w:spacing w:line="240" w:lineRule="auto"/>
+              <w:ind w:firstLine="480" w:firstLineChars="300"/>
+              <w:jc w:val="left"/>
+              <w:rPr>
+                <w:rFonts w:hint="default" w:ascii="Consolas" w:hAnsi="Consolas" w:eastAsia="Consolas" w:cs="Consolas"/>
+                <w:b w:val="0"/>
+                <w:bCs w:val="0"/>
+                <w:color w:val="800000"/>
+                <w:kern w:val="0"/>
+                <w:sz w:val="15"/>
+                <w:szCs w:val="15"/>
+                <w:shd w:val="clear" w:fill="FFFFFF"/>
+                <w:lang w:val="en-US" w:eastAsia="zh-CN" w:bidi="ar"/>
+              </w:rPr>
+            </w:pPr>
+            <w:r>
+              <w:rPr>
+                <w:rFonts w:hint="default" w:ascii="Consolas" w:hAnsi="Consolas" w:eastAsia="Consolas" w:cs="Consolas"/>
+                <w:b w:val="0"/>
+                <w:bCs w:val="0"/>
+                <w:color w:val="800000"/>
+                <w:kern w:val="0"/>
+                <w:sz w:val="16"/>
+                <w:szCs w:val="16"/>
+                <w:shd w:val="clear" w:fill="FFFFFF"/>
+                <w:lang w:val="en-US" w:eastAsia="zh-CN" w:bidi="ar"/>
+              </w:rPr>
+              <w:t>&lt;</w:t>
+            </w:r>
+            <w:r>
+              <w:rPr>
+                <w:rFonts w:hint="default" w:ascii="Consolas" w:hAnsi="Consolas" w:eastAsia="Consolas" w:cs="Consolas"/>
+                <w:b w:val="0"/>
+                <w:bCs w:val="0"/>
+                <w:color w:val="267F99"/>
+                <w:kern w:val="0"/>
+                <w:sz w:val="16"/>
+                <w:szCs w:val="16"/>
+                <w:shd w:val="clear" w:fill="FFFFFF"/>
+                <w:lang w:val="en-US" w:eastAsia="zh-CN" w:bidi="ar"/>
+              </w:rPr>
+              <w:t>Slider</w:t>
+            </w:r>
+            <w:r>
+              <w:rPr>
+                <w:rFonts w:hint="default" w:ascii="Consolas" w:hAnsi="Consolas" w:eastAsia="Consolas" w:cs="Consolas"/>
+                <w:b w:val="0"/>
+                <w:bCs w:val="0"/>
+                <w:color w:val="000000"/>
+                <w:kern w:val="0"/>
+                <w:sz w:val="16"/>
+                <w:szCs w:val="16"/>
+                <w:shd w:val="clear" w:fill="FFFFFF"/>
+                <w:lang w:val="en-US" w:eastAsia="zh-CN" w:bidi="ar"/>
+              </w:rPr>
+              <w:t xml:space="preserve"> </w:t>
+            </w:r>
+            <w:r>
+              <w:rPr>
+                <w:rFonts w:hint="default" w:ascii="Consolas" w:hAnsi="Consolas" w:eastAsia="Consolas" w:cs="Consolas"/>
+                <w:b w:val="0"/>
+                <w:bCs w:val="0"/>
+                <w:color w:val="E50000"/>
+                <w:kern w:val="0"/>
+                <w:sz w:val="16"/>
+                <w:szCs w:val="16"/>
+                <w:shd w:val="clear" w:fill="FFFFFF"/>
+                <w:lang w:val="en-US" w:eastAsia="zh-CN" w:bidi="ar"/>
+              </w:rPr>
+              <w:t>defaultValue</w:t>
+            </w:r>
+            <w:r>
+              <w:rPr>
+                <w:rFonts w:hint="default" w:ascii="Consolas" w:hAnsi="Consolas" w:eastAsia="Consolas" w:cs="Consolas"/>
+                <w:b w:val="0"/>
+                <w:bCs w:val="0"/>
+                <w:color w:val="000000"/>
+                <w:kern w:val="0"/>
+                <w:sz w:val="16"/>
+                <w:szCs w:val="16"/>
+                <w:shd w:val="clear" w:fill="FFFFFF"/>
+                <w:lang w:val="en-US" w:eastAsia="zh-CN" w:bidi="ar"/>
+              </w:rPr>
+              <w:t>=</w:t>
+            </w:r>
+            <w:r>
+              <w:rPr>
+                <w:rFonts w:hint="default" w:ascii="Consolas" w:hAnsi="Consolas" w:eastAsia="Consolas" w:cs="Consolas"/>
+                <w:b w:val="0"/>
+                <w:bCs w:val="0"/>
+                <w:color w:val="0000FF"/>
+                <w:kern w:val="0"/>
+                <w:sz w:val="16"/>
+                <w:szCs w:val="16"/>
+                <w:shd w:val="clear" w:fill="FFFFFF"/>
+                <w:lang w:val="en-US" w:eastAsia="zh-CN" w:bidi="ar"/>
+              </w:rPr>
+              <w:t>{</w:t>
+            </w:r>
+            <w:r>
+              <w:rPr>
+                <w:rFonts w:hint="default" w:ascii="Consolas" w:hAnsi="Consolas" w:eastAsia="Consolas" w:cs="Consolas"/>
+                <w:b w:val="0"/>
+                <w:bCs w:val="0"/>
+                <w:color w:val="098658"/>
+                <w:kern w:val="0"/>
+                <w:sz w:val="16"/>
+                <w:szCs w:val="16"/>
+                <w:shd w:val="clear" w:fill="FFFFFF"/>
+                <w:lang w:val="en-US" w:eastAsia="zh-CN" w:bidi="ar"/>
+              </w:rPr>
+              <w:t>30</w:t>
+            </w:r>
+            <w:r>
+              <w:rPr>
+                <w:rFonts w:hint="default" w:ascii="Consolas" w:hAnsi="Consolas" w:eastAsia="Consolas" w:cs="Consolas"/>
+                <w:b w:val="0"/>
+                <w:bCs w:val="0"/>
+                <w:color w:val="0000FF"/>
+                <w:kern w:val="0"/>
+                <w:sz w:val="16"/>
+                <w:szCs w:val="16"/>
+                <w:shd w:val="clear" w:fill="FFFFFF"/>
+                <w:lang w:val="en-US" w:eastAsia="zh-CN" w:bidi="ar"/>
+              </w:rPr>
+              <w:t>}</w:t>
+            </w:r>
+            <w:r>
+              <w:rPr>
+                <w:rFonts w:hint="default" w:ascii="Consolas" w:hAnsi="Consolas" w:eastAsia="Consolas" w:cs="Consolas"/>
+                <w:b w:val="0"/>
+                <w:bCs w:val="0"/>
+                <w:color w:val="800000"/>
+                <w:kern w:val="0"/>
+                <w:sz w:val="16"/>
+                <w:szCs w:val="16"/>
+                <w:shd w:val="clear" w:fill="FFFFFF"/>
+                <w:lang w:val="en-US" w:eastAsia="zh-CN" w:bidi="ar"/>
+              </w:rPr>
+              <w:t>/&gt;</w:t>
+            </w:r>
+          </w:p>
+          <w:p>
+            <w:pPr>
+              <w:keepNext w:val="0"/>
+              <w:keepLines w:val="0"/>
+              <w:widowControl/>
+              <w:suppressLineNumbers w:val="0"/>
+              <w:shd w:val="clear" w:fill="FFFFFF"/>
+              <w:spacing w:line="240" w:lineRule="auto"/>
+              <w:jc w:val="left"/>
+              <w:rPr>
+                <w:rFonts w:hint="default" w:ascii="Consolas" w:hAnsi="Consolas" w:eastAsia="Consolas" w:cs="Consolas"/>
+                <w:b w:val="0"/>
+                <w:bCs w:val="0"/>
+                <w:color w:val="000000"/>
+                <w:sz w:val="15"/>
+                <w:szCs w:val="15"/>
+              </w:rPr>
+            </w:pPr>
+            <w:r>
+              <w:rPr>
+                <w:rFonts w:hint="default" w:ascii="Consolas" w:hAnsi="Consolas" w:eastAsia="Consolas" w:cs="Consolas"/>
+                <w:b w:val="0"/>
+                <w:bCs w:val="0"/>
+                <w:color w:val="000000"/>
+                <w:kern w:val="0"/>
+                <w:sz w:val="15"/>
+                <w:szCs w:val="15"/>
+                <w:shd w:val="clear" w:fill="FFFFFF"/>
+                <w:lang w:val="en-US" w:eastAsia="zh-CN" w:bidi="ar"/>
+              </w:rPr>
+              <w:t xml:space="preserve">    </w:t>
+            </w:r>
+            <w:r>
+              <w:rPr>
+                <w:rFonts w:hint="default" w:ascii="Consolas" w:hAnsi="Consolas" w:eastAsia="Consolas" w:cs="Consolas"/>
+                <w:b w:val="0"/>
+                <w:bCs w:val="0"/>
+                <w:color w:val="800000"/>
+                <w:kern w:val="0"/>
+                <w:sz w:val="15"/>
+                <w:szCs w:val="15"/>
+                <w:shd w:val="clear" w:fill="FFFFFF"/>
+                <w:lang w:val="en-US" w:eastAsia="zh-CN" w:bidi="ar"/>
+              </w:rPr>
+              <w:t>&lt;/&gt;</w:t>
+            </w:r>
+          </w:p>
+          <w:p>
+            <w:pPr>
+              <w:keepNext w:val="0"/>
+              <w:keepLines w:val="0"/>
+              <w:widowControl/>
+              <w:suppressLineNumbers w:val="0"/>
+              <w:shd w:val="clear" w:fill="FFFFFF"/>
+              <w:spacing w:line="240" w:lineRule="auto"/>
+              <w:jc w:val="left"/>
+              <w:rPr>
+                <w:rFonts w:hint="default" w:ascii="Consolas" w:hAnsi="Consolas" w:eastAsia="Consolas" w:cs="Consolas"/>
+                <w:b w:val="0"/>
+                <w:bCs w:val="0"/>
+                <w:color w:val="000000"/>
+                <w:sz w:val="15"/>
+                <w:szCs w:val="15"/>
+              </w:rPr>
+            </w:pPr>
+            <w:r>
+              <w:rPr>
+                <w:rFonts w:hint="default" w:ascii="Consolas" w:hAnsi="Consolas" w:eastAsia="Consolas" w:cs="Consolas"/>
+                <w:b w:val="0"/>
+                <w:bCs w:val="0"/>
+                <w:color w:val="000000"/>
+                <w:kern w:val="0"/>
+                <w:sz w:val="15"/>
+                <w:szCs w:val="15"/>
+                <w:shd w:val="clear" w:fill="FFFFFF"/>
+                <w:lang w:val="en-US" w:eastAsia="zh-CN" w:bidi="ar"/>
+              </w:rPr>
+              <w:t>  )</w:t>
+            </w:r>
+          </w:p>
+          <w:p>
+            <w:pPr>
+              <w:keepNext w:val="0"/>
+              <w:keepLines w:val="0"/>
+              <w:widowControl/>
+              <w:suppressLineNumbers w:val="0"/>
+              <w:shd w:val="clear" w:fill="FFFFFF"/>
+              <w:spacing w:line="240" w:lineRule="auto"/>
+              <w:jc w:val="left"/>
+              <w:rPr>
+                <w:sz w:val="15"/>
+                <w:szCs w:val="15"/>
+              </w:rPr>
+            </w:pPr>
+            <w:r>
+              <w:rPr>
+                <w:rFonts w:hint="default" w:ascii="Consolas" w:hAnsi="Consolas" w:eastAsia="Consolas" w:cs="Consolas"/>
+                <w:b w:val="0"/>
+                <w:bCs w:val="0"/>
+                <w:color w:val="000000"/>
+                <w:kern w:val="0"/>
+                <w:sz w:val="15"/>
+                <w:szCs w:val="15"/>
+                <w:shd w:val="clear" w:fill="FFFFFF"/>
+                <w:lang w:val="en-US" w:eastAsia="zh-CN" w:bidi="ar"/>
+              </w:rPr>
+              <w:t>}</w:t>
+            </w:r>
+          </w:p>
+          <w:p>
+            <w:pPr>
+              <w:keepNext w:val="0"/>
+              <w:keepLines w:val="0"/>
+              <w:widowControl/>
+              <w:suppressLineNumbers w:val="0"/>
+              <w:shd w:val="clear" w:fill="FFFFFF"/>
+              <w:spacing w:line="240" w:lineRule="auto"/>
+              <w:jc w:val="left"/>
+              <w:rPr>
+                <w:rFonts w:hint="default" w:ascii="Consolas" w:hAnsi="Consolas" w:eastAsia="Consolas" w:cs="Consolas"/>
+                <w:b w:val="0"/>
+                <w:bCs w:val="0"/>
+                <w:color w:val="000000"/>
+                <w:sz w:val="15"/>
+                <w:szCs w:val="15"/>
+              </w:rPr>
+            </w:pPr>
+            <w:r>
+              <w:rPr>
+                <w:rFonts w:hint="default" w:ascii="Consolas" w:hAnsi="Consolas" w:eastAsia="Consolas" w:cs="Consolas"/>
+                <w:b w:val="0"/>
+                <w:bCs w:val="0"/>
+                <w:color w:val="AF00DB"/>
+                <w:kern w:val="0"/>
+                <w:sz w:val="15"/>
+                <w:szCs w:val="15"/>
+                <w:shd w:val="clear" w:fill="FFFFFF"/>
+                <w:lang w:val="en-US" w:eastAsia="zh-CN" w:bidi="ar"/>
+              </w:rPr>
+              <w:t>export</w:t>
+            </w:r>
+            <w:r>
+              <w:rPr>
+                <w:rFonts w:hint="default" w:ascii="Consolas" w:hAnsi="Consolas" w:eastAsia="Consolas" w:cs="Consolas"/>
+                <w:b w:val="0"/>
+                <w:bCs w:val="0"/>
+                <w:color w:val="000000"/>
+                <w:kern w:val="0"/>
+                <w:sz w:val="15"/>
+                <w:szCs w:val="15"/>
+                <w:shd w:val="clear" w:fill="FFFFFF"/>
+                <w:lang w:val="en-US" w:eastAsia="zh-CN" w:bidi="ar"/>
+              </w:rPr>
+              <w:t xml:space="preserve"> </w:t>
+            </w:r>
+            <w:r>
+              <w:rPr>
+                <w:rFonts w:hint="default" w:ascii="Consolas" w:hAnsi="Consolas" w:eastAsia="Consolas" w:cs="Consolas"/>
+                <w:b w:val="0"/>
+                <w:bCs w:val="0"/>
+                <w:color w:val="AF00DB"/>
+                <w:kern w:val="0"/>
+                <w:sz w:val="15"/>
+                <w:szCs w:val="15"/>
+                <w:shd w:val="clear" w:fill="FFFFFF"/>
+                <w:lang w:val="en-US" w:eastAsia="zh-CN" w:bidi="ar"/>
+              </w:rPr>
+              <w:t>default</w:t>
+            </w:r>
+            <w:r>
+              <w:rPr>
+                <w:rFonts w:hint="default" w:ascii="Consolas" w:hAnsi="Consolas" w:eastAsia="Consolas" w:cs="Consolas"/>
+                <w:b w:val="0"/>
+                <w:bCs w:val="0"/>
+                <w:color w:val="000000"/>
+                <w:kern w:val="0"/>
+                <w:sz w:val="15"/>
+                <w:szCs w:val="15"/>
+                <w:shd w:val="clear" w:fill="FFFFFF"/>
+                <w:lang w:val="en-US" w:eastAsia="zh-CN" w:bidi="ar"/>
+              </w:rPr>
+              <w:t xml:space="preserve"> </w:t>
+            </w:r>
+            <w:r>
+              <w:rPr>
+                <w:rFonts w:hint="default" w:ascii="Consolas" w:hAnsi="Consolas" w:eastAsia="Consolas" w:cs="Consolas"/>
+                <w:b w:val="0"/>
+                <w:bCs w:val="0"/>
+                <w:color w:val="795E26"/>
+                <w:kern w:val="0"/>
+                <w:sz w:val="15"/>
+                <w:szCs w:val="15"/>
+                <w:shd w:val="clear" w:fill="FFFFFF"/>
+                <w:lang w:val="en-US" w:eastAsia="zh-CN" w:bidi="ar"/>
+              </w:rPr>
+              <w:t>RangeSliderTemplate</w:t>
+            </w:r>
+          </w:p>
+          <w:p>
+            <w:pPr>
+              <w:widowControl w:val="0"/>
+              <w:jc w:val="both"/>
+              <w:rPr>
+                <w:rFonts w:hint="default"/>
+                <w:sz w:val="18"/>
+                <w:szCs w:val="18"/>
+                <w:vertAlign w:val="baseline"/>
+                <w:lang w:val="en-IN"/>
+              </w:rPr>
+            </w:pPr>
+          </w:p>
+        </w:tc>
+        <w:tc>
+          <w:tcPr>
+            <w:tcW w:w="4832" w:type="dxa"/>
+          </w:tcPr>
+          <w:p>
+            <w:pPr>
+              <w:widowControl w:val="0"/>
+              <w:jc w:val="both"/>
+            </w:pPr>
+            <w:r>
+              <w:drawing>
+                <wp:inline distT="0" distB="0" distL="114300" distR="114300">
+                  <wp:extent cx="2527300" cy="597535"/>
+                  <wp:effectExtent l="0" t="0" r="6350" b="12065"/>
+                  <wp:docPr id="6" name="Picture 3"/>
+                  <wp:cNvGraphicFramePr>
+                    <a:graphicFrameLocks xmlns:a="http://schemas.openxmlformats.org/drawingml/2006/main" noChangeAspect="1"/>
+                  </wp:cNvGraphicFramePr>
+                  <a:graphic xmlns:a="http://schemas.openxmlformats.org/drawingml/2006/main">
+                    <a:graphicData uri="http://schemas.openxmlformats.org/drawingml/2006/picture">
+                      <pic:pic xmlns:pic="http://schemas.openxmlformats.org/drawingml/2006/picture">
+                        <pic:nvPicPr>
+                          <pic:cNvPr id="6" name="Picture 3"/>
+                          <pic:cNvPicPr>
+                            <a:picLocks noChangeAspect="1"/>
+                          </pic:cNvPicPr>
+                        </pic:nvPicPr>
+                        <pic:blipFill>
+                          <a:blip r:embed="rId18"/>
+                          <a:stretch>
+                            <a:fillRect/>
+                          </a:stretch>
+                        </pic:blipFill>
+                        <pic:spPr>
+                          <a:xfrm>
+                            <a:off x="0" y="0"/>
+                            <a:ext cx="2527300" cy="597535"/>
+                          </a:xfrm>
+                          <a:prstGeom prst="rect">
+                            <a:avLst/>
+                          </a:prstGeom>
+                          <a:noFill/>
+                          <a:ln>
+                            <a:noFill/>
+                          </a:ln>
+                        </pic:spPr>
+                      </pic:pic>
+                    </a:graphicData>
+                  </a:graphic>
+                </wp:inline>
+              </w:drawing>
+            </w:r>
+          </w:p>
+          <w:p>
+            <w:pPr>
+              <w:widowControl w:val="0"/>
+              <w:jc w:val="both"/>
+              <w:rPr>
+                <w:rFonts w:hint="default"/>
+                <w:lang w:val="en-IN"/>
+              </w:rPr>
+            </w:pPr>
+            <w:r>
+              <w:drawing>
+                <wp:inline distT="0" distB="0" distL="114300" distR="114300">
+                  <wp:extent cx="2258060" cy="133985"/>
+                  <wp:effectExtent l="0" t="0" r="8890" b="18415"/>
+                  <wp:docPr id="25" name="Picture 8"/>
+                  <wp:cNvGraphicFramePr>
+                    <a:graphicFrameLocks xmlns:a="http://schemas.openxmlformats.org/drawingml/2006/main" noChangeAspect="1"/>
+                  </wp:cNvGraphicFramePr>
+                  <a:graphic xmlns:a="http://schemas.openxmlformats.org/drawingml/2006/main">
+                    <a:graphicData uri="http://schemas.openxmlformats.org/drawingml/2006/picture">
+                      <pic:pic xmlns:pic="http://schemas.openxmlformats.org/drawingml/2006/picture">
+                        <pic:nvPicPr>
+                          <pic:cNvPr id="25" name="Picture 8"/>
+                          <pic:cNvPicPr>
+                            <a:picLocks noChangeAspect="1"/>
+                          </pic:cNvPicPr>
+                        </pic:nvPicPr>
+                        <pic:blipFill>
+                          <a:blip r:embed="rId19"/>
+                          <a:stretch>
+                            <a:fillRect/>
+                          </a:stretch>
+                        </pic:blipFill>
+                        <pic:spPr>
+                          <a:xfrm>
+                            <a:off x="0" y="0"/>
+                            <a:ext cx="2258060" cy="133985"/>
+                          </a:xfrm>
+                          <a:prstGeom prst="rect">
+                            <a:avLst/>
+                          </a:prstGeom>
+                          <a:noFill/>
+                          <a:ln>
+                            <a:noFill/>
+                          </a:ln>
+                        </pic:spPr>
+                      </pic:pic>
+                    </a:graphicData>
+                  </a:graphic>
+                </wp:inline>
+              </w:drawing>
+            </w:r>
+          </w:p>
+        </w:tc>
+      </w:tr>
+      <w:tr>
+        <w:tblPrEx>
+          <w:tblBorders>
+            <w:top w:val="none" w:color="auto" w:sz="0" w:space="0"/>
+            <w:left w:val="none" w:color="auto" w:sz="0" w:space="0"/>
+            <w:bottom w:val="none" w:color="auto" w:sz="0" w:space="0"/>
+            <w:right w:val="none" w:color="auto" w:sz="0" w:space="0"/>
+            <w:insideH w:val="none" w:color="auto" w:sz="0" w:space="0"/>
+            <w:insideV w:val="none" w:color="auto" w:sz="0" w:space="0"/>
+          </w:tblBorders>
+          <w:tblCellMar>
+            <w:top w:w="0" w:type="dxa"/>
+            <w:left w:w="108" w:type="dxa"/>
+            <w:bottom w:w="0" w:type="dxa"/>
+            <w:right w:w="108" w:type="dxa"/>
+          </w:tblCellMar>
+        </w:tblPrEx>
+        <w:tc>
+          <w:tcPr>
+            <w:tcW w:w="5743" w:type="dxa"/>
+          </w:tcPr>
+          <w:p>
+            <w:pPr>
+              <w:widowControl w:val="0"/>
+              <w:jc w:val="both"/>
+              <w:rPr>
+                <w:rFonts w:hint="default"/>
+                <w:sz w:val="18"/>
+                <w:szCs w:val="18"/>
+                <w:vertAlign w:val="baseline"/>
+                <w:lang w:val="en-IN"/>
+              </w:rPr>
+            </w:pPr>
+            <w:r>
+              <w:rPr>
+                <w:rFonts w:hint="default"/>
+                <w:b/>
+                <w:bCs/>
+                <w:sz w:val="18"/>
+                <w:szCs w:val="18"/>
+                <w:vertAlign w:val="baseline"/>
+                <w:lang w:val="en-IN"/>
+              </w:rPr>
+              <w:t>Customization:</w:t>
+            </w:r>
+          </w:p>
+        </w:tc>
+        <w:tc>
+          <w:tcPr>
+            <w:tcW w:w="4832" w:type="dxa"/>
+          </w:tcPr>
+          <w:p>
+            <w:pPr>
+              <w:widowControl w:val="0"/>
+              <w:jc w:val="both"/>
+            </w:pPr>
+          </w:p>
+        </w:tc>
+      </w:tr>
+      <w:tr>
+        <w:tblPrEx>
+          <w:tblBorders>
+            <w:top w:val="none" w:color="auto" w:sz="0" w:space="0"/>
+            <w:left w:val="none" w:color="auto" w:sz="0" w:space="0"/>
+            <w:bottom w:val="none" w:color="auto" w:sz="0" w:space="0"/>
+            <w:right w:val="none" w:color="auto" w:sz="0" w:space="0"/>
+            <w:insideH w:val="none" w:color="auto" w:sz="0" w:space="0"/>
+            <w:insideV w:val="none" w:color="auto" w:sz="0" w:space="0"/>
+          </w:tblBorders>
+          <w:tblCellMar>
+            <w:top w:w="0" w:type="dxa"/>
+            <w:left w:w="108" w:type="dxa"/>
+            <w:bottom w:w="0" w:type="dxa"/>
+            <w:right w:w="108" w:type="dxa"/>
+          </w:tblCellMar>
+        </w:tblPrEx>
+        <w:tc>
+          <w:tcPr>
+            <w:tcW w:w="5743" w:type="dxa"/>
+          </w:tcPr>
+          <w:p>
+            <w:pPr>
+              <w:widowControl w:val="0"/>
+              <w:jc w:val="both"/>
+              <w:rPr>
+                <w:rFonts w:hint="default"/>
+                <w:sz w:val="18"/>
+                <w:szCs w:val="18"/>
+                <w:vertAlign w:val="baseline"/>
+                <w:lang w:val="en-IN"/>
+              </w:rPr>
+            </w:pPr>
+            <w:r>
+              <w:rPr>
+                <w:rFonts w:hint="default"/>
+                <w:sz w:val="18"/>
+                <w:szCs w:val="18"/>
+                <w:vertAlign w:val="baseline"/>
+                <w:lang w:val="en-IN"/>
+              </w:rPr>
+              <w:t xml:space="preserve">We customize ui for style using </w:t>
+            </w:r>
+            <w:r>
+              <w:rPr>
+                <w:rFonts w:hint="default"/>
+                <w:b/>
+                <w:bCs/>
+                <w:i/>
+                <w:iCs/>
+                <w:sz w:val="18"/>
+                <w:szCs w:val="18"/>
+                <w:vertAlign w:val="baseline"/>
+                <w:lang w:val="en-IN"/>
+              </w:rPr>
+              <w:t>sx</w:t>
+            </w:r>
+            <w:r>
+              <w:rPr>
+                <w:rFonts w:hint="default"/>
+                <w:sz w:val="18"/>
+                <w:szCs w:val="18"/>
+                <w:vertAlign w:val="baseline"/>
+                <w:lang w:val="en-IN"/>
+              </w:rPr>
+              <w:t xml:space="preserve"> props.</w:t>
+            </w:r>
+          </w:p>
+          <w:p>
+            <w:pPr>
+              <w:widowControl w:val="0"/>
+              <w:jc w:val="both"/>
+              <w:rPr>
+                <w:rFonts w:hint="default"/>
+                <w:sz w:val="18"/>
+                <w:szCs w:val="18"/>
+                <w:vertAlign w:val="baseline"/>
+                <w:lang w:val="en-IN"/>
+              </w:rPr>
+            </w:pPr>
+            <w:r>
+              <w:rPr>
+                <w:rFonts w:hint="default"/>
+                <w:sz w:val="18"/>
+                <w:szCs w:val="18"/>
+                <w:vertAlign w:val="baseline"/>
+                <w:lang w:val="en-IN"/>
+              </w:rPr>
+              <w:t xml:space="preserve">We will change the UI of the slider with </w:t>
+            </w:r>
+            <w:r>
+              <w:rPr>
+                <w:rFonts w:hint="default"/>
+                <w:b/>
+                <w:bCs/>
+                <w:i/>
+                <w:iCs/>
+                <w:sz w:val="18"/>
+                <w:szCs w:val="18"/>
+                <w:vertAlign w:val="baseline"/>
+                <w:lang w:val="en-IN"/>
+              </w:rPr>
+              <w:t xml:space="preserve">sx </w:t>
+            </w:r>
+            <w:r>
+              <w:rPr>
+                <w:rFonts w:hint="default"/>
+                <w:sz w:val="18"/>
+                <w:szCs w:val="18"/>
+                <w:vertAlign w:val="baseline"/>
+                <w:lang w:val="en-IN"/>
+              </w:rPr>
+              <w:t>props</w:t>
+            </w:r>
+          </w:p>
+          <w:p>
+            <w:pPr>
+              <w:keepNext w:val="0"/>
+              <w:keepLines w:val="0"/>
+              <w:widowControl/>
+              <w:suppressLineNumbers w:val="0"/>
+              <w:shd w:val="clear" w:fill="FFFFFF"/>
+              <w:spacing w:line="240" w:lineRule="auto"/>
+              <w:jc w:val="left"/>
+              <w:rPr>
+                <w:rFonts w:ascii="Consolas" w:hAnsi="Consolas" w:eastAsia="Consolas" w:cs="Consolas"/>
+                <w:b w:val="0"/>
+                <w:bCs w:val="0"/>
+                <w:color w:val="000000"/>
+                <w:sz w:val="16"/>
+                <w:szCs w:val="16"/>
+              </w:rPr>
+            </w:pPr>
+            <w:r>
+              <w:rPr>
+                <w:rFonts w:hint="default" w:ascii="Consolas" w:hAnsi="Consolas" w:eastAsia="Consolas" w:cs="Consolas"/>
+                <w:b w:val="0"/>
+                <w:bCs w:val="0"/>
+                <w:color w:val="800000"/>
+                <w:kern w:val="0"/>
+                <w:sz w:val="16"/>
+                <w:szCs w:val="16"/>
+                <w:shd w:val="clear" w:fill="FFFFFF"/>
+                <w:lang w:val="en-US" w:eastAsia="zh-CN" w:bidi="ar"/>
+              </w:rPr>
+              <w:t>&lt;</w:t>
+            </w:r>
+            <w:r>
+              <w:rPr>
+                <w:rFonts w:hint="default" w:ascii="Consolas" w:hAnsi="Consolas" w:eastAsia="Consolas" w:cs="Consolas"/>
+                <w:b w:val="0"/>
+                <w:bCs w:val="0"/>
+                <w:color w:val="267F99"/>
+                <w:kern w:val="0"/>
+                <w:sz w:val="16"/>
+                <w:szCs w:val="16"/>
+                <w:shd w:val="clear" w:fill="FFFFFF"/>
+                <w:lang w:val="en-US" w:eastAsia="zh-CN" w:bidi="ar"/>
+              </w:rPr>
+              <w:t>Slider</w:t>
+            </w:r>
+            <w:r>
+              <w:rPr>
+                <w:rFonts w:hint="default" w:ascii="Consolas" w:hAnsi="Consolas" w:eastAsia="Consolas" w:cs="Consolas"/>
+                <w:b w:val="0"/>
+                <w:bCs w:val="0"/>
+                <w:color w:val="000000"/>
+                <w:kern w:val="0"/>
+                <w:sz w:val="16"/>
+                <w:szCs w:val="16"/>
+                <w:shd w:val="clear" w:fill="FFFFFF"/>
+                <w:lang w:val="en-US" w:eastAsia="zh-CN" w:bidi="ar"/>
+              </w:rPr>
+              <w:t xml:space="preserve"> </w:t>
+            </w:r>
+            <w:r>
+              <w:rPr>
+                <w:rFonts w:hint="default" w:ascii="Consolas" w:hAnsi="Consolas" w:eastAsia="Consolas" w:cs="Consolas"/>
+                <w:b w:val="0"/>
+                <w:bCs w:val="0"/>
+                <w:color w:val="E50000"/>
+                <w:kern w:val="0"/>
+                <w:sz w:val="16"/>
+                <w:szCs w:val="16"/>
+                <w:shd w:val="clear" w:fill="FFFFFF"/>
+                <w:lang w:val="en-US" w:eastAsia="zh-CN" w:bidi="ar"/>
+              </w:rPr>
+              <w:t>sx</w:t>
+            </w:r>
+            <w:r>
+              <w:rPr>
+                <w:rFonts w:hint="default" w:ascii="Consolas" w:hAnsi="Consolas" w:eastAsia="Consolas" w:cs="Consolas"/>
+                <w:b w:val="0"/>
+                <w:bCs w:val="0"/>
+                <w:color w:val="000000"/>
+                <w:kern w:val="0"/>
+                <w:sz w:val="16"/>
+                <w:szCs w:val="16"/>
+                <w:shd w:val="clear" w:fill="FFFFFF"/>
+                <w:lang w:val="en-US" w:eastAsia="zh-CN" w:bidi="ar"/>
+              </w:rPr>
+              <w:t>=</w:t>
+            </w:r>
+            <w:r>
+              <w:rPr>
+                <w:rFonts w:hint="default" w:ascii="Consolas" w:hAnsi="Consolas" w:eastAsia="Consolas" w:cs="Consolas"/>
+                <w:b w:val="0"/>
+                <w:bCs w:val="0"/>
+                <w:color w:val="0000FF"/>
+                <w:kern w:val="0"/>
+                <w:sz w:val="16"/>
+                <w:szCs w:val="16"/>
+                <w:shd w:val="clear" w:fill="FFFFFF"/>
+                <w:lang w:val="en-US" w:eastAsia="zh-CN" w:bidi="ar"/>
+              </w:rPr>
+              <w:t>{</w:t>
+            </w:r>
+            <w:r>
+              <w:rPr>
+                <w:rFonts w:hint="default" w:ascii="Consolas" w:hAnsi="Consolas" w:eastAsia="Consolas" w:cs="Consolas"/>
+                <w:b w:val="0"/>
+                <w:bCs w:val="0"/>
+                <w:color w:val="000000"/>
+                <w:kern w:val="0"/>
+                <w:sz w:val="16"/>
+                <w:szCs w:val="16"/>
+                <w:shd w:val="clear" w:fill="FFFFFF"/>
+                <w:lang w:val="en-US" w:eastAsia="zh-CN" w:bidi="ar"/>
+              </w:rPr>
+              <w:t>{</w:t>
+            </w:r>
+            <w:r>
+              <w:rPr>
+                <w:rFonts w:hint="default" w:ascii="Consolas" w:hAnsi="Consolas" w:eastAsia="Consolas" w:cs="Consolas"/>
+                <w:b w:val="0"/>
+                <w:bCs w:val="0"/>
+                <w:color w:val="001080"/>
+                <w:kern w:val="0"/>
+                <w:sz w:val="16"/>
+                <w:szCs w:val="16"/>
+                <w:shd w:val="clear" w:fill="FFFFFF"/>
+                <w:lang w:val="en-US" w:eastAsia="zh-CN" w:bidi="ar"/>
+              </w:rPr>
+              <w:t>height:</w:t>
+            </w:r>
+            <w:r>
+              <w:rPr>
+                <w:rFonts w:hint="default" w:ascii="Consolas" w:hAnsi="Consolas" w:eastAsia="Consolas" w:cs="Consolas"/>
+                <w:b w:val="0"/>
+                <w:bCs w:val="0"/>
+                <w:color w:val="000000"/>
+                <w:kern w:val="0"/>
+                <w:sz w:val="16"/>
+                <w:szCs w:val="16"/>
+                <w:shd w:val="clear" w:fill="FFFFFF"/>
+                <w:lang w:val="en-US" w:eastAsia="zh-CN" w:bidi="ar"/>
+              </w:rPr>
+              <w:t xml:space="preserve"> </w:t>
+            </w:r>
+            <w:r>
+              <w:rPr>
+                <w:rFonts w:hint="default" w:ascii="Consolas" w:hAnsi="Consolas" w:eastAsia="Consolas" w:cs="Consolas"/>
+                <w:b w:val="0"/>
+                <w:bCs w:val="0"/>
+                <w:color w:val="A31515"/>
+                <w:kern w:val="0"/>
+                <w:sz w:val="16"/>
+                <w:szCs w:val="16"/>
+                <w:shd w:val="clear" w:fill="FFFFFF"/>
+                <w:lang w:val="en-US" w:eastAsia="zh-CN" w:bidi="ar"/>
+              </w:rPr>
+              <w:t>"10px"</w:t>
+            </w:r>
+            <w:r>
+              <w:rPr>
+                <w:rFonts w:hint="default" w:ascii="Consolas" w:hAnsi="Consolas" w:eastAsia="Consolas" w:cs="Consolas"/>
+                <w:b w:val="0"/>
+                <w:bCs w:val="0"/>
+                <w:color w:val="000000"/>
+                <w:kern w:val="0"/>
+                <w:sz w:val="16"/>
+                <w:szCs w:val="16"/>
+                <w:shd w:val="clear" w:fill="FFFFFF"/>
+                <w:lang w:val="en-US" w:eastAsia="zh-CN" w:bidi="ar"/>
+              </w:rPr>
+              <w:t xml:space="preserve">, </w:t>
+            </w:r>
+            <w:r>
+              <w:rPr>
+                <w:rFonts w:hint="default" w:ascii="Consolas" w:hAnsi="Consolas" w:eastAsia="Consolas" w:cs="Consolas"/>
+                <w:b w:val="0"/>
+                <w:bCs w:val="0"/>
+                <w:color w:val="001080"/>
+                <w:kern w:val="0"/>
+                <w:sz w:val="16"/>
+                <w:szCs w:val="16"/>
+                <w:shd w:val="clear" w:fill="FFFFFF"/>
+                <w:lang w:val="en-US" w:eastAsia="zh-CN" w:bidi="ar"/>
+              </w:rPr>
+              <w:t>width:</w:t>
+            </w:r>
+            <w:r>
+              <w:rPr>
+                <w:rFonts w:hint="default" w:ascii="Consolas" w:hAnsi="Consolas" w:eastAsia="Consolas" w:cs="Consolas"/>
+                <w:b w:val="0"/>
+                <w:bCs w:val="0"/>
+                <w:color w:val="000000"/>
+                <w:kern w:val="0"/>
+                <w:sz w:val="16"/>
+                <w:szCs w:val="16"/>
+                <w:shd w:val="clear" w:fill="FFFFFF"/>
+                <w:lang w:val="en-US" w:eastAsia="zh-CN" w:bidi="ar"/>
+              </w:rPr>
+              <w:t xml:space="preserve"> </w:t>
+            </w:r>
+            <w:r>
+              <w:rPr>
+                <w:rFonts w:hint="default" w:ascii="Consolas" w:hAnsi="Consolas" w:eastAsia="Consolas" w:cs="Consolas"/>
+                <w:b w:val="0"/>
+                <w:bCs w:val="0"/>
+                <w:color w:val="A31515"/>
+                <w:kern w:val="0"/>
+                <w:sz w:val="16"/>
+                <w:szCs w:val="16"/>
+                <w:shd w:val="clear" w:fill="FFFFFF"/>
+                <w:lang w:val="en-US" w:eastAsia="zh-CN" w:bidi="ar"/>
+              </w:rPr>
+              <w:t>"200px"</w:t>
+            </w:r>
+            <w:r>
+              <w:rPr>
+                <w:rFonts w:hint="default" w:ascii="Consolas" w:hAnsi="Consolas" w:eastAsia="Consolas" w:cs="Consolas"/>
+                <w:b w:val="0"/>
+                <w:bCs w:val="0"/>
+                <w:color w:val="000000"/>
+                <w:kern w:val="0"/>
+                <w:sz w:val="16"/>
+                <w:szCs w:val="16"/>
+                <w:shd w:val="clear" w:fill="FFFFFF"/>
+                <w:lang w:val="en-US" w:eastAsia="zh-CN" w:bidi="ar"/>
+              </w:rPr>
+              <w:t>}</w:t>
+            </w:r>
+            <w:r>
+              <w:rPr>
+                <w:rFonts w:hint="default" w:ascii="Consolas" w:hAnsi="Consolas" w:eastAsia="Consolas" w:cs="Consolas"/>
+                <w:b w:val="0"/>
+                <w:bCs w:val="0"/>
+                <w:color w:val="0000FF"/>
+                <w:kern w:val="0"/>
+                <w:sz w:val="16"/>
+                <w:szCs w:val="16"/>
+                <w:shd w:val="clear" w:fill="FFFFFF"/>
+                <w:lang w:val="en-US" w:eastAsia="zh-CN" w:bidi="ar"/>
+              </w:rPr>
+              <w:t>}</w:t>
+            </w:r>
+            <w:r>
+              <w:rPr>
+                <w:rFonts w:hint="default" w:ascii="Consolas" w:hAnsi="Consolas" w:eastAsia="Consolas" w:cs="Consolas"/>
+                <w:b w:val="0"/>
+                <w:bCs w:val="0"/>
+                <w:color w:val="800000"/>
+                <w:kern w:val="0"/>
+                <w:sz w:val="16"/>
+                <w:szCs w:val="16"/>
+                <w:shd w:val="clear" w:fill="FFFFFF"/>
+                <w:lang w:val="en-US" w:eastAsia="zh-CN" w:bidi="ar"/>
+              </w:rPr>
+              <w:t>/&gt;</w:t>
+            </w:r>
+          </w:p>
+          <w:p>
+            <w:pPr>
+              <w:widowControl w:val="0"/>
+              <w:jc w:val="both"/>
+              <w:rPr>
+                <w:rFonts w:hint="default"/>
+                <w:sz w:val="18"/>
+                <w:szCs w:val="18"/>
+                <w:vertAlign w:val="baseline"/>
+                <w:lang w:val="en-IN"/>
+              </w:rPr>
+            </w:pPr>
+          </w:p>
+          <w:p>
+            <w:pPr>
+              <w:widowControl w:val="0"/>
+              <w:jc w:val="both"/>
+              <w:rPr>
+                <w:rFonts w:hint="default"/>
+                <w:sz w:val="18"/>
+                <w:szCs w:val="18"/>
+                <w:vertAlign w:val="baseline"/>
+                <w:lang w:val="en-IN"/>
+              </w:rPr>
+            </w:pPr>
+          </w:p>
+          <w:p>
+            <w:pPr>
+              <w:widowControl w:val="0"/>
+              <w:jc w:val="both"/>
+              <w:rPr>
+                <w:rFonts w:hint="default"/>
+                <w:sz w:val="18"/>
+                <w:szCs w:val="18"/>
+                <w:vertAlign w:val="baseline"/>
+                <w:lang w:val="en-IN"/>
+              </w:rPr>
+            </w:pPr>
+          </w:p>
+        </w:tc>
+        <w:tc>
+          <w:tcPr>
+            <w:tcW w:w="4832" w:type="dxa"/>
+          </w:tcPr>
+          <w:p>
+            <w:pPr>
+              <w:widowControl w:val="0"/>
+              <w:jc w:val="both"/>
+            </w:pPr>
+            <w:r>
+              <w:drawing>
+                <wp:inline distT="0" distB="0" distL="114300" distR="114300">
+                  <wp:extent cx="1412875" cy="297180"/>
+                  <wp:effectExtent l="0" t="0" r="15875" b="7620"/>
+                  <wp:docPr id="16" name="Picture 3"/>
+                  <wp:cNvGraphicFramePr>
+                    <a:graphicFrameLocks xmlns:a="http://schemas.openxmlformats.org/drawingml/2006/main" noChangeAspect="1"/>
+                  </wp:cNvGraphicFramePr>
+                  <a:graphic xmlns:a="http://schemas.openxmlformats.org/drawingml/2006/main">
+                    <a:graphicData uri="http://schemas.openxmlformats.org/drawingml/2006/picture">
+                      <pic:pic xmlns:pic="http://schemas.openxmlformats.org/drawingml/2006/picture">
+                        <pic:nvPicPr>
+                          <pic:cNvPr id="16" name="Picture 3"/>
+                          <pic:cNvPicPr>
+                            <a:picLocks noChangeAspect="1"/>
+                          </pic:cNvPicPr>
+                        </pic:nvPicPr>
+                        <pic:blipFill>
+                          <a:blip r:embed="rId20"/>
+                          <a:stretch>
+                            <a:fillRect/>
+                          </a:stretch>
+                        </pic:blipFill>
+                        <pic:spPr>
+                          <a:xfrm>
+                            <a:off x="0" y="0"/>
+                            <a:ext cx="1412875" cy="297180"/>
+                          </a:xfrm>
+                          <a:prstGeom prst="rect">
+                            <a:avLst/>
+                          </a:prstGeom>
+                          <a:noFill/>
+                          <a:ln>
+                            <a:noFill/>
+                          </a:ln>
+                        </pic:spPr>
+                      </pic:pic>
+                    </a:graphicData>
+                  </a:graphic>
+                </wp:inline>
+              </w:drawing>
+            </w:r>
+          </w:p>
+        </w:tc>
+      </w:tr>
+      <w:tr>
+        <w:tblPrEx>
+          <w:tblBorders>
+            <w:top w:val="none" w:color="auto" w:sz="0" w:space="0"/>
+            <w:left w:val="none" w:color="auto" w:sz="0" w:space="0"/>
+            <w:bottom w:val="none" w:color="auto" w:sz="0" w:space="0"/>
+            <w:right w:val="none" w:color="auto" w:sz="0" w:space="0"/>
+            <w:insideH w:val="none" w:color="auto" w:sz="0" w:space="0"/>
+            <w:insideV w:val="none" w:color="auto" w:sz="0" w:space="0"/>
+          </w:tblBorders>
+          <w:tblCellMar>
+            <w:top w:w="0" w:type="dxa"/>
+            <w:left w:w="108" w:type="dxa"/>
+            <w:bottom w:w="0" w:type="dxa"/>
+            <w:right w:w="108" w:type="dxa"/>
+          </w:tblCellMar>
+        </w:tblPrEx>
+        <w:tc>
+          <w:tcPr>
+            <w:tcW w:w="5743" w:type="dxa"/>
+          </w:tcPr>
+          <w:p>
+            <w:pPr>
+              <w:widowControl w:val="0"/>
+              <w:jc w:val="both"/>
+              <w:rPr>
+                <w:rFonts w:hint="default"/>
+                <w:sz w:val="18"/>
+                <w:szCs w:val="18"/>
+                <w:vertAlign w:val="baseline"/>
+                <w:lang w:val="en-IN"/>
+              </w:rPr>
+            </w:pPr>
+            <w:r>
+              <w:rPr>
+                <w:rFonts w:hint="default"/>
+                <w:b/>
+                <w:bCs/>
+                <w:sz w:val="18"/>
+                <w:szCs w:val="18"/>
+                <w:vertAlign w:val="baseline"/>
+                <w:lang w:val="en-IN"/>
+              </w:rPr>
+              <w:t>Color &amp; Theme</w:t>
+            </w:r>
+          </w:p>
+        </w:tc>
+        <w:tc>
+          <w:tcPr>
+            <w:tcW w:w="4832" w:type="dxa"/>
+          </w:tcPr>
+          <w:p>
+            <w:pPr>
+              <w:widowControl w:val="0"/>
+              <w:jc w:val="both"/>
+            </w:pPr>
+          </w:p>
+        </w:tc>
+      </w:tr>
+      <w:tr>
+        <w:tblPrEx>
+          <w:tblBorders>
+            <w:top w:val="none" w:color="auto" w:sz="0" w:space="0"/>
+            <w:left w:val="none" w:color="auto" w:sz="0" w:space="0"/>
+            <w:bottom w:val="none" w:color="auto" w:sz="0" w:space="0"/>
+            <w:right w:val="none" w:color="auto" w:sz="0" w:space="0"/>
+            <w:insideH w:val="none" w:color="auto" w:sz="0" w:space="0"/>
+            <w:insideV w:val="none" w:color="auto" w:sz="0" w:space="0"/>
+          </w:tblBorders>
+          <w:tblCellMar>
+            <w:top w:w="0" w:type="dxa"/>
+            <w:left w:w="108" w:type="dxa"/>
+            <w:bottom w:w="0" w:type="dxa"/>
+            <w:right w:w="108" w:type="dxa"/>
+          </w:tblCellMar>
+        </w:tblPrEx>
+        <w:tc>
+          <w:tcPr>
+            <w:tcW w:w="5743" w:type="dxa"/>
+            <w:shd w:val="clear"/>
+            <w:vAlign w:val="top"/>
+          </w:tcPr>
+          <w:p>
+            <w:pPr>
+              <w:widowControl w:val="0"/>
+              <w:jc w:val="both"/>
+              <w:rPr>
+                <w:rFonts w:hint="default"/>
+                <w:sz w:val="16"/>
+                <w:szCs w:val="16"/>
+                <w:vertAlign w:val="baseline"/>
+                <w:lang w:val="en-IN"/>
+              </w:rPr>
+            </w:pPr>
+            <w:r>
+              <w:rPr>
+                <w:rFonts w:hint="default"/>
+                <w:sz w:val="16"/>
+                <w:szCs w:val="16"/>
+                <w:vertAlign w:val="baseline"/>
+                <w:lang w:val="en-IN"/>
+              </w:rPr>
+              <w:fldChar w:fldCharType="begin"/>
+            </w:r>
+            <w:r>
+              <w:rPr>
+                <w:rFonts w:hint="default"/>
+                <w:sz w:val="16"/>
+                <w:szCs w:val="16"/>
+                <w:vertAlign w:val="baseline"/>
+                <w:lang w:val="en-IN"/>
+              </w:rPr>
+              <w:instrText xml:space="preserve"> HYPERLINK "https://mui.com/material-ui/customization/color/" </w:instrText>
+            </w:r>
+            <w:r>
+              <w:rPr>
+                <w:rFonts w:hint="default"/>
+                <w:sz w:val="16"/>
+                <w:szCs w:val="16"/>
+                <w:vertAlign w:val="baseline"/>
+                <w:lang w:val="en-IN"/>
+              </w:rPr>
+              <w:fldChar w:fldCharType="separate"/>
+            </w:r>
+            <w:r>
+              <w:rPr>
+                <w:rStyle w:val="4"/>
+                <w:rFonts w:hint="default"/>
+                <w:sz w:val="16"/>
+                <w:szCs w:val="16"/>
+                <w:vertAlign w:val="baseline"/>
+                <w:lang w:val="en-IN"/>
+              </w:rPr>
+              <w:t>https://mui.com/material-ui/customization/color/</w:t>
+            </w:r>
+            <w:r>
+              <w:rPr>
+                <w:rFonts w:hint="default"/>
+                <w:sz w:val="16"/>
+                <w:szCs w:val="16"/>
+                <w:vertAlign w:val="baseline"/>
+                <w:lang w:val="en-IN"/>
+              </w:rPr>
+              <w:fldChar w:fldCharType="end"/>
+            </w:r>
+          </w:p>
+          <w:p>
+            <w:pPr>
+              <w:widowControl w:val="0"/>
+              <w:jc w:val="both"/>
+              <w:rPr>
+                <w:rFonts w:hint="default"/>
+                <w:sz w:val="16"/>
+                <w:szCs w:val="16"/>
+                <w:vertAlign w:val="baseline"/>
+                <w:lang w:val="en-IN"/>
+              </w:rPr>
+            </w:pPr>
+          </w:p>
+          <w:p>
+            <w:pPr>
+              <w:widowControl w:val="0"/>
+              <w:jc w:val="both"/>
+              <w:rPr>
+                <w:rFonts w:hint="default"/>
+                <w:sz w:val="16"/>
+                <w:szCs w:val="16"/>
+                <w:vertAlign w:val="baseline"/>
+                <w:lang w:val="en-IN"/>
+              </w:rPr>
+            </w:pPr>
+            <w:r>
+              <w:rPr>
+                <w:rFonts w:hint="default"/>
+                <w:sz w:val="16"/>
+                <w:szCs w:val="16"/>
+                <w:vertAlign w:val="baseline"/>
+                <w:lang w:val="en-IN"/>
+              </w:rPr>
+              <w:fldChar w:fldCharType="begin"/>
+            </w:r>
+            <w:r>
+              <w:rPr>
+                <w:rFonts w:hint="default"/>
+                <w:sz w:val="16"/>
+                <w:szCs w:val="16"/>
+                <w:vertAlign w:val="baseline"/>
+                <w:lang w:val="en-IN"/>
+              </w:rPr>
+              <w:instrText xml:space="preserve"> HYPERLINK "https://mui.com/material-ui/customization/default-theme/" </w:instrText>
+            </w:r>
+            <w:r>
+              <w:rPr>
+                <w:rFonts w:hint="default"/>
+                <w:sz w:val="16"/>
+                <w:szCs w:val="16"/>
+                <w:vertAlign w:val="baseline"/>
+                <w:lang w:val="en-IN"/>
+              </w:rPr>
+              <w:fldChar w:fldCharType="separate"/>
+            </w:r>
+            <w:r>
+              <w:rPr>
+                <w:rStyle w:val="4"/>
+                <w:rFonts w:hint="default"/>
+                <w:sz w:val="16"/>
+                <w:szCs w:val="16"/>
+                <w:vertAlign w:val="baseline"/>
+                <w:lang w:val="en-IN"/>
+              </w:rPr>
+              <w:t>https://mui.com/material-ui/customization/default-theme/</w:t>
+            </w:r>
+            <w:r>
+              <w:rPr>
+                <w:rFonts w:hint="default"/>
+                <w:sz w:val="16"/>
+                <w:szCs w:val="16"/>
+                <w:vertAlign w:val="baseline"/>
+                <w:lang w:val="en-IN"/>
+              </w:rPr>
+              <w:fldChar w:fldCharType="end"/>
+            </w:r>
+          </w:p>
+          <w:p>
+            <w:pPr>
+              <w:widowControl w:val="0"/>
+              <w:jc w:val="both"/>
+              <w:rPr>
+                <w:rFonts w:hint="default"/>
+                <w:sz w:val="16"/>
+                <w:szCs w:val="16"/>
+                <w:vertAlign w:val="baseline"/>
+                <w:lang w:val="en-IN"/>
+              </w:rPr>
+            </w:pPr>
+          </w:p>
+          <w:p>
+            <w:pPr>
+              <w:widowControl w:val="0"/>
+              <w:jc w:val="both"/>
+            </w:pPr>
+            <w:r>
+              <w:drawing>
+                <wp:inline distT="0" distB="0" distL="114300" distR="114300">
+                  <wp:extent cx="1550670" cy="1916430"/>
+                  <wp:effectExtent l="0" t="0" r="11430" b="7620"/>
+                  <wp:docPr id="19" name="Picture 2"/>
+                  <wp:cNvGraphicFramePr>
+                    <a:graphicFrameLocks xmlns:a="http://schemas.openxmlformats.org/drawingml/2006/main" noChangeAspect="1"/>
+                  </wp:cNvGraphicFramePr>
+                  <a:graphic xmlns:a="http://schemas.openxmlformats.org/drawingml/2006/main">
+                    <a:graphicData uri="http://schemas.openxmlformats.org/drawingml/2006/picture">
+                      <pic:pic xmlns:pic="http://schemas.openxmlformats.org/drawingml/2006/picture">
+                        <pic:nvPicPr>
+                          <pic:cNvPr id="19" name="Picture 2"/>
+                          <pic:cNvPicPr>
+                            <a:picLocks noChangeAspect="1"/>
+                          </pic:cNvPicPr>
+                        </pic:nvPicPr>
+                        <pic:blipFill>
+                          <a:blip r:embed="rId21"/>
+                          <a:stretch>
+                            <a:fillRect/>
+                          </a:stretch>
+                        </pic:blipFill>
+                        <pic:spPr>
+                          <a:xfrm>
+                            <a:off x="0" y="0"/>
+                            <a:ext cx="1550670" cy="1916430"/>
+                          </a:xfrm>
+                          <a:prstGeom prst="rect">
+                            <a:avLst/>
+                          </a:prstGeom>
+                          <a:noFill/>
+                          <a:ln>
+                            <a:noFill/>
+                          </a:ln>
+                        </pic:spPr>
+                      </pic:pic>
+                    </a:graphicData>
+                  </a:graphic>
+                </wp:inline>
+              </w:drawing>
+            </w:r>
+          </w:p>
+          <w:p>
+            <w:pPr>
+              <w:widowControl w:val="0"/>
+              <w:jc w:val="both"/>
+              <w:rPr>
+                <w:rFonts w:hint="default"/>
+                <w:lang w:val="en-IN" w:eastAsia="zh-CN"/>
+              </w:rPr>
+            </w:pPr>
+          </w:p>
+        </w:tc>
+        <w:tc>
+          <w:tcPr>
+            <w:tcW w:w="4832" w:type="dxa"/>
+            <w:shd w:val="clear"/>
+            <w:vAlign w:val="top"/>
+          </w:tcPr>
+          <w:p>
+            <w:pPr>
+              <w:keepNext w:val="0"/>
+              <w:keepLines w:val="0"/>
+              <w:widowControl/>
+              <w:suppressLineNumbers w:val="0"/>
+              <w:shd w:val="clear" w:fill="FFFFFF"/>
+              <w:spacing w:line="240" w:lineRule="auto"/>
+              <w:jc w:val="left"/>
+              <w:rPr>
+                <w:rFonts w:hint="default" w:ascii="Consolas" w:hAnsi="Consolas" w:eastAsia="Consolas" w:cs="Consolas"/>
+                <w:b w:val="0"/>
+                <w:bCs w:val="0"/>
+                <w:color w:val="800000"/>
+                <w:kern w:val="0"/>
+                <w:sz w:val="15"/>
+                <w:szCs w:val="15"/>
+                <w:shd w:val="clear" w:fill="FFFFFF"/>
+                <w:lang w:val="en-US" w:eastAsia="zh-CN" w:bidi="ar"/>
+              </w:rPr>
+            </w:pPr>
+            <w:r>
+              <w:rPr>
+                <w:rFonts w:hint="default" w:ascii="Consolas" w:hAnsi="Consolas" w:eastAsia="Consolas" w:cs="Consolas"/>
+                <w:b w:val="0"/>
+                <w:bCs w:val="0"/>
+                <w:color w:val="800000"/>
+                <w:kern w:val="0"/>
+                <w:sz w:val="15"/>
+                <w:szCs w:val="15"/>
+                <w:shd w:val="clear" w:fill="FFFFFF"/>
+                <w:lang w:val="en-US" w:eastAsia="zh-CN" w:bidi="ar"/>
+              </w:rPr>
+              <w:t>&lt;</w:t>
+            </w:r>
+            <w:r>
+              <w:rPr>
+                <w:rFonts w:hint="default" w:ascii="Consolas" w:hAnsi="Consolas" w:eastAsia="Consolas" w:cs="Consolas"/>
+                <w:b w:val="0"/>
+                <w:bCs w:val="0"/>
+                <w:color w:val="267F99"/>
+                <w:kern w:val="0"/>
+                <w:sz w:val="15"/>
+                <w:szCs w:val="15"/>
+                <w:shd w:val="clear" w:fill="FFFFFF"/>
+                <w:lang w:val="en-US" w:eastAsia="zh-CN" w:bidi="ar"/>
+              </w:rPr>
+              <w:t>Slider</w:t>
+            </w:r>
+            <w:r>
+              <w:rPr>
+                <w:rFonts w:hint="default" w:ascii="Consolas" w:hAnsi="Consolas" w:eastAsia="Consolas" w:cs="Consolas"/>
+                <w:b w:val="0"/>
+                <w:bCs w:val="0"/>
+                <w:color w:val="000000"/>
+                <w:kern w:val="0"/>
+                <w:sz w:val="15"/>
+                <w:szCs w:val="15"/>
+                <w:shd w:val="clear" w:fill="FFFFFF"/>
+                <w:lang w:val="en-US" w:eastAsia="zh-CN" w:bidi="ar"/>
+              </w:rPr>
+              <w:t xml:space="preserve"> </w:t>
+            </w:r>
+            <w:r>
+              <w:rPr>
+                <w:rFonts w:hint="default" w:ascii="Consolas" w:hAnsi="Consolas" w:eastAsia="Consolas" w:cs="Consolas"/>
+                <w:b w:val="0"/>
+                <w:bCs w:val="0"/>
+                <w:color w:val="E50000"/>
+                <w:kern w:val="0"/>
+                <w:sz w:val="15"/>
+                <w:szCs w:val="15"/>
+                <w:shd w:val="clear" w:fill="FFFFFF"/>
+                <w:lang w:val="en-US" w:eastAsia="zh-CN" w:bidi="ar"/>
+              </w:rPr>
+              <w:t>sx</w:t>
+            </w:r>
+            <w:r>
+              <w:rPr>
+                <w:rFonts w:hint="default" w:ascii="Consolas" w:hAnsi="Consolas" w:eastAsia="Consolas" w:cs="Consolas"/>
+                <w:b w:val="0"/>
+                <w:bCs w:val="0"/>
+                <w:color w:val="000000"/>
+                <w:kern w:val="0"/>
+                <w:sz w:val="15"/>
+                <w:szCs w:val="15"/>
+                <w:shd w:val="clear" w:fill="FFFFFF"/>
+                <w:lang w:val="en-US" w:eastAsia="zh-CN" w:bidi="ar"/>
+              </w:rPr>
+              <w:t>=</w:t>
+            </w:r>
+            <w:r>
+              <w:rPr>
+                <w:rFonts w:hint="default" w:ascii="Consolas" w:hAnsi="Consolas" w:eastAsia="Consolas" w:cs="Consolas"/>
+                <w:b w:val="0"/>
+                <w:bCs w:val="0"/>
+                <w:color w:val="0000FF"/>
+                <w:kern w:val="0"/>
+                <w:sz w:val="15"/>
+                <w:szCs w:val="15"/>
+                <w:shd w:val="clear" w:fill="FFFFFF"/>
+                <w:lang w:val="en-US" w:eastAsia="zh-CN" w:bidi="ar"/>
+              </w:rPr>
+              <w:t>{</w:t>
+            </w:r>
+            <w:r>
+              <w:rPr>
+                <w:rFonts w:hint="default" w:ascii="Consolas" w:hAnsi="Consolas" w:eastAsia="Consolas" w:cs="Consolas"/>
+                <w:b w:val="0"/>
+                <w:bCs w:val="0"/>
+                <w:color w:val="000000"/>
+                <w:kern w:val="0"/>
+                <w:sz w:val="15"/>
+                <w:szCs w:val="15"/>
+                <w:shd w:val="clear" w:fill="FFFFFF"/>
+                <w:lang w:val="en-US" w:eastAsia="zh-CN" w:bidi="ar"/>
+              </w:rPr>
+              <w:t>{</w:t>
+            </w:r>
+            <w:r>
+              <w:rPr>
+                <w:rFonts w:hint="default" w:ascii="Consolas" w:hAnsi="Consolas" w:eastAsia="Consolas" w:cs="Consolas"/>
+                <w:b w:val="0"/>
+                <w:bCs w:val="0"/>
+                <w:color w:val="001080"/>
+                <w:kern w:val="0"/>
+                <w:sz w:val="15"/>
+                <w:szCs w:val="15"/>
+                <w:shd w:val="clear" w:fill="FFFFFF"/>
+                <w:lang w:val="en-US" w:eastAsia="zh-CN" w:bidi="ar"/>
+              </w:rPr>
+              <w:t>height:</w:t>
+            </w:r>
+            <w:r>
+              <w:rPr>
+                <w:rFonts w:hint="default" w:ascii="Consolas" w:hAnsi="Consolas" w:eastAsia="Consolas" w:cs="Consolas"/>
+                <w:b w:val="0"/>
+                <w:bCs w:val="0"/>
+                <w:color w:val="000000"/>
+                <w:kern w:val="0"/>
+                <w:sz w:val="15"/>
+                <w:szCs w:val="15"/>
+                <w:shd w:val="clear" w:fill="FFFFFF"/>
+                <w:lang w:val="en-US" w:eastAsia="zh-CN" w:bidi="ar"/>
+              </w:rPr>
+              <w:t xml:space="preserve"> </w:t>
+            </w:r>
+            <w:r>
+              <w:rPr>
+                <w:rFonts w:hint="default" w:ascii="Consolas" w:hAnsi="Consolas" w:eastAsia="Consolas" w:cs="Consolas"/>
+                <w:b w:val="0"/>
+                <w:bCs w:val="0"/>
+                <w:color w:val="A31515"/>
+                <w:kern w:val="0"/>
+                <w:sz w:val="15"/>
+                <w:szCs w:val="15"/>
+                <w:shd w:val="clear" w:fill="FFFFFF"/>
+                <w:lang w:val="en-US" w:eastAsia="zh-CN" w:bidi="ar"/>
+              </w:rPr>
+              <w:t>"10px"</w:t>
+            </w:r>
+            <w:r>
+              <w:rPr>
+                <w:rFonts w:hint="default" w:ascii="Consolas" w:hAnsi="Consolas" w:eastAsia="Consolas" w:cs="Consolas"/>
+                <w:b w:val="0"/>
+                <w:bCs w:val="0"/>
+                <w:color w:val="000000"/>
+                <w:kern w:val="0"/>
+                <w:sz w:val="15"/>
+                <w:szCs w:val="15"/>
+                <w:shd w:val="clear" w:fill="FFFFFF"/>
+                <w:lang w:val="en-US" w:eastAsia="zh-CN" w:bidi="ar"/>
+              </w:rPr>
+              <w:t xml:space="preserve">, </w:t>
+            </w:r>
+            <w:r>
+              <w:rPr>
+                <w:rFonts w:hint="default" w:ascii="Consolas" w:hAnsi="Consolas" w:eastAsia="Consolas" w:cs="Consolas"/>
+                <w:b w:val="0"/>
+                <w:bCs w:val="0"/>
+                <w:color w:val="001080"/>
+                <w:kern w:val="0"/>
+                <w:sz w:val="15"/>
+                <w:szCs w:val="15"/>
+                <w:shd w:val="clear" w:fill="FFFFFF"/>
+                <w:lang w:val="en-US" w:eastAsia="zh-CN" w:bidi="ar"/>
+              </w:rPr>
+              <w:t>width:</w:t>
+            </w:r>
+            <w:r>
+              <w:rPr>
+                <w:rFonts w:hint="default" w:ascii="Consolas" w:hAnsi="Consolas" w:eastAsia="Consolas" w:cs="Consolas"/>
+                <w:b w:val="0"/>
+                <w:bCs w:val="0"/>
+                <w:color w:val="000000"/>
+                <w:kern w:val="0"/>
+                <w:sz w:val="15"/>
+                <w:szCs w:val="15"/>
+                <w:shd w:val="clear" w:fill="FFFFFF"/>
+                <w:lang w:val="en-US" w:eastAsia="zh-CN" w:bidi="ar"/>
+              </w:rPr>
+              <w:t xml:space="preserve"> </w:t>
+            </w:r>
+            <w:r>
+              <w:rPr>
+                <w:rFonts w:hint="default" w:ascii="Consolas" w:hAnsi="Consolas" w:eastAsia="Consolas" w:cs="Consolas"/>
+                <w:b w:val="0"/>
+                <w:bCs w:val="0"/>
+                <w:color w:val="A31515"/>
+                <w:kern w:val="0"/>
+                <w:sz w:val="15"/>
+                <w:szCs w:val="15"/>
+                <w:shd w:val="clear" w:fill="FFFFFF"/>
+                <w:lang w:val="en-US" w:eastAsia="zh-CN" w:bidi="ar"/>
+              </w:rPr>
+              <w:t>"200px"</w:t>
+            </w:r>
+            <w:r>
+              <w:rPr>
+                <w:rFonts w:hint="default" w:ascii="Consolas" w:hAnsi="Consolas" w:eastAsia="Consolas" w:cs="Consolas"/>
+                <w:b w:val="0"/>
+                <w:bCs w:val="0"/>
+                <w:color w:val="000000"/>
+                <w:kern w:val="0"/>
+                <w:sz w:val="15"/>
+                <w:szCs w:val="15"/>
+                <w:shd w:val="clear" w:fill="FFFFFF"/>
+                <w:lang w:val="en-US" w:eastAsia="zh-CN" w:bidi="ar"/>
+              </w:rPr>
+              <w:t xml:space="preserve">, </w:t>
+            </w:r>
+            <w:r>
+              <w:rPr>
+                <w:rFonts w:hint="default" w:ascii="Consolas" w:hAnsi="Consolas" w:eastAsia="Consolas" w:cs="Consolas"/>
+                <w:b w:val="0"/>
+                <w:bCs w:val="0"/>
+                <w:color w:val="001080"/>
+                <w:kern w:val="0"/>
+                <w:sz w:val="15"/>
+                <w:szCs w:val="15"/>
+                <w:shd w:val="clear" w:fill="FFFFFF"/>
+                <w:lang w:val="en-US" w:eastAsia="zh-CN" w:bidi="ar"/>
+              </w:rPr>
+              <w:t>color:</w:t>
+            </w:r>
+            <w:r>
+              <w:rPr>
+                <w:rFonts w:hint="default" w:ascii="Consolas" w:hAnsi="Consolas" w:eastAsia="Consolas" w:cs="Consolas"/>
+                <w:b w:val="0"/>
+                <w:bCs w:val="0"/>
+                <w:color w:val="000000"/>
+                <w:kern w:val="0"/>
+                <w:sz w:val="15"/>
+                <w:szCs w:val="15"/>
+                <w:shd w:val="clear" w:fill="FFFFFF"/>
+                <w:lang w:val="en-US" w:eastAsia="zh-CN" w:bidi="ar"/>
+              </w:rPr>
+              <w:t xml:space="preserve"> </w:t>
+            </w:r>
+            <w:r>
+              <w:rPr>
+                <w:rFonts w:hint="default" w:ascii="Consolas" w:hAnsi="Consolas" w:eastAsia="Consolas" w:cs="Consolas"/>
+                <w:b w:val="0"/>
+                <w:bCs w:val="0"/>
+                <w:color w:val="A31515"/>
+                <w:kern w:val="0"/>
+                <w:sz w:val="15"/>
+                <w:szCs w:val="15"/>
+                <w:shd w:val="clear" w:fill="FFFFFF"/>
+                <w:lang w:val="en-US" w:eastAsia="zh-CN" w:bidi="ar"/>
+              </w:rPr>
+              <w:t>"red"</w:t>
+            </w:r>
+            <w:r>
+              <w:rPr>
+                <w:rFonts w:hint="default" w:ascii="Consolas" w:hAnsi="Consolas" w:eastAsia="Consolas" w:cs="Consolas"/>
+                <w:b w:val="0"/>
+                <w:bCs w:val="0"/>
+                <w:color w:val="000000"/>
+                <w:kern w:val="0"/>
+                <w:sz w:val="15"/>
+                <w:szCs w:val="15"/>
+                <w:shd w:val="clear" w:fill="FFFFFF"/>
+                <w:lang w:val="en-US" w:eastAsia="zh-CN" w:bidi="ar"/>
+              </w:rPr>
+              <w:t>}</w:t>
+            </w:r>
+            <w:r>
+              <w:rPr>
+                <w:rFonts w:hint="default" w:ascii="Consolas" w:hAnsi="Consolas" w:eastAsia="Consolas" w:cs="Consolas"/>
+                <w:b w:val="0"/>
+                <w:bCs w:val="0"/>
+                <w:color w:val="0000FF"/>
+                <w:kern w:val="0"/>
+                <w:sz w:val="15"/>
+                <w:szCs w:val="15"/>
+                <w:shd w:val="clear" w:fill="FFFFFF"/>
+                <w:lang w:val="en-US" w:eastAsia="zh-CN" w:bidi="ar"/>
+              </w:rPr>
+              <w:t>}</w:t>
+            </w:r>
+            <w:r>
+              <w:rPr>
+                <w:rFonts w:hint="default" w:ascii="Consolas" w:hAnsi="Consolas" w:eastAsia="Consolas" w:cs="Consolas"/>
+                <w:b w:val="0"/>
+                <w:bCs w:val="0"/>
+                <w:color w:val="800000"/>
+                <w:kern w:val="0"/>
+                <w:sz w:val="15"/>
+                <w:szCs w:val="15"/>
+                <w:shd w:val="clear" w:fill="FFFFFF"/>
+                <w:lang w:val="en-US" w:eastAsia="zh-CN" w:bidi="ar"/>
+              </w:rPr>
+              <w:t>/&gt;</w:t>
+            </w:r>
+          </w:p>
+          <w:p>
+            <w:pPr>
+              <w:keepNext w:val="0"/>
+              <w:keepLines w:val="0"/>
+              <w:widowControl/>
+              <w:suppressLineNumbers w:val="0"/>
+              <w:shd w:val="clear" w:fill="FFFFFF"/>
+              <w:spacing w:line="240" w:lineRule="auto"/>
+              <w:jc w:val="left"/>
+              <w:rPr>
+                <w:rFonts w:hint="default" w:ascii="Consolas" w:hAnsi="Consolas" w:eastAsia="Consolas" w:cs="Consolas"/>
+                <w:b w:val="0"/>
+                <w:bCs w:val="0"/>
+                <w:color w:val="800000"/>
+                <w:kern w:val="0"/>
+                <w:sz w:val="15"/>
+                <w:szCs w:val="15"/>
+                <w:shd w:val="clear" w:fill="FFFFFF"/>
+                <w:lang w:val="en-US" w:eastAsia="zh-CN" w:bidi="ar"/>
+              </w:rPr>
+            </w:pPr>
+            <w:r>
+              <w:drawing>
+                <wp:inline distT="0" distB="0" distL="114300" distR="114300">
+                  <wp:extent cx="1293495" cy="179070"/>
+                  <wp:effectExtent l="0" t="0" r="1905" b="11430"/>
+                  <wp:docPr id="18" name="Picture 1"/>
+                  <wp:cNvGraphicFramePr>
+                    <a:graphicFrameLocks xmlns:a="http://schemas.openxmlformats.org/drawingml/2006/main" noChangeAspect="1"/>
+                  </wp:cNvGraphicFramePr>
+                  <a:graphic xmlns:a="http://schemas.openxmlformats.org/drawingml/2006/main">
+                    <a:graphicData uri="http://schemas.openxmlformats.org/drawingml/2006/picture">
+                      <pic:pic xmlns:pic="http://schemas.openxmlformats.org/drawingml/2006/picture">
+                        <pic:nvPicPr>
+                          <pic:cNvPr id="18" name="Picture 1"/>
+                          <pic:cNvPicPr>
+                            <a:picLocks noChangeAspect="1"/>
+                          </pic:cNvPicPr>
+                        </pic:nvPicPr>
+                        <pic:blipFill>
+                          <a:blip r:embed="rId22"/>
+                          <a:stretch>
+                            <a:fillRect/>
+                          </a:stretch>
+                        </pic:blipFill>
+                        <pic:spPr>
+                          <a:xfrm>
+                            <a:off x="0" y="0"/>
+                            <a:ext cx="1293495" cy="179070"/>
+                          </a:xfrm>
+                          <a:prstGeom prst="rect">
+                            <a:avLst/>
+                          </a:prstGeom>
+                          <a:noFill/>
+                          <a:ln>
+                            <a:noFill/>
+                          </a:ln>
+                        </pic:spPr>
+                      </pic:pic>
+                    </a:graphicData>
+                  </a:graphic>
+                </wp:inline>
+              </w:drawing>
+            </w:r>
+          </w:p>
+          <w:p>
+            <w:pPr>
+              <w:widowControl w:val="0"/>
+              <w:jc w:val="both"/>
+              <w:rPr>
+                <w:rFonts w:hint="default"/>
+                <w:b/>
+                <w:bCs/>
+                <w:sz w:val="16"/>
+                <w:szCs w:val="16"/>
+                <w:lang w:val="en-IN"/>
+              </w:rPr>
+            </w:pPr>
+            <w:r>
+              <w:rPr>
+                <w:rFonts w:hint="default"/>
+                <w:b/>
+                <w:bCs/>
+                <w:sz w:val="16"/>
+                <w:szCs w:val="16"/>
+                <w:lang w:val="en-IN"/>
+              </w:rPr>
+              <w:t>With theme color</w:t>
+            </w:r>
+          </w:p>
+          <w:p>
+            <w:pPr>
+              <w:widowControl w:val="0"/>
+              <w:jc w:val="both"/>
+              <w:rPr>
+                <w:rFonts w:hint="default"/>
+                <w:sz w:val="16"/>
+                <w:szCs w:val="16"/>
+                <w:vertAlign w:val="baseline"/>
+                <w:lang w:val="en-IN"/>
+              </w:rPr>
+            </w:pPr>
+            <w:r>
+              <w:rPr>
+                <w:rFonts w:hint="default"/>
+                <w:sz w:val="16"/>
+                <w:szCs w:val="16"/>
+                <w:vertAlign w:val="baseline"/>
+                <w:lang w:val="en-IN"/>
+              </w:rPr>
+              <w:fldChar w:fldCharType="begin"/>
+            </w:r>
+            <w:r>
+              <w:rPr>
+                <w:rFonts w:hint="default"/>
+                <w:sz w:val="16"/>
+                <w:szCs w:val="16"/>
+                <w:vertAlign w:val="baseline"/>
+                <w:lang w:val="en-IN"/>
+              </w:rPr>
+              <w:instrText xml:space="preserve"> HYPERLINK "https://mui.com/material-ui/customization/default-theme/" </w:instrText>
+            </w:r>
+            <w:r>
+              <w:rPr>
+                <w:rFonts w:hint="default"/>
+                <w:sz w:val="16"/>
+                <w:szCs w:val="16"/>
+                <w:vertAlign w:val="baseline"/>
+                <w:lang w:val="en-IN"/>
+              </w:rPr>
+              <w:fldChar w:fldCharType="separate"/>
+            </w:r>
+            <w:r>
+              <w:rPr>
+                <w:rStyle w:val="4"/>
+                <w:rFonts w:hint="default"/>
+                <w:sz w:val="16"/>
+                <w:szCs w:val="16"/>
+                <w:vertAlign w:val="baseline"/>
+                <w:lang w:val="en-IN"/>
+              </w:rPr>
+              <w:t>https://mui.com/material-ui/customization/default-theme/</w:t>
+            </w:r>
+            <w:r>
+              <w:rPr>
+                <w:rFonts w:hint="default"/>
+                <w:sz w:val="16"/>
+                <w:szCs w:val="16"/>
+                <w:vertAlign w:val="baseline"/>
+                <w:lang w:val="en-IN"/>
+              </w:rPr>
+              <w:fldChar w:fldCharType="end"/>
+            </w:r>
+          </w:p>
+          <w:p>
+            <w:pPr>
+              <w:widowControl w:val="0"/>
+              <w:jc w:val="both"/>
+              <w:rPr>
+                <w:rFonts w:hint="default"/>
+                <w:sz w:val="16"/>
+                <w:szCs w:val="16"/>
+                <w:vertAlign w:val="baseline"/>
+                <w:lang w:val="en-IN"/>
+              </w:rPr>
+            </w:pPr>
+          </w:p>
+          <w:p>
+            <w:pPr>
+              <w:keepNext w:val="0"/>
+              <w:keepLines w:val="0"/>
+              <w:widowControl/>
+              <w:suppressLineNumbers w:val="0"/>
+              <w:shd w:val="clear" w:fill="FFFFFF"/>
+              <w:spacing w:line="240" w:lineRule="auto"/>
+              <w:jc w:val="left"/>
+              <w:rPr>
+                <w:rFonts w:ascii="Consolas" w:hAnsi="Consolas" w:eastAsia="Consolas" w:cs="Consolas"/>
+                <w:b w:val="0"/>
+                <w:bCs w:val="0"/>
+                <w:color w:val="000000"/>
+                <w:sz w:val="21"/>
+                <w:szCs w:val="21"/>
+              </w:rPr>
+            </w:pPr>
+            <w:r>
+              <w:rPr>
+                <w:rFonts w:hint="default" w:ascii="Consolas" w:hAnsi="Consolas" w:eastAsia="Consolas" w:cs="Consolas"/>
+                <w:b w:val="0"/>
+                <w:bCs w:val="0"/>
+                <w:color w:val="800000"/>
+                <w:kern w:val="0"/>
+                <w:sz w:val="16"/>
+                <w:szCs w:val="16"/>
+                <w:shd w:val="clear" w:fill="FFFFFF"/>
+                <w:lang w:val="en-US" w:eastAsia="zh-CN" w:bidi="ar"/>
+              </w:rPr>
+              <w:t>&lt;</w:t>
+            </w:r>
+            <w:r>
+              <w:rPr>
+                <w:rFonts w:hint="default" w:ascii="Consolas" w:hAnsi="Consolas" w:eastAsia="Consolas" w:cs="Consolas"/>
+                <w:b w:val="0"/>
+                <w:bCs w:val="0"/>
+                <w:color w:val="267F99"/>
+                <w:kern w:val="0"/>
+                <w:sz w:val="16"/>
+                <w:szCs w:val="16"/>
+                <w:shd w:val="clear" w:fill="FFFFFF"/>
+                <w:lang w:val="en-US" w:eastAsia="zh-CN" w:bidi="ar"/>
+              </w:rPr>
+              <w:t>Slider</w:t>
+            </w:r>
+            <w:r>
+              <w:rPr>
+                <w:rFonts w:hint="default" w:ascii="Consolas" w:hAnsi="Consolas" w:eastAsia="Consolas" w:cs="Consolas"/>
+                <w:b w:val="0"/>
+                <w:bCs w:val="0"/>
+                <w:color w:val="000000"/>
+                <w:kern w:val="0"/>
+                <w:sz w:val="16"/>
+                <w:szCs w:val="16"/>
+                <w:shd w:val="clear" w:fill="FFFFFF"/>
+                <w:lang w:val="en-US" w:eastAsia="zh-CN" w:bidi="ar"/>
+              </w:rPr>
+              <w:t xml:space="preserve"> </w:t>
+            </w:r>
+            <w:r>
+              <w:rPr>
+                <w:rFonts w:hint="default" w:ascii="Consolas" w:hAnsi="Consolas" w:eastAsia="Consolas" w:cs="Consolas"/>
+                <w:b w:val="0"/>
+                <w:bCs w:val="0"/>
+                <w:color w:val="E50000"/>
+                <w:kern w:val="0"/>
+                <w:sz w:val="16"/>
+                <w:szCs w:val="16"/>
+                <w:shd w:val="clear" w:fill="FFFFFF"/>
+                <w:lang w:val="en-US" w:eastAsia="zh-CN" w:bidi="ar"/>
+              </w:rPr>
+              <w:t>sx</w:t>
+            </w:r>
+            <w:r>
+              <w:rPr>
+                <w:rFonts w:hint="default" w:ascii="Consolas" w:hAnsi="Consolas" w:eastAsia="Consolas" w:cs="Consolas"/>
+                <w:b w:val="0"/>
+                <w:bCs w:val="0"/>
+                <w:color w:val="000000"/>
+                <w:kern w:val="0"/>
+                <w:sz w:val="16"/>
+                <w:szCs w:val="16"/>
+                <w:shd w:val="clear" w:fill="FFFFFF"/>
+                <w:lang w:val="en-US" w:eastAsia="zh-CN" w:bidi="ar"/>
+              </w:rPr>
+              <w:t>=</w:t>
+            </w:r>
+            <w:r>
+              <w:rPr>
+                <w:rFonts w:hint="default" w:ascii="Consolas" w:hAnsi="Consolas" w:eastAsia="Consolas" w:cs="Consolas"/>
+                <w:b w:val="0"/>
+                <w:bCs w:val="0"/>
+                <w:color w:val="0000FF"/>
+                <w:kern w:val="0"/>
+                <w:sz w:val="16"/>
+                <w:szCs w:val="16"/>
+                <w:shd w:val="clear" w:fill="FFFFFF"/>
+                <w:lang w:val="en-US" w:eastAsia="zh-CN" w:bidi="ar"/>
+              </w:rPr>
+              <w:t>{</w:t>
+            </w:r>
+            <w:r>
+              <w:rPr>
+                <w:rFonts w:hint="default" w:ascii="Consolas" w:hAnsi="Consolas" w:eastAsia="Consolas" w:cs="Consolas"/>
+                <w:b w:val="0"/>
+                <w:bCs w:val="0"/>
+                <w:color w:val="000000"/>
+                <w:kern w:val="0"/>
+                <w:sz w:val="16"/>
+                <w:szCs w:val="16"/>
+                <w:shd w:val="clear" w:fill="FFFFFF"/>
+                <w:lang w:val="en-US" w:eastAsia="zh-CN" w:bidi="ar"/>
+              </w:rPr>
+              <w:t>{</w:t>
+            </w:r>
+            <w:r>
+              <w:rPr>
+                <w:rFonts w:hint="default" w:ascii="Consolas" w:hAnsi="Consolas" w:eastAsia="Consolas" w:cs="Consolas"/>
+                <w:b w:val="0"/>
+                <w:bCs w:val="0"/>
+                <w:color w:val="001080"/>
+                <w:kern w:val="0"/>
+                <w:sz w:val="16"/>
+                <w:szCs w:val="16"/>
+                <w:shd w:val="clear" w:fill="FFFFFF"/>
+                <w:lang w:val="en-US" w:eastAsia="zh-CN" w:bidi="ar"/>
+              </w:rPr>
+              <w:t>height:</w:t>
+            </w:r>
+            <w:r>
+              <w:rPr>
+                <w:rFonts w:hint="default" w:ascii="Consolas" w:hAnsi="Consolas" w:eastAsia="Consolas" w:cs="Consolas"/>
+                <w:b w:val="0"/>
+                <w:bCs w:val="0"/>
+                <w:color w:val="000000"/>
+                <w:kern w:val="0"/>
+                <w:sz w:val="16"/>
+                <w:szCs w:val="16"/>
+                <w:shd w:val="clear" w:fill="FFFFFF"/>
+                <w:lang w:val="en-US" w:eastAsia="zh-CN" w:bidi="ar"/>
+              </w:rPr>
+              <w:t xml:space="preserve"> </w:t>
+            </w:r>
+            <w:r>
+              <w:rPr>
+                <w:rFonts w:hint="default" w:ascii="Consolas" w:hAnsi="Consolas" w:eastAsia="Consolas" w:cs="Consolas"/>
+                <w:b w:val="0"/>
+                <w:bCs w:val="0"/>
+                <w:color w:val="A31515"/>
+                <w:kern w:val="0"/>
+                <w:sz w:val="16"/>
+                <w:szCs w:val="16"/>
+                <w:shd w:val="clear" w:fill="FFFFFF"/>
+                <w:lang w:val="en-US" w:eastAsia="zh-CN" w:bidi="ar"/>
+              </w:rPr>
+              <w:t>"10px"</w:t>
+            </w:r>
+            <w:r>
+              <w:rPr>
+                <w:rFonts w:hint="default" w:ascii="Consolas" w:hAnsi="Consolas" w:eastAsia="Consolas" w:cs="Consolas"/>
+                <w:b w:val="0"/>
+                <w:bCs w:val="0"/>
+                <w:color w:val="000000"/>
+                <w:kern w:val="0"/>
+                <w:sz w:val="16"/>
+                <w:szCs w:val="16"/>
+                <w:shd w:val="clear" w:fill="FFFFFF"/>
+                <w:lang w:val="en-US" w:eastAsia="zh-CN" w:bidi="ar"/>
+              </w:rPr>
+              <w:t xml:space="preserve">, </w:t>
+            </w:r>
+            <w:r>
+              <w:rPr>
+                <w:rFonts w:hint="default" w:ascii="Consolas" w:hAnsi="Consolas" w:eastAsia="Consolas" w:cs="Consolas"/>
+                <w:b w:val="0"/>
+                <w:bCs w:val="0"/>
+                <w:color w:val="001080"/>
+                <w:kern w:val="0"/>
+                <w:sz w:val="16"/>
+                <w:szCs w:val="16"/>
+                <w:shd w:val="clear" w:fill="FFFFFF"/>
+                <w:lang w:val="en-US" w:eastAsia="zh-CN" w:bidi="ar"/>
+              </w:rPr>
+              <w:t>width:</w:t>
+            </w:r>
+            <w:r>
+              <w:rPr>
+                <w:rFonts w:hint="default" w:ascii="Consolas" w:hAnsi="Consolas" w:eastAsia="Consolas" w:cs="Consolas"/>
+                <w:b w:val="0"/>
+                <w:bCs w:val="0"/>
+                <w:color w:val="000000"/>
+                <w:kern w:val="0"/>
+                <w:sz w:val="16"/>
+                <w:szCs w:val="16"/>
+                <w:shd w:val="clear" w:fill="FFFFFF"/>
+                <w:lang w:val="en-US" w:eastAsia="zh-CN" w:bidi="ar"/>
+              </w:rPr>
+              <w:t xml:space="preserve"> </w:t>
+            </w:r>
+            <w:r>
+              <w:rPr>
+                <w:rFonts w:hint="default" w:ascii="Consolas" w:hAnsi="Consolas" w:eastAsia="Consolas" w:cs="Consolas"/>
+                <w:b w:val="0"/>
+                <w:bCs w:val="0"/>
+                <w:color w:val="A31515"/>
+                <w:kern w:val="0"/>
+                <w:sz w:val="16"/>
+                <w:szCs w:val="16"/>
+                <w:shd w:val="clear" w:fill="FFFFFF"/>
+                <w:lang w:val="en-US" w:eastAsia="zh-CN" w:bidi="ar"/>
+              </w:rPr>
+              <w:t>"200px"</w:t>
+            </w:r>
+            <w:r>
+              <w:rPr>
+                <w:rFonts w:hint="default" w:ascii="Consolas" w:hAnsi="Consolas" w:eastAsia="Consolas" w:cs="Consolas"/>
+                <w:b w:val="0"/>
+                <w:bCs w:val="0"/>
+                <w:color w:val="000000"/>
+                <w:kern w:val="0"/>
+                <w:sz w:val="16"/>
+                <w:szCs w:val="16"/>
+                <w:shd w:val="clear" w:fill="FFFFFF"/>
+                <w:lang w:val="en-US" w:eastAsia="zh-CN" w:bidi="ar"/>
+              </w:rPr>
+              <w:t xml:space="preserve">, </w:t>
+            </w:r>
+            <w:r>
+              <w:rPr>
+                <w:rFonts w:hint="default" w:ascii="Consolas" w:hAnsi="Consolas" w:eastAsia="Consolas" w:cs="Consolas"/>
+                <w:b w:val="0"/>
+                <w:bCs w:val="0"/>
+                <w:color w:val="001080"/>
+                <w:kern w:val="0"/>
+                <w:sz w:val="16"/>
+                <w:szCs w:val="16"/>
+                <w:shd w:val="clear" w:fill="FFFFFF"/>
+                <w:lang w:val="en-US" w:eastAsia="zh-CN" w:bidi="ar"/>
+              </w:rPr>
+              <w:t>color:</w:t>
+            </w:r>
+            <w:r>
+              <w:rPr>
+                <w:rFonts w:hint="default" w:ascii="Consolas" w:hAnsi="Consolas" w:eastAsia="Consolas" w:cs="Consolas"/>
+                <w:b w:val="0"/>
+                <w:bCs w:val="0"/>
+                <w:color w:val="000000"/>
+                <w:kern w:val="0"/>
+                <w:sz w:val="16"/>
+                <w:szCs w:val="16"/>
+                <w:shd w:val="clear" w:fill="FFFFFF"/>
+                <w:lang w:val="en-US" w:eastAsia="zh-CN" w:bidi="ar"/>
+              </w:rPr>
+              <w:t xml:space="preserve"> </w:t>
+            </w:r>
+            <w:r>
+              <w:rPr>
+                <w:rFonts w:hint="default" w:ascii="Consolas" w:hAnsi="Consolas" w:eastAsia="Consolas" w:cs="Consolas"/>
+                <w:b w:val="0"/>
+                <w:bCs w:val="0"/>
+                <w:color w:val="A31515"/>
+                <w:kern w:val="0"/>
+                <w:sz w:val="16"/>
+                <w:szCs w:val="16"/>
+                <w:shd w:val="clear" w:fill="FFFFFF"/>
+                <w:lang w:val="en-US" w:eastAsia="zh-CN" w:bidi="ar"/>
+              </w:rPr>
+              <w:t>"success.main"</w:t>
+            </w:r>
+            <w:r>
+              <w:rPr>
+                <w:rFonts w:hint="default" w:ascii="Consolas" w:hAnsi="Consolas" w:eastAsia="Consolas" w:cs="Consolas"/>
+                <w:b w:val="0"/>
+                <w:bCs w:val="0"/>
+                <w:color w:val="000000"/>
+                <w:kern w:val="0"/>
+                <w:sz w:val="16"/>
+                <w:szCs w:val="16"/>
+                <w:shd w:val="clear" w:fill="FFFFFF"/>
+                <w:lang w:val="en-US" w:eastAsia="zh-CN" w:bidi="ar"/>
+              </w:rPr>
+              <w:t>}</w:t>
+            </w:r>
+            <w:r>
+              <w:rPr>
+                <w:rFonts w:hint="default" w:ascii="Consolas" w:hAnsi="Consolas" w:eastAsia="Consolas" w:cs="Consolas"/>
+                <w:b w:val="0"/>
+                <w:bCs w:val="0"/>
+                <w:color w:val="0000FF"/>
+                <w:kern w:val="0"/>
+                <w:sz w:val="16"/>
+                <w:szCs w:val="16"/>
+                <w:shd w:val="clear" w:fill="FFFFFF"/>
+                <w:lang w:val="en-US" w:eastAsia="zh-CN" w:bidi="ar"/>
+              </w:rPr>
+              <w:t>}</w:t>
+            </w:r>
+            <w:r>
+              <w:rPr>
+                <w:rFonts w:hint="default" w:ascii="Consolas" w:hAnsi="Consolas" w:eastAsia="Consolas" w:cs="Consolas"/>
+                <w:b w:val="0"/>
+                <w:bCs w:val="0"/>
+                <w:color w:val="800000"/>
+                <w:kern w:val="0"/>
+                <w:sz w:val="16"/>
+                <w:szCs w:val="16"/>
+                <w:shd w:val="clear" w:fill="FFFFFF"/>
+                <w:lang w:val="en-US" w:eastAsia="zh-CN" w:bidi="ar"/>
+              </w:rPr>
+              <w:t>/&gt;</w:t>
+            </w:r>
+          </w:p>
+          <w:p>
+            <w:pPr>
+              <w:widowControl w:val="0"/>
+              <w:jc w:val="both"/>
+              <w:rPr>
+                <w:rFonts w:hint="default"/>
+                <w:sz w:val="16"/>
+                <w:szCs w:val="16"/>
+                <w:vertAlign w:val="baseline"/>
+                <w:lang w:val="en-IN"/>
+              </w:rPr>
+            </w:pPr>
+            <w:r>
+              <w:drawing>
+                <wp:inline distT="0" distB="0" distL="114300" distR="114300">
+                  <wp:extent cx="1372235" cy="228600"/>
+                  <wp:effectExtent l="0" t="0" r="18415" b="0"/>
+                  <wp:docPr id="20" name="Picture 3"/>
+                  <wp:cNvGraphicFramePr>
+                    <a:graphicFrameLocks xmlns:a="http://schemas.openxmlformats.org/drawingml/2006/main" noChangeAspect="1"/>
+                  </wp:cNvGraphicFramePr>
+                  <a:graphic xmlns:a="http://schemas.openxmlformats.org/drawingml/2006/main">
+                    <a:graphicData uri="http://schemas.openxmlformats.org/drawingml/2006/picture">
+                      <pic:pic xmlns:pic="http://schemas.openxmlformats.org/drawingml/2006/picture">
+                        <pic:nvPicPr>
+                          <pic:cNvPr id="20" name="Picture 3"/>
+                          <pic:cNvPicPr>
+                            <a:picLocks noChangeAspect="1"/>
+                          </pic:cNvPicPr>
+                        </pic:nvPicPr>
+                        <pic:blipFill>
+                          <a:blip r:embed="rId23"/>
+                          <a:stretch>
+                            <a:fillRect/>
+                          </a:stretch>
+                        </pic:blipFill>
+                        <pic:spPr>
+                          <a:xfrm>
+                            <a:off x="0" y="0"/>
+                            <a:ext cx="1372235" cy="228600"/>
+                          </a:xfrm>
+                          <a:prstGeom prst="rect">
+                            <a:avLst/>
+                          </a:prstGeom>
+                          <a:noFill/>
+                          <a:ln>
+                            <a:noFill/>
+                          </a:ln>
+                        </pic:spPr>
+                      </pic:pic>
+                    </a:graphicData>
+                  </a:graphic>
+                </wp:inline>
+              </w:drawing>
+            </w:r>
+          </w:p>
+          <w:p>
+            <w:pPr>
+              <w:widowControl w:val="0"/>
+              <w:jc w:val="both"/>
+              <w:rPr>
+                <w:rFonts w:hint="default"/>
+                <w:sz w:val="16"/>
+                <w:szCs w:val="16"/>
+                <w:vertAlign w:val="baseline"/>
+                <w:lang w:val="en-IN"/>
+              </w:rPr>
+            </w:pPr>
+          </w:p>
+          <w:p>
+            <w:pPr>
+              <w:widowControl w:val="0"/>
+              <w:jc w:val="both"/>
+              <w:rPr>
+                <w:rFonts w:hint="default"/>
+                <w:sz w:val="16"/>
+                <w:szCs w:val="16"/>
+                <w:vertAlign w:val="baseline"/>
+                <w:lang w:val="en-IN"/>
+              </w:rPr>
+            </w:pPr>
+          </w:p>
+          <w:p>
+            <w:pPr>
+              <w:widowControl w:val="0"/>
+              <w:jc w:val="both"/>
+              <w:rPr>
+                <w:rFonts w:hint="default" w:asciiTheme="minorHAnsi" w:hAnsiTheme="minorHAnsi" w:eastAsiaTheme="minorEastAsia" w:cstheme="minorBidi"/>
+                <w:b w:val="0"/>
+                <w:bCs w:val="0"/>
+                <w:sz w:val="16"/>
+                <w:szCs w:val="16"/>
+                <w:lang w:val="en-IN" w:eastAsia="zh-CN" w:bidi="ar-SA"/>
+              </w:rPr>
+            </w:pPr>
+          </w:p>
+        </w:tc>
+      </w:tr>
+      <w:tr>
+        <w:tblPrEx>
+          <w:tblBorders>
+            <w:top w:val="none" w:color="auto" w:sz="0" w:space="0"/>
+            <w:left w:val="none" w:color="auto" w:sz="0" w:space="0"/>
+            <w:bottom w:val="none" w:color="auto" w:sz="0" w:space="0"/>
+            <w:right w:val="none" w:color="auto" w:sz="0" w:space="0"/>
+            <w:insideH w:val="none" w:color="auto" w:sz="0" w:space="0"/>
+            <w:insideV w:val="none" w:color="auto" w:sz="0" w:space="0"/>
+          </w:tblBorders>
+          <w:tblCellMar>
+            <w:top w:w="0" w:type="dxa"/>
+            <w:left w:w="108" w:type="dxa"/>
+            <w:bottom w:w="0" w:type="dxa"/>
+            <w:right w:w="108" w:type="dxa"/>
+          </w:tblCellMar>
+        </w:tblPrEx>
+        <w:tc>
+          <w:tcPr>
+            <w:tcW w:w="5743" w:type="dxa"/>
+            <w:shd w:val="clear"/>
+            <w:vAlign w:val="top"/>
+          </w:tcPr>
+          <w:p>
+            <w:pPr>
+              <w:widowControl w:val="0"/>
+              <w:jc w:val="both"/>
+              <w:rPr>
+                <w:rFonts w:hint="default"/>
+                <w:lang w:val="en-IN"/>
+              </w:rPr>
+            </w:pPr>
+            <w:r>
+              <w:rPr>
+                <w:rFonts w:hint="default"/>
+                <w:b/>
+                <w:bCs/>
+                <w:sz w:val="18"/>
+                <w:szCs w:val="18"/>
+                <w:vertAlign w:val="baseline"/>
+                <w:lang w:val="en-IN"/>
+              </w:rPr>
+              <w:t>Customize elements of slider</w:t>
+            </w:r>
+          </w:p>
+        </w:tc>
+        <w:tc>
+          <w:tcPr>
+            <w:tcW w:w="4832" w:type="dxa"/>
+            <w:shd w:val="clear"/>
+            <w:vAlign w:val="top"/>
+          </w:tcPr>
+          <w:p>
+            <w:pPr>
+              <w:widowControl w:val="0"/>
+              <w:jc w:val="both"/>
+              <w:rPr>
+                <w:rFonts w:hint="default" w:asciiTheme="minorHAnsi" w:hAnsiTheme="minorHAnsi" w:eastAsiaTheme="minorEastAsia" w:cstheme="minorBidi"/>
+                <w:b w:val="0"/>
+                <w:bCs w:val="0"/>
+                <w:sz w:val="16"/>
+                <w:szCs w:val="16"/>
+                <w:lang w:val="en-IN" w:eastAsia="zh-CN" w:bidi="ar-SA"/>
+              </w:rPr>
+            </w:pPr>
+          </w:p>
+        </w:tc>
+      </w:tr>
+      <w:tr>
+        <w:tblPrEx>
+          <w:tblBorders>
+            <w:top w:val="none" w:color="auto" w:sz="0" w:space="0"/>
+            <w:left w:val="none" w:color="auto" w:sz="0" w:space="0"/>
+            <w:bottom w:val="none" w:color="auto" w:sz="0" w:space="0"/>
+            <w:right w:val="none" w:color="auto" w:sz="0" w:space="0"/>
+            <w:insideH w:val="none" w:color="auto" w:sz="0" w:space="0"/>
+            <w:insideV w:val="none" w:color="auto" w:sz="0" w:space="0"/>
+          </w:tblBorders>
+          <w:tblCellMar>
+            <w:top w:w="0" w:type="dxa"/>
+            <w:left w:w="108" w:type="dxa"/>
+            <w:bottom w:w="0" w:type="dxa"/>
+            <w:right w:w="108" w:type="dxa"/>
+          </w:tblCellMar>
+        </w:tblPrEx>
+        <w:tc>
+          <w:tcPr>
+            <w:tcW w:w="5743" w:type="dxa"/>
+            <w:shd w:val="clear"/>
+            <w:vAlign w:val="top"/>
+          </w:tcPr>
+          <w:p>
+            <w:pPr>
+              <w:widowControl w:val="0"/>
+              <w:jc w:val="both"/>
+            </w:pPr>
+            <w:r>
+              <w:drawing>
+                <wp:inline distT="0" distB="0" distL="114300" distR="114300">
+                  <wp:extent cx="3422650" cy="783590"/>
+                  <wp:effectExtent l="0" t="0" r="6350" b="16510"/>
+                  <wp:docPr id="22" name="Picture 5"/>
+                  <wp:cNvGraphicFramePr>
+                    <a:graphicFrameLocks xmlns:a="http://schemas.openxmlformats.org/drawingml/2006/main" noChangeAspect="1"/>
+                  </wp:cNvGraphicFramePr>
+                  <a:graphic xmlns:a="http://schemas.openxmlformats.org/drawingml/2006/main">
+                    <a:graphicData uri="http://schemas.openxmlformats.org/drawingml/2006/picture">
+                      <pic:pic xmlns:pic="http://schemas.openxmlformats.org/drawingml/2006/picture">
+                        <pic:nvPicPr>
+                          <pic:cNvPr id="22" name="Picture 5"/>
+                          <pic:cNvPicPr>
+                            <a:picLocks noChangeAspect="1"/>
+                          </pic:cNvPicPr>
+                        </pic:nvPicPr>
+                        <pic:blipFill>
+                          <a:blip r:embed="rId24"/>
+                          <a:stretch>
+                            <a:fillRect/>
+                          </a:stretch>
+                        </pic:blipFill>
+                        <pic:spPr>
+                          <a:xfrm>
+                            <a:off x="0" y="0"/>
+                            <a:ext cx="3422650" cy="783590"/>
+                          </a:xfrm>
+                          <a:prstGeom prst="rect">
+                            <a:avLst/>
+                          </a:prstGeom>
+                          <a:noFill/>
+                          <a:ln>
+                            <a:noFill/>
+                          </a:ln>
+                        </pic:spPr>
+                      </pic:pic>
+                    </a:graphicData>
+                  </a:graphic>
+                </wp:inline>
+              </w:drawing>
+            </w:r>
+          </w:p>
+          <w:p>
+            <w:pPr>
+              <w:keepNext w:val="0"/>
+              <w:keepLines w:val="0"/>
+              <w:widowControl/>
+              <w:suppressLineNumbers w:val="0"/>
+              <w:shd w:val="clear" w:fill="FFFFFF"/>
+              <w:spacing w:line="240" w:lineRule="auto"/>
+              <w:jc w:val="left"/>
+              <w:rPr>
+                <w:rFonts w:ascii="Consolas" w:hAnsi="Consolas" w:eastAsia="Consolas" w:cs="Consolas"/>
+                <w:b w:val="0"/>
+                <w:bCs w:val="0"/>
+                <w:color w:val="000000"/>
+                <w:sz w:val="13"/>
+                <w:szCs w:val="13"/>
+              </w:rPr>
+            </w:pPr>
+            <w:r>
+              <w:rPr>
+                <w:rFonts w:hint="default" w:ascii="Consolas" w:hAnsi="Consolas" w:eastAsia="Consolas" w:cs="Consolas"/>
+                <w:b w:val="0"/>
+                <w:bCs w:val="0"/>
+                <w:color w:val="800000"/>
+                <w:kern w:val="0"/>
+                <w:sz w:val="13"/>
+                <w:szCs w:val="13"/>
+                <w:shd w:val="clear" w:fill="FFFFFF"/>
+                <w:lang w:val="en-US" w:eastAsia="zh-CN" w:bidi="ar"/>
+              </w:rPr>
+              <w:t>&lt;</w:t>
+            </w:r>
+            <w:r>
+              <w:rPr>
+                <w:rFonts w:hint="default" w:ascii="Consolas" w:hAnsi="Consolas" w:eastAsia="Consolas" w:cs="Consolas"/>
+                <w:b w:val="0"/>
+                <w:bCs w:val="0"/>
+                <w:color w:val="267F99"/>
+                <w:kern w:val="0"/>
+                <w:sz w:val="13"/>
+                <w:szCs w:val="13"/>
+                <w:shd w:val="clear" w:fill="FFFFFF"/>
+                <w:lang w:val="en-US" w:eastAsia="zh-CN" w:bidi="ar"/>
+              </w:rPr>
+              <w:t>Slider</w:t>
+            </w:r>
+            <w:r>
+              <w:rPr>
+                <w:rFonts w:hint="default" w:ascii="Consolas" w:hAnsi="Consolas" w:eastAsia="Consolas" w:cs="Consolas"/>
+                <w:b w:val="0"/>
+                <w:bCs w:val="0"/>
+                <w:color w:val="000000"/>
+                <w:kern w:val="0"/>
+                <w:sz w:val="13"/>
+                <w:szCs w:val="13"/>
+                <w:shd w:val="clear" w:fill="FFFFFF"/>
+                <w:lang w:val="en-US" w:eastAsia="zh-CN" w:bidi="ar"/>
+              </w:rPr>
+              <w:t xml:space="preserve"> </w:t>
+            </w:r>
+            <w:r>
+              <w:rPr>
+                <w:rFonts w:hint="default" w:ascii="Consolas" w:hAnsi="Consolas" w:eastAsia="Consolas" w:cs="Consolas"/>
+                <w:b w:val="0"/>
+                <w:bCs w:val="0"/>
+                <w:color w:val="E50000"/>
+                <w:kern w:val="0"/>
+                <w:sz w:val="13"/>
+                <w:szCs w:val="13"/>
+                <w:shd w:val="clear" w:fill="FFFFFF"/>
+                <w:lang w:val="en-US" w:eastAsia="zh-CN" w:bidi="ar"/>
+              </w:rPr>
+              <w:t>sx</w:t>
+            </w:r>
+            <w:r>
+              <w:rPr>
+                <w:rFonts w:hint="default" w:ascii="Consolas" w:hAnsi="Consolas" w:eastAsia="Consolas" w:cs="Consolas"/>
+                <w:b w:val="0"/>
+                <w:bCs w:val="0"/>
+                <w:color w:val="000000"/>
+                <w:kern w:val="0"/>
+                <w:sz w:val="13"/>
+                <w:szCs w:val="13"/>
+                <w:shd w:val="clear" w:fill="FFFFFF"/>
+                <w:lang w:val="en-US" w:eastAsia="zh-CN" w:bidi="ar"/>
+              </w:rPr>
+              <w:t>=</w:t>
+            </w:r>
+            <w:r>
+              <w:rPr>
+                <w:rFonts w:hint="default" w:ascii="Consolas" w:hAnsi="Consolas" w:eastAsia="Consolas" w:cs="Consolas"/>
+                <w:b w:val="0"/>
+                <w:bCs w:val="0"/>
+                <w:color w:val="0000FF"/>
+                <w:kern w:val="0"/>
+                <w:sz w:val="13"/>
+                <w:szCs w:val="13"/>
+                <w:shd w:val="clear" w:fill="FFFFFF"/>
+                <w:lang w:val="en-US" w:eastAsia="zh-CN" w:bidi="ar"/>
+              </w:rPr>
+              <w:t>{</w:t>
+            </w:r>
+            <w:r>
+              <w:rPr>
+                <w:rFonts w:hint="default" w:ascii="Consolas" w:hAnsi="Consolas" w:eastAsia="Consolas" w:cs="Consolas"/>
+                <w:b w:val="0"/>
+                <w:bCs w:val="0"/>
+                <w:color w:val="000000"/>
+                <w:kern w:val="0"/>
+                <w:sz w:val="13"/>
+                <w:szCs w:val="13"/>
+                <w:shd w:val="clear" w:fill="FFFFFF"/>
+                <w:lang w:val="en-US" w:eastAsia="zh-CN" w:bidi="ar"/>
+              </w:rPr>
+              <w:t>{</w:t>
+            </w:r>
+          </w:p>
+          <w:p>
+            <w:pPr>
+              <w:keepNext w:val="0"/>
+              <w:keepLines w:val="0"/>
+              <w:widowControl/>
+              <w:suppressLineNumbers w:val="0"/>
+              <w:shd w:val="clear" w:fill="FFFFFF"/>
+              <w:spacing w:line="240" w:lineRule="auto"/>
+              <w:jc w:val="left"/>
+              <w:rPr>
+                <w:rFonts w:hint="default" w:ascii="Consolas" w:hAnsi="Consolas" w:eastAsia="Consolas" w:cs="Consolas"/>
+                <w:b w:val="0"/>
+                <w:bCs w:val="0"/>
+                <w:color w:val="000000"/>
+                <w:sz w:val="13"/>
+                <w:szCs w:val="13"/>
+              </w:rPr>
+            </w:pPr>
+            <w:r>
+              <w:rPr>
+                <w:rFonts w:hint="default" w:ascii="Consolas" w:hAnsi="Consolas" w:eastAsia="Consolas" w:cs="Consolas"/>
+                <w:b w:val="0"/>
+                <w:bCs w:val="0"/>
+                <w:color w:val="000000"/>
+                <w:kern w:val="0"/>
+                <w:sz w:val="13"/>
+                <w:szCs w:val="13"/>
+                <w:shd w:val="clear" w:fill="FFFFFF"/>
+                <w:lang w:val="en-US" w:eastAsia="zh-CN" w:bidi="ar"/>
+              </w:rPr>
+              <w:t xml:space="preserve">        </w:t>
+            </w:r>
+            <w:r>
+              <w:rPr>
+                <w:rFonts w:hint="default" w:ascii="Consolas" w:hAnsi="Consolas" w:eastAsia="Consolas" w:cs="Consolas"/>
+                <w:b w:val="0"/>
+                <w:bCs w:val="0"/>
+                <w:color w:val="001080"/>
+                <w:kern w:val="0"/>
+                <w:sz w:val="13"/>
+                <w:szCs w:val="13"/>
+                <w:shd w:val="clear" w:fill="FFFFFF"/>
+                <w:lang w:val="en-US" w:eastAsia="zh-CN" w:bidi="ar"/>
+              </w:rPr>
+              <w:t>height:</w:t>
+            </w:r>
+            <w:r>
+              <w:rPr>
+                <w:rFonts w:hint="default" w:ascii="Consolas" w:hAnsi="Consolas" w:eastAsia="Consolas" w:cs="Consolas"/>
+                <w:b w:val="0"/>
+                <w:bCs w:val="0"/>
+                <w:color w:val="000000"/>
+                <w:kern w:val="0"/>
+                <w:sz w:val="13"/>
+                <w:szCs w:val="13"/>
+                <w:shd w:val="clear" w:fill="FFFFFF"/>
+                <w:lang w:val="en-US" w:eastAsia="zh-CN" w:bidi="ar"/>
+              </w:rPr>
+              <w:t xml:space="preserve"> </w:t>
+            </w:r>
+            <w:r>
+              <w:rPr>
+                <w:rFonts w:hint="default" w:ascii="Consolas" w:hAnsi="Consolas" w:eastAsia="Consolas" w:cs="Consolas"/>
+                <w:b w:val="0"/>
+                <w:bCs w:val="0"/>
+                <w:color w:val="A31515"/>
+                <w:kern w:val="0"/>
+                <w:sz w:val="13"/>
+                <w:szCs w:val="13"/>
+                <w:shd w:val="clear" w:fill="FFFFFF"/>
+                <w:lang w:val="en-US" w:eastAsia="zh-CN" w:bidi="ar"/>
+              </w:rPr>
+              <w:t>"10px"</w:t>
+            </w:r>
+            <w:r>
+              <w:rPr>
+                <w:rFonts w:hint="default" w:ascii="Consolas" w:hAnsi="Consolas" w:eastAsia="Consolas" w:cs="Consolas"/>
+                <w:b w:val="0"/>
+                <w:bCs w:val="0"/>
+                <w:color w:val="000000"/>
+                <w:kern w:val="0"/>
+                <w:sz w:val="13"/>
+                <w:szCs w:val="13"/>
+                <w:shd w:val="clear" w:fill="FFFFFF"/>
+                <w:lang w:val="en-US" w:eastAsia="zh-CN" w:bidi="ar"/>
+              </w:rPr>
+              <w:t xml:space="preserve">, </w:t>
+            </w:r>
+          </w:p>
+          <w:p>
+            <w:pPr>
+              <w:keepNext w:val="0"/>
+              <w:keepLines w:val="0"/>
+              <w:widowControl/>
+              <w:suppressLineNumbers w:val="0"/>
+              <w:shd w:val="clear" w:fill="FFFFFF"/>
+              <w:spacing w:line="240" w:lineRule="auto"/>
+              <w:jc w:val="left"/>
+              <w:rPr>
+                <w:rFonts w:hint="default" w:ascii="Consolas" w:hAnsi="Consolas" w:eastAsia="Consolas" w:cs="Consolas"/>
+                <w:b w:val="0"/>
+                <w:bCs w:val="0"/>
+                <w:color w:val="000000"/>
+                <w:sz w:val="13"/>
+                <w:szCs w:val="13"/>
+              </w:rPr>
+            </w:pPr>
+            <w:r>
+              <w:rPr>
+                <w:rFonts w:hint="default" w:ascii="Consolas" w:hAnsi="Consolas" w:eastAsia="Consolas" w:cs="Consolas"/>
+                <w:b w:val="0"/>
+                <w:bCs w:val="0"/>
+                <w:color w:val="000000"/>
+                <w:kern w:val="0"/>
+                <w:sz w:val="13"/>
+                <w:szCs w:val="13"/>
+                <w:shd w:val="clear" w:fill="FFFFFF"/>
+                <w:lang w:val="en-US" w:eastAsia="zh-CN" w:bidi="ar"/>
+              </w:rPr>
+              <w:t xml:space="preserve">        </w:t>
+            </w:r>
+            <w:r>
+              <w:rPr>
+                <w:rFonts w:hint="default" w:ascii="Consolas" w:hAnsi="Consolas" w:eastAsia="Consolas" w:cs="Consolas"/>
+                <w:b w:val="0"/>
+                <w:bCs w:val="0"/>
+                <w:color w:val="001080"/>
+                <w:kern w:val="0"/>
+                <w:sz w:val="13"/>
+                <w:szCs w:val="13"/>
+                <w:shd w:val="clear" w:fill="FFFFFF"/>
+                <w:lang w:val="en-US" w:eastAsia="zh-CN" w:bidi="ar"/>
+              </w:rPr>
+              <w:t>width:</w:t>
+            </w:r>
+            <w:r>
+              <w:rPr>
+                <w:rFonts w:hint="default" w:ascii="Consolas" w:hAnsi="Consolas" w:eastAsia="Consolas" w:cs="Consolas"/>
+                <w:b w:val="0"/>
+                <w:bCs w:val="0"/>
+                <w:color w:val="000000"/>
+                <w:kern w:val="0"/>
+                <w:sz w:val="13"/>
+                <w:szCs w:val="13"/>
+                <w:shd w:val="clear" w:fill="FFFFFF"/>
+                <w:lang w:val="en-US" w:eastAsia="zh-CN" w:bidi="ar"/>
+              </w:rPr>
+              <w:t xml:space="preserve"> </w:t>
+            </w:r>
+            <w:r>
+              <w:rPr>
+                <w:rFonts w:hint="default" w:ascii="Consolas" w:hAnsi="Consolas" w:eastAsia="Consolas" w:cs="Consolas"/>
+                <w:b w:val="0"/>
+                <w:bCs w:val="0"/>
+                <w:color w:val="A31515"/>
+                <w:kern w:val="0"/>
+                <w:sz w:val="13"/>
+                <w:szCs w:val="13"/>
+                <w:shd w:val="clear" w:fill="FFFFFF"/>
+                <w:lang w:val="en-US" w:eastAsia="zh-CN" w:bidi="ar"/>
+              </w:rPr>
+              <w:t>"200px"</w:t>
+            </w:r>
+            <w:r>
+              <w:rPr>
+                <w:rFonts w:hint="default" w:ascii="Consolas" w:hAnsi="Consolas" w:eastAsia="Consolas" w:cs="Consolas"/>
+                <w:b w:val="0"/>
+                <w:bCs w:val="0"/>
+                <w:color w:val="000000"/>
+                <w:kern w:val="0"/>
+                <w:sz w:val="13"/>
+                <w:szCs w:val="13"/>
+                <w:shd w:val="clear" w:fill="FFFFFF"/>
+                <w:lang w:val="en-US" w:eastAsia="zh-CN" w:bidi="ar"/>
+              </w:rPr>
+              <w:t xml:space="preserve">, </w:t>
+            </w:r>
+          </w:p>
+          <w:p>
+            <w:pPr>
+              <w:keepNext w:val="0"/>
+              <w:keepLines w:val="0"/>
+              <w:widowControl/>
+              <w:suppressLineNumbers w:val="0"/>
+              <w:shd w:val="clear" w:fill="FFFFFF"/>
+              <w:spacing w:line="240" w:lineRule="auto"/>
+              <w:jc w:val="left"/>
+              <w:rPr>
+                <w:rFonts w:hint="default" w:ascii="Consolas" w:hAnsi="Consolas" w:eastAsia="Consolas" w:cs="Consolas"/>
+                <w:b w:val="0"/>
+                <w:bCs w:val="0"/>
+                <w:color w:val="000000"/>
+                <w:sz w:val="13"/>
+                <w:szCs w:val="13"/>
+              </w:rPr>
+            </w:pPr>
+            <w:r>
+              <w:rPr>
+                <w:rFonts w:hint="default" w:ascii="Consolas" w:hAnsi="Consolas" w:eastAsia="Consolas" w:cs="Consolas"/>
+                <w:b w:val="0"/>
+                <w:bCs w:val="0"/>
+                <w:color w:val="000000"/>
+                <w:kern w:val="0"/>
+                <w:sz w:val="13"/>
+                <w:szCs w:val="13"/>
+                <w:shd w:val="clear" w:fill="FFFFFF"/>
+                <w:lang w:val="en-US" w:eastAsia="zh-CN" w:bidi="ar"/>
+              </w:rPr>
+              <w:t xml:space="preserve">        </w:t>
+            </w:r>
+            <w:r>
+              <w:rPr>
+                <w:rFonts w:hint="default" w:ascii="Consolas" w:hAnsi="Consolas" w:eastAsia="Consolas" w:cs="Consolas"/>
+                <w:b w:val="0"/>
+                <w:bCs w:val="0"/>
+                <w:color w:val="001080"/>
+                <w:kern w:val="0"/>
+                <w:sz w:val="13"/>
+                <w:szCs w:val="13"/>
+                <w:shd w:val="clear" w:fill="FFFFFF"/>
+                <w:lang w:val="en-US" w:eastAsia="zh-CN" w:bidi="ar"/>
+              </w:rPr>
+              <w:t>color:</w:t>
+            </w:r>
+            <w:r>
+              <w:rPr>
+                <w:rFonts w:hint="default" w:ascii="Consolas" w:hAnsi="Consolas" w:eastAsia="Consolas" w:cs="Consolas"/>
+                <w:b w:val="0"/>
+                <w:bCs w:val="0"/>
+                <w:color w:val="000000"/>
+                <w:kern w:val="0"/>
+                <w:sz w:val="13"/>
+                <w:szCs w:val="13"/>
+                <w:shd w:val="clear" w:fill="FFFFFF"/>
+                <w:lang w:val="en-US" w:eastAsia="zh-CN" w:bidi="ar"/>
+              </w:rPr>
+              <w:t xml:space="preserve"> </w:t>
+            </w:r>
+            <w:r>
+              <w:rPr>
+                <w:rFonts w:hint="default" w:ascii="Consolas" w:hAnsi="Consolas" w:eastAsia="Consolas" w:cs="Consolas"/>
+                <w:b w:val="0"/>
+                <w:bCs w:val="0"/>
+                <w:color w:val="A31515"/>
+                <w:kern w:val="0"/>
+                <w:sz w:val="13"/>
+                <w:szCs w:val="13"/>
+                <w:shd w:val="clear" w:fill="FFFFFF"/>
+                <w:lang w:val="en-US" w:eastAsia="zh-CN" w:bidi="ar"/>
+              </w:rPr>
+              <w:t>"success.main"</w:t>
+            </w:r>
+            <w:r>
+              <w:rPr>
+                <w:rFonts w:hint="default" w:ascii="Consolas" w:hAnsi="Consolas" w:eastAsia="Consolas" w:cs="Consolas"/>
+                <w:b w:val="0"/>
+                <w:bCs w:val="0"/>
+                <w:color w:val="000000"/>
+                <w:kern w:val="0"/>
+                <w:sz w:val="13"/>
+                <w:szCs w:val="13"/>
+                <w:shd w:val="clear" w:fill="FFFFFF"/>
+                <w:lang w:val="en-US" w:eastAsia="zh-CN" w:bidi="ar"/>
+              </w:rPr>
+              <w:t>,</w:t>
+            </w:r>
+          </w:p>
+          <w:p>
+            <w:pPr>
+              <w:keepNext w:val="0"/>
+              <w:keepLines w:val="0"/>
+              <w:widowControl/>
+              <w:suppressLineNumbers w:val="0"/>
+              <w:shd w:val="clear" w:fill="FFFFFF"/>
+              <w:spacing w:line="240" w:lineRule="auto"/>
+              <w:jc w:val="left"/>
+              <w:rPr>
+                <w:rFonts w:hint="default" w:ascii="Consolas" w:hAnsi="Consolas" w:eastAsia="Consolas" w:cs="Consolas"/>
+                <w:b w:val="0"/>
+                <w:bCs w:val="0"/>
+                <w:color w:val="000000"/>
+                <w:sz w:val="13"/>
+                <w:szCs w:val="13"/>
+              </w:rPr>
+            </w:pPr>
+            <w:r>
+              <w:rPr>
+                <w:rFonts w:hint="default" w:ascii="Consolas" w:hAnsi="Consolas" w:eastAsia="Consolas" w:cs="Consolas"/>
+                <w:b w:val="0"/>
+                <w:bCs w:val="0"/>
+                <w:color w:val="000000"/>
+                <w:kern w:val="0"/>
+                <w:sz w:val="13"/>
+                <w:szCs w:val="13"/>
+                <w:shd w:val="clear" w:fill="FFFFFF"/>
+                <w:lang w:val="en-US" w:eastAsia="zh-CN" w:bidi="ar"/>
+              </w:rPr>
+              <w:t xml:space="preserve">        </w:t>
+            </w:r>
+            <w:r>
+              <w:rPr>
+                <w:rFonts w:hint="default" w:ascii="Consolas" w:hAnsi="Consolas" w:eastAsia="Consolas" w:cs="Consolas"/>
+                <w:b w:val="0"/>
+                <w:bCs w:val="0"/>
+                <w:color w:val="A31515"/>
+                <w:kern w:val="0"/>
+                <w:sz w:val="13"/>
+                <w:szCs w:val="13"/>
+                <w:shd w:val="clear" w:fill="FFFFFF"/>
+                <w:lang w:val="en-US" w:eastAsia="zh-CN" w:bidi="ar"/>
+              </w:rPr>
+              <w:t>"&amp; .MuiSlider-thumb"</w:t>
+            </w:r>
+            <w:r>
+              <w:rPr>
+                <w:rFonts w:hint="default" w:ascii="Consolas" w:hAnsi="Consolas" w:eastAsia="Consolas" w:cs="Consolas"/>
+                <w:b w:val="0"/>
+                <w:bCs w:val="0"/>
+                <w:color w:val="001080"/>
+                <w:kern w:val="0"/>
+                <w:sz w:val="13"/>
+                <w:szCs w:val="13"/>
+                <w:shd w:val="clear" w:fill="FFFFFF"/>
+                <w:lang w:val="en-US" w:eastAsia="zh-CN" w:bidi="ar"/>
+              </w:rPr>
+              <w:t>:</w:t>
+            </w:r>
+            <w:r>
+              <w:rPr>
+                <w:rFonts w:hint="default" w:ascii="Consolas" w:hAnsi="Consolas" w:eastAsia="Consolas" w:cs="Consolas"/>
+                <w:b w:val="0"/>
+                <w:bCs w:val="0"/>
+                <w:color w:val="000000"/>
+                <w:kern w:val="0"/>
+                <w:sz w:val="13"/>
+                <w:szCs w:val="13"/>
+                <w:shd w:val="clear" w:fill="FFFFFF"/>
+                <w:lang w:val="en-US" w:eastAsia="zh-CN" w:bidi="ar"/>
+              </w:rPr>
+              <w:t>{</w:t>
+            </w:r>
+          </w:p>
+          <w:p>
+            <w:pPr>
+              <w:keepNext w:val="0"/>
+              <w:keepLines w:val="0"/>
+              <w:widowControl/>
+              <w:suppressLineNumbers w:val="0"/>
+              <w:shd w:val="clear" w:fill="FFFFFF"/>
+              <w:spacing w:line="240" w:lineRule="auto"/>
+              <w:jc w:val="left"/>
+              <w:rPr>
+                <w:rFonts w:hint="default" w:ascii="Consolas" w:hAnsi="Consolas" w:eastAsia="Consolas" w:cs="Consolas"/>
+                <w:b w:val="0"/>
+                <w:bCs w:val="0"/>
+                <w:color w:val="000000"/>
+                <w:sz w:val="13"/>
+                <w:szCs w:val="13"/>
+              </w:rPr>
+            </w:pPr>
+            <w:r>
+              <w:rPr>
+                <w:rFonts w:hint="default" w:ascii="Consolas" w:hAnsi="Consolas" w:eastAsia="Consolas" w:cs="Consolas"/>
+                <w:b w:val="0"/>
+                <w:bCs w:val="0"/>
+                <w:color w:val="000000"/>
+                <w:kern w:val="0"/>
+                <w:sz w:val="13"/>
+                <w:szCs w:val="13"/>
+                <w:shd w:val="clear" w:fill="FFFFFF"/>
+                <w:lang w:val="en-US" w:eastAsia="zh-CN" w:bidi="ar"/>
+              </w:rPr>
+              <w:t xml:space="preserve">          </w:t>
+            </w:r>
+            <w:r>
+              <w:rPr>
+                <w:rFonts w:hint="default" w:ascii="Consolas" w:hAnsi="Consolas" w:eastAsia="Consolas" w:cs="Consolas"/>
+                <w:b w:val="0"/>
+                <w:bCs w:val="0"/>
+                <w:color w:val="001080"/>
+                <w:kern w:val="0"/>
+                <w:sz w:val="13"/>
+                <w:szCs w:val="13"/>
+                <w:shd w:val="clear" w:fill="FFFFFF"/>
+                <w:lang w:val="en-US" w:eastAsia="zh-CN" w:bidi="ar"/>
+              </w:rPr>
+              <w:t>backgroundColor:</w:t>
+            </w:r>
+            <w:r>
+              <w:rPr>
+                <w:rFonts w:hint="default" w:ascii="Consolas" w:hAnsi="Consolas" w:eastAsia="Consolas" w:cs="Consolas"/>
+                <w:b w:val="0"/>
+                <w:bCs w:val="0"/>
+                <w:color w:val="000000"/>
+                <w:kern w:val="0"/>
+                <w:sz w:val="13"/>
+                <w:szCs w:val="13"/>
+                <w:shd w:val="clear" w:fill="FFFFFF"/>
+                <w:lang w:val="en-US" w:eastAsia="zh-CN" w:bidi="ar"/>
+              </w:rPr>
+              <w:t xml:space="preserve"> </w:t>
+            </w:r>
+            <w:r>
+              <w:rPr>
+                <w:rFonts w:hint="default" w:ascii="Consolas" w:hAnsi="Consolas" w:eastAsia="Consolas" w:cs="Consolas"/>
+                <w:b w:val="0"/>
+                <w:bCs w:val="0"/>
+                <w:color w:val="A31515"/>
+                <w:kern w:val="0"/>
+                <w:sz w:val="13"/>
+                <w:szCs w:val="13"/>
+                <w:shd w:val="clear" w:fill="FFFFFF"/>
+                <w:lang w:val="en-US" w:eastAsia="zh-CN" w:bidi="ar"/>
+              </w:rPr>
+              <w:t>"red"</w:t>
+            </w:r>
+            <w:r>
+              <w:rPr>
+                <w:rFonts w:hint="default" w:ascii="Consolas" w:hAnsi="Consolas" w:eastAsia="Consolas" w:cs="Consolas"/>
+                <w:b w:val="0"/>
+                <w:bCs w:val="0"/>
+                <w:color w:val="000000"/>
+                <w:kern w:val="0"/>
+                <w:sz w:val="13"/>
+                <w:szCs w:val="13"/>
+                <w:shd w:val="clear" w:fill="FFFFFF"/>
+                <w:lang w:val="en-US" w:eastAsia="zh-CN" w:bidi="ar"/>
+              </w:rPr>
+              <w:t>,</w:t>
+            </w:r>
+          </w:p>
+          <w:p>
+            <w:pPr>
+              <w:keepNext w:val="0"/>
+              <w:keepLines w:val="0"/>
+              <w:widowControl/>
+              <w:suppressLineNumbers w:val="0"/>
+              <w:shd w:val="clear" w:fill="FFFFFF"/>
+              <w:spacing w:line="240" w:lineRule="auto"/>
+              <w:jc w:val="left"/>
+              <w:rPr>
+                <w:rFonts w:hint="default" w:ascii="Consolas" w:hAnsi="Consolas" w:eastAsia="Consolas" w:cs="Consolas"/>
+                <w:b w:val="0"/>
+                <w:bCs w:val="0"/>
+                <w:color w:val="000000"/>
+                <w:sz w:val="13"/>
+                <w:szCs w:val="13"/>
+              </w:rPr>
+            </w:pPr>
+            <w:r>
+              <w:rPr>
+                <w:rFonts w:hint="default" w:ascii="Consolas" w:hAnsi="Consolas" w:eastAsia="Consolas" w:cs="Consolas"/>
+                <w:b w:val="0"/>
+                <w:bCs w:val="0"/>
+                <w:color w:val="000000"/>
+                <w:kern w:val="0"/>
+                <w:sz w:val="13"/>
+                <w:szCs w:val="13"/>
+                <w:shd w:val="clear" w:fill="FFFFFF"/>
+                <w:lang w:val="en-US" w:eastAsia="zh-CN" w:bidi="ar"/>
+              </w:rPr>
+              <w:t xml:space="preserve">          </w:t>
+            </w:r>
+            <w:r>
+              <w:rPr>
+                <w:rFonts w:hint="default" w:ascii="Consolas" w:hAnsi="Consolas" w:eastAsia="Consolas" w:cs="Consolas"/>
+                <w:b w:val="0"/>
+                <w:bCs w:val="0"/>
+                <w:color w:val="A31515"/>
+                <w:kern w:val="0"/>
+                <w:sz w:val="13"/>
+                <w:szCs w:val="13"/>
+                <w:shd w:val="clear" w:fill="FFFFFF"/>
+                <w:lang w:val="en-US" w:eastAsia="zh-CN" w:bidi="ar"/>
+              </w:rPr>
+              <w:t>":hover"</w:t>
+            </w:r>
+            <w:r>
+              <w:rPr>
+                <w:rFonts w:hint="default" w:ascii="Consolas" w:hAnsi="Consolas" w:eastAsia="Consolas" w:cs="Consolas"/>
+                <w:b w:val="0"/>
+                <w:bCs w:val="0"/>
+                <w:color w:val="001080"/>
+                <w:kern w:val="0"/>
+                <w:sz w:val="13"/>
+                <w:szCs w:val="13"/>
+                <w:shd w:val="clear" w:fill="FFFFFF"/>
+                <w:lang w:val="en-US" w:eastAsia="zh-CN" w:bidi="ar"/>
+              </w:rPr>
+              <w:t>:</w:t>
+            </w:r>
+            <w:r>
+              <w:rPr>
+                <w:rFonts w:hint="default" w:ascii="Consolas" w:hAnsi="Consolas" w:eastAsia="Consolas" w:cs="Consolas"/>
+                <w:b w:val="0"/>
+                <w:bCs w:val="0"/>
+                <w:color w:val="000000"/>
+                <w:kern w:val="0"/>
+                <w:sz w:val="13"/>
+                <w:szCs w:val="13"/>
+                <w:shd w:val="clear" w:fill="FFFFFF"/>
+                <w:lang w:val="en-US" w:eastAsia="zh-CN" w:bidi="ar"/>
+              </w:rPr>
+              <w:t>{</w:t>
+            </w:r>
+          </w:p>
+          <w:p>
+            <w:pPr>
+              <w:keepNext w:val="0"/>
+              <w:keepLines w:val="0"/>
+              <w:widowControl/>
+              <w:suppressLineNumbers w:val="0"/>
+              <w:shd w:val="clear" w:fill="FFFFFF"/>
+              <w:spacing w:line="240" w:lineRule="auto"/>
+              <w:jc w:val="left"/>
+              <w:rPr>
+                <w:rFonts w:hint="default" w:ascii="Consolas" w:hAnsi="Consolas" w:eastAsia="Consolas" w:cs="Consolas"/>
+                <w:b w:val="0"/>
+                <w:bCs w:val="0"/>
+                <w:color w:val="000000"/>
+                <w:sz w:val="13"/>
+                <w:szCs w:val="13"/>
+              </w:rPr>
+            </w:pPr>
+            <w:r>
+              <w:rPr>
+                <w:rFonts w:hint="default" w:ascii="Consolas" w:hAnsi="Consolas" w:eastAsia="Consolas" w:cs="Consolas"/>
+                <w:b w:val="0"/>
+                <w:bCs w:val="0"/>
+                <w:color w:val="000000"/>
+                <w:kern w:val="0"/>
+                <w:sz w:val="13"/>
+                <w:szCs w:val="13"/>
+                <w:shd w:val="clear" w:fill="FFFFFF"/>
+                <w:lang w:val="en-US" w:eastAsia="zh-CN" w:bidi="ar"/>
+              </w:rPr>
+              <w:t xml:space="preserve">            </w:t>
+            </w:r>
+            <w:r>
+              <w:rPr>
+                <w:rFonts w:hint="default" w:ascii="Consolas" w:hAnsi="Consolas" w:eastAsia="Consolas" w:cs="Consolas"/>
+                <w:b w:val="0"/>
+                <w:bCs w:val="0"/>
+                <w:color w:val="001080"/>
+                <w:kern w:val="0"/>
+                <w:sz w:val="13"/>
+                <w:szCs w:val="13"/>
+                <w:shd w:val="clear" w:fill="FFFFFF"/>
+                <w:lang w:val="en-US" w:eastAsia="zh-CN" w:bidi="ar"/>
+              </w:rPr>
+              <w:t>backgroundColor:</w:t>
+            </w:r>
+            <w:r>
+              <w:rPr>
+                <w:rFonts w:hint="default" w:ascii="Consolas" w:hAnsi="Consolas" w:eastAsia="Consolas" w:cs="Consolas"/>
+                <w:b w:val="0"/>
+                <w:bCs w:val="0"/>
+                <w:color w:val="000000"/>
+                <w:kern w:val="0"/>
+                <w:sz w:val="13"/>
+                <w:szCs w:val="13"/>
+                <w:shd w:val="clear" w:fill="FFFFFF"/>
+                <w:lang w:val="en-US" w:eastAsia="zh-CN" w:bidi="ar"/>
+              </w:rPr>
+              <w:t xml:space="preserve"> </w:t>
+            </w:r>
+            <w:r>
+              <w:rPr>
+                <w:rFonts w:hint="default" w:ascii="Consolas" w:hAnsi="Consolas" w:eastAsia="Consolas" w:cs="Consolas"/>
+                <w:b w:val="0"/>
+                <w:bCs w:val="0"/>
+                <w:color w:val="A31515"/>
+                <w:kern w:val="0"/>
+                <w:sz w:val="13"/>
+                <w:szCs w:val="13"/>
+                <w:shd w:val="clear" w:fill="FFFFFF"/>
+                <w:lang w:val="en-US" w:eastAsia="zh-CN" w:bidi="ar"/>
+              </w:rPr>
+              <w:t>"success.dark"</w:t>
+            </w:r>
+          </w:p>
+          <w:p>
+            <w:pPr>
+              <w:keepNext w:val="0"/>
+              <w:keepLines w:val="0"/>
+              <w:widowControl/>
+              <w:suppressLineNumbers w:val="0"/>
+              <w:shd w:val="clear" w:fill="FFFFFF"/>
+              <w:spacing w:line="240" w:lineRule="auto"/>
+              <w:jc w:val="left"/>
+              <w:rPr>
+                <w:rFonts w:hint="default" w:ascii="Consolas" w:hAnsi="Consolas" w:eastAsia="Consolas" w:cs="Consolas"/>
+                <w:b w:val="0"/>
+                <w:bCs w:val="0"/>
+                <w:color w:val="000000"/>
+                <w:sz w:val="13"/>
+                <w:szCs w:val="13"/>
+              </w:rPr>
+            </w:pPr>
+            <w:r>
+              <w:rPr>
+                <w:rFonts w:hint="default" w:ascii="Consolas" w:hAnsi="Consolas" w:eastAsia="Consolas" w:cs="Consolas"/>
+                <w:b w:val="0"/>
+                <w:bCs w:val="0"/>
+                <w:color w:val="000000"/>
+                <w:kern w:val="0"/>
+                <w:sz w:val="13"/>
+                <w:szCs w:val="13"/>
+                <w:shd w:val="clear" w:fill="FFFFFF"/>
+                <w:lang w:val="en-US" w:eastAsia="zh-CN" w:bidi="ar"/>
+              </w:rPr>
+              <w:t>          }</w:t>
+            </w:r>
+          </w:p>
+          <w:p>
+            <w:pPr>
+              <w:keepNext w:val="0"/>
+              <w:keepLines w:val="0"/>
+              <w:widowControl/>
+              <w:suppressLineNumbers w:val="0"/>
+              <w:shd w:val="clear" w:fill="FFFFFF"/>
+              <w:spacing w:line="240" w:lineRule="auto"/>
+              <w:jc w:val="left"/>
+              <w:rPr>
+                <w:rFonts w:hint="default" w:ascii="Consolas" w:hAnsi="Consolas" w:eastAsia="Consolas" w:cs="Consolas"/>
+                <w:b w:val="0"/>
+                <w:bCs w:val="0"/>
+                <w:color w:val="000000"/>
+                <w:sz w:val="13"/>
+                <w:szCs w:val="13"/>
+              </w:rPr>
+            </w:pPr>
+            <w:r>
+              <w:rPr>
+                <w:rFonts w:hint="default" w:ascii="Consolas" w:hAnsi="Consolas" w:eastAsia="Consolas" w:cs="Consolas"/>
+                <w:b w:val="0"/>
+                <w:bCs w:val="0"/>
+                <w:color w:val="000000"/>
+                <w:kern w:val="0"/>
+                <w:sz w:val="13"/>
+                <w:szCs w:val="13"/>
+                <w:shd w:val="clear" w:fill="FFFFFF"/>
+                <w:lang w:val="en-US" w:eastAsia="zh-CN" w:bidi="ar"/>
+              </w:rPr>
+              <w:t>        },</w:t>
+            </w:r>
+          </w:p>
+          <w:p>
+            <w:pPr>
+              <w:keepNext w:val="0"/>
+              <w:keepLines w:val="0"/>
+              <w:widowControl/>
+              <w:suppressLineNumbers w:val="0"/>
+              <w:shd w:val="clear" w:fill="FFFFFF"/>
+              <w:spacing w:line="240" w:lineRule="auto"/>
+              <w:jc w:val="left"/>
+              <w:rPr>
+                <w:rFonts w:hint="default" w:ascii="Consolas" w:hAnsi="Consolas" w:eastAsia="Consolas" w:cs="Consolas"/>
+                <w:b w:val="0"/>
+                <w:bCs w:val="0"/>
+                <w:color w:val="000000"/>
+                <w:sz w:val="13"/>
+                <w:szCs w:val="13"/>
+              </w:rPr>
+            </w:pPr>
+            <w:r>
+              <w:rPr>
+                <w:rFonts w:hint="default" w:ascii="Consolas" w:hAnsi="Consolas" w:eastAsia="Consolas" w:cs="Consolas"/>
+                <w:b w:val="0"/>
+                <w:bCs w:val="0"/>
+                <w:color w:val="000000"/>
+                <w:kern w:val="0"/>
+                <w:sz w:val="13"/>
+                <w:szCs w:val="13"/>
+                <w:shd w:val="clear" w:fill="FFFFFF"/>
+                <w:lang w:val="en-US" w:eastAsia="zh-CN" w:bidi="ar"/>
+              </w:rPr>
+              <w:t xml:space="preserve">        </w:t>
+            </w:r>
+            <w:r>
+              <w:rPr>
+                <w:rFonts w:hint="default" w:ascii="Consolas" w:hAnsi="Consolas" w:eastAsia="Consolas" w:cs="Consolas"/>
+                <w:b w:val="0"/>
+                <w:bCs w:val="0"/>
+                <w:color w:val="A31515"/>
+                <w:kern w:val="0"/>
+                <w:sz w:val="13"/>
+                <w:szCs w:val="13"/>
+                <w:shd w:val="clear" w:fill="FFFFFF"/>
+                <w:lang w:val="en-US" w:eastAsia="zh-CN" w:bidi="ar"/>
+              </w:rPr>
+              <w:t>"&amp; .MuiSlider-rail"</w:t>
+            </w:r>
+            <w:r>
+              <w:rPr>
+                <w:rFonts w:hint="default" w:ascii="Consolas" w:hAnsi="Consolas" w:eastAsia="Consolas" w:cs="Consolas"/>
+                <w:b w:val="0"/>
+                <w:bCs w:val="0"/>
+                <w:color w:val="001080"/>
+                <w:kern w:val="0"/>
+                <w:sz w:val="13"/>
+                <w:szCs w:val="13"/>
+                <w:shd w:val="clear" w:fill="FFFFFF"/>
+                <w:lang w:val="en-US" w:eastAsia="zh-CN" w:bidi="ar"/>
+              </w:rPr>
+              <w:t>:</w:t>
+            </w:r>
+            <w:r>
+              <w:rPr>
+                <w:rFonts w:hint="default" w:ascii="Consolas" w:hAnsi="Consolas" w:eastAsia="Consolas" w:cs="Consolas"/>
+                <w:b w:val="0"/>
+                <w:bCs w:val="0"/>
+                <w:color w:val="000000"/>
+                <w:kern w:val="0"/>
+                <w:sz w:val="13"/>
+                <w:szCs w:val="13"/>
+                <w:shd w:val="clear" w:fill="FFFFFF"/>
+                <w:lang w:val="en-US" w:eastAsia="zh-CN" w:bidi="ar"/>
+              </w:rPr>
+              <w:t>{</w:t>
+            </w:r>
+          </w:p>
+          <w:p>
+            <w:pPr>
+              <w:keepNext w:val="0"/>
+              <w:keepLines w:val="0"/>
+              <w:widowControl/>
+              <w:suppressLineNumbers w:val="0"/>
+              <w:shd w:val="clear" w:fill="FFFFFF"/>
+              <w:spacing w:line="240" w:lineRule="auto"/>
+              <w:jc w:val="left"/>
+              <w:rPr>
+                <w:rFonts w:hint="default" w:ascii="Consolas" w:hAnsi="Consolas" w:eastAsia="Consolas" w:cs="Consolas"/>
+                <w:b w:val="0"/>
+                <w:bCs w:val="0"/>
+                <w:color w:val="000000"/>
+                <w:sz w:val="13"/>
+                <w:szCs w:val="13"/>
+              </w:rPr>
+            </w:pPr>
+            <w:r>
+              <w:rPr>
+                <w:rFonts w:hint="default" w:ascii="Consolas" w:hAnsi="Consolas" w:eastAsia="Consolas" w:cs="Consolas"/>
+                <w:b w:val="0"/>
+                <w:bCs w:val="0"/>
+                <w:color w:val="000000"/>
+                <w:kern w:val="0"/>
+                <w:sz w:val="13"/>
+                <w:szCs w:val="13"/>
+                <w:shd w:val="clear" w:fill="FFFFFF"/>
+                <w:lang w:val="en-US" w:eastAsia="zh-CN" w:bidi="ar"/>
+              </w:rPr>
+              <w:t xml:space="preserve">          </w:t>
+            </w:r>
+            <w:r>
+              <w:rPr>
+                <w:rFonts w:hint="default" w:ascii="Consolas" w:hAnsi="Consolas" w:eastAsia="Consolas" w:cs="Consolas"/>
+                <w:b w:val="0"/>
+                <w:bCs w:val="0"/>
+                <w:color w:val="001080"/>
+                <w:kern w:val="0"/>
+                <w:sz w:val="13"/>
+                <w:szCs w:val="13"/>
+                <w:shd w:val="clear" w:fill="FFFFFF"/>
+                <w:lang w:val="en-US" w:eastAsia="zh-CN" w:bidi="ar"/>
+              </w:rPr>
+              <w:t>backgroundColor:</w:t>
+            </w:r>
+            <w:r>
+              <w:rPr>
+                <w:rFonts w:hint="default" w:ascii="Consolas" w:hAnsi="Consolas" w:eastAsia="Consolas" w:cs="Consolas"/>
+                <w:b w:val="0"/>
+                <w:bCs w:val="0"/>
+                <w:color w:val="000000"/>
+                <w:kern w:val="0"/>
+                <w:sz w:val="13"/>
+                <w:szCs w:val="13"/>
+                <w:shd w:val="clear" w:fill="FFFFFF"/>
+                <w:lang w:val="en-US" w:eastAsia="zh-CN" w:bidi="ar"/>
+              </w:rPr>
+              <w:t xml:space="preserve"> </w:t>
+            </w:r>
+            <w:r>
+              <w:rPr>
+                <w:rFonts w:hint="default" w:ascii="Consolas" w:hAnsi="Consolas" w:eastAsia="Consolas" w:cs="Consolas"/>
+                <w:b w:val="0"/>
+                <w:bCs w:val="0"/>
+                <w:color w:val="A31515"/>
+                <w:kern w:val="0"/>
+                <w:sz w:val="13"/>
+                <w:szCs w:val="13"/>
+                <w:shd w:val="clear" w:fill="FFFFFF"/>
+                <w:lang w:val="en-US" w:eastAsia="zh-CN" w:bidi="ar"/>
+              </w:rPr>
+              <w:t>"warning.main"</w:t>
+            </w:r>
+          </w:p>
+          <w:p>
+            <w:pPr>
+              <w:keepNext w:val="0"/>
+              <w:keepLines w:val="0"/>
+              <w:widowControl/>
+              <w:suppressLineNumbers w:val="0"/>
+              <w:shd w:val="clear" w:fill="FFFFFF"/>
+              <w:spacing w:line="240" w:lineRule="auto"/>
+              <w:jc w:val="left"/>
+              <w:rPr>
+                <w:rFonts w:hint="default" w:ascii="Consolas" w:hAnsi="Consolas" w:eastAsia="Consolas" w:cs="Consolas"/>
+                <w:b w:val="0"/>
+                <w:bCs w:val="0"/>
+                <w:color w:val="000000"/>
+                <w:sz w:val="13"/>
+                <w:szCs w:val="13"/>
+              </w:rPr>
+            </w:pPr>
+            <w:r>
+              <w:rPr>
+                <w:rFonts w:hint="default" w:ascii="Consolas" w:hAnsi="Consolas" w:eastAsia="Consolas" w:cs="Consolas"/>
+                <w:b w:val="0"/>
+                <w:bCs w:val="0"/>
+                <w:color w:val="000000"/>
+                <w:kern w:val="0"/>
+                <w:sz w:val="13"/>
+                <w:szCs w:val="13"/>
+                <w:shd w:val="clear" w:fill="FFFFFF"/>
+                <w:lang w:val="en-US" w:eastAsia="zh-CN" w:bidi="ar"/>
+              </w:rPr>
+              <w:t>        },</w:t>
+            </w:r>
+          </w:p>
+          <w:p>
+            <w:pPr>
+              <w:keepNext w:val="0"/>
+              <w:keepLines w:val="0"/>
+              <w:widowControl/>
+              <w:suppressLineNumbers w:val="0"/>
+              <w:shd w:val="clear" w:fill="FFFFFF"/>
+              <w:spacing w:line="240" w:lineRule="auto"/>
+              <w:jc w:val="left"/>
+              <w:rPr>
+                <w:rFonts w:hint="default" w:ascii="Consolas" w:hAnsi="Consolas" w:eastAsia="Consolas" w:cs="Consolas"/>
+                <w:b w:val="0"/>
+                <w:bCs w:val="0"/>
+                <w:color w:val="000000"/>
+                <w:sz w:val="13"/>
+                <w:szCs w:val="13"/>
+              </w:rPr>
+            </w:pPr>
+            <w:r>
+              <w:rPr>
+                <w:rFonts w:hint="default" w:ascii="Consolas" w:hAnsi="Consolas" w:eastAsia="Consolas" w:cs="Consolas"/>
+                <w:b w:val="0"/>
+                <w:bCs w:val="0"/>
+                <w:color w:val="000000"/>
+                <w:kern w:val="0"/>
+                <w:sz w:val="13"/>
+                <w:szCs w:val="13"/>
+                <w:shd w:val="clear" w:fill="FFFFFF"/>
+                <w:lang w:val="en-US" w:eastAsia="zh-CN" w:bidi="ar"/>
+              </w:rPr>
+              <w:t xml:space="preserve">        </w:t>
+            </w:r>
+            <w:r>
+              <w:rPr>
+                <w:rFonts w:hint="default" w:ascii="Consolas" w:hAnsi="Consolas" w:eastAsia="Consolas" w:cs="Consolas"/>
+                <w:b w:val="0"/>
+                <w:bCs w:val="0"/>
+                <w:color w:val="A31515"/>
+                <w:kern w:val="0"/>
+                <w:sz w:val="13"/>
+                <w:szCs w:val="13"/>
+                <w:shd w:val="clear" w:fill="FFFFFF"/>
+                <w:lang w:val="en-US" w:eastAsia="zh-CN" w:bidi="ar"/>
+              </w:rPr>
+              <w:t>"&amp; .MuiSlider-track"</w:t>
+            </w:r>
+            <w:r>
+              <w:rPr>
+                <w:rFonts w:hint="default" w:ascii="Consolas" w:hAnsi="Consolas" w:eastAsia="Consolas" w:cs="Consolas"/>
+                <w:b w:val="0"/>
+                <w:bCs w:val="0"/>
+                <w:color w:val="001080"/>
+                <w:kern w:val="0"/>
+                <w:sz w:val="13"/>
+                <w:szCs w:val="13"/>
+                <w:shd w:val="clear" w:fill="FFFFFF"/>
+                <w:lang w:val="en-US" w:eastAsia="zh-CN" w:bidi="ar"/>
+              </w:rPr>
+              <w:t>:</w:t>
+            </w:r>
+            <w:r>
+              <w:rPr>
+                <w:rFonts w:hint="default" w:ascii="Consolas" w:hAnsi="Consolas" w:eastAsia="Consolas" w:cs="Consolas"/>
+                <w:b w:val="0"/>
+                <w:bCs w:val="0"/>
+                <w:color w:val="000000"/>
+                <w:kern w:val="0"/>
+                <w:sz w:val="13"/>
+                <w:szCs w:val="13"/>
+                <w:shd w:val="clear" w:fill="FFFFFF"/>
+                <w:lang w:val="en-US" w:eastAsia="zh-CN" w:bidi="ar"/>
+              </w:rPr>
+              <w:t>{</w:t>
+            </w:r>
+          </w:p>
+          <w:p>
+            <w:pPr>
+              <w:keepNext w:val="0"/>
+              <w:keepLines w:val="0"/>
+              <w:widowControl/>
+              <w:suppressLineNumbers w:val="0"/>
+              <w:shd w:val="clear" w:fill="FFFFFF"/>
+              <w:spacing w:line="240" w:lineRule="auto"/>
+              <w:jc w:val="left"/>
+              <w:rPr>
+                <w:rFonts w:hint="default" w:ascii="Consolas" w:hAnsi="Consolas" w:eastAsia="Consolas" w:cs="Consolas"/>
+                <w:b w:val="0"/>
+                <w:bCs w:val="0"/>
+                <w:color w:val="000000"/>
+                <w:sz w:val="13"/>
+                <w:szCs w:val="13"/>
+              </w:rPr>
+            </w:pPr>
+            <w:r>
+              <w:rPr>
+                <w:rFonts w:hint="default" w:ascii="Consolas" w:hAnsi="Consolas" w:eastAsia="Consolas" w:cs="Consolas"/>
+                <w:b w:val="0"/>
+                <w:bCs w:val="0"/>
+                <w:color w:val="000000"/>
+                <w:kern w:val="0"/>
+                <w:sz w:val="13"/>
+                <w:szCs w:val="13"/>
+                <w:shd w:val="clear" w:fill="FFFFFF"/>
+                <w:lang w:val="en-US" w:eastAsia="zh-CN" w:bidi="ar"/>
+              </w:rPr>
+              <w:t xml:space="preserve">          </w:t>
+            </w:r>
+            <w:r>
+              <w:rPr>
+                <w:rFonts w:hint="default" w:ascii="Consolas" w:hAnsi="Consolas" w:eastAsia="Consolas" w:cs="Consolas"/>
+                <w:b w:val="0"/>
+                <w:bCs w:val="0"/>
+                <w:color w:val="001080"/>
+                <w:kern w:val="0"/>
+                <w:sz w:val="13"/>
+                <w:szCs w:val="13"/>
+                <w:shd w:val="clear" w:fill="FFFFFF"/>
+                <w:lang w:val="en-US" w:eastAsia="zh-CN" w:bidi="ar"/>
+              </w:rPr>
+              <w:t>backgroundColor:</w:t>
+            </w:r>
+            <w:r>
+              <w:rPr>
+                <w:rFonts w:hint="default" w:ascii="Consolas" w:hAnsi="Consolas" w:eastAsia="Consolas" w:cs="Consolas"/>
+                <w:b w:val="0"/>
+                <w:bCs w:val="0"/>
+                <w:color w:val="000000"/>
+                <w:kern w:val="0"/>
+                <w:sz w:val="13"/>
+                <w:szCs w:val="13"/>
+                <w:shd w:val="clear" w:fill="FFFFFF"/>
+                <w:lang w:val="en-US" w:eastAsia="zh-CN" w:bidi="ar"/>
+              </w:rPr>
+              <w:t xml:space="preserve"> </w:t>
+            </w:r>
+            <w:r>
+              <w:rPr>
+                <w:rFonts w:hint="default" w:ascii="Consolas" w:hAnsi="Consolas" w:eastAsia="Consolas" w:cs="Consolas"/>
+                <w:b w:val="0"/>
+                <w:bCs w:val="0"/>
+                <w:color w:val="A31515"/>
+                <w:kern w:val="0"/>
+                <w:sz w:val="13"/>
+                <w:szCs w:val="13"/>
+                <w:shd w:val="clear" w:fill="FFFFFF"/>
+                <w:lang w:val="en-US" w:eastAsia="zh-CN" w:bidi="ar"/>
+              </w:rPr>
+              <w:t>"warning.dark"</w:t>
+            </w:r>
+            <w:r>
+              <w:rPr>
+                <w:rFonts w:hint="default" w:ascii="Consolas" w:hAnsi="Consolas" w:eastAsia="Consolas" w:cs="Consolas"/>
+                <w:b w:val="0"/>
+                <w:bCs w:val="0"/>
+                <w:color w:val="000000"/>
+                <w:kern w:val="0"/>
+                <w:sz w:val="13"/>
+                <w:szCs w:val="13"/>
+                <w:shd w:val="clear" w:fill="FFFFFF"/>
+                <w:lang w:val="en-US" w:eastAsia="zh-CN" w:bidi="ar"/>
+              </w:rPr>
+              <w:t>,</w:t>
+            </w:r>
+          </w:p>
+          <w:p>
+            <w:pPr>
+              <w:keepNext w:val="0"/>
+              <w:keepLines w:val="0"/>
+              <w:widowControl/>
+              <w:suppressLineNumbers w:val="0"/>
+              <w:shd w:val="clear" w:fill="FFFFFF"/>
+              <w:spacing w:line="240" w:lineRule="auto"/>
+              <w:jc w:val="left"/>
+              <w:rPr>
+                <w:rFonts w:hint="default" w:ascii="Consolas" w:hAnsi="Consolas" w:eastAsia="Consolas" w:cs="Consolas"/>
+                <w:b w:val="0"/>
+                <w:bCs w:val="0"/>
+                <w:color w:val="000000"/>
+                <w:sz w:val="13"/>
+                <w:szCs w:val="13"/>
+              </w:rPr>
+            </w:pPr>
+            <w:r>
+              <w:rPr>
+                <w:rFonts w:hint="default" w:ascii="Consolas" w:hAnsi="Consolas" w:eastAsia="Consolas" w:cs="Consolas"/>
+                <w:b w:val="0"/>
+                <w:bCs w:val="0"/>
+                <w:color w:val="000000"/>
+                <w:kern w:val="0"/>
+                <w:sz w:val="13"/>
+                <w:szCs w:val="13"/>
+                <w:shd w:val="clear" w:fill="FFFFFF"/>
+                <w:lang w:val="en-US" w:eastAsia="zh-CN" w:bidi="ar"/>
+              </w:rPr>
+              <w:t xml:space="preserve">          </w:t>
+            </w:r>
+            <w:r>
+              <w:rPr>
+                <w:rFonts w:hint="default" w:ascii="Consolas" w:hAnsi="Consolas" w:eastAsia="Consolas" w:cs="Consolas"/>
+                <w:b w:val="0"/>
+                <w:bCs w:val="0"/>
+                <w:color w:val="001080"/>
+                <w:kern w:val="0"/>
+                <w:sz w:val="13"/>
+                <w:szCs w:val="13"/>
+                <w:shd w:val="clear" w:fill="FFFFFF"/>
+                <w:lang w:val="en-US" w:eastAsia="zh-CN" w:bidi="ar"/>
+              </w:rPr>
+              <w:t>borderColor:</w:t>
+            </w:r>
+            <w:r>
+              <w:rPr>
+                <w:rFonts w:hint="default" w:ascii="Consolas" w:hAnsi="Consolas" w:eastAsia="Consolas" w:cs="Consolas"/>
+                <w:b w:val="0"/>
+                <w:bCs w:val="0"/>
+                <w:color w:val="000000"/>
+                <w:kern w:val="0"/>
+                <w:sz w:val="13"/>
+                <w:szCs w:val="13"/>
+                <w:shd w:val="clear" w:fill="FFFFFF"/>
+                <w:lang w:val="en-US" w:eastAsia="zh-CN" w:bidi="ar"/>
+              </w:rPr>
+              <w:t xml:space="preserve"> </w:t>
+            </w:r>
+            <w:r>
+              <w:rPr>
+                <w:rFonts w:hint="default" w:ascii="Consolas" w:hAnsi="Consolas" w:eastAsia="Consolas" w:cs="Consolas"/>
+                <w:b w:val="0"/>
+                <w:bCs w:val="0"/>
+                <w:color w:val="A31515"/>
+                <w:kern w:val="0"/>
+                <w:sz w:val="13"/>
+                <w:szCs w:val="13"/>
+                <w:shd w:val="clear" w:fill="FFFFFF"/>
+                <w:lang w:val="en-US" w:eastAsia="zh-CN" w:bidi="ar"/>
+              </w:rPr>
+              <w:t>"warning.dark"</w:t>
+            </w:r>
+            <w:r>
+              <w:rPr>
+                <w:rFonts w:hint="default" w:ascii="Consolas" w:hAnsi="Consolas" w:eastAsia="Consolas" w:cs="Consolas"/>
+                <w:b w:val="0"/>
+                <w:bCs w:val="0"/>
+                <w:color w:val="000000"/>
+                <w:kern w:val="0"/>
+                <w:sz w:val="13"/>
+                <w:szCs w:val="13"/>
+                <w:shd w:val="clear" w:fill="FFFFFF"/>
+                <w:lang w:val="en-US" w:eastAsia="zh-CN" w:bidi="ar"/>
+              </w:rPr>
+              <w:t>,</w:t>
+            </w:r>
+          </w:p>
+          <w:p>
+            <w:pPr>
+              <w:keepNext w:val="0"/>
+              <w:keepLines w:val="0"/>
+              <w:widowControl/>
+              <w:suppressLineNumbers w:val="0"/>
+              <w:shd w:val="clear" w:fill="FFFFFF"/>
+              <w:spacing w:line="240" w:lineRule="auto"/>
+              <w:jc w:val="left"/>
+              <w:rPr>
+                <w:rFonts w:hint="default" w:ascii="Consolas" w:hAnsi="Consolas" w:eastAsia="Consolas" w:cs="Consolas"/>
+                <w:b w:val="0"/>
+                <w:bCs w:val="0"/>
+                <w:color w:val="000000"/>
+                <w:sz w:val="13"/>
+                <w:szCs w:val="13"/>
+              </w:rPr>
+            </w:pPr>
+            <w:r>
+              <w:rPr>
+                <w:rFonts w:hint="default" w:ascii="Consolas" w:hAnsi="Consolas" w:eastAsia="Consolas" w:cs="Consolas"/>
+                <w:b w:val="0"/>
+                <w:bCs w:val="0"/>
+                <w:color w:val="000000"/>
+                <w:kern w:val="0"/>
+                <w:sz w:val="13"/>
+                <w:szCs w:val="13"/>
+                <w:shd w:val="clear" w:fill="FFFFFF"/>
+                <w:lang w:val="en-US" w:eastAsia="zh-CN" w:bidi="ar"/>
+              </w:rPr>
+              <w:t>        }</w:t>
+            </w:r>
+          </w:p>
+          <w:p>
+            <w:pPr>
+              <w:keepNext w:val="0"/>
+              <w:keepLines w:val="0"/>
+              <w:widowControl/>
+              <w:suppressLineNumbers w:val="0"/>
+              <w:shd w:val="clear" w:fill="FFFFFF"/>
+              <w:spacing w:line="240" w:lineRule="auto"/>
+              <w:jc w:val="left"/>
+              <w:rPr>
+                <w:rFonts w:hint="default" w:ascii="Consolas" w:hAnsi="Consolas" w:eastAsia="Consolas" w:cs="Consolas"/>
+                <w:b w:val="0"/>
+                <w:bCs w:val="0"/>
+                <w:color w:val="000000"/>
+                <w:sz w:val="13"/>
+                <w:szCs w:val="13"/>
+              </w:rPr>
+            </w:pPr>
+            <w:r>
+              <w:rPr>
+                <w:rFonts w:hint="default" w:ascii="Consolas" w:hAnsi="Consolas" w:eastAsia="Consolas" w:cs="Consolas"/>
+                <w:b w:val="0"/>
+                <w:bCs w:val="0"/>
+                <w:color w:val="000000"/>
+                <w:kern w:val="0"/>
+                <w:sz w:val="13"/>
+                <w:szCs w:val="13"/>
+                <w:shd w:val="clear" w:fill="FFFFFF"/>
+                <w:lang w:val="en-US" w:eastAsia="zh-CN" w:bidi="ar"/>
+              </w:rPr>
+              <w:t>}</w:t>
+            </w:r>
+            <w:r>
+              <w:rPr>
+                <w:rFonts w:hint="default" w:ascii="Consolas" w:hAnsi="Consolas" w:eastAsia="Consolas" w:cs="Consolas"/>
+                <w:b w:val="0"/>
+                <w:bCs w:val="0"/>
+                <w:color w:val="0000FF"/>
+                <w:kern w:val="0"/>
+                <w:sz w:val="13"/>
+                <w:szCs w:val="13"/>
+                <w:shd w:val="clear" w:fill="FFFFFF"/>
+                <w:lang w:val="en-US" w:eastAsia="zh-CN" w:bidi="ar"/>
+              </w:rPr>
+              <w:t>}</w:t>
+            </w:r>
+            <w:r>
+              <w:rPr>
+                <w:rFonts w:hint="default" w:ascii="Consolas" w:hAnsi="Consolas" w:eastAsia="Consolas" w:cs="Consolas"/>
+                <w:b w:val="0"/>
+                <w:bCs w:val="0"/>
+                <w:color w:val="800000"/>
+                <w:kern w:val="0"/>
+                <w:sz w:val="13"/>
+                <w:szCs w:val="13"/>
+                <w:shd w:val="clear" w:fill="FFFFFF"/>
+                <w:lang w:val="en-US" w:eastAsia="zh-CN" w:bidi="ar"/>
+              </w:rPr>
+              <w:t>/&gt;</w:t>
+            </w:r>
+          </w:p>
+          <w:p>
+            <w:pPr>
+              <w:widowControl w:val="0"/>
+              <w:jc w:val="both"/>
+            </w:pPr>
+          </w:p>
+        </w:tc>
+        <w:tc>
+          <w:tcPr>
+            <w:tcW w:w="4832" w:type="dxa"/>
+            <w:shd w:val="clear"/>
+            <w:vAlign w:val="top"/>
+          </w:tcPr>
+          <w:p>
+            <w:pPr>
+              <w:widowControl w:val="0"/>
+              <w:jc w:val="both"/>
+              <w:rPr>
+                <w:rFonts w:hint="default"/>
+                <w:b w:val="0"/>
+                <w:bCs w:val="0"/>
+                <w:sz w:val="16"/>
+                <w:szCs w:val="16"/>
+                <w:lang w:val="en-IN" w:eastAsia="zh-CN"/>
+              </w:rPr>
+            </w:pPr>
+            <w:r>
+              <w:rPr>
+                <w:rFonts w:hint="default" w:cstheme="minorBidi"/>
+                <w:b w:val="0"/>
+                <w:bCs w:val="0"/>
+                <w:sz w:val="16"/>
+                <w:szCs w:val="16"/>
+                <w:lang w:val="en-IN" w:eastAsia="zh-CN" w:bidi="ar-SA"/>
+              </w:rPr>
+              <w:t xml:space="preserve">Here </w:t>
+            </w:r>
+            <w:r>
+              <w:rPr>
+                <w:rFonts w:hint="default"/>
+                <w:b/>
+                <w:bCs/>
+                <w:i/>
+                <w:iCs/>
+                <w:sz w:val="16"/>
+                <w:szCs w:val="16"/>
+                <w:lang w:val="en-IN" w:eastAsia="zh-CN"/>
+              </w:rPr>
+              <w:t>MuiSlider-root</w:t>
+            </w:r>
+            <w:r>
+              <w:rPr>
+                <w:rFonts w:hint="default"/>
+                <w:b w:val="0"/>
+                <w:bCs w:val="0"/>
+                <w:sz w:val="16"/>
+                <w:szCs w:val="16"/>
+                <w:lang w:val="en-IN" w:eastAsia="zh-CN"/>
+              </w:rPr>
+              <w:t xml:space="preserve"> is the root class. So if we want to change the color of thumb, then copy the thumb class </w:t>
+            </w:r>
+            <w:r>
+              <w:rPr>
+                <w:rFonts w:hint="default"/>
+                <w:b/>
+                <w:bCs/>
+                <w:i/>
+                <w:iCs/>
+                <w:sz w:val="16"/>
+                <w:szCs w:val="16"/>
+                <w:lang w:val="en-IN" w:eastAsia="zh-CN"/>
+              </w:rPr>
+              <w:t>MuiSlider-thumb</w:t>
+            </w:r>
+            <w:r>
+              <w:rPr>
+                <w:rFonts w:hint="default"/>
+                <w:b w:val="0"/>
+                <w:bCs w:val="0"/>
+                <w:sz w:val="16"/>
+                <w:szCs w:val="16"/>
+                <w:lang w:val="en-IN" w:eastAsia="zh-CN"/>
+              </w:rPr>
+              <w:t xml:space="preserve">. </w:t>
+            </w:r>
+          </w:p>
+          <w:p>
+            <w:pPr>
+              <w:widowControl w:val="0"/>
+              <w:jc w:val="both"/>
+              <w:rPr>
+                <w:rFonts w:hint="default"/>
+                <w:b w:val="0"/>
+                <w:bCs w:val="0"/>
+                <w:sz w:val="16"/>
+                <w:szCs w:val="16"/>
+                <w:lang w:val="en-IN" w:eastAsia="zh-CN"/>
+              </w:rPr>
+            </w:pPr>
+          </w:p>
+          <w:p>
+            <w:pPr>
+              <w:widowControl w:val="0"/>
+              <w:jc w:val="both"/>
+              <w:rPr>
+                <w:rFonts w:hint="default"/>
+                <w:b w:val="0"/>
+                <w:bCs w:val="0"/>
+                <w:sz w:val="16"/>
+                <w:szCs w:val="16"/>
+                <w:lang w:val="en-IN" w:eastAsia="zh-CN"/>
+              </w:rPr>
+            </w:pPr>
+            <w:r>
+              <w:drawing>
+                <wp:inline distT="0" distB="0" distL="114300" distR="114300">
+                  <wp:extent cx="1478280" cy="249555"/>
+                  <wp:effectExtent l="0" t="0" r="7620" b="17145"/>
+                  <wp:docPr id="23" name="Picture 6"/>
+                  <wp:cNvGraphicFramePr>
+                    <a:graphicFrameLocks xmlns:a="http://schemas.openxmlformats.org/drawingml/2006/main" noChangeAspect="1"/>
+                  </wp:cNvGraphicFramePr>
+                  <a:graphic xmlns:a="http://schemas.openxmlformats.org/drawingml/2006/main">
+                    <a:graphicData uri="http://schemas.openxmlformats.org/drawingml/2006/picture">
+                      <pic:pic xmlns:pic="http://schemas.openxmlformats.org/drawingml/2006/picture">
+                        <pic:nvPicPr>
+                          <pic:cNvPr id="23" name="Picture 6"/>
+                          <pic:cNvPicPr>
+                            <a:picLocks noChangeAspect="1"/>
+                          </pic:cNvPicPr>
+                        </pic:nvPicPr>
+                        <pic:blipFill>
+                          <a:blip r:embed="rId25"/>
+                          <a:stretch>
+                            <a:fillRect/>
+                          </a:stretch>
+                        </pic:blipFill>
+                        <pic:spPr>
+                          <a:xfrm>
+                            <a:off x="0" y="0"/>
+                            <a:ext cx="1478280" cy="249555"/>
+                          </a:xfrm>
+                          <a:prstGeom prst="rect">
+                            <a:avLst/>
+                          </a:prstGeom>
+                          <a:noFill/>
+                          <a:ln>
+                            <a:noFill/>
+                          </a:ln>
+                        </pic:spPr>
+                      </pic:pic>
+                    </a:graphicData>
+                  </a:graphic>
+                </wp:inline>
+              </w:drawing>
+            </w:r>
+          </w:p>
+          <w:p>
+            <w:pPr>
+              <w:widowControl w:val="0"/>
+              <w:jc w:val="both"/>
+              <w:rPr>
+                <w:rFonts w:hint="default"/>
+                <w:b w:val="0"/>
+                <w:bCs w:val="0"/>
+                <w:sz w:val="16"/>
+                <w:szCs w:val="16"/>
+                <w:lang w:val="en-IN" w:eastAsia="zh-CN"/>
+              </w:rPr>
+            </w:pPr>
+            <w:r>
+              <w:rPr>
+                <w:rFonts w:hint="default"/>
+                <w:b/>
+                <w:bCs/>
+                <w:sz w:val="16"/>
+                <w:szCs w:val="16"/>
+                <w:lang w:val="en-IN" w:eastAsia="zh-CN"/>
+              </w:rPr>
+              <w:t>Hover</w:t>
+            </w:r>
+            <w:r>
+              <w:rPr>
+                <w:rFonts w:hint="default"/>
+                <w:b w:val="0"/>
+                <w:bCs w:val="0"/>
+                <w:sz w:val="16"/>
+                <w:szCs w:val="16"/>
+                <w:lang w:val="en-IN" w:eastAsia="zh-CN"/>
+              </w:rPr>
+              <w:t>:</w:t>
+            </w:r>
+          </w:p>
+          <w:p>
+            <w:pPr>
+              <w:widowControl w:val="0"/>
+              <w:jc w:val="both"/>
+              <w:rPr>
+                <w:rFonts w:hint="default"/>
+                <w:b w:val="0"/>
+                <w:bCs w:val="0"/>
+                <w:sz w:val="16"/>
+                <w:szCs w:val="16"/>
+                <w:lang w:val="en-IN" w:eastAsia="zh-CN"/>
+              </w:rPr>
+            </w:pPr>
+            <w:r>
+              <w:drawing>
+                <wp:inline distT="0" distB="0" distL="114300" distR="114300">
+                  <wp:extent cx="1486535" cy="268605"/>
+                  <wp:effectExtent l="0" t="0" r="18415" b="17145"/>
+                  <wp:docPr id="24" name="Picture 7"/>
+                  <wp:cNvGraphicFramePr>
+                    <a:graphicFrameLocks xmlns:a="http://schemas.openxmlformats.org/drawingml/2006/main" noChangeAspect="1"/>
+                  </wp:cNvGraphicFramePr>
+                  <a:graphic xmlns:a="http://schemas.openxmlformats.org/drawingml/2006/main">
+                    <a:graphicData uri="http://schemas.openxmlformats.org/drawingml/2006/picture">
+                      <pic:pic xmlns:pic="http://schemas.openxmlformats.org/drawingml/2006/picture">
+                        <pic:nvPicPr>
+                          <pic:cNvPr id="24" name="Picture 7"/>
+                          <pic:cNvPicPr>
+                            <a:picLocks noChangeAspect="1"/>
+                          </pic:cNvPicPr>
+                        </pic:nvPicPr>
+                        <pic:blipFill>
+                          <a:blip r:embed="rId26"/>
+                          <a:stretch>
+                            <a:fillRect/>
+                          </a:stretch>
+                        </pic:blipFill>
+                        <pic:spPr>
+                          <a:xfrm>
+                            <a:off x="0" y="0"/>
+                            <a:ext cx="1486535" cy="268605"/>
+                          </a:xfrm>
+                          <a:prstGeom prst="rect">
+                            <a:avLst/>
+                          </a:prstGeom>
+                          <a:noFill/>
+                          <a:ln>
+                            <a:noFill/>
+                          </a:ln>
+                        </pic:spPr>
+                      </pic:pic>
+                    </a:graphicData>
+                  </a:graphic>
+                </wp:inline>
+              </w:drawing>
+            </w:r>
+          </w:p>
+          <w:p>
+            <w:pPr>
+              <w:widowControl w:val="0"/>
+              <w:jc w:val="both"/>
+              <w:rPr>
+                <w:rFonts w:hint="default"/>
+                <w:b w:val="0"/>
+                <w:bCs w:val="0"/>
+                <w:sz w:val="16"/>
+                <w:szCs w:val="16"/>
+                <w:lang w:val="en-IN" w:eastAsia="zh-CN"/>
+              </w:rPr>
+            </w:pPr>
+          </w:p>
+          <w:p>
+            <w:pPr>
+              <w:widowControl w:val="0"/>
+              <w:jc w:val="both"/>
+              <w:rPr>
+                <w:rFonts w:hint="default"/>
+                <w:b w:val="0"/>
+                <w:bCs w:val="0"/>
+                <w:sz w:val="16"/>
+                <w:szCs w:val="16"/>
+                <w:lang w:val="en-IN" w:eastAsia="zh-CN"/>
+              </w:rPr>
+            </w:pPr>
+          </w:p>
+        </w:tc>
+      </w:tr>
+      <w:tr>
+        <w:tblPrEx>
+          <w:tblBorders>
+            <w:top w:val="none" w:color="auto" w:sz="0" w:space="0"/>
+            <w:left w:val="none" w:color="auto" w:sz="0" w:space="0"/>
+            <w:bottom w:val="none" w:color="auto" w:sz="0" w:space="0"/>
+            <w:right w:val="none" w:color="auto" w:sz="0" w:space="0"/>
+            <w:insideH w:val="none" w:color="auto" w:sz="0" w:space="0"/>
+            <w:insideV w:val="none" w:color="auto" w:sz="0" w:space="0"/>
+          </w:tblBorders>
+          <w:tblCellMar>
+            <w:top w:w="0" w:type="dxa"/>
+            <w:left w:w="108" w:type="dxa"/>
+            <w:bottom w:w="0" w:type="dxa"/>
+            <w:right w:w="108" w:type="dxa"/>
+          </w:tblCellMar>
+        </w:tblPrEx>
+        <w:tc>
+          <w:tcPr>
+            <w:tcW w:w="5743" w:type="dxa"/>
+            <w:shd w:val="clear"/>
+            <w:vAlign w:val="top"/>
+          </w:tcPr>
+          <w:p>
+            <w:pPr>
+              <w:widowControl w:val="0"/>
+              <w:jc w:val="left"/>
+              <w:rPr>
+                <w:rFonts w:hint="default"/>
+                <w:lang w:val="en-IN"/>
+              </w:rPr>
+            </w:pPr>
+            <w:r>
+              <w:rPr>
+                <w:rFonts w:hint="default"/>
+                <w:b/>
+                <w:bCs/>
+                <w:sz w:val="18"/>
+                <w:szCs w:val="18"/>
+                <w:vertAlign w:val="baseline"/>
+                <w:lang w:val="en-IN"/>
+              </w:rPr>
+              <w:t>Customize elements of slider based on state (example: if slider is disabled)</w:t>
+            </w:r>
+          </w:p>
+        </w:tc>
+        <w:tc>
+          <w:tcPr>
+            <w:tcW w:w="4832" w:type="dxa"/>
+            <w:shd w:val="clear"/>
+            <w:vAlign w:val="top"/>
+          </w:tcPr>
+          <w:p>
+            <w:pPr>
+              <w:widowControl w:val="0"/>
+              <w:jc w:val="both"/>
+              <w:rPr>
+                <w:rFonts w:hint="default"/>
+                <w:b w:val="0"/>
+                <w:bCs w:val="0"/>
+                <w:sz w:val="16"/>
+                <w:szCs w:val="16"/>
+                <w:lang w:val="en-IN" w:eastAsia="zh-CN"/>
+              </w:rPr>
+            </w:pPr>
+            <w:r>
+              <w:rPr>
+                <w:rFonts w:hint="default"/>
+                <w:b w:val="0"/>
+                <w:bCs w:val="0"/>
+                <w:sz w:val="16"/>
+                <w:szCs w:val="16"/>
+                <w:lang w:val="en-IN" w:eastAsia="zh-CN"/>
+              </w:rPr>
+              <w:t>In normal disabled view:</w:t>
+            </w:r>
+          </w:p>
+          <w:p>
+            <w:pPr>
+              <w:widowControl w:val="0"/>
+              <w:jc w:val="both"/>
+              <w:rPr>
+                <w:rFonts w:hint="default"/>
+                <w:b w:val="0"/>
+                <w:bCs w:val="0"/>
+                <w:sz w:val="16"/>
+                <w:szCs w:val="16"/>
+                <w:lang w:val="en-IN" w:eastAsia="zh-CN"/>
+              </w:rPr>
+            </w:pPr>
+            <w:r>
+              <w:drawing>
+                <wp:inline distT="0" distB="0" distL="114300" distR="114300">
+                  <wp:extent cx="1300480" cy="241300"/>
+                  <wp:effectExtent l="0" t="0" r="13970" b="6350"/>
+                  <wp:docPr id="27" name="Picture 10"/>
+                  <wp:cNvGraphicFramePr>
+                    <a:graphicFrameLocks xmlns:a="http://schemas.openxmlformats.org/drawingml/2006/main" noChangeAspect="1"/>
+                  </wp:cNvGraphicFramePr>
+                  <a:graphic xmlns:a="http://schemas.openxmlformats.org/drawingml/2006/main">
+                    <a:graphicData uri="http://schemas.openxmlformats.org/drawingml/2006/picture">
+                      <pic:pic xmlns:pic="http://schemas.openxmlformats.org/drawingml/2006/picture">
+                        <pic:nvPicPr>
+                          <pic:cNvPr id="27" name="Picture 10"/>
+                          <pic:cNvPicPr>
+                            <a:picLocks noChangeAspect="1"/>
+                          </pic:cNvPicPr>
+                        </pic:nvPicPr>
+                        <pic:blipFill>
+                          <a:blip r:embed="rId27"/>
+                          <a:stretch>
+                            <a:fillRect/>
+                          </a:stretch>
+                        </pic:blipFill>
+                        <pic:spPr>
+                          <a:xfrm>
+                            <a:off x="0" y="0"/>
+                            <a:ext cx="1300480" cy="241300"/>
+                          </a:xfrm>
+                          <a:prstGeom prst="rect">
+                            <a:avLst/>
+                          </a:prstGeom>
+                          <a:noFill/>
+                          <a:ln>
+                            <a:noFill/>
+                          </a:ln>
+                        </pic:spPr>
+                      </pic:pic>
+                    </a:graphicData>
+                  </a:graphic>
+                </wp:inline>
+              </w:drawing>
+            </w:r>
+          </w:p>
+        </w:tc>
+      </w:tr>
+      <w:tr>
+        <w:tblPrEx>
+          <w:tblBorders>
+            <w:top w:val="none" w:color="auto" w:sz="0" w:space="0"/>
+            <w:left w:val="none" w:color="auto" w:sz="0" w:space="0"/>
+            <w:bottom w:val="none" w:color="auto" w:sz="0" w:space="0"/>
+            <w:right w:val="none" w:color="auto" w:sz="0" w:space="0"/>
+            <w:insideH w:val="none" w:color="auto" w:sz="0" w:space="0"/>
+            <w:insideV w:val="none" w:color="auto" w:sz="0" w:space="0"/>
+          </w:tblBorders>
+          <w:tblCellMar>
+            <w:top w:w="0" w:type="dxa"/>
+            <w:left w:w="108" w:type="dxa"/>
+            <w:bottom w:w="0" w:type="dxa"/>
+            <w:right w:w="108" w:type="dxa"/>
+          </w:tblCellMar>
+        </w:tblPrEx>
+        <w:tc>
+          <w:tcPr>
+            <w:tcW w:w="5743" w:type="dxa"/>
+            <w:shd w:val="clear"/>
+            <w:vAlign w:val="top"/>
+          </w:tcPr>
+          <w:p>
+            <w:pPr>
+              <w:widowControl w:val="0"/>
+              <w:jc w:val="both"/>
+              <w:rPr>
+                <w:rFonts w:hint="default"/>
+                <w:b w:val="0"/>
+                <w:bCs w:val="0"/>
+                <w:sz w:val="16"/>
+                <w:szCs w:val="16"/>
+                <w:vertAlign w:val="baseline"/>
+                <w:lang w:val="en-IN"/>
+              </w:rPr>
+            </w:pPr>
+            <w:r>
+              <w:rPr>
+                <w:rFonts w:hint="default"/>
+                <w:b w:val="0"/>
+                <w:bCs w:val="0"/>
+                <w:sz w:val="16"/>
+                <w:szCs w:val="16"/>
+                <w:vertAlign w:val="baseline"/>
+                <w:lang w:val="en-IN"/>
+              </w:rPr>
+              <w:fldChar w:fldCharType="begin"/>
+            </w:r>
+            <w:r>
+              <w:rPr>
+                <w:rFonts w:hint="default"/>
+                <w:b w:val="0"/>
+                <w:bCs w:val="0"/>
+                <w:sz w:val="16"/>
+                <w:szCs w:val="16"/>
+                <w:vertAlign w:val="baseline"/>
+                <w:lang w:val="en-IN"/>
+              </w:rPr>
+              <w:instrText xml:space="preserve"> HYPERLINK "https://mui.com/material-ui/customization/how-to-customize/" </w:instrText>
+            </w:r>
+            <w:r>
+              <w:rPr>
+                <w:rFonts w:hint="default"/>
+                <w:b w:val="0"/>
+                <w:bCs w:val="0"/>
+                <w:sz w:val="16"/>
+                <w:szCs w:val="16"/>
+                <w:vertAlign w:val="baseline"/>
+                <w:lang w:val="en-IN"/>
+              </w:rPr>
+              <w:fldChar w:fldCharType="separate"/>
+            </w:r>
+            <w:r>
+              <w:rPr>
+                <w:rStyle w:val="4"/>
+                <w:rFonts w:hint="default"/>
+                <w:b w:val="0"/>
+                <w:bCs w:val="0"/>
+                <w:sz w:val="16"/>
+                <w:szCs w:val="16"/>
+                <w:vertAlign w:val="baseline"/>
+                <w:lang w:val="en-IN"/>
+              </w:rPr>
+              <w:t>https://mui.com/material-ui/customization/how-to-customize/</w:t>
+            </w:r>
+            <w:r>
+              <w:rPr>
+                <w:rFonts w:hint="default"/>
+                <w:b w:val="0"/>
+                <w:bCs w:val="0"/>
+                <w:sz w:val="16"/>
+                <w:szCs w:val="16"/>
+                <w:vertAlign w:val="baseline"/>
+                <w:lang w:val="en-IN"/>
+              </w:rPr>
+              <w:fldChar w:fldCharType="end"/>
+            </w:r>
+          </w:p>
+          <w:p>
+            <w:pPr>
+              <w:keepNext w:val="0"/>
+              <w:keepLines w:val="0"/>
+              <w:widowControl/>
+              <w:suppressLineNumbers w:val="0"/>
+              <w:shd w:val="clear" w:fill="FFFFFF"/>
+              <w:spacing w:line="240" w:lineRule="auto"/>
+              <w:jc w:val="left"/>
+              <w:rPr>
+                <w:rFonts w:hint="default" w:ascii="Consolas" w:hAnsi="Consolas" w:eastAsia="Consolas" w:cs="Consolas"/>
+                <w:b w:val="0"/>
+                <w:bCs w:val="0"/>
+                <w:color w:val="000000"/>
+                <w:kern w:val="0"/>
+                <w:sz w:val="13"/>
+                <w:szCs w:val="13"/>
+                <w:shd w:val="clear" w:fill="FFFFFF"/>
+                <w:lang w:val="en-US" w:eastAsia="zh-CN" w:bidi="ar"/>
+              </w:rPr>
+            </w:pPr>
+            <w:r>
+              <w:rPr>
+                <w:rFonts w:hint="default" w:ascii="Consolas" w:hAnsi="Consolas" w:eastAsia="Consolas" w:cs="Consolas"/>
+                <w:b w:val="0"/>
+                <w:bCs w:val="0"/>
+                <w:color w:val="800000"/>
+                <w:kern w:val="0"/>
+                <w:sz w:val="13"/>
+                <w:szCs w:val="13"/>
+                <w:shd w:val="clear" w:fill="FFFFFF"/>
+                <w:lang w:val="en-US" w:eastAsia="zh-CN" w:bidi="ar"/>
+              </w:rPr>
+              <w:t>&lt;</w:t>
+            </w:r>
+            <w:r>
+              <w:rPr>
+                <w:rFonts w:hint="default" w:ascii="Consolas" w:hAnsi="Consolas" w:eastAsia="Consolas" w:cs="Consolas"/>
+                <w:b w:val="0"/>
+                <w:bCs w:val="0"/>
+                <w:color w:val="267F99"/>
+                <w:kern w:val="0"/>
+                <w:sz w:val="13"/>
+                <w:szCs w:val="13"/>
+                <w:shd w:val="clear" w:fill="FFFFFF"/>
+                <w:lang w:val="en-US" w:eastAsia="zh-CN" w:bidi="ar"/>
+              </w:rPr>
+              <w:t>Slider</w:t>
+            </w:r>
+            <w:r>
+              <w:rPr>
+                <w:rFonts w:hint="default" w:ascii="Consolas" w:hAnsi="Consolas" w:eastAsia="Consolas" w:cs="Consolas"/>
+                <w:b w:val="0"/>
+                <w:bCs w:val="0"/>
+                <w:color w:val="000000"/>
+                <w:kern w:val="0"/>
+                <w:sz w:val="13"/>
+                <w:szCs w:val="13"/>
+                <w:shd w:val="clear" w:fill="FFFFFF"/>
+                <w:lang w:val="en-US" w:eastAsia="zh-CN" w:bidi="ar"/>
+              </w:rPr>
+              <w:t xml:space="preserve"> </w:t>
+            </w:r>
+          </w:p>
+          <w:p>
+            <w:pPr>
+              <w:keepNext w:val="0"/>
+              <w:keepLines w:val="0"/>
+              <w:widowControl/>
+              <w:suppressLineNumbers w:val="0"/>
+              <w:shd w:val="clear" w:fill="FFFFFF"/>
+              <w:spacing w:line="240" w:lineRule="auto"/>
+              <w:jc w:val="left"/>
+              <w:rPr>
+                <w:rFonts w:hint="default" w:ascii="Consolas" w:hAnsi="Consolas" w:eastAsia="Consolas" w:cs="Consolas"/>
+                <w:b w:val="0"/>
+                <w:bCs w:val="0"/>
+                <w:color w:val="000000"/>
+                <w:sz w:val="13"/>
+                <w:szCs w:val="13"/>
+              </w:rPr>
+            </w:pPr>
+            <w:r>
+              <w:rPr>
+                <w:rFonts w:hint="default" w:ascii="Consolas" w:hAnsi="Consolas" w:eastAsia="Consolas" w:cs="Consolas"/>
+                <w:b w:val="0"/>
+                <w:bCs w:val="0"/>
+                <w:color w:val="000000"/>
+                <w:kern w:val="0"/>
+                <w:sz w:val="13"/>
+                <w:szCs w:val="13"/>
+                <w:shd w:val="clear" w:fill="FFFFFF"/>
+                <w:lang w:val="en-US" w:eastAsia="zh-CN" w:bidi="ar"/>
+              </w:rPr>
+              <w:t xml:space="preserve">        </w:t>
+            </w:r>
+            <w:r>
+              <w:rPr>
+                <w:rFonts w:hint="default" w:ascii="Consolas" w:hAnsi="Consolas" w:eastAsia="Consolas" w:cs="Consolas"/>
+                <w:b w:val="0"/>
+                <w:bCs w:val="0"/>
+                <w:color w:val="E50000"/>
+                <w:kern w:val="0"/>
+                <w:sz w:val="13"/>
+                <w:szCs w:val="13"/>
+                <w:shd w:val="clear" w:fill="FFFFFF"/>
+                <w:lang w:val="en-US" w:eastAsia="zh-CN" w:bidi="ar"/>
+              </w:rPr>
+              <w:t>disabled</w:t>
+            </w:r>
+          </w:p>
+          <w:p>
+            <w:pPr>
+              <w:keepNext w:val="0"/>
+              <w:keepLines w:val="0"/>
+              <w:widowControl/>
+              <w:suppressLineNumbers w:val="0"/>
+              <w:shd w:val="clear" w:fill="FFFFFF"/>
+              <w:spacing w:line="240" w:lineRule="auto"/>
+              <w:jc w:val="left"/>
+              <w:rPr>
+                <w:rFonts w:hint="default" w:ascii="Consolas" w:hAnsi="Consolas" w:eastAsia="Consolas" w:cs="Consolas"/>
+                <w:b w:val="0"/>
+                <w:bCs w:val="0"/>
+                <w:color w:val="000000"/>
+                <w:sz w:val="13"/>
+                <w:szCs w:val="13"/>
+              </w:rPr>
+            </w:pPr>
+            <w:r>
+              <w:rPr>
+                <w:rFonts w:hint="default" w:ascii="Consolas" w:hAnsi="Consolas" w:eastAsia="Consolas" w:cs="Consolas"/>
+                <w:b w:val="0"/>
+                <w:bCs w:val="0"/>
+                <w:color w:val="000000"/>
+                <w:kern w:val="0"/>
+                <w:sz w:val="13"/>
+                <w:szCs w:val="13"/>
+                <w:shd w:val="clear" w:fill="FFFFFF"/>
+                <w:lang w:val="en-US" w:eastAsia="zh-CN" w:bidi="ar"/>
+              </w:rPr>
+              <w:t xml:space="preserve">        </w:t>
+            </w:r>
+            <w:r>
+              <w:rPr>
+                <w:rFonts w:hint="default" w:ascii="Consolas" w:hAnsi="Consolas" w:eastAsia="Consolas" w:cs="Consolas"/>
+                <w:b w:val="0"/>
+                <w:bCs w:val="0"/>
+                <w:color w:val="E50000"/>
+                <w:kern w:val="0"/>
+                <w:sz w:val="13"/>
+                <w:szCs w:val="13"/>
+                <w:shd w:val="clear" w:fill="FFFFFF"/>
+                <w:lang w:val="en-US" w:eastAsia="zh-CN" w:bidi="ar"/>
+              </w:rPr>
+              <w:t>sx</w:t>
+            </w:r>
+            <w:r>
+              <w:rPr>
+                <w:rFonts w:hint="default" w:ascii="Consolas" w:hAnsi="Consolas" w:eastAsia="Consolas" w:cs="Consolas"/>
+                <w:b w:val="0"/>
+                <w:bCs w:val="0"/>
+                <w:color w:val="000000"/>
+                <w:kern w:val="0"/>
+                <w:sz w:val="13"/>
+                <w:szCs w:val="13"/>
+                <w:shd w:val="clear" w:fill="FFFFFF"/>
+                <w:lang w:val="en-US" w:eastAsia="zh-CN" w:bidi="ar"/>
+              </w:rPr>
+              <w:t>=</w:t>
+            </w:r>
+            <w:r>
+              <w:rPr>
+                <w:rFonts w:hint="default" w:ascii="Consolas" w:hAnsi="Consolas" w:eastAsia="Consolas" w:cs="Consolas"/>
+                <w:b w:val="0"/>
+                <w:bCs w:val="0"/>
+                <w:color w:val="0000FF"/>
+                <w:kern w:val="0"/>
+                <w:sz w:val="13"/>
+                <w:szCs w:val="13"/>
+                <w:shd w:val="clear" w:fill="FFFFFF"/>
+                <w:lang w:val="en-US" w:eastAsia="zh-CN" w:bidi="ar"/>
+              </w:rPr>
+              <w:t>{</w:t>
+            </w:r>
+            <w:r>
+              <w:rPr>
+                <w:rFonts w:hint="default" w:ascii="Consolas" w:hAnsi="Consolas" w:eastAsia="Consolas" w:cs="Consolas"/>
+                <w:b w:val="0"/>
+                <w:bCs w:val="0"/>
+                <w:color w:val="000000"/>
+                <w:kern w:val="0"/>
+                <w:sz w:val="13"/>
+                <w:szCs w:val="13"/>
+                <w:shd w:val="clear" w:fill="FFFFFF"/>
+                <w:lang w:val="en-US" w:eastAsia="zh-CN" w:bidi="ar"/>
+              </w:rPr>
+              <w:t xml:space="preserve">{ </w:t>
+            </w:r>
+          </w:p>
+          <w:p>
+            <w:pPr>
+              <w:keepNext w:val="0"/>
+              <w:keepLines w:val="0"/>
+              <w:widowControl/>
+              <w:suppressLineNumbers w:val="0"/>
+              <w:shd w:val="clear" w:fill="FFFFFF"/>
+              <w:spacing w:line="240" w:lineRule="auto"/>
+              <w:jc w:val="left"/>
+              <w:rPr>
+                <w:rFonts w:hint="default" w:ascii="Consolas" w:hAnsi="Consolas" w:eastAsia="Consolas" w:cs="Consolas"/>
+                <w:b w:val="0"/>
+                <w:bCs w:val="0"/>
+                <w:color w:val="000000"/>
+                <w:sz w:val="13"/>
+                <w:szCs w:val="13"/>
+              </w:rPr>
+            </w:pPr>
+            <w:r>
+              <w:rPr>
+                <w:rFonts w:hint="default" w:ascii="Consolas" w:hAnsi="Consolas" w:eastAsia="Consolas" w:cs="Consolas"/>
+                <w:b w:val="0"/>
+                <w:bCs w:val="0"/>
+                <w:color w:val="000000"/>
+                <w:kern w:val="0"/>
+                <w:sz w:val="13"/>
+                <w:szCs w:val="13"/>
+                <w:shd w:val="clear" w:fill="FFFFFF"/>
+                <w:lang w:val="en-US" w:eastAsia="zh-CN" w:bidi="ar"/>
+              </w:rPr>
+              <w:t xml:space="preserve">          </w:t>
+            </w:r>
+            <w:r>
+              <w:rPr>
+                <w:rFonts w:hint="default" w:ascii="Consolas" w:hAnsi="Consolas" w:eastAsia="Consolas" w:cs="Consolas"/>
+                <w:b w:val="0"/>
+                <w:bCs w:val="0"/>
+                <w:color w:val="001080"/>
+                <w:kern w:val="0"/>
+                <w:sz w:val="13"/>
+                <w:szCs w:val="13"/>
+                <w:shd w:val="clear" w:fill="FFFFFF"/>
+                <w:lang w:val="en-US" w:eastAsia="zh-CN" w:bidi="ar"/>
+              </w:rPr>
+              <w:t>color:</w:t>
+            </w:r>
+            <w:r>
+              <w:rPr>
+                <w:rFonts w:hint="default" w:ascii="Consolas" w:hAnsi="Consolas" w:eastAsia="Consolas" w:cs="Consolas"/>
+                <w:b w:val="0"/>
+                <w:bCs w:val="0"/>
+                <w:color w:val="000000"/>
+                <w:kern w:val="0"/>
+                <w:sz w:val="13"/>
+                <w:szCs w:val="13"/>
+                <w:shd w:val="clear" w:fill="FFFFFF"/>
+                <w:lang w:val="en-US" w:eastAsia="zh-CN" w:bidi="ar"/>
+              </w:rPr>
+              <w:t xml:space="preserve"> </w:t>
+            </w:r>
+            <w:r>
+              <w:rPr>
+                <w:rFonts w:hint="default" w:ascii="Consolas" w:hAnsi="Consolas" w:eastAsia="Consolas" w:cs="Consolas"/>
+                <w:b w:val="0"/>
+                <w:bCs w:val="0"/>
+                <w:color w:val="A31515"/>
+                <w:kern w:val="0"/>
+                <w:sz w:val="13"/>
+                <w:szCs w:val="13"/>
+                <w:shd w:val="clear" w:fill="FFFFFF"/>
+                <w:lang w:val="en-US" w:eastAsia="zh-CN" w:bidi="ar"/>
+              </w:rPr>
+              <w:t>"success.main"</w:t>
+            </w:r>
+            <w:r>
+              <w:rPr>
+                <w:rFonts w:hint="default" w:ascii="Consolas" w:hAnsi="Consolas" w:eastAsia="Consolas" w:cs="Consolas"/>
+                <w:b w:val="0"/>
+                <w:bCs w:val="0"/>
+                <w:color w:val="000000"/>
+                <w:kern w:val="0"/>
+                <w:sz w:val="13"/>
+                <w:szCs w:val="13"/>
+                <w:shd w:val="clear" w:fill="FFFFFF"/>
+                <w:lang w:val="en-US" w:eastAsia="zh-CN" w:bidi="ar"/>
+              </w:rPr>
+              <w:t>,</w:t>
+            </w:r>
+          </w:p>
+          <w:p>
+            <w:pPr>
+              <w:keepNext w:val="0"/>
+              <w:keepLines w:val="0"/>
+              <w:widowControl/>
+              <w:suppressLineNumbers w:val="0"/>
+              <w:shd w:val="clear" w:fill="FFFFFF"/>
+              <w:spacing w:line="240" w:lineRule="auto"/>
+              <w:jc w:val="left"/>
+              <w:rPr>
+                <w:rFonts w:hint="default" w:ascii="Consolas" w:hAnsi="Consolas" w:eastAsia="Consolas" w:cs="Consolas"/>
+                <w:b w:val="0"/>
+                <w:bCs w:val="0"/>
+                <w:color w:val="000000"/>
+                <w:sz w:val="13"/>
+                <w:szCs w:val="13"/>
+              </w:rPr>
+            </w:pPr>
+            <w:r>
+              <w:rPr>
+                <w:rFonts w:hint="default" w:ascii="Consolas" w:hAnsi="Consolas" w:eastAsia="Consolas" w:cs="Consolas"/>
+                <w:b w:val="0"/>
+                <w:bCs w:val="0"/>
+                <w:color w:val="000000"/>
+                <w:kern w:val="0"/>
+                <w:sz w:val="13"/>
+                <w:szCs w:val="13"/>
+                <w:shd w:val="clear" w:fill="FFFFFF"/>
+                <w:lang w:val="en-US" w:eastAsia="zh-CN" w:bidi="ar"/>
+              </w:rPr>
+              <w:t xml:space="preserve">          </w:t>
+            </w:r>
+            <w:r>
+              <w:rPr>
+                <w:rFonts w:hint="default" w:ascii="Consolas" w:hAnsi="Consolas" w:eastAsia="Consolas" w:cs="Consolas"/>
+                <w:b w:val="0"/>
+                <w:bCs w:val="0"/>
+                <w:color w:val="A31515"/>
+                <w:kern w:val="0"/>
+                <w:sz w:val="13"/>
+                <w:szCs w:val="13"/>
+                <w:shd w:val="clear" w:fill="FFFFFF"/>
+                <w:lang w:val="en-US" w:eastAsia="zh-CN" w:bidi="ar"/>
+              </w:rPr>
+              <w:t>"&amp;.Mui-disabled"</w:t>
+            </w:r>
+            <w:r>
+              <w:rPr>
+                <w:rFonts w:hint="default" w:ascii="Consolas" w:hAnsi="Consolas" w:eastAsia="Consolas" w:cs="Consolas"/>
+                <w:b w:val="0"/>
+                <w:bCs w:val="0"/>
+                <w:color w:val="001080"/>
+                <w:kern w:val="0"/>
+                <w:sz w:val="13"/>
+                <w:szCs w:val="13"/>
+                <w:shd w:val="clear" w:fill="FFFFFF"/>
+                <w:lang w:val="en-US" w:eastAsia="zh-CN" w:bidi="ar"/>
+              </w:rPr>
+              <w:t>:</w:t>
+            </w:r>
+            <w:r>
+              <w:rPr>
+                <w:rFonts w:hint="default" w:ascii="Consolas" w:hAnsi="Consolas" w:eastAsia="Consolas" w:cs="Consolas"/>
+                <w:b w:val="0"/>
+                <w:bCs w:val="0"/>
+                <w:color w:val="000000"/>
+                <w:kern w:val="0"/>
+                <w:sz w:val="13"/>
+                <w:szCs w:val="13"/>
+                <w:shd w:val="clear" w:fill="FFFFFF"/>
+                <w:lang w:val="en-US" w:eastAsia="zh-CN" w:bidi="ar"/>
+              </w:rPr>
+              <w:t>{</w:t>
+            </w:r>
+          </w:p>
+          <w:p>
+            <w:pPr>
+              <w:keepNext w:val="0"/>
+              <w:keepLines w:val="0"/>
+              <w:widowControl/>
+              <w:suppressLineNumbers w:val="0"/>
+              <w:shd w:val="clear" w:fill="FFFFFF"/>
+              <w:spacing w:line="240" w:lineRule="auto"/>
+              <w:jc w:val="left"/>
+              <w:rPr>
+                <w:rFonts w:hint="default" w:ascii="Consolas" w:hAnsi="Consolas" w:eastAsia="Consolas" w:cs="Consolas"/>
+                <w:b w:val="0"/>
+                <w:bCs w:val="0"/>
+                <w:color w:val="000000"/>
+                <w:sz w:val="13"/>
+                <w:szCs w:val="13"/>
+              </w:rPr>
+            </w:pPr>
+            <w:r>
+              <w:rPr>
+                <w:rFonts w:hint="default" w:ascii="Consolas" w:hAnsi="Consolas" w:eastAsia="Consolas" w:cs="Consolas"/>
+                <w:b w:val="0"/>
+                <w:bCs w:val="0"/>
+                <w:color w:val="000000"/>
+                <w:kern w:val="0"/>
+                <w:sz w:val="13"/>
+                <w:szCs w:val="13"/>
+                <w:shd w:val="clear" w:fill="FFFFFF"/>
+                <w:lang w:val="en-US" w:eastAsia="zh-CN" w:bidi="ar"/>
+              </w:rPr>
+              <w:t xml:space="preserve">            </w:t>
+            </w:r>
+            <w:r>
+              <w:rPr>
+                <w:rFonts w:hint="default" w:ascii="Consolas" w:hAnsi="Consolas" w:eastAsia="Consolas" w:cs="Consolas"/>
+                <w:b w:val="0"/>
+                <w:bCs w:val="0"/>
+                <w:color w:val="A31515"/>
+                <w:kern w:val="0"/>
+                <w:sz w:val="13"/>
+                <w:szCs w:val="13"/>
+                <w:shd w:val="clear" w:fill="FFFFFF"/>
+                <w:lang w:val="en-US" w:eastAsia="zh-CN" w:bidi="ar"/>
+              </w:rPr>
+              <w:t>"</w:t>
+            </w:r>
+            <w:bookmarkStart w:id="0" w:name="_GoBack"/>
+            <w:bookmarkEnd w:id="0"/>
+            <w:r>
+              <w:rPr>
+                <w:rFonts w:hint="default" w:ascii="Consolas" w:hAnsi="Consolas" w:eastAsia="Consolas" w:cs="Consolas"/>
+                <w:b w:val="0"/>
+                <w:bCs w:val="0"/>
+                <w:color w:val="A31515"/>
+                <w:kern w:val="0"/>
+                <w:sz w:val="13"/>
+                <w:szCs w:val="13"/>
+                <w:shd w:val="clear" w:fill="FFFFFF"/>
+                <w:lang w:val="en-US" w:eastAsia="zh-CN" w:bidi="ar"/>
+              </w:rPr>
+              <w:t>.MuiSlider-thumb"</w:t>
+            </w:r>
+            <w:r>
+              <w:rPr>
+                <w:rFonts w:hint="default" w:ascii="Consolas" w:hAnsi="Consolas" w:eastAsia="Consolas" w:cs="Consolas"/>
+                <w:b w:val="0"/>
+                <w:bCs w:val="0"/>
+                <w:color w:val="001080"/>
+                <w:kern w:val="0"/>
+                <w:sz w:val="13"/>
+                <w:szCs w:val="13"/>
+                <w:shd w:val="clear" w:fill="FFFFFF"/>
+                <w:lang w:val="en-US" w:eastAsia="zh-CN" w:bidi="ar"/>
+              </w:rPr>
+              <w:t>:</w:t>
+            </w:r>
+            <w:r>
+              <w:rPr>
+                <w:rFonts w:hint="default" w:ascii="Consolas" w:hAnsi="Consolas" w:eastAsia="Consolas" w:cs="Consolas"/>
+                <w:b w:val="0"/>
+                <w:bCs w:val="0"/>
+                <w:color w:val="000000"/>
+                <w:kern w:val="0"/>
+                <w:sz w:val="13"/>
+                <w:szCs w:val="13"/>
+                <w:shd w:val="clear" w:fill="FFFFFF"/>
+                <w:lang w:val="en-US" w:eastAsia="zh-CN" w:bidi="ar"/>
+              </w:rPr>
+              <w:t>{</w:t>
+            </w:r>
+          </w:p>
+          <w:p>
+            <w:pPr>
+              <w:keepNext w:val="0"/>
+              <w:keepLines w:val="0"/>
+              <w:widowControl/>
+              <w:suppressLineNumbers w:val="0"/>
+              <w:shd w:val="clear" w:fill="FFFFFF"/>
+              <w:spacing w:line="240" w:lineRule="auto"/>
+              <w:jc w:val="left"/>
+              <w:rPr>
+                <w:rFonts w:hint="default" w:ascii="Consolas" w:hAnsi="Consolas" w:eastAsia="Consolas" w:cs="Consolas"/>
+                <w:b w:val="0"/>
+                <w:bCs w:val="0"/>
+                <w:color w:val="000000"/>
+                <w:sz w:val="13"/>
+                <w:szCs w:val="13"/>
+              </w:rPr>
+            </w:pPr>
+            <w:r>
+              <w:rPr>
+                <w:rFonts w:hint="default" w:ascii="Consolas" w:hAnsi="Consolas" w:eastAsia="Consolas" w:cs="Consolas"/>
+                <w:b w:val="0"/>
+                <w:bCs w:val="0"/>
+                <w:color w:val="000000"/>
+                <w:kern w:val="0"/>
+                <w:sz w:val="13"/>
+                <w:szCs w:val="13"/>
+                <w:shd w:val="clear" w:fill="FFFFFF"/>
+                <w:lang w:val="en-US" w:eastAsia="zh-CN" w:bidi="ar"/>
+              </w:rPr>
+              <w:t xml:space="preserve">              </w:t>
+            </w:r>
+            <w:r>
+              <w:rPr>
+                <w:rFonts w:hint="default" w:ascii="Consolas" w:hAnsi="Consolas" w:eastAsia="Consolas" w:cs="Consolas"/>
+                <w:b w:val="0"/>
+                <w:bCs w:val="0"/>
+                <w:color w:val="001080"/>
+                <w:kern w:val="0"/>
+                <w:sz w:val="13"/>
+                <w:szCs w:val="13"/>
+                <w:shd w:val="clear" w:fill="FFFFFF"/>
+                <w:lang w:val="en-US" w:eastAsia="zh-CN" w:bidi="ar"/>
+              </w:rPr>
+              <w:t>backgroundColor:</w:t>
+            </w:r>
+            <w:r>
+              <w:rPr>
+                <w:rFonts w:hint="default" w:ascii="Consolas" w:hAnsi="Consolas" w:eastAsia="Consolas" w:cs="Consolas"/>
+                <w:b w:val="0"/>
+                <w:bCs w:val="0"/>
+                <w:color w:val="000000"/>
+                <w:kern w:val="0"/>
+                <w:sz w:val="13"/>
+                <w:szCs w:val="13"/>
+                <w:shd w:val="clear" w:fill="FFFFFF"/>
+                <w:lang w:val="en-US" w:eastAsia="zh-CN" w:bidi="ar"/>
+              </w:rPr>
+              <w:t xml:space="preserve"> </w:t>
+            </w:r>
+            <w:r>
+              <w:rPr>
+                <w:rFonts w:hint="default" w:ascii="Consolas" w:hAnsi="Consolas" w:eastAsia="Consolas" w:cs="Consolas"/>
+                <w:b w:val="0"/>
+                <w:bCs w:val="0"/>
+                <w:color w:val="A31515"/>
+                <w:kern w:val="0"/>
+                <w:sz w:val="13"/>
+                <w:szCs w:val="13"/>
+                <w:shd w:val="clear" w:fill="FFFFFF"/>
+                <w:lang w:val="en-US" w:eastAsia="zh-CN" w:bidi="ar"/>
+              </w:rPr>
+              <w:t>"secondary.main"</w:t>
+            </w:r>
+            <w:r>
+              <w:rPr>
+                <w:rFonts w:hint="default" w:ascii="Consolas" w:hAnsi="Consolas" w:eastAsia="Consolas" w:cs="Consolas"/>
+                <w:b w:val="0"/>
+                <w:bCs w:val="0"/>
+                <w:color w:val="000000"/>
+                <w:kern w:val="0"/>
+                <w:sz w:val="13"/>
+                <w:szCs w:val="13"/>
+                <w:shd w:val="clear" w:fill="FFFFFF"/>
+                <w:lang w:val="en-US" w:eastAsia="zh-CN" w:bidi="ar"/>
+              </w:rPr>
+              <w:t>,</w:t>
+            </w:r>
+          </w:p>
+          <w:p>
+            <w:pPr>
+              <w:keepNext w:val="0"/>
+              <w:keepLines w:val="0"/>
+              <w:widowControl/>
+              <w:suppressLineNumbers w:val="0"/>
+              <w:shd w:val="clear" w:fill="FFFFFF"/>
+              <w:spacing w:line="240" w:lineRule="auto"/>
+              <w:jc w:val="left"/>
+              <w:rPr>
+                <w:rFonts w:hint="default" w:ascii="Consolas" w:hAnsi="Consolas" w:eastAsia="Consolas" w:cs="Consolas"/>
+                <w:b w:val="0"/>
+                <w:bCs w:val="0"/>
+                <w:color w:val="000000"/>
+                <w:sz w:val="13"/>
+                <w:szCs w:val="13"/>
+              </w:rPr>
+            </w:pPr>
+            <w:r>
+              <w:rPr>
+                <w:rFonts w:hint="default" w:ascii="Consolas" w:hAnsi="Consolas" w:eastAsia="Consolas" w:cs="Consolas"/>
+                <w:b w:val="0"/>
+                <w:bCs w:val="0"/>
+                <w:color w:val="000000"/>
+                <w:kern w:val="0"/>
+                <w:sz w:val="13"/>
+                <w:szCs w:val="13"/>
+                <w:shd w:val="clear" w:fill="FFFFFF"/>
+                <w:lang w:val="en-US" w:eastAsia="zh-CN" w:bidi="ar"/>
+              </w:rPr>
+              <w:t>            }</w:t>
+            </w:r>
+          </w:p>
+          <w:p>
+            <w:pPr>
+              <w:keepNext w:val="0"/>
+              <w:keepLines w:val="0"/>
+              <w:widowControl/>
+              <w:suppressLineNumbers w:val="0"/>
+              <w:shd w:val="clear" w:fill="FFFFFF"/>
+              <w:spacing w:line="240" w:lineRule="auto"/>
+              <w:jc w:val="left"/>
+              <w:rPr>
+                <w:rFonts w:hint="default" w:ascii="Consolas" w:hAnsi="Consolas" w:eastAsia="Consolas" w:cs="Consolas"/>
+                <w:b w:val="0"/>
+                <w:bCs w:val="0"/>
+                <w:color w:val="000000"/>
+                <w:sz w:val="13"/>
+                <w:szCs w:val="13"/>
+              </w:rPr>
+            </w:pPr>
+            <w:r>
+              <w:rPr>
+                <w:rFonts w:hint="default" w:ascii="Consolas" w:hAnsi="Consolas" w:eastAsia="Consolas" w:cs="Consolas"/>
+                <w:b w:val="0"/>
+                <w:bCs w:val="0"/>
+                <w:color w:val="000000"/>
+                <w:kern w:val="0"/>
+                <w:sz w:val="13"/>
+                <w:szCs w:val="13"/>
+                <w:shd w:val="clear" w:fill="FFFFFF"/>
+                <w:lang w:val="en-US" w:eastAsia="zh-CN" w:bidi="ar"/>
+              </w:rPr>
+              <w:t>          },</w:t>
+            </w:r>
+          </w:p>
+          <w:p>
+            <w:pPr>
+              <w:keepNext w:val="0"/>
+              <w:keepLines w:val="0"/>
+              <w:widowControl/>
+              <w:suppressLineNumbers w:val="0"/>
+              <w:shd w:val="clear" w:fill="FFFFFF"/>
+              <w:spacing w:line="240" w:lineRule="auto"/>
+              <w:jc w:val="left"/>
+              <w:rPr>
+                <w:rFonts w:hint="default" w:ascii="Consolas" w:hAnsi="Consolas" w:eastAsia="Consolas" w:cs="Consolas"/>
+                <w:b w:val="0"/>
+                <w:bCs w:val="0"/>
+                <w:color w:val="000000"/>
+                <w:sz w:val="13"/>
+                <w:szCs w:val="13"/>
+              </w:rPr>
+            </w:pPr>
+            <w:r>
+              <w:rPr>
+                <w:rFonts w:hint="default" w:ascii="Consolas" w:hAnsi="Consolas" w:eastAsia="Consolas" w:cs="Consolas"/>
+                <w:b w:val="0"/>
+                <w:bCs w:val="0"/>
+                <w:color w:val="000000"/>
+                <w:kern w:val="0"/>
+                <w:sz w:val="13"/>
+                <w:szCs w:val="13"/>
+                <w:shd w:val="clear" w:fill="FFFFFF"/>
+                <w:lang w:val="en-US" w:eastAsia="zh-CN" w:bidi="ar"/>
+              </w:rPr>
+              <w:t>        }</w:t>
+            </w:r>
+            <w:r>
+              <w:rPr>
+                <w:rFonts w:hint="default" w:ascii="Consolas" w:hAnsi="Consolas" w:eastAsia="Consolas" w:cs="Consolas"/>
+                <w:b w:val="0"/>
+                <w:bCs w:val="0"/>
+                <w:color w:val="0000FF"/>
+                <w:kern w:val="0"/>
+                <w:sz w:val="13"/>
+                <w:szCs w:val="13"/>
+                <w:shd w:val="clear" w:fill="FFFFFF"/>
+                <w:lang w:val="en-US" w:eastAsia="zh-CN" w:bidi="ar"/>
+              </w:rPr>
+              <w:t>}</w:t>
+            </w:r>
+          </w:p>
+          <w:p>
+            <w:pPr>
+              <w:keepNext w:val="0"/>
+              <w:keepLines w:val="0"/>
+              <w:widowControl/>
+              <w:suppressLineNumbers w:val="0"/>
+              <w:shd w:val="clear" w:fill="FFFFFF"/>
+              <w:spacing w:line="240" w:lineRule="auto"/>
+              <w:jc w:val="left"/>
+              <w:rPr>
+                <w:rFonts w:hint="default" w:ascii="Consolas" w:hAnsi="Consolas" w:eastAsia="Consolas" w:cs="Consolas"/>
+                <w:b w:val="0"/>
+                <w:bCs w:val="0"/>
+                <w:color w:val="000000"/>
+                <w:sz w:val="13"/>
+                <w:szCs w:val="13"/>
+              </w:rPr>
+            </w:pPr>
+            <w:r>
+              <w:rPr>
+                <w:rFonts w:hint="default" w:ascii="Consolas" w:hAnsi="Consolas" w:eastAsia="Consolas" w:cs="Consolas"/>
+                <w:b w:val="0"/>
+                <w:bCs w:val="0"/>
+                <w:color w:val="000000"/>
+                <w:kern w:val="0"/>
+                <w:sz w:val="13"/>
+                <w:szCs w:val="13"/>
+                <w:shd w:val="clear" w:fill="FFFFFF"/>
+                <w:lang w:val="en-US" w:eastAsia="zh-CN" w:bidi="ar"/>
+              </w:rPr>
+              <w:t xml:space="preserve">      </w:t>
+            </w:r>
+            <w:r>
+              <w:rPr>
+                <w:rFonts w:hint="default" w:ascii="Consolas" w:hAnsi="Consolas" w:eastAsia="Consolas" w:cs="Consolas"/>
+                <w:b w:val="0"/>
+                <w:bCs w:val="0"/>
+                <w:color w:val="800000"/>
+                <w:kern w:val="0"/>
+                <w:sz w:val="13"/>
+                <w:szCs w:val="13"/>
+                <w:shd w:val="clear" w:fill="FFFFFF"/>
+                <w:lang w:val="en-US" w:eastAsia="zh-CN" w:bidi="ar"/>
+              </w:rPr>
+              <w:t>/&gt;</w:t>
+            </w:r>
+          </w:p>
+          <w:p>
+            <w:pPr>
+              <w:widowControl w:val="0"/>
+              <w:jc w:val="both"/>
+              <w:rPr>
+                <w:rFonts w:hint="default"/>
+                <w:b w:val="0"/>
+                <w:bCs w:val="0"/>
+                <w:sz w:val="16"/>
+                <w:szCs w:val="16"/>
+                <w:vertAlign w:val="baseline"/>
+                <w:lang w:val="en-IN"/>
+              </w:rPr>
+            </w:pPr>
+          </w:p>
+          <w:p>
+            <w:pPr>
+              <w:widowControl w:val="0"/>
+              <w:jc w:val="both"/>
+              <w:rPr>
+                <w:rFonts w:hint="default"/>
+                <w:b w:val="0"/>
+                <w:bCs w:val="0"/>
+                <w:sz w:val="16"/>
+                <w:szCs w:val="16"/>
+                <w:vertAlign w:val="baseline"/>
+                <w:lang w:val="en-IN"/>
+              </w:rPr>
+            </w:pPr>
+            <w:r>
+              <w:drawing>
+                <wp:inline distT="0" distB="0" distL="114300" distR="114300">
+                  <wp:extent cx="2047240" cy="2578735"/>
+                  <wp:effectExtent l="0" t="0" r="10160" b="12065"/>
+                  <wp:docPr id="26" name="Picture 9"/>
+                  <wp:cNvGraphicFramePr>
+                    <a:graphicFrameLocks xmlns:a="http://schemas.openxmlformats.org/drawingml/2006/main" noChangeAspect="1"/>
+                  </wp:cNvGraphicFramePr>
+                  <a:graphic xmlns:a="http://schemas.openxmlformats.org/drawingml/2006/main">
+                    <a:graphicData uri="http://schemas.openxmlformats.org/drawingml/2006/picture">
+                      <pic:pic xmlns:pic="http://schemas.openxmlformats.org/drawingml/2006/picture">
+                        <pic:nvPicPr>
+                          <pic:cNvPr id="26" name="Picture 9"/>
+                          <pic:cNvPicPr>
+                            <a:picLocks noChangeAspect="1"/>
+                          </pic:cNvPicPr>
+                        </pic:nvPicPr>
+                        <pic:blipFill>
+                          <a:blip r:embed="rId28"/>
+                          <a:stretch>
+                            <a:fillRect/>
+                          </a:stretch>
+                        </pic:blipFill>
+                        <pic:spPr>
+                          <a:xfrm>
+                            <a:off x="0" y="0"/>
+                            <a:ext cx="2047240" cy="2578735"/>
+                          </a:xfrm>
+                          <a:prstGeom prst="rect">
+                            <a:avLst/>
+                          </a:prstGeom>
+                          <a:noFill/>
+                          <a:ln>
+                            <a:noFill/>
+                          </a:ln>
+                        </pic:spPr>
+                      </pic:pic>
+                    </a:graphicData>
+                  </a:graphic>
+                </wp:inline>
+              </w:drawing>
+            </w:r>
+          </w:p>
+          <w:p>
+            <w:pPr>
+              <w:widowControl w:val="0"/>
+              <w:jc w:val="both"/>
+              <w:rPr>
+                <w:rFonts w:hint="default"/>
+                <w:b/>
+                <w:bCs/>
+                <w:sz w:val="18"/>
+                <w:szCs w:val="18"/>
+                <w:vertAlign w:val="baseline"/>
+                <w:lang w:val="en-IN"/>
+              </w:rPr>
+            </w:pPr>
+          </w:p>
+        </w:tc>
+        <w:tc>
+          <w:tcPr>
+            <w:tcW w:w="4832" w:type="dxa"/>
+            <w:shd w:val="clear"/>
+            <w:vAlign w:val="top"/>
+          </w:tcPr>
+          <w:p>
+            <w:pPr>
+              <w:widowControl w:val="0"/>
+              <w:jc w:val="both"/>
+              <w:rPr>
+                <w:rFonts w:hint="default"/>
+                <w:b w:val="0"/>
+                <w:bCs w:val="0"/>
+                <w:sz w:val="16"/>
+                <w:szCs w:val="16"/>
+                <w:lang w:val="en-IN" w:eastAsia="zh-CN"/>
+              </w:rPr>
+            </w:pPr>
+            <w:r>
+              <w:rPr>
+                <w:rFonts w:hint="default"/>
+                <w:b w:val="0"/>
+                <w:bCs w:val="0"/>
+                <w:sz w:val="16"/>
+                <w:szCs w:val="16"/>
+                <w:lang w:val="en-IN" w:eastAsia="zh-CN"/>
+              </w:rPr>
+              <w:t>With customize code:</w:t>
+            </w:r>
+          </w:p>
+          <w:p>
+            <w:pPr>
+              <w:widowControl w:val="0"/>
+              <w:jc w:val="both"/>
+              <w:rPr>
+                <w:rFonts w:hint="default"/>
+                <w:b w:val="0"/>
+                <w:bCs w:val="0"/>
+                <w:sz w:val="16"/>
+                <w:szCs w:val="16"/>
+                <w:lang w:val="en-IN" w:eastAsia="zh-CN"/>
+              </w:rPr>
+            </w:pPr>
+            <w:r>
+              <w:drawing>
+                <wp:inline distT="0" distB="0" distL="114300" distR="114300">
+                  <wp:extent cx="1329690" cy="222885"/>
+                  <wp:effectExtent l="0" t="0" r="3810" b="5715"/>
+                  <wp:docPr id="28" name="Picture 11"/>
+                  <wp:cNvGraphicFramePr>
+                    <a:graphicFrameLocks xmlns:a="http://schemas.openxmlformats.org/drawingml/2006/main" noChangeAspect="1"/>
+                  </wp:cNvGraphicFramePr>
+                  <a:graphic xmlns:a="http://schemas.openxmlformats.org/drawingml/2006/main">
+                    <a:graphicData uri="http://schemas.openxmlformats.org/drawingml/2006/picture">
+                      <pic:pic xmlns:pic="http://schemas.openxmlformats.org/drawingml/2006/picture">
+                        <pic:nvPicPr>
+                          <pic:cNvPr id="28" name="Picture 11"/>
+                          <pic:cNvPicPr>
+                            <a:picLocks noChangeAspect="1"/>
+                          </pic:cNvPicPr>
+                        </pic:nvPicPr>
+                        <pic:blipFill>
+                          <a:blip r:embed="rId29"/>
+                          <a:stretch>
+                            <a:fillRect/>
+                          </a:stretch>
+                        </pic:blipFill>
+                        <pic:spPr>
+                          <a:xfrm>
+                            <a:off x="0" y="0"/>
+                            <a:ext cx="1329690" cy="222885"/>
+                          </a:xfrm>
+                          <a:prstGeom prst="rect">
+                            <a:avLst/>
+                          </a:prstGeom>
+                          <a:noFill/>
+                          <a:ln>
+                            <a:noFill/>
+                          </a:ln>
+                        </pic:spPr>
+                      </pic:pic>
+                    </a:graphicData>
+                  </a:graphic>
+                </wp:inline>
+              </w:drawing>
+            </w:r>
+          </w:p>
+        </w:tc>
+      </w:tr>
+    </w:tbl>
+    <w:p>
+      <w:pPr>
+        <w:bidi w:val="0"/>
+        <w:rPr>
+          <w:rFonts w:hint="default"/>
+          <w:sz w:val="16"/>
+          <w:szCs w:val="16"/>
+          <w:lang w:val="en-US" w:eastAsia="zh-CN"/>
+        </w:rPr>
+      </w:pPr>
+    </w:p>
     <w:p>
       <w:pPr>
         <w:spacing w:line="360" w:lineRule="auto"/>
@@ -15657,7 +21424,7 @@
     <w:lsdException w:qFormat="1" w:unhideWhenUsed="0" w:uiPriority="0" w:semiHidden="0" w:name="Title"/>
     <w:lsdException w:unhideWhenUsed="0" w:uiPriority="0" w:semiHidden="0" w:name="Closing"/>
     <w:lsdException w:unhideWhenUsed="0" w:uiPriority="0" w:semiHidden="0" w:name="Signature"/>
-    <w:lsdException w:unhideWhenUsed="0" w:uiPriority="0" w:name="Default Paragraph Font"/>
+    <w:lsdException w:qFormat="1" w:unhideWhenUsed="0" w:uiPriority="0" w:name="Default Paragraph Font"/>
     <w:lsdException w:unhideWhenUsed="0" w:uiPriority="0" w:semiHidden="0" w:name="Body Text"/>
     <w:lsdException w:unhideWhenUsed="0" w:uiPriority="0" w:semiHidden="0" w:name="Body Text Indent"/>
     <w:lsdException w:unhideWhenUsed="0" w:uiPriority="0" w:semiHidden="0" w:name="List Continue"/>
@@ -15853,6 +21620,7 @@
   <w:style w:type="character" w:default="1" w:styleId="2">
     <w:name w:val="Default Paragraph Font"/>
     <w:semiHidden/>
+    <w:qFormat/>
     <w:uiPriority w:val="0"/>
   </w:style>
   <w:style w:type="table" w:default="1" w:styleId="3">

--- a/reactjs/Material-UI/Notes.docx
+++ b/reactjs/Material-UI/Notes.docx
@@ -17302,7 +17302,7 @@
         <w:tc>
           <w:tcPr>
             <w:tcW w:w="5743" w:type="dxa"/>
-            <w:shd w:val="clear"/>
+            <w:shd w:val="clear" w:color="auto" w:fill="auto"/>
             <w:vAlign w:val="top"/>
           </w:tcPr>
           <w:p>
@@ -17522,7 +17522,7 @@
         <w:tc>
           <w:tcPr>
             <w:tcW w:w="4832" w:type="dxa"/>
-            <w:shd w:val="clear"/>
+            <w:shd w:val="clear" w:color="auto" w:fill="auto"/>
             <w:vAlign w:val="top"/>
           </w:tcPr>
           <w:p>
@@ -18439,7 +18439,7 @@
         <w:tc>
           <w:tcPr>
             <w:tcW w:w="5743" w:type="dxa"/>
-            <w:shd w:val="clear"/>
+            <w:shd w:val="clear" w:color="auto" w:fill="auto"/>
             <w:vAlign w:val="top"/>
           </w:tcPr>
           <w:p>
@@ -18468,7 +18468,7 @@
         <w:tc>
           <w:tcPr>
             <w:tcW w:w="4832" w:type="dxa"/>
-            <w:shd w:val="clear"/>
+            <w:shd w:val="clear" w:color="auto" w:fill="auto"/>
             <w:vAlign w:val="top"/>
           </w:tcPr>
           <w:p>
@@ -18507,7 +18507,7 @@
         <w:tc>
           <w:tcPr>
             <w:tcW w:w="5743" w:type="dxa"/>
-            <w:shd w:val="clear"/>
+            <w:shd w:val="clear" w:color="auto" w:fill="auto"/>
             <w:vAlign w:val="top"/>
           </w:tcPr>
           <w:p>
@@ -19863,7 +19863,7 @@
         <w:tc>
           <w:tcPr>
             <w:tcW w:w="4832" w:type="dxa"/>
-            <w:shd w:val="clear"/>
+            <w:shd w:val="clear" w:color="auto" w:fill="auto"/>
             <w:vAlign w:val="top"/>
           </w:tcPr>
           <w:p>
@@ -20153,7 +20153,7 @@
         <w:tc>
           <w:tcPr>
             <w:tcW w:w="5743" w:type="dxa"/>
-            <w:shd w:val="clear"/>
+            <w:shd w:val="clear" w:color="auto" w:fill="auto"/>
             <w:vAlign w:val="top"/>
           </w:tcPr>
           <w:p>
@@ -20182,7 +20182,7 @@
         <w:tc>
           <w:tcPr>
             <w:tcW w:w="4832" w:type="dxa"/>
-            <w:shd w:val="clear"/>
+            <w:shd w:val="clear" w:color="auto" w:fill="auto"/>
             <w:vAlign w:val="top"/>
           </w:tcPr>
           <w:p>
@@ -20289,7 +20289,7 @@
         <w:tc>
           <w:tcPr>
             <w:tcW w:w="5743" w:type="dxa"/>
-            <w:shd w:val="clear"/>
+            <w:shd w:val="clear" w:color="auto" w:fill="auto"/>
             <w:vAlign w:val="top"/>
           </w:tcPr>
           <w:p>
@@ -20776,23 +20776,7 @@
                 <w:shd w:val="clear" w:fill="FFFFFF"/>
                 <w:lang w:val="en-US" w:eastAsia="zh-CN" w:bidi="ar"/>
               </w:rPr>
-              <w:t>"</w:t>
-            </w:r>
-            <w:bookmarkStart w:id="0" w:name="_GoBack"/>
-            <w:bookmarkEnd w:id="0"/>
-            <w:r>
-              <w:rPr>
-                <w:rFonts w:hint="default" w:ascii="Consolas" w:hAnsi="Consolas" w:eastAsia="Consolas" w:cs="Consolas"/>
-                <w:b w:val="0"/>
-                <w:bCs w:val="0"/>
-                <w:color w:val="A31515"/>
-                <w:kern w:val="0"/>
-                <w:sz w:val="13"/>
-                <w:szCs w:val="13"/>
-                <w:shd w:val="clear" w:fill="FFFFFF"/>
-                <w:lang w:val="en-US" w:eastAsia="zh-CN" w:bidi="ar"/>
-              </w:rPr>
-              <w:t>.MuiSlider-thumb"</w:t>
+              <w:t>".MuiSlider-thumb"</w:t>
             </w:r>
             <w:r>
               <w:rPr>
@@ -21071,6 +21055,36 @@
               </w:rPr>
               <w:t>/&gt;</w:t>
             </w:r>
+          </w:p>
+          <w:p>
+            <w:pPr>
+              <w:widowControl w:val="0"/>
+              <w:jc w:val="both"/>
+              <w:rPr>
+                <w:rFonts w:hint="default"/>
+                <w:b w:val="0"/>
+                <w:bCs w:val="0"/>
+                <w:sz w:val="16"/>
+                <w:szCs w:val="16"/>
+                <w:vertAlign w:val="baseline"/>
+                <w:lang w:val="en-IN"/>
+              </w:rPr>
+            </w:pPr>
+          </w:p>
+          <w:p>
+            <w:pPr>
+              <w:widowControl w:val="0"/>
+              <w:jc w:val="both"/>
+              <w:rPr>
+                <w:rFonts w:hint="default"/>
+                <w:b w:val="0"/>
+                <w:bCs w:val="0"/>
+                <w:sz w:val="16"/>
+                <w:szCs w:val="16"/>
+                <w:vertAlign w:val="baseline"/>
+                <w:lang w:val="en-IN"/>
+              </w:rPr>
+            </w:pPr>
           </w:p>
           <w:p>
             <w:pPr>
@@ -21164,7 +21178,7 @@
         <w:tc>
           <w:tcPr>
             <w:tcW w:w="4832" w:type="dxa"/>
-            <w:shd w:val="clear"/>
+            <w:shd w:val="clear" w:color="auto" w:fill="auto"/>
             <w:vAlign w:val="top"/>
           </w:tcPr>
           <w:p>
@@ -21196,14 +21210,6 @@
             <w:pPr>
               <w:widowControl w:val="0"/>
               <w:jc w:val="both"/>
-              <w:rPr>
-                <w:rFonts w:hint="default"/>
-                <w:b w:val="0"/>
-                <w:bCs w:val="0"/>
-                <w:sz w:val="16"/>
-                <w:szCs w:val="16"/>
-                <w:lang w:val="en-IN" w:eastAsia="zh-CN"/>
-              </w:rPr>
             </w:pPr>
             <w:r>
               <w:drawing>
@@ -21249,6 +21255,1337 @@
               </w:drawing>
             </w:r>
           </w:p>
+          <w:p>
+            <w:pPr>
+              <w:widowControl w:val="0"/>
+              <w:jc w:val="both"/>
+              <w:rPr>
+                <w:rFonts w:hint="default"/>
+                <w:sz w:val="15"/>
+                <w:szCs w:val="15"/>
+                <w:lang w:val="en-IN" w:eastAsia="zh-CN"/>
+              </w:rPr>
+            </w:pPr>
+          </w:p>
+          <w:p>
+            <w:pPr>
+              <w:widowControl w:val="0"/>
+              <w:jc w:val="both"/>
+              <w:rPr>
+                <w:rFonts w:hint="default"/>
+                <w:sz w:val="15"/>
+                <w:szCs w:val="15"/>
+                <w:lang w:val="en-IN" w:eastAsia="zh-CN"/>
+              </w:rPr>
+            </w:pPr>
+          </w:p>
+          <w:p>
+            <w:pPr>
+              <w:widowControl w:val="0"/>
+              <w:jc w:val="both"/>
+              <w:rPr>
+                <w:rFonts w:hint="default"/>
+                <w:sz w:val="15"/>
+                <w:szCs w:val="15"/>
+                <w:lang w:val="en-IN" w:eastAsia="zh-CN"/>
+              </w:rPr>
+            </w:pPr>
+          </w:p>
+          <w:p>
+            <w:pPr>
+              <w:widowControl w:val="0"/>
+              <w:jc w:val="both"/>
+              <w:rPr>
+                <w:rFonts w:hint="default"/>
+                <w:sz w:val="15"/>
+                <w:szCs w:val="15"/>
+                <w:lang w:val="en-IN" w:eastAsia="zh-CN"/>
+              </w:rPr>
+            </w:pPr>
+          </w:p>
+          <w:p>
+            <w:pPr>
+              <w:widowControl w:val="0"/>
+              <w:jc w:val="both"/>
+              <w:rPr>
+                <w:rFonts w:hint="default"/>
+                <w:sz w:val="15"/>
+                <w:szCs w:val="15"/>
+                <w:lang w:val="en-IN" w:eastAsia="zh-CN"/>
+              </w:rPr>
+            </w:pPr>
+          </w:p>
+          <w:p>
+            <w:pPr>
+              <w:widowControl w:val="0"/>
+              <w:jc w:val="both"/>
+              <w:rPr>
+                <w:rFonts w:hint="default"/>
+                <w:sz w:val="15"/>
+                <w:szCs w:val="15"/>
+                <w:lang w:val="en-IN" w:eastAsia="zh-CN"/>
+              </w:rPr>
+            </w:pPr>
+          </w:p>
+          <w:p>
+            <w:pPr>
+              <w:widowControl w:val="0"/>
+              <w:jc w:val="both"/>
+              <w:rPr>
+                <w:rFonts w:hint="default"/>
+                <w:sz w:val="15"/>
+                <w:szCs w:val="15"/>
+                <w:lang w:val="en-IN" w:eastAsia="zh-CN"/>
+              </w:rPr>
+            </w:pPr>
+          </w:p>
+          <w:p>
+            <w:pPr>
+              <w:widowControl w:val="0"/>
+              <w:jc w:val="both"/>
+              <w:rPr>
+                <w:rFonts w:hint="default"/>
+                <w:sz w:val="15"/>
+                <w:szCs w:val="15"/>
+                <w:lang w:val="en-IN" w:eastAsia="zh-CN"/>
+              </w:rPr>
+            </w:pPr>
+          </w:p>
+          <w:p>
+            <w:pPr>
+              <w:widowControl w:val="0"/>
+              <w:jc w:val="both"/>
+              <w:rPr>
+                <w:rFonts w:hint="default"/>
+                <w:sz w:val="15"/>
+                <w:szCs w:val="15"/>
+                <w:lang w:val="en-IN"/>
+              </w:rPr>
+            </w:pPr>
+            <w:r>
+              <w:rPr>
+                <w:rFonts w:hint="default"/>
+                <w:sz w:val="15"/>
+                <w:szCs w:val="15"/>
+                <w:lang w:val="en-IN"/>
+              </w:rPr>
+              <w:t>We can also write like below:</w:t>
+            </w:r>
+          </w:p>
+          <w:p>
+            <w:pPr>
+              <w:widowControl w:val="0"/>
+              <w:jc w:val="both"/>
+            </w:pPr>
+            <w:r>
+              <w:drawing>
+                <wp:inline distT="0" distB="0" distL="114300" distR="114300">
+                  <wp:extent cx="1346200" cy="220345"/>
+                  <wp:effectExtent l="0" t="0" r="6350" b="8255"/>
+                  <wp:docPr id="29" name="Picture 12"/>
+                  <wp:cNvGraphicFramePr>
+                    <a:graphicFrameLocks xmlns:a="http://schemas.openxmlformats.org/drawingml/2006/main" noChangeAspect="1"/>
+                  </wp:cNvGraphicFramePr>
+                  <a:graphic xmlns:a="http://schemas.openxmlformats.org/drawingml/2006/main">
+                    <a:graphicData uri="http://schemas.openxmlformats.org/drawingml/2006/picture">
+                      <pic:pic xmlns:pic="http://schemas.openxmlformats.org/drawingml/2006/picture">
+                        <pic:nvPicPr>
+                          <pic:cNvPr id="29" name="Picture 12"/>
+                          <pic:cNvPicPr>
+                            <a:picLocks noChangeAspect="1"/>
+                          </pic:cNvPicPr>
+                        </pic:nvPicPr>
+                        <pic:blipFill>
+                          <a:blip r:embed="rId30"/>
+                          <a:stretch>
+                            <a:fillRect/>
+                          </a:stretch>
+                        </pic:blipFill>
+                        <pic:spPr>
+                          <a:xfrm>
+                            <a:off x="0" y="0"/>
+                            <a:ext cx="1346200" cy="220345"/>
+                          </a:xfrm>
+                          <a:prstGeom prst="rect">
+                            <a:avLst/>
+                          </a:prstGeom>
+                          <a:noFill/>
+                          <a:ln>
+                            <a:noFill/>
+                          </a:ln>
+                        </pic:spPr>
+                      </pic:pic>
+                    </a:graphicData>
+                  </a:graphic>
+                </wp:inline>
+              </w:drawing>
+            </w:r>
+          </w:p>
+          <w:p>
+            <w:pPr>
+              <w:widowControl w:val="0"/>
+              <w:jc w:val="both"/>
+            </w:pPr>
+          </w:p>
+          <w:p>
+            <w:pPr>
+              <w:keepNext w:val="0"/>
+              <w:keepLines w:val="0"/>
+              <w:widowControl/>
+              <w:suppressLineNumbers w:val="0"/>
+              <w:shd w:val="clear" w:fill="FFFFFF"/>
+              <w:spacing w:line="240" w:lineRule="auto"/>
+              <w:jc w:val="left"/>
+              <w:rPr>
+                <w:rFonts w:ascii="Consolas" w:hAnsi="Consolas" w:eastAsia="Consolas" w:cs="Consolas"/>
+                <w:b w:val="0"/>
+                <w:bCs w:val="0"/>
+                <w:color w:val="000000"/>
+                <w:sz w:val="13"/>
+                <w:szCs w:val="13"/>
+              </w:rPr>
+            </w:pPr>
+            <w:r>
+              <w:rPr>
+                <w:rFonts w:hint="default" w:ascii="Consolas" w:hAnsi="Consolas" w:eastAsia="Consolas" w:cs="Consolas"/>
+                <w:b w:val="0"/>
+                <w:bCs w:val="0"/>
+                <w:color w:val="800000"/>
+                <w:kern w:val="0"/>
+                <w:sz w:val="13"/>
+                <w:szCs w:val="13"/>
+                <w:shd w:val="clear" w:fill="FFFFFF"/>
+                <w:lang w:val="en-US" w:eastAsia="zh-CN" w:bidi="ar"/>
+              </w:rPr>
+              <w:t>&lt;</w:t>
+            </w:r>
+            <w:r>
+              <w:rPr>
+                <w:rFonts w:hint="default" w:ascii="Consolas" w:hAnsi="Consolas" w:eastAsia="Consolas" w:cs="Consolas"/>
+                <w:b w:val="0"/>
+                <w:bCs w:val="0"/>
+                <w:color w:val="267F99"/>
+                <w:kern w:val="0"/>
+                <w:sz w:val="13"/>
+                <w:szCs w:val="13"/>
+                <w:shd w:val="clear" w:fill="FFFFFF"/>
+                <w:lang w:val="en-US" w:eastAsia="zh-CN" w:bidi="ar"/>
+              </w:rPr>
+              <w:t>Slider</w:t>
+            </w:r>
+            <w:r>
+              <w:rPr>
+                <w:rFonts w:hint="default" w:ascii="Consolas" w:hAnsi="Consolas" w:eastAsia="Consolas" w:cs="Consolas"/>
+                <w:b w:val="0"/>
+                <w:bCs w:val="0"/>
+                <w:color w:val="000000"/>
+                <w:kern w:val="0"/>
+                <w:sz w:val="13"/>
+                <w:szCs w:val="13"/>
+                <w:shd w:val="clear" w:fill="FFFFFF"/>
+                <w:lang w:val="en-US" w:eastAsia="zh-CN" w:bidi="ar"/>
+              </w:rPr>
+              <w:t xml:space="preserve"> </w:t>
+            </w:r>
+          </w:p>
+          <w:p>
+            <w:pPr>
+              <w:keepNext w:val="0"/>
+              <w:keepLines w:val="0"/>
+              <w:widowControl/>
+              <w:suppressLineNumbers w:val="0"/>
+              <w:shd w:val="clear" w:fill="FFFFFF"/>
+              <w:spacing w:line="240" w:lineRule="auto"/>
+              <w:jc w:val="left"/>
+              <w:rPr>
+                <w:rFonts w:hint="default" w:ascii="Consolas" w:hAnsi="Consolas" w:eastAsia="Consolas" w:cs="Consolas"/>
+                <w:b w:val="0"/>
+                <w:bCs w:val="0"/>
+                <w:color w:val="000000"/>
+                <w:sz w:val="13"/>
+                <w:szCs w:val="13"/>
+              </w:rPr>
+            </w:pPr>
+            <w:r>
+              <w:rPr>
+                <w:rFonts w:hint="default" w:ascii="Consolas" w:hAnsi="Consolas" w:eastAsia="Consolas" w:cs="Consolas"/>
+                <w:b w:val="0"/>
+                <w:bCs w:val="0"/>
+                <w:color w:val="000000"/>
+                <w:kern w:val="0"/>
+                <w:sz w:val="13"/>
+                <w:szCs w:val="13"/>
+                <w:shd w:val="clear" w:fill="FFFFFF"/>
+                <w:lang w:val="en-US" w:eastAsia="zh-CN" w:bidi="ar"/>
+              </w:rPr>
+              <w:t xml:space="preserve">        </w:t>
+            </w:r>
+            <w:r>
+              <w:rPr>
+                <w:rFonts w:hint="default" w:ascii="Consolas" w:hAnsi="Consolas" w:eastAsia="Consolas" w:cs="Consolas"/>
+                <w:b w:val="0"/>
+                <w:bCs w:val="0"/>
+                <w:color w:val="E50000"/>
+                <w:kern w:val="0"/>
+                <w:sz w:val="13"/>
+                <w:szCs w:val="13"/>
+                <w:shd w:val="clear" w:fill="FFFFFF"/>
+                <w:lang w:val="en-US" w:eastAsia="zh-CN" w:bidi="ar"/>
+              </w:rPr>
+              <w:t>defaultValue</w:t>
+            </w:r>
+            <w:r>
+              <w:rPr>
+                <w:rFonts w:hint="default" w:ascii="Consolas" w:hAnsi="Consolas" w:eastAsia="Consolas" w:cs="Consolas"/>
+                <w:b w:val="0"/>
+                <w:bCs w:val="0"/>
+                <w:color w:val="000000"/>
+                <w:kern w:val="0"/>
+                <w:sz w:val="13"/>
+                <w:szCs w:val="13"/>
+                <w:shd w:val="clear" w:fill="FFFFFF"/>
+                <w:lang w:val="en-US" w:eastAsia="zh-CN" w:bidi="ar"/>
+              </w:rPr>
+              <w:t>=</w:t>
+            </w:r>
+            <w:r>
+              <w:rPr>
+                <w:rFonts w:hint="default" w:ascii="Consolas" w:hAnsi="Consolas" w:eastAsia="Consolas" w:cs="Consolas"/>
+                <w:b w:val="0"/>
+                <w:bCs w:val="0"/>
+                <w:color w:val="0000FF"/>
+                <w:kern w:val="0"/>
+                <w:sz w:val="13"/>
+                <w:szCs w:val="13"/>
+                <w:shd w:val="clear" w:fill="FFFFFF"/>
+                <w:lang w:val="en-US" w:eastAsia="zh-CN" w:bidi="ar"/>
+              </w:rPr>
+              <w:t>{</w:t>
+            </w:r>
+            <w:r>
+              <w:rPr>
+                <w:rFonts w:hint="default" w:ascii="Consolas" w:hAnsi="Consolas" w:eastAsia="Consolas" w:cs="Consolas"/>
+                <w:b w:val="0"/>
+                <w:bCs w:val="0"/>
+                <w:color w:val="098658"/>
+                <w:kern w:val="0"/>
+                <w:sz w:val="13"/>
+                <w:szCs w:val="13"/>
+                <w:shd w:val="clear" w:fill="FFFFFF"/>
+                <w:lang w:val="en-US" w:eastAsia="zh-CN" w:bidi="ar"/>
+              </w:rPr>
+              <w:t>30</w:t>
+            </w:r>
+            <w:r>
+              <w:rPr>
+                <w:rFonts w:hint="default" w:ascii="Consolas" w:hAnsi="Consolas" w:eastAsia="Consolas" w:cs="Consolas"/>
+                <w:b w:val="0"/>
+                <w:bCs w:val="0"/>
+                <w:color w:val="0000FF"/>
+                <w:kern w:val="0"/>
+                <w:sz w:val="13"/>
+                <w:szCs w:val="13"/>
+                <w:shd w:val="clear" w:fill="FFFFFF"/>
+                <w:lang w:val="en-US" w:eastAsia="zh-CN" w:bidi="ar"/>
+              </w:rPr>
+              <w:t>}</w:t>
+            </w:r>
+          </w:p>
+          <w:p>
+            <w:pPr>
+              <w:keepNext w:val="0"/>
+              <w:keepLines w:val="0"/>
+              <w:widowControl/>
+              <w:suppressLineNumbers w:val="0"/>
+              <w:shd w:val="clear" w:fill="FFFFFF"/>
+              <w:spacing w:line="240" w:lineRule="auto"/>
+              <w:jc w:val="left"/>
+              <w:rPr>
+                <w:rFonts w:hint="default" w:ascii="Consolas" w:hAnsi="Consolas" w:eastAsia="Consolas" w:cs="Consolas"/>
+                <w:b w:val="0"/>
+                <w:bCs w:val="0"/>
+                <w:color w:val="000000"/>
+                <w:sz w:val="13"/>
+                <w:szCs w:val="13"/>
+              </w:rPr>
+            </w:pPr>
+            <w:r>
+              <w:rPr>
+                <w:rFonts w:hint="default" w:ascii="Consolas" w:hAnsi="Consolas" w:eastAsia="Consolas" w:cs="Consolas"/>
+                <w:b w:val="0"/>
+                <w:bCs w:val="0"/>
+                <w:color w:val="000000"/>
+                <w:kern w:val="0"/>
+                <w:sz w:val="13"/>
+                <w:szCs w:val="13"/>
+                <w:shd w:val="clear" w:fill="FFFFFF"/>
+                <w:lang w:val="en-US" w:eastAsia="zh-CN" w:bidi="ar"/>
+              </w:rPr>
+              <w:t xml:space="preserve">        </w:t>
+            </w:r>
+            <w:r>
+              <w:rPr>
+                <w:rFonts w:hint="default" w:ascii="Consolas" w:hAnsi="Consolas" w:eastAsia="Consolas" w:cs="Consolas"/>
+                <w:b w:val="0"/>
+                <w:bCs w:val="0"/>
+                <w:color w:val="E50000"/>
+                <w:kern w:val="0"/>
+                <w:sz w:val="13"/>
+                <w:szCs w:val="13"/>
+                <w:shd w:val="clear" w:fill="FFFFFF"/>
+                <w:lang w:val="en-US" w:eastAsia="zh-CN" w:bidi="ar"/>
+              </w:rPr>
+              <w:t>disabled</w:t>
+            </w:r>
+          </w:p>
+          <w:p>
+            <w:pPr>
+              <w:keepNext w:val="0"/>
+              <w:keepLines w:val="0"/>
+              <w:widowControl/>
+              <w:suppressLineNumbers w:val="0"/>
+              <w:shd w:val="clear" w:fill="FFFFFF"/>
+              <w:spacing w:line="240" w:lineRule="auto"/>
+              <w:jc w:val="left"/>
+              <w:rPr>
+                <w:rFonts w:hint="default" w:ascii="Consolas" w:hAnsi="Consolas" w:eastAsia="Consolas" w:cs="Consolas"/>
+                <w:b w:val="0"/>
+                <w:bCs w:val="0"/>
+                <w:color w:val="000000"/>
+                <w:sz w:val="13"/>
+                <w:szCs w:val="13"/>
+              </w:rPr>
+            </w:pPr>
+            <w:r>
+              <w:rPr>
+                <w:rFonts w:hint="default" w:ascii="Consolas" w:hAnsi="Consolas" w:eastAsia="Consolas" w:cs="Consolas"/>
+                <w:b w:val="0"/>
+                <w:bCs w:val="0"/>
+                <w:color w:val="000000"/>
+                <w:kern w:val="0"/>
+                <w:sz w:val="13"/>
+                <w:szCs w:val="13"/>
+                <w:shd w:val="clear" w:fill="FFFFFF"/>
+                <w:lang w:val="en-US" w:eastAsia="zh-CN" w:bidi="ar"/>
+              </w:rPr>
+              <w:t xml:space="preserve">        </w:t>
+            </w:r>
+            <w:r>
+              <w:rPr>
+                <w:rFonts w:hint="default" w:ascii="Consolas" w:hAnsi="Consolas" w:eastAsia="Consolas" w:cs="Consolas"/>
+                <w:b w:val="0"/>
+                <w:bCs w:val="0"/>
+                <w:color w:val="E50000"/>
+                <w:kern w:val="0"/>
+                <w:sz w:val="13"/>
+                <w:szCs w:val="13"/>
+                <w:shd w:val="clear" w:fill="FFFFFF"/>
+                <w:lang w:val="en-US" w:eastAsia="zh-CN" w:bidi="ar"/>
+              </w:rPr>
+              <w:t>sx</w:t>
+            </w:r>
+            <w:r>
+              <w:rPr>
+                <w:rFonts w:hint="default" w:ascii="Consolas" w:hAnsi="Consolas" w:eastAsia="Consolas" w:cs="Consolas"/>
+                <w:b w:val="0"/>
+                <w:bCs w:val="0"/>
+                <w:color w:val="000000"/>
+                <w:kern w:val="0"/>
+                <w:sz w:val="13"/>
+                <w:szCs w:val="13"/>
+                <w:shd w:val="clear" w:fill="FFFFFF"/>
+                <w:lang w:val="en-US" w:eastAsia="zh-CN" w:bidi="ar"/>
+              </w:rPr>
+              <w:t>=</w:t>
+            </w:r>
+            <w:r>
+              <w:rPr>
+                <w:rFonts w:hint="default" w:ascii="Consolas" w:hAnsi="Consolas" w:eastAsia="Consolas" w:cs="Consolas"/>
+                <w:b w:val="0"/>
+                <w:bCs w:val="0"/>
+                <w:color w:val="0000FF"/>
+                <w:kern w:val="0"/>
+                <w:sz w:val="13"/>
+                <w:szCs w:val="13"/>
+                <w:shd w:val="clear" w:fill="FFFFFF"/>
+                <w:lang w:val="en-US" w:eastAsia="zh-CN" w:bidi="ar"/>
+              </w:rPr>
+              <w:t>{</w:t>
+            </w:r>
+            <w:r>
+              <w:rPr>
+                <w:rFonts w:hint="default" w:ascii="Consolas" w:hAnsi="Consolas" w:eastAsia="Consolas" w:cs="Consolas"/>
+                <w:b w:val="0"/>
+                <w:bCs w:val="0"/>
+                <w:color w:val="000000"/>
+                <w:kern w:val="0"/>
+                <w:sz w:val="13"/>
+                <w:szCs w:val="13"/>
+                <w:shd w:val="clear" w:fill="FFFFFF"/>
+                <w:lang w:val="en-US" w:eastAsia="zh-CN" w:bidi="ar"/>
+              </w:rPr>
+              <w:t>{</w:t>
+            </w:r>
+          </w:p>
+          <w:p>
+            <w:pPr>
+              <w:keepNext w:val="0"/>
+              <w:keepLines w:val="0"/>
+              <w:widowControl/>
+              <w:suppressLineNumbers w:val="0"/>
+              <w:shd w:val="clear" w:fill="FFFFFF"/>
+              <w:spacing w:line="240" w:lineRule="auto"/>
+              <w:jc w:val="left"/>
+              <w:rPr>
+                <w:rFonts w:hint="default" w:ascii="Consolas" w:hAnsi="Consolas" w:eastAsia="Consolas" w:cs="Consolas"/>
+                <w:b w:val="0"/>
+                <w:bCs w:val="0"/>
+                <w:color w:val="000000"/>
+                <w:sz w:val="13"/>
+                <w:szCs w:val="13"/>
+              </w:rPr>
+            </w:pPr>
+            <w:r>
+              <w:rPr>
+                <w:rFonts w:hint="default" w:ascii="Consolas" w:hAnsi="Consolas" w:eastAsia="Consolas" w:cs="Consolas"/>
+                <w:b w:val="0"/>
+                <w:bCs w:val="0"/>
+                <w:color w:val="000000"/>
+                <w:kern w:val="0"/>
+                <w:sz w:val="13"/>
+                <w:szCs w:val="13"/>
+                <w:shd w:val="clear" w:fill="FFFFFF"/>
+                <w:lang w:val="en-US" w:eastAsia="zh-CN" w:bidi="ar"/>
+              </w:rPr>
+              <w:t xml:space="preserve">          </w:t>
+            </w:r>
+            <w:r>
+              <w:rPr>
+                <w:rFonts w:hint="default" w:ascii="Consolas" w:hAnsi="Consolas" w:eastAsia="Consolas" w:cs="Consolas"/>
+                <w:b w:val="0"/>
+                <w:bCs w:val="0"/>
+                <w:color w:val="001080"/>
+                <w:kern w:val="0"/>
+                <w:sz w:val="13"/>
+                <w:szCs w:val="13"/>
+                <w:shd w:val="clear" w:fill="FFFFFF"/>
+                <w:lang w:val="en-US" w:eastAsia="zh-CN" w:bidi="ar"/>
+              </w:rPr>
+              <w:t>height:</w:t>
+            </w:r>
+            <w:r>
+              <w:rPr>
+                <w:rFonts w:hint="default" w:ascii="Consolas" w:hAnsi="Consolas" w:eastAsia="Consolas" w:cs="Consolas"/>
+                <w:b w:val="0"/>
+                <w:bCs w:val="0"/>
+                <w:color w:val="000000"/>
+                <w:kern w:val="0"/>
+                <w:sz w:val="13"/>
+                <w:szCs w:val="13"/>
+                <w:shd w:val="clear" w:fill="FFFFFF"/>
+                <w:lang w:val="en-US" w:eastAsia="zh-CN" w:bidi="ar"/>
+              </w:rPr>
+              <w:t xml:space="preserve"> </w:t>
+            </w:r>
+            <w:r>
+              <w:rPr>
+                <w:rFonts w:hint="default" w:ascii="Consolas" w:hAnsi="Consolas" w:eastAsia="Consolas" w:cs="Consolas"/>
+                <w:b w:val="0"/>
+                <w:bCs w:val="0"/>
+                <w:color w:val="A31515"/>
+                <w:kern w:val="0"/>
+                <w:sz w:val="13"/>
+                <w:szCs w:val="13"/>
+                <w:shd w:val="clear" w:fill="FFFFFF"/>
+                <w:lang w:val="en-US" w:eastAsia="zh-CN" w:bidi="ar"/>
+              </w:rPr>
+              <w:t>"10px"</w:t>
+            </w:r>
+            <w:r>
+              <w:rPr>
+                <w:rFonts w:hint="default" w:ascii="Consolas" w:hAnsi="Consolas" w:eastAsia="Consolas" w:cs="Consolas"/>
+                <w:b w:val="0"/>
+                <w:bCs w:val="0"/>
+                <w:color w:val="000000"/>
+                <w:kern w:val="0"/>
+                <w:sz w:val="13"/>
+                <w:szCs w:val="13"/>
+                <w:shd w:val="clear" w:fill="FFFFFF"/>
+                <w:lang w:val="en-US" w:eastAsia="zh-CN" w:bidi="ar"/>
+              </w:rPr>
+              <w:t xml:space="preserve">, </w:t>
+            </w:r>
+          </w:p>
+          <w:p>
+            <w:pPr>
+              <w:keepNext w:val="0"/>
+              <w:keepLines w:val="0"/>
+              <w:widowControl/>
+              <w:suppressLineNumbers w:val="0"/>
+              <w:shd w:val="clear" w:fill="FFFFFF"/>
+              <w:spacing w:line="240" w:lineRule="auto"/>
+              <w:jc w:val="left"/>
+              <w:rPr>
+                <w:rFonts w:hint="default" w:ascii="Consolas" w:hAnsi="Consolas" w:eastAsia="Consolas" w:cs="Consolas"/>
+                <w:b w:val="0"/>
+                <w:bCs w:val="0"/>
+                <w:color w:val="000000"/>
+                <w:sz w:val="13"/>
+                <w:szCs w:val="13"/>
+              </w:rPr>
+            </w:pPr>
+            <w:r>
+              <w:rPr>
+                <w:rFonts w:hint="default" w:ascii="Consolas" w:hAnsi="Consolas" w:eastAsia="Consolas" w:cs="Consolas"/>
+                <w:b w:val="0"/>
+                <w:bCs w:val="0"/>
+                <w:color w:val="000000"/>
+                <w:kern w:val="0"/>
+                <w:sz w:val="13"/>
+                <w:szCs w:val="13"/>
+                <w:shd w:val="clear" w:fill="FFFFFF"/>
+                <w:lang w:val="en-US" w:eastAsia="zh-CN" w:bidi="ar"/>
+              </w:rPr>
+              <w:t xml:space="preserve">          </w:t>
+            </w:r>
+            <w:r>
+              <w:rPr>
+                <w:rFonts w:hint="default" w:ascii="Consolas" w:hAnsi="Consolas" w:eastAsia="Consolas" w:cs="Consolas"/>
+                <w:b w:val="0"/>
+                <w:bCs w:val="0"/>
+                <w:color w:val="001080"/>
+                <w:kern w:val="0"/>
+                <w:sz w:val="13"/>
+                <w:szCs w:val="13"/>
+                <w:shd w:val="clear" w:fill="FFFFFF"/>
+                <w:lang w:val="en-US" w:eastAsia="zh-CN" w:bidi="ar"/>
+              </w:rPr>
+              <w:t>width:</w:t>
+            </w:r>
+            <w:r>
+              <w:rPr>
+                <w:rFonts w:hint="default" w:ascii="Consolas" w:hAnsi="Consolas" w:eastAsia="Consolas" w:cs="Consolas"/>
+                <w:b w:val="0"/>
+                <w:bCs w:val="0"/>
+                <w:color w:val="000000"/>
+                <w:kern w:val="0"/>
+                <w:sz w:val="13"/>
+                <w:szCs w:val="13"/>
+                <w:shd w:val="clear" w:fill="FFFFFF"/>
+                <w:lang w:val="en-US" w:eastAsia="zh-CN" w:bidi="ar"/>
+              </w:rPr>
+              <w:t xml:space="preserve"> </w:t>
+            </w:r>
+            <w:r>
+              <w:rPr>
+                <w:rFonts w:hint="default" w:ascii="Consolas" w:hAnsi="Consolas" w:eastAsia="Consolas" w:cs="Consolas"/>
+                <w:b w:val="0"/>
+                <w:bCs w:val="0"/>
+                <w:color w:val="A31515"/>
+                <w:kern w:val="0"/>
+                <w:sz w:val="13"/>
+                <w:szCs w:val="13"/>
+                <w:shd w:val="clear" w:fill="FFFFFF"/>
+                <w:lang w:val="en-US" w:eastAsia="zh-CN" w:bidi="ar"/>
+              </w:rPr>
+              <w:t>"200px"</w:t>
+            </w:r>
+            <w:r>
+              <w:rPr>
+                <w:rFonts w:hint="default" w:ascii="Consolas" w:hAnsi="Consolas" w:eastAsia="Consolas" w:cs="Consolas"/>
+                <w:b w:val="0"/>
+                <w:bCs w:val="0"/>
+                <w:color w:val="000000"/>
+                <w:kern w:val="0"/>
+                <w:sz w:val="13"/>
+                <w:szCs w:val="13"/>
+                <w:shd w:val="clear" w:fill="FFFFFF"/>
+                <w:lang w:val="en-US" w:eastAsia="zh-CN" w:bidi="ar"/>
+              </w:rPr>
+              <w:t xml:space="preserve">, </w:t>
+            </w:r>
+          </w:p>
+          <w:p>
+            <w:pPr>
+              <w:keepNext w:val="0"/>
+              <w:keepLines w:val="0"/>
+              <w:widowControl/>
+              <w:suppressLineNumbers w:val="0"/>
+              <w:shd w:val="clear" w:fill="FFFFFF"/>
+              <w:spacing w:line="240" w:lineRule="auto"/>
+              <w:jc w:val="left"/>
+              <w:rPr>
+                <w:rFonts w:hint="default" w:ascii="Consolas" w:hAnsi="Consolas" w:eastAsia="Consolas" w:cs="Consolas"/>
+                <w:b w:val="0"/>
+                <w:bCs w:val="0"/>
+                <w:color w:val="000000"/>
+                <w:sz w:val="13"/>
+                <w:szCs w:val="13"/>
+              </w:rPr>
+            </w:pPr>
+            <w:r>
+              <w:rPr>
+                <w:rFonts w:hint="default" w:ascii="Consolas" w:hAnsi="Consolas" w:eastAsia="Consolas" w:cs="Consolas"/>
+                <w:b w:val="0"/>
+                <w:bCs w:val="0"/>
+                <w:color w:val="000000"/>
+                <w:kern w:val="0"/>
+                <w:sz w:val="13"/>
+                <w:szCs w:val="13"/>
+                <w:shd w:val="clear" w:fill="FFFFFF"/>
+                <w:lang w:val="en-US" w:eastAsia="zh-CN" w:bidi="ar"/>
+              </w:rPr>
+              <w:t xml:space="preserve">          </w:t>
+            </w:r>
+            <w:r>
+              <w:rPr>
+                <w:rFonts w:hint="default" w:ascii="Consolas" w:hAnsi="Consolas" w:eastAsia="Consolas" w:cs="Consolas"/>
+                <w:b w:val="0"/>
+                <w:bCs w:val="0"/>
+                <w:color w:val="001080"/>
+                <w:kern w:val="0"/>
+                <w:sz w:val="13"/>
+                <w:szCs w:val="13"/>
+                <w:shd w:val="clear" w:fill="FFFFFF"/>
+                <w:lang w:val="en-US" w:eastAsia="zh-CN" w:bidi="ar"/>
+              </w:rPr>
+              <w:t>color:</w:t>
+            </w:r>
+            <w:r>
+              <w:rPr>
+                <w:rFonts w:hint="default" w:ascii="Consolas" w:hAnsi="Consolas" w:eastAsia="Consolas" w:cs="Consolas"/>
+                <w:b w:val="0"/>
+                <w:bCs w:val="0"/>
+                <w:color w:val="000000"/>
+                <w:kern w:val="0"/>
+                <w:sz w:val="13"/>
+                <w:szCs w:val="13"/>
+                <w:shd w:val="clear" w:fill="FFFFFF"/>
+                <w:lang w:val="en-US" w:eastAsia="zh-CN" w:bidi="ar"/>
+              </w:rPr>
+              <w:t xml:space="preserve"> </w:t>
+            </w:r>
+            <w:r>
+              <w:rPr>
+                <w:rFonts w:hint="default" w:ascii="Consolas" w:hAnsi="Consolas" w:eastAsia="Consolas" w:cs="Consolas"/>
+                <w:b w:val="0"/>
+                <w:bCs w:val="0"/>
+                <w:color w:val="A31515"/>
+                <w:kern w:val="0"/>
+                <w:sz w:val="13"/>
+                <w:szCs w:val="13"/>
+                <w:shd w:val="clear" w:fill="FFFFFF"/>
+                <w:lang w:val="en-US" w:eastAsia="zh-CN" w:bidi="ar"/>
+              </w:rPr>
+              <w:t>"success.main"</w:t>
+            </w:r>
+            <w:r>
+              <w:rPr>
+                <w:rFonts w:hint="default" w:ascii="Consolas" w:hAnsi="Consolas" w:eastAsia="Consolas" w:cs="Consolas"/>
+                <w:b w:val="0"/>
+                <w:bCs w:val="0"/>
+                <w:color w:val="000000"/>
+                <w:kern w:val="0"/>
+                <w:sz w:val="13"/>
+                <w:szCs w:val="13"/>
+                <w:shd w:val="clear" w:fill="FFFFFF"/>
+                <w:lang w:val="en-US" w:eastAsia="zh-CN" w:bidi="ar"/>
+              </w:rPr>
+              <w:t>,</w:t>
+            </w:r>
+          </w:p>
+          <w:p>
+            <w:pPr>
+              <w:keepNext w:val="0"/>
+              <w:keepLines w:val="0"/>
+              <w:widowControl/>
+              <w:suppressLineNumbers w:val="0"/>
+              <w:shd w:val="clear" w:fill="FFFFFF"/>
+              <w:spacing w:line="240" w:lineRule="auto"/>
+              <w:jc w:val="left"/>
+              <w:rPr>
+                <w:rFonts w:hint="default" w:ascii="Consolas" w:hAnsi="Consolas" w:eastAsia="Consolas" w:cs="Consolas"/>
+                <w:b w:val="0"/>
+                <w:bCs w:val="0"/>
+                <w:color w:val="000000"/>
+                <w:sz w:val="13"/>
+                <w:szCs w:val="13"/>
+              </w:rPr>
+            </w:pPr>
+            <w:r>
+              <w:rPr>
+                <w:rFonts w:hint="default" w:ascii="Consolas" w:hAnsi="Consolas" w:eastAsia="Consolas" w:cs="Consolas"/>
+                <w:b w:val="0"/>
+                <w:bCs w:val="0"/>
+                <w:color w:val="000000"/>
+                <w:kern w:val="0"/>
+                <w:sz w:val="13"/>
+                <w:szCs w:val="13"/>
+                <w:shd w:val="clear" w:fill="FFFFFF"/>
+                <w:lang w:val="en-US" w:eastAsia="zh-CN" w:bidi="ar"/>
+              </w:rPr>
+              <w:t xml:space="preserve">          </w:t>
+            </w:r>
+            <w:r>
+              <w:rPr>
+                <w:rFonts w:hint="default" w:ascii="Consolas" w:hAnsi="Consolas" w:eastAsia="Consolas" w:cs="Consolas"/>
+                <w:b w:val="0"/>
+                <w:bCs w:val="0"/>
+                <w:color w:val="A31515"/>
+                <w:kern w:val="0"/>
+                <w:sz w:val="13"/>
+                <w:szCs w:val="13"/>
+                <w:shd w:val="clear" w:fill="FFFFFF"/>
+                <w:lang w:val="en-US" w:eastAsia="zh-CN" w:bidi="ar"/>
+              </w:rPr>
+              <w:t>"&amp;.Mui-disabled"</w:t>
+            </w:r>
+            <w:r>
+              <w:rPr>
+                <w:rFonts w:hint="default" w:ascii="Consolas" w:hAnsi="Consolas" w:eastAsia="Consolas" w:cs="Consolas"/>
+                <w:b w:val="0"/>
+                <w:bCs w:val="0"/>
+                <w:color w:val="001080"/>
+                <w:kern w:val="0"/>
+                <w:sz w:val="13"/>
+                <w:szCs w:val="13"/>
+                <w:shd w:val="clear" w:fill="FFFFFF"/>
+                <w:lang w:val="en-US" w:eastAsia="zh-CN" w:bidi="ar"/>
+              </w:rPr>
+              <w:t>:</w:t>
+            </w:r>
+            <w:r>
+              <w:rPr>
+                <w:rFonts w:hint="default" w:ascii="Consolas" w:hAnsi="Consolas" w:eastAsia="Consolas" w:cs="Consolas"/>
+                <w:b w:val="0"/>
+                <w:bCs w:val="0"/>
+                <w:color w:val="000000"/>
+                <w:kern w:val="0"/>
+                <w:sz w:val="13"/>
+                <w:szCs w:val="13"/>
+                <w:shd w:val="clear" w:fill="FFFFFF"/>
+                <w:lang w:val="en-US" w:eastAsia="zh-CN" w:bidi="ar"/>
+              </w:rPr>
+              <w:t>{</w:t>
+            </w:r>
+          </w:p>
+          <w:p>
+            <w:pPr>
+              <w:keepNext w:val="0"/>
+              <w:keepLines w:val="0"/>
+              <w:widowControl/>
+              <w:suppressLineNumbers w:val="0"/>
+              <w:shd w:val="clear" w:fill="FFFFFF"/>
+              <w:spacing w:line="240" w:lineRule="auto"/>
+              <w:jc w:val="left"/>
+              <w:rPr>
+                <w:rFonts w:hint="default" w:ascii="Consolas" w:hAnsi="Consolas" w:eastAsia="Consolas" w:cs="Consolas"/>
+                <w:b w:val="0"/>
+                <w:bCs w:val="0"/>
+                <w:color w:val="000000"/>
+                <w:sz w:val="13"/>
+                <w:szCs w:val="13"/>
+              </w:rPr>
+            </w:pPr>
+            <w:r>
+              <w:rPr>
+                <w:rFonts w:hint="default" w:ascii="Consolas" w:hAnsi="Consolas" w:eastAsia="Consolas" w:cs="Consolas"/>
+                <w:b w:val="0"/>
+                <w:bCs w:val="0"/>
+                <w:color w:val="000000"/>
+                <w:kern w:val="0"/>
+                <w:sz w:val="13"/>
+                <w:szCs w:val="13"/>
+                <w:shd w:val="clear" w:fill="FFFFFF"/>
+                <w:lang w:val="en-US" w:eastAsia="zh-CN" w:bidi="ar"/>
+              </w:rPr>
+              <w:t xml:space="preserve">            </w:t>
+            </w:r>
+            <w:r>
+              <w:rPr>
+                <w:rFonts w:hint="default" w:ascii="Consolas" w:hAnsi="Consolas" w:eastAsia="Consolas" w:cs="Consolas"/>
+                <w:b w:val="0"/>
+                <w:bCs w:val="0"/>
+                <w:color w:val="A31515"/>
+                <w:kern w:val="0"/>
+                <w:sz w:val="13"/>
+                <w:szCs w:val="13"/>
+                <w:shd w:val="clear" w:fill="FFFFFF"/>
+                <w:lang w:val="en-US" w:eastAsia="zh-CN" w:bidi="ar"/>
+              </w:rPr>
+              <w:t>".MuiSlider-thumb"</w:t>
+            </w:r>
+            <w:r>
+              <w:rPr>
+                <w:rFonts w:hint="default" w:ascii="Consolas" w:hAnsi="Consolas" w:eastAsia="Consolas" w:cs="Consolas"/>
+                <w:b w:val="0"/>
+                <w:bCs w:val="0"/>
+                <w:color w:val="001080"/>
+                <w:kern w:val="0"/>
+                <w:sz w:val="13"/>
+                <w:szCs w:val="13"/>
+                <w:shd w:val="clear" w:fill="FFFFFF"/>
+                <w:lang w:val="en-US" w:eastAsia="zh-CN" w:bidi="ar"/>
+              </w:rPr>
+              <w:t>:</w:t>
+            </w:r>
+            <w:r>
+              <w:rPr>
+                <w:rFonts w:hint="default" w:ascii="Consolas" w:hAnsi="Consolas" w:eastAsia="Consolas" w:cs="Consolas"/>
+                <w:b w:val="0"/>
+                <w:bCs w:val="0"/>
+                <w:color w:val="000000"/>
+                <w:kern w:val="0"/>
+                <w:sz w:val="13"/>
+                <w:szCs w:val="13"/>
+                <w:shd w:val="clear" w:fill="FFFFFF"/>
+                <w:lang w:val="en-US" w:eastAsia="zh-CN" w:bidi="ar"/>
+              </w:rPr>
+              <w:t>{</w:t>
+            </w:r>
+          </w:p>
+          <w:p>
+            <w:pPr>
+              <w:keepNext w:val="0"/>
+              <w:keepLines w:val="0"/>
+              <w:widowControl/>
+              <w:suppressLineNumbers w:val="0"/>
+              <w:shd w:val="clear" w:fill="FFFFFF"/>
+              <w:spacing w:line="240" w:lineRule="auto"/>
+              <w:jc w:val="left"/>
+              <w:rPr>
+                <w:rFonts w:hint="default" w:ascii="Consolas" w:hAnsi="Consolas" w:eastAsia="Consolas" w:cs="Consolas"/>
+                <w:b w:val="0"/>
+                <w:bCs w:val="0"/>
+                <w:color w:val="000000"/>
+                <w:sz w:val="13"/>
+                <w:szCs w:val="13"/>
+              </w:rPr>
+            </w:pPr>
+            <w:r>
+              <w:rPr>
+                <w:rFonts w:hint="default" w:ascii="Consolas" w:hAnsi="Consolas" w:eastAsia="Consolas" w:cs="Consolas"/>
+                <w:b w:val="0"/>
+                <w:bCs w:val="0"/>
+                <w:color w:val="000000"/>
+                <w:kern w:val="0"/>
+                <w:sz w:val="13"/>
+                <w:szCs w:val="13"/>
+                <w:shd w:val="clear" w:fill="FFFFFF"/>
+                <w:lang w:val="en-US" w:eastAsia="zh-CN" w:bidi="ar"/>
+              </w:rPr>
+              <w:t xml:space="preserve">              </w:t>
+            </w:r>
+            <w:r>
+              <w:rPr>
+                <w:rFonts w:hint="default" w:ascii="Consolas" w:hAnsi="Consolas" w:eastAsia="Consolas" w:cs="Consolas"/>
+                <w:b w:val="0"/>
+                <w:bCs w:val="0"/>
+                <w:color w:val="001080"/>
+                <w:kern w:val="0"/>
+                <w:sz w:val="13"/>
+                <w:szCs w:val="13"/>
+                <w:shd w:val="clear" w:fill="FFFFFF"/>
+                <w:lang w:val="en-US" w:eastAsia="zh-CN" w:bidi="ar"/>
+              </w:rPr>
+              <w:t>backgroundColor:</w:t>
+            </w:r>
+            <w:r>
+              <w:rPr>
+                <w:rFonts w:hint="default" w:ascii="Consolas" w:hAnsi="Consolas" w:eastAsia="Consolas" w:cs="Consolas"/>
+                <w:b w:val="0"/>
+                <w:bCs w:val="0"/>
+                <w:color w:val="000000"/>
+                <w:kern w:val="0"/>
+                <w:sz w:val="13"/>
+                <w:szCs w:val="13"/>
+                <w:shd w:val="clear" w:fill="FFFFFF"/>
+                <w:lang w:val="en-US" w:eastAsia="zh-CN" w:bidi="ar"/>
+              </w:rPr>
+              <w:t xml:space="preserve"> </w:t>
+            </w:r>
+            <w:r>
+              <w:rPr>
+                <w:rFonts w:hint="default" w:ascii="Consolas" w:hAnsi="Consolas" w:eastAsia="Consolas" w:cs="Consolas"/>
+                <w:b w:val="0"/>
+                <w:bCs w:val="0"/>
+                <w:color w:val="A31515"/>
+                <w:kern w:val="0"/>
+                <w:sz w:val="13"/>
+                <w:szCs w:val="13"/>
+                <w:shd w:val="clear" w:fill="FFFFFF"/>
+                <w:lang w:val="en-US" w:eastAsia="zh-CN" w:bidi="ar"/>
+              </w:rPr>
+              <w:t>"secondary.main"</w:t>
+            </w:r>
+            <w:r>
+              <w:rPr>
+                <w:rFonts w:hint="default" w:ascii="Consolas" w:hAnsi="Consolas" w:eastAsia="Consolas" w:cs="Consolas"/>
+                <w:b w:val="0"/>
+                <w:bCs w:val="0"/>
+                <w:color w:val="000000"/>
+                <w:kern w:val="0"/>
+                <w:sz w:val="13"/>
+                <w:szCs w:val="13"/>
+                <w:shd w:val="clear" w:fill="FFFFFF"/>
+                <w:lang w:val="en-US" w:eastAsia="zh-CN" w:bidi="ar"/>
+              </w:rPr>
+              <w:t>,</w:t>
+            </w:r>
+          </w:p>
+          <w:p>
+            <w:pPr>
+              <w:keepNext w:val="0"/>
+              <w:keepLines w:val="0"/>
+              <w:widowControl/>
+              <w:suppressLineNumbers w:val="0"/>
+              <w:shd w:val="clear" w:fill="FFFFFF"/>
+              <w:spacing w:line="240" w:lineRule="auto"/>
+              <w:jc w:val="left"/>
+              <w:rPr>
+                <w:rFonts w:hint="default" w:ascii="Consolas" w:hAnsi="Consolas" w:eastAsia="Consolas" w:cs="Consolas"/>
+                <w:b w:val="0"/>
+                <w:bCs w:val="0"/>
+                <w:color w:val="000000"/>
+                <w:sz w:val="13"/>
+                <w:szCs w:val="13"/>
+              </w:rPr>
+            </w:pPr>
+            <w:r>
+              <w:rPr>
+                <w:rFonts w:hint="default" w:ascii="Consolas" w:hAnsi="Consolas" w:eastAsia="Consolas" w:cs="Consolas"/>
+                <w:b w:val="0"/>
+                <w:bCs w:val="0"/>
+                <w:color w:val="000000"/>
+                <w:kern w:val="0"/>
+                <w:sz w:val="13"/>
+                <w:szCs w:val="13"/>
+                <w:shd w:val="clear" w:fill="FFFFFF"/>
+                <w:lang w:val="en-US" w:eastAsia="zh-CN" w:bidi="ar"/>
+              </w:rPr>
+              <w:t>            }</w:t>
+            </w:r>
+          </w:p>
+          <w:p>
+            <w:pPr>
+              <w:keepNext w:val="0"/>
+              <w:keepLines w:val="0"/>
+              <w:widowControl/>
+              <w:suppressLineNumbers w:val="0"/>
+              <w:shd w:val="clear" w:fill="FFFFFF"/>
+              <w:spacing w:line="240" w:lineRule="auto"/>
+              <w:jc w:val="left"/>
+              <w:rPr>
+                <w:rFonts w:hint="default" w:ascii="Consolas" w:hAnsi="Consolas" w:eastAsia="Consolas" w:cs="Consolas"/>
+                <w:b w:val="0"/>
+                <w:bCs w:val="0"/>
+                <w:color w:val="000000"/>
+                <w:sz w:val="13"/>
+                <w:szCs w:val="13"/>
+              </w:rPr>
+            </w:pPr>
+            <w:r>
+              <w:rPr>
+                <w:rFonts w:hint="default" w:ascii="Consolas" w:hAnsi="Consolas" w:eastAsia="Consolas" w:cs="Consolas"/>
+                <w:b w:val="0"/>
+                <w:bCs w:val="0"/>
+                <w:color w:val="000000"/>
+                <w:kern w:val="0"/>
+                <w:sz w:val="13"/>
+                <w:szCs w:val="13"/>
+                <w:shd w:val="clear" w:fill="FFFFFF"/>
+                <w:lang w:val="en-US" w:eastAsia="zh-CN" w:bidi="ar"/>
+              </w:rPr>
+              <w:t>          },</w:t>
+            </w:r>
+          </w:p>
+          <w:p>
+            <w:pPr>
+              <w:keepNext w:val="0"/>
+              <w:keepLines w:val="0"/>
+              <w:widowControl/>
+              <w:suppressLineNumbers w:val="0"/>
+              <w:shd w:val="clear" w:fill="FFFFFF"/>
+              <w:spacing w:line="240" w:lineRule="auto"/>
+              <w:jc w:val="left"/>
+              <w:rPr>
+                <w:rFonts w:hint="default" w:ascii="Consolas" w:hAnsi="Consolas" w:eastAsia="Consolas" w:cs="Consolas"/>
+                <w:b w:val="0"/>
+                <w:bCs w:val="0"/>
+                <w:color w:val="000000"/>
+                <w:sz w:val="13"/>
+                <w:szCs w:val="13"/>
+              </w:rPr>
+            </w:pPr>
+            <w:r>
+              <w:rPr>
+                <w:rFonts w:hint="default" w:ascii="Consolas" w:hAnsi="Consolas" w:eastAsia="Consolas" w:cs="Consolas"/>
+                <w:b w:val="0"/>
+                <w:bCs w:val="0"/>
+                <w:color w:val="000000"/>
+                <w:kern w:val="0"/>
+                <w:sz w:val="13"/>
+                <w:szCs w:val="13"/>
+                <w:shd w:val="clear" w:fill="FFFFFF"/>
+                <w:lang w:val="en-US" w:eastAsia="zh-CN" w:bidi="ar"/>
+              </w:rPr>
+              <w:t xml:space="preserve">          </w:t>
+            </w:r>
+            <w:r>
+              <w:rPr>
+                <w:rFonts w:hint="default" w:ascii="Consolas" w:hAnsi="Consolas" w:eastAsia="Consolas" w:cs="Consolas"/>
+                <w:b w:val="0"/>
+                <w:bCs w:val="0"/>
+                <w:color w:val="A31515"/>
+                <w:kern w:val="0"/>
+                <w:sz w:val="13"/>
+                <w:szCs w:val="13"/>
+                <w:shd w:val="clear" w:fill="FFFFFF"/>
+                <w:lang w:val="en-US" w:eastAsia="zh-CN" w:bidi="ar"/>
+              </w:rPr>
+              <w:t>"&amp;.Mui-disabled .MuiSlider-rail"</w:t>
+            </w:r>
+            <w:r>
+              <w:rPr>
+                <w:rFonts w:hint="default" w:ascii="Consolas" w:hAnsi="Consolas" w:eastAsia="Consolas" w:cs="Consolas"/>
+                <w:b w:val="0"/>
+                <w:bCs w:val="0"/>
+                <w:color w:val="001080"/>
+                <w:kern w:val="0"/>
+                <w:sz w:val="13"/>
+                <w:szCs w:val="13"/>
+                <w:shd w:val="clear" w:fill="FFFFFF"/>
+                <w:lang w:val="en-US" w:eastAsia="zh-CN" w:bidi="ar"/>
+              </w:rPr>
+              <w:t>:</w:t>
+            </w:r>
+            <w:r>
+              <w:rPr>
+                <w:rFonts w:hint="default" w:ascii="Consolas" w:hAnsi="Consolas" w:eastAsia="Consolas" w:cs="Consolas"/>
+                <w:b w:val="0"/>
+                <w:bCs w:val="0"/>
+                <w:color w:val="000000"/>
+                <w:kern w:val="0"/>
+                <w:sz w:val="13"/>
+                <w:szCs w:val="13"/>
+                <w:shd w:val="clear" w:fill="FFFFFF"/>
+                <w:lang w:val="en-US" w:eastAsia="zh-CN" w:bidi="ar"/>
+              </w:rPr>
+              <w:t>{</w:t>
+            </w:r>
+          </w:p>
+          <w:p>
+            <w:pPr>
+              <w:keepNext w:val="0"/>
+              <w:keepLines w:val="0"/>
+              <w:widowControl/>
+              <w:suppressLineNumbers w:val="0"/>
+              <w:shd w:val="clear" w:fill="FFFFFF"/>
+              <w:spacing w:line="240" w:lineRule="auto"/>
+              <w:jc w:val="left"/>
+              <w:rPr>
+                <w:rFonts w:hint="default" w:ascii="Consolas" w:hAnsi="Consolas" w:eastAsia="Consolas" w:cs="Consolas"/>
+                <w:b w:val="0"/>
+                <w:bCs w:val="0"/>
+                <w:color w:val="000000"/>
+                <w:sz w:val="13"/>
+                <w:szCs w:val="13"/>
+              </w:rPr>
+            </w:pPr>
+            <w:r>
+              <w:rPr>
+                <w:rFonts w:hint="default" w:ascii="Consolas" w:hAnsi="Consolas" w:eastAsia="Consolas" w:cs="Consolas"/>
+                <w:b w:val="0"/>
+                <w:bCs w:val="0"/>
+                <w:color w:val="000000"/>
+                <w:kern w:val="0"/>
+                <w:sz w:val="13"/>
+                <w:szCs w:val="13"/>
+                <w:shd w:val="clear" w:fill="FFFFFF"/>
+                <w:lang w:val="en-US" w:eastAsia="zh-CN" w:bidi="ar"/>
+              </w:rPr>
+              <w:t xml:space="preserve">            </w:t>
+            </w:r>
+            <w:r>
+              <w:rPr>
+                <w:rFonts w:hint="default" w:ascii="Consolas" w:hAnsi="Consolas" w:eastAsia="Consolas" w:cs="Consolas"/>
+                <w:b w:val="0"/>
+                <w:bCs w:val="0"/>
+                <w:color w:val="001080"/>
+                <w:kern w:val="0"/>
+                <w:sz w:val="13"/>
+                <w:szCs w:val="13"/>
+                <w:shd w:val="clear" w:fill="FFFFFF"/>
+                <w:lang w:val="en-US" w:eastAsia="zh-CN" w:bidi="ar"/>
+              </w:rPr>
+              <w:t>backgroundColor:</w:t>
+            </w:r>
+            <w:r>
+              <w:rPr>
+                <w:rFonts w:hint="default" w:ascii="Consolas" w:hAnsi="Consolas" w:eastAsia="Consolas" w:cs="Consolas"/>
+                <w:b w:val="0"/>
+                <w:bCs w:val="0"/>
+                <w:color w:val="000000"/>
+                <w:kern w:val="0"/>
+                <w:sz w:val="13"/>
+                <w:szCs w:val="13"/>
+                <w:shd w:val="clear" w:fill="FFFFFF"/>
+                <w:lang w:val="en-US" w:eastAsia="zh-CN" w:bidi="ar"/>
+              </w:rPr>
+              <w:t xml:space="preserve"> </w:t>
+            </w:r>
+            <w:r>
+              <w:rPr>
+                <w:rFonts w:hint="default" w:ascii="Consolas" w:hAnsi="Consolas" w:eastAsia="Consolas" w:cs="Consolas"/>
+                <w:b w:val="0"/>
+                <w:bCs w:val="0"/>
+                <w:color w:val="A31515"/>
+                <w:kern w:val="0"/>
+                <w:sz w:val="13"/>
+                <w:szCs w:val="13"/>
+                <w:shd w:val="clear" w:fill="FFFFFF"/>
+                <w:lang w:val="en-US" w:eastAsia="zh-CN" w:bidi="ar"/>
+              </w:rPr>
+              <w:t>"warning.main"</w:t>
+            </w:r>
+          </w:p>
+          <w:p>
+            <w:pPr>
+              <w:keepNext w:val="0"/>
+              <w:keepLines w:val="0"/>
+              <w:widowControl/>
+              <w:suppressLineNumbers w:val="0"/>
+              <w:shd w:val="clear" w:fill="FFFFFF"/>
+              <w:spacing w:line="240" w:lineRule="auto"/>
+              <w:jc w:val="left"/>
+              <w:rPr>
+                <w:rFonts w:hint="default" w:ascii="Consolas" w:hAnsi="Consolas" w:eastAsia="Consolas" w:cs="Consolas"/>
+                <w:b w:val="0"/>
+                <w:bCs w:val="0"/>
+                <w:color w:val="000000"/>
+                <w:sz w:val="13"/>
+                <w:szCs w:val="13"/>
+              </w:rPr>
+            </w:pPr>
+            <w:r>
+              <w:rPr>
+                <w:rFonts w:hint="default" w:ascii="Consolas" w:hAnsi="Consolas" w:eastAsia="Consolas" w:cs="Consolas"/>
+                <w:b w:val="0"/>
+                <w:bCs w:val="0"/>
+                <w:color w:val="000000"/>
+                <w:kern w:val="0"/>
+                <w:sz w:val="13"/>
+                <w:szCs w:val="13"/>
+                <w:shd w:val="clear" w:fill="FFFFFF"/>
+                <w:lang w:val="en-US" w:eastAsia="zh-CN" w:bidi="ar"/>
+              </w:rPr>
+              <w:t>          },</w:t>
+            </w:r>
+          </w:p>
+          <w:p>
+            <w:pPr>
+              <w:keepNext w:val="0"/>
+              <w:keepLines w:val="0"/>
+              <w:widowControl/>
+              <w:suppressLineNumbers w:val="0"/>
+              <w:shd w:val="clear" w:fill="FFFFFF"/>
+              <w:spacing w:line="240" w:lineRule="auto"/>
+              <w:jc w:val="left"/>
+              <w:rPr>
+                <w:rFonts w:hint="default" w:ascii="Consolas" w:hAnsi="Consolas" w:eastAsia="Consolas" w:cs="Consolas"/>
+                <w:b w:val="0"/>
+                <w:bCs w:val="0"/>
+                <w:color w:val="000000"/>
+                <w:sz w:val="13"/>
+                <w:szCs w:val="13"/>
+              </w:rPr>
+            </w:pPr>
+            <w:r>
+              <w:rPr>
+                <w:rFonts w:hint="default" w:ascii="Consolas" w:hAnsi="Consolas" w:eastAsia="Consolas" w:cs="Consolas"/>
+                <w:b w:val="0"/>
+                <w:bCs w:val="0"/>
+                <w:color w:val="000000"/>
+                <w:kern w:val="0"/>
+                <w:sz w:val="13"/>
+                <w:szCs w:val="13"/>
+                <w:shd w:val="clear" w:fill="FFFFFF"/>
+                <w:lang w:val="en-US" w:eastAsia="zh-CN" w:bidi="ar"/>
+              </w:rPr>
+              <w:t>        }</w:t>
+            </w:r>
+            <w:r>
+              <w:rPr>
+                <w:rFonts w:hint="default" w:ascii="Consolas" w:hAnsi="Consolas" w:eastAsia="Consolas" w:cs="Consolas"/>
+                <w:b w:val="0"/>
+                <w:bCs w:val="0"/>
+                <w:color w:val="0000FF"/>
+                <w:kern w:val="0"/>
+                <w:sz w:val="13"/>
+                <w:szCs w:val="13"/>
+                <w:shd w:val="clear" w:fill="FFFFFF"/>
+                <w:lang w:val="en-US" w:eastAsia="zh-CN" w:bidi="ar"/>
+              </w:rPr>
+              <w:t>}</w:t>
+            </w:r>
+          </w:p>
+          <w:p>
+            <w:pPr>
+              <w:keepNext w:val="0"/>
+              <w:keepLines w:val="0"/>
+              <w:widowControl/>
+              <w:suppressLineNumbers w:val="0"/>
+              <w:shd w:val="clear" w:fill="FFFFFF"/>
+              <w:spacing w:line="240" w:lineRule="auto"/>
+              <w:jc w:val="left"/>
+              <w:rPr>
+                <w:rFonts w:hint="default" w:ascii="Consolas" w:hAnsi="Consolas" w:eastAsia="Consolas" w:cs="Consolas"/>
+                <w:b w:val="0"/>
+                <w:bCs w:val="0"/>
+                <w:color w:val="000000"/>
+                <w:sz w:val="13"/>
+                <w:szCs w:val="13"/>
+              </w:rPr>
+            </w:pPr>
+            <w:r>
+              <w:rPr>
+                <w:rFonts w:hint="default" w:ascii="Consolas" w:hAnsi="Consolas" w:eastAsia="Consolas" w:cs="Consolas"/>
+                <w:b w:val="0"/>
+                <w:bCs w:val="0"/>
+                <w:color w:val="000000"/>
+                <w:kern w:val="0"/>
+                <w:sz w:val="13"/>
+                <w:szCs w:val="13"/>
+                <w:shd w:val="clear" w:fill="FFFFFF"/>
+                <w:lang w:val="en-US" w:eastAsia="zh-CN" w:bidi="ar"/>
+              </w:rPr>
+              <w:t xml:space="preserve">      </w:t>
+            </w:r>
+            <w:r>
+              <w:rPr>
+                <w:rFonts w:hint="default" w:ascii="Consolas" w:hAnsi="Consolas" w:eastAsia="Consolas" w:cs="Consolas"/>
+                <w:b w:val="0"/>
+                <w:bCs w:val="0"/>
+                <w:color w:val="800000"/>
+                <w:kern w:val="0"/>
+                <w:sz w:val="13"/>
+                <w:szCs w:val="13"/>
+                <w:shd w:val="clear" w:fill="FFFFFF"/>
+                <w:lang w:val="en-US" w:eastAsia="zh-CN" w:bidi="ar"/>
+              </w:rPr>
+              <w:t>/&gt;</w:t>
+            </w:r>
+          </w:p>
+          <w:p>
+            <w:pPr>
+              <w:widowControl w:val="0"/>
+              <w:jc w:val="both"/>
+              <w:rPr>
+                <w:rFonts w:hint="default"/>
+                <w:lang w:val="en-IN" w:eastAsia="zh-CN"/>
+              </w:rPr>
+            </w:pPr>
+          </w:p>
         </w:tc>
       </w:tr>
     </w:tbl>
@@ -21263,6 +22600,6208 @@
         </w:rPr>
       </w:pPr>
     </w:p>
+    <w:p>
+      <w:pPr>
+        <w:bidi w:val="0"/>
+        <w:rPr>
+          <w:rFonts w:hint="default"/>
+          <w:sz w:val="16"/>
+          <w:szCs w:val="16"/>
+          <w:lang w:val="en-US" w:eastAsia="zh-CN"/>
+        </w:rPr>
+      </w:pPr>
+    </w:p>
+    <w:p>
+      <w:pPr>
+        <w:bidi w:val="0"/>
+        <w:rPr>
+          <w:rFonts w:hint="default"/>
+          <w:b/>
+          <w:bCs/>
+          <w:sz w:val="16"/>
+          <w:szCs w:val="16"/>
+          <w:lang w:val="en-US" w:eastAsia="zh-CN"/>
+        </w:rPr>
+      </w:pPr>
+    </w:p>
+    <w:p>
+      <w:pPr>
+        <w:spacing w:line="360" w:lineRule="auto"/>
+        <w:rPr>
+          <w:rFonts w:hint="default"/>
+          <w:b w:val="0"/>
+          <w:bCs w:val="0"/>
+          <w:sz w:val="16"/>
+          <w:szCs w:val="16"/>
+          <w:lang w:val="en-US" w:eastAsia="zh-CN"/>
+        </w:rPr>
+      </w:pPr>
+      <w:r>
+        <w:rPr>
+          <w:rFonts w:hint="default"/>
+          <w:b/>
+          <w:bCs/>
+          <w:sz w:val="24"/>
+          <w:szCs w:val="24"/>
+          <w:lang w:val="en-IN"/>
+        </w:rPr>
+        <w:t>Reusable Component:</w:t>
+      </w:r>
+    </w:p>
+    <w:tbl>
+      <w:tblPr>
+        <w:tblStyle w:val="5"/>
+        <w:tblW w:w="0" w:type="auto"/>
+        <w:tblInd w:w="107" w:type="dxa"/>
+        <w:tblBorders>
+          <w:top w:val="none" w:color="auto" w:sz="0" w:space="0"/>
+          <w:left w:val="none" w:color="auto" w:sz="0" w:space="0"/>
+          <w:bottom w:val="none" w:color="auto" w:sz="0" w:space="0"/>
+          <w:right w:val="none" w:color="auto" w:sz="0" w:space="0"/>
+          <w:insideH w:val="none" w:color="auto" w:sz="0" w:space="0"/>
+          <w:insideV w:val="none" w:color="auto" w:sz="0" w:space="0"/>
+        </w:tblBorders>
+        <w:tblLayout w:type="autofit"/>
+        <w:tblCellMar>
+          <w:top w:w="0" w:type="dxa"/>
+          <w:left w:w="108" w:type="dxa"/>
+          <w:bottom w:w="0" w:type="dxa"/>
+          <w:right w:w="108" w:type="dxa"/>
+        </w:tblCellMar>
+      </w:tblPr>
+      <w:tblGrid>
+        <w:gridCol w:w="6065"/>
+        <w:gridCol w:w="4392"/>
+      </w:tblGrid>
+      <w:tr>
+        <w:tblPrEx>
+          <w:tblBorders>
+            <w:top w:val="none" w:color="auto" w:sz="0" w:space="0"/>
+            <w:left w:val="none" w:color="auto" w:sz="0" w:space="0"/>
+            <w:bottom w:val="none" w:color="auto" w:sz="0" w:space="0"/>
+            <w:right w:val="none" w:color="auto" w:sz="0" w:space="0"/>
+            <w:insideH w:val="none" w:color="auto" w:sz="0" w:space="0"/>
+            <w:insideV w:val="none" w:color="auto" w:sz="0" w:space="0"/>
+          </w:tblBorders>
+          <w:tblCellMar>
+            <w:top w:w="0" w:type="dxa"/>
+            <w:left w:w="108" w:type="dxa"/>
+            <w:bottom w:w="0" w:type="dxa"/>
+            <w:right w:w="108" w:type="dxa"/>
+          </w:tblCellMar>
+        </w:tblPrEx>
+        <w:trPr>
+          <w:trHeight w:val="307" w:hRule="atLeast"/>
+        </w:trPr>
+        <w:tc>
+          <w:tcPr>
+            <w:tcW w:w="10457" w:type="dxa"/>
+            <w:gridSpan w:val="2"/>
+          </w:tcPr>
+          <w:p>
+            <w:pPr>
+              <w:widowControl w:val="0"/>
+              <w:jc w:val="left"/>
+              <w:rPr>
+                <w:rFonts w:hint="default"/>
+                <w:sz w:val="18"/>
+                <w:szCs w:val="18"/>
+                <w:vertAlign w:val="baseline"/>
+                <w:lang w:val="en-IN"/>
+              </w:rPr>
+            </w:pPr>
+            <w:r>
+              <w:rPr>
+                <w:rFonts w:hint="default"/>
+                <w:b/>
+                <w:bCs/>
+                <w:sz w:val="18"/>
+                <w:szCs w:val="18"/>
+                <w:vertAlign w:val="baseline"/>
+                <w:lang w:val="en-IN"/>
+              </w:rPr>
+              <w:t>Create a custom component for custom styling</w:t>
+            </w:r>
+          </w:p>
+        </w:tc>
+      </w:tr>
+      <w:tr>
+        <w:tblPrEx>
+          <w:tblBorders>
+            <w:top w:val="none" w:color="auto" w:sz="0" w:space="0"/>
+            <w:left w:val="none" w:color="auto" w:sz="0" w:space="0"/>
+            <w:bottom w:val="none" w:color="auto" w:sz="0" w:space="0"/>
+            <w:right w:val="none" w:color="auto" w:sz="0" w:space="0"/>
+            <w:insideH w:val="none" w:color="auto" w:sz="0" w:space="0"/>
+            <w:insideV w:val="none" w:color="auto" w:sz="0" w:space="0"/>
+          </w:tblBorders>
+          <w:tblCellMar>
+            <w:top w:w="0" w:type="dxa"/>
+            <w:left w:w="108" w:type="dxa"/>
+            <w:bottom w:w="0" w:type="dxa"/>
+            <w:right w:w="108" w:type="dxa"/>
+          </w:tblCellMar>
+        </w:tblPrEx>
+        <w:tc>
+          <w:tcPr>
+            <w:tcW w:w="6065" w:type="dxa"/>
+          </w:tcPr>
+          <w:p>
+            <w:pPr>
+              <w:widowControl w:val="0"/>
+              <w:spacing w:line="360" w:lineRule="auto"/>
+              <w:jc w:val="both"/>
+              <w:rPr>
+                <w:rFonts w:hint="default"/>
+                <w:sz w:val="18"/>
+                <w:szCs w:val="18"/>
+                <w:vertAlign w:val="baseline"/>
+                <w:lang w:val="en-IN"/>
+              </w:rPr>
+            </w:pPr>
+            <w:r>
+              <w:rPr>
+                <w:rFonts w:hint="default"/>
+                <w:b/>
+                <w:bCs/>
+                <w:sz w:val="18"/>
+                <w:szCs w:val="18"/>
+                <w:vertAlign w:val="baseline"/>
+                <w:lang w:val="en-IN"/>
+              </w:rPr>
+              <w:t>Option 01</w:t>
+            </w:r>
+            <w:r>
+              <w:rPr>
+                <w:rFonts w:hint="default"/>
+                <w:sz w:val="18"/>
+                <w:szCs w:val="18"/>
+                <w:vertAlign w:val="baseline"/>
+                <w:lang w:val="en-IN"/>
+              </w:rPr>
+              <w:t>: customize sx object</w:t>
+            </w:r>
+          </w:p>
+          <w:p>
+            <w:pPr>
+              <w:keepNext w:val="0"/>
+              <w:keepLines w:val="0"/>
+              <w:widowControl/>
+              <w:suppressLineNumbers w:val="0"/>
+              <w:shd w:val="clear" w:fill="FFFFFF"/>
+              <w:spacing w:line="240" w:lineRule="auto"/>
+              <w:jc w:val="left"/>
+              <w:rPr>
+                <w:rFonts w:ascii="Consolas" w:hAnsi="Consolas" w:eastAsia="Consolas" w:cs="Consolas"/>
+                <w:b w:val="0"/>
+                <w:bCs w:val="0"/>
+                <w:color w:val="000000"/>
+                <w:sz w:val="15"/>
+                <w:szCs w:val="15"/>
+              </w:rPr>
+            </w:pPr>
+            <w:r>
+              <w:rPr>
+                <w:rFonts w:hint="default" w:ascii="Consolas" w:hAnsi="Consolas" w:eastAsia="Consolas" w:cs="Consolas"/>
+                <w:b w:val="0"/>
+                <w:bCs w:val="0"/>
+                <w:color w:val="800000"/>
+                <w:kern w:val="0"/>
+                <w:sz w:val="15"/>
+                <w:szCs w:val="15"/>
+                <w:shd w:val="clear" w:fill="FFFFFF"/>
+                <w:lang w:val="en-US" w:eastAsia="zh-CN" w:bidi="ar"/>
+              </w:rPr>
+              <w:t>&lt;</w:t>
+            </w:r>
+            <w:r>
+              <w:rPr>
+                <w:rFonts w:hint="default" w:ascii="Consolas" w:hAnsi="Consolas" w:eastAsia="Consolas" w:cs="Consolas"/>
+                <w:b w:val="0"/>
+                <w:bCs w:val="0"/>
+                <w:color w:val="267F99"/>
+                <w:kern w:val="0"/>
+                <w:sz w:val="15"/>
+                <w:szCs w:val="15"/>
+                <w:shd w:val="clear" w:fill="FFFFFF"/>
+                <w:lang w:val="en-US" w:eastAsia="zh-CN" w:bidi="ar"/>
+              </w:rPr>
+              <w:t>Slider</w:t>
+            </w:r>
+            <w:r>
+              <w:rPr>
+                <w:rFonts w:hint="default" w:ascii="Consolas" w:hAnsi="Consolas" w:eastAsia="Consolas" w:cs="Consolas"/>
+                <w:b w:val="0"/>
+                <w:bCs w:val="0"/>
+                <w:color w:val="000000"/>
+                <w:kern w:val="0"/>
+                <w:sz w:val="15"/>
+                <w:szCs w:val="15"/>
+                <w:shd w:val="clear" w:fill="FFFFFF"/>
+                <w:lang w:val="en-US" w:eastAsia="zh-CN" w:bidi="ar"/>
+              </w:rPr>
+              <w:t xml:space="preserve"> </w:t>
+            </w:r>
+            <w:r>
+              <w:rPr>
+                <w:rFonts w:hint="default" w:ascii="Consolas" w:hAnsi="Consolas" w:eastAsia="Consolas" w:cs="Consolas"/>
+                <w:b w:val="0"/>
+                <w:bCs w:val="0"/>
+                <w:color w:val="E50000"/>
+                <w:kern w:val="0"/>
+                <w:sz w:val="15"/>
+                <w:szCs w:val="15"/>
+                <w:shd w:val="clear" w:fill="FFFFFF"/>
+                <w:lang w:val="en-US" w:eastAsia="zh-CN" w:bidi="ar"/>
+              </w:rPr>
+              <w:t>sx</w:t>
+            </w:r>
+            <w:r>
+              <w:rPr>
+                <w:rFonts w:hint="default" w:ascii="Consolas" w:hAnsi="Consolas" w:eastAsia="Consolas" w:cs="Consolas"/>
+                <w:b w:val="0"/>
+                <w:bCs w:val="0"/>
+                <w:color w:val="000000"/>
+                <w:kern w:val="0"/>
+                <w:sz w:val="15"/>
+                <w:szCs w:val="15"/>
+                <w:shd w:val="clear" w:fill="FFFFFF"/>
+                <w:lang w:val="en-US" w:eastAsia="zh-CN" w:bidi="ar"/>
+              </w:rPr>
+              <w:t>=</w:t>
+            </w:r>
+            <w:r>
+              <w:rPr>
+                <w:rFonts w:hint="default" w:ascii="Consolas" w:hAnsi="Consolas" w:eastAsia="Consolas" w:cs="Consolas"/>
+                <w:b w:val="0"/>
+                <w:bCs w:val="0"/>
+                <w:color w:val="0000FF"/>
+                <w:kern w:val="0"/>
+                <w:sz w:val="15"/>
+                <w:szCs w:val="15"/>
+                <w:shd w:val="clear" w:fill="FFFFFF"/>
+                <w:lang w:val="en-US" w:eastAsia="zh-CN" w:bidi="ar"/>
+              </w:rPr>
+              <w:t>{</w:t>
+            </w:r>
+            <w:r>
+              <w:rPr>
+                <w:rFonts w:hint="default" w:ascii="Consolas" w:hAnsi="Consolas" w:eastAsia="Consolas" w:cs="Consolas"/>
+                <w:b w:val="0"/>
+                <w:bCs w:val="0"/>
+                <w:color w:val="000000"/>
+                <w:kern w:val="0"/>
+                <w:sz w:val="15"/>
+                <w:szCs w:val="15"/>
+                <w:shd w:val="clear" w:fill="FFFFFF"/>
+                <w:lang w:val="en-US" w:eastAsia="zh-CN" w:bidi="ar"/>
+              </w:rPr>
+              <w:t>(</w:t>
+            </w:r>
+            <w:r>
+              <w:rPr>
+                <w:rFonts w:hint="default" w:ascii="Consolas" w:hAnsi="Consolas" w:eastAsia="Consolas" w:cs="Consolas"/>
+                <w:b w:val="0"/>
+                <w:bCs w:val="0"/>
+                <w:color w:val="001080"/>
+                <w:kern w:val="0"/>
+                <w:sz w:val="15"/>
+                <w:szCs w:val="15"/>
+                <w:shd w:val="clear" w:fill="FFFFFF"/>
+                <w:lang w:val="en-US" w:eastAsia="zh-CN" w:bidi="ar"/>
+              </w:rPr>
+              <w:t>theme</w:t>
+            </w:r>
+            <w:r>
+              <w:rPr>
+                <w:rFonts w:hint="default" w:ascii="Consolas" w:hAnsi="Consolas" w:eastAsia="Consolas" w:cs="Consolas"/>
+                <w:b w:val="0"/>
+                <w:bCs w:val="0"/>
+                <w:color w:val="000000"/>
+                <w:kern w:val="0"/>
+                <w:sz w:val="15"/>
+                <w:szCs w:val="15"/>
+                <w:shd w:val="clear" w:fill="FFFFFF"/>
+                <w:lang w:val="en-US" w:eastAsia="zh-CN" w:bidi="ar"/>
+              </w:rPr>
+              <w:t xml:space="preserve">) </w:t>
+            </w:r>
+            <w:r>
+              <w:rPr>
+                <w:rFonts w:hint="default" w:ascii="Consolas" w:hAnsi="Consolas" w:eastAsia="Consolas" w:cs="Consolas"/>
+                <w:b w:val="0"/>
+                <w:bCs w:val="0"/>
+                <w:color w:val="0000FF"/>
+                <w:kern w:val="0"/>
+                <w:sz w:val="15"/>
+                <w:szCs w:val="15"/>
+                <w:shd w:val="clear" w:fill="FFFFFF"/>
+                <w:lang w:val="en-US" w:eastAsia="zh-CN" w:bidi="ar"/>
+              </w:rPr>
+              <w:t>=&gt;</w:t>
+            </w:r>
+            <w:r>
+              <w:rPr>
+                <w:rFonts w:hint="default" w:ascii="Consolas" w:hAnsi="Consolas" w:eastAsia="Consolas" w:cs="Consolas"/>
+                <w:b w:val="0"/>
+                <w:bCs w:val="0"/>
+                <w:color w:val="000000"/>
+                <w:kern w:val="0"/>
+                <w:sz w:val="15"/>
+                <w:szCs w:val="15"/>
+                <w:shd w:val="clear" w:fill="FFFFFF"/>
+                <w:lang w:val="en-US" w:eastAsia="zh-CN" w:bidi="ar"/>
+              </w:rPr>
+              <w:t xml:space="preserve"> ({</w:t>
+            </w:r>
+          </w:p>
+          <w:p>
+            <w:pPr>
+              <w:keepNext w:val="0"/>
+              <w:keepLines w:val="0"/>
+              <w:widowControl/>
+              <w:suppressLineNumbers w:val="0"/>
+              <w:shd w:val="clear" w:fill="FFFFFF"/>
+              <w:spacing w:line="240" w:lineRule="auto"/>
+              <w:jc w:val="left"/>
+              <w:rPr>
+                <w:rFonts w:hint="default" w:ascii="Consolas" w:hAnsi="Consolas" w:eastAsia="Consolas" w:cs="Consolas"/>
+                <w:b w:val="0"/>
+                <w:bCs w:val="0"/>
+                <w:color w:val="000000"/>
+                <w:sz w:val="15"/>
+                <w:szCs w:val="15"/>
+              </w:rPr>
+            </w:pPr>
+            <w:r>
+              <w:rPr>
+                <w:rFonts w:hint="default" w:ascii="Consolas" w:hAnsi="Consolas" w:eastAsia="Consolas" w:cs="Consolas"/>
+                <w:b w:val="0"/>
+                <w:bCs w:val="0"/>
+                <w:color w:val="000000"/>
+                <w:kern w:val="0"/>
+                <w:sz w:val="15"/>
+                <w:szCs w:val="15"/>
+                <w:shd w:val="clear" w:fill="FFFFFF"/>
+                <w:lang w:val="en-US" w:eastAsia="zh-CN" w:bidi="ar"/>
+              </w:rPr>
+              <w:t xml:space="preserve">        </w:t>
+            </w:r>
+            <w:r>
+              <w:rPr>
+                <w:rFonts w:hint="default" w:ascii="Consolas" w:hAnsi="Consolas" w:eastAsia="Consolas" w:cs="Consolas"/>
+                <w:b w:val="0"/>
+                <w:bCs w:val="0"/>
+                <w:color w:val="001080"/>
+                <w:kern w:val="0"/>
+                <w:sz w:val="15"/>
+                <w:szCs w:val="15"/>
+                <w:shd w:val="clear" w:fill="FFFFFF"/>
+                <w:lang w:val="en-US" w:eastAsia="zh-CN" w:bidi="ar"/>
+              </w:rPr>
+              <w:t>width:</w:t>
+            </w:r>
+            <w:r>
+              <w:rPr>
+                <w:rFonts w:hint="default" w:ascii="Consolas" w:hAnsi="Consolas" w:eastAsia="Consolas" w:cs="Consolas"/>
+                <w:b w:val="0"/>
+                <w:bCs w:val="0"/>
+                <w:color w:val="000000"/>
+                <w:kern w:val="0"/>
+                <w:sz w:val="15"/>
+                <w:szCs w:val="15"/>
+                <w:shd w:val="clear" w:fill="FFFFFF"/>
+                <w:lang w:val="en-US" w:eastAsia="zh-CN" w:bidi="ar"/>
+              </w:rPr>
+              <w:t xml:space="preserve"> </w:t>
+            </w:r>
+            <w:r>
+              <w:rPr>
+                <w:rFonts w:hint="default" w:ascii="Consolas" w:hAnsi="Consolas" w:eastAsia="Consolas" w:cs="Consolas"/>
+                <w:b w:val="0"/>
+                <w:bCs w:val="0"/>
+                <w:color w:val="001080"/>
+                <w:kern w:val="0"/>
+                <w:sz w:val="15"/>
+                <w:szCs w:val="15"/>
+                <w:shd w:val="clear" w:fill="FFFFFF"/>
+                <w:lang w:val="en-US" w:eastAsia="zh-CN" w:bidi="ar"/>
+              </w:rPr>
+              <w:t>theme</w:t>
+            </w:r>
+            <w:r>
+              <w:rPr>
+                <w:rFonts w:hint="default" w:ascii="Consolas" w:hAnsi="Consolas" w:eastAsia="Consolas" w:cs="Consolas"/>
+                <w:b w:val="0"/>
+                <w:bCs w:val="0"/>
+                <w:color w:val="000000"/>
+                <w:kern w:val="0"/>
+                <w:sz w:val="15"/>
+                <w:szCs w:val="15"/>
+                <w:shd w:val="clear" w:fill="FFFFFF"/>
+                <w:lang w:val="en-US" w:eastAsia="zh-CN" w:bidi="ar"/>
+              </w:rPr>
+              <w:t>.</w:t>
+            </w:r>
+            <w:r>
+              <w:rPr>
+                <w:rFonts w:hint="default" w:ascii="Consolas" w:hAnsi="Consolas" w:eastAsia="Consolas" w:cs="Consolas"/>
+                <w:b w:val="0"/>
+                <w:bCs w:val="0"/>
+                <w:color w:val="795E26"/>
+                <w:kern w:val="0"/>
+                <w:sz w:val="15"/>
+                <w:szCs w:val="15"/>
+                <w:shd w:val="clear" w:fill="FFFFFF"/>
+                <w:lang w:val="en-US" w:eastAsia="zh-CN" w:bidi="ar"/>
+              </w:rPr>
+              <w:t>spacing</w:t>
+            </w:r>
+            <w:r>
+              <w:rPr>
+                <w:rFonts w:hint="default" w:ascii="Consolas" w:hAnsi="Consolas" w:eastAsia="Consolas" w:cs="Consolas"/>
+                <w:b w:val="0"/>
+                <w:bCs w:val="0"/>
+                <w:color w:val="000000"/>
+                <w:kern w:val="0"/>
+                <w:sz w:val="15"/>
+                <w:szCs w:val="15"/>
+                <w:shd w:val="clear" w:fill="FFFFFF"/>
+                <w:lang w:val="en-US" w:eastAsia="zh-CN" w:bidi="ar"/>
+              </w:rPr>
+              <w:t>(</w:t>
+            </w:r>
+            <w:r>
+              <w:rPr>
+                <w:rFonts w:hint="default" w:ascii="Consolas" w:hAnsi="Consolas" w:eastAsia="Consolas" w:cs="Consolas"/>
+                <w:b w:val="0"/>
+                <w:bCs w:val="0"/>
+                <w:color w:val="098658"/>
+                <w:kern w:val="0"/>
+                <w:sz w:val="15"/>
+                <w:szCs w:val="15"/>
+                <w:shd w:val="clear" w:fill="FFFFFF"/>
+                <w:lang w:val="en-US" w:eastAsia="zh-CN" w:bidi="ar"/>
+              </w:rPr>
+              <w:t>10</w:t>
+            </w:r>
+            <w:r>
+              <w:rPr>
+                <w:rFonts w:hint="default" w:ascii="Consolas" w:hAnsi="Consolas" w:eastAsia="Consolas" w:cs="Consolas"/>
+                <w:b w:val="0"/>
+                <w:bCs w:val="0"/>
+                <w:color w:val="000000"/>
+                <w:kern w:val="0"/>
+                <w:sz w:val="15"/>
+                <w:szCs w:val="15"/>
+                <w:shd w:val="clear" w:fill="FFFFFF"/>
+                <w:lang w:val="en-US" w:eastAsia="zh-CN" w:bidi="ar"/>
+              </w:rPr>
+              <w:t>),</w:t>
+            </w:r>
+          </w:p>
+          <w:p>
+            <w:pPr>
+              <w:keepNext w:val="0"/>
+              <w:keepLines w:val="0"/>
+              <w:widowControl/>
+              <w:suppressLineNumbers w:val="0"/>
+              <w:shd w:val="clear" w:fill="FFFFFF"/>
+              <w:spacing w:line="240" w:lineRule="auto"/>
+              <w:jc w:val="left"/>
+              <w:rPr>
+                <w:rFonts w:hint="default" w:ascii="Consolas" w:hAnsi="Consolas" w:eastAsia="Consolas" w:cs="Consolas"/>
+                <w:b w:val="0"/>
+                <w:bCs w:val="0"/>
+                <w:color w:val="000000"/>
+                <w:sz w:val="15"/>
+                <w:szCs w:val="15"/>
+              </w:rPr>
+            </w:pPr>
+            <w:r>
+              <w:rPr>
+                <w:rFonts w:hint="default" w:ascii="Consolas" w:hAnsi="Consolas" w:eastAsia="Consolas" w:cs="Consolas"/>
+                <w:b w:val="0"/>
+                <w:bCs w:val="0"/>
+                <w:color w:val="000000"/>
+                <w:kern w:val="0"/>
+                <w:sz w:val="15"/>
+                <w:szCs w:val="15"/>
+                <w:shd w:val="clear" w:fill="FFFFFF"/>
+                <w:lang w:val="en-US" w:eastAsia="zh-CN" w:bidi="ar"/>
+              </w:rPr>
+              <w:t xml:space="preserve">        </w:t>
+            </w:r>
+            <w:r>
+              <w:rPr>
+                <w:rFonts w:hint="default" w:ascii="Consolas" w:hAnsi="Consolas" w:eastAsia="Consolas" w:cs="Consolas"/>
+                <w:b w:val="0"/>
+                <w:bCs w:val="0"/>
+                <w:color w:val="001080"/>
+                <w:kern w:val="0"/>
+                <w:sz w:val="15"/>
+                <w:szCs w:val="15"/>
+                <w:shd w:val="clear" w:fill="FFFFFF"/>
+                <w:lang w:val="en-US" w:eastAsia="zh-CN" w:bidi="ar"/>
+              </w:rPr>
+              <w:t>color:</w:t>
+            </w:r>
+            <w:r>
+              <w:rPr>
+                <w:rFonts w:hint="default" w:ascii="Consolas" w:hAnsi="Consolas" w:eastAsia="Consolas" w:cs="Consolas"/>
+                <w:b w:val="0"/>
+                <w:bCs w:val="0"/>
+                <w:color w:val="000000"/>
+                <w:kern w:val="0"/>
+                <w:sz w:val="15"/>
+                <w:szCs w:val="15"/>
+                <w:shd w:val="clear" w:fill="FFFFFF"/>
+                <w:lang w:val="en-US" w:eastAsia="zh-CN" w:bidi="ar"/>
+              </w:rPr>
+              <w:t xml:space="preserve"> </w:t>
+            </w:r>
+            <w:r>
+              <w:rPr>
+                <w:rFonts w:hint="default" w:ascii="Consolas" w:hAnsi="Consolas" w:eastAsia="Consolas" w:cs="Consolas"/>
+                <w:b w:val="0"/>
+                <w:bCs w:val="0"/>
+                <w:color w:val="001080"/>
+                <w:kern w:val="0"/>
+                <w:sz w:val="15"/>
+                <w:szCs w:val="15"/>
+                <w:shd w:val="clear" w:fill="FFFFFF"/>
+                <w:lang w:val="en-US" w:eastAsia="zh-CN" w:bidi="ar"/>
+              </w:rPr>
+              <w:t>theme</w:t>
+            </w:r>
+            <w:r>
+              <w:rPr>
+                <w:rFonts w:hint="default" w:ascii="Consolas" w:hAnsi="Consolas" w:eastAsia="Consolas" w:cs="Consolas"/>
+                <w:b w:val="0"/>
+                <w:bCs w:val="0"/>
+                <w:color w:val="000000"/>
+                <w:kern w:val="0"/>
+                <w:sz w:val="15"/>
+                <w:szCs w:val="15"/>
+                <w:shd w:val="clear" w:fill="FFFFFF"/>
+                <w:lang w:val="en-US" w:eastAsia="zh-CN" w:bidi="ar"/>
+              </w:rPr>
+              <w:t>.</w:t>
+            </w:r>
+            <w:r>
+              <w:rPr>
+                <w:rFonts w:hint="default" w:ascii="Consolas" w:hAnsi="Consolas" w:eastAsia="Consolas" w:cs="Consolas"/>
+                <w:b w:val="0"/>
+                <w:bCs w:val="0"/>
+                <w:color w:val="001080"/>
+                <w:kern w:val="0"/>
+                <w:sz w:val="15"/>
+                <w:szCs w:val="15"/>
+                <w:shd w:val="clear" w:fill="FFFFFF"/>
+                <w:lang w:val="en-US" w:eastAsia="zh-CN" w:bidi="ar"/>
+              </w:rPr>
+              <w:t>palette</w:t>
+            </w:r>
+            <w:r>
+              <w:rPr>
+                <w:rFonts w:hint="default" w:ascii="Consolas" w:hAnsi="Consolas" w:eastAsia="Consolas" w:cs="Consolas"/>
+                <w:b w:val="0"/>
+                <w:bCs w:val="0"/>
+                <w:color w:val="000000"/>
+                <w:kern w:val="0"/>
+                <w:sz w:val="15"/>
+                <w:szCs w:val="15"/>
+                <w:shd w:val="clear" w:fill="FFFFFF"/>
+                <w:lang w:val="en-US" w:eastAsia="zh-CN" w:bidi="ar"/>
+              </w:rPr>
+              <w:t>.</w:t>
+            </w:r>
+            <w:r>
+              <w:rPr>
+                <w:rFonts w:hint="default" w:ascii="Consolas" w:hAnsi="Consolas" w:eastAsia="Consolas" w:cs="Consolas"/>
+                <w:b w:val="0"/>
+                <w:bCs w:val="0"/>
+                <w:color w:val="001080"/>
+                <w:kern w:val="0"/>
+                <w:sz w:val="15"/>
+                <w:szCs w:val="15"/>
+                <w:shd w:val="clear" w:fill="FFFFFF"/>
+                <w:lang w:val="en-US" w:eastAsia="zh-CN" w:bidi="ar"/>
+              </w:rPr>
+              <w:t>error</w:t>
+            </w:r>
+            <w:r>
+              <w:rPr>
+                <w:rFonts w:hint="default" w:ascii="Consolas" w:hAnsi="Consolas" w:eastAsia="Consolas" w:cs="Consolas"/>
+                <w:b w:val="0"/>
+                <w:bCs w:val="0"/>
+                <w:color w:val="000000"/>
+                <w:kern w:val="0"/>
+                <w:sz w:val="15"/>
+                <w:szCs w:val="15"/>
+                <w:shd w:val="clear" w:fill="FFFFFF"/>
+                <w:lang w:val="en-US" w:eastAsia="zh-CN" w:bidi="ar"/>
+              </w:rPr>
+              <w:t>.</w:t>
+            </w:r>
+            <w:r>
+              <w:rPr>
+                <w:rFonts w:hint="default" w:ascii="Consolas" w:hAnsi="Consolas" w:eastAsia="Consolas" w:cs="Consolas"/>
+                <w:b w:val="0"/>
+                <w:bCs w:val="0"/>
+                <w:color w:val="001080"/>
+                <w:kern w:val="0"/>
+                <w:sz w:val="15"/>
+                <w:szCs w:val="15"/>
+                <w:shd w:val="clear" w:fill="FFFFFF"/>
+                <w:lang w:val="en-US" w:eastAsia="zh-CN" w:bidi="ar"/>
+              </w:rPr>
+              <w:t>main</w:t>
+            </w:r>
+          </w:p>
+          <w:p>
+            <w:pPr>
+              <w:keepNext w:val="0"/>
+              <w:keepLines w:val="0"/>
+              <w:widowControl/>
+              <w:suppressLineNumbers w:val="0"/>
+              <w:shd w:val="clear" w:fill="FFFFFF"/>
+              <w:spacing w:line="240" w:lineRule="auto"/>
+              <w:jc w:val="left"/>
+              <w:rPr>
+                <w:rFonts w:hint="default" w:ascii="Consolas" w:hAnsi="Consolas" w:eastAsia="Consolas" w:cs="Consolas"/>
+                <w:b w:val="0"/>
+                <w:bCs w:val="0"/>
+                <w:color w:val="800000"/>
+                <w:kern w:val="0"/>
+                <w:sz w:val="15"/>
+                <w:szCs w:val="15"/>
+                <w:shd w:val="clear" w:fill="FFFFFF"/>
+                <w:lang w:val="en-US" w:eastAsia="zh-CN" w:bidi="ar"/>
+              </w:rPr>
+            </w:pPr>
+            <w:r>
+              <w:rPr>
+                <w:rFonts w:hint="default" w:ascii="Consolas" w:hAnsi="Consolas" w:eastAsia="Consolas" w:cs="Consolas"/>
+                <w:b w:val="0"/>
+                <w:bCs w:val="0"/>
+                <w:color w:val="000000"/>
+                <w:kern w:val="0"/>
+                <w:sz w:val="15"/>
+                <w:szCs w:val="15"/>
+                <w:shd w:val="clear" w:fill="FFFFFF"/>
+                <w:lang w:val="en-US" w:eastAsia="zh-CN" w:bidi="ar"/>
+              </w:rPr>
+              <w:t>      })</w:t>
+            </w:r>
+            <w:r>
+              <w:rPr>
+                <w:rFonts w:hint="default" w:ascii="Consolas" w:hAnsi="Consolas" w:eastAsia="Consolas" w:cs="Consolas"/>
+                <w:b w:val="0"/>
+                <w:bCs w:val="0"/>
+                <w:color w:val="0000FF"/>
+                <w:kern w:val="0"/>
+                <w:sz w:val="15"/>
+                <w:szCs w:val="15"/>
+                <w:shd w:val="clear" w:fill="FFFFFF"/>
+                <w:lang w:val="en-US" w:eastAsia="zh-CN" w:bidi="ar"/>
+              </w:rPr>
+              <w:t>}</w:t>
+            </w:r>
+            <w:r>
+              <w:rPr>
+                <w:rFonts w:hint="default" w:ascii="Consolas" w:hAnsi="Consolas" w:eastAsia="Consolas" w:cs="Consolas"/>
+                <w:b w:val="0"/>
+                <w:bCs w:val="0"/>
+                <w:color w:val="000000"/>
+                <w:kern w:val="0"/>
+                <w:sz w:val="15"/>
+                <w:szCs w:val="15"/>
+                <w:shd w:val="clear" w:fill="FFFFFF"/>
+                <w:lang w:val="en-US" w:eastAsia="zh-CN" w:bidi="ar"/>
+              </w:rPr>
+              <w:t xml:space="preserve"> </w:t>
+            </w:r>
+            <w:r>
+              <w:rPr>
+                <w:rFonts w:hint="default" w:ascii="Consolas" w:hAnsi="Consolas" w:eastAsia="Consolas" w:cs="Consolas"/>
+                <w:b w:val="0"/>
+                <w:bCs w:val="0"/>
+                <w:color w:val="800000"/>
+                <w:kern w:val="0"/>
+                <w:sz w:val="15"/>
+                <w:szCs w:val="15"/>
+                <w:shd w:val="clear" w:fill="FFFFFF"/>
+                <w:lang w:val="en-US" w:eastAsia="zh-CN" w:bidi="ar"/>
+              </w:rPr>
+              <w:t>/&gt;</w:t>
+            </w:r>
+          </w:p>
+          <w:p>
+            <w:pPr>
+              <w:keepNext w:val="0"/>
+              <w:keepLines w:val="0"/>
+              <w:widowControl/>
+              <w:suppressLineNumbers w:val="0"/>
+              <w:shd w:val="clear" w:fill="FFFFFF"/>
+              <w:spacing w:line="240" w:lineRule="auto"/>
+              <w:jc w:val="left"/>
+              <w:rPr>
+                <w:rFonts w:hint="default" w:ascii="Consolas" w:hAnsi="Consolas" w:eastAsia="Consolas" w:cs="Consolas"/>
+                <w:b w:val="0"/>
+                <w:bCs w:val="0"/>
+                <w:color w:val="800000"/>
+                <w:kern w:val="0"/>
+                <w:sz w:val="15"/>
+                <w:szCs w:val="15"/>
+                <w:shd w:val="clear" w:fill="FFFFFF"/>
+                <w:lang w:val="en-IN" w:eastAsia="zh-CN" w:bidi="ar"/>
+              </w:rPr>
+            </w:pPr>
+          </w:p>
+          <w:p>
+            <w:pPr>
+              <w:widowControl w:val="0"/>
+              <w:spacing w:line="360" w:lineRule="auto"/>
+              <w:jc w:val="both"/>
+              <w:rPr>
+                <w:rFonts w:hint="default"/>
+                <w:sz w:val="18"/>
+                <w:szCs w:val="18"/>
+                <w:vertAlign w:val="baseline"/>
+                <w:lang w:val="en-IN"/>
+              </w:rPr>
+            </w:pPr>
+            <w:r>
+              <w:rPr>
+                <w:rFonts w:hint="default"/>
+                <w:b/>
+                <w:bCs/>
+                <w:sz w:val="18"/>
+                <w:szCs w:val="18"/>
+                <w:vertAlign w:val="baseline"/>
+                <w:lang w:val="en-IN"/>
+              </w:rPr>
+              <w:t>Option 02:</w:t>
+            </w:r>
+            <w:r>
+              <w:rPr>
+                <w:rFonts w:hint="default"/>
+                <w:sz w:val="18"/>
+                <w:szCs w:val="18"/>
+                <w:vertAlign w:val="baseline"/>
+                <w:lang w:val="en-IN"/>
+              </w:rPr>
+              <w:t xml:space="preserve"> making with a different component</w:t>
+            </w:r>
+          </w:p>
+          <w:p>
+            <w:pPr>
+              <w:keepNext w:val="0"/>
+              <w:keepLines w:val="0"/>
+              <w:widowControl/>
+              <w:suppressLineNumbers w:val="0"/>
+              <w:shd w:val="clear" w:fill="FFFFFF"/>
+              <w:spacing w:line="240" w:lineRule="auto"/>
+              <w:jc w:val="left"/>
+              <w:rPr>
+                <w:rFonts w:ascii="Consolas" w:hAnsi="Consolas" w:eastAsia="Consolas" w:cs="Consolas"/>
+                <w:b w:val="0"/>
+                <w:bCs w:val="0"/>
+                <w:color w:val="000000"/>
+                <w:sz w:val="15"/>
+                <w:szCs w:val="15"/>
+              </w:rPr>
+            </w:pPr>
+            <w:r>
+              <w:rPr>
+                <w:rFonts w:hint="default" w:ascii="Consolas" w:hAnsi="Consolas" w:eastAsia="Consolas" w:cs="Consolas"/>
+                <w:b w:val="0"/>
+                <w:bCs w:val="0"/>
+                <w:color w:val="008000"/>
+                <w:kern w:val="0"/>
+                <w:sz w:val="15"/>
+                <w:szCs w:val="15"/>
+                <w:shd w:val="clear" w:fill="FFFFFF"/>
+                <w:lang w:val="en-US" w:eastAsia="zh-CN" w:bidi="ar"/>
+              </w:rPr>
+              <w:t>// theme is a object which is initial config provided by MUI</w:t>
+            </w:r>
+          </w:p>
+          <w:p>
+            <w:pPr>
+              <w:keepNext w:val="0"/>
+              <w:keepLines w:val="0"/>
+              <w:widowControl/>
+              <w:suppressLineNumbers w:val="0"/>
+              <w:shd w:val="clear" w:fill="FFFFFF"/>
+              <w:spacing w:line="240" w:lineRule="auto"/>
+              <w:jc w:val="left"/>
+              <w:rPr>
+                <w:rFonts w:hint="default" w:ascii="Consolas" w:hAnsi="Consolas" w:eastAsia="Consolas" w:cs="Consolas"/>
+                <w:b w:val="0"/>
+                <w:bCs w:val="0"/>
+                <w:color w:val="000000"/>
+                <w:sz w:val="15"/>
+                <w:szCs w:val="15"/>
+              </w:rPr>
+            </w:pPr>
+            <w:r>
+              <w:rPr>
+                <w:rFonts w:hint="default" w:ascii="Consolas" w:hAnsi="Consolas" w:eastAsia="Consolas" w:cs="Consolas"/>
+                <w:b w:val="0"/>
+                <w:bCs w:val="0"/>
+                <w:color w:val="0000FF"/>
+                <w:kern w:val="0"/>
+                <w:sz w:val="15"/>
+                <w:szCs w:val="15"/>
+                <w:shd w:val="clear" w:fill="FFFFFF"/>
+                <w:lang w:val="en-US" w:eastAsia="zh-CN" w:bidi="ar"/>
+              </w:rPr>
+              <w:t>const</w:t>
+            </w:r>
+            <w:r>
+              <w:rPr>
+                <w:rFonts w:hint="default" w:ascii="Consolas" w:hAnsi="Consolas" w:eastAsia="Consolas" w:cs="Consolas"/>
+                <w:b w:val="0"/>
+                <w:bCs w:val="0"/>
+                <w:color w:val="000000"/>
+                <w:kern w:val="0"/>
+                <w:sz w:val="15"/>
+                <w:szCs w:val="15"/>
+                <w:shd w:val="clear" w:fill="FFFFFF"/>
+                <w:lang w:val="en-US" w:eastAsia="zh-CN" w:bidi="ar"/>
+              </w:rPr>
+              <w:t xml:space="preserve"> </w:t>
+            </w:r>
+            <w:r>
+              <w:rPr>
+                <w:rFonts w:hint="default" w:ascii="Consolas" w:hAnsi="Consolas" w:eastAsia="Consolas" w:cs="Consolas"/>
+                <w:b w:val="0"/>
+                <w:bCs w:val="0"/>
+                <w:color w:val="0070C1"/>
+                <w:kern w:val="0"/>
+                <w:sz w:val="15"/>
+                <w:szCs w:val="15"/>
+                <w:shd w:val="clear" w:fill="FFFFFF"/>
+                <w:lang w:val="en-US" w:eastAsia="zh-CN" w:bidi="ar"/>
+              </w:rPr>
+              <w:t>CustomSliderStyle</w:t>
+            </w:r>
+            <w:r>
+              <w:rPr>
+                <w:rFonts w:hint="default" w:ascii="Consolas" w:hAnsi="Consolas" w:eastAsia="Consolas" w:cs="Consolas"/>
+                <w:b w:val="0"/>
+                <w:bCs w:val="0"/>
+                <w:color w:val="000000"/>
+                <w:kern w:val="0"/>
+                <w:sz w:val="15"/>
+                <w:szCs w:val="15"/>
+                <w:shd w:val="clear" w:fill="FFFFFF"/>
+                <w:lang w:val="en-US" w:eastAsia="zh-CN" w:bidi="ar"/>
+              </w:rPr>
+              <w:t xml:space="preserve"> = </w:t>
+            </w:r>
+            <w:r>
+              <w:rPr>
+                <w:rFonts w:hint="default" w:ascii="Consolas" w:hAnsi="Consolas" w:eastAsia="Consolas" w:cs="Consolas"/>
+                <w:b w:val="0"/>
+                <w:bCs w:val="0"/>
+                <w:color w:val="795E26"/>
+                <w:kern w:val="0"/>
+                <w:sz w:val="15"/>
+                <w:szCs w:val="15"/>
+                <w:shd w:val="clear" w:fill="FFFFFF"/>
+                <w:lang w:val="en-US" w:eastAsia="zh-CN" w:bidi="ar"/>
+              </w:rPr>
+              <w:t>styled</w:t>
+            </w:r>
+            <w:r>
+              <w:rPr>
+                <w:rFonts w:hint="default" w:ascii="Consolas" w:hAnsi="Consolas" w:eastAsia="Consolas" w:cs="Consolas"/>
+                <w:b w:val="0"/>
+                <w:bCs w:val="0"/>
+                <w:color w:val="000000"/>
+                <w:kern w:val="0"/>
+                <w:sz w:val="15"/>
+                <w:szCs w:val="15"/>
+                <w:shd w:val="clear" w:fill="FFFFFF"/>
+                <w:lang w:val="en-US" w:eastAsia="zh-CN" w:bidi="ar"/>
+              </w:rPr>
+              <w:t>(</w:t>
+            </w:r>
+            <w:r>
+              <w:rPr>
+                <w:rFonts w:hint="default" w:ascii="Consolas" w:hAnsi="Consolas" w:eastAsia="Consolas" w:cs="Consolas"/>
+                <w:b w:val="0"/>
+                <w:bCs w:val="0"/>
+                <w:color w:val="795E26"/>
+                <w:kern w:val="0"/>
+                <w:sz w:val="15"/>
+                <w:szCs w:val="15"/>
+                <w:shd w:val="clear" w:fill="FFFFFF"/>
+                <w:lang w:val="en-US" w:eastAsia="zh-CN" w:bidi="ar"/>
+              </w:rPr>
+              <w:t>Slider</w:t>
+            </w:r>
+            <w:r>
+              <w:rPr>
+                <w:rFonts w:hint="default" w:ascii="Consolas" w:hAnsi="Consolas" w:eastAsia="Consolas" w:cs="Consolas"/>
+                <w:b w:val="0"/>
+                <w:bCs w:val="0"/>
+                <w:color w:val="000000"/>
+                <w:kern w:val="0"/>
+                <w:sz w:val="15"/>
+                <w:szCs w:val="15"/>
+                <w:shd w:val="clear" w:fill="FFFFFF"/>
+                <w:lang w:val="en-US" w:eastAsia="zh-CN" w:bidi="ar"/>
+              </w:rPr>
+              <w:t>)&lt;</w:t>
+            </w:r>
+            <w:r>
+              <w:rPr>
+                <w:rFonts w:hint="default" w:ascii="Consolas" w:hAnsi="Consolas" w:eastAsia="Consolas" w:cs="Consolas"/>
+                <w:b w:val="0"/>
+                <w:bCs w:val="0"/>
+                <w:color w:val="267F99"/>
+                <w:kern w:val="0"/>
+                <w:sz w:val="15"/>
+                <w:szCs w:val="15"/>
+                <w:shd w:val="clear" w:fill="FFFFFF"/>
+                <w:lang w:val="en-US" w:eastAsia="zh-CN" w:bidi="ar"/>
+              </w:rPr>
+              <w:t>SliderProps</w:t>
+            </w:r>
+            <w:r>
+              <w:rPr>
+                <w:rFonts w:hint="default" w:ascii="Consolas" w:hAnsi="Consolas" w:eastAsia="Consolas" w:cs="Consolas"/>
+                <w:b w:val="0"/>
+                <w:bCs w:val="0"/>
+                <w:color w:val="000000"/>
+                <w:kern w:val="0"/>
+                <w:sz w:val="15"/>
+                <w:szCs w:val="15"/>
+                <w:shd w:val="clear" w:fill="FFFFFF"/>
+                <w:lang w:val="en-US" w:eastAsia="zh-CN" w:bidi="ar"/>
+              </w:rPr>
+              <w:t>&gt;(({</w:t>
+            </w:r>
+            <w:r>
+              <w:rPr>
+                <w:rFonts w:hint="default" w:ascii="Consolas" w:hAnsi="Consolas" w:eastAsia="Consolas" w:cs="Consolas"/>
+                <w:b w:val="0"/>
+                <w:bCs w:val="0"/>
+                <w:color w:val="001080"/>
+                <w:kern w:val="0"/>
+                <w:sz w:val="15"/>
+                <w:szCs w:val="15"/>
+                <w:shd w:val="clear" w:fill="FFFFFF"/>
+                <w:lang w:val="en-US" w:eastAsia="zh-CN" w:bidi="ar"/>
+              </w:rPr>
+              <w:t>theme</w:t>
+            </w:r>
+            <w:r>
+              <w:rPr>
+                <w:rFonts w:hint="default" w:ascii="Consolas" w:hAnsi="Consolas" w:eastAsia="Consolas" w:cs="Consolas"/>
+                <w:b w:val="0"/>
+                <w:bCs w:val="0"/>
+                <w:color w:val="000000"/>
+                <w:kern w:val="0"/>
+                <w:sz w:val="15"/>
+                <w:szCs w:val="15"/>
+                <w:shd w:val="clear" w:fill="FFFFFF"/>
+                <w:lang w:val="en-US" w:eastAsia="zh-CN" w:bidi="ar"/>
+              </w:rPr>
+              <w:t xml:space="preserve">}) </w:t>
+            </w:r>
+            <w:r>
+              <w:rPr>
+                <w:rFonts w:hint="default" w:ascii="Consolas" w:hAnsi="Consolas" w:eastAsia="Consolas" w:cs="Consolas"/>
+                <w:b w:val="0"/>
+                <w:bCs w:val="0"/>
+                <w:color w:val="0000FF"/>
+                <w:kern w:val="0"/>
+                <w:sz w:val="15"/>
+                <w:szCs w:val="15"/>
+                <w:shd w:val="clear" w:fill="FFFFFF"/>
+                <w:lang w:val="en-US" w:eastAsia="zh-CN" w:bidi="ar"/>
+              </w:rPr>
+              <w:t>=&gt;</w:t>
+            </w:r>
+            <w:r>
+              <w:rPr>
+                <w:rFonts w:hint="default" w:ascii="Consolas" w:hAnsi="Consolas" w:eastAsia="Consolas" w:cs="Consolas"/>
+                <w:b w:val="0"/>
+                <w:bCs w:val="0"/>
+                <w:color w:val="000000"/>
+                <w:kern w:val="0"/>
+                <w:sz w:val="15"/>
+                <w:szCs w:val="15"/>
+                <w:shd w:val="clear" w:fill="FFFFFF"/>
+                <w:lang w:val="en-US" w:eastAsia="zh-CN" w:bidi="ar"/>
+              </w:rPr>
+              <w:t xml:space="preserve"> ({</w:t>
+            </w:r>
+          </w:p>
+          <w:p>
+            <w:pPr>
+              <w:keepNext w:val="0"/>
+              <w:keepLines w:val="0"/>
+              <w:widowControl/>
+              <w:suppressLineNumbers w:val="0"/>
+              <w:shd w:val="clear" w:fill="FFFFFF"/>
+              <w:spacing w:line="240" w:lineRule="auto"/>
+              <w:jc w:val="left"/>
+              <w:rPr>
+                <w:rFonts w:hint="default" w:ascii="Consolas" w:hAnsi="Consolas" w:eastAsia="Consolas" w:cs="Consolas"/>
+                <w:b w:val="0"/>
+                <w:bCs w:val="0"/>
+                <w:color w:val="000000"/>
+                <w:sz w:val="15"/>
+                <w:szCs w:val="15"/>
+              </w:rPr>
+            </w:pPr>
+            <w:r>
+              <w:rPr>
+                <w:rFonts w:hint="default" w:ascii="Consolas" w:hAnsi="Consolas" w:eastAsia="Consolas" w:cs="Consolas"/>
+                <w:b w:val="0"/>
+                <w:bCs w:val="0"/>
+                <w:color w:val="000000"/>
+                <w:kern w:val="0"/>
+                <w:sz w:val="15"/>
+                <w:szCs w:val="15"/>
+                <w:shd w:val="clear" w:fill="FFFFFF"/>
+                <w:lang w:val="en-US" w:eastAsia="zh-CN" w:bidi="ar"/>
+              </w:rPr>
+              <w:t xml:space="preserve">    </w:t>
+            </w:r>
+            <w:r>
+              <w:rPr>
+                <w:rFonts w:hint="default" w:ascii="Consolas" w:hAnsi="Consolas" w:eastAsia="Consolas" w:cs="Consolas"/>
+                <w:b w:val="0"/>
+                <w:bCs w:val="0"/>
+                <w:color w:val="008000"/>
+                <w:kern w:val="0"/>
+                <w:sz w:val="15"/>
+                <w:szCs w:val="15"/>
+                <w:shd w:val="clear" w:fill="FFFFFF"/>
+                <w:lang w:val="en-US" w:eastAsia="zh-CN" w:bidi="ar"/>
+              </w:rPr>
+              <w:t>// width: "80px", // we can use like this or like below</w:t>
+            </w:r>
+          </w:p>
+          <w:p>
+            <w:pPr>
+              <w:keepNext w:val="0"/>
+              <w:keepLines w:val="0"/>
+              <w:widowControl/>
+              <w:suppressLineNumbers w:val="0"/>
+              <w:shd w:val="clear" w:fill="FFFFFF"/>
+              <w:spacing w:line="240" w:lineRule="auto"/>
+              <w:jc w:val="left"/>
+              <w:rPr>
+                <w:rFonts w:hint="default" w:ascii="Consolas" w:hAnsi="Consolas" w:eastAsia="Consolas" w:cs="Consolas"/>
+                <w:b w:val="0"/>
+                <w:bCs w:val="0"/>
+                <w:color w:val="000000"/>
+                <w:sz w:val="15"/>
+                <w:szCs w:val="15"/>
+              </w:rPr>
+            </w:pPr>
+            <w:r>
+              <w:rPr>
+                <w:rFonts w:hint="default" w:ascii="Consolas" w:hAnsi="Consolas" w:eastAsia="Consolas" w:cs="Consolas"/>
+                <w:b w:val="0"/>
+                <w:bCs w:val="0"/>
+                <w:color w:val="000000"/>
+                <w:kern w:val="0"/>
+                <w:sz w:val="15"/>
+                <w:szCs w:val="15"/>
+                <w:shd w:val="clear" w:fill="FFFFFF"/>
+                <w:lang w:val="en-US" w:eastAsia="zh-CN" w:bidi="ar"/>
+              </w:rPr>
+              <w:t xml:space="preserve">    </w:t>
+            </w:r>
+            <w:r>
+              <w:rPr>
+                <w:rFonts w:hint="default" w:ascii="Consolas" w:hAnsi="Consolas" w:eastAsia="Consolas" w:cs="Consolas"/>
+                <w:b w:val="0"/>
+                <w:bCs w:val="0"/>
+                <w:color w:val="001080"/>
+                <w:kern w:val="0"/>
+                <w:sz w:val="15"/>
+                <w:szCs w:val="15"/>
+                <w:shd w:val="clear" w:fill="FFFFFF"/>
+                <w:lang w:val="en-US" w:eastAsia="zh-CN" w:bidi="ar"/>
+              </w:rPr>
+              <w:t>width:</w:t>
+            </w:r>
+            <w:r>
+              <w:rPr>
+                <w:rFonts w:hint="default" w:ascii="Consolas" w:hAnsi="Consolas" w:eastAsia="Consolas" w:cs="Consolas"/>
+                <w:b w:val="0"/>
+                <w:bCs w:val="0"/>
+                <w:color w:val="000000"/>
+                <w:kern w:val="0"/>
+                <w:sz w:val="15"/>
+                <w:szCs w:val="15"/>
+                <w:shd w:val="clear" w:fill="FFFFFF"/>
+                <w:lang w:val="en-US" w:eastAsia="zh-CN" w:bidi="ar"/>
+              </w:rPr>
+              <w:t xml:space="preserve"> </w:t>
+            </w:r>
+            <w:r>
+              <w:rPr>
+                <w:rFonts w:hint="default" w:ascii="Consolas" w:hAnsi="Consolas" w:eastAsia="Consolas" w:cs="Consolas"/>
+                <w:b w:val="0"/>
+                <w:bCs w:val="0"/>
+                <w:color w:val="001080"/>
+                <w:kern w:val="0"/>
+                <w:sz w:val="15"/>
+                <w:szCs w:val="15"/>
+                <w:shd w:val="clear" w:fill="FFFFFF"/>
+                <w:lang w:val="en-US" w:eastAsia="zh-CN" w:bidi="ar"/>
+              </w:rPr>
+              <w:t>theme</w:t>
+            </w:r>
+            <w:r>
+              <w:rPr>
+                <w:rFonts w:hint="default" w:ascii="Consolas" w:hAnsi="Consolas" w:eastAsia="Consolas" w:cs="Consolas"/>
+                <w:b w:val="0"/>
+                <w:bCs w:val="0"/>
+                <w:color w:val="000000"/>
+                <w:kern w:val="0"/>
+                <w:sz w:val="15"/>
+                <w:szCs w:val="15"/>
+                <w:shd w:val="clear" w:fill="FFFFFF"/>
+                <w:lang w:val="en-US" w:eastAsia="zh-CN" w:bidi="ar"/>
+              </w:rPr>
+              <w:t>.</w:t>
+            </w:r>
+            <w:r>
+              <w:rPr>
+                <w:rFonts w:hint="default" w:ascii="Consolas" w:hAnsi="Consolas" w:eastAsia="Consolas" w:cs="Consolas"/>
+                <w:b w:val="0"/>
+                <w:bCs w:val="0"/>
+                <w:color w:val="795E26"/>
+                <w:kern w:val="0"/>
+                <w:sz w:val="15"/>
+                <w:szCs w:val="15"/>
+                <w:shd w:val="clear" w:fill="FFFFFF"/>
+                <w:lang w:val="en-US" w:eastAsia="zh-CN" w:bidi="ar"/>
+              </w:rPr>
+              <w:t>spacing</w:t>
+            </w:r>
+            <w:r>
+              <w:rPr>
+                <w:rFonts w:hint="default" w:ascii="Consolas" w:hAnsi="Consolas" w:eastAsia="Consolas" w:cs="Consolas"/>
+                <w:b w:val="0"/>
+                <w:bCs w:val="0"/>
+                <w:color w:val="000000"/>
+                <w:kern w:val="0"/>
+                <w:sz w:val="15"/>
+                <w:szCs w:val="15"/>
+                <w:shd w:val="clear" w:fill="FFFFFF"/>
+                <w:lang w:val="en-US" w:eastAsia="zh-CN" w:bidi="ar"/>
+              </w:rPr>
+              <w:t>(</w:t>
+            </w:r>
+            <w:r>
+              <w:rPr>
+                <w:rFonts w:hint="default" w:ascii="Consolas" w:hAnsi="Consolas" w:eastAsia="Consolas" w:cs="Consolas"/>
+                <w:b w:val="0"/>
+                <w:bCs w:val="0"/>
+                <w:color w:val="098658"/>
+                <w:kern w:val="0"/>
+                <w:sz w:val="15"/>
+                <w:szCs w:val="15"/>
+                <w:shd w:val="clear" w:fill="FFFFFF"/>
+                <w:lang w:val="en-US" w:eastAsia="zh-CN" w:bidi="ar"/>
+              </w:rPr>
+              <w:t>10</w:t>
+            </w:r>
+            <w:r>
+              <w:rPr>
+                <w:rFonts w:hint="default" w:ascii="Consolas" w:hAnsi="Consolas" w:eastAsia="Consolas" w:cs="Consolas"/>
+                <w:b w:val="0"/>
+                <w:bCs w:val="0"/>
+                <w:color w:val="000000"/>
+                <w:kern w:val="0"/>
+                <w:sz w:val="15"/>
+                <w:szCs w:val="15"/>
+                <w:shd w:val="clear" w:fill="FFFFFF"/>
+                <w:lang w:val="en-US" w:eastAsia="zh-CN" w:bidi="ar"/>
+              </w:rPr>
+              <w:t xml:space="preserve">), </w:t>
+            </w:r>
+            <w:r>
+              <w:rPr>
+                <w:rFonts w:hint="default" w:ascii="Consolas" w:hAnsi="Consolas" w:eastAsia="Consolas" w:cs="Consolas"/>
+                <w:b w:val="0"/>
+                <w:bCs w:val="0"/>
+                <w:color w:val="008000"/>
+                <w:kern w:val="0"/>
+                <w:sz w:val="15"/>
+                <w:szCs w:val="15"/>
+                <w:shd w:val="clear" w:fill="FFFFFF"/>
+                <w:lang w:val="en-US" w:eastAsia="zh-CN" w:bidi="ar"/>
+              </w:rPr>
+              <w:t>// 10 * 8px = 80px</w:t>
+            </w:r>
+          </w:p>
+          <w:p>
+            <w:pPr>
+              <w:keepNext w:val="0"/>
+              <w:keepLines w:val="0"/>
+              <w:widowControl/>
+              <w:suppressLineNumbers w:val="0"/>
+              <w:shd w:val="clear" w:fill="FFFFFF"/>
+              <w:spacing w:line="240" w:lineRule="auto"/>
+              <w:jc w:val="left"/>
+              <w:rPr>
+                <w:rFonts w:hint="default" w:ascii="Consolas" w:hAnsi="Consolas" w:eastAsia="Consolas" w:cs="Consolas"/>
+                <w:b w:val="0"/>
+                <w:bCs w:val="0"/>
+                <w:color w:val="000000"/>
+                <w:sz w:val="15"/>
+                <w:szCs w:val="15"/>
+              </w:rPr>
+            </w:pPr>
+            <w:r>
+              <w:rPr>
+                <w:rFonts w:hint="default" w:ascii="Consolas" w:hAnsi="Consolas" w:eastAsia="Consolas" w:cs="Consolas"/>
+                <w:b w:val="0"/>
+                <w:bCs w:val="0"/>
+                <w:color w:val="000000"/>
+                <w:kern w:val="0"/>
+                <w:sz w:val="15"/>
+                <w:szCs w:val="15"/>
+                <w:shd w:val="clear" w:fill="FFFFFF"/>
+                <w:lang w:val="en-US" w:eastAsia="zh-CN" w:bidi="ar"/>
+              </w:rPr>
+              <w:t xml:space="preserve">    </w:t>
+            </w:r>
+            <w:r>
+              <w:rPr>
+                <w:rFonts w:hint="default" w:ascii="Consolas" w:hAnsi="Consolas" w:eastAsia="Consolas" w:cs="Consolas"/>
+                <w:b w:val="0"/>
+                <w:bCs w:val="0"/>
+                <w:color w:val="001080"/>
+                <w:kern w:val="0"/>
+                <w:sz w:val="15"/>
+                <w:szCs w:val="15"/>
+                <w:shd w:val="clear" w:fill="FFFFFF"/>
+                <w:lang w:val="en-US" w:eastAsia="zh-CN" w:bidi="ar"/>
+              </w:rPr>
+              <w:t>color:</w:t>
+            </w:r>
+            <w:r>
+              <w:rPr>
+                <w:rFonts w:hint="default" w:ascii="Consolas" w:hAnsi="Consolas" w:eastAsia="Consolas" w:cs="Consolas"/>
+                <w:b w:val="0"/>
+                <w:bCs w:val="0"/>
+                <w:color w:val="000000"/>
+                <w:kern w:val="0"/>
+                <w:sz w:val="15"/>
+                <w:szCs w:val="15"/>
+                <w:shd w:val="clear" w:fill="FFFFFF"/>
+                <w:lang w:val="en-US" w:eastAsia="zh-CN" w:bidi="ar"/>
+              </w:rPr>
+              <w:t xml:space="preserve"> </w:t>
+            </w:r>
+            <w:r>
+              <w:rPr>
+                <w:rFonts w:hint="default" w:ascii="Consolas" w:hAnsi="Consolas" w:eastAsia="Consolas" w:cs="Consolas"/>
+                <w:b w:val="0"/>
+                <w:bCs w:val="0"/>
+                <w:color w:val="001080"/>
+                <w:kern w:val="0"/>
+                <w:sz w:val="15"/>
+                <w:szCs w:val="15"/>
+                <w:shd w:val="clear" w:fill="FFFFFF"/>
+                <w:lang w:val="en-US" w:eastAsia="zh-CN" w:bidi="ar"/>
+              </w:rPr>
+              <w:t>theme</w:t>
+            </w:r>
+            <w:r>
+              <w:rPr>
+                <w:rFonts w:hint="default" w:ascii="Consolas" w:hAnsi="Consolas" w:eastAsia="Consolas" w:cs="Consolas"/>
+                <w:b w:val="0"/>
+                <w:bCs w:val="0"/>
+                <w:color w:val="000000"/>
+                <w:kern w:val="0"/>
+                <w:sz w:val="15"/>
+                <w:szCs w:val="15"/>
+                <w:shd w:val="clear" w:fill="FFFFFF"/>
+                <w:lang w:val="en-US" w:eastAsia="zh-CN" w:bidi="ar"/>
+              </w:rPr>
+              <w:t>.</w:t>
+            </w:r>
+            <w:r>
+              <w:rPr>
+                <w:rFonts w:hint="default" w:ascii="Consolas" w:hAnsi="Consolas" w:eastAsia="Consolas" w:cs="Consolas"/>
+                <w:b w:val="0"/>
+                <w:bCs w:val="0"/>
+                <w:color w:val="001080"/>
+                <w:kern w:val="0"/>
+                <w:sz w:val="15"/>
+                <w:szCs w:val="15"/>
+                <w:shd w:val="clear" w:fill="FFFFFF"/>
+                <w:lang w:val="en-US" w:eastAsia="zh-CN" w:bidi="ar"/>
+              </w:rPr>
+              <w:t>palette</w:t>
+            </w:r>
+            <w:r>
+              <w:rPr>
+                <w:rFonts w:hint="default" w:ascii="Consolas" w:hAnsi="Consolas" w:eastAsia="Consolas" w:cs="Consolas"/>
+                <w:b w:val="0"/>
+                <w:bCs w:val="0"/>
+                <w:color w:val="000000"/>
+                <w:kern w:val="0"/>
+                <w:sz w:val="15"/>
+                <w:szCs w:val="15"/>
+                <w:shd w:val="clear" w:fill="FFFFFF"/>
+                <w:lang w:val="en-US" w:eastAsia="zh-CN" w:bidi="ar"/>
+              </w:rPr>
+              <w:t>.</w:t>
+            </w:r>
+            <w:r>
+              <w:rPr>
+                <w:rFonts w:hint="default" w:ascii="Consolas" w:hAnsi="Consolas" w:eastAsia="Consolas" w:cs="Consolas"/>
+                <w:b w:val="0"/>
+                <w:bCs w:val="0"/>
+                <w:color w:val="001080"/>
+                <w:kern w:val="0"/>
+                <w:sz w:val="15"/>
+                <w:szCs w:val="15"/>
+                <w:shd w:val="clear" w:fill="FFFFFF"/>
+                <w:lang w:val="en-US" w:eastAsia="zh-CN" w:bidi="ar"/>
+              </w:rPr>
+              <w:t>warning</w:t>
+            </w:r>
+            <w:r>
+              <w:rPr>
+                <w:rFonts w:hint="default" w:ascii="Consolas" w:hAnsi="Consolas" w:eastAsia="Consolas" w:cs="Consolas"/>
+                <w:b w:val="0"/>
+                <w:bCs w:val="0"/>
+                <w:color w:val="000000"/>
+                <w:kern w:val="0"/>
+                <w:sz w:val="15"/>
+                <w:szCs w:val="15"/>
+                <w:shd w:val="clear" w:fill="FFFFFF"/>
+                <w:lang w:val="en-US" w:eastAsia="zh-CN" w:bidi="ar"/>
+              </w:rPr>
+              <w:t>.</w:t>
+            </w:r>
+            <w:r>
+              <w:rPr>
+                <w:rFonts w:hint="default" w:ascii="Consolas" w:hAnsi="Consolas" w:eastAsia="Consolas" w:cs="Consolas"/>
+                <w:b w:val="0"/>
+                <w:bCs w:val="0"/>
+                <w:color w:val="001080"/>
+                <w:kern w:val="0"/>
+                <w:sz w:val="15"/>
+                <w:szCs w:val="15"/>
+                <w:shd w:val="clear" w:fill="FFFFFF"/>
+                <w:lang w:val="en-US" w:eastAsia="zh-CN" w:bidi="ar"/>
+              </w:rPr>
+              <w:t>dark</w:t>
+            </w:r>
+            <w:r>
+              <w:rPr>
+                <w:rFonts w:hint="default" w:ascii="Consolas" w:hAnsi="Consolas" w:eastAsia="Consolas" w:cs="Consolas"/>
+                <w:b w:val="0"/>
+                <w:bCs w:val="0"/>
+                <w:color w:val="000000"/>
+                <w:kern w:val="0"/>
+                <w:sz w:val="15"/>
+                <w:szCs w:val="15"/>
+                <w:shd w:val="clear" w:fill="FFFFFF"/>
+                <w:lang w:val="en-US" w:eastAsia="zh-CN" w:bidi="ar"/>
+              </w:rPr>
+              <w:t>,</w:t>
+            </w:r>
+          </w:p>
+          <w:p>
+            <w:pPr>
+              <w:keepNext w:val="0"/>
+              <w:keepLines w:val="0"/>
+              <w:widowControl/>
+              <w:suppressLineNumbers w:val="0"/>
+              <w:shd w:val="clear" w:fill="FFFFFF"/>
+              <w:spacing w:line="240" w:lineRule="auto"/>
+              <w:jc w:val="left"/>
+              <w:rPr>
+                <w:rFonts w:hint="default" w:ascii="Consolas" w:hAnsi="Consolas" w:eastAsia="Consolas" w:cs="Consolas"/>
+                <w:b w:val="0"/>
+                <w:bCs w:val="0"/>
+                <w:color w:val="000000"/>
+                <w:sz w:val="15"/>
+                <w:szCs w:val="15"/>
+              </w:rPr>
+            </w:pPr>
+            <w:r>
+              <w:rPr>
+                <w:rFonts w:hint="default" w:ascii="Consolas" w:hAnsi="Consolas" w:eastAsia="Consolas" w:cs="Consolas"/>
+                <w:b w:val="0"/>
+                <w:bCs w:val="0"/>
+                <w:color w:val="000000"/>
+                <w:kern w:val="0"/>
+                <w:sz w:val="15"/>
+                <w:szCs w:val="15"/>
+                <w:shd w:val="clear" w:fill="FFFFFF"/>
+                <w:lang w:val="en-US" w:eastAsia="zh-CN" w:bidi="ar"/>
+              </w:rPr>
+              <w:t xml:space="preserve">    </w:t>
+            </w:r>
+            <w:r>
+              <w:rPr>
+                <w:rFonts w:hint="default" w:ascii="Consolas" w:hAnsi="Consolas" w:eastAsia="Consolas" w:cs="Consolas"/>
+                <w:b w:val="0"/>
+                <w:bCs w:val="0"/>
+                <w:color w:val="A31515"/>
+                <w:kern w:val="0"/>
+                <w:sz w:val="15"/>
+                <w:szCs w:val="15"/>
+                <w:shd w:val="clear" w:fill="FFFFFF"/>
+                <w:lang w:val="en-US" w:eastAsia="zh-CN" w:bidi="ar"/>
+              </w:rPr>
+              <w:t>"&amp; .MuiSlider-thumb"</w:t>
+            </w:r>
+            <w:r>
+              <w:rPr>
+                <w:rFonts w:hint="default" w:ascii="Consolas" w:hAnsi="Consolas" w:eastAsia="Consolas" w:cs="Consolas"/>
+                <w:b w:val="0"/>
+                <w:bCs w:val="0"/>
+                <w:color w:val="001080"/>
+                <w:kern w:val="0"/>
+                <w:sz w:val="15"/>
+                <w:szCs w:val="15"/>
+                <w:shd w:val="clear" w:fill="FFFFFF"/>
+                <w:lang w:val="en-US" w:eastAsia="zh-CN" w:bidi="ar"/>
+              </w:rPr>
+              <w:t>:</w:t>
+            </w:r>
+            <w:r>
+              <w:rPr>
+                <w:rFonts w:hint="default" w:ascii="Consolas" w:hAnsi="Consolas" w:eastAsia="Consolas" w:cs="Consolas"/>
+                <w:b w:val="0"/>
+                <w:bCs w:val="0"/>
+                <w:color w:val="000000"/>
+                <w:kern w:val="0"/>
+                <w:sz w:val="15"/>
+                <w:szCs w:val="15"/>
+                <w:shd w:val="clear" w:fill="FFFFFF"/>
+                <w:lang w:val="en-US" w:eastAsia="zh-CN" w:bidi="ar"/>
+              </w:rPr>
+              <w:t xml:space="preserve"> {</w:t>
+            </w:r>
+          </w:p>
+          <w:p>
+            <w:pPr>
+              <w:keepNext w:val="0"/>
+              <w:keepLines w:val="0"/>
+              <w:widowControl/>
+              <w:suppressLineNumbers w:val="0"/>
+              <w:shd w:val="clear" w:fill="FFFFFF"/>
+              <w:spacing w:line="240" w:lineRule="auto"/>
+              <w:jc w:val="left"/>
+              <w:rPr>
+                <w:rFonts w:hint="default" w:ascii="Consolas" w:hAnsi="Consolas" w:eastAsia="Consolas" w:cs="Consolas"/>
+                <w:b w:val="0"/>
+                <w:bCs w:val="0"/>
+                <w:color w:val="000000"/>
+                <w:sz w:val="15"/>
+                <w:szCs w:val="15"/>
+              </w:rPr>
+            </w:pPr>
+            <w:r>
+              <w:rPr>
+                <w:rFonts w:hint="default" w:ascii="Consolas" w:hAnsi="Consolas" w:eastAsia="Consolas" w:cs="Consolas"/>
+                <w:b w:val="0"/>
+                <w:bCs w:val="0"/>
+                <w:color w:val="000000"/>
+                <w:kern w:val="0"/>
+                <w:sz w:val="15"/>
+                <w:szCs w:val="15"/>
+                <w:shd w:val="clear" w:fill="FFFFFF"/>
+                <w:lang w:val="en-US" w:eastAsia="zh-CN" w:bidi="ar"/>
+              </w:rPr>
+              <w:t xml:space="preserve">      </w:t>
+            </w:r>
+            <w:r>
+              <w:rPr>
+                <w:rFonts w:hint="default" w:ascii="Consolas" w:hAnsi="Consolas" w:eastAsia="Consolas" w:cs="Consolas"/>
+                <w:b w:val="0"/>
+                <w:bCs w:val="0"/>
+                <w:color w:val="001080"/>
+                <w:kern w:val="0"/>
+                <w:sz w:val="15"/>
+                <w:szCs w:val="15"/>
+                <w:shd w:val="clear" w:fill="FFFFFF"/>
+                <w:lang w:val="en-US" w:eastAsia="zh-CN" w:bidi="ar"/>
+              </w:rPr>
+              <w:t>backgroundColor:</w:t>
+            </w:r>
+            <w:r>
+              <w:rPr>
+                <w:rFonts w:hint="default" w:ascii="Consolas" w:hAnsi="Consolas" w:eastAsia="Consolas" w:cs="Consolas"/>
+                <w:b w:val="0"/>
+                <w:bCs w:val="0"/>
+                <w:color w:val="000000"/>
+                <w:kern w:val="0"/>
+                <w:sz w:val="15"/>
+                <w:szCs w:val="15"/>
+                <w:shd w:val="clear" w:fill="FFFFFF"/>
+                <w:lang w:val="en-US" w:eastAsia="zh-CN" w:bidi="ar"/>
+              </w:rPr>
+              <w:t xml:space="preserve"> </w:t>
+            </w:r>
+            <w:r>
+              <w:rPr>
+                <w:rFonts w:hint="default" w:ascii="Consolas" w:hAnsi="Consolas" w:eastAsia="Consolas" w:cs="Consolas"/>
+                <w:b w:val="0"/>
+                <w:bCs w:val="0"/>
+                <w:color w:val="001080"/>
+                <w:kern w:val="0"/>
+                <w:sz w:val="15"/>
+                <w:szCs w:val="15"/>
+                <w:shd w:val="clear" w:fill="FFFFFF"/>
+                <w:lang w:val="en-US" w:eastAsia="zh-CN" w:bidi="ar"/>
+              </w:rPr>
+              <w:t>theme</w:t>
+            </w:r>
+            <w:r>
+              <w:rPr>
+                <w:rFonts w:hint="default" w:ascii="Consolas" w:hAnsi="Consolas" w:eastAsia="Consolas" w:cs="Consolas"/>
+                <w:b w:val="0"/>
+                <w:bCs w:val="0"/>
+                <w:color w:val="000000"/>
+                <w:kern w:val="0"/>
+                <w:sz w:val="15"/>
+                <w:szCs w:val="15"/>
+                <w:shd w:val="clear" w:fill="FFFFFF"/>
+                <w:lang w:val="en-US" w:eastAsia="zh-CN" w:bidi="ar"/>
+              </w:rPr>
+              <w:t>.</w:t>
+            </w:r>
+            <w:r>
+              <w:rPr>
+                <w:rFonts w:hint="default" w:ascii="Consolas" w:hAnsi="Consolas" w:eastAsia="Consolas" w:cs="Consolas"/>
+                <w:b w:val="0"/>
+                <w:bCs w:val="0"/>
+                <w:color w:val="001080"/>
+                <w:kern w:val="0"/>
+                <w:sz w:val="15"/>
+                <w:szCs w:val="15"/>
+                <w:shd w:val="clear" w:fill="FFFFFF"/>
+                <w:lang w:val="en-US" w:eastAsia="zh-CN" w:bidi="ar"/>
+              </w:rPr>
+              <w:t>palette</w:t>
+            </w:r>
+            <w:r>
+              <w:rPr>
+                <w:rFonts w:hint="default" w:ascii="Consolas" w:hAnsi="Consolas" w:eastAsia="Consolas" w:cs="Consolas"/>
+                <w:b w:val="0"/>
+                <w:bCs w:val="0"/>
+                <w:color w:val="000000"/>
+                <w:kern w:val="0"/>
+                <w:sz w:val="15"/>
+                <w:szCs w:val="15"/>
+                <w:shd w:val="clear" w:fill="FFFFFF"/>
+                <w:lang w:val="en-US" w:eastAsia="zh-CN" w:bidi="ar"/>
+              </w:rPr>
+              <w:t>.</w:t>
+            </w:r>
+            <w:r>
+              <w:rPr>
+                <w:rFonts w:hint="default" w:ascii="Consolas" w:hAnsi="Consolas" w:eastAsia="Consolas" w:cs="Consolas"/>
+                <w:b w:val="0"/>
+                <w:bCs w:val="0"/>
+                <w:color w:val="001080"/>
+                <w:kern w:val="0"/>
+                <w:sz w:val="15"/>
+                <w:szCs w:val="15"/>
+                <w:shd w:val="clear" w:fill="FFFFFF"/>
+                <w:lang w:val="en-US" w:eastAsia="zh-CN" w:bidi="ar"/>
+              </w:rPr>
+              <w:t>success</w:t>
+            </w:r>
+            <w:r>
+              <w:rPr>
+                <w:rFonts w:hint="default" w:ascii="Consolas" w:hAnsi="Consolas" w:eastAsia="Consolas" w:cs="Consolas"/>
+                <w:b w:val="0"/>
+                <w:bCs w:val="0"/>
+                <w:color w:val="000000"/>
+                <w:kern w:val="0"/>
+                <w:sz w:val="15"/>
+                <w:szCs w:val="15"/>
+                <w:shd w:val="clear" w:fill="FFFFFF"/>
+                <w:lang w:val="en-US" w:eastAsia="zh-CN" w:bidi="ar"/>
+              </w:rPr>
+              <w:t>.</w:t>
+            </w:r>
+            <w:r>
+              <w:rPr>
+                <w:rFonts w:hint="default" w:ascii="Consolas" w:hAnsi="Consolas" w:eastAsia="Consolas" w:cs="Consolas"/>
+                <w:b w:val="0"/>
+                <w:bCs w:val="0"/>
+                <w:color w:val="001080"/>
+                <w:kern w:val="0"/>
+                <w:sz w:val="15"/>
+                <w:szCs w:val="15"/>
+                <w:shd w:val="clear" w:fill="FFFFFF"/>
+                <w:lang w:val="en-US" w:eastAsia="zh-CN" w:bidi="ar"/>
+              </w:rPr>
+              <w:t>main</w:t>
+            </w:r>
+            <w:r>
+              <w:rPr>
+                <w:rFonts w:hint="default" w:ascii="Consolas" w:hAnsi="Consolas" w:eastAsia="Consolas" w:cs="Consolas"/>
+                <w:b w:val="0"/>
+                <w:bCs w:val="0"/>
+                <w:color w:val="000000"/>
+                <w:kern w:val="0"/>
+                <w:sz w:val="15"/>
+                <w:szCs w:val="15"/>
+                <w:shd w:val="clear" w:fill="FFFFFF"/>
+                <w:lang w:val="en-US" w:eastAsia="zh-CN" w:bidi="ar"/>
+              </w:rPr>
+              <w:t>,</w:t>
+            </w:r>
+          </w:p>
+          <w:p>
+            <w:pPr>
+              <w:keepNext w:val="0"/>
+              <w:keepLines w:val="0"/>
+              <w:widowControl/>
+              <w:suppressLineNumbers w:val="0"/>
+              <w:shd w:val="clear" w:fill="FFFFFF"/>
+              <w:spacing w:line="240" w:lineRule="auto"/>
+              <w:jc w:val="left"/>
+              <w:rPr>
+                <w:rFonts w:hint="default" w:ascii="Consolas" w:hAnsi="Consolas" w:eastAsia="Consolas" w:cs="Consolas"/>
+                <w:b w:val="0"/>
+                <w:bCs w:val="0"/>
+                <w:color w:val="000000"/>
+                <w:sz w:val="15"/>
+                <w:szCs w:val="15"/>
+              </w:rPr>
+            </w:pPr>
+            <w:r>
+              <w:rPr>
+                <w:rFonts w:hint="default" w:ascii="Consolas" w:hAnsi="Consolas" w:eastAsia="Consolas" w:cs="Consolas"/>
+                <w:b w:val="0"/>
+                <w:bCs w:val="0"/>
+                <w:color w:val="000000"/>
+                <w:kern w:val="0"/>
+                <w:sz w:val="15"/>
+                <w:szCs w:val="15"/>
+                <w:shd w:val="clear" w:fill="FFFFFF"/>
+                <w:lang w:val="en-US" w:eastAsia="zh-CN" w:bidi="ar"/>
+              </w:rPr>
+              <w:t xml:space="preserve">      </w:t>
+            </w:r>
+            <w:r>
+              <w:rPr>
+                <w:rFonts w:hint="default" w:ascii="Consolas" w:hAnsi="Consolas" w:eastAsia="Consolas" w:cs="Consolas"/>
+                <w:b w:val="0"/>
+                <w:bCs w:val="0"/>
+                <w:color w:val="A31515"/>
+                <w:kern w:val="0"/>
+                <w:sz w:val="15"/>
+                <w:szCs w:val="15"/>
+                <w:shd w:val="clear" w:fill="FFFFFF"/>
+                <w:lang w:val="en-US" w:eastAsia="zh-CN" w:bidi="ar"/>
+              </w:rPr>
+              <w:t>":hover"</w:t>
+            </w:r>
+            <w:r>
+              <w:rPr>
+                <w:rFonts w:hint="default" w:ascii="Consolas" w:hAnsi="Consolas" w:eastAsia="Consolas" w:cs="Consolas"/>
+                <w:b w:val="0"/>
+                <w:bCs w:val="0"/>
+                <w:color w:val="001080"/>
+                <w:kern w:val="0"/>
+                <w:sz w:val="15"/>
+                <w:szCs w:val="15"/>
+                <w:shd w:val="clear" w:fill="FFFFFF"/>
+                <w:lang w:val="en-US" w:eastAsia="zh-CN" w:bidi="ar"/>
+              </w:rPr>
+              <w:t>:</w:t>
+            </w:r>
+            <w:r>
+              <w:rPr>
+                <w:rFonts w:hint="default" w:ascii="Consolas" w:hAnsi="Consolas" w:eastAsia="Consolas" w:cs="Consolas"/>
+                <w:b w:val="0"/>
+                <w:bCs w:val="0"/>
+                <w:color w:val="000000"/>
+                <w:kern w:val="0"/>
+                <w:sz w:val="15"/>
+                <w:szCs w:val="15"/>
+                <w:shd w:val="clear" w:fill="FFFFFF"/>
+                <w:lang w:val="en-US" w:eastAsia="zh-CN" w:bidi="ar"/>
+              </w:rPr>
+              <w:t xml:space="preserve"> {</w:t>
+            </w:r>
+          </w:p>
+          <w:p>
+            <w:pPr>
+              <w:keepNext w:val="0"/>
+              <w:keepLines w:val="0"/>
+              <w:widowControl/>
+              <w:suppressLineNumbers w:val="0"/>
+              <w:shd w:val="clear" w:fill="FFFFFF"/>
+              <w:spacing w:line="240" w:lineRule="auto"/>
+              <w:jc w:val="left"/>
+              <w:rPr>
+                <w:rFonts w:hint="default" w:ascii="Consolas" w:hAnsi="Consolas" w:eastAsia="Consolas" w:cs="Consolas"/>
+                <w:b w:val="0"/>
+                <w:bCs w:val="0"/>
+                <w:color w:val="000000"/>
+                <w:sz w:val="15"/>
+                <w:szCs w:val="15"/>
+              </w:rPr>
+            </w:pPr>
+            <w:r>
+              <w:rPr>
+                <w:rFonts w:hint="default" w:ascii="Consolas" w:hAnsi="Consolas" w:eastAsia="Consolas" w:cs="Consolas"/>
+                <w:b w:val="0"/>
+                <w:bCs w:val="0"/>
+                <w:color w:val="000000"/>
+                <w:kern w:val="0"/>
+                <w:sz w:val="15"/>
+                <w:szCs w:val="15"/>
+                <w:shd w:val="clear" w:fill="FFFFFF"/>
+                <w:lang w:val="en-US" w:eastAsia="zh-CN" w:bidi="ar"/>
+              </w:rPr>
+              <w:t xml:space="preserve">        </w:t>
+            </w:r>
+            <w:r>
+              <w:rPr>
+                <w:rFonts w:hint="default" w:ascii="Consolas" w:hAnsi="Consolas" w:eastAsia="Consolas" w:cs="Consolas"/>
+                <w:b w:val="0"/>
+                <w:bCs w:val="0"/>
+                <w:color w:val="001080"/>
+                <w:kern w:val="0"/>
+                <w:sz w:val="15"/>
+                <w:szCs w:val="15"/>
+                <w:shd w:val="clear" w:fill="FFFFFF"/>
+                <w:lang w:val="en-US" w:eastAsia="zh-CN" w:bidi="ar"/>
+              </w:rPr>
+              <w:t>backgroundColor:</w:t>
+            </w:r>
+            <w:r>
+              <w:rPr>
+                <w:rFonts w:hint="default" w:ascii="Consolas" w:hAnsi="Consolas" w:eastAsia="Consolas" w:cs="Consolas"/>
+                <w:b w:val="0"/>
+                <w:bCs w:val="0"/>
+                <w:color w:val="000000"/>
+                <w:kern w:val="0"/>
+                <w:sz w:val="15"/>
+                <w:szCs w:val="15"/>
+                <w:shd w:val="clear" w:fill="FFFFFF"/>
+                <w:lang w:val="en-US" w:eastAsia="zh-CN" w:bidi="ar"/>
+              </w:rPr>
+              <w:t xml:space="preserve"> </w:t>
+            </w:r>
+            <w:r>
+              <w:rPr>
+                <w:rFonts w:hint="default" w:ascii="Consolas" w:hAnsi="Consolas" w:eastAsia="Consolas" w:cs="Consolas"/>
+                <w:b w:val="0"/>
+                <w:bCs w:val="0"/>
+                <w:color w:val="001080"/>
+                <w:kern w:val="0"/>
+                <w:sz w:val="15"/>
+                <w:szCs w:val="15"/>
+                <w:shd w:val="clear" w:fill="FFFFFF"/>
+                <w:lang w:val="en-US" w:eastAsia="zh-CN" w:bidi="ar"/>
+              </w:rPr>
+              <w:t>theme</w:t>
+            </w:r>
+            <w:r>
+              <w:rPr>
+                <w:rFonts w:hint="default" w:ascii="Consolas" w:hAnsi="Consolas" w:eastAsia="Consolas" w:cs="Consolas"/>
+                <w:b w:val="0"/>
+                <w:bCs w:val="0"/>
+                <w:color w:val="000000"/>
+                <w:kern w:val="0"/>
+                <w:sz w:val="15"/>
+                <w:szCs w:val="15"/>
+                <w:shd w:val="clear" w:fill="FFFFFF"/>
+                <w:lang w:val="en-US" w:eastAsia="zh-CN" w:bidi="ar"/>
+              </w:rPr>
+              <w:t>.</w:t>
+            </w:r>
+            <w:r>
+              <w:rPr>
+                <w:rFonts w:hint="default" w:ascii="Consolas" w:hAnsi="Consolas" w:eastAsia="Consolas" w:cs="Consolas"/>
+                <w:b w:val="0"/>
+                <w:bCs w:val="0"/>
+                <w:color w:val="001080"/>
+                <w:kern w:val="0"/>
+                <w:sz w:val="15"/>
+                <w:szCs w:val="15"/>
+                <w:shd w:val="clear" w:fill="FFFFFF"/>
+                <w:lang w:val="en-US" w:eastAsia="zh-CN" w:bidi="ar"/>
+              </w:rPr>
+              <w:t>palette</w:t>
+            </w:r>
+            <w:r>
+              <w:rPr>
+                <w:rFonts w:hint="default" w:ascii="Consolas" w:hAnsi="Consolas" w:eastAsia="Consolas" w:cs="Consolas"/>
+                <w:b w:val="0"/>
+                <w:bCs w:val="0"/>
+                <w:color w:val="000000"/>
+                <w:kern w:val="0"/>
+                <w:sz w:val="15"/>
+                <w:szCs w:val="15"/>
+                <w:shd w:val="clear" w:fill="FFFFFF"/>
+                <w:lang w:val="en-US" w:eastAsia="zh-CN" w:bidi="ar"/>
+              </w:rPr>
+              <w:t>.</w:t>
+            </w:r>
+            <w:r>
+              <w:rPr>
+                <w:rFonts w:hint="default" w:ascii="Consolas" w:hAnsi="Consolas" w:eastAsia="Consolas" w:cs="Consolas"/>
+                <w:b w:val="0"/>
+                <w:bCs w:val="0"/>
+                <w:color w:val="001080"/>
+                <w:kern w:val="0"/>
+                <w:sz w:val="15"/>
+                <w:szCs w:val="15"/>
+                <w:shd w:val="clear" w:fill="FFFFFF"/>
+                <w:lang w:val="en-US" w:eastAsia="zh-CN" w:bidi="ar"/>
+              </w:rPr>
+              <w:t>success</w:t>
+            </w:r>
+            <w:r>
+              <w:rPr>
+                <w:rFonts w:hint="default" w:ascii="Consolas" w:hAnsi="Consolas" w:eastAsia="Consolas" w:cs="Consolas"/>
+                <w:b w:val="0"/>
+                <w:bCs w:val="0"/>
+                <w:color w:val="000000"/>
+                <w:kern w:val="0"/>
+                <w:sz w:val="15"/>
+                <w:szCs w:val="15"/>
+                <w:shd w:val="clear" w:fill="FFFFFF"/>
+                <w:lang w:val="en-US" w:eastAsia="zh-CN" w:bidi="ar"/>
+              </w:rPr>
+              <w:t>.</w:t>
+            </w:r>
+            <w:r>
+              <w:rPr>
+                <w:rFonts w:hint="default" w:ascii="Consolas" w:hAnsi="Consolas" w:eastAsia="Consolas" w:cs="Consolas"/>
+                <w:b w:val="0"/>
+                <w:bCs w:val="0"/>
+                <w:color w:val="001080"/>
+                <w:kern w:val="0"/>
+                <w:sz w:val="15"/>
+                <w:szCs w:val="15"/>
+                <w:shd w:val="clear" w:fill="FFFFFF"/>
+                <w:lang w:val="en-US" w:eastAsia="zh-CN" w:bidi="ar"/>
+              </w:rPr>
+              <w:t>dark</w:t>
+            </w:r>
+          </w:p>
+          <w:p>
+            <w:pPr>
+              <w:keepNext w:val="0"/>
+              <w:keepLines w:val="0"/>
+              <w:widowControl/>
+              <w:suppressLineNumbers w:val="0"/>
+              <w:shd w:val="clear" w:fill="FFFFFF"/>
+              <w:spacing w:line="240" w:lineRule="auto"/>
+              <w:jc w:val="left"/>
+              <w:rPr>
+                <w:rFonts w:hint="default" w:ascii="Consolas" w:hAnsi="Consolas" w:eastAsia="Consolas" w:cs="Consolas"/>
+                <w:b w:val="0"/>
+                <w:bCs w:val="0"/>
+                <w:color w:val="000000"/>
+                <w:sz w:val="15"/>
+                <w:szCs w:val="15"/>
+              </w:rPr>
+            </w:pPr>
+            <w:r>
+              <w:rPr>
+                <w:rFonts w:hint="default" w:ascii="Consolas" w:hAnsi="Consolas" w:eastAsia="Consolas" w:cs="Consolas"/>
+                <w:b w:val="0"/>
+                <w:bCs w:val="0"/>
+                <w:color w:val="000000"/>
+                <w:kern w:val="0"/>
+                <w:sz w:val="15"/>
+                <w:szCs w:val="15"/>
+                <w:shd w:val="clear" w:fill="FFFFFF"/>
+                <w:lang w:val="en-US" w:eastAsia="zh-CN" w:bidi="ar"/>
+              </w:rPr>
+              <w:t>      }</w:t>
+            </w:r>
+          </w:p>
+          <w:p>
+            <w:pPr>
+              <w:keepNext w:val="0"/>
+              <w:keepLines w:val="0"/>
+              <w:widowControl/>
+              <w:suppressLineNumbers w:val="0"/>
+              <w:shd w:val="clear" w:fill="FFFFFF"/>
+              <w:spacing w:line="240" w:lineRule="auto"/>
+              <w:jc w:val="left"/>
+              <w:rPr>
+                <w:rFonts w:hint="default" w:ascii="Consolas" w:hAnsi="Consolas" w:eastAsia="Consolas" w:cs="Consolas"/>
+                <w:b w:val="0"/>
+                <w:bCs w:val="0"/>
+                <w:color w:val="000000"/>
+                <w:sz w:val="15"/>
+                <w:szCs w:val="15"/>
+              </w:rPr>
+            </w:pPr>
+            <w:r>
+              <w:rPr>
+                <w:rFonts w:hint="default" w:ascii="Consolas" w:hAnsi="Consolas" w:eastAsia="Consolas" w:cs="Consolas"/>
+                <w:b w:val="0"/>
+                <w:bCs w:val="0"/>
+                <w:color w:val="000000"/>
+                <w:kern w:val="0"/>
+                <w:sz w:val="15"/>
+                <w:szCs w:val="15"/>
+                <w:shd w:val="clear" w:fill="FFFFFF"/>
+                <w:lang w:val="en-US" w:eastAsia="zh-CN" w:bidi="ar"/>
+              </w:rPr>
+              <w:t>    },</w:t>
+            </w:r>
+          </w:p>
+          <w:p>
+            <w:pPr>
+              <w:keepNext w:val="0"/>
+              <w:keepLines w:val="0"/>
+              <w:widowControl/>
+              <w:suppressLineNumbers w:val="0"/>
+              <w:shd w:val="clear" w:fill="FFFFFF"/>
+              <w:spacing w:line="240" w:lineRule="auto"/>
+              <w:jc w:val="left"/>
+              <w:rPr>
+                <w:rFonts w:hint="default" w:ascii="Consolas" w:hAnsi="Consolas" w:eastAsia="Consolas" w:cs="Consolas"/>
+                <w:b w:val="0"/>
+                <w:bCs w:val="0"/>
+                <w:color w:val="000000"/>
+                <w:sz w:val="15"/>
+                <w:szCs w:val="15"/>
+              </w:rPr>
+            </w:pPr>
+            <w:r>
+              <w:rPr>
+                <w:rFonts w:hint="default" w:ascii="Consolas" w:hAnsi="Consolas" w:eastAsia="Consolas" w:cs="Consolas"/>
+                <w:b w:val="0"/>
+                <w:bCs w:val="0"/>
+                <w:color w:val="000000"/>
+                <w:kern w:val="0"/>
+                <w:sz w:val="15"/>
+                <w:szCs w:val="15"/>
+                <w:shd w:val="clear" w:fill="FFFFFF"/>
+                <w:lang w:val="en-US" w:eastAsia="zh-CN" w:bidi="ar"/>
+              </w:rPr>
+              <w:t xml:space="preserve">    </w:t>
+            </w:r>
+            <w:r>
+              <w:rPr>
+                <w:rFonts w:hint="default" w:ascii="Consolas" w:hAnsi="Consolas" w:eastAsia="Consolas" w:cs="Consolas"/>
+                <w:b w:val="0"/>
+                <w:bCs w:val="0"/>
+                <w:color w:val="A31515"/>
+                <w:kern w:val="0"/>
+                <w:sz w:val="15"/>
+                <w:szCs w:val="15"/>
+                <w:shd w:val="clear" w:fill="FFFFFF"/>
+                <w:lang w:val="en-US" w:eastAsia="zh-CN" w:bidi="ar"/>
+              </w:rPr>
+              <w:t>"&amp; .MuiSlider-rail"</w:t>
+            </w:r>
+            <w:r>
+              <w:rPr>
+                <w:rFonts w:hint="default" w:ascii="Consolas" w:hAnsi="Consolas" w:eastAsia="Consolas" w:cs="Consolas"/>
+                <w:b w:val="0"/>
+                <w:bCs w:val="0"/>
+                <w:color w:val="001080"/>
+                <w:kern w:val="0"/>
+                <w:sz w:val="15"/>
+                <w:szCs w:val="15"/>
+                <w:shd w:val="clear" w:fill="FFFFFF"/>
+                <w:lang w:val="en-US" w:eastAsia="zh-CN" w:bidi="ar"/>
+              </w:rPr>
+              <w:t>:</w:t>
+            </w:r>
+            <w:r>
+              <w:rPr>
+                <w:rFonts w:hint="default" w:ascii="Consolas" w:hAnsi="Consolas" w:eastAsia="Consolas" w:cs="Consolas"/>
+                <w:b w:val="0"/>
+                <w:bCs w:val="0"/>
+                <w:color w:val="000000"/>
+                <w:kern w:val="0"/>
+                <w:sz w:val="15"/>
+                <w:szCs w:val="15"/>
+                <w:shd w:val="clear" w:fill="FFFFFF"/>
+                <w:lang w:val="en-US" w:eastAsia="zh-CN" w:bidi="ar"/>
+              </w:rPr>
+              <w:t xml:space="preserve"> {</w:t>
+            </w:r>
+          </w:p>
+          <w:p>
+            <w:pPr>
+              <w:keepNext w:val="0"/>
+              <w:keepLines w:val="0"/>
+              <w:widowControl/>
+              <w:suppressLineNumbers w:val="0"/>
+              <w:shd w:val="clear" w:fill="FFFFFF"/>
+              <w:spacing w:line="240" w:lineRule="auto"/>
+              <w:jc w:val="left"/>
+              <w:rPr>
+                <w:rFonts w:hint="default" w:ascii="Consolas" w:hAnsi="Consolas" w:eastAsia="Consolas" w:cs="Consolas"/>
+                <w:b w:val="0"/>
+                <w:bCs w:val="0"/>
+                <w:color w:val="000000"/>
+                <w:sz w:val="15"/>
+                <w:szCs w:val="15"/>
+              </w:rPr>
+            </w:pPr>
+            <w:r>
+              <w:rPr>
+                <w:rFonts w:hint="default" w:ascii="Consolas" w:hAnsi="Consolas" w:eastAsia="Consolas" w:cs="Consolas"/>
+                <w:b w:val="0"/>
+                <w:bCs w:val="0"/>
+                <w:color w:val="000000"/>
+                <w:kern w:val="0"/>
+                <w:sz w:val="15"/>
+                <w:szCs w:val="15"/>
+                <w:shd w:val="clear" w:fill="FFFFFF"/>
+                <w:lang w:val="en-US" w:eastAsia="zh-CN" w:bidi="ar"/>
+              </w:rPr>
+              <w:t xml:space="preserve">      </w:t>
+            </w:r>
+            <w:r>
+              <w:rPr>
+                <w:rFonts w:hint="default" w:ascii="Consolas" w:hAnsi="Consolas" w:eastAsia="Consolas" w:cs="Consolas"/>
+                <w:b w:val="0"/>
+                <w:bCs w:val="0"/>
+                <w:color w:val="001080"/>
+                <w:kern w:val="0"/>
+                <w:sz w:val="15"/>
+                <w:szCs w:val="15"/>
+                <w:shd w:val="clear" w:fill="FFFFFF"/>
+                <w:lang w:val="en-US" w:eastAsia="zh-CN" w:bidi="ar"/>
+              </w:rPr>
+              <w:t>backgroundColor:</w:t>
+            </w:r>
+            <w:r>
+              <w:rPr>
+                <w:rFonts w:hint="default" w:ascii="Consolas" w:hAnsi="Consolas" w:eastAsia="Consolas" w:cs="Consolas"/>
+                <w:b w:val="0"/>
+                <w:bCs w:val="0"/>
+                <w:color w:val="000000"/>
+                <w:kern w:val="0"/>
+                <w:sz w:val="15"/>
+                <w:szCs w:val="15"/>
+                <w:shd w:val="clear" w:fill="FFFFFF"/>
+                <w:lang w:val="en-US" w:eastAsia="zh-CN" w:bidi="ar"/>
+              </w:rPr>
+              <w:t xml:space="preserve"> </w:t>
+            </w:r>
+            <w:r>
+              <w:rPr>
+                <w:rFonts w:hint="default" w:ascii="Consolas" w:hAnsi="Consolas" w:eastAsia="Consolas" w:cs="Consolas"/>
+                <w:b w:val="0"/>
+                <w:bCs w:val="0"/>
+                <w:color w:val="001080"/>
+                <w:kern w:val="0"/>
+                <w:sz w:val="15"/>
+                <w:szCs w:val="15"/>
+                <w:shd w:val="clear" w:fill="FFFFFF"/>
+                <w:lang w:val="en-US" w:eastAsia="zh-CN" w:bidi="ar"/>
+              </w:rPr>
+              <w:t>theme</w:t>
+            </w:r>
+            <w:r>
+              <w:rPr>
+                <w:rFonts w:hint="default" w:ascii="Consolas" w:hAnsi="Consolas" w:eastAsia="Consolas" w:cs="Consolas"/>
+                <w:b w:val="0"/>
+                <w:bCs w:val="0"/>
+                <w:color w:val="000000"/>
+                <w:kern w:val="0"/>
+                <w:sz w:val="15"/>
+                <w:szCs w:val="15"/>
+                <w:shd w:val="clear" w:fill="FFFFFF"/>
+                <w:lang w:val="en-US" w:eastAsia="zh-CN" w:bidi="ar"/>
+              </w:rPr>
+              <w:t>.</w:t>
+            </w:r>
+            <w:r>
+              <w:rPr>
+                <w:rFonts w:hint="default" w:ascii="Consolas" w:hAnsi="Consolas" w:eastAsia="Consolas" w:cs="Consolas"/>
+                <w:b w:val="0"/>
+                <w:bCs w:val="0"/>
+                <w:color w:val="001080"/>
+                <w:kern w:val="0"/>
+                <w:sz w:val="15"/>
+                <w:szCs w:val="15"/>
+                <w:shd w:val="clear" w:fill="FFFFFF"/>
+                <w:lang w:val="en-US" w:eastAsia="zh-CN" w:bidi="ar"/>
+              </w:rPr>
+              <w:t>palette</w:t>
+            </w:r>
+            <w:r>
+              <w:rPr>
+                <w:rFonts w:hint="default" w:ascii="Consolas" w:hAnsi="Consolas" w:eastAsia="Consolas" w:cs="Consolas"/>
+                <w:b w:val="0"/>
+                <w:bCs w:val="0"/>
+                <w:color w:val="000000"/>
+                <w:kern w:val="0"/>
+                <w:sz w:val="15"/>
+                <w:szCs w:val="15"/>
+                <w:shd w:val="clear" w:fill="FFFFFF"/>
+                <w:lang w:val="en-US" w:eastAsia="zh-CN" w:bidi="ar"/>
+              </w:rPr>
+              <w:t>.</w:t>
+            </w:r>
+            <w:r>
+              <w:rPr>
+                <w:rFonts w:hint="default" w:ascii="Consolas" w:hAnsi="Consolas" w:eastAsia="Consolas" w:cs="Consolas"/>
+                <w:b w:val="0"/>
+                <w:bCs w:val="0"/>
+                <w:color w:val="001080"/>
+                <w:kern w:val="0"/>
+                <w:sz w:val="15"/>
+                <w:szCs w:val="15"/>
+                <w:shd w:val="clear" w:fill="FFFFFF"/>
+                <w:lang w:val="en-US" w:eastAsia="zh-CN" w:bidi="ar"/>
+              </w:rPr>
+              <w:t>warning</w:t>
+            </w:r>
+            <w:r>
+              <w:rPr>
+                <w:rFonts w:hint="default" w:ascii="Consolas" w:hAnsi="Consolas" w:eastAsia="Consolas" w:cs="Consolas"/>
+                <w:b w:val="0"/>
+                <w:bCs w:val="0"/>
+                <w:color w:val="000000"/>
+                <w:kern w:val="0"/>
+                <w:sz w:val="15"/>
+                <w:szCs w:val="15"/>
+                <w:shd w:val="clear" w:fill="FFFFFF"/>
+                <w:lang w:val="en-US" w:eastAsia="zh-CN" w:bidi="ar"/>
+              </w:rPr>
+              <w:t>.</w:t>
+            </w:r>
+            <w:r>
+              <w:rPr>
+                <w:rFonts w:hint="default" w:ascii="Consolas" w:hAnsi="Consolas" w:eastAsia="Consolas" w:cs="Consolas"/>
+                <w:b w:val="0"/>
+                <w:bCs w:val="0"/>
+                <w:color w:val="001080"/>
+                <w:kern w:val="0"/>
+                <w:sz w:val="15"/>
+                <w:szCs w:val="15"/>
+                <w:shd w:val="clear" w:fill="FFFFFF"/>
+                <w:lang w:val="en-US" w:eastAsia="zh-CN" w:bidi="ar"/>
+              </w:rPr>
+              <w:t>main</w:t>
+            </w:r>
+          </w:p>
+          <w:p>
+            <w:pPr>
+              <w:keepNext w:val="0"/>
+              <w:keepLines w:val="0"/>
+              <w:widowControl/>
+              <w:suppressLineNumbers w:val="0"/>
+              <w:shd w:val="clear" w:fill="FFFFFF"/>
+              <w:spacing w:line="240" w:lineRule="auto"/>
+              <w:jc w:val="left"/>
+              <w:rPr>
+                <w:rFonts w:hint="default" w:ascii="Consolas" w:hAnsi="Consolas" w:eastAsia="Consolas" w:cs="Consolas"/>
+                <w:b w:val="0"/>
+                <w:bCs w:val="0"/>
+                <w:color w:val="000000"/>
+                <w:sz w:val="15"/>
+                <w:szCs w:val="15"/>
+              </w:rPr>
+            </w:pPr>
+            <w:r>
+              <w:rPr>
+                <w:rFonts w:hint="default" w:ascii="Consolas" w:hAnsi="Consolas" w:eastAsia="Consolas" w:cs="Consolas"/>
+                <w:b w:val="0"/>
+                <w:bCs w:val="0"/>
+                <w:color w:val="000000"/>
+                <w:kern w:val="0"/>
+                <w:sz w:val="15"/>
+                <w:szCs w:val="15"/>
+                <w:shd w:val="clear" w:fill="FFFFFF"/>
+                <w:lang w:val="en-US" w:eastAsia="zh-CN" w:bidi="ar"/>
+              </w:rPr>
+              <w:t>    },</w:t>
+            </w:r>
+          </w:p>
+          <w:p>
+            <w:pPr>
+              <w:keepNext w:val="0"/>
+              <w:keepLines w:val="0"/>
+              <w:widowControl/>
+              <w:suppressLineNumbers w:val="0"/>
+              <w:shd w:val="clear" w:fill="FFFFFF"/>
+              <w:spacing w:line="240" w:lineRule="auto"/>
+              <w:jc w:val="left"/>
+              <w:rPr>
+                <w:rFonts w:hint="default" w:ascii="Consolas" w:hAnsi="Consolas" w:eastAsia="Consolas" w:cs="Consolas"/>
+                <w:b w:val="0"/>
+                <w:bCs w:val="0"/>
+                <w:color w:val="000000"/>
+                <w:sz w:val="15"/>
+                <w:szCs w:val="15"/>
+              </w:rPr>
+            </w:pPr>
+            <w:r>
+              <w:rPr>
+                <w:rFonts w:hint="default" w:ascii="Consolas" w:hAnsi="Consolas" w:eastAsia="Consolas" w:cs="Consolas"/>
+                <w:b w:val="0"/>
+                <w:bCs w:val="0"/>
+                <w:color w:val="000000"/>
+                <w:kern w:val="0"/>
+                <w:sz w:val="15"/>
+                <w:szCs w:val="15"/>
+                <w:shd w:val="clear" w:fill="FFFFFF"/>
+                <w:lang w:val="en-US" w:eastAsia="zh-CN" w:bidi="ar"/>
+              </w:rPr>
+              <w:t xml:space="preserve">    </w:t>
+            </w:r>
+            <w:r>
+              <w:rPr>
+                <w:rFonts w:hint="default" w:ascii="Consolas" w:hAnsi="Consolas" w:eastAsia="Consolas" w:cs="Consolas"/>
+                <w:b w:val="0"/>
+                <w:bCs w:val="0"/>
+                <w:color w:val="A31515"/>
+                <w:kern w:val="0"/>
+                <w:sz w:val="15"/>
+                <w:szCs w:val="15"/>
+                <w:shd w:val="clear" w:fill="FFFFFF"/>
+                <w:lang w:val="en-US" w:eastAsia="zh-CN" w:bidi="ar"/>
+              </w:rPr>
+              <w:t>"&amp; .MuiSlider-track"</w:t>
+            </w:r>
+            <w:r>
+              <w:rPr>
+                <w:rFonts w:hint="default" w:ascii="Consolas" w:hAnsi="Consolas" w:eastAsia="Consolas" w:cs="Consolas"/>
+                <w:b w:val="0"/>
+                <w:bCs w:val="0"/>
+                <w:color w:val="001080"/>
+                <w:kern w:val="0"/>
+                <w:sz w:val="15"/>
+                <w:szCs w:val="15"/>
+                <w:shd w:val="clear" w:fill="FFFFFF"/>
+                <w:lang w:val="en-US" w:eastAsia="zh-CN" w:bidi="ar"/>
+              </w:rPr>
+              <w:t>:</w:t>
+            </w:r>
+            <w:r>
+              <w:rPr>
+                <w:rFonts w:hint="default" w:ascii="Consolas" w:hAnsi="Consolas" w:eastAsia="Consolas" w:cs="Consolas"/>
+                <w:b w:val="0"/>
+                <w:bCs w:val="0"/>
+                <w:color w:val="000000"/>
+                <w:kern w:val="0"/>
+                <w:sz w:val="15"/>
+                <w:szCs w:val="15"/>
+                <w:shd w:val="clear" w:fill="FFFFFF"/>
+                <w:lang w:val="en-US" w:eastAsia="zh-CN" w:bidi="ar"/>
+              </w:rPr>
+              <w:t xml:space="preserve"> {</w:t>
+            </w:r>
+          </w:p>
+          <w:p>
+            <w:pPr>
+              <w:keepNext w:val="0"/>
+              <w:keepLines w:val="0"/>
+              <w:widowControl/>
+              <w:suppressLineNumbers w:val="0"/>
+              <w:shd w:val="clear" w:fill="FFFFFF"/>
+              <w:spacing w:line="240" w:lineRule="auto"/>
+              <w:jc w:val="left"/>
+              <w:rPr>
+                <w:rFonts w:hint="default" w:ascii="Consolas" w:hAnsi="Consolas" w:eastAsia="Consolas" w:cs="Consolas"/>
+                <w:b w:val="0"/>
+                <w:bCs w:val="0"/>
+                <w:color w:val="000000"/>
+                <w:sz w:val="15"/>
+                <w:szCs w:val="15"/>
+              </w:rPr>
+            </w:pPr>
+            <w:r>
+              <w:rPr>
+                <w:rFonts w:hint="default" w:ascii="Consolas" w:hAnsi="Consolas" w:eastAsia="Consolas" w:cs="Consolas"/>
+                <w:b w:val="0"/>
+                <w:bCs w:val="0"/>
+                <w:color w:val="000000"/>
+                <w:kern w:val="0"/>
+                <w:sz w:val="15"/>
+                <w:szCs w:val="15"/>
+                <w:shd w:val="clear" w:fill="FFFFFF"/>
+                <w:lang w:val="en-US" w:eastAsia="zh-CN" w:bidi="ar"/>
+              </w:rPr>
+              <w:t xml:space="preserve">      </w:t>
+            </w:r>
+            <w:r>
+              <w:rPr>
+                <w:rFonts w:hint="default" w:ascii="Consolas" w:hAnsi="Consolas" w:eastAsia="Consolas" w:cs="Consolas"/>
+                <w:b w:val="0"/>
+                <w:bCs w:val="0"/>
+                <w:color w:val="001080"/>
+                <w:kern w:val="0"/>
+                <w:sz w:val="15"/>
+                <w:szCs w:val="15"/>
+                <w:shd w:val="clear" w:fill="FFFFFF"/>
+                <w:lang w:val="en-US" w:eastAsia="zh-CN" w:bidi="ar"/>
+              </w:rPr>
+              <w:t>backgroundColor:</w:t>
+            </w:r>
+            <w:r>
+              <w:rPr>
+                <w:rFonts w:hint="default" w:ascii="Consolas" w:hAnsi="Consolas" w:eastAsia="Consolas" w:cs="Consolas"/>
+                <w:b w:val="0"/>
+                <w:bCs w:val="0"/>
+                <w:color w:val="000000"/>
+                <w:kern w:val="0"/>
+                <w:sz w:val="15"/>
+                <w:szCs w:val="15"/>
+                <w:shd w:val="clear" w:fill="FFFFFF"/>
+                <w:lang w:val="en-US" w:eastAsia="zh-CN" w:bidi="ar"/>
+              </w:rPr>
+              <w:t xml:space="preserve"> </w:t>
+            </w:r>
+            <w:r>
+              <w:rPr>
+                <w:rFonts w:hint="default" w:ascii="Consolas" w:hAnsi="Consolas" w:eastAsia="Consolas" w:cs="Consolas"/>
+                <w:b w:val="0"/>
+                <w:bCs w:val="0"/>
+                <w:color w:val="001080"/>
+                <w:kern w:val="0"/>
+                <w:sz w:val="15"/>
+                <w:szCs w:val="15"/>
+                <w:shd w:val="clear" w:fill="FFFFFF"/>
+                <w:lang w:val="en-US" w:eastAsia="zh-CN" w:bidi="ar"/>
+              </w:rPr>
+              <w:t>theme</w:t>
+            </w:r>
+            <w:r>
+              <w:rPr>
+                <w:rFonts w:hint="default" w:ascii="Consolas" w:hAnsi="Consolas" w:eastAsia="Consolas" w:cs="Consolas"/>
+                <w:b w:val="0"/>
+                <w:bCs w:val="0"/>
+                <w:color w:val="000000"/>
+                <w:kern w:val="0"/>
+                <w:sz w:val="15"/>
+                <w:szCs w:val="15"/>
+                <w:shd w:val="clear" w:fill="FFFFFF"/>
+                <w:lang w:val="en-US" w:eastAsia="zh-CN" w:bidi="ar"/>
+              </w:rPr>
+              <w:t>.</w:t>
+            </w:r>
+            <w:r>
+              <w:rPr>
+                <w:rFonts w:hint="default" w:ascii="Consolas" w:hAnsi="Consolas" w:eastAsia="Consolas" w:cs="Consolas"/>
+                <w:b w:val="0"/>
+                <w:bCs w:val="0"/>
+                <w:color w:val="001080"/>
+                <w:kern w:val="0"/>
+                <w:sz w:val="15"/>
+                <w:szCs w:val="15"/>
+                <w:shd w:val="clear" w:fill="FFFFFF"/>
+                <w:lang w:val="en-US" w:eastAsia="zh-CN" w:bidi="ar"/>
+              </w:rPr>
+              <w:t>palette</w:t>
+            </w:r>
+            <w:r>
+              <w:rPr>
+                <w:rFonts w:hint="default" w:ascii="Consolas" w:hAnsi="Consolas" w:eastAsia="Consolas" w:cs="Consolas"/>
+                <w:b w:val="0"/>
+                <w:bCs w:val="0"/>
+                <w:color w:val="000000"/>
+                <w:kern w:val="0"/>
+                <w:sz w:val="15"/>
+                <w:szCs w:val="15"/>
+                <w:shd w:val="clear" w:fill="FFFFFF"/>
+                <w:lang w:val="en-US" w:eastAsia="zh-CN" w:bidi="ar"/>
+              </w:rPr>
+              <w:t>.</w:t>
+            </w:r>
+            <w:r>
+              <w:rPr>
+                <w:rFonts w:hint="default" w:ascii="Consolas" w:hAnsi="Consolas" w:eastAsia="Consolas" w:cs="Consolas"/>
+                <w:b w:val="0"/>
+                <w:bCs w:val="0"/>
+                <w:color w:val="001080"/>
+                <w:kern w:val="0"/>
+                <w:sz w:val="15"/>
+                <w:szCs w:val="15"/>
+                <w:shd w:val="clear" w:fill="FFFFFF"/>
+                <w:lang w:val="en-US" w:eastAsia="zh-CN" w:bidi="ar"/>
+              </w:rPr>
+              <w:t>warning</w:t>
+            </w:r>
+            <w:r>
+              <w:rPr>
+                <w:rFonts w:hint="default" w:ascii="Consolas" w:hAnsi="Consolas" w:eastAsia="Consolas" w:cs="Consolas"/>
+                <w:b w:val="0"/>
+                <w:bCs w:val="0"/>
+                <w:color w:val="000000"/>
+                <w:kern w:val="0"/>
+                <w:sz w:val="15"/>
+                <w:szCs w:val="15"/>
+                <w:shd w:val="clear" w:fill="FFFFFF"/>
+                <w:lang w:val="en-US" w:eastAsia="zh-CN" w:bidi="ar"/>
+              </w:rPr>
+              <w:t>.</w:t>
+            </w:r>
+            <w:r>
+              <w:rPr>
+                <w:rFonts w:hint="default" w:ascii="Consolas" w:hAnsi="Consolas" w:eastAsia="Consolas" w:cs="Consolas"/>
+                <w:b w:val="0"/>
+                <w:bCs w:val="0"/>
+                <w:color w:val="001080"/>
+                <w:kern w:val="0"/>
+                <w:sz w:val="15"/>
+                <w:szCs w:val="15"/>
+                <w:shd w:val="clear" w:fill="FFFFFF"/>
+                <w:lang w:val="en-US" w:eastAsia="zh-CN" w:bidi="ar"/>
+              </w:rPr>
+              <w:t>dark</w:t>
+            </w:r>
+            <w:r>
+              <w:rPr>
+                <w:rFonts w:hint="default" w:ascii="Consolas" w:hAnsi="Consolas" w:eastAsia="Consolas" w:cs="Consolas"/>
+                <w:b w:val="0"/>
+                <w:bCs w:val="0"/>
+                <w:color w:val="000000"/>
+                <w:kern w:val="0"/>
+                <w:sz w:val="15"/>
+                <w:szCs w:val="15"/>
+                <w:shd w:val="clear" w:fill="FFFFFF"/>
+                <w:lang w:val="en-US" w:eastAsia="zh-CN" w:bidi="ar"/>
+              </w:rPr>
+              <w:t>,</w:t>
+            </w:r>
+          </w:p>
+          <w:p>
+            <w:pPr>
+              <w:keepNext w:val="0"/>
+              <w:keepLines w:val="0"/>
+              <w:widowControl/>
+              <w:suppressLineNumbers w:val="0"/>
+              <w:shd w:val="clear" w:fill="FFFFFF"/>
+              <w:spacing w:line="240" w:lineRule="auto"/>
+              <w:jc w:val="left"/>
+              <w:rPr>
+                <w:rFonts w:hint="default" w:ascii="Consolas" w:hAnsi="Consolas" w:eastAsia="Consolas" w:cs="Consolas"/>
+                <w:b w:val="0"/>
+                <w:bCs w:val="0"/>
+                <w:color w:val="000000"/>
+                <w:sz w:val="15"/>
+                <w:szCs w:val="15"/>
+              </w:rPr>
+            </w:pPr>
+            <w:r>
+              <w:rPr>
+                <w:rFonts w:hint="default" w:ascii="Consolas" w:hAnsi="Consolas" w:eastAsia="Consolas" w:cs="Consolas"/>
+                <w:b w:val="0"/>
+                <w:bCs w:val="0"/>
+                <w:color w:val="000000"/>
+                <w:kern w:val="0"/>
+                <w:sz w:val="15"/>
+                <w:szCs w:val="15"/>
+                <w:shd w:val="clear" w:fill="FFFFFF"/>
+                <w:lang w:val="en-US" w:eastAsia="zh-CN" w:bidi="ar"/>
+              </w:rPr>
+              <w:t xml:space="preserve">      </w:t>
+            </w:r>
+            <w:r>
+              <w:rPr>
+                <w:rFonts w:hint="default" w:ascii="Consolas" w:hAnsi="Consolas" w:eastAsia="Consolas" w:cs="Consolas"/>
+                <w:b w:val="0"/>
+                <w:bCs w:val="0"/>
+                <w:color w:val="001080"/>
+                <w:kern w:val="0"/>
+                <w:sz w:val="15"/>
+                <w:szCs w:val="15"/>
+                <w:shd w:val="clear" w:fill="FFFFFF"/>
+                <w:lang w:val="en-US" w:eastAsia="zh-CN" w:bidi="ar"/>
+              </w:rPr>
+              <w:t>borderColor:</w:t>
+            </w:r>
+            <w:r>
+              <w:rPr>
+                <w:rFonts w:hint="default" w:ascii="Consolas" w:hAnsi="Consolas" w:eastAsia="Consolas" w:cs="Consolas"/>
+                <w:b w:val="0"/>
+                <w:bCs w:val="0"/>
+                <w:color w:val="000000"/>
+                <w:kern w:val="0"/>
+                <w:sz w:val="15"/>
+                <w:szCs w:val="15"/>
+                <w:shd w:val="clear" w:fill="FFFFFF"/>
+                <w:lang w:val="en-US" w:eastAsia="zh-CN" w:bidi="ar"/>
+              </w:rPr>
+              <w:t xml:space="preserve"> </w:t>
+            </w:r>
+            <w:r>
+              <w:rPr>
+                <w:rFonts w:hint="default" w:ascii="Consolas" w:hAnsi="Consolas" w:eastAsia="Consolas" w:cs="Consolas"/>
+                <w:b w:val="0"/>
+                <w:bCs w:val="0"/>
+                <w:color w:val="001080"/>
+                <w:kern w:val="0"/>
+                <w:sz w:val="15"/>
+                <w:szCs w:val="15"/>
+                <w:shd w:val="clear" w:fill="FFFFFF"/>
+                <w:lang w:val="en-US" w:eastAsia="zh-CN" w:bidi="ar"/>
+              </w:rPr>
+              <w:t>theme</w:t>
+            </w:r>
+            <w:r>
+              <w:rPr>
+                <w:rFonts w:hint="default" w:ascii="Consolas" w:hAnsi="Consolas" w:eastAsia="Consolas" w:cs="Consolas"/>
+                <w:b w:val="0"/>
+                <w:bCs w:val="0"/>
+                <w:color w:val="000000"/>
+                <w:kern w:val="0"/>
+                <w:sz w:val="15"/>
+                <w:szCs w:val="15"/>
+                <w:shd w:val="clear" w:fill="FFFFFF"/>
+                <w:lang w:val="en-US" w:eastAsia="zh-CN" w:bidi="ar"/>
+              </w:rPr>
+              <w:t>.</w:t>
+            </w:r>
+            <w:r>
+              <w:rPr>
+                <w:rFonts w:hint="default" w:ascii="Consolas" w:hAnsi="Consolas" w:eastAsia="Consolas" w:cs="Consolas"/>
+                <w:b w:val="0"/>
+                <w:bCs w:val="0"/>
+                <w:color w:val="001080"/>
+                <w:kern w:val="0"/>
+                <w:sz w:val="15"/>
+                <w:szCs w:val="15"/>
+                <w:shd w:val="clear" w:fill="FFFFFF"/>
+                <w:lang w:val="en-US" w:eastAsia="zh-CN" w:bidi="ar"/>
+              </w:rPr>
+              <w:t>palette</w:t>
+            </w:r>
+            <w:r>
+              <w:rPr>
+                <w:rFonts w:hint="default" w:ascii="Consolas" w:hAnsi="Consolas" w:eastAsia="Consolas" w:cs="Consolas"/>
+                <w:b w:val="0"/>
+                <w:bCs w:val="0"/>
+                <w:color w:val="000000"/>
+                <w:kern w:val="0"/>
+                <w:sz w:val="15"/>
+                <w:szCs w:val="15"/>
+                <w:shd w:val="clear" w:fill="FFFFFF"/>
+                <w:lang w:val="en-US" w:eastAsia="zh-CN" w:bidi="ar"/>
+              </w:rPr>
+              <w:t>.</w:t>
+            </w:r>
+            <w:r>
+              <w:rPr>
+                <w:rFonts w:hint="default" w:ascii="Consolas" w:hAnsi="Consolas" w:eastAsia="Consolas" w:cs="Consolas"/>
+                <w:b w:val="0"/>
+                <w:bCs w:val="0"/>
+                <w:color w:val="001080"/>
+                <w:kern w:val="0"/>
+                <w:sz w:val="15"/>
+                <w:szCs w:val="15"/>
+                <w:shd w:val="clear" w:fill="FFFFFF"/>
+                <w:lang w:val="en-US" w:eastAsia="zh-CN" w:bidi="ar"/>
+              </w:rPr>
+              <w:t>warning</w:t>
+            </w:r>
+            <w:r>
+              <w:rPr>
+                <w:rFonts w:hint="default" w:ascii="Consolas" w:hAnsi="Consolas" w:eastAsia="Consolas" w:cs="Consolas"/>
+                <w:b w:val="0"/>
+                <w:bCs w:val="0"/>
+                <w:color w:val="000000"/>
+                <w:kern w:val="0"/>
+                <w:sz w:val="15"/>
+                <w:szCs w:val="15"/>
+                <w:shd w:val="clear" w:fill="FFFFFF"/>
+                <w:lang w:val="en-US" w:eastAsia="zh-CN" w:bidi="ar"/>
+              </w:rPr>
+              <w:t>.</w:t>
+            </w:r>
+            <w:r>
+              <w:rPr>
+                <w:rFonts w:hint="default" w:ascii="Consolas" w:hAnsi="Consolas" w:eastAsia="Consolas" w:cs="Consolas"/>
+                <w:b w:val="0"/>
+                <w:bCs w:val="0"/>
+                <w:color w:val="001080"/>
+                <w:kern w:val="0"/>
+                <w:sz w:val="15"/>
+                <w:szCs w:val="15"/>
+                <w:shd w:val="clear" w:fill="FFFFFF"/>
+                <w:lang w:val="en-US" w:eastAsia="zh-CN" w:bidi="ar"/>
+              </w:rPr>
+              <w:t>dark</w:t>
+            </w:r>
+            <w:r>
+              <w:rPr>
+                <w:rFonts w:hint="default" w:ascii="Consolas" w:hAnsi="Consolas" w:eastAsia="Consolas" w:cs="Consolas"/>
+                <w:b w:val="0"/>
+                <w:bCs w:val="0"/>
+                <w:color w:val="000000"/>
+                <w:kern w:val="0"/>
+                <w:sz w:val="15"/>
+                <w:szCs w:val="15"/>
+                <w:shd w:val="clear" w:fill="FFFFFF"/>
+                <w:lang w:val="en-US" w:eastAsia="zh-CN" w:bidi="ar"/>
+              </w:rPr>
+              <w:t>,</w:t>
+            </w:r>
+          </w:p>
+          <w:p>
+            <w:pPr>
+              <w:keepNext w:val="0"/>
+              <w:keepLines w:val="0"/>
+              <w:widowControl/>
+              <w:suppressLineNumbers w:val="0"/>
+              <w:shd w:val="clear" w:fill="FFFFFF"/>
+              <w:spacing w:line="240" w:lineRule="auto"/>
+              <w:jc w:val="left"/>
+              <w:rPr>
+                <w:rFonts w:hint="default" w:ascii="Consolas" w:hAnsi="Consolas" w:eastAsia="Consolas" w:cs="Consolas"/>
+                <w:b w:val="0"/>
+                <w:bCs w:val="0"/>
+                <w:color w:val="000000"/>
+                <w:sz w:val="15"/>
+                <w:szCs w:val="15"/>
+              </w:rPr>
+            </w:pPr>
+            <w:r>
+              <w:rPr>
+                <w:rFonts w:hint="default" w:ascii="Consolas" w:hAnsi="Consolas" w:eastAsia="Consolas" w:cs="Consolas"/>
+                <w:b w:val="0"/>
+                <w:bCs w:val="0"/>
+                <w:color w:val="000000"/>
+                <w:kern w:val="0"/>
+                <w:sz w:val="15"/>
+                <w:szCs w:val="15"/>
+                <w:shd w:val="clear" w:fill="FFFFFF"/>
+                <w:lang w:val="en-US" w:eastAsia="zh-CN" w:bidi="ar"/>
+              </w:rPr>
+              <w:t>    }</w:t>
+            </w:r>
+          </w:p>
+          <w:p>
+            <w:pPr>
+              <w:keepNext w:val="0"/>
+              <w:keepLines w:val="0"/>
+              <w:widowControl/>
+              <w:suppressLineNumbers w:val="0"/>
+              <w:shd w:val="clear" w:fill="FFFFFF"/>
+              <w:spacing w:line="240" w:lineRule="auto"/>
+              <w:jc w:val="left"/>
+              <w:rPr>
+                <w:rFonts w:hint="default" w:ascii="Consolas" w:hAnsi="Consolas" w:eastAsia="Consolas" w:cs="Consolas"/>
+                <w:b w:val="0"/>
+                <w:bCs w:val="0"/>
+                <w:color w:val="000000"/>
+                <w:sz w:val="15"/>
+                <w:szCs w:val="15"/>
+              </w:rPr>
+            </w:pPr>
+            <w:r>
+              <w:rPr>
+                <w:rFonts w:hint="default" w:ascii="Consolas" w:hAnsi="Consolas" w:eastAsia="Consolas" w:cs="Consolas"/>
+                <w:b w:val="0"/>
+                <w:bCs w:val="0"/>
+                <w:color w:val="000000"/>
+                <w:kern w:val="0"/>
+                <w:sz w:val="15"/>
+                <w:szCs w:val="15"/>
+                <w:shd w:val="clear" w:fill="FFFFFF"/>
+                <w:lang w:val="en-US" w:eastAsia="zh-CN" w:bidi="ar"/>
+              </w:rPr>
+              <w:t>}))</w:t>
+            </w:r>
+          </w:p>
+          <w:p>
+            <w:pPr>
+              <w:widowControl w:val="0"/>
+              <w:spacing w:line="360" w:lineRule="auto"/>
+              <w:jc w:val="both"/>
+              <w:rPr>
+                <w:rFonts w:hint="default"/>
+                <w:sz w:val="18"/>
+                <w:szCs w:val="18"/>
+                <w:vertAlign w:val="baseline"/>
+                <w:lang w:val="en-IN"/>
+              </w:rPr>
+            </w:pPr>
+          </w:p>
+          <w:p>
+            <w:pPr>
+              <w:keepNext w:val="0"/>
+              <w:keepLines w:val="0"/>
+              <w:widowControl/>
+              <w:suppressLineNumbers w:val="0"/>
+              <w:shd w:val="clear" w:fill="FFFFFF"/>
+              <w:spacing w:line="240" w:lineRule="auto"/>
+              <w:jc w:val="left"/>
+              <w:rPr>
+                <w:rFonts w:ascii="Consolas" w:hAnsi="Consolas" w:eastAsia="Consolas" w:cs="Consolas"/>
+                <w:b w:val="0"/>
+                <w:bCs w:val="0"/>
+                <w:color w:val="000000"/>
+                <w:sz w:val="15"/>
+                <w:szCs w:val="15"/>
+              </w:rPr>
+            </w:pPr>
+            <w:r>
+              <w:rPr>
+                <w:rFonts w:hint="default" w:ascii="Consolas" w:hAnsi="Consolas" w:eastAsia="Consolas" w:cs="Consolas"/>
+                <w:b w:val="0"/>
+                <w:bCs w:val="0"/>
+                <w:color w:val="0000FF"/>
+                <w:kern w:val="0"/>
+                <w:sz w:val="15"/>
+                <w:szCs w:val="15"/>
+                <w:shd w:val="clear" w:fill="FFFFFF"/>
+                <w:lang w:val="en-US" w:eastAsia="zh-CN" w:bidi="ar"/>
+              </w:rPr>
+              <w:t>const</w:t>
+            </w:r>
+            <w:r>
+              <w:rPr>
+                <w:rFonts w:hint="default" w:ascii="Consolas" w:hAnsi="Consolas" w:eastAsia="Consolas" w:cs="Consolas"/>
+                <w:b w:val="0"/>
+                <w:bCs w:val="0"/>
+                <w:color w:val="000000"/>
+                <w:kern w:val="0"/>
+                <w:sz w:val="15"/>
+                <w:szCs w:val="15"/>
+                <w:shd w:val="clear" w:fill="FFFFFF"/>
+                <w:lang w:val="en-US" w:eastAsia="zh-CN" w:bidi="ar"/>
+              </w:rPr>
+              <w:t xml:space="preserve"> </w:t>
+            </w:r>
+            <w:r>
+              <w:rPr>
+                <w:rFonts w:hint="default" w:ascii="Consolas" w:hAnsi="Consolas" w:eastAsia="Consolas" w:cs="Consolas"/>
+                <w:b w:val="0"/>
+                <w:bCs w:val="0"/>
+                <w:color w:val="795E26"/>
+                <w:kern w:val="0"/>
+                <w:sz w:val="15"/>
+                <w:szCs w:val="15"/>
+                <w:shd w:val="clear" w:fill="FFFFFF"/>
+                <w:lang w:val="en-US" w:eastAsia="zh-CN" w:bidi="ar"/>
+              </w:rPr>
+              <w:t>CustomStyled</w:t>
+            </w:r>
+            <w:r>
+              <w:rPr>
+                <w:rFonts w:hint="default" w:ascii="Consolas" w:hAnsi="Consolas" w:eastAsia="Consolas" w:cs="Consolas"/>
+                <w:b w:val="0"/>
+                <w:bCs w:val="0"/>
+                <w:color w:val="000000"/>
+                <w:kern w:val="0"/>
+                <w:sz w:val="15"/>
+                <w:szCs w:val="15"/>
+                <w:shd w:val="clear" w:fill="FFFFFF"/>
+                <w:lang w:val="en-US" w:eastAsia="zh-CN" w:bidi="ar"/>
+              </w:rPr>
+              <w:t xml:space="preserve"> = () </w:t>
+            </w:r>
+            <w:r>
+              <w:rPr>
+                <w:rFonts w:hint="default" w:ascii="Consolas" w:hAnsi="Consolas" w:eastAsia="Consolas" w:cs="Consolas"/>
+                <w:b w:val="0"/>
+                <w:bCs w:val="0"/>
+                <w:color w:val="0000FF"/>
+                <w:kern w:val="0"/>
+                <w:sz w:val="15"/>
+                <w:szCs w:val="15"/>
+                <w:shd w:val="clear" w:fill="FFFFFF"/>
+                <w:lang w:val="en-US" w:eastAsia="zh-CN" w:bidi="ar"/>
+              </w:rPr>
+              <w:t>=&gt;</w:t>
+            </w:r>
+            <w:r>
+              <w:rPr>
+                <w:rFonts w:hint="default" w:ascii="Consolas" w:hAnsi="Consolas" w:eastAsia="Consolas" w:cs="Consolas"/>
+                <w:b w:val="0"/>
+                <w:bCs w:val="0"/>
+                <w:color w:val="000000"/>
+                <w:kern w:val="0"/>
+                <w:sz w:val="15"/>
+                <w:szCs w:val="15"/>
+                <w:shd w:val="clear" w:fill="FFFFFF"/>
+                <w:lang w:val="en-US" w:eastAsia="zh-CN" w:bidi="ar"/>
+              </w:rPr>
+              <w:t xml:space="preserve"> {</w:t>
+            </w:r>
+          </w:p>
+          <w:p>
+            <w:pPr>
+              <w:keepNext w:val="0"/>
+              <w:keepLines w:val="0"/>
+              <w:widowControl/>
+              <w:suppressLineNumbers w:val="0"/>
+              <w:shd w:val="clear" w:fill="FFFFFF"/>
+              <w:spacing w:line="240" w:lineRule="auto"/>
+              <w:jc w:val="left"/>
+              <w:rPr>
+                <w:rFonts w:hint="default" w:ascii="Consolas" w:hAnsi="Consolas" w:eastAsia="Consolas" w:cs="Consolas"/>
+                <w:b w:val="0"/>
+                <w:bCs w:val="0"/>
+                <w:color w:val="000000"/>
+                <w:kern w:val="0"/>
+                <w:sz w:val="15"/>
+                <w:szCs w:val="15"/>
+                <w:shd w:val="clear" w:fill="FFFFFF"/>
+                <w:lang w:val="en-US" w:eastAsia="zh-CN" w:bidi="ar"/>
+              </w:rPr>
+            </w:pPr>
+            <w:r>
+              <w:rPr>
+                <w:rFonts w:hint="default" w:ascii="Consolas" w:hAnsi="Consolas" w:eastAsia="Consolas" w:cs="Consolas"/>
+                <w:b w:val="0"/>
+                <w:bCs w:val="0"/>
+                <w:color w:val="AF00DB"/>
+                <w:kern w:val="0"/>
+                <w:sz w:val="15"/>
+                <w:szCs w:val="15"/>
+                <w:shd w:val="clear" w:fill="FFFFFF"/>
+                <w:lang w:val="en-US" w:eastAsia="zh-CN" w:bidi="ar"/>
+              </w:rPr>
+              <w:t>return</w:t>
+            </w:r>
+            <w:r>
+              <w:rPr>
+                <w:rFonts w:hint="default" w:ascii="Consolas" w:hAnsi="Consolas" w:eastAsia="Consolas" w:cs="Consolas"/>
+                <w:b w:val="0"/>
+                <w:bCs w:val="0"/>
+                <w:color w:val="000000"/>
+                <w:kern w:val="0"/>
+                <w:sz w:val="15"/>
+                <w:szCs w:val="15"/>
+                <w:shd w:val="clear" w:fill="FFFFFF"/>
+                <w:lang w:val="en-US" w:eastAsia="zh-CN" w:bidi="ar"/>
+              </w:rPr>
+              <w:t xml:space="preserve"> (</w:t>
+            </w:r>
+          </w:p>
+          <w:p>
+            <w:pPr>
+              <w:keepNext w:val="0"/>
+              <w:keepLines w:val="0"/>
+              <w:widowControl/>
+              <w:suppressLineNumbers w:val="0"/>
+              <w:shd w:val="clear" w:fill="FFFFFF"/>
+              <w:spacing w:line="240" w:lineRule="auto"/>
+              <w:jc w:val="left"/>
+              <w:rPr>
+                <w:rFonts w:hint="default" w:ascii="Consolas" w:hAnsi="Consolas" w:eastAsia="Consolas" w:cs="Consolas"/>
+                <w:b w:val="0"/>
+                <w:bCs w:val="0"/>
+                <w:color w:val="000000"/>
+                <w:kern w:val="0"/>
+                <w:sz w:val="15"/>
+                <w:szCs w:val="15"/>
+                <w:shd w:val="clear" w:fill="FFFFFF"/>
+                <w:lang w:val="en-IN" w:eastAsia="zh-CN" w:bidi="ar"/>
+              </w:rPr>
+            </w:pPr>
+            <w:r>
+              <w:rPr>
+                <w:rFonts w:hint="default" w:ascii="Consolas" w:hAnsi="Consolas" w:eastAsia="Consolas" w:cs="Consolas"/>
+                <w:b w:val="0"/>
+                <w:bCs w:val="0"/>
+                <w:color w:val="000000"/>
+                <w:kern w:val="0"/>
+                <w:sz w:val="15"/>
+                <w:szCs w:val="15"/>
+                <w:shd w:val="clear" w:fill="FFFFFF"/>
+                <w:lang w:val="en-IN" w:eastAsia="zh-CN" w:bidi="ar"/>
+              </w:rPr>
+              <w:t>...</w:t>
+            </w:r>
+          </w:p>
+          <w:p>
+            <w:pPr>
+              <w:keepNext w:val="0"/>
+              <w:keepLines w:val="0"/>
+              <w:widowControl/>
+              <w:suppressLineNumbers w:val="0"/>
+              <w:shd w:val="clear" w:fill="FFFFFF"/>
+              <w:spacing w:line="240" w:lineRule="auto"/>
+              <w:jc w:val="left"/>
+              <w:rPr>
+                <w:rFonts w:hint="default" w:ascii="Consolas" w:hAnsi="Consolas" w:eastAsia="Consolas" w:cs="Consolas"/>
+                <w:b w:val="0"/>
+                <w:bCs w:val="0"/>
+                <w:color w:val="000000"/>
+                <w:kern w:val="0"/>
+                <w:sz w:val="15"/>
+                <w:szCs w:val="15"/>
+                <w:shd w:val="clear" w:fill="FFFFFF"/>
+                <w:lang w:val="en-IN" w:eastAsia="zh-CN" w:bidi="ar"/>
+              </w:rPr>
+            </w:pPr>
+            <w:r>
+              <w:rPr>
+                <w:rFonts w:hint="default" w:ascii="Consolas" w:hAnsi="Consolas" w:eastAsia="Consolas" w:cs="Consolas"/>
+                <w:b w:val="0"/>
+                <w:bCs w:val="0"/>
+                <w:color w:val="800000"/>
+                <w:kern w:val="0"/>
+                <w:sz w:val="15"/>
+                <w:szCs w:val="15"/>
+                <w:shd w:val="clear" w:fill="FFFFFF"/>
+                <w:lang w:val="en-US" w:eastAsia="zh-CN" w:bidi="ar"/>
+              </w:rPr>
+              <w:t>&lt;</w:t>
+            </w:r>
+            <w:r>
+              <w:rPr>
+                <w:rFonts w:hint="default" w:ascii="Consolas" w:hAnsi="Consolas" w:eastAsia="Consolas" w:cs="Consolas"/>
+                <w:b w:val="0"/>
+                <w:bCs w:val="0"/>
+                <w:color w:val="267F99"/>
+                <w:kern w:val="0"/>
+                <w:sz w:val="15"/>
+                <w:szCs w:val="15"/>
+                <w:shd w:val="clear" w:fill="FFFFFF"/>
+                <w:lang w:val="en-US" w:eastAsia="zh-CN" w:bidi="ar"/>
+              </w:rPr>
+              <w:t>CustomSliderStyle</w:t>
+            </w:r>
+            <w:r>
+              <w:rPr>
+                <w:rFonts w:hint="default" w:ascii="Consolas" w:hAnsi="Consolas" w:eastAsia="Consolas" w:cs="Consolas"/>
+                <w:b w:val="0"/>
+                <w:bCs w:val="0"/>
+                <w:color w:val="800000"/>
+                <w:kern w:val="0"/>
+                <w:sz w:val="15"/>
+                <w:szCs w:val="15"/>
+                <w:shd w:val="clear" w:fill="FFFFFF"/>
+                <w:lang w:val="en-US" w:eastAsia="zh-CN" w:bidi="ar"/>
+              </w:rPr>
+              <w:t>/&gt;</w:t>
+            </w:r>
+          </w:p>
+          <w:p>
+            <w:pPr>
+              <w:keepNext w:val="0"/>
+              <w:keepLines w:val="0"/>
+              <w:widowControl/>
+              <w:suppressLineNumbers w:val="0"/>
+              <w:shd w:val="clear" w:fill="FFFFFF"/>
+              <w:spacing w:line="240" w:lineRule="auto"/>
+              <w:jc w:val="left"/>
+              <w:rPr>
+                <w:rFonts w:hint="default" w:ascii="Consolas" w:hAnsi="Consolas" w:eastAsia="Consolas" w:cs="Consolas"/>
+                <w:b w:val="0"/>
+                <w:bCs w:val="0"/>
+                <w:color w:val="000000"/>
+                <w:kern w:val="0"/>
+                <w:sz w:val="15"/>
+                <w:szCs w:val="15"/>
+                <w:shd w:val="clear" w:fill="FFFFFF"/>
+                <w:lang w:val="en-IN" w:eastAsia="zh-CN" w:bidi="ar"/>
+              </w:rPr>
+            </w:pPr>
+            <w:r>
+              <w:rPr>
+                <w:rFonts w:hint="default" w:ascii="Consolas" w:hAnsi="Consolas" w:eastAsia="Consolas" w:cs="Consolas"/>
+                <w:b w:val="0"/>
+                <w:bCs w:val="0"/>
+                <w:color w:val="000000"/>
+                <w:kern w:val="0"/>
+                <w:sz w:val="15"/>
+                <w:szCs w:val="15"/>
+                <w:shd w:val="clear" w:fill="FFFFFF"/>
+                <w:lang w:val="en-IN" w:eastAsia="zh-CN" w:bidi="ar"/>
+              </w:rPr>
+              <w:t>)}</w:t>
+            </w:r>
+          </w:p>
+          <w:p>
+            <w:pPr>
+              <w:keepNext w:val="0"/>
+              <w:keepLines w:val="0"/>
+              <w:widowControl/>
+              <w:suppressLineNumbers w:val="0"/>
+              <w:shd w:val="clear" w:fill="FFFFFF"/>
+              <w:spacing w:line="240" w:lineRule="auto"/>
+              <w:jc w:val="left"/>
+              <w:rPr>
+                <w:rFonts w:hint="default" w:ascii="Consolas" w:hAnsi="Consolas" w:eastAsia="Consolas" w:cs="Consolas"/>
+                <w:b w:val="0"/>
+                <w:bCs w:val="0"/>
+                <w:color w:val="000000"/>
+                <w:kern w:val="0"/>
+                <w:sz w:val="15"/>
+                <w:szCs w:val="15"/>
+                <w:shd w:val="clear" w:fill="FFFFFF"/>
+                <w:lang w:val="en-IN" w:eastAsia="zh-CN" w:bidi="ar"/>
+              </w:rPr>
+            </w:pPr>
+          </w:p>
+        </w:tc>
+        <w:tc>
+          <w:tcPr>
+            <w:tcW w:w="4392" w:type="dxa"/>
+          </w:tcPr>
+          <w:p>
+            <w:pPr>
+              <w:widowControl w:val="0"/>
+              <w:jc w:val="both"/>
+              <w:rPr>
+                <w:rFonts w:hint="default"/>
+                <w:sz w:val="18"/>
+                <w:szCs w:val="18"/>
+                <w:vertAlign w:val="baseline"/>
+                <w:lang w:val="en-IN"/>
+              </w:rPr>
+            </w:pPr>
+          </w:p>
+        </w:tc>
+      </w:tr>
+      <w:tr>
+        <w:tblPrEx>
+          <w:tblBorders>
+            <w:top w:val="none" w:color="auto" w:sz="0" w:space="0"/>
+            <w:left w:val="none" w:color="auto" w:sz="0" w:space="0"/>
+            <w:bottom w:val="none" w:color="auto" w:sz="0" w:space="0"/>
+            <w:right w:val="none" w:color="auto" w:sz="0" w:space="0"/>
+            <w:insideH w:val="none" w:color="auto" w:sz="0" w:space="0"/>
+            <w:insideV w:val="none" w:color="auto" w:sz="0" w:space="0"/>
+          </w:tblBorders>
+          <w:tblCellMar>
+            <w:top w:w="0" w:type="dxa"/>
+            <w:left w:w="108" w:type="dxa"/>
+            <w:bottom w:w="0" w:type="dxa"/>
+            <w:right w:w="108" w:type="dxa"/>
+          </w:tblCellMar>
+        </w:tblPrEx>
+        <w:tc>
+          <w:tcPr>
+            <w:tcW w:w="6065" w:type="dxa"/>
+          </w:tcPr>
+          <w:p>
+            <w:pPr>
+              <w:keepNext w:val="0"/>
+              <w:keepLines w:val="0"/>
+              <w:widowControl/>
+              <w:suppressLineNumbers w:val="0"/>
+              <w:shd w:val="clear" w:fill="FFFFFF"/>
+              <w:spacing w:line="240" w:lineRule="auto"/>
+              <w:jc w:val="left"/>
+              <w:rPr>
+                <w:rFonts w:hint="default" w:ascii="Consolas" w:hAnsi="Consolas" w:eastAsia="Consolas" w:cs="Consolas"/>
+                <w:b w:val="0"/>
+                <w:bCs w:val="0"/>
+                <w:color w:val="000000"/>
+                <w:kern w:val="0"/>
+                <w:sz w:val="15"/>
+                <w:szCs w:val="15"/>
+                <w:shd w:val="clear" w:fill="FFFFFF"/>
+                <w:lang w:val="en-IN" w:eastAsia="zh-CN" w:bidi="ar"/>
+              </w:rPr>
+            </w:pPr>
+            <w:r>
+              <w:rPr>
+                <w:rFonts w:hint="default" w:ascii="Calibri" w:hAnsi="Calibri" w:cs="Calibri"/>
+                <w:b/>
+                <w:bCs/>
+                <w:sz w:val="18"/>
+                <w:szCs w:val="18"/>
+                <w:vertAlign w:val="baseline"/>
+                <w:lang w:val="en-IN"/>
+              </w:rPr>
+              <w:t>Add custom properties with sliderProps</w:t>
+            </w:r>
+          </w:p>
+        </w:tc>
+        <w:tc>
+          <w:tcPr>
+            <w:tcW w:w="4392" w:type="dxa"/>
+          </w:tcPr>
+          <w:p>
+            <w:pPr>
+              <w:widowControl w:val="0"/>
+              <w:jc w:val="both"/>
+              <w:rPr>
+                <w:rFonts w:hint="default"/>
+                <w:sz w:val="18"/>
+                <w:szCs w:val="18"/>
+                <w:vertAlign w:val="baseline"/>
+                <w:lang w:val="en-IN"/>
+              </w:rPr>
+            </w:pPr>
+          </w:p>
+        </w:tc>
+      </w:tr>
+      <w:tr>
+        <w:tblPrEx>
+          <w:tblBorders>
+            <w:top w:val="none" w:color="auto" w:sz="0" w:space="0"/>
+            <w:left w:val="none" w:color="auto" w:sz="0" w:space="0"/>
+            <w:bottom w:val="none" w:color="auto" w:sz="0" w:space="0"/>
+            <w:right w:val="none" w:color="auto" w:sz="0" w:space="0"/>
+            <w:insideH w:val="none" w:color="auto" w:sz="0" w:space="0"/>
+            <w:insideV w:val="none" w:color="auto" w:sz="0" w:space="0"/>
+          </w:tblBorders>
+          <w:tblCellMar>
+            <w:top w:w="0" w:type="dxa"/>
+            <w:left w:w="108" w:type="dxa"/>
+            <w:bottom w:w="0" w:type="dxa"/>
+            <w:right w:w="108" w:type="dxa"/>
+          </w:tblCellMar>
+        </w:tblPrEx>
+        <w:tc>
+          <w:tcPr>
+            <w:tcW w:w="6065" w:type="dxa"/>
+          </w:tcPr>
+          <w:p>
+            <w:pPr>
+              <w:keepNext w:val="0"/>
+              <w:keepLines w:val="0"/>
+              <w:widowControl/>
+              <w:suppressLineNumbers w:val="0"/>
+              <w:shd w:val="clear" w:fill="FFFFFF"/>
+              <w:spacing w:line="240" w:lineRule="auto"/>
+              <w:jc w:val="left"/>
+              <w:rPr>
+                <w:rFonts w:ascii="Consolas" w:hAnsi="Consolas" w:eastAsia="Consolas" w:cs="Consolas"/>
+                <w:b w:val="0"/>
+                <w:bCs w:val="0"/>
+                <w:color w:val="000000"/>
+                <w:sz w:val="15"/>
+                <w:szCs w:val="15"/>
+              </w:rPr>
+            </w:pPr>
+            <w:r>
+              <w:rPr>
+                <w:rFonts w:hint="default" w:ascii="Consolas" w:hAnsi="Consolas" w:eastAsia="Consolas" w:cs="Consolas"/>
+                <w:b w:val="0"/>
+                <w:bCs w:val="0"/>
+                <w:color w:val="008000"/>
+                <w:kern w:val="0"/>
+                <w:sz w:val="15"/>
+                <w:szCs w:val="15"/>
+                <w:shd w:val="clear" w:fill="FFFFFF"/>
+                <w:lang w:val="en-US" w:eastAsia="zh-CN" w:bidi="ar"/>
+              </w:rPr>
+              <w:t>// passing custom props with custom style component</w:t>
+            </w:r>
+          </w:p>
+          <w:p>
+            <w:pPr>
+              <w:keepNext w:val="0"/>
+              <w:keepLines w:val="0"/>
+              <w:widowControl/>
+              <w:suppressLineNumbers w:val="0"/>
+              <w:shd w:val="clear" w:fill="FFFFFF"/>
+              <w:spacing w:line="240" w:lineRule="auto"/>
+              <w:jc w:val="left"/>
+              <w:rPr>
+                <w:rFonts w:hint="default" w:ascii="Consolas" w:hAnsi="Consolas" w:eastAsia="Consolas" w:cs="Consolas"/>
+                <w:b w:val="0"/>
+                <w:bCs w:val="0"/>
+                <w:color w:val="000000"/>
+                <w:sz w:val="15"/>
+                <w:szCs w:val="15"/>
+              </w:rPr>
+            </w:pPr>
+            <w:r>
+              <w:rPr>
+                <w:rFonts w:hint="default" w:ascii="Consolas" w:hAnsi="Consolas" w:eastAsia="Consolas" w:cs="Consolas"/>
+                <w:b w:val="0"/>
+                <w:bCs w:val="0"/>
+                <w:color w:val="0000FF"/>
+                <w:kern w:val="0"/>
+                <w:sz w:val="15"/>
+                <w:szCs w:val="15"/>
+                <w:shd w:val="clear" w:fill="FFFFFF"/>
+                <w:lang w:val="en-US" w:eastAsia="zh-CN" w:bidi="ar"/>
+              </w:rPr>
+              <w:t>const</w:t>
+            </w:r>
+            <w:r>
+              <w:rPr>
+                <w:rFonts w:hint="default" w:ascii="Consolas" w:hAnsi="Consolas" w:eastAsia="Consolas" w:cs="Consolas"/>
+                <w:b w:val="0"/>
+                <w:bCs w:val="0"/>
+                <w:color w:val="000000"/>
+                <w:kern w:val="0"/>
+                <w:sz w:val="15"/>
+                <w:szCs w:val="15"/>
+                <w:shd w:val="clear" w:fill="FFFFFF"/>
+                <w:lang w:val="en-US" w:eastAsia="zh-CN" w:bidi="ar"/>
+              </w:rPr>
+              <w:t xml:space="preserve"> </w:t>
+            </w:r>
+            <w:r>
+              <w:rPr>
+                <w:rFonts w:hint="default" w:ascii="Consolas" w:hAnsi="Consolas" w:eastAsia="Consolas" w:cs="Consolas"/>
+                <w:b w:val="0"/>
+                <w:bCs w:val="0"/>
+                <w:color w:val="0070C1"/>
+                <w:kern w:val="0"/>
+                <w:sz w:val="15"/>
+                <w:szCs w:val="15"/>
+                <w:shd w:val="clear" w:fill="FFFFFF"/>
+                <w:lang w:val="en-US" w:eastAsia="zh-CN" w:bidi="ar"/>
+              </w:rPr>
+              <w:t>CustomSliderStyleWithCustomPropsType</w:t>
+            </w:r>
+            <w:r>
+              <w:rPr>
+                <w:rFonts w:hint="default" w:ascii="Consolas" w:hAnsi="Consolas" w:eastAsia="Consolas" w:cs="Consolas"/>
+                <w:b w:val="0"/>
+                <w:bCs w:val="0"/>
+                <w:color w:val="000000"/>
+                <w:kern w:val="0"/>
+                <w:sz w:val="15"/>
+                <w:szCs w:val="15"/>
+                <w:shd w:val="clear" w:fill="FFFFFF"/>
+                <w:lang w:val="en-US" w:eastAsia="zh-CN" w:bidi="ar"/>
+              </w:rPr>
+              <w:t xml:space="preserve"> = </w:t>
+            </w:r>
+            <w:r>
+              <w:rPr>
+                <w:rFonts w:hint="default" w:ascii="Consolas" w:hAnsi="Consolas" w:eastAsia="Consolas" w:cs="Consolas"/>
+                <w:b w:val="0"/>
+                <w:bCs w:val="0"/>
+                <w:color w:val="795E26"/>
+                <w:kern w:val="0"/>
+                <w:sz w:val="15"/>
+                <w:szCs w:val="15"/>
+                <w:shd w:val="clear" w:fill="FFFFFF"/>
+                <w:lang w:val="en-US" w:eastAsia="zh-CN" w:bidi="ar"/>
+              </w:rPr>
+              <w:t>styled</w:t>
+            </w:r>
+            <w:r>
+              <w:rPr>
+                <w:rFonts w:hint="default" w:ascii="Consolas" w:hAnsi="Consolas" w:eastAsia="Consolas" w:cs="Consolas"/>
+                <w:b w:val="0"/>
+                <w:bCs w:val="0"/>
+                <w:color w:val="000000"/>
+                <w:kern w:val="0"/>
+                <w:sz w:val="15"/>
+                <w:szCs w:val="15"/>
+                <w:shd w:val="clear" w:fill="FFFFFF"/>
+                <w:lang w:val="en-US" w:eastAsia="zh-CN" w:bidi="ar"/>
+              </w:rPr>
+              <w:t>(</w:t>
+            </w:r>
+            <w:r>
+              <w:rPr>
+                <w:rFonts w:hint="default" w:ascii="Consolas" w:hAnsi="Consolas" w:eastAsia="Consolas" w:cs="Consolas"/>
+                <w:b w:val="0"/>
+                <w:bCs w:val="0"/>
+                <w:color w:val="795E26"/>
+                <w:kern w:val="0"/>
+                <w:sz w:val="15"/>
+                <w:szCs w:val="15"/>
+                <w:shd w:val="clear" w:fill="FFFFFF"/>
+                <w:lang w:val="en-US" w:eastAsia="zh-CN" w:bidi="ar"/>
+              </w:rPr>
+              <w:t>Slider</w:t>
+            </w:r>
+            <w:r>
+              <w:rPr>
+                <w:rFonts w:hint="default" w:ascii="Consolas" w:hAnsi="Consolas" w:eastAsia="Consolas" w:cs="Consolas"/>
+                <w:b w:val="0"/>
+                <w:bCs w:val="0"/>
+                <w:color w:val="000000"/>
+                <w:kern w:val="0"/>
+                <w:sz w:val="15"/>
+                <w:szCs w:val="15"/>
+                <w:shd w:val="clear" w:fill="FFFFFF"/>
+                <w:lang w:val="en-US" w:eastAsia="zh-CN" w:bidi="ar"/>
+              </w:rPr>
+              <w:t>, {</w:t>
+            </w:r>
+          </w:p>
+          <w:p>
+            <w:pPr>
+              <w:keepNext w:val="0"/>
+              <w:keepLines w:val="0"/>
+              <w:widowControl/>
+              <w:suppressLineNumbers w:val="0"/>
+              <w:shd w:val="clear" w:fill="FFFFFF"/>
+              <w:spacing w:line="240" w:lineRule="auto"/>
+              <w:ind w:firstLine="329"/>
+              <w:jc w:val="left"/>
+              <w:rPr>
+                <w:rFonts w:hint="default" w:ascii="Consolas" w:hAnsi="Consolas" w:eastAsia="Consolas" w:cs="Consolas"/>
+                <w:b w:val="0"/>
+                <w:bCs w:val="0"/>
+                <w:color w:val="A31515"/>
+                <w:kern w:val="0"/>
+                <w:sz w:val="15"/>
+                <w:szCs w:val="15"/>
+                <w:shd w:val="clear" w:fill="FFFFFF"/>
+                <w:lang w:val="en-US" w:eastAsia="zh-CN" w:bidi="ar"/>
+              </w:rPr>
+            </w:pPr>
+            <w:r>
+              <w:rPr>
+                <w:rFonts w:hint="default" w:ascii="Consolas" w:hAnsi="Consolas" w:eastAsia="Consolas" w:cs="Consolas"/>
+                <w:b w:val="0"/>
+                <w:bCs w:val="0"/>
+                <w:color w:val="795E26"/>
+                <w:kern w:val="0"/>
+                <w:sz w:val="15"/>
+                <w:szCs w:val="15"/>
+                <w:shd w:val="clear" w:fill="FFFFFF"/>
+                <w:lang w:val="en-US" w:eastAsia="zh-CN" w:bidi="ar"/>
+              </w:rPr>
+              <w:t>shouldForwardProp</w:t>
+            </w:r>
+            <w:r>
+              <w:rPr>
+                <w:rFonts w:hint="default" w:ascii="Consolas" w:hAnsi="Consolas" w:eastAsia="Consolas" w:cs="Consolas"/>
+                <w:b w:val="0"/>
+                <w:bCs w:val="0"/>
+                <w:color w:val="001080"/>
+                <w:kern w:val="0"/>
+                <w:sz w:val="15"/>
+                <w:szCs w:val="15"/>
+                <w:shd w:val="clear" w:fill="FFFFFF"/>
+                <w:lang w:val="en-US" w:eastAsia="zh-CN" w:bidi="ar"/>
+              </w:rPr>
+              <w:t>:</w:t>
+            </w:r>
+            <w:r>
+              <w:rPr>
+                <w:rFonts w:hint="default" w:ascii="Consolas" w:hAnsi="Consolas" w:eastAsia="Consolas" w:cs="Consolas"/>
+                <w:b w:val="0"/>
+                <w:bCs w:val="0"/>
+                <w:color w:val="000000"/>
+                <w:kern w:val="0"/>
+                <w:sz w:val="15"/>
+                <w:szCs w:val="15"/>
+                <w:shd w:val="clear" w:fill="FFFFFF"/>
+                <w:lang w:val="en-US" w:eastAsia="zh-CN" w:bidi="ar"/>
+              </w:rPr>
+              <w:t xml:space="preserve"> (</w:t>
+            </w:r>
+            <w:r>
+              <w:rPr>
+                <w:rFonts w:hint="default" w:ascii="Consolas" w:hAnsi="Consolas" w:eastAsia="Consolas" w:cs="Consolas"/>
+                <w:b w:val="0"/>
+                <w:bCs w:val="0"/>
+                <w:color w:val="001080"/>
+                <w:kern w:val="0"/>
+                <w:sz w:val="15"/>
+                <w:szCs w:val="15"/>
+                <w:shd w:val="clear" w:fill="FFFFFF"/>
+                <w:lang w:val="en-US" w:eastAsia="zh-CN" w:bidi="ar"/>
+              </w:rPr>
+              <w:t>prop</w:t>
+            </w:r>
+            <w:r>
+              <w:rPr>
+                <w:rFonts w:hint="default" w:ascii="Consolas" w:hAnsi="Consolas" w:eastAsia="Consolas" w:cs="Consolas"/>
+                <w:b w:val="0"/>
+                <w:bCs w:val="0"/>
+                <w:color w:val="000000"/>
+                <w:kern w:val="0"/>
+                <w:sz w:val="15"/>
+                <w:szCs w:val="15"/>
+                <w:shd w:val="clear" w:fill="FFFFFF"/>
+                <w:lang w:val="en-US" w:eastAsia="zh-CN" w:bidi="ar"/>
+              </w:rPr>
+              <w:t xml:space="preserve">) </w:t>
+            </w:r>
+            <w:r>
+              <w:rPr>
+                <w:rFonts w:hint="default" w:ascii="Consolas" w:hAnsi="Consolas" w:eastAsia="Consolas" w:cs="Consolas"/>
+                <w:b w:val="0"/>
+                <w:bCs w:val="0"/>
+                <w:color w:val="0000FF"/>
+                <w:kern w:val="0"/>
+                <w:sz w:val="15"/>
+                <w:szCs w:val="15"/>
+                <w:shd w:val="clear" w:fill="FFFFFF"/>
+                <w:lang w:val="en-US" w:eastAsia="zh-CN" w:bidi="ar"/>
+              </w:rPr>
+              <w:t>=&gt;</w:t>
+            </w:r>
+            <w:r>
+              <w:rPr>
+                <w:rFonts w:hint="default" w:ascii="Consolas" w:hAnsi="Consolas" w:eastAsia="Consolas" w:cs="Consolas"/>
+                <w:b w:val="0"/>
+                <w:bCs w:val="0"/>
+                <w:color w:val="000000"/>
+                <w:kern w:val="0"/>
+                <w:sz w:val="15"/>
+                <w:szCs w:val="15"/>
+                <w:shd w:val="clear" w:fill="FFFFFF"/>
+                <w:lang w:val="en-US" w:eastAsia="zh-CN" w:bidi="ar"/>
+              </w:rPr>
+              <w:t xml:space="preserve"> </w:t>
+            </w:r>
+            <w:r>
+              <w:rPr>
+                <w:rFonts w:hint="default" w:ascii="Consolas" w:hAnsi="Consolas" w:eastAsia="Consolas" w:cs="Consolas"/>
+                <w:b w:val="0"/>
+                <w:bCs w:val="0"/>
+                <w:color w:val="001080"/>
+                <w:kern w:val="0"/>
+                <w:sz w:val="15"/>
+                <w:szCs w:val="15"/>
+                <w:shd w:val="clear" w:fill="FFFFFF"/>
+                <w:lang w:val="en-US" w:eastAsia="zh-CN" w:bidi="ar"/>
+              </w:rPr>
+              <w:t>prop</w:t>
+            </w:r>
+            <w:r>
+              <w:rPr>
+                <w:rFonts w:hint="default" w:ascii="Consolas" w:hAnsi="Consolas" w:eastAsia="Consolas" w:cs="Consolas"/>
+                <w:b w:val="0"/>
+                <w:bCs w:val="0"/>
+                <w:color w:val="000000"/>
+                <w:kern w:val="0"/>
+                <w:sz w:val="15"/>
+                <w:szCs w:val="15"/>
+                <w:shd w:val="clear" w:fill="FFFFFF"/>
+                <w:lang w:val="en-US" w:eastAsia="zh-CN" w:bidi="ar"/>
+              </w:rPr>
+              <w:t xml:space="preserve"> !== </w:t>
+            </w:r>
+            <w:r>
+              <w:rPr>
+                <w:rFonts w:hint="default" w:ascii="Consolas" w:hAnsi="Consolas" w:eastAsia="Consolas" w:cs="Consolas"/>
+                <w:b w:val="0"/>
+                <w:bCs w:val="0"/>
+                <w:color w:val="A31515"/>
+                <w:kern w:val="0"/>
+                <w:sz w:val="15"/>
+                <w:szCs w:val="15"/>
+                <w:shd w:val="clear" w:fill="FFFFFF"/>
+                <w:lang w:val="en-US" w:eastAsia="zh-CN" w:bidi="ar"/>
+              </w:rPr>
+              <w:t>"error"</w:t>
+            </w:r>
+          </w:p>
+          <w:p>
+            <w:pPr>
+              <w:keepNext w:val="0"/>
+              <w:keepLines w:val="0"/>
+              <w:widowControl/>
+              <w:suppressLineNumbers w:val="0"/>
+              <w:shd w:val="clear" w:fill="FFFFFF"/>
+              <w:spacing w:line="240" w:lineRule="auto"/>
+              <w:ind w:firstLine="329"/>
+              <w:jc w:val="left"/>
+              <w:rPr>
+                <w:rFonts w:hint="default" w:ascii="Consolas" w:hAnsi="Consolas" w:eastAsia="Consolas" w:cs="Consolas"/>
+                <w:b w:val="0"/>
+                <w:bCs w:val="0"/>
+                <w:color w:val="A31515"/>
+                <w:kern w:val="0"/>
+                <w:sz w:val="15"/>
+                <w:szCs w:val="15"/>
+                <w:shd w:val="clear" w:fill="FFFFFF"/>
+                <w:lang w:val="en-US" w:eastAsia="zh-CN" w:bidi="ar"/>
+              </w:rPr>
+            </w:pPr>
+          </w:p>
+          <w:p>
+            <w:pPr>
+              <w:keepNext w:val="0"/>
+              <w:keepLines w:val="0"/>
+              <w:widowControl/>
+              <w:suppressLineNumbers w:val="0"/>
+              <w:shd w:val="clear" w:fill="FFFFFF"/>
+              <w:spacing w:line="240" w:lineRule="auto"/>
+              <w:ind w:firstLine="329"/>
+              <w:jc w:val="left"/>
+              <w:rPr>
+                <w:rFonts w:hint="default" w:ascii="Consolas" w:hAnsi="Consolas" w:eastAsia="Consolas" w:cs="Consolas"/>
+                <w:b w:val="0"/>
+                <w:bCs w:val="0"/>
+                <w:color w:val="008000"/>
+                <w:kern w:val="0"/>
+                <w:sz w:val="15"/>
+                <w:szCs w:val="15"/>
+                <w:shd w:val="clear" w:fill="FFFFFF"/>
+                <w:lang w:val="en-US" w:eastAsia="zh-CN" w:bidi="ar"/>
+              </w:rPr>
+            </w:pPr>
+            <w:r>
+              <w:rPr>
+                <w:rFonts w:hint="default" w:ascii="Consolas" w:hAnsi="Consolas" w:eastAsia="Consolas" w:cs="Consolas"/>
+                <w:b w:val="0"/>
+                <w:bCs w:val="0"/>
+                <w:color w:val="008000"/>
+                <w:kern w:val="0"/>
+                <w:sz w:val="15"/>
+                <w:szCs w:val="15"/>
+                <w:shd w:val="clear" w:fill="FFFFFF"/>
+                <w:lang w:val="en-US" w:eastAsia="zh-CN" w:bidi="ar"/>
+              </w:rPr>
+              <w:t>// shouldForwardProp: When you create a styled component, all props are normally forwarded to the underlying DOM element. But error is NOT a valid HTML attribute. React will show warning: React does not recognize the error prop on a DOM element.</w:t>
+            </w:r>
+          </w:p>
+          <w:p>
+            <w:pPr>
+              <w:keepNext w:val="0"/>
+              <w:keepLines w:val="0"/>
+              <w:widowControl/>
+              <w:suppressLineNumbers w:val="0"/>
+              <w:shd w:val="clear" w:fill="FFFFFF"/>
+              <w:spacing w:line="240" w:lineRule="auto"/>
+              <w:ind w:firstLine="329"/>
+              <w:jc w:val="left"/>
+              <w:rPr>
+                <w:rFonts w:hint="default" w:ascii="Consolas" w:hAnsi="Consolas" w:eastAsia="Consolas" w:cs="Consolas"/>
+                <w:b w:val="0"/>
+                <w:bCs w:val="0"/>
+                <w:color w:val="008000"/>
+                <w:kern w:val="0"/>
+                <w:sz w:val="15"/>
+                <w:szCs w:val="15"/>
+                <w:shd w:val="clear" w:fill="FFFFFF"/>
+                <w:lang w:val="en-US" w:eastAsia="zh-CN" w:bidi="ar"/>
+              </w:rPr>
+            </w:pPr>
+          </w:p>
+          <w:p>
+            <w:pPr>
+              <w:keepNext w:val="0"/>
+              <w:keepLines w:val="0"/>
+              <w:widowControl/>
+              <w:suppressLineNumbers w:val="0"/>
+              <w:shd w:val="clear" w:fill="FFFFFF"/>
+              <w:spacing w:line="240" w:lineRule="auto"/>
+              <w:ind w:firstLine="329"/>
+              <w:jc w:val="left"/>
+              <w:rPr>
+                <w:rFonts w:hint="default" w:ascii="Consolas" w:hAnsi="Consolas" w:eastAsia="Consolas" w:cs="Consolas"/>
+                <w:b w:val="0"/>
+                <w:bCs w:val="0"/>
+                <w:color w:val="008000"/>
+                <w:kern w:val="0"/>
+                <w:sz w:val="15"/>
+                <w:szCs w:val="15"/>
+                <w:shd w:val="clear" w:fill="FFFFFF"/>
+                <w:lang w:val="en-US" w:eastAsia="zh-CN" w:bidi="ar"/>
+              </w:rPr>
+            </w:pPr>
+            <w:r>
+              <w:rPr>
+                <w:rFonts w:hint="default" w:ascii="Consolas" w:hAnsi="Consolas" w:eastAsia="Consolas" w:cs="Consolas"/>
+                <w:b w:val="0"/>
+                <w:bCs w:val="0"/>
+                <w:color w:val="008000"/>
+                <w:kern w:val="0"/>
+                <w:sz w:val="15"/>
+                <w:szCs w:val="15"/>
+                <w:shd w:val="clear" w:fill="FFFFFF"/>
+                <w:lang w:val="en-US" w:eastAsia="zh-CN" w:bidi="ar"/>
+              </w:rPr>
+              <w:t>// This Line Do NOT pass the error prop to the DOM element. error will be used only for styling logic and It will NOT appear in the final HTML.</w:t>
+            </w:r>
+          </w:p>
+          <w:p>
+            <w:pPr>
+              <w:keepNext w:val="0"/>
+              <w:keepLines w:val="0"/>
+              <w:widowControl/>
+              <w:suppressLineNumbers w:val="0"/>
+              <w:shd w:val="clear" w:fill="FFFFFF"/>
+              <w:spacing w:line="240" w:lineRule="auto"/>
+              <w:ind w:firstLine="329"/>
+              <w:jc w:val="left"/>
+              <w:rPr>
+                <w:rFonts w:hint="default" w:ascii="Consolas" w:hAnsi="Consolas" w:eastAsia="Consolas" w:cs="Consolas"/>
+                <w:b w:val="0"/>
+                <w:bCs w:val="0"/>
+                <w:color w:val="008000"/>
+                <w:kern w:val="0"/>
+                <w:sz w:val="15"/>
+                <w:szCs w:val="15"/>
+                <w:shd w:val="clear" w:fill="FFFFFF"/>
+                <w:lang w:val="en-US" w:eastAsia="zh-CN" w:bidi="ar"/>
+              </w:rPr>
+            </w:pPr>
+          </w:p>
+          <w:p>
+            <w:pPr>
+              <w:keepNext w:val="0"/>
+              <w:keepLines w:val="0"/>
+              <w:widowControl/>
+              <w:suppressLineNumbers w:val="0"/>
+              <w:shd w:val="clear" w:fill="FFFFFF"/>
+              <w:spacing w:line="240" w:lineRule="auto"/>
+              <w:jc w:val="left"/>
+              <w:rPr>
+                <w:rFonts w:hint="default" w:ascii="Consolas" w:hAnsi="Consolas" w:eastAsia="Consolas" w:cs="Consolas"/>
+                <w:b w:val="0"/>
+                <w:bCs w:val="0"/>
+                <w:color w:val="000000"/>
+                <w:sz w:val="15"/>
+                <w:szCs w:val="15"/>
+              </w:rPr>
+            </w:pPr>
+            <w:r>
+              <w:rPr>
+                <w:rFonts w:hint="default" w:ascii="Consolas" w:hAnsi="Consolas" w:eastAsia="Consolas" w:cs="Consolas"/>
+                <w:b w:val="0"/>
+                <w:bCs w:val="0"/>
+                <w:color w:val="000000"/>
+                <w:kern w:val="0"/>
+                <w:sz w:val="15"/>
+                <w:szCs w:val="15"/>
+                <w:shd w:val="clear" w:fill="FFFFFF"/>
+                <w:lang w:val="en-US" w:eastAsia="zh-CN" w:bidi="ar"/>
+              </w:rPr>
+              <w:t>})&lt;</w:t>
+            </w:r>
+            <w:r>
+              <w:rPr>
+                <w:rFonts w:hint="default" w:ascii="Consolas" w:hAnsi="Consolas" w:eastAsia="Consolas" w:cs="Consolas"/>
+                <w:b w:val="0"/>
+                <w:bCs w:val="0"/>
+                <w:color w:val="267F99"/>
+                <w:kern w:val="0"/>
+                <w:sz w:val="15"/>
+                <w:szCs w:val="15"/>
+                <w:shd w:val="clear" w:fill="FFFFFF"/>
+                <w:lang w:val="en-US" w:eastAsia="zh-CN" w:bidi="ar"/>
+              </w:rPr>
+              <w:t>CustomSliderStyleProps</w:t>
+            </w:r>
+            <w:r>
+              <w:rPr>
+                <w:rFonts w:hint="default" w:ascii="Consolas" w:hAnsi="Consolas" w:eastAsia="Consolas" w:cs="Consolas"/>
+                <w:b w:val="0"/>
+                <w:bCs w:val="0"/>
+                <w:color w:val="000000"/>
+                <w:kern w:val="0"/>
+                <w:sz w:val="15"/>
+                <w:szCs w:val="15"/>
+                <w:shd w:val="clear" w:fill="FFFFFF"/>
+                <w:lang w:val="en-US" w:eastAsia="zh-CN" w:bidi="ar"/>
+              </w:rPr>
+              <w:t>&gt;(({</w:t>
+            </w:r>
+            <w:r>
+              <w:rPr>
+                <w:rFonts w:hint="default" w:ascii="Consolas" w:hAnsi="Consolas" w:eastAsia="Consolas" w:cs="Consolas"/>
+                <w:b w:val="0"/>
+                <w:bCs w:val="0"/>
+                <w:color w:val="001080"/>
+                <w:kern w:val="0"/>
+                <w:sz w:val="15"/>
+                <w:szCs w:val="15"/>
+                <w:shd w:val="clear" w:fill="FFFFFF"/>
+                <w:lang w:val="en-US" w:eastAsia="zh-CN" w:bidi="ar"/>
+              </w:rPr>
+              <w:t>theme</w:t>
+            </w:r>
+            <w:r>
+              <w:rPr>
+                <w:rFonts w:hint="default" w:ascii="Consolas" w:hAnsi="Consolas" w:eastAsia="Consolas" w:cs="Consolas"/>
+                <w:b w:val="0"/>
+                <w:bCs w:val="0"/>
+                <w:color w:val="000000"/>
+                <w:kern w:val="0"/>
+                <w:sz w:val="15"/>
+                <w:szCs w:val="15"/>
+                <w:shd w:val="clear" w:fill="FFFFFF"/>
+                <w:lang w:val="en-US" w:eastAsia="zh-CN" w:bidi="ar"/>
+              </w:rPr>
+              <w:t xml:space="preserve">, </w:t>
+            </w:r>
+            <w:r>
+              <w:rPr>
+                <w:rFonts w:hint="default" w:ascii="Consolas" w:hAnsi="Consolas" w:eastAsia="Consolas" w:cs="Consolas"/>
+                <w:b w:val="0"/>
+                <w:bCs w:val="0"/>
+                <w:color w:val="001080"/>
+                <w:kern w:val="0"/>
+                <w:sz w:val="15"/>
+                <w:szCs w:val="15"/>
+                <w:shd w:val="clear" w:fill="FFFFFF"/>
+                <w:lang w:val="en-US" w:eastAsia="zh-CN" w:bidi="ar"/>
+              </w:rPr>
+              <w:t>error</w:t>
+            </w:r>
+            <w:r>
+              <w:rPr>
+                <w:rFonts w:hint="default" w:ascii="Consolas" w:hAnsi="Consolas" w:eastAsia="Consolas" w:cs="Consolas"/>
+                <w:b w:val="0"/>
+                <w:bCs w:val="0"/>
+                <w:color w:val="000000"/>
+                <w:kern w:val="0"/>
+                <w:sz w:val="15"/>
+                <w:szCs w:val="15"/>
+                <w:shd w:val="clear" w:fill="FFFFFF"/>
+                <w:lang w:val="en-US" w:eastAsia="zh-CN" w:bidi="ar"/>
+              </w:rPr>
+              <w:t xml:space="preserve">}) </w:t>
+            </w:r>
+            <w:r>
+              <w:rPr>
+                <w:rFonts w:hint="default" w:ascii="Consolas" w:hAnsi="Consolas" w:eastAsia="Consolas" w:cs="Consolas"/>
+                <w:b w:val="0"/>
+                <w:bCs w:val="0"/>
+                <w:color w:val="0000FF"/>
+                <w:kern w:val="0"/>
+                <w:sz w:val="15"/>
+                <w:szCs w:val="15"/>
+                <w:shd w:val="clear" w:fill="FFFFFF"/>
+                <w:lang w:val="en-US" w:eastAsia="zh-CN" w:bidi="ar"/>
+              </w:rPr>
+              <w:t>=&gt;</w:t>
+            </w:r>
+            <w:r>
+              <w:rPr>
+                <w:rFonts w:hint="default" w:ascii="Consolas" w:hAnsi="Consolas" w:eastAsia="Consolas" w:cs="Consolas"/>
+                <w:b w:val="0"/>
+                <w:bCs w:val="0"/>
+                <w:color w:val="000000"/>
+                <w:kern w:val="0"/>
+                <w:sz w:val="15"/>
+                <w:szCs w:val="15"/>
+                <w:shd w:val="clear" w:fill="FFFFFF"/>
+                <w:lang w:val="en-US" w:eastAsia="zh-CN" w:bidi="ar"/>
+              </w:rPr>
+              <w:t xml:space="preserve"> ({</w:t>
+            </w:r>
+          </w:p>
+          <w:p>
+            <w:pPr>
+              <w:keepNext w:val="0"/>
+              <w:keepLines w:val="0"/>
+              <w:widowControl/>
+              <w:suppressLineNumbers w:val="0"/>
+              <w:shd w:val="clear" w:fill="FFFFFF"/>
+              <w:spacing w:line="240" w:lineRule="auto"/>
+              <w:jc w:val="left"/>
+              <w:rPr>
+                <w:rFonts w:hint="default" w:ascii="Consolas" w:hAnsi="Consolas" w:eastAsia="Consolas" w:cs="Consolas"/>
+                <w:b w:val="0"/>
+                <w:bCs w:val="0"/>
+                <w:color w:val="000000"/>
+                <w:sz w:val="15"/>
+                <w:szCs w:val="15"/>
+              </w:rPr>
+            </w:pPr>
+            <w:r>
+              <w:rPr>
+                <w:rFonts w:hint="default" w:ascii="Consolas" w:hAnsi="Consolas" w:eastAsia="Consolas" w:cs="Consolas"/>
+                <w:b w:val="0"/>
+                <w:bCs w:val="0"/>
+                <w:color w:val="000000"/>
+                <w:kern w:val="0"/>
+                <w:sz w:val="15"/>
+                <w:szCs w:val="15"/>
+                <w:shd w:val="clear" w:fill="FFFFFF"/>
+                <w:lang w:val="en-US" w:eastAsia="zh-CN" w:bidi="ar"/>
+              </w:rPr>
+              <w:t xml:space="preserve">    </w:t>
+            </w:r>
+            <w:r>
+              <w:rPr>
+                <w:rFonts w:hint="default" w:ascii="Consolas" w:hAnsi="Consolas" w:eastAsia="Consolas" w:cs="Consolas"/>
+                <w:b w:val="0"/>
+                <w:bCs w:val="0"/>
+                <w:color w:val="008000"/>
+                <w:kern w:val="0"/>
+                <w:sz w:val="15"/>
+                <w:szCs w:val="15"/>
+                <w:shd w:val="clear" w:fill="FFFFFF"/>
+                <w:lang w:val="en-US" w:eastAsia="zh-CN" w:bidi="ar"/>
+              </w:rPr>
+              <w:t>// width: "80px", // we can use like this or like below</w:t>
+            </w:r>
+          </w:p>
+          <w:p>
+            <w:pPr>
+              <w:keepNext w:val="0"/>
+              <w:keepLines w:val="0"/>
+              <w:widowControl/>
+              <w:suppressLineNumbers w:val="0"/>
+              <w:shd w:val="clear" w:fill="FFFFFF"/>
+              <w:spacing w:line="240" w:lineRule="auto"/>
+              <w:jc w:val="left"/>
+              <w:rPr>
+                <w:rFonts w:hint="default" w:ascii="Consolas" w:hAnsi="Consolas" w:eastAsia="Consolas" w:cs="Consolas"/>
+                <w:b w:val="0"/>
+                <w:bCs w:val="0"/>
+                <w:color w:val="000000"/>
+                <w:sz w:val="15"/>
+                <w:szCs w:val="15"/>
+              </w:rPr>
+            </w:pPr>
+            <w:r>
+              <w:rPr>
+                <w:rFonts w:hint="default" w:ascii="Consolas" w:hAnsi="Consolas" w:eastAsia="Consolas" w:cs="Consolas"/>
+                <w:b w:val="0"/>
+                <w:bCs w:val="0"/>
+                <w:color w:val="000000"/>
+                <w:kern w:val="0"/>
+                <w:sz w:val="15"/>
+                <w:szCs w:val="15"/>
+                <w:shd w:val="clear" w:fill="FFFFFF"/>
+                <w:lang w:val="en-US" w:eastAsia="zh-CN" w:bidi="ar"/>
+              </w:rPr>
+              <w:t xml:space="preserve">    </w:t>
+            </w:r>
+            <w:r>
+              <w:rPr>
+                <w:rFonts w:hint="default" w:ascii="Consolas" w:hAnsi="Consolas" w:eastAsia="Consolas" w:cs="Consolas"/>
+                <w:b w:val="0"/>
+                <w:bCs w:val="0"/>
+                <w:color w:val="001080"/>
+                <w:kern w:val="0"/>
+                <w:sz w:val="15"/>
+                <w:szCs w:val="15"/>
+                <w:shd w:val="clear" w:fill="FFFFFF"/>
+                <w:lang w:val="en-US" w:eastAsia="zh-CN" w:bidi="ar"/>
+              </w:rPr>
+              <w:t>width:</w:t>
+            </w:r>
+            <w:r>
+              <w:rPr>
+                <w:rFonts w:hint="default" w:ascii="Consolas" w:hAnsi="Consolas" w:eastAsia="Consolas" w:cs="Consolas"/>
+                <w:b w:val="0"/>
+                <w:bCs w:val="0"/>
+                <w:color w:val="000000"/>
+                <w:kern w:val="0"/>
+                <w:sz w:val="15"/>
+                <w:szCs w:val="15"/>
+                <w:shd w:val="clear" w:fill="FFFFFF"/>
+                <w:lang w:val="en-US" w:eastAsia="zh-CN" w:bidi="ar"/>
+              </w:rPr>
+              <w:t xml:space="preserve"> </w:t>
+            </w:r>
+            <w:r>
+              <w:rPr>
+                <w:rFonts w:hint="default" w:ascii="Consolas" w:hAnsi="Consolas" w:eastAsia="Consolas" w:cs="Consolas"/>
+                <w:b w:val="0"/>
+                <w:bCs w:val="0"/>
+                <w:color w:val="001080"/>
+                <w:kern w:val="0"/>
+                <w:sz w:val="15"/>
+                <w:szCs w:val="15"/>
+                <w:shd w:val="clear" w:fill="FFFFFF"/>
+                <w:lang w:val="en-US" w:eastAsia="zh-CN" w:bidi="ar"/>
+              </w:rPr>
+              <w:t>theme</w:t>
+            </w:r>
+            <w:r>
+              <w:rPr>
+                <w:rFonts w:hint="default" w:ascii="Consolas" w:hAnsi="Consolas" w:eastAsia="Consolas" w:cs="Consolas"/>
+                <w:b w:val="0"/>
+                <w:bCs w:val="0"/>
+                <w:color w:val="000000"/>
+                <w:kern w:val="0"/>
+                <w:sz w:val="15"/>
+                <w:szCs w:val="15"/>
+                <w:shd w:val="clear" w:fill="FFFFFF"/>
+                <w:lang w:val="en-US" w:eastAsia="zh-CN" w:bidi="ar"/>
+              </w:rPr>
+              <w:t>.</w:t>
+            </w:r>
+            <w:r>
+              <w:rPr>
+                <w:rFonts w:hint="default" w:ascii="Consolas" w:hAnsi="Consolas" w:eastAsia="Consolas" w:cs="Consolas"/>
+                <w:b w:val="0"/>
+                <w:bCs w:val="0"/>
+                <w:color w:val="795E26"/>
+                <w:kern w:val="0"/>
+                <w:sz w:val="15"/>
+                <w:szCs w:val="15"/>
+                <w:shd w:val="clear" w:fill="FFFFFF"/>
+                <w:lang w:val="en-US" w:eastAsia="zh-CN" w:bidi="ar"/>
+              </w:rPr>
+              <w:t>spacing</w:t>
+            </w:r>
+            <w:r>
+              <w:rPr>
+                <w:rFonts w:hint="default" w:ascii="Consolas" w:hAnsi="Consolas" w:eastAsia="Consolas" w:cs="Consolas"/>
+                <w:b w:val="0"/>
+                <w:bCs w:val="0"/>
+                <w:color w:val="000000"/>
+                <w:kern w:val="0"/>
+                <w:sz w:val="15"/>
+                <w:szCs w:val="15"/>
+                <w:shd w:val="clear" w:fill="FFFFFF"/>
+                <w:lang w:val="en-US" w:eastAsia="zh-CN" w:bidi="ar"/>
+              </w:rPr>
+              <w:t>(</w:t>
+            </w:r>
+            <w:r>
+              <w:rPr>
+                <w:rFonts w:hint="default" w:ascii="Consolas" w:hAnsi="Consolas" w:eastAsia="Consolas" w:cs="Consolas"/>
+                <w:b w:val="0"/>
+                <w:bCs w:val="0"/>
+                <w:color w:val="098658"/>
+                <w:kern w:val="0"/>
+                <w:sz w:val="15"/>
+                <w:szCs w:val="15"/>
+                <w:shd w:val="clear" w:fill="FFFFFF"/>
+                <w:lang w:val="en-US" w:eastAsia="zh-CN" w:bidi="ar"/>
+              </w:rPr>
+              <w:t>10</w:t>
+            </w:r>
+            <w:r>
+              <w:rPr>
+                <w:rFonts w:hint="default" w:ascii="Consolas" w:hAnsi="Consolas" w:eastAsia="Consolas" w:cs="Consolas"/>
+                <w:b w:val="0"/>
+                <w:bCs w:val="0"/>
+                <w:color w:val="000000"/>
+                <w:kern w:val="0"/>
+                <w:sz w:val="15"/>
+                <w:szCs w:val="15"/>
+                <w:shd w:val="clear" w:fill="FFFFFF"/>
+                <w:lang w:val="en-US" w:eastAsia="zh-CN" w:bidi="ar"/>
+              </w:rPr>
+              <w:t xml:space="preserve">), </w:t>
+            </w:r>
+            <w:r>
+              <w:rPr>
+                <w:rFonts w:hint="default" w:ascii="Consolas" w:hAnsi="Consolas" w:eastAsia="Consolas" w:cs="Consolas"/>
+                <w:b w:val="0"/>
+                <w:bCs w:val="0"/>
+                <w:color w:val="008000"/>
+                <w:kern w:val="0"/>
+                <w:sz w:val="15"/>
+                <w:szCs w:val="15"/>
+                <w:shd w:val="clear" w:fill="FFFFFF"/>
+                <w:lang w:val="en-US" w:eastAsia="zh-CN" w:bidi="ar"/>
+              </w:rPr>
+              <w:t>// 10 * 8px = 80px</w:t>
+            </w:r>
+          </w:p>
+          <w:p>
+            <w:pPr>
+              <w:keepNext w:val="0"/>
+              <w:keepLines w:val="0"/>
+              <w:widowControl/>
+              <w:suppressLineNumbers w:val="0"/>
+              <w:shd w:val="clear" w:fill="FFFFFF"/>
+              <w:spacing w:line="240" w:lineRule="auto"/>
+              <w:jc w:val="left"/>
+              <w:rPr>
+                <w:rFonts w:hint="default" w:ascii="Consolas" w:hAnsi="Consolas" w:eastAsia="Consolas" w:cs="Consolas"/>
+                <w:b w:val="0"/>
+                <w:bCs w:val="0"/>
+                <w:color w:val="000000"/>
+                <w:sz w:val="15"/>
+                <w:szCs w:val="15"/>
+              </w:rPr>
+            </w:pPr>
+            <w:r>
+              <w:rPr>
+                <w:rFonts w:hint="default" w:ascii="Consolas" w:hAnsi="Consolas" w:eastAsia="Consolas" w:cs="Consolas"/>
+                <w:b w:val="0"/>
+                <w:bCs w:val="0"/>
+                <w:color w:val="000000"/>
+                <w:kern w:val="0"/>
+                <w:sz w:val="15"/>
+                <w:szCs w:val="15"/>
+                <w:shd w:val="clear" w:fill="FFFFFF"/>
+                <w:lang w:val="en-US" w:eastAsia="zh-CN" w:bidi="ar"/>
+              </w:rPr>
+              <w:t xml:space="preserve">    </w:t>
+            </w:r>
+            <w:r>
+              <w:rPr>
+                <w:rFonts w:hint="default" w:ascii="Consolas" w:hAnsi="Consolas" w:eastAsia="Consolas" w:cs="Consolas"/>
+                <w:b w:val="0"/>
+                <w:bCs w:val="0"/>
+                <w:color w:val="001080"/>
+                <w:kern w:val="0"/>
+                <w:sz w:val="15"/>
+                <w:szCs w:val="15"/>
+                <w:shd w:val="clear" w:fill="FFFFFF"/>
+                <w:lang w:val="en-US" w:eastAsia="zh-CN" w:bidi="ar"/>
+              </w:rPr>
+              <w:t>color:</w:t>
+            </w:r>
+            <w:r>
+              <w:rPr>
+                <w:rFonts w:hint="default" w:ascii="Consolas" w:hAnsi="Consolas" w:eastAsia="Consolas" w:cs="Consolas"/>
+                <w:b w:val="0"/>
+                <w:bCs w:val="0"/>
+                <w:color w:val="000000"/>
+                <w:kern w:val="0"/>
+                <w:sz w:val="15"/>
+                <w:szCs w:val="15"/>
+                <w:shd w:val="clear" w:fill="FFFFFF"/>
+                <w:lang w:val="en-US" w:eastAsia="zh-CN" w:bidi="ar"/>
+              </w:rPr>
+              <w:t xml:space="preserve"> </w:t>
+            </w:r>
+            <w:r>
+              <w:rPr>
+                <w:rFonts w:hint="default" w:ascii="Consolas" w:hAnsi="Consolas" w:eastAsia="Consolas" w:cs="Consolas"/>
+                <w:b w:val="0"/>
+                <w:bCs w:val="0"/>
+                <w:color w:val="001080"/>
+                <w:kern w:val="0"/>
+                <w:sz w:val="15"/>
+                <w:szCs w:val="15"/>
+                <w:shd w:val="clear" w:fill="FFFFFF"/>
+                <w:lang w:val="en-US" w:eastAsia="zh-CN" w:bidi="ar"/>
+              </w:rPr>
+              <w:t>theme</w:t>
+            </w:r>
+            <w:r>
+              <w:rPr>
+                <w:rFonts w:hint="default" w:ascii="Consolas" w:hAnsi="Consolas" w:eastAsia="Consolas" w:cs="Consolas"/>
+                <w:b w:val="0"/>
+                <w:bCs w:val="0"/>
+                <w:color w:val="000000"/>
+                <w:kern w:val="0"/>
+                <w:sz w:val="15"/>
+                <w:szCs w:val="15"/>
+                <w:shd w:val="clear" w:fill="FFFFFF"/>
+                <w:lang w:val="en-US" w:eastAsia="zh-CN" w:bidi="ar"/>
+              </w:rPr>
+              <w:t>.</w:t>
+            </w:r>
+            <w:r>
+              <w:rPr>
+                <w:rFonts w:hint="default" w:ascii="Consolas" w:hAnsi="Consolas" w:eastAsia="Consolas" w:cs="Consolas"/>
+                <w:b w:val="0"/>
+                <w:bCs w:val="0"/>
+                <w:color w:val="001080"/>
+                <w:kern w:val="0"/>
+                <w:sz w:val="15"/>
+                <w:szCs w:val="15"/>
+                <w:shd w:val="clear" w:fill="FFFFFF"/>
+                <w:lang w:val="en-US" w:eastAsia="zh-CN" w:bidi="ar"/>
+              </w:rPr>
+              <w:t>palette</w:t>
+            </w:r>
+            <w:r>
+              <w:rPr>
+                <w:rFonts w:hint="default" w:ascii="Consolas" w:hAnsi="Consolas" w:eastAsia="Consolas" w:cs="Consolas"/>
+                <w:b w:val="0"/>
+                <w:bCs w:val="0"/>
+                <w:color w:val="000000"/>
+                <w:kern w:val="0"/>
+                <w:sz w:val="15"/>
+                <w:szCs w:val="15"/>
+                <w:shd w:val="clear" w:fill="FFFFFF"/>
+                <w:lang w:val="en-US" w:eastAsia="zh-CN" w:bidi="ar"/>
+              </w:rPr>
+              <w:t>.</w:t>
+            </w:r>
+            <w:r>
+              <w:rPr>
+                <w:rFonts w:hint="default" w:ascii="Consolas" w:hAnsi="Consolas" w:eastAsia="Consolas" w:cs="Consolas"/>
+                <w:b w:val="0"/>
+                <w:bCs w:val="0"/>
+                <w:color w:val="001080"/>
+                <w:kern w:val="0"/>
+                <w:sz w:val="15"/>
+                <w:szCs w:val="15"/>
+                <w:shd w:val="clear" w:fill="FFFFFF"/>
+                <w:lang w:val="en-US" w:eastAsia="zh-CN" w:bidi="ar"/>
+              </w:rPr>
+              <w:t>warning</w:t>
+            </w:r>
+            <w:r>
+              <w:rPr>
+                <w:rFonts w:hint="default" w:ascii="Consolas" w:hAnsi="Consolas" w:eastAsia="Consolas" w:cs="Consolas"/>
+                <w:b w:val="0"/>
+                <w:bCs w:val="0"/>
+                <w:color w:val="000000"/>
+                <w:kern w:val="0"/>
+                <w:sz w:val="15"/>
+                <w:szCs w:val="15"/>
+                <w:shd w:val="clear" w:fill="FFFFFF"/>
+                <w:lang w:val="en-US" w:eastAsia="zh-CN" w:bidi="ar"/>
+              </w:rPr>
+              <w:t>.</w:t>
+            </w:r>
+            <w:r>
+              <w:rPr>
+                <w:rFonts w:hint="default" w:ascii="Consolas" w:hAnsi="Consolas" w:eastAsia="Consolas" w:cs="Consolas"/>
+                <w:b w:val="0"/>
+                <w:bCs w:val="0"/>
+                <w:color w:val="001080"/>
+                <w:kern w:val="0"/>
+                <w:sz w:val="15"/>
+                <w:szCs w:val="15"/>
+                <w:shd w:val="clear" w:fill="FFFFFF"/>
+                <w:lang w:val="en-US" w:eastAsia="zh-CN" w:bidi="ar"/>
+              </w:rPr>
+              <w:t>dark</w:t>
+            </w:r>
+            <w:r>
+              <w:rPr>
+                <w:rFonts w:hint="default" w:ascii="Consolas" w:hAnsi="Consolas" w:eastAsia="Consolas" w:cs="Consolas"/>
+                <w:b w:val="0"/>
+                <w:bCs w:val="0"/>
+                <w:color w:val="000000"/>
+                <w:kern w:val="0"/>
+                <w:sz w:val="15"/>
+                <w:szCs w:val="15"/>
+                <w:shd w:val="clear" w:fill="FFFFFF"/>
+                <w:lang w:val="en-US" w:eastAsia="zh-CN" w:bidi="ar"/>
+              </w:rPr>
+              <w:t>,</w:t>
+            </w:r>
+          </w:p>
+          <w:p>
+            <w:pPr>
+              <w:keepNext w:val="0"/>
+              <w:keepLines w:val="0"/>
+              <w:widowControl/>
+              <w:suppressLineNumbers w:val="0"/>
+              <w:shd w:val="clear" w:fill="FFFFFF"/>
+              <w:spacing w:line="240" w:lineRule="auto"/>
+              <w:jc w:val="left"/>
+              <w:rPr>
+                <w:rFonts w:hint="default" w:ascii="Consolas" w:hAnsi="Consolas" w:eastAsia="Consolas" w:cs="Consolas"/>
+                <w:b w:val="0"/>
+                <w:bCs w:val="0"/>
+                <w:color w:val="000000"/>
+                <w:sz w:val="15"/>
+                <w:szCs w:val="15"/>
+              </w:rPr>
+            </w:pPr>
+            <w:r>
+              <w:rPr>
+                <w:rFonts w:hint="default" w:ascii="Consolas" w:hAnsi="Consolas" w:eastAsia="Consolas" w:cs="Consolas"/>
+                <w:b w:val="0"/>
+                <w:bCs w:val="0"/>
+                <w:color w:val="000000"/>
+                <w:kern w:val="0"/>
+                <w:sz w:val="15"/>
+                <w:szCs w:val="15"/>
+                <w:shd w:val="clear" w:fill="FFFFFF"/>
+                <w:lang w:val="en-US" w:eastAsia="zh-CN" w:bidi="ar"/>
+              </w:rPr>
+              <w:t xml:space="preserve">    </w:t>
+            </w:r>
+            <w:r>
+              <w:rPr>
+                <w:rFonts w:hint="default" w:ascii="Consolas" w:hAnsi="Consolas" w:eastAsia="Consolas" w:cs="Consolas"/>
+                <w:b w:val="0"/>
+                <w:bCs w:val="0"/>
+                <w:color w:val="A31515"/>
+                <w:kern w:val="0"/>
+                <w:sz w:val="15"/>
+                <w:szCs w:val="15"/>
+                <w:shd w:val="clear" w:fill="FFFFFF"/>
+                <w:lang w:val="en-US" w:eastAsia="zh-CN" w:bidi="ar"/>
+              </w:rPr>
+              <w:t>"&amp; .MuiSlider-thumb"</w:t>
+            </w:r>
+            <w:r>
+              <w:rPr>
+                <w:rFonts w:hint="default" w:ascii="Consolas" w:hAnsi="Consolas" w:eastAsia="Consolas" w:cs="Consolas"/>
+                <w:b w:val="0"/>
+                <w:bCs w:val="0"/>
+                <w:color w:val="001080"/>
+                <w:kern w:val="0"/>
+                <w:sz w:val="15"/>
+                <w:szCs w:val="15"/>
+                <w:shd w:val="clear" w:fill="FFFFFF"/>
+                <w:lang w:val="en-US" w:eastAsia="zh-CN" w:bidi="ar"/>
+              </w:rPr>
+              <w:t>:</w:t>
+            </w:r>
+            <w:r>
+              <w:rPr>
+                <w:rFonts w:hint="default" w:ascii="Consolas" w:hAnsi="Consolas" w:eastAsia="Consolas" w:cs="Consolas"/>
+                <w:b w:val="0"/>
+                <w:bCs w:val="0"/>
+                <w:color w:val="000000"/>
+                <w:kern w:val="0"/>
+                <w:sz w:val="15"/>
+                <w:szCs w:val="15"/>
+                <w:shd w:val="clear" w:fill="FFFFFF"/>
+                <w:lang w:val="en-US" w:eastAsia="zh-CN" w:bidi="ar"/>
+              </w:rPr>
+              <w:t xml:space="preserve"> {</w:t>
+            </w:r>
+          </w:p>
+          <w:p>
+            <w:pPr>
+              <w:keepNext w:val="0"/>
+              <w:keepLines w:val="0"/>
+              <w:widowControl/>
+              <w:suppressLineNumbers w:val="0"/>
+              <w:shd w:val="clear" w:fill="FFFFFF"/>
+              <w:spacing w:line="240" w:lineRule="auto"/>
+              <w:jc w:val="left"/>
+              <w:rPr>
+                <w:rFonts w:hint="default" w:ascii="Consolas" w:hAnsi="Consolas" w:eastAsia="Consolas" w:cs="Consolas"/>
+                <w:b w:val="0"/>
+                <w:bCs w:val="0"/>
+                <w:color w:val="000000"/>
+                <w:sz w:val="15"/>
+                <w:szCs w:val="15"/>
+              </w:rPr>
+            </w:pPr>
+            <w:r>
+              <w:rPr>
+                <w:rFonts w:hint="default" w:ascii="Consolas" w:hAnsi="Consolas" w:eastAsia="Consolas" w:cs="Consolas"/>
+                <w:b w:val="0"/>
+                <w:bCs w:val="0"/>
+                <w:color w:val="000000"/>
+                <w:kern w:val="0"/>
+                <w:sz w:val="15"/>
+                <w:szCs w:val="15"/>
+                <w:shd w:val="clear" w:fill="FFFFFF"/>
+                <w:lang w:val="en-US" w:eastAsia="zh-CN" w:bidi="ar"/>
+              </w:rPr>
+              <w:t xml:space="preserve">      </w:t>
+            </w:r>
+            <w:r>
+              <w:rPr>
+                <w:rFonts w:hint="default" w:ascii="Consolas" w:hAnsi="Consolas" w:eastAsia="Consolas" w:cs="Consolas"/>
+                <w:b w:val="0"/>
+                <w:bCs w:val="0"/>
+                <w:color w:val="001080"/>
+                <w:kern w:val="0"/>
+                <w:sz w:val="15"/>
+                <w:szCs w:val="15"/>
+                <w:shd w:val="clear" w:fill="FFFFFF"/>
+                <w:lang w:val="en-US" w:eastAsia="zh-CN" w:bidi="ar"/>
+              </w:rPr>
+              <w:t>backgroundColor:</w:t>
+            </w:r>
+            <w:r>
+              <w:rPr>
+                <w:rFonts w:hint="default" w:ascii="Consolas" w:hAnsi="Consolas" w:eastAsia="Consolas" w:cs="Consolas"/>
+                <w:b w:val="0"/>
+                <w:bCs w:val="0"/>
+                <w:color w:val="000000"/>
+                <w:kern w:val="0"/>
+                <w:sz w:val="15"/>
+                <w:szCs w:val="15"/>
+                <w:shd w:val="clear" w:fill="FFFFFF"/>
+                <w:lang w:val="en-US" w:eastAsia="zh-CN" w:bidi="ar"/>
+              </w:rPr>
+              <w:t xml:space="preserve"> </w:t>
+            </w:r>
+            <w:r>
+              <w:rPr>
+                <w:rFonts w:hint="default" w:ascii="Consolas" w:hAnsi="Consolas" w:eastAsia="Consolas" w:cs="Consolas"/>
+                <w:b w:val="0"/>
+                <w:bCs w:val="0"/>
+                <w:color w:val="001080"/>
+                <w:kern w:val="0"/>
+                <w:sz w:val="15"/>
+                <w:szCs w:val="15"/>
+                <w:shd w:val="clear" w:fill="FFFFFF"/>
+                <w:lang w:val="en-US" w:eastAsia="zh-CN" w:bidi="ar"/>
+              </w:rPr>
+              <w:t>theme</w:t>
+            </w:r>
+            <w:r>
+              <w:rPr>
+                <w:rFonts w:hint="default" w:ascii="Consolas" w:hAnsi="Consolas" w:eastAsia="Consolas" w:cs="Consolas"/>
+                <w:b w:val="0"/>
+                <w:bCs w:val="0"/>
+                <w:color w:val="000000"/>
+                <w:kern w:val="0"/>
+                <w:sz w:val="15"/>
+                <w:szCs w:val="15"/>
+                <w:shd w:val="clear" w:fill="FFFFFF"/>
+                <w:lang w:val="en-US" w:eastAsia="zh-CN" w:bidi="ar"/>
+              </w:rPr>
+              <w:t>.</w:t>
+            </w:r>
+            <w:r>
+              <w:rPr>
+                <w:rFonts w:hint="default" w:ascii="Consolas" w:hAnsi="Consolas" w:eastAsia="Consolas" w:cs="Consolas"/>
+                <w:b w:val="0"/>
+                <w:bCs w:val="0"/>
+                <w:color w:val="001080"/>
+                <w:kern w:val="0"/>
+                <w:sz w:val="15"/>
+                <w:szCs w:val="15"/>
+                <w:shd w:val="clear" w:fill="FFFFFF"/>
+                <w:lang w:val="en-US" w:eastAsia="zh-CN" w:bidi="ar"/>
+              </w:rPr>
+              <w:t>palette</w:t>
+            </w:r>
+            <w:r>
+              <w:rPr>
+                <w:rFonts w:hint="default" w:ascii="Consolas" w:hAnsi="Consolas" w:eastAsia="Consolas" w:cs="Consolas"/>
+                <w:b w:val="0"/>
+                <w:bCs w:val="0"/>
+                <w:color w:val="000000"/>
+                <w:kern w:val="0"/>
+                <w:sz w:val="15"/>
+                <w:szCs w:val="15"/>
+                <w:shd w:val="clear" w:fill="FFFFFF"/>
+                <w:lang w:val="en-US" w:eastAsia="zh-CN" w:bidi="ar"/>
+              </w:rPr>
+              <w:t>.</w:t>
+            </w:r>
+            <w:r>
+              <w:rPr>
+                <w:rFonts w:hint="default" w:ascii="Consolas" w:hAnsi="Consolas" w:eastAsia="Consolas" w:cs="Consolas"/>
+                <w:b w:val="0"/>
+                <w:bCs w:val="0"/>
+                <w:color w:val="001080"/>
+                <w:kern w:val="0"/>
+                <w:sz w:val="15"/>
+                <w:szCs w:val="15"/>
+                <w:shd w:val="clear" w:fill="FFFFFF"/>
+                <w:lang w:val="en-US" w:eastAsia="zh-CN" w:bidi="ar"/>
+              </w:rPr>
+              <w:t>success</w:t>
+            </w:r>
+            <w:r>
+              <w:rPr>
+                <w:rFonts w:hint="default" w:ascii="Consolas" w:hAnsi="Consolas" w:eastAsia="Consolas" w:cs="Consolas"/>
+                <w:b w:val="0"/>
+                <w:bCs w:val="0"/>
+                <w:color w:val="000000"/>
+                <w:kern w:val="0"/>
+                <w:sz w:val="15"/>
+                <w:szCs w:val="15"/>
+                <w:shd w:val="clear" w:fill="FFFFFF"/>
+                <w:lang w:val="en-US" w:eastAsia="zh-CN" w:bidi="ar"/>
+              </w:rPr>
+              <w:t>.</w:t>
+            </w:r>
+            <w:r>
+              <w:rPr>
+                <w:rFonts w:hint="default" w:ascii="Consolas" w:hAnsi="Consolas" w:eastAsia="Consolas" w:cs="Consolas"/>
+                <w:b w:val="0"/>
+                <w:bCs w:val="0"/>
+                <w:color w:val="001080"/>
+                <w:kern w:val="0"/>
+                <w:sz w:val="15"/>
+                <w:szCs w:val="15"/>
+                <w:shd w:val="clear" w:fill="FFFFFF"/>
+                <w:lang w:val="en-US" w:eastAsia="zh-CN" w:bidi="ar"/>
+              </w:rPr>
+              <w:t>main</w:t>
+            </w:r>
+            <w:r>
+              <w:rPr>
+                <w:rFonts w:hint="default" w:ascii="Consolas" w:hAnsi="Consolas" w:eastAsia="Consolas" w:cs="Consolas"/>
+                <w:b w:val="0"/>
+                <w:bCs w:val="0"/>
+                <w:color w:val="000000"/>
+                <w:kern w:val="0"/>
+                <w:sz w:val="15"/>
+                <w:szCs w:val="15"/>
+                <w:shd w:val="clear" w:fill="FFFFFF"/>
+                <w:lang w:val="en-US" w:eastAsia="zh-CN" w:bidi="ar"/>
+              </w:rPr>
+              <w:t>,</w:t>
+            </w:r>
+          </w:p>
+          <w:p>
+            <w:pPr>
+              <w:keepNext w:val="0"/>
+              <w:keepLines w:val="0"/>
+              <w:widowControl/>
+              <w:suppressLineNumbers w:val="0"/>
+              <w:shd w:val="clear" w:fill="FFFFFF"/>
+              <w:spacing w:line="240" w:lineRule="auto"/>
+              <w:jc w:val="left"/>
+              <w:rPr>
+                <w:rFonts w:hint="default" w:ascii="Consolas" w:hAnsi="Consolas" w:eastAsia="Consolas" w:cs="Consolas"/>
+                <w:b w:val="0"/>
+                <w:bCs w:val="0"/>
+                <w:color w:val="000000"/>
+                <w:sz w:val="15"/>
+                <w:szCs w:val="15"/>
+              </w:rPr>
+            </w:pPr>
+            <w:r>
+              <w:rPr>
+                <w:rFonts w:hint="default" w:ascii="Consolas" w:hAnsi="Consolas" w:eastAsia="Consolas" w:cs="Consolas"/>
+                <w:b w:val="0"/>
+                <w:bCs w:val="0"/>
+                <w:color w:val="000000"/>
+                <w:kern w:val="0"/>
+                <w:sz w:val="15"/>
+                <w:szCs w:val="15"/>
+                <w:shd w:val="clear" w:fill="FFFFFF"/>
+                <w:lang w:val="en-US" w:eastAsia="zh-CN" w:bidi="ar"/>
+              </w:rPr>
+              <w:t xml:space="preserve">      </w:t>
+            </w:r>
+            <w:r>
+              <w:rPr>
+                <w:rFonts w:hint="default" w:ascii="Consolas" w:hAnsi="Consolas" w:eastAsia="Consolas" w:cs="Consolas"/>
+                <w:b w:val="0"/>
+                <w:bCs w:val="0"/>
+                <w:color w:val="A31515"/>
+                <w:kern w:val="0"/>
+                <w:sz w:val="15"/>
+                <w:szCs w:val="15"/>
+                <w:shd w:val="clear" w:fill="FFFFFF"/>
+                <w:lang w:val="en-US" w:eastAsia="zh-CN" w:bidi="ar"/>
+              </w:rPr>
+              <w:t>":hover"</w:t>
+            </w:r>
+            <w:r>
+              <w:rPr>
+                <w:rFonts w:hint="default" w:ascii="Consolas" w:hAnsi="Consolas" w:eastAsia="Consolas" w:cs="Consolas"/>
+                <w:b w:val="0"/>
+                <w:bCs w:val="0"/>
+                <w:color w:val="001080"/>
+                <w:kern w:val="0"/>
+                <w:sz w:val="15"/>
+                <w:szCs w:val="15"/>
+                <w:shd w:val="clear" w:fill="FFFFFF"/>
+                <w:lang w:val="en-US" w:eastAsia="zh-CN" w:bidi="ar"/>
+              </w:rPr>
+              <w:t>:</w:t>
+            </w:r>
+            <w:r>
+              <w:rPr>
+                <w:rFonts w:hint="default" w:ascii="Consolas" w:hAnsi="Consolas" w:eastAsia="Consolas" w:cs="Consolas"/>
+                <w:b w:val="0"/>
+                <w:bCs w:val="0"/>
+                <w:color w:val="000000"/>
+                <w:kern w:val="0"/>
+                <w:sz w:val="15"/>
+                <w:szCs w:val="15"/>
+                <w:shd w:val="clear" w:fill="FFFFFF"/>
+                <w:lang w:val="en-US" w:eastAsia="zh-CN" w:bidi="ar"/>
+              </w:rPr>
+              <w:t xml:space="preserve"> {</w:t>
+            </w:r>
+          </w:p>
+          <w:p>
+            <w:pPr>
+              <w:keepNext w:val="0"/>
+              <w:keepLines w:val="0"/>
+              <w:widowControl/>
+              <w:suppressLineNumbers w:val="0"/>
+              <w:shd w:val="clear" w:fill="FFFFFF"/>
+              <w:spacing w:line="240" w:lineRule="auto"/>
+              <w:jc w:val="left"/>
+              <w:rPr>
+                <w:rFonts w:hint="default" w:ascii="Consolas" w:hAnsi="Consolas" w:eastAsia="Consolas" w:cs="Consolas"/>
+                <w:b w:val="0"/>
+                <w:bCs w:val="0"/>
+                <w:color w:val="000000"/>
+                <w:sz w:val="15"/>
+                <w:szCs w:val="15"/>
+              </w:rPr>
+            </w:pPr>
+            <w:r>
+              <w:rPr>
+                <w:rFonts w:hint="default" w:ascii="Consolas" w:hAnsi="Consolas" w:eastAsia="Consolas" w:cs="Consolas"/>
+                <w:b w:val="0"/>
+                <w:bCs w:val="0"/>
+                <w:color w:val="000000"/>
+                <w:kern w:val="0"/>
+                <w:sz w:val="15"/>
+                <w:szCs w:val="15"/>
+                <w:shd w:val="clear" w:fill="FFFFFF"/>
+                <w:lang w:val="en-US" w:eastAsia="zh-CN" w:bidi="ar"/>
+              </w:rPr>
+              <w:t xml:space="preserve">        </w:t>
+            </w:r>
+            <w:r>
+              <w:rPr>
+                <w:rFonts w:hint="default" w:ascii="Consolas" w:hAnsi="Consolas" w:eastAsia="Consolas" w:cs="Consolas"/>
+                <w:b w:val="0"/>
+                <w:bCs w:val="0"/>
+                <w:color w:val="001080"/>
+                <w:kern w:val="0"/>
+                <w:sz w:val="15"/>
+                <w:szCs w:val="15"/>
+                <w:shd w:val="clear" w:fill="FFFFFF"/>
+                <w:lang w:val="en-US" w:eastAsia="zh-CN" w:bidi="ar"/>
+              </w:rPr>
+              <w:t>backgroundColor:</w:t>
+            </w:r>
+            <w:r>
+              <w:rPr>
+                <w:rFonts w:hint="default" w:ascii="Consolas" w:hAnsi="Consolas" w:eastAsia="Consolas" w:cs="Consolas"/>
+                <w:b w:val="0"/>
+                <w:bCs w:val="0"/>
+                <w:color w:val="000000"/>
+                <w:kern w:val="0"/>
+                <w:sz w:val="15"/>
+                <w:szCs w:val="15"/>
+                <w:shd w:val="clear" w:fill="FFFFFF"/>
+                <w:lang w:val="en-US" w:eastAsia="zh-CN" w:bidi="ar"/>
+              </w:rPr>
+              <w:t xml:space="preserve"> </w:t>
+            </w:r>
+            <w:r>
+              <w:rPr>
+                <w:rFonts w:hint="default" w:ascii="Consolas" w:hAnsi="Consolas" w:eastAsia="Consolas" w:cs="Consolas"/>
+                <w:b w:val="0"/>
+                <w:bCs w:val="0"/>
+                <w:color w:val="001080"/>
+                <w:kern w:val="0"/>
+                <w:sz w:val="15"/>
+                <w:szCs w:val="15"/>
+                <w:shd w:val="clear" w:fill="FFFFFF"/>
+                <w:lang w:val="en-US" w:eastAsia="zh-CN" w:bidi="ar"/>
+              </w:rPr>
+              <w:t>theme</w:t>
+            </w:r>
+            <w:r>
+              <w:rPr>
+                <w:rFonts w:hint="default" w:ascii="Consolas" w:hAnsi="Consolas" w:eastAsia="Consolas" w:cs="Consolas"/>
+                <w:b w:val="0"/>
+                <w:bCs w:val="0"/>
+                <w:color w:val="000000"/>
+                <w:kern w:val="0"/>
+                <w:sz w:val="15"/>
+                <w:szCs w:val="15"/>
+                <w:shd w:val="clear" w:fill="FFFFFF"/>
+                <w:lang w:val="en-US" w:eastAsia="zh-CN" w:bidi="ar"/>
+              </w:rPr>
+              <w:t>.</w:t>
+            </w:r>
+            <w:r>
+              <w:rPr>
+                <w:rFonts w:hint="default" w:ascii="Consolas" w:hAnsi="Consolas" w:eastAsia="Consolas" w:cs="Consolas"/>
+                <w:b w:val="0"/>
+                <w:bCs w:val="0"/>
+                <w:color w:val="001080"/>
+                <w:kern w:val="0"/>
+                <w:sz w:val="15"/>
+                <w:szCs w:val="15"/>
+                <w:shd w:val="clear" w:fill="FFFFFF"/>
+                <w:lang w:val="en-US" w:eastAsia="zh-CN" w:bidi="ar"/>
+              </w:rPr>
+              <w:t>palette</w:t>
+            </w:r>
+            <w:r>
+              <w:rPr>
+                <w:rFonts w:hint="default" w:ascii="Consolas" w:hAnsi="Consolas" w:eastAsia="Consolas" w:cs="Consolas"/>
+                <w:b w:val="0"/>
+                <w:bCs w:val="0"/>
+                <w:color w:val="000000"/>
+                <w:kern w:val="0"/>
+                <w:sz w:val="15"/>
+                <w:szCs w:val="15"/>
+                <w:shd w:val="clear" w:fill="FFFFFF"/>
+                <w:lang w:val="en-US" w:eastAsia="zh-CN" w:bidi="ar"/>
+              </w:rPr>
+              <w:t>.</w:t>
+            </w:r>
+            <w:r>
+              <w:rPr>
+                <w:rFonts w:hint="default" w:ascii="Consolas" w:hAnsi="Consolas" w:eastAsia="Consolas" w:cs="Consolas"/>
+                <w:b w:val="0"/>
+                <w:bCs w:val="0"/>
+                <w:color w:val="001080"/>
+                <w:kern w:val="0"/>
+                <w:sz w:val="15"/>
+                <w:szCs w:val="15"/>
+                <w:shd w:val="clear" w:fill="FFFFFF"/>
+                <w:lang w:val="en-US" w:eastAsia="zh-CN" w:bidi="ar"/>
+              </w:rPr>
+              <w:t>success</w:t>
+            </w:r>
+            <w:r>
+              <w:rPr>
+                <w:rFonts w:hint="default" w:ascii="Consolas" w:hAnsi="Consolas" w:eastAsia="Consolas" w:cs="Consolas"/>
+                <w:b w:val="0"/>
+                <w:bCs w:val="0"/>
+                <w:color w:val="000000"/>
+                <w:kern w:val="0"/>
+                <w:sz w:val="15"/>
+                <w:szCs w:val="15"/>
+                <w:shd w:val="clear" w:fill="FFFFFF"/>
+                <w:lang w:val="en-US" w:eastAsia="zh-CN" w:bidi="ar"/>
+              </w:rPr>
+              <w:t>.</w:t>
+            </w:r>
+            <w:r>
+              <w:rPr>
+                <w:rFonts w:hint="default" w:ascii="Consolas" w:hAnsi="Consolas" w:eastAsia="Consolas" w:cs="Consolas"/>
+                <w:b w:val="0"/>
+                <w:bCs w:val="0"/>
+                <w:color w:val="001080"/>
+                <w:kern w:val="0"/>
+                <w:sz w:val="15"/>
+                <w:szCs w:val="15"/>
+                <w:shd w:val="clear" w:fill="FFFFFF"/>
+                <w:lang w:val="en-US" w:eastAsia="zh-CN" w:bidi="ar"/>
+              </w:rPr>
+              <w:t>dark</w:t>
+            </w:r>
+          </w:p>
+          <w:p>
+            <w:pPr>
+              <w:keepNext w:val="0"/>
+              <w:keepLines w:val="0"/>
+              <w:widowControl/>
+              <w:suppressLineNumbers w:val="0"/>
+              <w:shd w:val="clear" w:fill="FFFFFF"/>
+              <w:spacing w:line="240" w:lineRule="auto"/>
+              <w:jc w:val="left"/>
+              <w:rPr>
+                <w:rFonts w:hint="default" w:ascii="Consolas" w:hAnsi="Consolas" w:eastAsia="Consolas" w:cs="Consolas"/>
+                <w:b w:val="0"/>
+                <w:bCs w:val="0"/>
+                <w:color w:val="000000"/>
+                <w:sz w:val="15"/>
+                <w:szCs w:val="15"/>
+              </w:rPr>
+            </w:pPr>
+            <w:r>
+              <w:rPr>
+                <w:rFonts w:hint="default" w:ascii="Consolas" w:hAnsi="Consolas" w:eastAsia="Consolas" w:cs="Consolas"/>
+                <w:b w:val="0"/>
+                <w:bCs w:val="0"/>
+                <w:color w:val="000000"/>
+                <w:kern w:val="0"/>
+                <w:sz w:val="15"/>
+                <w:szCs w:val="15"/>
+                <w:shd w:val="clear" w:fill="FFFFFF"/>
+                <w:lang w:val="en-US" w:eastAsia="zh-CN" w:bidi="ar"/>
+              </w:rPr>
+              <w:t>      }</w:t>
+            </w:r>
+          </w:p>
+          <w:p>
+            <w:pPr>
+              <w:keepNext w:val="0"/>
+              <w:keepLines w:val="0"/>
+              <w:widowControl/>
+              <w:suppressLineNumbers w:val="0"/>
+              <w:shd w:val="clear" w:fill="FFFFFF"/>
+              <w:spacing w:line="240" w:lineRule="auto"/>
+              <w:jc w:val="left"/>
+              <w:rPr>
+                <w:rFonts w:hint="default" w:ascii="Consolas" w:hAnsi="Consolas" w:eastAsia="Consolas" w:cs="Consolas"/>
+                <w:b w:val="0"/>
+                <w:bCs w:val="0"/>
+                <w:color w:val="000000"/>
+                <w:sz w:val="15"/>
+                <w:szCs w:val="15"/>
+              </w:rPr>
+            </w:pPr>
+            <w:r>
+              <w:rPr>
+                <w:rFonts w:hint="default" w:ascii="Consolas" w:hAnsi="Consolas" w:eastAsia="Consolas" w:cs="Consolas"/>
+                <w:b w:val="0"/>
+                <w:bCs w:val="0"/>
+                <w:color w:val="000000"/>
+                <w:kern w:val="0"/>
+                <w:sz w:val="15"/>
+                <w:szCs w:val="15"/>
+                <w:shd w:val="clear" w:fill="FFFFFF"/>
+                <w:lang w:val="en-US" w:eastAsia="zh-CN" w:bidi="ar"/>
+              </w:rPr>
+              <w:t>    },</w:t>
+            </w:r>
+          </w:p>
+          <w:p>
+            <w:pPr>
+              <w:keepNext w:val="0"/>
+              <w:keepLines w:val="0"/>
+              <w:widowControl/>
+              <w:suppressLineNumbers w:val="0"/>
+              <w:shd w:val="clear" w:fill="FFFFFF"/>
+              <w:spacing w:line="240" w:lineRule="auto"/>
+              <w:jc w:val="left"/>
+              <w:rPr>
+                <w:rFonts w:hint="default" w:ascii="Consolas" w:hAnsi="Consolas" w:eastAsia="Consolas" w:cs="Consolas"/>
+                <w:b w:val="0"/>
+                <w:bCs w:val="0"/>
+                <w:color w:val="000000"/>
+                <w:sz w:val="15"/>
+                <w:szCs w:val="15"/>
+              </w:rPr>
+            </w:pPr>
+            <w:r>
+              <w:rPr>
+                <w:rFonts w:hint="default" w:ascii="Consolas" w:hAnsi="Consolas" w:eastAsia="Consolas" w:cs="Consolas"/>
+                <w:b w:val="0"/>
+                <w:bCs w:val="0"/>
+                <w:color w:val="000000"/>
+                <w:kern w:val="0"/>
+                <w:sz w:val="15"/>
+                <w:szCs w:val="15"/>
+                <w:shd w:val="clear" w:fill="FFFFFF"/>
+                <w:lang w:val="en-US" w:eastAsia="zh-CN" w:bidi="ar"/>
+              </w:rPr>
+              <w:t xml:space="preserve">    </w:t>
+            </w:r>
+            <w:r>
+              <w:rPr>
+                <w:rFonts w:hint="default" w:ascii="Consolas" w:hAnsi="Consolas" w:eastAsia="Consolas" w:cs="Consolas"/>
+                <w:b w:val="0"/>
+                <w:bCs w:val="0"/>
+                <w:color w:val="A31515"/>
+                <w:kern w:val="0"/>
+                <w:sz w:val="15"/>
+                <w:szCs w:val="15"/>
+                <w:shd w:val="clear" w:fill="FFFFFF"/>
+                <w:lang w:val="en-US" w:eastAsia="zh-CN" w:bidi="ar"/>
+              </w:rPr>
+              <w:t>"&amp; .MuiSlider-rail"</w:t>
+            </w:r>
+            <w:r>
+              <w:rPr>
+                <w:rFonts w:hint="default" w:ascii="Consolas" w:hAnsi="Consolas" w:eastAsia="Consolas" w:cs="Consolas"/>
+                <w:b w:val="0"/>
+                <w:bCs w:val="0"/>
+                <w:color w:val="001080"/>
+                <w:kern w:val="0"/>
+                <w:sz w:val="15"/>
+                <w:szCs w:val="15"/>
+                <w:shd w:val="clear" w:fill="FFFFFF"/>
+                <w:lang w:val="en-US" w:eastAsia="zh-CN" w:bidi="ar"/>
+              </w:rPr>
+              <w:t>:</w:t>
+            </w:r>
+            <w:r>
+              <w:rPr>
+                <w:rFonts w:hint="default" w:ascii="Consolas" w:hAnsi="Consolas" w:eastAsia="Consolas" w:cs="Consolas"/>
+                <w:b w:val="0"/>
+                <w:bCs w:val="0"/>
+                <w:color w:val="000000"/>
+                <w:kern w:val="0"/>
+                <w:sz w:val="15"/>
+                <w:szCs w:val="15"/>
+                <w:shd w:val="clear" w:fill="FFFFFF"/>
+                <w:lang w:val="en-US" w:eastAsia="zh-CN" w:bidi="ar"/>
+              </w:rPr>
+              <w:t xml:space="preserve"> {</w:t>
+            </w:r>
+          </w:p>
+          <w:p>
+            <w:pPr>
+              <w:keepNext w:val="0"/>
+              <w:keepLines w:val="0"/>
+              <w:widowControl/>
+              <w:suppressLineNumbers w:val="0"/>
+              <w:shd w:val="clear" w:fill="FFFFFF"/>
+              <w:spacing w:line="240" w:lineRule="auto"/>
+              <w:jc w:val="left"/>
+              <w:rPr>
+                <w:rFonts w:hint="default" w:ascii="Consolas" w:hAnsi="Consolas" w:eastAsia="Consolas" w:cs="Consolas"/>
+                <w:b w:val="0"/>
+                <w:bCs w:val="0"/>
+                <w:color w:val="000000"/>
+                <w:sz w:val="15"/>
+                <w:szCs w:val="15"/>
+              </w:rPr>
+            </w:pPr>
+            <w:r>
+              <w:rPr>
+                <w:rFonts w:hint="default" w:ascii="Consolas" w:hAnsi="Consolas" w:eastAsia="Consolas" w:cs="Consolas"/>
+                <w:b w:val="0"/>
+                <w:bCs w:val="0"/>
+                <w:color w:val="000000"/>
+                <w:kern w:val="0"/>
+                <w:sz w:val="15"/>
+                <w:szCs w:val="15"/>
+                <w:shd w:val="clear" w:fill="FFFFFF"/>
+                <w:lang w:val="en-US" w:eastAsia="zh-CN" w:bidi="ar"/>
+              </w:rPr>
+              <w:t xml:space="preserve">      </w:t>
+            </w:r>
+            <w:r>
+              <w:rPr>
+                <w:rFonts w:hint="default" w:ascii="Consolas" w:hAnsi="Consolas" w:eastAsia="Consolas" w:cs="Consolas"/>
+                <w:b w:val="0"/>
+                <w:bCs w:val="0"/>
+                <w:color w:val="001080"/>
+                <w:kern w:val="0"/>
+                <w:sz w:val="15"/>
+                <w:szCs w:val="15"/>
+                <w:shd w:val="clear" w:fill="FFFFFF"/>
+                <w:lang w:val="en-US" w:eastAsia="zh-CN" w:bidi="ar"/>
+              </w:rPr>
+              <w:t>backgroundColor:</w:t>
+            </w:r>
+            <w:r>
+              <w:rPr>
+                <w:rFonts w:hint="default" w:ascii="Consolas" w:hAnsi="Consolas" w:eastAsia="Consolas" w:cs="Consolas"/>
+                <w:b w:val="0"/>
+                <w:bCs w:val="0"/>
+                <w:color w:val="000000"/>
+                <w:kern w:val="0"/>
+                <w:sz w:val="15"/>
+                <w:szCs w:val="15"/>
+                <w:shd w:val="clear" w:fill="FFFFFF"/>
+                <w:lang w:val="en-US" w:eastAsia="zh-CN" w:bidi="ar"/>
+              </w:rPr>
+              <w:t xml:space="preserve"> </w:t>
+            </w:r>
+            <w:r>
+              <w:rPr>
+                <w:rFonts w:hint="default" w:ascii="Consolas" w:hAnsi="Consolas" w:eastAsia="Consolas" w:cs="Consolas"/>
+                <w:b w:val="0"/>
+                <w:bCs w:val="0"/>
+                <w:color w:val="001080"/>
+                <w:kern w:val="0"/>
+                <w:sz w:val="15"/>
+                <w:szCs w:val="15"/>
+                <w:shd w:val="clear" w:fill="FFFFFF"/>
+                <w:lang w:val="en-US" w:eastAsia="zh-CN" w:bidi="ar"/>
+              </w:rPr>
+              <w:t>theme</w:t>
+            </w:r>
+            <w:r>
+              <w:rPr>
+                <w:rFonts w:hint="default" w:ascii="Consolas" w:hAnsi="Consolas" w:eastAsia="Consolas" w:cs="Consolas"/>
+                <w:b w:val="0"/>
+                <w:bCs w:val="0"/>
+                <w:color w:val="000000"/>
+                <w:kern w:val="0"/>
+                <w:sz w:val="15"/>
+                <w:szCs w:val="15"/>
+                <w:shd w:val="clear" w:fill="FFFFFF"/>
+                <w:lang w:val="en-US" w:eastAsia="zh-CN" w:bidi="ar"/>
+              </w:rPr>
+              <w:t>.</w:t>
+            </w:r>
+            <w:r>
+              <w:rPr>
+                <w:rFonts w:hint="default" w:ascii="Consolas" w:hAnsi="Consolas" w:eastAsia="Consolas" w:cs="Consolas"/>
+                <w:b w:val="0"/>
+                <w:bCs w:val="0"/>
+                <w:color w:val="001080"/>
+                <w:kern w:val="0"/>
+                <w:sz w:val="15"/>
+                <w:szCs w:val="15"/>
+                <w:shd w:val="clear" w:fill="FFFFFF"/>
+                <w:lang w:val="en-US" w:eastAsia="zh-CN" w:bidi="ar"/>
+              </w:rPr>
+              <w:t>palette</w:t>
+            </w:r>
+            <w:r>
+              <w:rPr>
+                <w:rFonts w:hint="default" w:ascii="Consolas" w:hAnsi="Consolas" w:eastAsia="Consolas" w:cs="Consolas"/>
+                <w:b w:val="0"/>
+                <w:bCs w:val="0"/>
+                <w:color w:val="000000"/>
+                <w:kern w:val="0"/>
+                <w:sz w:val="15"/>
+                <w:szCs w:val="15"/>
+                <w:shd w:val="clear" w:fill="FFFFFF"/>
+                <w:lang w:val="en-US" w:eastAsia="zh-CN" w:bidi="ar"/>
+              </w:rPr>
+              <w:t>.</w:t>
+            </w:r>
+            <w:r>
+              <w:rPr>
+                <w:rFonts w:hint="default" w:ascii="Consolas" w:hAnsi="Consolas" w:eastAsia="Consolas" w:cs="Consolas"/>
+                <w:b w:val="0"/>
+                <w:bCs w:val="0"/>
+                <w:color w:val="001080"/>
+                <w:kern w:val="0"/>
+                <w:sz w:val="15"/>
+                <w:szCs w:val="15"/>
+                <w:shd w:val="clear" w:fill="FFFFFF"/>
+                <w:lang w:val="en-US" w:eastAsia="zh-CN" w:bidi="ar"/>
+              </w:rPr>
+              <w:t>warning</w:t>
+            </w:r>
+            <w:r>
+              <w:rPr>
+                <w:rFonts w:hint="default" w:ascii="Consolas" w:hAnsi="Consolas" w:eastAsia="Consolas" w:cs="Consolas"/>
+                <w:b w:val="0"/>
+                <w:bCs w:val="0"/>
+                <w:color w:val="000000"/>
+                <w:kern w:val="0"/>
+                <w:sz w:val="15"/>
+                <w:szCs w:val="15"/>
+                <w:shd w:val="clear" w:fill="FFFFFF"/>
+                <w:lang w:val="en-US" w:eastAsia="zh-CN" w:bidi="ar"/>
+              </w:rPr>
+              <w:t>.</w:t>
+            </w:r>
+            <w:r>
+              <w:rPr>
+                <w:rFonts w:hint="default" w:ascii="Consolas" w:hAnsi="Consolas" w:eastAsia="Consolas" w:cs="Consolas"/>
+                <w:b w:val="0"/>
+                <w:bCs w:val="0"/>
+                <w:color w:val="001080"/>
+                <w:kern w:val="0"/>
+                <w:sz w:val="15"/>
+                <w:szCs w:val="15"/>
+                <w:shd w:val="clear" w:fill="FFFFFF"/>
+                <w:lang w:val="en-US" w:eastAsia="zh-CN" w:bidi="ar"/>
+              </w:rPr>
+              <w:t>main</w:t>
+            </w:r>
+          </w:p>
+          <w:p>
+            <w:pPr>
+              <w:keepNext w:val="0"/>
+              <w:keepLines w:val="0"/>
+              <w:widowControl/>
+              <w:suppressLineNumbers w:val="0"/>
+              <w:shd w:val="clear" w:fill="FFFFFF"/>
+              <w:spacing w:line="240" w:lineRule="auto"/>
+              <w:jc w:val="left"/>
+              <w:rPr>
+                <w:rFonts w:hint="default" w:ascii="Consolas" w:hAnsi="Consolas" w:eastAsia="Consolas" w:cs="Consolas"/>
+                <w:b w:val="0"/>
+                <w:bCs w:val="0"/>
+                <w:color w:val="000000"/>
+                <w:sz w:val="15"/>
+                <w:szCs w:val="15"/>
+              </w:rPr>
+            </w:pPr>
+            <w:r>
+              <w:rPr>
+                <w:rFonts w:hint="default" w:ascii="Consolas" w:hAnsi="Consolas" w:eastAsia="Consolas" w:cs="Consolas"/>
+                <w:b w:val="0"/>
+                <w:bCs w:val="0"/>
+                <w:color w:val="000000"/>
+                <w:kern w:val="0"/>
+                <w:sz w:val="15"/>
+                <w:szCs w:val="15"/>
+                <w:shd w:val="clear" w:fill="FFFFFF"/>
+                <w:lang w:val="en-US" w:eastAsia="zh-CN" w:bidi="ar"/>
+              </w:rPr>
+              <w:t>    },</w:t>
+            </w:r>
+          </w:p>
+          <w:p>
+            <w:pPr>
+              <w:keepNext w:val="0"/>
+              <w:keepLines w:val="0"/>
+              <w:widowControl/>
+              <w:suppressLineNumbers w:val="0"/>
+              <w:shd w:val="clear" w:fill="FFFFFF"/>
+              <w:spacing w:line="240" w:lineRule="auto"/>
+              <w:jc w:val="left"/>
+              <w:rPr>
+                <w:rFonts w:hint="default" w:ascii="Consolas" w:hAnsi="Consolas" w:eastAsia="Consolas" w:cs="Consolas"/>
+                <w:b w:val="0"/>
+                <w:bCs w:val="0"/>
+                <w:color w:val="000000"/>
+                <w:sz w:val="15"/>
+                <w:szCs w:val="15"/>
+              </w:rPr>
+            </w:pPr>
+            <w:r>
+              <w:rPr>
+                <w:rFonts w:hint="default" w:ascii="Consolas" w:hAnsi="Consolas" w:eastAsia="Consolas" w:cs="Consolas"/>
+                <w:b w:val="0"/>
+                <w:bCs w:val="0"/>
+                <w:color w:val="000000"/>
+                <w:kern w:val="0"/>
+                <w:sz w:val="15"/>
+                <w:szCs w:val="15"/>
+                <w:shd w:val="clear" w:fill="FFFFFF"/>
+                <w:lang w:val="en-US" w:eastAsia="zh-CN" w:bidi="ar"/>
+              </w:rPr>
+              <w:t xml:space="preserve">    </w:t>
+            </w:r>
+            <w:r>
+              <w:rPr>
+                <w:rFonts w:hint="default" w:ascii="Consolas" w:hAnsi="Consolas" w:eastAsia="Consolas" w:cs="Consolas"/>
+                <w:b w:val="0"/>
+                <w:bCs w:val="0"/>
+                <w:color w:val="A31515"/>
+                <w:kern w:val="0"/>
+                <w:sz w:val="15"/>
+                <w:szCs w:val="15"/>
+                <w:shd w:val="clear" w:fill="FFFFFF"/>
+                <w:lang w:val="en-US" w:eastAsia="zh-CN" w:bidi="ar"/>
+              </w:rPr>
+              <w:t>"&amp; .MuiSlider-track"</w:t>
+            </w:r>
+            <w:r>
+              <w:rPr>
+                <w:rFonts w:hint="default" w:ascii="Consolas" w:hAnsi="Consolas" w:eastAsia="Consolas" w:cs="Consolas"/>
+                <w:b w:val="0"/>
+                <w:bCs w:val="0"/>
+                <w:color w:val="001080"/>
+                <w:kern w:val="0"/>
+                <w:sz w:val="15"/>
+                <w:szCs w:val="15"/>
+                <w:shd w:val="clear" w:fill="FFFFFF"/>
+                <w:lang w:val="en-US" w:eastAsia="zh-CN" w:bidi="ar"/>
+              </w:rPr>
+              <w:t>:</w:t>
+            </w:r>
+            <w:r>
+              <w:rPr>
+                <w:rFonts w:hint="default" w:ascii="Consolas" w:hAnsi="Consolas" w:eastAsia="Consolas" w:cs="Consolas"/>
+                <w:b w:val="0"/>
+                <w:bCs w:val="0"/>
+                <w:color w:val="000000"/>
+                <w:kern w:val="0"/>
+                <w:sz w:val="15"/>
+                <w:szCs w:val="15"/>
+                <w:shd w:val="clear" w:fill="FFFFFF"/>
+                <w:lang w:val="en-US" w:eastAsia="zh-CN" w:bidi="ar"/>
+              </w:rPr>
+              <w:t xml:space="preserve"> {</w:t>
+            </w:r>
+          </w:p>
+          <w:p>
+            <w:pPr>
+              <w:keepNext w:val="0"/>
+              <w:keepLines w:val="0"/>
+              <w:widowControl/>
+              <w:suppressLineNumbers w:val="0"/>
+              <w:shd w:val="clear" w:fill="FFFFFF"/>
+              <w:spacing w:line="240" w:lineRule="auto"/>
+              <w:jc w:val="left"/>
+              <w:rPr>
+                <w:rFonts w:hint="default" w:ascii="Consolas" w:hAnsi="Consolas" w:eastAsia="Consolas" w:cs="Consolas"/>
+                <w:b w:val="0"/>
+                <w:bCs w:val="0"/>
+                <w:color w:val="000000"/>
+                <w:sz w:val="15"/>
+                <w:szCs w:val="15"/>
+              </w:rPr>
+            </w:pPr>
+            <w:r>
+              <w:rPr>
+                <w:rFonts w:hint="default" w:ascii="Consolas" w:hAnsi="Consolas" w:eastAsia="Consolas" w:cs="Consolas"/>
+                <w:b w:val="0"/>
+                <w:bCs w:val="0"/>
+                <w:color w:val="000000"/>
+                <w:kern w:val="0"/>
+                <w:sz w:val="15"/>
+                <w:szCs w:val="15"/>
+                <w:shd w:val="clear" w:fill="FFFFFF"/>
+                <w:lang w:val="en-US" w:eastAsia="zh-CN" w:bidi="ar"/>
+              </w:rPr>
+              <w:t xml:space="preserve">        </w:t>
+            </w:r>
+            <w:r>
+              <w:rPr>
+                <w:rFonts w:hint="default" w:ascii="Consolas" w:hAnsi="Consolas" w:eastAsia="Consolas" w:cs="Consolas"/>
+                <w:b w:val="0"/>
+                <w:bCs w:val="0"/>
+                <w:color w:val="008000"/>
+                <w:kern w:val="0"/>
+                <w:sz w:val="15"/>
+                <w:szCs w:val="15"/>
+                <w:shd w:val="clear" w:fill="FFFFFF"/>
+                <w:lang w:val="en-US" w:eastAsia="zh-CN" w:bidi="ar"/>
+              </w:rPr>
+              <w:t>// dynamic color based on error prop</w:t>
+            </w:r>
+          </w:p>
+          <w:p>
+            <w:pPr>
+              <w:keepNext w:val="0"/>
+              <w:keepLines w:val="0"/>
+              <w:widowControl/>
+              <w:suppressLineNumbers w:val="0"/>
+              <w:shd w:val="clear" w:fill="FFFFFF"/>
+              <w:spacing w:line="240" w:lineRule="auto"/>
+              <w:jc w:val="left"/>
+              <w:rPr>
+                <w:rFonts w:hint="default" w:ascii="Consolas" w:hAnsi="Consolas" w:eastAsia="Consolas" w:cs="Consolas"/>
+                <w:b w:val="0"/>
+                <w:bCs w:val="0"/>
+                <w:color w:val="000000"/>
+                <w:kern w:val="0"/>
+                <w:sz w:val="15"/>
+                <w:szCs w:val="15"/>
+                <w:shd w:val="clear" w:fill="FFFFFF"/>
+                <w:lang w:val="en-US" w:eastAsia="zh-CN" w:bidi="ar"/>
+              </w:rPr>
+            </w:pPr>
+            <w:r>
+              <w:rPr>
+                <w:rFonts w:hint="default" w:ascii="Consolas" w:hAnsi="Consolas" w:eastAsia="Consolas" w:cs="Consolas"/>
+                <w:b w:val="0"/>
+                <w:bCs w:val="0"/>
+                <w:color w:val="000000"/>
+                <w:kern w:val="0"/>
+                <w:sz w:val="15"/>
+                <w:szCs w:val="15"/>
+                <w:shd w:val="clear" w:fill="FFFFFF"/>
+                <w:lang w:val="en-US" w:eastAsia="zh-CN" w:bidi="ar"/>
+              </w:rPr>
+              <w:t xml:space="preserve">      </w:t>
+            </w:r>
+            <w:r>
+              <w:rPr>
+                <w:rFonts w:hint="default" w:ascii="Consolas" w:hAnsi="Consolas" w:eastAsia="Consolas" w:cs="Consolas"/>
+                <w:b w:val="0"/>
+                <w:bCs w:val="0"/>
+                <w:color w:val="001080"/>
+                <w:kern w:val="0"/>
+                <w:sz w:val="15"/>
+                <w:szCs w:val="15"/>
+                <w:shd w:val="clear" w:fill="FFFFFF"/>
+                <w:lang w:val="en-US" w:eastAsia="zh-CN" w:bidi="ar"/>
+              </w:rPr>
+              <w:t>backgroundColor:</w:t>
+            </w:r>
+            <w:r>
+              <w:rPr>
+                <w:rFonts w:hint="default" w:ascii="Consolas" w:hAnsi="Consolas" w:eastAsia="Consolas" w:cs="Consolas"/>
+                <w:b w:val="0"/>
+                <w:bCs w:val="0"/>
+                <w:color w:val="000000"/>
+                <w:kern w:val="0"/>
+                <w:sz w:val="15"/>
+                <w:szCs w:val="15"/>
+                <w:shd w:val="clear" w:fill="FFFFFF"/>
+                <w:lang w:val="en-US" w:eastAsia="zh-CN" w:bidi="ar"/>
+              </w:rPr>
+              <w:t xml:space="preserve"> </w:t>
+            </w:r>
+            <w:r>
+              <w:rPr>
+                <w:rFonts w:hint="default" w:ascii="Consolas" w:hAnsi="Consolas" w:eastAsia="Consolas" w:cs="Consolas"/>
+                <w:b w:val="0"/>
+                <w:bCs w:val="0"/>
+                <w:color w:val="001080"/>
+                <w:kern w:val="0"/>
+                <w:sz w:val="15"/>
+                <w:szCs w:val="15"/>
+                <w:shd w:val="clear" w:fill="FFFFFF"/>
+                <w:lang w:val="en-US" w:eastAsia="zh-CN" w:bidi="ar"/>
+              </w:rPr>
+              <w:t>error</w:t>
+            </w:r>
+            <w:r>
+              <w:rPr>
+                <w:rFonts w:hint="default" w:ascii="Consolas" w:hAnsi="Consolas" w:eastAsia="Consolas" w:cs="Consolas"/>
+                <w:b w:val="0"/>
+                <w:bCs w:val="0"/>
+                <w:color w:val="000000"/>
+                <w:kern w:val="0"/>
+                <w:sz w:val="15"/>
+                <w:szCs w:val="15"/>
+                <w:shd w:val="clear" w:fill="FFFFFF"/>
+                <w:lang w:val="en-US" w:eastAsia="zh-CN" w:bidi="ar"/>
+              </w:rPr>
+              <w:t xml:space="preserve"> ? </w:t>
+            </w:r>
+            <w:r>
+              <w:rPr>
+                <w:rFonts w:hint="default" w:ascii="Consolas" w:hAnsi="Consolas" w:eastAsia="Consolas" w:cs="Consolas"/>
+                <w:b w:val="0"/>
+                <w:bCs w:val="0"/>
+                <w:color w:val="001080"/>
+                <w:kern w:val="0"/>
+                <w:sz w:val="15"/>
+                <w:szCs w:val="15"/>
+                <w:shd w:val="clear" w:fill="FFFFFF"/>
+                <w:lang w:val="en-US" w:eastAsia="zh-CN" w:bidi="ar"/>
+              </w:rPr>
+              <w:t>theme</w:t>
+            </w:r>
+            <w:r>
+              <w:rPr>
+                <w:rFonts w:hint="default" w:ascii="Consolas" w:hAnsi="Consolas" w:eastAsia="Consolas" w:cs="Consolas"/>
+                <w:b w:val="0"/>
+                <w:bCs w:val="0"/>
+                <w:color w:val="000000"/>
+                <w:kern w:val="0"/>
+                <w:sz w:val="15"/>
+                <w:szCs w:val="15"/>
+                <w:shd w:val="clear" w:fill="FFFFFF"/>
+                <w:lang w:val="en-US" w:eastAsia="zh-CN" w:bidi="ar"/>
+              </w:rPr>
+              <w:t>.</w:t>
+            </w:r>
+            <w:r>
+              <w:rPr>
+                <w:rFonts w:hint="default" w:ascii="Consolas" w:hAnsi="Consolas" w:eastAsia="Consolas" w:cs="Consolas"/>
+                <w:b w:val="0"/>
+                <w:bCs w:val="0"/>
+                <w:color w:val="001080"/>
+                <w:kern w:val="0"/>
+                <w:sz w:val="15"/>
+                <w:szCs w:val="15"/>
+                <w:shd w:val="clear" w:fill="FFFFFF"/>
+                <w:lang w:val="en-US" w:eastAsia="zh-CN" w:bidi="ar"/>
+              </w:rPr>
+              <w:t>palette</w:t>
+            </w:r>
+            <w:r>
+              <w:rPr>
+                <w:rFonts w:hint="default" w:ascii="Consolas" w:hAnsi="Consolas" w:eastAsia="Consolas" w:cs="Consolas"/>
+                <w:b w:val="0"/>
+                <w:bCs w:val="0"/>
+                <w:color w:val="000000"/>
+                <w:kern w:val="0"/>
+                <w:sz w:val="15"/>
+                <w:szCs w:val="15"/>
+                <w:shd w:val="clear" w:fill="FFFFFF"/>
+                <w:lang w:val="en-US" w:eastAsia="zh-CN" w:bidi="ar"/>
+              </w:rPr>
+              <w:t>.</w:t>
+            </w:r>
+            <w:r>
+              <w:rPr>
+                <w:rFonts w:hint="default" w:ascii="Consolas" w:hAnsi="Consolas" w:eastAsia="Consolas" w:cs="Consolas"/>
+                <w:b w:val="0"/>
+                <w:bCs w:val="0"/>
+                <w:color w:val="001080"/>
+                <w:kern w:val="0"/>
+                <w:sz w:val="15"/>
+                <w:szCs w:val="15"/>
+                <w:shd w:val="clear" w:fill="FFFFFF"/>
+                <w:lang w:val="en-US" w:eastAsia="zh-CN" w:bidi="ar"/>
+              </w:rPr>
+              <w:t>secondary</w:t>
+            </w:r>
+            <w:r>
+              <w:rPr>
+                <w:rFonts w:hint="default" w:ascii="Consolas" w:hAnsi="Consolas" w:eastAsia="Consolas" w:cs="Consolas"/>
+                <w:b w:val="0"/>
+                <w:bCs w:val="0"/>
+                <w:color w:val="000000"/>
+                <w:kern w:val="0"/>
+                <w:sz w:val="15"/>
+                <w:szCs w:val="15"/>
+                <w:shd w:val="clear" w:fill="FFFFFF"/>
+                <w:lang w:val="en-US" w:eastAsia="zh-CN" w:bidi="ar"/>
+              </w:rPr>
+              <w:t>.</w:t>
+            </w:r>
+            <w:r>
+              <w:rPr>
+                <w:rFonts w:hint="default" w:ascii="Consolas" w:hAnsi="Consolas" w:eastAsia="Consolas" w:cs="Consolas"/>
+                <w:b w:val="0"/>
+                <w:bCs w:val="0"/>
+                <w:color w:val="001080"/>
+                <w:kern w:val="0"/>
+                <w:sz w:val="15"/>
+                <w:szCs w:val="15"/>
+                <w:shd w:val="clear" w:fill="FFFFFF"/>
+                <w:lang w:val="en-US" w:eastAsia="zh-CN" w:bidi="ar"/>
+              </w:rPr>
+              <w:t>dark</w:t>
+            </w:r>
+            <w:r>
+              <w:rPr>
+                <w:rFonts w:hint="default" w:ascii="Consolas" w:hAnsi="Consolas" w:eastAsia="Consolas" w:cs="Consolas"/>
+                <w:b w:val="0"/>
+                <w:bCs w:val="0"/>
+                <w:color w:val="000000"/>
+                <w:kern w:val="0"/>
+                <w:sz w:val="15"/>
+                <w:szCs w:val="15"/>
+                <w:shd w:val="clear" w:fill="FFFFFF"/>
+                <w:lang w:val="en-US" w:eastAsia="zh-CN" w:bidi="ar"/>
+              </w:rPr>
+              <w:t xml:space="preserve"> : </w:t>
+            </w:r>
+            <w:r>
+              <w:rPr>
+                <w:rFonts w:hint="default" w:ascii="Consolas" w:hAnsi="Consolas" w:eastAsia="Consolas" w:cs="Consolas"/>
+                <w:b w:val="0"/>
+                <w:bCs w:val="0"/>
+                <w:color w:val="001080"/>
+                <w:kern w:val="0"/>
+                <w:sz w:val="15"/>
+                <w:szCs w:val="15"/>
+                <w:shd w:val="clear" w:fill="FFFFFF"/>
+                <w:lang w:val="en-US" w:eastAsia="zh-CN" w:bidi="ar"/>
+              </w:rPr>
+              <w:t>theme</w:t>
+            </w:r>
+            <w:r>
+              <w:rPr>
+                <w:rFonts w:hint="default" w:ascii="Consolas" w:hAnsi="Consolas" w:eastAsia="Consolas" w:cs="Consolas"/>
+                <w:b w:val="0"/>
+                <w:bCs w:val="0"/>
+                <w:color w:val="000000"/>
+                <w:kern w:val="0"/>
+                <w:sz w:val="15"/>
+                <w:szCs w:val="15"/>
+                <w:shd w:val="clear" w:fill="FFFFFF"/>
+                <w:lang w:val="en-US" w:eastAsia="zh-CN" w:bidi="ar"/>
+              </w:rPr>
+              <w:t>.</w:t>
+            </w:r>
+            <w:r>
+              <w:rPr>
+                <w:rFonts w:hint="default" w:ascii="Consolas" w:hAnsi="Consolas" w:eastAsia="Consolas" w:cs="Consolas"/>
+                <w:b w:val="0"/>
+                <w:bCs w:val="0"/>
+                <w:color w:val="001080"/>
+                <w:kern w:val="0"/>
+                <w:sz w:val="15"/>
+                <w:szCs w:val="15"/>
+                <w:shd w:val="clear" w:fill="FFFFFF"/>
+                <w:lang w:val="en-US" w:eastAsia="zh-CN" w:bidi="ar"/>
+              </w:rPr>
+              <w:t>palette</w:t>
+            </w:r>
+            <w:r>
+              <w:rPr>
+                <w:rFonts w:hint="default" w:ascii="Consolas" w:hAnsi="Consolas" w:eastAsia="Consolas" w:cs="Consolas"/>
+                <w:b w:val="0"/>
+                <w:bCs w:val="0"/>
+                <w:color w:val="000000"/>
+                <w:kern w:val="0"/>
+                <w:sz w:val="15"/>
+                <w:szCs w:val="15"/>
+                <w:shd w:val="clear" w:fill="FFFFFF"/>
+                <w:lang w:val="en-US" w:eastAsia="zh-CN" w:bidi="ar"/>
+              </w:rPr>
+              <w:t>.</w:t>
+            </w:r>
+            <w:r>
+              <w:rPr>
+                <w:rFonts w:hint="default" w:ascii="Consolas" w:hAnsi="Consolas" w:eastAsia="Consolas" w:cs="Consolas"/>
+                <w:b w:val="0"/>
+                <w:bCs w:val="0"/>
+                <w:color w:val="001080"/>
+                <w:kern w:val="0"/>
+                <w:sz w:val="15"/>
+                <w:szCs w:val="15"/>
+                <w:shd w:val="clear" w:fill="FFFFFF"/>
+                <w:lang w:val="en-US" w:eastAsia="zh-CN" w:bidi="ar"/>
+              </w:rPr>
+              <w:t>error</w:t>
+            </w:r>
+            <w:r>
+              <w:rPr>
+                <w:rFonts w:hint="default" w:ascii="Consolas" w:hAnsi="Consolas" w:eastAsia="Consolas" w:cs="Consolas"/>
+                <w:b w:val="0"/>
+                <w:bCs w:val="0"/>
+                <w:color w:val="000000"/>
+                <w:kern w:val="0"/>
+                <w:sz w:val="15"/>
+                <w:szCs w:val="15"/>
+                <w:shd w:val="clear" w:fill="FFFFFF"/>
+                <w:lang w:val="en-US" w:eastAsia="zh-CN" w:bidi="ar"/>
+              </w:rPr>
+              <w:t>.</w:t>
+            </w:r>
+            <w:r>
+              <w:rPr>
+                <w:rFonts w:hint="default" w:ascii="Consolas" w:hAnsi="Consolas" w:eastAsia="Consolas" w:cs="Consolas"/>
+                <w:b w:val="0"/>
+                <w:bCs w:val="0"/>
+                <w:color w:val="001080"/>
+                <w:kern w:val="0"/>
+                <w:sz w:val="15"/>
+                <w:szCs w:val="15"/>
+                <w:shd w:val="clear" w:fill="FFFFFF"/>
+                <w:lang w:val="en-US" w:eastAsia="zh-CN" w:bidi="ar"/>
+              </w:rPr>
+              <w:t>dark</w:t>
+            </w:r>
+            <w:r>
+              <w:rPr>
+                <w:rFonts w:hint="default" w:ascii="Consolas" w:hAnsi="Consolas" w:eastAsia="Consolas" w:cs="Consolas"/>
+                <w:b w:val="0"/>
+                <w:bCs w:val="0"/>
+                <w:color w:val="000000"/>
+                <w:kern w:val="0"/>
+                <w:sz w:val="15"/>
+                <w:szCs w:val="15"/>
+                <w:shd w:val="clear" w:fill="FFFFFF"/>
+                <w:lang w:val="en-US" w:eastAsia="zh-CN" w:bidi="ar"/>
+              </w:rPr>
+              <w:t>,</w:t>
+            </w:r>
+          </w:p>
+          <w:p>
+            <w:pPr>
+              <w:keepNext w:val="0"/>
+              <w:keepLines w:val="0"/>
+              <w:widowControl/>
+              <w:suppressLineNumbers w:val="0"/>
+              <w:shd w:val="clear" w:fill="FFFFFF"/>
+              <w:spacing w:line="240" w:lineRule="auto"/>
+              <w:jc w:val="left"/>
+              <w:rPr>
+                <w:rFonts w:hint="default" w:ascii="Consolas" w:hAnsi="Consolas" w:eastAsia="Consolas" w:cs="Consolas"/>
+                <w:b w:val="0"/>
+                <w:bCs w:val="0"/>
+                <w:color w:val="000000"/>
+                <w:kern w:val="0"/>
+                <w:sz w:val="15"/>
+                <w:szCs w:val="15"/>
+                <w:shd w:val="clear" w:fill="FFFFFF"/>
+                <w:lang w:val="en-US" w:eastAsia="zh-CN" w:bidi="ar"/>
+              </w:rPr>
+            </w:pPr>
+            <w:bookmarkStart w:id="0" w:name="_GoBack"/>
+            <w:bookmarkEnd w:id="0"/>
+          </w:p>
+          <w:p>
+            <w:pPr>
+              <w:keepNext w:val="0"/>
+              <w:keepLines w:val="0"/>
+              <w:widowControl/>
+              <w:suppressLineNumbers w:val="0"/>
+              <w:shd w:val="clear" w:fill="FFFFFF"/>
+              <w:spacing w:line="240" w:lineRule="auto"/>
+              <w:jc w:val="left"/>
+              <w:rPr>
+                <w:rFonts w:hint="default" w:ascii="Consolas" w:hAnsi="Consolas" w:eastAsia="Consolas" w:cs="Consolas"/>
+                <w:b w:val="0"/>
+                <w:bCs w:val="0"/>
+                <w:color w:val="000000"/>
+                <w:sz w:val="15"/>
+                <w:szCs w:val="15"/>
+              </w:rPr>
+            </w:pPr>
+            <w:r>
+              <w:rPr>
+                <w:rFonts w:hint="default" w:ascii="Consolas" w:hAnsi="Consolas" w:eastAsia="Consolas" w:cs="Consolas"/>
+                <w:b w:val="0"/>
+                <w:bCs w:val="0"/>
+                <w:color w:val="000000"/>
+                <w:kern w:val="0"/>
+                <w:sz w:val="15"/>
+                <w:szCs w:val="15"/>
+                <w:shd w:val="clear" w:fill="FFFFFF"/>
+                <w:lang w:val="en-US" w:eastAsia="zh-CN" w:bidi="ar"/>
+              </w:rPr>
+              <w:t xml:space="preserve">      </w:t>
+            </w:r>
+            <w:r>
+              <w:rPr>
+                <w:rFonts w:hint="default" w:ascii="Consolas" w:hAnsi="Consolas" w:eastAsia="Consolas" w:cs="Consolas"/>
+                <w:b w:val="0"/>
+                <w:bCs w:val="0"/>
+                <w:color w:val="001080"/>
+                <w:kern w:val="0"/>
+                <w:sz w:val="15"/>
+                <w:szCs w:val="15"/>
+                <w:shd w:val="clear" w:fill="FFFFFF"/>
+                <w:lang w:val="en-US" w:eastAsia="zh-CN" w:bidi="ar"/>
+              </w:rPr>
+              <w:t>borderColor:</w:t>
+            </w:r>
+            <w:r>
+              <w:rPr>
+                <w:rFonts w:hint="default" w:ascii="Consolas" w:hAnsi="Consolas" w:eastAsia="Consolas" w:cs="Consolas"/>
+                <w:b w:val="0"/>
+                <w:bCs w:val="0"/>
+                <w:color w:val="000000"/>
+                <w:kern w:val="0"/>
+                <w:sz w:val="15"/>
+                <w:szCs w:val="15"/>
+                <w:shd w:val="clear" w:fill="FFFFFF"/>
+                <w:lang w:val="en-US" w:eastAsia="zh-CN" w:bidi="ar"/>
+              </w:rPr>
+              <w:t xml:space="preserve"> </w:t>
+            </w:r>
+            <w:r>
+              <w:rPr>
+                <w:rFonts w:hint="default" w:ascii="Consolas" w:hAnsi="Consolas" w:eastAsia="Consolas" w:cs="Consolas"/>
+                <w:b w:val="0"/>
+                <w:bCs w:val="0"/>
+                <w:color w:val="001080"/>
+                <w:kern w:val="0"/>
+                <w:sz w:val="15"/>
+                <w:szCs w:val="15"/>
+                <w:shd w:val="clear" w:fill="FFFFFF"/>
+                <w:lang w:val="en-US" w:eastAsia="zh-CN" w:bidi="ar"/>
+              </w:rPr>
+              <w:t>error</w:t>
+            </w:r>
+            <w:r>
+              <w:rPr>
+                <w:rFonts w:hint="default" w:ascii="Consolas" w:hAnsi="Consolas" w:eastAsia="Consolas" w:cs="Consolas"/>
+                <w:b w:val="0"/>
+                <w:bCs w:val="0"/>
+                <w:color w:val="000000"/>
+                <w:kern w:val="0"/>
+                <w:sz w:val="15"/>
+                <w:szCs w:val="15"/>
+                <w:shd w:val="clear" w:fill="FFFFFF"/>
+                <w:lang w:val="en-US" w:eastAsia="zh-CN" w:bidi="ar"/>
+              </w:rPr>
+              <w:t xml:space="preserve"> ? </w:t>
+            </w:r>
+            <w:r>
+              <w:rPr>
+                <w:rFonts w:hint="default" w:ascii="Consolas" w:hAnsi="Consolas" w:eastAsia="Consolas" w:cs="Consolas"/>
+                <w:b w:val="0"/>
+                <w:bCs w:val="0"/>
+                <w:color w:val="001080"/>
+                <w:kern w:val="0"/>
+                <w:sz w:val="15"/>
+                <w:szCs w:val="15"/>
+                <w:shd w:val="clear" w:fill="FFFFFF"/>
+                <w:lang w:val="en-US" w:eastAsia="zh-CN" w:bidi="ar"/>
+              </w:rPr>
+              <w:t>theme</w:t>
+            </w:r>
+            <w:r>
+              <w:rPr>
+                <w:rFonts w:hint="default" w:ascii="Consolas" w:hAnsi="Consolas" w:eastAsia="Consolas" w:cs="Consolas"/>
+                <w:b w:val="0"/>
+                <w:bCs w:val="0"/>
+                <w:color w:val="000000"/>
+                <w:kern w:val="0"/>
+                <w:sz w:val="15"/>
+                <w:szCs w:val="15"/>
+                <w:shd w:val="clear" w:fill="FFFFFF"/>
+                <w:lang w:val="en-US" w:eastAsia="zh-CN" w:bidi="ar"/>
+              </w:rPr>
+              <w:t>.</w:t>
+            </w:r>
+            <w:r>
+              <w:rPr>
+                <w:rFonts w:hint="default" w:ascii="Consolas" w:hAnsi="Consolas" w:eastAsia="Consolas" w:cs="Consolas"/>
+                <w:b w:val="0"/>
+                <w:bCs w:val="0"/>
+                <w:color w:val="001080"/>
+                <w:kern w:val="0"/>
+                <w:sz w:val="15"/>
+                <w:szCs w:val="15"/>
+                <w:shd w:val="clear" w:fill="FFFFFF"/>
+                <w:lang w:val="en-US" w:eastAsia="zh-CN" w:bidi="ar"/>
+              </w:rPr>
+              <w:t>palette</w:t>
+            </w:r>
+            <w:r>
+              <w:rPr>
+                <w:rFonts w:hint="default" w:ascii="Consolas" w:hAnsi="Consolas" w:eastAsia="Consolas" w:cs="Consolas"/>
+                <w:b w:val="0"/>
+                <w:bCs w:val="0"/>
+                <w:color w:val="000000"/>
+                <w:kern w:val="0"/>
+                <w:sz w:val="15"/>
+                <w:szCs w:val="15"/>
+                <w:shd w:val="clear" w:fill="FFFFFF"/>
+                <w:lang w:val="en-US" w:eastAsia="zh-CN" w:bidi="ar"/>
+              </w:rPr>
+              <w:t>.</w:t>
+            </w:r>
+            <w:r>
+              <w:rPr>
+                <w:rFonts w:hint="default" w:ascii="Consolas" w:hAnsi="Consolas" w:eastAsia="Consolas" w:cs="Consolas"/>
+                <w:b w:val="0"/>
+                <w:bCs w:val="0"/>
+                <w:color w:val="001080"/>
+                <w:kern w:val="0"/>
+                <w:sz w:val="15"/>
+                <w:szCs w:val="15"/>
+                <w:shd w:val="clear" w:fill="FFFFFF"/>
+                <w:lang w:val="en-US" w:eastAsia="zh-CN" w:bidi="ar"/>
+              </w:rPr>
+              <w:t>secondary</w:t>
+            </w:r>
+            <w:r>
+              <w:rPr>
+                <w:rFonts w:hint="default" w:ascii="Consolas" w:hAnsi="Consolas" w:eastAsia="Consolas" w:cs="Consolas"/>
+                <w:b w:val="0"/>
+                <w:bCs w:val="0"/>
+                <w:color w:val="000000"/>
+                <w:kern w:val="0"/>
+                <w:sz w:val="15"/>
+                <w:szCs w:val="15"/>
+                <w:shd w:val="clear" w:fill="FFFFFF"/>
+                <w:lang w:val="en-US" w:eastAsia="zh-CN" w:bidi="ar"/>
+              </w:rPr>
+              <w:t>.</w:t>
+            </w:r>
+            <w:r>
+              <w:rPr>
+                <w:rFonts w:hint="default" w:ascii="Consolas" w:hAnsi="Consolas" w:eastAsia="Consolas" w:cs="Consolas"/>
+                <w:b w:val="0"/>
+                <w:bCs w:val="0"/>
+                <w:color w:val="001080"/>
+                <w:kern w:val="0"/>
+                <w:sz w:val="15"/>
+                <w:szCs w:val="15"/>
+                <w:shd w:val="clear" w:fill="FFFFFF"/>
+                <w:lang w:val="en-US" w:eastAsia="zh-CN" w:bidi="ar"/>
+              </w:rPr>
+              <w:t>dark</w:t>
+            </w:r>
+            <w:r>
+              <w:rPr>
+                <w:rFonts w:hint="default" w:ascii="Consolas" w:hAnsi="Consolas" w:eastAsia="Consolas" w:cs="Consolas"/>
+                <w:b w:val="0"/>
+                <w:bCs w:val="0"/>
+                <w:color w:val="000000"/>
+                <w:kern w:val="0"/>
+                <w:sz w:val="15"/>
+                <w:szCs w:val="15"/>
+                <w:shd w:val="clear" w:fill="FFFFFF"/>
+                <w:lang w:val="en-US" w:eastAsia="zh-CN" w:bidi="ar"/>
+              </w:rPr>
+              <w:t xml:space="preserve"> : </w:t>
+            </w:r>
+            <w:r>
+              <w:rPr>
+                <w:rFonts w:hint="default" w:ascii="Consolas" w:hAnsi="Consolas" w:eastAsia="Consolas" w:cs="Consolas"/>
+                <w:b w:val="0"/>
+                <w:bCs w:val="0"/>
+                <w:color w:val="001080"/>
+                <w:kern w:val="0"/>
+                <w:sz w:val="15"/>
+                <w:szCs w:val="15"/>
+                <w:shd w:val="clear" w:fill="FFFFFF"/>
+                <w:lang w:val="en-US" w:eastAsia="zh-CN" w:bidi="ar"/>
+              </w:rPr>
+              <w:t>theme</w:t>
+            </w:r>
+            <w:r>
+              <w:rPr>
+                <w:rFonts w:hint="default" w:ascii="Consolas" w:hAnsi="Consolas" w:eastAsia="Consolas" w:cs="Consolas"/>
+                <w:b w:val="0"/>
+                <w:bCs w:val="0"/>
+                <w:color w:val="000000"/>
+                <w:kern w:val="0"/>
+                <w:sz w:val="15"/>
+                <w:szCs w:val="15"/>
+                <w:shd w:val="clear" w:fill="FFFFFF"/>
+                <w:lang w:val="en-US" w:eastAsia="zh-CN" w:bidi="ar"/>
+              </w:rPr>
+              <w:t>.</w:t>
+            </w:r>
+            <w:r>
+              <w:rPr>
+                <w:rFonts w:hint="default" w:ascii="Consolas" w:hAnsi="Consolas" w:eastAsia="Consolas" w:cs="Consolas"/>
+                <w:b w:val="0"/>
+                <w:bCs w:val="0"/>
+                <w:color w:val="001080"/>
+                <w:kern w:val="0"/>
+                <w:sz w:val="15"/>
+                <w:szCs w:val="15"/>
+                <w:shd w:val="clear" w:fill="FFFFFF"/>
+                <w:lang w:val="en-US" w:eastAsia="zh-CN" w:bidi="ar"/>
+              </w:rPr>
+              <w:t>palette</w:t>
+            </w:r>
+            <w:r>
+              <w:rPr>
+                <w:rFonts w:hint="default" w:ascii="Consolas" w:hAnsi="Consolas" w:eastAsia="Consolas" w:cs="Consolas"/>
+                <w:b w:val="0"/>
+                <w:bCs w:val="0"/>
+                <w:color w:val="000000"/>
+                <w:kern w:val="0"/>
+                <w:sz w:val="15"/>
+                <w:szCs w:val="15"/>
+                <w:shd w:val="clear" w:fill="FFFFFF"/>
+                <w:lang w:val="en-US" w:eastAsia="zh-CN" w:bidi="ar"/>
+              </w:rPr>
+              <w:t>.</w:t>
+            </w:r>
+            <w:r>
+              <w:rPr>
+                <w:rFonts w:hint="default" w:ascii="Consolas" w:hAnsi="Consolas" w:eastAsia="Consolas" w:cs="Consolas"/>
+                <w:b w:val="0"/>
+                <w:bCs w:val="0"/>
+                <w:color w:val="001080"/>
+                <w:kern w:val="0"/>
+                <w:sz w:val="15"/>
+                <w:szCs w:val="15"/>
+                <w:shd w:val="clear" w:fill="FFFFFF"/>
+                <w:lang w:val="en-US" w:eastAsia="zh-CN" w:bidi="ar"/>
+              </w:rPr>
+              <w:t>warning</w:t>
+            </w:r>
+            <w:r>
+              <w:rPr>
+                <w:rFonts w:hint="default" w:ascii="Consolas" w:hAnsi="Consolas" w:eastAsia="Consolas" w:cs="Consolas"/>
+                <w:b w:val="0"/>
+                <w:bCs w:val="0"/>
+                <w:color w:val="000000"/>
+                <w:kern w:val="0"/>
+                <w:sz w:val="15"/>
+                <w:szCs w:val="15"/>
+                <w:shd w:val="clear" w:fill="FFFFFF"/>
+                <w:lang w:val="en-US" w:eastAsia="zh-CN" w:bidi="ar"/>
+              </w:rPr>
+              <w:t>.</w:t>
+            </w:r>
+            <w:r>
+              <w:rPr>
+                <w:rFonts w:hint="default" w:ascii="Consolas" w:hAnsi="Consolas" w:eastAsia="Consolas" w:cs="Consolas"/>
+                <w:b w:val="0"/>
+                <w:bCs w:val="0"/>
+                <w:color w:val="001080"/>
+                <w:kern w:val="0"/>
+                <w:sz w:val="15"/>
+                <w:szCs w:val="15"/>
+                <w:shd w:val="clear" w:fill="FFFFFF"/>
+                <w:lang w:val="en-US" w:eastAsia="zh-CN" w:bidi="ar"/>
+              </w:rPr>
+              <w:t>dark</w:t>
+            </w:r>
+            <w:r>
+              <w:rPr>
+                <w:rFonts w:hint="default" w:ascii="Consolas" w:hAnsi="Consolas" w:eastAsia="Consolas" w:cs="Consolas"/>
+                <w:b w:val="0"/>
+                <w:bCs w:val="0"/>
+                <w:color w:val="000000"/>
+                <w:kern w:val="0"/>
+                <w:sz w:val="15"/>
+                <w:szCs w:val="15"/>
+                <w:shd w:val="clear" w:fill="FFFFFF"/>
+                <w:lang w:val="en-US" w:eastAsia="zh-CN" w:bidi="ar"/>
+              </w:rPr>
+              <w:t>,</w:t>
+            </w:r>
+          </w:p>
+          <w:p>
+            <w:pPr>
+              <w:keepNext w:val="0"/>
+              <w:keepLines w:val="0"/>
+              <w:widowControl/>
+              <w:suppressLineNumbers w:val="0"/>
+              <w:shd w:val="clear" w:fill="FFFFFF"/>
+              <w:spacing w:line="240" w:lineRule="auto"/>
+              <w:jc w:val="left"/>
+              <w:rPr>
+                <w:rFonts w:hint="default" w:ascii="Consolas" w:hAnsi="Consolas" w:eastAsia="Consolas" w:cs="Consolas"/>
+                <w:b w:val="0"/>
+                <w:bCs w:val="0"/>
+                <w:color w:val="000000"/>
+                <w:sz w:val="15"/>
+                <w:szCs w:val="15"/>
+              </w:rPr>
+            </w:pPr>
+            <w:r>
+              <w:rPr>
+                <w:rFonts w:hint="default" w:ascii="Consolas" w:hAnsi="Consolas" w:eastAsia="Consolas" w:cs="Consolas"/>
+                <w:b w:val="0"/>
+                <w:bCs w:val="0"/>
+                <w:color w:val="000000"/>
+                <w:kern w:val="0"/>
+                <w:sz w:val="15"/>
+                <w:szCs w:val="15"/>
+                <w:shd w:val="clear" w:fill="FFFFFF"/>
+                <w:lang w:val="en-US" w:eastAsia="zh-CN" w:bidi="ar"/>
+              </w:rPr>
+              <w:t>    }</w:t>
+            </w:r>
+          </w:p>
+          <w:p>
+            <w:pPr>
+              <w:keepNext w:val="0"/>
+              <w:keepLines w:val="0"/>
+              <w:widowControl/>
+              <w:suppressLineNumbers w:val="0"/>
+              <w:shd w:val="clear" w:fill="FFFFFF"/>
+              <w:spacing w:line="240" w:lineRule="auto"/>
+              <w:jc w:val="left"/>
+              <w:rPr>
+                <w:rFonts w:hint="default" w:ascii="Consolas" w:hAnsi="Consolas" w:eastAsia="Consolas" w:cs="Consolas"/>
+                <w:b w:val="0"/>
+                <w:bCs w:val="0"/>
+                <w:color w:val="000000"/>
+                <w:sz w:val="15"/>
+                <w:szCs w:val="15"/>
+              </w:rPr>
+            </w:pPr>
+            <w:r>
+              <w:rPr>
+                <w:rFonts w:hint="default" w:ascii="Consolas" w:hAnsi="Consolas" w:eastAsia="Consolas" w:cs="Consolas"/>
+                <w:b w:val="0"/>
+                <w:bCs w:val="0"/>
+                <w:color w:val="000000"/>
+                <w:kern w:val="0"/>
+                <w:sz w:val="15"/>
+                <w:szCs w:val="15"/>
+                <w:shd w:val="clear" w:fill="FFFFFF"/>
+                <w:lang w:val="en-US" w:eastAsia="zh-CN" w:bidi="ar"/>
+              </w:rPr>
+              <w:t>}))</w:t>
+            </w:r>
+          </w:p>
+          <w:p>
+            <w:pPr>
+              <w:keepNext w:val="0"/>
+              <w:keepLines w:val="0"/>
+              <w:widowControl/>
+              <w:suppressLineNumbers w:val="0"/>
+              <w:shd w:val="clear" w:fill="FFFFFF"/>
+              <w:spacing w:line="240" w:lineRule="auto"/>
+              <w:jc w:val="left"/>
+              <w:rPr>
+                <w:rFonts w:hint="default" w:ascii="Calibri" w:hAnsi="Calibri" w:cs="Calibri"/>
+                <w:b w:val="0"/>
+                <w:bCs w:val="0"/>
+                <w:sz w:val="18"/>
+                <w:szCs w:val="18"/>
+                <w:vertAlign w:val="baseline"/>
+                <w:lang w:val="en-IN"/>
+              </w:rPr>
+            </w:pPr>
+          </w:p>
+        </w:tc>
+        <w:tc>
+          <w:tcPr>
+            <w:tcW w:w="4392" w:type="dxa"/>
+          </w:tcPr>
+          <w:p>
+            <w:pPr>
+              <w:keepNext w:val="0"/>
+              <w:keepLines w:val="0"/>
+              <w:widowControl/>
+              <w:suppressLineNumbers w:val="0"/>
+              <w:shd w:val="clear" w:fill="FFFFFF"/>
+              <w:spacing w:line="285" w:lineRule="atLeast"/>
+              <w:jc w:val="left"/>
+              <w:rPr>
+                <w:rFonts w:hint="default" w:ascii="Consolas" w:hAnsi="Consolas" w:eastAsia="Consolas" w:cs="Consolas"/>
+                <w:b w:val="0"/>
+                <w:bCs w:val="0"/>
+                <w:color w:val="800000"/>
+                <w:kern w:val="0"/>
+                <w:sz w:val="15"/>
+                <w:szCs w:val="15"/>
+                <w:shd w:val="clear" w:fill="FFFFFF"/>
+                <w:lang w:val="en-US" w:eastAsia="zh-CN" w:bidi="ar"/>
+              </w:rPr>
+            </w:pPr>
+            <w:r>
+              <w:rPr>
+                <w:rFonts w:hint="default" w:ascii="Consolas" w:hAnsi="Consolas" w:eastAsia="Consolas" w:cs="Consolas"/>
+                <w:b w:val="0"/>
+                <w:bCs w:val="0"/>
+                <w:color w:val="800000"/>
+                <w:kern w:val="0"/>
+                <w:sz w:val="15"/>
+                <w:szCs w:val="15"/>
+                <w:shd w:val="clear" w:fill="FFFFFF"/>
+                <w:lang w:val="en-US" w:eastAsia="zh-CN" w:bidi="ar"/>
+              </w:rPr>
+              <w:t>&lt;</w:t>
+            </w:r>
+            <w:r>
+              <w:rPr>
+                <w:rFonts w:hint="default" w:ascii="Consolas" w:hAnsi="Consolas" w:eastAsia="Consolas" w:cs="Consolas"/>
+                <w:b w:val="0"/>
+                <w:bCs w:val="0"/>
+                <w:color w:val="267F99"/>
+                <w:kern w:val="0"/>
+                <w:sz w:val="15"/>
+                <w:szCs w:val="15"/>
+                <w:shd w:val="clear" w:fill="FFFFFF"/>
+                <w:lang w:val="en-US" w:eastAsia="zh-CN" w:bidi="ar"/>
+              </w:rPr>
+              <w:t>CustomSliderStyleWithCustomPropsType</w:t>
+            </w:r>
+            <w:r>
+              <w:rPr>
+                <w:rFonts w:hint="default" w:ascii="Consolas" w:hAnsi="Consolas" w:eastAsia="Consolas" w:cs="Consolas"/>
+                <w:b w:val="0"/>
+                <w:bCs w:val="0"/>
+                <w:color w:val="000000"/>
+                <w:kern w:val="0"/>
+                <w:sz w:val="15"/>
+                <w:szCs w:val="15"/>
+                <w:shd w:val="clear" w:fill="FFFFFF"/>
+                <w:lang w:val="en-US" w:eastAsia="zh-CN" w:bidi="ar"/>
+              </w:rPr>
+              <w:t xml:space="preserve"> </w:t>
+            </w:r>
+            <w:r>
+              <w:rPr>
+                <w:rFonts w:hint="default" w:ascii="Consolas" w:hAnsi="Consolas" w:eastAsia="Consolas" w:cs="Consolas"/>
+                <w:b w:val="0"/>
+                <w:bCs w:val="0"/>
+                <w:color w:val="800000"/>
+                <w:kern w:val="0"/>
+                <w:sz w:val="15"/>
+                <w:szCs w:val="15"/>
+                <w:shd w:val="clear" w:fill="FFFFFF"/>
+                <w:lang w:val="en-US" w:eastAsia="zh-CN" w:bidi="ar"/>
+              </w:rPr>
+              <w:t>/&gt;</w:t>
+            </w:r>
+          </w:p>
+          <w:p>
+            <w:pPr>
+              <w:keepNext w:val="0"/>
+              <w:keepLines w:val="0"/>
+              <w:widowControl/>
+              <w:suppressLineNumbers w:val="0"/>
+              <w:shd w:val="clear" w:fill="FFFFFF"/>
+              <w:spacing w:line="285" w:lineRule="atLeast"/>
+              <w:jc w:val="left"/>
+              <w:rPr>
+                <w:rFonts w:hint="default" w:ascii="Consolas" w:hAnsi="Consolas" w:eastAsia="Consolas" w:cs="Consolas"/>
+                <w:b w:val="0"/>
+                <w:bCs w:val="0"/>
+                <w:color w:val="800000"/>
+                <w:kern w:val="0"/>
+                <w:sz w:val="15"/>
+                <w:szCs w:val="15"/>
+                <w:shd w:val="clear" w:fill="FFFFFF"/>
+                <w:lang w:val="en-US" w:eastAsia="zh-CN" w:bidi="ar"/>
+              </w:rPr>
+            </w:pPr>
+          </w:p>
+          <w:p>
+            <w:pPr>
+              <w:keepNext w:val="0"/>
+              <w:keepLines w:val="0"/>
+              <w:widowControl/>
+              <w:suppressLineNumbers w:val="0"/>
+              <w:shd w:val="clear" w:fill="FFFFFF"/>
+              <w:spacing w:line="285" w:lineRule="atLeast"/>
+              <w:jc w:val="left"/>
+              <w:rPr>
+                <w:rFonts w:hint="default" w:ascii="Consolas" w:hAnsi="Consolas" w:eastAsia="Consolas" w:cs="Consolas"/>
+                <w:b w:val="0"/>
+                <w:bCs w:val="0"/>
+                <w:color w:val="800000"/>
+                <w:kern w:val="0"/>
+                <w:sz w:val="15"/>
+                <w:szCs w:val="15"/>
+                <w:shd w:val="clear" w:fill="FFFFFF"/>
+                <w:lang w:val="en-US" w:eastAsia="zh-CN" w:bidi="ar"/>
+              </w:rPr>
+            </w:pPr>
+            <w:r>
+              <w:drawing>
+                <wp:inline distT="0" distB="0" distL="114300" distR="114300">
+                  <wp:extent cx="669925" cy="189865"/>
+                  <wp:effectExtent l="0" t="0" r="15875" b="635"/>
+                  <wp:docPr id="17" name="Picture 1"/>
+                  <wp:cNvGraphicFramePr>
+                    <a:graphicFrameLocks xmlns:a="http://schemas.openxmlformats.org/drawingml/2006/main" noChangeAspect="1"/>
+                  </wp:cNvGraphicFramePr>
+                  <a:graphic xmlns:a="http://schemas.openxmlformats.org/drawingml/2006/main">
+                    <a:graphicData uri="http://schemas.openxmlformats.org/drawingml/2006/picture">
+                      <pic:pic xmlns:pic="http://schemas.openxmlformats.org/drawingml/2006/picture">
+                        <pic:nvPicPr>
+                          <pic:cNvPr id="17" name="Picture 1"/>
+                          <pic:cNvPicPr>
+                            <a:picLocks noChangeAspect="1"/>
+                          </pic:cNvPicPr>
+                        </pic:nvPicPr>
+                        <pic:blipFill>
+                          <a:blip r:embed="rId31"/>
+                          <a:stretch>
+                            <a:fillRect/>
+                          </a:stretch>
+                        </pic:blipFill>
+                        <pic:spPr>
+                          <a:xfrm>
+                            <a:off x="0" y="0"/>
+                            <a:ext cx="669925" cy="189865"/>
+                          </a:xfrm>
+                          <a:prstGeom prst="rect">
+                            <a:avLst/>
+                          </a:prstGeom>
+                          <a:noFill/>
+                          <a:ln>
+                            <a:noFill/>
+                          </a:ln>
+                        </pic:spPr>
+                      </pic:pic>
+                    </a:graphicData>
+                  </a:graphic>
+                </wp:inline>
+              </w:drawing>
+            </w:r>
+          </w:p>
+          <w:p>
+            <w:pPr>
+              <w:keepNext w:val="0"/>
+              <w:keepLines w:val="0"/>
+              <w:widowControl/>
+              <w:suppressLineNumbers w:val="0"/>
+              <w:shd w:val="clear" w:fill="FFFFFF"/>
+              <w:spacing w:line="285" w:lineRule="atLeast"/>
+              <w:jc w:val="left"/>
+              <w:rPr>
+                <w:rFonts w:hint="default" w:ascii="Consolas" w:hAnsi="Consolas" w:eastAsia="Consolas" w:cs="Consolas"/>
+                <w:b w:val="0"/>
+                <w:bCs w:val="0"/>
+                <w:color w:val="800000"/>
+                <w:kern w:val="0"/>
+                <w:sz w:val="15"/>
+                <w:szCs w:val="15"/>
+                <w:shd w:val="clear" w:fill="FFFFFF"/>
+                <w:lang w:val="en-US" w:eastAsia="zh-CN" w:bidi="ar"/>
+              </w:rPr>
+            </w:pPr>
+          </w:p>
+          <w:p>
+            <w:pPr>
+              <w:keepNext w:val="0"/>
+              <w:keepLines w:val="0"/>
+              <w:widowControl/>
+              <w:suppressLineNumbers w:val="0"/>
+              <w:shd w:val="clear" w:fill="FFFFFF"/>
+              <w:spacing w:line="285" w:lineRule="atLeast"/>
+              <w:jc w:val="left"/>
+              <w:rPr>
+                <w:rFonts w:hint="default" w:ascii="Consolas" w:hAnsi="Consolas" w:eastAsia="Consolas" w:cs="Consolas"/>
+                <w:b w:val="0"/>
+                <w:bCs w:val="0"/>
+                <w:color w:val="000000"/>
+                <w:sz w:val="15"/>
+                <w:szCs w:val="15"/>
+              </w:rPr>
+            </w:pPr>
+            <w:r>
+              <w:rPr>
+                <w:rFonts w:hint="default" w:ascii="Consolas" w:hAnsi="Consolas" w:eastAsia="Consolas" w:cs="Consolas"/>
+                <w:b w:val="0"/>
+                <w:bCs w:val="0"/>
+                <w:color w:val="800000"/>
+                <w:kern w:val="0"/>
+                <w:sz w:val="15"/>
+                <w:szCs w:val="15"/>
+                <w:shd w:val="clear" w:fill="FFFFFF"/>
+                <w:lang w:val="en-US" w:eastAsia="zh-CN" w:bidi="ar"/>
+              </w:rPr>
+              <w:t>&lt;</w:t>
+            </w:r>
+            <w:r>
+              <w:rPr>
+                <w:rFonts w:hint="default" w:ascii="Consolas" w:hAnsi="Consolas" w:eastAsia="Consolas" w:cs="Consolas"/>
+                <w:b w:val="0"/>
+                <w:bCs w:val="0"/>
+                <w:color w:val="267F99"/>
+                <w:kern w:val="0"/>
+                <w:sz w:val="15"/>
+                <w:szCs w:val="15"/>
+                <w:shd w:val="clear" w:fill="FFFFFF"/>
+                <w:lang w:val="en-US" w:eastAsia="zh-CN" w:bidi="ar"/>
+              </w:rPr>
+              <w:t>CustomSliderStyleWithCustomPropsType</w:t>
+            </w:r>
+            <w:r>
+              <w:rPr>
+                <w:rFonts w:hint="default" w:ascii="Consolas" w:hAnsi="Consolas" w:eastAsia="Consolas" w:cs="Consolas"/>
+                <w:b w:val="0"/>
+                <w:bCs w:val="0"/>
+                <w:color w:val="000000"/>
+                <w:kern w:val="0"/>
+                <w:sz w:val="15"/>
+                <w:szCs w:val="15"/>
+                <w:shd w:val="clear" w:fill="FFFFFF"/>
+                <w:lang w:val="en-US" w:eastAsia="zh-CN" w:bidi="ar"/>
+              </w:rPr>
+              <w:t xml:space="preserve"> </w:t>
+            </w:r>
+            <w:r>
+              <w:rPr>
+                <w:rFonts w:hint="default" w:ascii="Consolas" w:hAnsi="Consolas" w:eastAsia="Consolas" w:cs="Consolas"/>
+                <w:b w:val="0"/>
+                <w:bCs w:val="0"/>
+                <w:color w:val="E50000"/>
+                <w:kern w:val="0"/>
+                <w:sz w:val="15"/>
+                <w:szCs w:val="15"/>
+                <w:shd w:val="clear" w:fill="FFFFFF"/>
+                <w:lang w:val="en-US" w:eastAsia="zh-CN" w:bidi="ar"/>
+              </w:rPr>
+              <w:t>error</w:t>
+            </w:r>
+            <w:r>
+              <w:rPr>
+                <w:rFonts w:hint="default" w:ascii="Consolas" w:hAnsi="Consolas" w:eastAsia="Consolas" w:cs="Consolas"/>
+                <w:b w:val="0"/>
+                <w:bCs w:val="0"/>
+                <w:color w:val="000000"/>
+                <w:kern w:val="0"/>
+                <w:sz w:val="15"/>
+                <w:szCs w:val="15"/>
+                <w:shd w:val="clear" w:fill="FFFFFF"/>
+                <w:lang w:val="en-US" w:eastAsia="zh-CN" w:bidi="ar"/>
+              </w:rPr>
+              <w:t xml:space="preserve"> </w:t>
+            </w:r>
+            <w:r>
+              <w:rPr>
+                <w:rFonts w:hint="default" w:ascii="Consolas" w:hAnsi="Consolas" w:eastAsia="Consolas" w:cs="Consolas"/>
+                <w:b w:val="0"/>
+                <w:bCs w:val="0"/>
+                <w:color w:val="800000"/>
+                <w:kern w:val="0"/>
+                <w:sz w:val="15"/>
+                <w:szCs w:val="15"/>
+                <w:shd w:val="clear" w:fill="FFFFFF"/>
+                <w:lang w:val="en-US" w:eastAsia="zh-CN" w:bidi="ar"/>
+              </w:rPr>
+              <w:t>/&gt;</w:t>
+            </w:r>
+          </w:p>
+          <w:p>
+            <w:pPr>
+              <w:widowControl w:val="0"/>
+              <w:jc w:val="both"/>
+              <w:rPr>
+                <w:rFonts w:hint="default"/>
+                <w:sz w:val="18"/>
+                <w:szCs w:val="18"/>
+                <w:vertAlign w:val="baseline"/>
+                <w:lang w:val="en-IN"/>
+              </w:rPr>
+            </w:pPr>
+          </w:p>
+          <w:p>
+            <w:pPr>
+              <w:widowControl w:val="0"/>
+              <w:jc w:val="both"/>
+              <w:rPr>
+                <w:rFonts w:hint="default"/>
+                <w:sz w:val="18"/>
+                <w:szCs w:val="18"/>
+                <w:vertAlign w:val="baseline"/>
+                <w:lang w:val="en-IN"/>
+              </w:rPr>
+            </w:pPr>
+            <w:r>
+              <w:drawing>
+                <wp:inline distT="0" distB="0" distL="114300" distR="114300">
+                  <wp:extent cx="844550" cy="209550"/>
+                  <wp:effectExtent l="0" t="0" r="12700" b="0"/>
+                  <wp:docPr id="21" name="Picture 2"/>
+                  <wp:cNvGraphicFramePr>
+                    <a:graphicFrameLocks xmlns:a="http://schemas.openxmlformats.org/drawingml/2006/main" noChangeAspect="1"/>
+                  </wp:cNvGraphicFramePr>
+                  <a:graphic xmlns:a="http://schemas.openxmlformats.org/drawingml/2006/main">
+                    <a:graphicData uri="http://schemas.openxmlformats.org/drawingml/2006/picture">
+                      <pic:pic xmlns:pic="http://schemas.openxmlformats.org/drawingml/2006/picture">
+                        <pic:nvPicPr>
+                          <pic:cNvPr id="21" name="Picture 2"/>
+                          <pic:cNvPicPr>
+                            <a:picLocks noChangeAspect="1"/>
+                          </pic:cNvPicPr>
+                        </pic:nvPicPr>
+                        <pic:blipFill>
+                          <a:blip r:embed="rId32"/>
+                          <a:stretch>
+                            <a:fillRect/>
+                          </a:stretch>
+                        </pic:blipFill>
+                        <pic:spPr>
+                          <a:xfrm>
+                            <a:off x="0" y="0"/>
+                            <a:ext cx="844550" cy="209550"/>
+                          </a:xfrm>
+                          <a:prstGeom prst="rect">
+                            <a:avLst/>
+                          </a:prstGeom>
+                          <a:noFill/>
+                          <a:ln>
+                            <a:noFill/>
+                          </a:ln>
+                        </pic:spPr>
+                      </pic:pic>
+                    </a:graphicData>
+                  </a:graphic>
+                </wp:inline>
+              </w:drawing>
+            </w:r>
+          </w:p>
+        </w:tc>
+      </w:tr>
+    </w:tbl>
     <w:p>
       <w:pPr>
         <w:spacing w:line="360" w:lineRule="auto"/>

--- a/reactjs/Material-UI/Notes.docx
+++ b/reactjs/Material-UI/Notes.docx
@@ -354,7 +354,9 @@
           </w:tcPr>
           <w:p>
             <w:pPr>
+              <w:widowControl w:val="0"/>
               <w:spacing w:line="360" w:lineRule="auto"/>
+              <w:jc w:val="both"/>
               <w:rPr>
                 <w:rFonts w:hint="default"/>
                 <w:b/>
@@ -1659,7 +1661,9 @@
           </w:tcPr>
           <w:p>
             <w:pPr>
+              <w:widowControl w:val="0"/>
               <w:spacing w:line="360" w:lineRule="auto"/>
+              <w:jc w:val="both"/>
               <w:rPr>
                 <w:rFonts w:hint="default"/>
                 <w:sz w:val="18"/>
@@ -1904,7 +1908,9 @@
           </w:tcPr>
           <w:p>
             <w:pPr>
+              <w:widowControl w:val="0"/>
               <w:spacing w:line="360" w:lineRule="auto"/>
+              <w:jc w:val="both"/>
               <w:rPr>
                 <w:rFonts w:hint="default"/>
                 <w:sz w:val="18"/>
@@ -2480,12 +2486,6 @@
             <w:insideH w:val="none" w:color="auto" w:sz="0" w:space="0"/>
             <w:insideV w:val="none" w:color="auto" w:sz="0" w:space="0"/>
           </w:tblBorders>
-          <w:tblCellMar>
-            <w:top w:w="0" w:type="dxa"/>
-            <w:left w:w="108" w:type="dxa"/>
-            <w:bottom w:w="0" w:type="dxa"/>
-            <w:right w:w="108" w:type="dxa"/>
-          </w:tblCellMar>
         </w:tblPrEx>
         <w:trPr>
           <w:trHeight w:val="307" w:hRule="atLeast"/>
@@ -2497,7 +2497,9 @@
           </w:tcPr>
           <w:p>
             <w:pPr>
+              <w:widowControl w:val="0"/>
               <w:spacing w:line="360" w:lineRule="auto"/>
+              <w:jc w:val="both"/>
               <w:rPr>
                 <w:rFonts w:hint="default"/>
                 <w:sz w:val="18"/>
@@ -39556,8 +39558,6 @@
                 <w:lang w:val="en-US" w:eastAsia="zh-CN" w:bidi="ar"/>
               </w:rPr>
             </w:pPr>
-            <w:bookmarkStart w:id="0" w:name="_GoBack"/>
-            <w:bookmarkEnd w:id="0"/>
           </w:p>
           <w:p>
             <w:pPr>
@@ -40376,6 +40376,1197 @@
           </w:p>
         </w:tc>
       </w:tr>
+      <w:tr>
+        <w:tblPrEx>
+          <w:tblBorders>
+            <w:top w:val="none" w:color="auto" w:sz="0" w:space="0"/>
+            <w:left w:val="none" w:color="auto" w:sz="0" w:space="0"/>
+            <w:bottom w:val="none" w:color="auto" w:sz="0" w:space="0"/>
+            <w:right w:val="none" w:color="auto" w:sz="0" w:space="0"/>
+            <w:insideH w:val="none" w:color="auto" w:sz="0" w:space="0"/>
+            <w:insideV w:val="none" w:color="auto" w:sz="0" w:space="0"/>
+          </w:tblBorders>
+          <w:tblCellMar>
+            <w:top w:w="0" w:type="dxa"/>
+            <w:left w:w="108" w:type="dxa"/>
+            <w:bottom w:w="0" w:type="dxa"/>
+            <w:right w:w="108" w:type="dxa"/>
+          </w:tblCellMar>
+        </w:tblPrEx>
+        <w:trPr>
+          <w:trHeight w:val="2177" w:hRule="atLeast"/>
+        </w:trPr>
+        <w:tc>
+          <w:tcPr>
+            <w:tcW w:w="6075" w:type="dxa"/>
+          </w:tcPr>
+          <w:p>
+            <w:pPr>
+              <w:keepNext w:val="0"/>
+              <w:keepLines w:val="0"/>
+              <w:widowControl/>
+              <w:suppressLineNumbers w:val="0"/>
+              <w:shd w:val="clear" w:fill="FFFFFF"/>
+              <w:spacing w:line="240" w:lineRule="auto"/>
+              <w:jc w:val="left"/>
+              <w:rPr>
+                <w:rFonts w:ascii="Consolas" w:hAnsi="Consolas" w:eastAsia="Consolas" w:cs="Consolas"/>
+                <w:b w:val="0"/>
+                <w:bCs w:val="0"/>
+                <w:color w:val="000000"/>
+                <w:sz w:val="15"/>
+                <w:szCs w:val="15"/>
+              </w:rPr>
+            </w:pPr>
+            <w:r>
+              <w:rPr>
+                <w:rFonts w:hint="default" w:ascii="Consolas" w:hAnsi="Consolas" w:eastAsia="Consolas" w:cs="Consolas"/>
+                <w:b w:val="0"/>
+                <w:bCs w:val="0"/>
+                <w:color w:val="001080"/>
+                <w:kern w:val="0"/>
+                <w:sz w:val="15"/>
+                <w:szCs w:val="15"/>
+                <w:shd w:val="clear" w:fill="FFFFFF"/>
+                <w:lang w:val="en-US" w:eastAsia="zh-CN" w:bidi="ar"/>
+              </w:rPr>
+              <w:t>variants:</w:t>
+            </w:r>
+            <w:r>
+              <w:rPr>
+                <w:rFonts w:hint="default" w:ascii="Consolas" w:hAnsi="Consolas" w:eastAsia="Consolas" w:cs="Consolas"/>
+                <w:b w:val="0"/>
+                <w:bCs w:val="0"/>
+                <w:color w:val="000000"/>
+                <w:kern w:val="0"/>
+                <w:sz w:val="15"/>
+                <w:szCs w:val="15"/>
+                <w:shd w:val="clear" w:fill="FFFFFF"/>
+                <w:lang w:val="en-US" w:eastAsia="zh-CN" w:bidi="ar"/>
+              </w:rPr>
+              <w:t>[</w:t>
+            </w:r>
+          </w:p>
+          <w:p>
+            <w:pPr>
+              <w:keepNext w:val="0"/>
+              <w:keepLines w:val="0"/>
+              <w:widowControl/>
+              <w:suppressLineNumbers w:val="0"/>
+              <w:shd w:val="clear" w:fill="FFFFFF"/>
+              <w:spacing w:line="240" w:lineRule="auto"/>
+              <w:jc w:val="left"/>
+              <w:rPr>
+                <w:rFonts w:ascii="Consolas" w:hAnsi="Consolas" w:eastAsia="Consolas" w:cs="Consolas"/>
+                <w:b w:val="0"/>
+                <w:bCs w:val="0"/>
+                <w:color w:val="000000"/>
+                <w:sz w:val="15"/>
+                <w:szCs w:val="15"/>
+              </w:rPr>
+            </w:pPr>
+            <w:r>
+              <w:rPr>
+                <w:rFonts w:hint="default" w:ascii="Consolas" w:hAnsi="Consolas" w:eastAsia="Consolas" w:cs="Consolas"/>
+                <w:b w:val="0"/>
+                <w:bCs w:val="0"/>
+                <w:color w:val="000000"/>
+                <w:kern w:val="0"/>
+                <w:sz w:val="15"/>
+                <w:szCs w:val="15"/>
+                <w:shd w:val="clear" w:fill="FFFFFF"/>
+                <w:lang w:val="en-US" w:eastAsia="zh-CN" w:bidi="ar"/>
+              </w:rPr>
+              <w:t>{</w:t>
+            </w:r>
+          </w:p>
+          <w:p>
+            <w:pPr>
+              <w:keepNext w:val="0"/>
+              <w:keepLines w:val="0"/>
+              <w:widowControl/>
+              <w:suppressLineNumbers w:val="0"/>
+              <w:shd w:val="clear" w:fill="FFFFFF"/>
+              <w:spacing w:line="240" w:lineRule="auto"/>
+              <w:jc w:val="left"/>
+              <w:rPr>
+                <w:rFonts w:hint="default" w:ascii="Consolas" w:hAnsi="Consolas" w:eastAsia="Consolas" w:cs="Consolas"/>
+                <w:b w:val="0"/>
+                <w:bCs w:val="0"/>
+                <w:color w:val="000000"/>
+                <w:sz w:val="15"/>
+                <w:szCs w:val="15"/>
+              </w:rPr>
+            </w:pPr>
+            <w:r>
+              <w:rPr>
+                <w:rFonts w:hint="default" w:ascii="Consolas" w:hAnsi="Consolas" w:eastAsia="Consolas" w:cs="Consolas"/>
+                <w:b w:val="0"/>
+                <w:bCs w:val="0"/>
+                <w:color w:val="000000"/>
+                <w:kern w:val="0"/>
+                <w:sz w:val="15"/>
+                <w:szCs w:val="15"/>
+                <w:shd w:val="clear" w:fill="FFFFFF"/>
+                <w:lang w:val="en-US" w:eastAsia="zh-CN" w:bidi="ar"/>
+              </w:rPr>
+              <w:t> </w:t>
+            </w:r>
+            <w:r>
+              <w:rPr>
+                <w:rFonts w:hint="default" w:ascii="Consolas" w:hAnsi="Consolas" w:eastAsia="Consolas" w:cs="Consolas"/>
+                <w:b w:val="0"/>
+                <w:bCs w:val="0"/>
+                <w:color w:val="795E26"/>
+                <w:kern w:val="0"/>
+                <w:sz w:val="15"/>
+                <w:szCs w:val="15"/>
+                <w:shd w:val="clear" w:fill="FFFFFF"/>
+                <w:lang w:val="en-US" w:eastAsia="zh-CN" w:bidi="ar"/>
+              </w:rPr>
+              <w:t>Props</w:t>
+            </w:r>
+            <w:r>
+              <w:rPr>
+                <w:rFonts w:hint="default" w:ascii="Consolas" w:hAnsi="Consolas" w:eastAsia="Consolas" w:cs="Consolas"/>
+                <w:b w:val="0"/>
+                <w:bCs w:val="0"/>
+                <w:color w:val="001080"/>
+                <w:kern w:val="0"/>
+                <w:sz w:val="15"/>
+                <w:szCs w:val="15"/>
+                <w:shd w:val="clear" w:fill="FFFFFF"/>
+                <w:lang w:val="en-US" w:eastAsia="zh-CN" w:bidi="ar"/>
+              </w:rPr>
+              <w:t>:</w:t>
+            </w:r>
+            <w:r>
+              <w:rPr>
+                <w:rFonts w:hint="default" w:ascii="Consolas" w:hAnsi="Consolas" w:eastAsia="Consolas" w:cs="Consolas"/>
+                <w:b w:val="0"/>
+                <w:bCs w:val="0"/>
+                <w:color w:val="000000"/>
+                <w:kern w:val="0"/>
+                <w:sz w:val="15"/>
+                <w:szCs w:val="15"/>
+                <w:shd w:val="clear" w:fill="FFFFFF"/>
+                <w:lang w:val="en-US" w:eastAsia="zh-CN" w:bidi="ar"/>
+              </w:rPr>
+              <w:t xml:space="preserve"> (</w:t>
+            </w:r>
+            <w:r>
+              <w:rPr>
+                <w:rFonts w:hint="default" w:ascii="Consolas" w:hAnsi="Consolas" w:eastAsia="Consolas" w:cs="Consolas"/>
+                <w:b w:val="0"/>
+                <w:bCs w:val="0"/>
+                <w:color w:val="001080"/>
+                <w:kern w:val="0"/>
+                <w:sz w:val="15"/>
+                <w:szCs w:val="15"/>
+                <w:shd w:val="clear" w:fill="FFFFFF"/>
+                <w:lang w:val="en-US" w:eastAsia="zh-CN" w:bidi="ar"/>
+              </w:rPr>
+              <w:t>props</w:t>
+            </w:r>
+            <w:r>
+              <w:rPr>
+                <w:rFonts w:hint="default" w:ascii="Consolas" w:hAnsi="Consolas" w:eastAsia="Consolas" w:cs="Consolas"/>
+                <w:b w:val="0"/>
+                <w:bCs w:val="0"/>
+                <w:color w:val="000000"/>
+                <w:kern w:val="0"/>
+                <w:sz w:val="15"/>
+                <w:szCs w:val="15"/>
+                <w:shd w:val="clear" w:fill="FFFFFF"/>
+                <w:lang w:val="en-US" w:eastAsia="zh-CN" w:bidi="ar"/>
+              </w:rPr>
+              <w:t xml:space="preserve">) </w:t>
+            </w:r>
+            <w:r>
+              <w:rPr>
+                <w:rFonts w:hint="default" w:ascii="Consolas" w:hAnsi="Consolas" w:eastAsia="Consolas" w:cs="Consolas"/>
+                <w:b w:val="0"/>
+                <w:bCs w:val="0"/>
+                <w:color w:val="0000FF"/>
+                <w:kern w:val="0"/>
+                <w:sz w:val="15"/>
+                <w:szCs w:val="15"/>
+                <w:shd w:val="clear" w:fill="FFFFFF"/>
+                <w:lang w:val="en-US" w:eastAsia="zh-CN" w:bidi="ar"/>
+              </w:rPr>
+              <w:t>=&gt;</w:t>
+            </w:r>
+            <w:r>
+              <w:rPr>
+                <w:rFonts w:hint="default" w:ascii="Consolas" w:hAnsi="Consolas" w:eastAsia="Consolas" w:cs="Consolas"/>
+                <w:b w:val="0"/>
+                <w:bCs w:val="0"/>
+                <w:color w:val="000000"/>
+                <w:kern w:val="0"/>
+                <w:sz w:val="15"/>
+                <w:szCs w:val="15"/>
+                <w:shd w:val="clear" w:fill="FFFFFF"/>
+                <w:lang w:val="en-US" w:eastAsia="zh-CN" w:bidi="ar"/>
+              </w:rPr>
+              <w:t xml:space="preserve"> </w:t>
+            </w:r>
+            <w:r>
+              <w:rPr>
+                <w:rFonts w:hint="default" w:ascii="Consolas" w:hAnsi="Consolas" w:eastAsia="Consolas" w:cs="Consolas"/>
+                <w:b w:val="0"/>
+                <w:bCs w:val="0"/>
+                <w:color w:val="001080"/>
+                <w:kern w:val="0"/>
+                <w:sz w:val="15"/>
+                <w:szCs w:val="15"/>
+                <w:shd w:val="clear" w:fill="FFFFFF"/>
+                <w:lang w:val="en-US" w:eastAsia="zh-CN" w:bidi="ar"/>
+              </w:rPr>
+              <w:t>props</w:t>
+            </w:r>
+            <w:r>
+              <w:rPr>
+                <w:rFonts w:hint="default" w:ascii="Consolas" w:hAnsi="Consolas" w:eastAsia="Consolas" w:cs="Consolas"/>
+                <w:b w:val="0"/>
+                <w:bCs w:val="0"/>
+                <w:color w:val="000000"/>
+                <w:kern w:val="0"/>
+                <w:sz w:val="15"/>
+                <w:szCs w:val="15"/>
+                <w:shd w:val="clear" w:fill="FFFFFF"/>
+                <w:lang w:val="en-US" w:eastAsia="zh-CN" w:bidi="ar"/>
+              </w:rPr>
+              <w:t>.</w:t>
+            </w:r>
+            <w:r>
+              <w:rPr>
+                <w:rFonts w:hint="default" w:ascii="Consolas" w:hAnsi="Consolas" w:eastAsia="Consolas" w:cs="Consolas"/>
+                <w:b w:val="0"/>
+                <w:bCs w:val="0"/>
+                <w:color w:val="001080"/>
+                <w:kern w:val="0"/>
+                <w:sz w:val="15"/>
+                <w:szCs w:val="15"/>
+                <w:shd w:val="clear" w:fill="FFFFFF"/>
+                <w:lang w:val="en-US" w:eastAsia="zh-CN" w:bidi="ar"/>
+              </w:rPr>
+              <w:t>variant</w:t>
+            </w:r>
+            <w:r>
+              <w:rPr>
+                <w:rFonts w:hint="default" w:ascii="Consolas" w:hAnsi="Consolas" w:eastAsia="Consolas" w:cs="Consolas"/>
+                <w:b w:val="0"/>
+                <w:bCs w:val="0"/>
+                <w:color w:val="000000"/>
+                <w:kern w:val="0"/>
+                <w:sz w:val="15"/>
+                <w:szCs w:val="15"/>
+                <w:shd w:val="clear" w:fill="FFFFFF"/>
+                <w:lang w:val="en-US" w:eastAsia="zh-CN" w:bidi="ar"/>
+              </w:rPr>
+              <w:t xml:space="preserve"> === </w:t>
+            </w:r>
+            <w:r>
+              <w:rPr>
+                <w:rFonts w:hint="default" w:ascii="Consolas" w:hAnsi="Consolas" w:eastAsia="Consolas" w:cs="Consolas"/>
+                <w:b w:val="0"/>
+                <w:bCs w:val="0"/>
+                <w:color w:val="A31515"/>
+                <w:kern w:val="0"/>
+                <w:sz w:val="15"/>
+                <w:szCs w:val="15"/>
+                <w:shd w:val="clear" w:fill="FFFFFF"/>
+                <w:lang w:val="en-US" w:eastAsia="zh-CN" w:bidi="ar"/>
+              </w:rPr>
+              <w:t>"dashed"</w:t>
+            </w:r>
+            <w:r>
+              <w:rPr>
+                <w:rFonts w:hint="default" w:ascii="Consolas" w:hAnsi="Consolas" w:eastAsia="Consolas" w:cs="Consolas"/>
+                <w:b w:val="0"/>
+                <w:bCs w:val="0"/>
+                <w:color w:val="000000"/>
+                <w:kern w:val="0"/>
+                <w:sz w:val="15"/>
+                <w:szCs w:val="15"/>
+                <w:shd w:val="clear" w:fill="FFFFFF"/>
+                <w:lang w:val="en-US" w:eastAsia="zh-CN" w:bidi="ar"/>
+              </w:rPr>
+              <w:t xml:space="preserve"> &amp;&amp; </w:t>
+            </w:r>
+            <w:r>
+              <w:rPr>
+                <w:rFonts w:hint="default" w:ascii="Consolas" w:hAnsi="Consolas" w:eastAsia="Consolas" w:cs="Consolas"/>
+                <w:b w:val="0"/>
+                <w:bCs w:val="0"/>
+                <w:color w:val="001080"/>
+                <w:kern w:val="0"/>
+                <w:sz w:val="15"/>
+                <w:szCs w:val="15"/>
+                <w:shd w:val="clear" w:fill="FFFFFF"/>
+                <w:lang w:val="en-US" w:eastAsia="zh-CN" w:bidi="ar"/>
+              </w:rPr>
+              <w:t>props</w:t>
+            </w:r>
+            <w:r>
+              <w:rPr>
+                <w:rFonts w:hint="default" w:ascii="Consolas" w:hAnsi="Consolas" w:eastAsia="Consolas" w:cs="Consolas"/>
+                <w:b w:val="0"/>
+                <w:bCs w:val="0"/>
+                <w:color w:val="000000"/>
+                <w:kern w:val="0"/>
+                <w:sz w:val="15"/>
+                <w:szCs w:val="15"/>
+                <w:shd w:val="clear" w:fill="FFFFFF"/>
+                <w:lang w:val="en-US" w:eastAsia="zh-CN" w:bidi="ar"/>
+              </w:rPr>
+              <w:t>.</w:t>
+            </w:r>
+            <w:r>
+              <w:rPr>
+                <w:rFonts w:hint="default" w:ascii="Consolas" w:hAnsi="Consolas" w:eastAsia="Consolas" w:cs="Consolas"/>
+                <w:b w:val="0"/>
+                <w:bCs w:val="0"/>
+                <w:color w:val="001080"/>
+                <w:kern w:val="0"/>
+                <w:sz w:val="15"/>
+                <w:szCs w:val="15"/>
+                <w:shd w:val="clear" w:fill="FFFFFF"/>
+                <w:lang w:val="en-US" w:eastAsia="zh-CN" w:bidi="ar"/>
+              </w:rPr>
+              <w:t>color</w:t>
+            </w:r>
+            <w:r>
+              <w:rPr>
+                <w:rFonts w:hint="default" w:ascii="Consolas" w:hAnsi="Consolas" w:eastAsia="Consolas" w:cs="Consolas"/>
+                <w:b w:val="0"/>
+                <w:bCs w:val="0"/>
+                <w:color w:val="000000"/>
+                <w:kern w:val="0"/>
+                <w:sz w:val="15"/>
+                <w:szCs w:val="15"/>
+                <w:shd w:val="clear" w:fill="FFFFFF"/>
+                <w:lang w:val="en-US" w:eastAsia="zh-CN" w:bidi="ar"/>
+              </w:rPr>
+              <w:t xml:space="preserve"> !== </w:t>
+            </w:r>
+            <w:r>
+              <w:rPr>
+                <w:rFonts w:hint="default" w:ascii="Consolas" w:hAnsi="Consolas" w:eastAsia="Consolas" w:cs="Consolas"/>
+                <w:b w:val="0"/>
+                <w:bCs w:val="0"/>
+                <w:color w:val="A31515"/>
+                <w:kern w:val="0"/>
+                <w:sz w:val="15"/>
+                <w:szCs w:val="15"/>
+                <w:shd w:val="clear" w:fill="FFFFFF"/>
+                <w:lang w:val="en-US" w:eastAsia="zh-CN" w:bidi="ar"/>
+              </w:rPr>
+              <w:t>"secondary"</w:t>
+            </w:r>
+            <w:r>
+              <w:rPr>
+                <w:rFonts w:hint="default" w:ascii="Consolas" w:hAnsi="Consolas" w:eastAsia="Consolas" w:cs="Consolas"/>
+                <w:b w:val="0"/>
+                <w:bCs w:val="0"/>
+                <w:color w:val="000000"/>
+                <w:kern w:val="0"/>
+                <w:sz w:val="15"/>
+                <w:szCs w:val="15"/>
+                <w:shd w:val="clear" w:fill="FFFFFF"/>
+                <w:lang w:val="en-US" w:eastAsia="zh-CN" w:bidi="ar"/>
+              </w:rPr>
+              <w:t>,</w:t>
+            </w:r>
+          </w:p>
+          <w:p>
+            <w:pPr>
+              <w:keepNext w:val="0"/>
+              <w:keepLines w:val="0"/>
+              <w:widowControl/>
+              <w:suppressLineNumbers w:val="0"/>
+              <w:shd w:val="clear" w:fill="FFFFFF"/>
+              <w:spacing w:line="240" w:lineRule="auto"/>
+              <w:jc w:val="left"/>
+              <w:rPr>
+                <w:rFonts w:hint="default" w:ascii="Consolas" w:hAnsi="Consolas" w:eastAsia="Consolas" w:cs="Consolas"/>
+                <w:b w:val="0"/>
+                <w:bCs w:val="0"/>
+                <w:color w:val="000000"/>
+                <w:sz w:val="15"/>
+                <w:szCs w:val="15"/>
+              </w:rPr>
+            </w:pPr>
+            <w:r>
+              <w:rPr>
+                <w:rFonts w:hint="default" w:ascii="Consolas" w:hAnsi="Consolas" w:eastAsia="Consolas" w:cs="Consolas"/>
+                <w:b w:val="0"/>
+                <w:bCs w:val="0"/>
+                <w:color w:val="000000"/>
+                <w:kern w:val="0"/>
+                <w:sz w:val="15"/>
+                <w:szCs w:val="15"/>
+                <w:shd w:val="clear" w:fill="FFFFFF"/>
+                <w:lang w:val="en-US" w:eastAsia="zh-CN" w:bidi="ar"/>
+              </w:rPr>
+              <w:t> </w:t>
+            </w:r>
+            <w:r>
+              <w:rPr>
+                <w:rFonts w:hint="default" w:ascii="Consolas" w:hAnsi="Consolas" w:eastAsia="Consolas" w:cs="Consolas"/>
+                <w:b w:val="0"/>
+                <w:bCs w:val="0"/>
+                <w:color w:val="001080"/>
+                <w:kern w:val="0"/>
+                <w:sz w:val="15"/>
+                <w:szCs w:val="15"/>
+                <w:shd w:val="clear" w:fill="FFFFFF"/>
+                <w:lang w:val="en-US" w:eastAsia="zh-CN" w:bidi="ar"/>
+              </w:rPr>
+              <w:t>style:</w:t>
+            </w:r>
+            <w:r>
+              <w:rPr>
+                <w:rFonts w:hint="default" w:ascii="Consolas" w:hAnsi="Consolas" w:eastAsia="Consolas" w:cs="Consolas"/>
+                <w:b w:val="0"/>
+                <w:bCs w:val="0"/>
+                <w:color w:val="000000"/>
+                <w:kern w:val="0"/>
+                <w:sz w:val="15"/>
+                <w:szCs w:val="15"/>
+                <w:shd w:val="clear" w:fill="FFFFFF"/>
+                <w:lang w:val="en-US" w:eastAsia="zh-CN" w:bidi="ar"/>
+              </w:rPr>
+              <w:t>{</w:t>
+            </w:r>
+          </w:p>
+          <w:p>
+            <w:pPr>
+              <w:keepNext w:val="0"/>
+              <w:keepLines w:val="0"/>
+              <w:widowControl/>
+              <w:suppressLineNumbers w:val="0"/>
+              <w:shd w:val="clear" w:fill="FFFFFF"/>
+              <w:spacing w:line="240" w:lineRule="auto"/>
+              <w:jc w:val="left"/>
+              <w:rPr>
+                <w:rFonts w:hint="default" w:ascii="Consolas" w:hAnsi="Consolas" w:eastAsia="Consolas" w:cs="Consolas"/>
+                <w:b w:val="0"/>
+                <w:bCs w:val="0"/>
+                <w:color w:val="000000"/>
+                <w:sz w:val="15"/>
+                <w:szCs w:val="15"/>
+              </w:rPr>
+            </w:pPr>
+            <w:r>
+              <w:rPr>
+                <w:rFonts w:hint="default" w:ascii="Consolas" w:hAnsi="Consolas" w:eastAsia="Consolas" w:cs="Consolas"/>
+                <w:b w:val="0"/>
+                <w:bCs w:val="0"/>
+                <w:color w:val="000000"/>
+                <w:kern w:val="0"/>
+                <w:sz w:val="15"/>
+                <w:szCs w:val="15"/>
+                <w:shd w:val="clear" w:fill="FFFFFF"/>
+                <w:lang w:val="en-US" w:eastAsia="zh-CN" w:bidi="ar"/>
+              </w:rPr>
+              <w:t xml:space="preserve">  </w:t>
+            </w:r>
+            <w:r>
+              <w:rPr>
+                <w:rFonts w:hint="default" w:ascii="Consolas" w:hAnsi="Consolas" w:eastAsia="Consolas" w:cs="Consolas"/>
+                <w:b w:val="0"/>
+                <w:bCs w:val="0"/>
+                <w:color w:val="001080"/>
+                <w:kern w:val="0"/>
+                <w:sz w:val="15"/>
+                <w:szCs w:val="15"/>
+                <w:shd w:val="clear" w:fill="FFFFFF"/>
+                <w:lang w:val="en-US" w:eastAsia="zh-CN" w:bidi="ar"/>
+              </w:rPr>
+              <w:t>border:</w:t>
+            </w:r>
+            <w:r>
+              <w:rPr>
+                <w:rFonts w:hint="default" w:ascii="Consolas" w:hAnsi="Consolas" w:eastAsia="Consolas" w:cs="Consolas"/>
+                <w:b w:val="0"/>
+                <w:bCs w:val="0"/>
+                <w:color w:val="A31515"/>
+                <w:kern w:val="0"/>
+                <w:sz w:val="15"/>
+                <w:szCs w:val="15"/>
+                <w:shd w:val="clear" w:fill="FFFFFF"/>
+                <w:lang w:val="en-US" w:eastAsia="zh-CN" w:bidi="ar"/>
+              </w:rPr>
+              <w:t xml:space="preserve">`1px dashed </w:t>
+            </w:r>
+            <w:r>
+              <w:rPr>
+                <w:rFonts w:hint="default" w:ascii="Consolas" w:hAnsi="Consolas" w:eastAsia="Consolas" w:cs="Consolas"/>
+                <w:b w:val="0"/>
+                <w:bCs w:val="0"/>
+                <w:color w:val="0000FF"/>
+                <w:kern w:val="0"/>
+                <w:sz w:val="15"/>
+                <w:szCs w:val="15"/>
+                <w:shd w:val="clear" w:fill="FFFFFF"/>
+                <w:lang w:val="en-US" w:eastAsia="zh-CN" w:bidi="ar"/>
+              </w:rPr>
+              <w:t>${</w:t>
+            </w:r>
+            <w:r>
+              <w:rPr>
+                <w:rFonts w:hint="default" w:ascii="Consolas" w:hAnsi="Consolas" w:eastAsia="Consolas" w:cs="Consolas"/>
+                <w:b w:val="0"/>
+                <w:bCs w:val="0"/>
+                <w:color w:val="0070C1"/>
+                <w:kern w:val="0"/>
+                <w:sz w:val="15"/>
+                <w:szCs w:val="15"/>
+                <w:shd w:val="clear" w:fill="FFFFFF"/>
+                <w:lang w:val="en-US" w:eastAsia="zh-CN" w:bidi="ar"/>
+              </w:rPr>
+              <w:t>blue</w:t>
+            </w:r>
+            <w:r>
+              <w:rPr>
+                <w:rFonts w:hint="default" w:ascii="Consolas" w:hAnsi="Consolas" w:eastAsia="Consolas" w:cs="Consolas"/>
+                <w:b w:val="0"/>
+                <w:bCs w:val="0"/>
+                <w:color w:val="000000"/>
+                <w:kern w:val="0"/>
+                <w:sz w:val="15"/>
+                <w:szCs w:val="15"/>
+                <w:shd w:val="clear" w:fill="FFFFFF"/>
+                <w:lang w:val="en-US" w:eastAsia="zh-CN" w:bidi="ar"/>
+              </w:rPr>
+              <w:t>[</w:t>
+            </w:r>
+            <w:r>
+              <w:rPr>
+                <w:rFonts w:hint="default" w:ascii="Consolas" w:hAnsi="Consolas" w:eastAsia="Consolas" w:cs="Consolas"/>
+                <w:b w:val="0"/>
+                <w:bCs w:val="0"/>
+                <w:color w:val="098658"/>
+                <w:kern w:val="0"/>
+                <w:sz w:val="15"/>
+                <w:szCs w:val="15"/>
+                <w:shd w:val="clear" w:fill="FFFFFF"/>
+                <w:lang w:val="en-US" w:eastAsia="zh-CN" w:bidi="ar"/>
+              </w:rPr>
+              <w:t>500</w:t>
+            </w:r>
+            <w:r>
+              <w:rPr>
+                <w:rFonts w:hint="default" w:ascii="Consolas" w:hAnsi="Consolas" w:eastAsia="Consolas" w:cs="Consolas"/>
+                <w:b w:val="0"/>
+                <w:bCs w:val="0"/>
+                <w:color w:val="000000"/>
+                <w:kern w:val="0"/>
+                <w:sz w:val="15"/>
+                <w:szCs w:val="15"/>
+                <w:shd w:val="clear" w:fill="FFFFFF"/>
+                <w:lang w:val="en-US" w:eastAsia="zh-CN" w:bidi="ar"/>
+              </w:rPr>
+              <w:t>]</w:t>
+            </w:r>
+            <w:r>
+              <w:rPr>
+                <w:rFonts w:hint="default" w:ascii="Consolas" w:hAnsi="Consolas" w:eastAsia="Consolas" w:cs="Consolas"/>
+                <w:b w:val="0"/>
+                <w:bCs w:val="0"/>
+                <w:color w:val="0000FF"/>
+                <w:kern w:val="0"/>
+                <w:sz w:val="15"/>
+                <w:szCs w:val="15"/>
+                <w:shd w:val="clear" w:fill="FFFFFF"/>
+                <w:lang w:val="en-US" w:eastAsia="zh-CN" w:bidi="ar"/>
+              </w:rPr>
+              <w:t>}</w:t>
+            </w:r>
+            <w:r>
+              <w:rPr>
+                <w:rFonts w:hint="default" w:ascii="Consolas" w:hAnsi="Consolas" w:eastAsia="Consolas" w:cs="Consolas"/>
+                <w:b w:val="0"/>
+                <w:bCs w:val="0"/>
+                <w:color w:val="A31515"/>
+                <w:kern w:val="0"/>
+                <w:sz w:val="15"/>
+                <w:szCs w:val="15"/>
+                <w:shd w:val="clear" w:fill="FFFFFF"/>
+                <w:lang w:val="en-US" w:eastAsia="zh-CN" w:bidi="ar"/>
+              </w:rPr>
+              <w:t>`</w:t>
+            </w:r>
+            <w:r>
+              <w:rPr>
+                <w:rFonts w:hint="default" w:ascii="Consolas" w:hAnsi="Consolas" w:eastAsia="Consolas" w:cs="Consolas"/>
+                <w:b w:val="0"/>
+                <w:bCs w:val="0"/>
+                <w:color w:val="000000"/>
+                <w:kern w:val="0"/>
+                <w:sz w:val="15"/>
+                <w:szCs w:val="15"/>
+                <w:shd w:val="clear" w:fill="FFFFFF"/>
+                <w:lang w:val="en-US" w:eastAsia="zh-CN" w:bidi="ar"/>
+              </w:rPr>
+              <w:t>,</w:t>
+            </w:r>
+          </w:p>
+          <w:p>
+            <w:pPr>
+              <w:keepNext w:val="0"/>
+              <w:keepLines w:val="0"/>
+              <w:widowControl/>
+              <w:suppressLineNumbers w:val="0"/>
+              <w:shd w:val="clear" w:fill="FFFFFF"/>
+              <w:spacing w:line="240" w:lineRule="auto"/>
+              <w:jc w:val="left"/>
+              <w:rPr>
+                <w:rFonts w:hint="default" w:ascii="Consolas" w:hAnsi="Consolas" w:eastAsia="Consolas" w:cs="Consolas"/>
+                <w:b w:val="0"/>
+                <w:bCs w:val="0"/>
+                <w:color w:val="000000"/>
+                <w:sz w:val="15"/>
+                <w:szCs w:val="15"/>
+              </w:rPr>
+            </w:pPr>
+            <w:r>
+              <w:rPr>
+                <w:rFonts w:hint="default" w:ascii="Consolas" w:hAnsi="Consolas" w:eastAsia="Consolas" w:cs="Consolas"/>
+                <w:b w:val="0"/>
+                <w:bCs w:val="0"/>
+                <w:color w:val="000000"/>
+                <w:kern w:val="0"/>
+                <w:sz w:val="15"/>
+                <w:szCs w:val="15"/>
+                <w:shd w:val="clear" w:fill="FFFFFF"/>
+                <w:lang w:val="en-US" w:eastAsia="zh-CN" w:bidi="ar"/>
+              </w:rPr>
+              <w:t xml:space="preserve">  </w:t>
+            </w:r>
+            <w:r>
+              <w:rPr>
+                <w:rFonts w:hint="default" w:ascii="Consolas" w:hAnsi="Consolas" w:eastAsia="Consolas" w:cs="Consolas"/>
+                <w:b w:val="0"/>
+                <w:bCs w:val="0"/>
+                <w:color w:val="001080"/>
+                <w:kern w:val="0"/>
+                <w:sz w:val="15"/>
+                <w:szCs w:val="15"/>
+                <w:shd w:val="clear" w:fill="FFFFFF"/>
+                <w:lang w:val="en-US" w:eastAsia="zh-CN" w:bidi="ar"/>
+              </w:rPr>
+              <w:t>color:</w:t>
+            </w:r>
+            <w:r>
+              <w:rPr>
+                <w:rFonts w:hint="default" w:ascii="Consolas" w:hAnsi="Consolas" w:eastAsia="Consolas" w:cs="Consolas"/>
+                <w:b w:val="0"/>
+                <w:bCs w:val="0"/>
+                <w:color w:val="0070C1"/>
+                <w:kern w:val="0"/>
+                <w:sz w:val="15"/>
+                <w:szCs w:val="15"/>
+                <w:shd w:val="clear" w:fill="FFFFFF"/>
+                <w:lang w:val="en-US" w:eastAsia="zh-CN" w:bidi="ar"/>
+              </w:rPr>
+              <w:t>blue</w:t>
+            </w:r>
+            <w:r>
+              <w:rPr>
+                <w:rFonts w:hint="default" w:ascii="Consolas" w:hAnsi="Consolas" w:eastAsia="Consolas" w:cs="Consolas"/>
+                <w:b w:val="0"/>
+                <w:bCs w:val="0"/>
+                <w:color w:val="000000"/>
+                <w:kern w:val="0"/>
+                <w:sz w:val="15"/>
+                <w:szCs w:val="15"/>
+                <w:shd w:val="clear" w:fill="FFFFFF"/>
+                <w:lang w:val="en-US" w:eastAsia="zh-CN" w:bidi="ar"/>
+              </w:rPr>
+              <w:t>[</w:t>
+            </w:r>
+            <w:r>
+              <w:rPr>
+                <w:rFonts w:hint="default" w:ascii="Consolas" w:hAnsi="Consolas" w:eastAsia="Consolas" w:cs="Consolas"/>
+                <w:b w:val="0"/>
+                <w:bCs w:val="0"/>
+                <w:color w:val="098658"/>
+                <w:kern w:val="0"/>
+                <w:sz w:val="15"/>
+                <w:szCs w:val="15"/>
+                <w:shd w:val="clear" w:fill="FFFFFF"/>
+                <w:lang w:val="en-US" w:eastAsia="zh-CN" w:bidi="ar"/>
+              </w:rPr>
+              <w:t>900</w:t>
+            </w:r>
+            <w:r>
+              <w:rPr>
+                <w:rFonts w:hint="default" w:ascii="Consolas" w:hAnsi="Consolas" w:eastAsia="Consolas" w:cs="Consolas"/>
+                <w:b w:val="0"/>
+                <w:bCs w:val="0"/>
+                <w:color w:val="000000"/>
+                <w:kern w:val="0"/>
+                <w:sz w:val="15"/>
+                <w:szCs w:val="15"/>
+                <w:shd w:val="clear" w:fill="FFFFFF"/>
+                <w:lang w:val="en-US" w:eastAsia="zh-CN" w:bidi="ar"/>
+              </w:rPr>
+              <w:t>],</w:t>
+            </w:r>
+          </w:p>
+          <w:p>
+            <w:pPr>
+              <w:keepNext w:val="0"/>
+              <w:keepLines w:val="0"/>
+              <w:widowControl/>
+              <w:suppressLineNumbers w:val="0"/>
+              <w:shd w:val="clear" w:fill="FFFFFF"/>
+              <w:spacing w:line="240" w:lineRule="auto"/>
+              <w:jc w:val="left"/>
+              <w:rPr>
+                <w:rFonts w:hint="default" w:ascii="Consolas" w:hAnsi="Consolas" w:eastAsia="Consolas" w:cs="Consolas"/>
+                <w:b w:val="0"/>
+                <w:bCs w:val="0"/>
+                <w:color w:val="000000"/>
+                <w:sz w:val="15"/>
+                <w:szCs w:val="15"/>
+              </w:rPr>
+            </w:pPr>
+            <w:r>
+              <w:rPr>
+                <w:rFonts w:hint="default" w:ascii="Consolas" w:hAnsi="Consolas" w:eastAsia="Consolas" w:cs="Consolas"/>
+                <w:b w:val="0"/>
+                <w:bCs w:val="0"/>
+                <w:color w:val="000000"/>
+                <w:kern w:val="0"/>
+                <w:sz w:val="15"/>
+                <w:szCs w:val="15"/>
+                <w:shd w:val="clear" w:fill="FFFFFF"/>
+                <w:lang w:val="en-US" w:eastAsia="zh-CN" w:bidi="ar"/>
+              </w:rPr>
+              <w:t xml:space="preserve">  </w:t>
+            </w:r>
+            <w:r>
+              <w:rPr>
+                <w:rFonts w:hint="default" w:ascii="Consolas" w:hAnsi="Consolas" w:eastAsia="Consolas" w:cs="Consolas"/>
+                <w:b w:val="0"/>
+                <w:bCs w:val="0"/>
+                <w:color w:val="001080"/>
+                <w:kern w:val="0"/>
+                <w:sz w:val="15"/>
+                <w:szCs w:val="15"/>
+                <w:shd w:val="clear" w:fill="FFFFFF"/>
+                <w:lang w:val="en-US" w:eastAsia="zh-CN" w:bidi="ar"/>
+              </w:rPr>
+              <w:t>fontSize:</w:t>
+            </w:r>
+            <w:r>
+              <w:rPr>
+                <w:rFonts w:hint="default" w:ascii="Consolas" w:hAnsi="Consolas" w:eastAsia="Consolas" w:cs="Consolas"/>
+                <w:b w:val="0"/>
+                <w:bCs w:val="0"/>
+                <w:color w:val="000000"/>
+                <w:kern w:val="0"/>
+                <w:sz w:val="15"/>
+                <w:szCs w:val="15"/>
+                <w:shd w:val="clear" w:fill="FFFFFF"/>
+                <w:lang w:val="en-US" w:eastAsia="zh-CN" w:bidi="ar"/>
+              </w:rPr>
+              <w:t xml:space="preserve"> </w:t>
+            </w:r>
+            <w:r>
+              <w:rPr>
+                <w:rFonts w:hint="default" w:ascii="Consolas" w:hAnsi="Consolas" w:eastAsia="Consolas" w:cs="Consolas"/>
+                <w:b w:val="0"/>
+                <w:bCs w:val="0"/>
+                <w:color w:val="A31515"/>
+                <w:kern w:val="0"/>
+                <w:sz w:val="15"/>
+                <w:szCs w:val="15"/>
+                <w:shd w:val="clear" w:fill="FFFFFF"/>
+                <w:lang w:val="en-US" w:eastAsia="zh-CN" w:bidi="ar"/>
+              </w:rPr>
+              <w:t>"20px"</w:t>
+            </w:r>
+          </w:p>
+          <w:p>
+            <w:pPr>
+              <w:keepNext w:val="0"/>
+              <w:keepLines w:val="0"/>
+              <w:widowControl/>
+              <w:suppressLineNumbers w:val="0"/>
+              <w:shd w:val="clear" w:fill="FFFFFF"/>
+              <w:spacing w:line="240" w:lineRule="auto"/>
+              <w:jc w:val="left"/>
+              <w:rPr>
+                <w:rFonts w:hint="default" w:ascii="Consolas" w:hAnsi="Consolas" w:eastAsia="Consolas" w:cs="Consolas"/>
+                <w:b w:val="0"/>
+                <w:bCs w:val="0"/>
+                <w:color w:val="000000"/>
+                <w:sz w:val="15"/>
+                <w:szCs w:val="15"/>
+              </w:rPr>
+            </w:pPr>
+            <w:r>
+              <w:rPr>
+                <w:rFonts w:hint="default" w:ascii="Consolas" w:hAnsi="Consolas" w:eastAsia="Consolas" w:cs="Consolas"/>
+                <w:b w:val="0"/>
+                <w:bCs w:val="0"/>
+                <w:color w:val="000000"/>
+                <w:kern w:val="0"/>
+                <w:sz w:val="15"/>
+                <w:szCs w:val="15"/>
+                <w:shd w:val="clear" w:fill="FFFFFF"/>
+                <w:lang w:val="en-US" w:eastAsia="zh-CN" w:bidi="ar"/>
+              </w:rPr>
+              <w:t>  }</w:t>
+            </w:r>
+          </w:p>
+          <w:p>
+            <w:pPr>
+              <w:keepNext w:val="0"/>
+              <w:keepLines w:val="0"/>
+              <w:widowControl/>
+              <w:suppressLineNumbers w:val="0"/>
+              <w:shd w:val="clear" w:fill="FFFFFF"/>
+              <w:spacing w:line="240" w:lineRule="auto"/>
+              <w:jc w:val="left"/>
+              <w:rPr>
+                <w:rFonts w:hint="default" w:ascii="Consolas" w:hAnsi="Consolas" w:eastAsia="Consolas" w:cs="Consolas"/>
+                <w:b w:val="0"/>
+                <w:bCs w:val="0"/>
+                <w:color w:val="000000"/>
+                <w:sz w:val="15"/>
+                <w:szCs w:val="15"/>
+              </w:rPr>
+            </w:pPr>
+            <w:r>
+              <w:rPr>
+                <w:rFonts w:hint="default" w:ascii="Consolas" w:hAnsi="Consolas" w:eastAsia="Consolas" w:cs="Consolas"/>
+                <w:b w:val="0"/>
+                <w:bCs w:val="0"/>
+                <w:color w:val="000000"/>
+                <w:kern w:val="0"/>
+                <w:sz w:val="15"/>
+                <w:szCs w:val="15"/>
+                <w:shd w:val="clear" w:fill="FFFFFF"/>
+                <w:lang w:val="en-US" w:eastAsia="zh-CN" w:bidi="ar"/>
+              </w:rPr>
+              <w:t> }</w:t>
+            </w:r>
+          </w:p>
+          <w:p>
+            <w:pPr>
+              <w:keepNext w:val="0"/>
+              <w:keepLines w:val="0"/>
+              <w:widowControl/>
+              <w:suppressLineNumbers w:val="0"/>
+              <w:shd w:val="clear" w:fill="FFFFFF"/>
+              <w:spacing w:line="240" w:lineRule="auto"/>
+              <w:jc w:val="left"/>
+              <w:rPr>
+                <w:rFonts w:hint="default" w:ascii="Consolas" w:hAnsi="Consolas" w:eastAsia="Consolas" w:cs="Consolas"/>
+                <w:b w:val="0"/>
+                <w:bCs w:val="0"/>
+                <w:color w:val="000000"/>
+                <w:sz w:val="15"/>
+                <w:szCs w:val="15"/>
+              </w:rPr>
+            </w:pPr>
+            <w:r>
+              <w:rPr>
+                <w:rFonts w:hint="default" w:ascii="Consolas" w:hAnsi="Consolas" w:eastAsia="Consolas" w:cs="Consolas"/>
+                <w:b w:val="0"/>
+                <w:bCs w:val="0"/>
+                <w:color w:val="000000"/>
+                <w:kern w:val="0"/>
+                <w:sz w:val="15"/>
+                <w:szCs w:val="15"/>
+                <w:shd w:val="clear" w:fill="FFFFFF"/>
+                <w:lang w:val="en-US" w:eastAsia="zh-CN" w:bidi="ar"/>
+              </w:rPr>
+              <w:t>]</w:t>
+            </w:r>
+          </w:p>
+          <w:p>
+            <w:pPr>
+              <w:keepNext w:val="0"/>
+              <w:keepLines w:val="0"/>
+              <w:widowControl/>
+              <w:suppressLineNumbers w:val="0"/>
+              <w:shd w:val="clear" w:fill="FFFFFF"/>
+              <w:spacing w:line="240" w:lineRule="auto"/>
+              <w:jc w:val="left"/>
+              <w:rPr>
+                <w:rFonts w:hint="default" w:ascii="Consolas" w:hAnsi="Consolas" w:eastAsia="Consolas" w:cs="Consolas"/>
+                <w:b w:val="0"/>
+                <w:bCs w:val="0"/>
+                <w:color w:val="000000"/>
+                <w:kern w:val="0"/>
+                <w:sz w:val="15"/>
+                <w:szCs w:val="15"/>
+                <w:shd w:val="clear" w:fill="FFFFFF"/>
+                <w:lang w:val="en-US" w:eastAsia="zh-CN" w:bidi="ar"/>
+              </w:rPr>
+            </w:pPr>
+          </w:p>
+        </w:tc>
+        <w:tc>
+          <w:tcPr>
+            <w:tcW w:w="4382" w:type="dxa"/>
+          </w:tcPr>
+          <w:p>
+            <w:pPr>
+              <w:keepNext w:val="0"/>
+              <w:keepLines w:val="0"/>
+              <w:widowControl/>
+              <w:suppressLineNumbers w:val="0"/>
+              <w:shd w:val="clear" w:fill="FFFFFF"/>
+              <w:spacing w:line="240" w:lineRule="auto"/>
+              <w:jc w:val="left"/>
+              <w:rPr>
+                <w:rFonts w:hint="default" w:ascii="Consolas" w:hAnsi="Consolas" w:eastAsia="Consolas" w:cs="Consolas"/>
+                <w:b w:val="0"/>
+                <w:bCs w:val="0"/>
+                <w:color w:val="800000"/>
+                <w:kern w:val="0"/>
+                <w:sz w:val="15"/>
+                <w:szCs w:val="15"/>
+                <w:shd w:val="clear" w:fill="FFFFFF"/>
+                <w:lang w:val="en-US" w:eastAsia="zh-CN" w:bidi="ar"/>
+              </w:rPr>
+            </w:pPr>
+            <w:r>
+              <w:rPr>
+                <w:rFonts w:hint="default" w:ascii="Consolas" w:hAnsi="Consolas" w:eastAsia="Consolas" w:cs="Consolas"/>
+                <w:b w:val="0"/>
+                <w:bCs w:val="0"/>
+                <w:color w:val="800000"/>
+                <w:kern w:val="0"/>
+                <w:sz w:val="15"/>
+                <w:szCs w:val="15"/>
+                <w:shd w:val="clear" w:fill="FFFFFF"/>
+                <w:lang w:val="en-US" w:eastAsia="zh-CN" w:bidi="ar"/>
+              </w:rPr>
+              <w:t>&lt;</w:t>
+            </w:r>
+            <w:r>
+              <w:rPr>
+                <w:rFonts w:hint="default" w:ascii="Consolas" w:hAnsi="Consolas" w:eastAsia="Consolas" w:cs="Consolas"/>
+                <w:b w:val="0"/>
+                <w:bCs w:val="0"/>
+                <w:color w:val="267F99"/>
+                <w:kern w:val="0"/>
+                <w:sz w:val="15"/>
+                <w:szCs w:val="15"/>
+                <w:shd w:val="clear" w:fill="FFFFFF"/>
+                <w:lang w:val="en-US" w:eastAsia="zh-CN" w:bidi="ar"/>
+              </w:rPr>
+              <w:t>Button</w:t>
+            </w:r>
+            <w:r>
+              <w:rPr>
+                <w:rFonts w:hint="default" w:ascii="Consolas" w:hAnsi="Consolas" w:eastAsia="Consolas" w:cs="Consolas"/>
+                <w:b w:val="0"/>
+                <w:bCs w:val="0"/>
+                <w:color w:val="000000"/>
+                <w:kern w:val="0"/>
+                <w:sz w:val="15"/>
+                <w:szCs w:val="15"/>
+                <w:shd w:val="clear" w:fill="FFFFFF"/>
+                <w:lang w:val="en-US" w:eastAsia="zh-CN" w:bidi="ar"/>
+              </w:rPr>
+              <w:t xml:space="preserve"> </w:t>
+            </w:r>
+            <w:r>
+              <w:rPr>
+                <w:rFonts w:hint="default" w:ascii="Consolas" w:hAnsi="Consolas" w:eastAsia="Consolas" w:cs="Consolas"/>
+                <w:b w:val="0"/>
+                <w:bCs w:val="0"/>
+                <w:color w:val="E50000"/>
+                <w:kern w:val="0"/>
+                <w:sz w:val="15"/>
+                <w:szCs w:val="15"/>
+                <w:shd w:val="clear" w:fill="FFFFFF"/>
+                <w:lang w:val="en-US" w:eastAsia="zh-CN" w:bidi="ar"/>
+              </w:rPr>
+              <w:t>variant</w:t>
+            </w:r>
+            <w:r>
+              <w:rPr>
+                <w:rFonts w:hint="default" w:ascii="Consolas" w:hAnsi="Consolas" w:eastAsia="Consolas" w:cs="Consolas"/>
+                <w:b w:val="0"/>
+                <w:bCs w:val="0"/>
+                <w:color w:val="000000"/>
+                <w:kern w:val="0"/>
+                <w:sz w:val="15"/>
+                <w:szCs w:val="15"/>
+                <w:shd w:val="clear" w:fill="FFFFFF"/>
+                <w:lang w:val="en-US" w:eastAsia="zh-CN" w:bidi="ar"/>
+              </w:rPr>
+              <w:t>=</w:t>
+            </w:r>
+            <w:r>
+              <w:rPr>
+                <w:rFonts w:hint="default" w:ascii="Consolas" w:hAnsi="Consolas" w:eastAsia="Consolas" w:cs="Consolas"/>
+                <w:b w:val="0"/>
+                <w:bCs w:val="0"/>
+                <w:color w:val="A31515"/>
+                <w:kern w:val="0"/>
+                <w:sz w:val="15"/>
+                <w:szCs w:val="15"/>
+                <w:shd w:val="clear" w:fill="FFFFFF"/>
+                <w:lang w:val="en-US" w:eastAsia="zh-CN" w:bidi="ar"/>
+              </w:rPr>
+              <w:t>"dashed"</w:t>
+            </w:r>
+            <w:r>
+              <w:rPr>
+                <w:rFonts w:hint="default" w:ascii="Consolas" w:hAnsi="Consolas" w:eastAsia="Consolas" w:cs="Consolas"/>
+                <w:b w:val="0"/>
+                <w:bCs w:val="0"/>
+                <w:color w:val="800000"/>
+                <w:kern w:val="0"/>
+                <w:sz w:val="15"/>
+                <w:szCs w:val="15"/>
+                <w:shd w:val="clear" w:fill="FFFFFF"/>
+                <w:lang w:val="en-US" w:eastAsia="zh-CN" w:bidi="ar"/>
+              </w:rPr>
+              <w:t>&gt;</w:t>
+            </w:r>
+            <w:r>
+              <w:rPr>
+                <w:rFonts w:hint="default" w:ascii="Consolas" w:hAnsi="Consolas" w:eastAsia="Consolas" w:cs="Consolas"/>
+                <w:b w:val="0"/>
+                <w:bCs w:val="0"/>
+                <w:color w:val="000000"/>
+                <w:kern w:val="0"/>
+                <w:sz w:val="15"/>
+                <w:szCs w:val="15"/>
+                <w:shd w:val="clear" w:fill="FFFFFF"/>
+                <w:lang w:val="en-US" w:eastAsia="zh-CN" w:bidi="ar"/>
+              </w:rPr>
+              <w:t>Global customize variant 02</w:t>
+            </w:r>
+            <w:r>
+              <w:rPr>
+                <w:rFonts w:hint="default" w:ascii="Consolas" w:hAnsi="Consolas" w:eastAsia="Consolas" w:cs="Consolas"/>
+                <w:b w:val="0"/>
+                <w:bCs w:val="0"/>
+                <w:color w:val="800000"/>
+                <w:kern w:val="0"/>
+                <w:sz w:val="15"/>
+                <w:szCs w:val="15"/>
+                <w:shd w:val="clear" w:fill="FFFFFF"/>
+                <w:lang w:val="en-US" w:eastAsia="zh-CN" w:bidi="ar"/>
+              </w:rPr>
+              <w:t>&lt;/</w:t>
+            </w:r>
+            <w:r>
+              <w:rPr>
+                <w:rFonts w:hint="default" w:ascii="Consolas" w:hAnsi="Consolas" w:eastAsia="Consolas" w:cs="Consolas"/>
+                <w:b w:val="0"/>
+                <w:bCs w:val="0"/>
+                <w:color w:val="267F99"/>
+                <w:kern w:val="0"/>
+                <w:sz w:val="15"/>
+                <w:szCs w:val="15"/>
+                <w:shd w:val="clear" w:fill="FFFFFF"/>
+                <w:lang w:val="en-US" w:eastAsia="zh-CN" w:bidi="ar"/>
+              </w:rPr>
+              <w:t>Button</w:t>
+            </w:r>
+            <w:r>
+              <w:rPr>
+                <w:rFonts w:hint="default" w:ascii="Consolas" w:hAnsi="Consolas" w:eastAsia="Consolas" w:cs="Consolas"/>
+                <w:b w:val="0"/>
+                <w:bCs w:val="0"/>
+                <w:color w:val="800000"/>
+                <w:kern w:val="0"/>
+                <w:sz w:val="15"/>
+                <w:szCs w:val="15"/>
+                <w:shd w:val="clear" w:fill="FFFFFF"/>
+                <w:lang w:val="en-US" w:eastAsia="zh-CN" w:bidi="ar"/>
+              </w:rPr>
+              <w:t>&gt;</w:t>
+            </w:r>
+          </w:p>
+          <w:p>
+            <w:pPr>
+              <w:keepNext w:val="0"/>
+              <w:keepLines w:val="0"/>
+              <w:widowControl/>
+              <w:suppressLineNumbers w:val="0"/>
+              <w:shd w:val="clear" w:fill="FFFFFF"/>
+              <w:spacing w:line="240" w:lineRule="auto"/>
+              <w:jc w:val="left"/>
+              <w:rPr>
+                <w:rFonts w:hint="default" w:ascii="Consolas" w:hAnsi="Consolas" w:eastAsia="Consolas" w:cs="Consolas"/>
+                <w:b w:val="0"/>
+                <w:bCs w:val="0"/>
+                <w:color w:val="800000"/>
+                <w:kern w:val="0"/>
+                <w:sz w:val="15"/>
+                <w:szCs w:val="15"/>
+                <w:shd w:val="clear" w:fill="FFFFFF"/>
+                <w:lang w:val="en-US" w:eastAsia="zh-CN" w:bidi="ar"/>
+              </w:rPr>
+            </w:pPr>
+          </w:p>
+          <w:p>
+            <w:pPr>
+              <w:widowControl w:val="0"/>
+              <w:spacing w:line="240" w:lineRule="auto"/>
+              <w:jc w:val="both"/>
+            </w:pPr>
+            <w:r>
+              <w:drawing>
+                <wp:inline distT="0" distB="0" distL="114300" distR="114300">
+                  <wp:extent cx="1800225" cy="320675"/>
+                  <wp:effectExtent l="0" t="0" r="9525" b="3175"/>
+                  <wp:docPr id="46" name="Picture 7"/>
+                  <wp:cNvGraphicFramePr>
+                    <a:graphicFrameLocks xmlns:a="http://schemas.openxmlformats.org/drawingml/2006/main" noChangeAspect="1"/>
+                  </wp:cNvGraphicFramePr>
+                  <a:graphic xmlns:a="http://schemas.openxmlformats.org/drawingml/2006/main">
+                    <a:graphicData uri="http://schemas.openxmlformats.org/drawingml/2006/picture">
+                      <pic:pic xmlns:pic="http://schemas.openxmlformats.org/drawingml/2006/picture">
+                        <pic:nvPicPr>
+                          <pic:cNvPr id="46" name="Picture 7"/>
+                          <pic:cNvPicPr>
+                            <a:picLocks noChangeAspect="1"/>
+                          </pic:cNvPicPr>
+                        </pic:nvPicPr>
+                        <pic:blipFill>
+                          <a:blip r:embed="rId41"/>
+                          <a:stretch>
+                            <a:fillRect/>
+                          </a:stretch>
+                        </pic:blipFill>
+                        <pic:spPr>
+                          <a:xfrm>
+                            <a:off x="0" y="0"/>
+                            <a:ext cx="1800225" cy="320675"/>
+                          </a:xfrm>
+                          <a:prstGeom prst="rect">
+                            <a:avLst/>
+                          </a:prstGeom>
+                          <a:noFill/>
+                          <a:ln>
+                            <a:noFill/>
+                          </a:ln>
+                        </pic:spPr>
+                      </pic:pic>
+                    </a:graphicData>
+                  </a:graphic>
+                </wp:inline>
+              </w:drawing>
+            </w:r>
+          </w:p>
+        </w:tc>
+      </w:tr>
     </w:tbl>
     <w:p>
       <w:pPr>
@@ -40388,6 +41579,7003 @@
         </w:rPr>
       </w:pPr>
     </w:p>
+    <w:p>
+      <w:pPr>
+        <w:spacing w:line="360" w:lineRule="auto"/>
+        <w:rPr>
+          <w:rFonts w:hint="default"/>
+          <w:b w:val="0"/>
+          <w:bCs w:val="0"/>
+          <w:sz w:val="16"/>
+          <w:szCs w:val="16"/>
+          <w:lang w:val="en-US" w:eastAsia="zh-CN"/>
+        </w:rPr>
+      </w:pPr>
+      <w:r>
+        <w:rPr>
+          <w:rFonts w:hint="default"/>
+          <w:b/>
+          <w:bCs/>
+          <w:sz w:val="24"/>
+          <w:szCs w:val="24"/>
+          <w:lang w:val="en-IN"/>
+        </w:rPr>
+        <w:t>Global CSS Overrides:</w:t>
+      </w:r>
+    </w:p>
+    <w:tbl>
+      <w:tblPr>
+        <w:tblStyle w:val="5"/>
+        <w:tblW w:w="0" w:type="auto"/>
+        <w:tblInd w:w="107" w:type="dxa"/>
+        <w:tblBorders>
+          <w:top w:val="none" w:color="auto" w:sz="0" w:space="0"/>
+          <w:left w:val="none" w:color="auto" w:sz="0" w:space="0"/>
+          <w:bottom w:val="none" w:color="auto" w:sz="0" w:space="0"/>
+          <w:right w:val="none" w:color="auto" w:sz="0" w:space="0"/>
+          <w:insideH w:val="none" w:color="auto" w:sz="0" w:space="0"/>
+          <w:insideV w:val="none" w:color="auto" w:sz="0" w:space="0"/>
+        </w:tblBorders>
+        <w:tblLayout w:type="autofit"/>
+        <w:tblCellMar>
+          <w:top w:w="0" w:type="dxa"/>
+          <w:left w:w="108" w:type="dxa"/>
+          <w:bottom w:w="0" w:type="dxa"/>
+          <w:right w:w="108" w:type="dxa"/>
+        </w:tblCellMar>
+      </w:tblPr>
+      <w:tblGrid>
+        <w:gridCol w:w="5234"/>
+        <w:gridCol w:w="5223"/>
+      </w:tblGrid>
+      <w:tr>
+        <w:tblPrEx>
+          <w:tblBorders>
+            <w:top w:val="none" w:color="auto" w:sz="0" w:space="0"/>
+            <w:left w:val="none" w:color="auto" w:sz="0" w:space="0"/>
+            <w:bottom w:val="none" w:color="auto" w:sz="0" w:space="0"/>
+            <w:right w:val="none" w:color="auto" w:sz="0" w:space="0"/>
+            <w:insideH w:val="none" w:color="auto" w:sz="0" w:space="0"/>
+            <w:insideV w:val="none" w:color="auto" w:sz="0" w:space="0"/>
+          </w:tblBorders>
+          <w:tblCellMar>
+            <w:top w:w="0" w:type="dxa"/>
+            <w:left w:w="108" w:type="dxa"/>
+            <w:bottom w:w="0" w:type="dxa"/>
+            <w:right w:w="108" w:type="dxa"/>
+          </w:tblCellMar>
+        </w:tblPrEx>
+        <w:tc>
+          <w:tcPr>
+            <w:tcW w:w="5234" w:type="dxa"/>
+          </w:tcPr>
+          <w:p>
+            <w:pPr>
+              <w:keepNext w:val="0"/>
+              <w:keepLines w:val="0"/>
+              <w:widowControl/>
+              <w:suppressLineNumbers w:val="0"/>
+              <w:shd w:val="clear" w:fill="FFFFFF"/>
+              <w:spacing w:line="240" w:lineRule="auto"/>
+              <w:jc w:val="left"/>
+              <w:rPr>
+                <w:rFonts w:hint="default" w:ascii="Consolas" w:hAnsi="Consolas" w:eastAsia="Consolas" w:cs="Consolas"/>
+                <w:b w:val="0"/>
+                <w:bCs w:val="0"/>
+                <w:color w:val="000000"/>
+                <w:kern w:val="0"/>
+                <w:sz w:val="15"/>
+                <w:szCs w:val="15"/>
+                <w:shd w:val="clear" w:fill="FFFFFF"/>
+                <w:lang w:val="en-US" w:eastAsia="zh-CN" w:bidi="ar"/>
+              </w:rPr>
+            </w:pPr>
+            <w:r>
+              <w:rPr>
+                <w:rFonts w:hint="default" w:ascii="Consolas" w:hAnsi="Consolas" w:eastAsia="Consolas" w:cs="Consolas"/>
+                <w:b w:val="0"/>
+                <w:bCs w:val="0"/>
+                <w:color w:val="0000FF"/>
+                <w:kern w:val="0"/>
+                <w:sz w:val="15"/>
+                <w:szCs w:val="15"/>
+                <w:shd w:val="clear" w:fill="FFFFFF"/>
+                <w:lang w:val="en-US" w:eastAsia="zh-CN" w:bidi="ar"/>
+              </w:rPr>
+              <w:t>const</w:t>
+            </w:r>
+            <w:r>
+              <w:rPr>
+                <w:rFonts w:hint="default" w:ascii="Consolas" w:hAnsi="Consolas" w:eastAsia="Consolas" w:cs="Consolas"/>
+                <w:b w:val="0"/>
+                <w:bCs w:val="0"/>
+                <w:color w:val="000000"/>
+                <w:kern w:val="0"/>
+                <w:sz w:val="15"/>
+                <w:szCs w:val="15"/>
+                <w:shd w:val="clear" w:fill="FFFFFF"/>
+                <w:lang w:val="en-US" w:eastAsia="zh-CN" w:bidi="ar"/>
+              </w:rPr>
+              <w:t xml:space="preserve"> </w:t>
+            </w:r>
+            <w:r>
+              <w:rPr>
+                <w:rFonts w:hint="default" w:ascii="Consolas" w:hAnsi="Consolas" w:eastAsia="Consolas" w:cs="Consolas"/>
+                <w:b w:val="0"/>
+                <w:bCs w:val="0"/>
+                <w:color w:val="0070C1"/>
+                <w:kern w:val="0"/>
+                <w:sz w:val="15"/>
+                <w:szCs w:val="15"/>
+                <w:shd w:val="clear" w:fill="FFFFFF"/>
+                <w:lang w:val="en-US" w:eastAsia="zh-CN" w:bidi="ar"/>
+              </w:rPr>
+              <w:t>customTheme</w:t>
+            </w:r>
+            <w:r>
+              <w:rPr>
+                <w:rFonts w:hint="default" w:ascii="Consolas" w:hAnsi="Consolas" w:eastAsia="Consolas" w:cs="Consolas"/>
+                <w:b w:val="0"/>
+                <w:bCs w:val="0"/>
+                <w:color w:val="000000"/>
+                <w:kern w:val="0"/>
+                <w:sz w:val="15"/>
+                <w:szCs w:val="15"/>
+                <w:shd w:val="clear" w:fill="FFFFFF"/>
+                <w:lang w:val="en-US" w:eastAsia="zh-CN" w:bidi="ar"/>
+              </w:rPr>
+              <w:t xml:space="preserve"> = </w:t>
+            </w:r>
+            <w:r>
+              <w:rPr>
+                <w:rFonts w:hint="default" w:ascii="Consolas" w:hAnsi="Consolas" w:eastAsia="Consolas" w:cs="Consolas"/>
+                <w:b w:val="0"/>
+                <w:bCs w:val="0"/>
+                <w:color w:val="795E26"/>
+                <w:kern w:val="0"/>
+                <w:sz w:val="15"/>
+                <w:szCs w:val="15"/>
+                <w:shd w:val="clear" w:fill="FFFFFF"/>
+                <w:lang w:val="en-US" w:eastAsia="zh-CN" w:bidi="ar"/>
+              </w:rPr>
+              <w:t>createTheme</w:t>
+            </w:r>
+            <w:r>
+              <w:rPr>
+                <w:rFonts w:hint="default" w:ascii="Consolas" w:hAnsi="Consolas" w:eastAsia="Consolas" w:cs="Consolas"/>
+                <w:b w:val="0"/>
+                <w:bCs w:val="0"/>
+                <w:color w:val="000000"/>
+                <w:kern w:val="0"/>
+                <w:sz w:val="15"/>
+                <w:szCs w:val="15"/>
+                <w:shd w:val="clear" w:fill="FFFFFF"/>
+                <w:lang w:val="en-US" w:eastAsia="zh-CN" w:bidi="ar"/>
+              </w:rPr>
+              <w:t>({</w:t>
+            </w:r>
+          </w:p>
+          <w:p>
+            <w:pPr>
+              <w:keepNext w:val="0"/>
+              <w:keepLines w:val="0"/>
+              <w:widowControl/>
+              <w:suppressLineNumbers w:val="0"/>
+              <w:shd w:val="clear" w:fill="FFFFFF"/>
+              <w:spacing w:line="240" w:lineRule="auto"/>
+              <w:jc w:val="left"/>
+              <w:rPr>
+                <w:rFonts w:hint="default" w:ascii="Consolas" w:hAnsi="Consolas" w:eastAsia="Consolas" w:cs="Consolas"/>
+                <w:b w:val="0"/>
+                <w:bCs w:val="0"/>
+                <w:color w:val="000000"/>
+                <w:kern w:val="0"/>
+                <w:sz w:val="15"/>
+                <w:szCs w:val="15"/>
+                <w:shd w:val="clear" w:fill="FFFFFF"/>
+                <w:lang w:val="en-US" w:eastAsia="zh-CN" w:bidi="ar"/>
+              </w:rPr>
+            </w:pPr>
+            <w:r>
+              <w:rPr>
+                <w:rFonts w:hint="default" w:ascii="Consolas" w:hAnsi="Consolas" w:eastAsia="Consolas" w:cs="Consolas"/>
+                <w:b w:val="0"/>
+                <w:bCs w:val="0"/>
+                <w:color w:val="001080"/>
+                <w:kern w:val="0"/>
+                <w:sz w:val="15"/>
+                <w:szCs w:val="15"/>
+                <w:shd w:val="clear" w:fill="FFFFFF"/>
+                <w:lang w:val="en-US" w:eastAsia="zh-CN" w:bidi="ar"/>
+              </w:rPr>
+              <w:t>components:</w:t>
+            </w:r>
+            <w:r>
+              <w:rPr>
+                <w:rFonts w:hint="default" w:ascii="Consolas" w:hAnsi="Consolas" w:eastAsia="Consolas" w:cs="Consolas"/>
+                <w:b w:val="0"/>
+                <w:bCs w:val="0"/>
+                <w:color w:val="000000"/>
+                <w:kern w:val="0"/>
+                <w:sz w:val="15"/>
+                <w:szCs w:val="15"/>
+                <w:shd w:val="clear" w:fill="FFFFFF"/>
+                <w:lang w:val="en-US" w:eastAsia="zh-CN" w:bidi="ar"/>
+              </w:rPr>
+              <w:t xml:space="preserve"> {</w:t>
+            </w:r>
+          </w:p>
+          <w:p>
+            <w:pPr>
+              <w:keepNext w:val="0"/>
+              <w:keepLines w:val="0"/>
+              <w:widowControl/>
+              <w:suppressLineNumbers w:val="0"/>
+              <w:shd w:val="clear" w:fill="FFFFFF"/>
+              <w:spacing w:line="240" w:lineRule="auto"/>
+              <w:jc w:val="left"/>
+              <w:rPr>
+                <w:rFonts w:ascii="Consolas" w:hAnsi="Consolas" w:eastAsia="Consolas" w:cs="Consolas"/>
+                <w:b w:val="0"/>
+                <w:bCs w:val="0"/>
+                <w:color w:val="000000"/>
+                <w:sz w:val="15"/>
+                <w:szCs w:val="15"/>
+              </w:rPr>
+            </w:pPr>
+            <w:r>
+              <w:rPr>
+                <w:rFonts w:hint="default" w:ascii="Consolas" w:hAnsi="Consolas" w:eastAsia="Consolas" w:cs="Consolas"/>
+                <w:b w:val="0"/>
+                <w:bCs w:val="0"/>
+                <w:color w:val="008000"/>
+                <w:kern w:val="0"/>
+                <w:sz w:val="15"/>
+                <w:szCs w:val="15"/>
+                <w:shd w:val="clear" w:fill="FFFFFF"/>
+                <w:lang w:val="en-US" w:eastAsia="zh-CN" w:bidi="ar"/>
+              </w:rPr>
+              <w:t>// global css override. this will come under components -&gt; MuiCssBaseline</w:t>
+            </w:r>
+          </w:p>
+          <w:p>
+            <w:pPr>
+              <w:keepNext w:val="0"/>
+              <w:keepLines w:val="0"/>
+              <w:widowControl/>
+              <w:suppressLineNumbers w:val="0"/>
+              <w:shd w:val="clear" w:fill="FFFFFF"/>
+              <w:spacing w:line="240" w:lineRule="auto"/>
+              <w:jc w:val="left"/>
+              <w:rPr>
+                <w:rFonts w:hint="default" w:ascii="Consolas" w:hAnsi="Consolas" w:eastAsia="Consolas" w:cs="Consolas"/>
+                <w:b w:val="0"/>
+                <w:bCs w:val="0"/>
+                <w:color w:val="000000"/>
+                <w:sz w:val="15"/>
+                <w:szCs w:val="15"/>
+              </w:rPr>
+            </w:pPr>
+            <w:r>
+              <w:rPr>
+                <w:rFonts w:hint="default" w:ascii="Consolas" w:hAnsi="Consolas" w:eastAsia="Consolas" w:cs="Consolas"/>
+                <w:b w:val="0"/>
+                <w:bCs w:val="0"/>
+                <w:color w:val="000000"/>
+                <w:kern w:val="0"/>
+                <w:sz w:val="15"/>
+                <w:szCs w:val="15"/>
+                <w:shd w:val="clear" w:fill="FFFFFF"/>
+                <w:lang w:val="en-US" w:eastAsia="zh-CN" w:bidi="ar"/>
+              </w:rPr>
+              <w:t xml:space="preserve">    </w:t>
+            </w:r>
+            <w:r>
+              <w:rPr>
+                <w:rFonts w:hint="default" w:ascii="Consolas" w:hAnsi="Consolas" w:eastAsia="Consolas" w:cs="Consolas"/>
+                <w:b w:val="0"/>
+                <w:bCs w:val="0"/>
+                <w:color w:val="001080"/>
+                <w:kern w:val="0"/>
+                <w:sz w:val="15"/>
+                <w:szCs w:val="15"/>
+                <w:shd w:val="clear" w:fill="FFFFFF"/>
+                <w:lang w:val="en-US" w:eastAsia="zh-CN" w:bidi="ar"/>
+              </w:rPr>
+              <w:t>MuiCssBaseline:</w:t>
+            </w:r>
+            <w:r>
+              <w:rPr>
+                <w:rFonts w:hint="default" w:ascii="Consolas" w:hAnsi="Consolas" w:eastAsia="Consolas" w:cs="Consolas"/>
+                <w:b w:val="0"/>
+                <w:bCs w:val="0"/>
+                <w:color w:val="000000"/>
+                <w:kern w:val="0"/>
+                <w:sz w:val="15"/>
+                <w:szCs w:val="15"/>
+                <w:shd w:val="clear" w:fill="FFFFFF"/>
+                <w:lang w:val="en-US" w:eastAsia="zh-CN" w:bidi="ar"/>
+              </w:rPr>
+              <w:t xml:space="preserve"> {</w:t>
+            </w:r>
+          </w:p>
+          <w:p>
+            <w:pPr>
+              <w:keepNext w:val="0"/>
+              <w:keepLines w:val="0"/>
+              <w:widowControl/>
+              <w:suppressLineNumbers w:val="0"/>
+              <w:shd w:val="clear" w:fill="FFFFFF"/>
+              <w:spacing w:line="240" w:lineRule="auto"/>
+              <w:jc w:val="left"/>
+              <w:rPr>
+                <w:rFonts w:hint="default" w:ascii="Consolas" w:hAnsi="Consolas" w:eastAsia="Consolas" w:cs="Consolas"/>
+                <w:b w:val="0"/>
+                <w:bCs w:val="0"/>
+                <w:color w:val="000000"/>
+                <w:sz w:val="15"/>
+                <w:szCs w:val="15"/>
+              </w:rPr>
+            </w:pPr>
+            <w:r>
+              <w:rPr>
+                <w:rFonts w:hint="default" w:ascii="Consolas" w:hAnsi="Consolas" w:eastAsia="Consolas" w:cs="Consolas"/>
+                <w:b w:val="0"/>
+                <w:bCs w:val="0"/>
+                <w:color w:val="000000"/>
+                <w:kern w:val="0"/>
+                <w:sz w:val="15"/>
+                <w:szCs w:val="15"/>
+                <w:shd w:val="clear" w:fill="FFFFFF"/>
+                <w:lang w:val="en-US" w:eastAsia="zh-CN" w:bidi="ar"/>
+              </w:rPr>
+              <w:t xml:space="preserve">      </w:t>
+            </w:r>
+            <w:r>
+              <w:rPr>
+                <w:rFonts w:hint="default" w:ascii="Consolas" w:hAnsi="Consolas" w:eastAsia="Consolas" w:cs="Consolas"/>
+                <w:b w:val="0"/>
+                <w:bCs w:val="0"/>
+                <w:color w:val="795E26"/>
+                <w:kern w:val="0"/>
+                <w:sz w:val="15"/>
+                <w:szCs w:val="15"/>
+                <w:shd w:val="clear" w:fill="FFFFFF"/>
+                <w:lang w:val="en-US" w:eastAsia="zh-CN" w:bidi="ar"/>
+              </w:rPr>
+              <w:t>styleOverrides</w:t>
+            </w:r>
+            <w:r>
+              <w:rPr>
+                <w:rFonts w:hint="default" w:ascii="Consolas" w:hAnsi="Consolas" w:eastAsia="Consolas" w:cs="Consolas"/>
+                <w:b w:val="0"/>
+                <w:bCs w:val="0"/>
+                <w:color w:val="001080"/>
+                <w:kern w:val="0"/>
+                <w:sz w:val="15"/>
+                <w:szCs w:val="15"/>
+                <w:shd w:val="clear" w:fill="FFFFFF"/>
+                <w:lang w:val="en-US" w:eastAsia="zh-CN" w:bidi="ar"/>
+              </w:rPr>
+              <w:t>:</w:t>
+            </w:r>
+            <w:r>
+              <w:rPr>
+                <w:rFonts w:hint="default" w:ascii="Consolas" w:hAnsi="Consolas" w:eastAsia="Consolas" w:cs="Consolas"/>
+                <w:b w:val="0"/>
+                <w:bCs w:val="0"/>
+                <w:color w:val="000000"/>
+                <w:kern w:val="0"/>
+                <w:sz w:val="15"/>
+                <w:szCs w:val="15"/>
+                <w:shd w:val="clear" w:fill="FFFFFF"/>
+                <w:lang w:val="en-US" w:eastAsia="zh-CN" w:bidi="ar"/>
+              </w:rPr>
+              <w:t xml:space="preserve"> (</w:t>
+            </w:r>
+            <w:r>
+              <w:rPr>
+                <w:rFonts w:hint="default" w:ascii="Consolas" w:hAnsi="Consolas" w:eastAsia="Consolas" w:cs="Consolas"/>
+                <w:b w:val="0"/>
+                <w:bCs w:val="0"/>
+                <w:color w:val="001080"/>
+                <w:kern w:val="0"/>
+                <w:sz w:val="15"/>
+                <w:szCs w:val="15"/>
+                <w:shd w:val="clear" w:fill="FFFFFF"/>
+                <w:lang w:val="en-US" w:eastAsia="zh-CN" w:bidi="ar"/>
+              </w:rPr>
+              <w:t>theme</w:t>
+            </w:r>
+            <w:r>
+              <w:rPr>
+                <w:rFonts w:hint="default" w:ascii="Consolas" w:hAnsi="Consolas" w:eastAsia="Consolas" w:cs="Consolas"/>
+                <w:b w:val="0"/>
+                <w:bCs w:val="0"/>
+                <w:color w:val="000000"/>
+                <w:kern w:val="0"/>
+                <w:sz w:val="15"/>
+                <w:szCs w:val="15"/>
+                <w:shd w:val="clear" w:fill="FFFFFF"/>
+                <w:lang w:val="en-US" w:eastAsia="zh-CN" w:bidi="ar"/>
+              </w:rPr>
+              <w:t xml:space="preserve">) </w:t>
+            </w:r>
+            <w:r>
+              <w:rPr>
+                <w:rFonts w:hint="default" w:ascii="Consolas" w:hAnsi="Consolas" w:eastAsia="Consolas" w:cs="Consolas"/>
+                <w:b w:val="0"/>
+                <w:bCs w:val="0"/>
+                <w:color w:val="0000FF"/>
+                <w:kern w:val="0"/>
+                <w:sz w:val="15"/>
+                <w:szCs w:val="15"/>
+                <w:shd w:val="clear" w:fill="FFFFFF"/>
+                <w:lang w:val="en-US" w:eastAsia="zh-CN" w:bidi="ar"/>
+              </w:rPr>
+              <w:t>=&gt;</w:t>
+            </w:r>
+            <w:r>
+              <w:rPr>
+                <w:rFonts w:hint="default" w:ascii="Consolas" w:hAnsi="Consolas" w:eastAsia="Consolas" w:cs="Consolas"/>
+                <w:b w:val="0"/>
+                <w:bCs w:val="0"/>
+                <w:color w:val="000000"/>
+                <w:kern w:val="0"/>
+                <w:sz w:val="15"/>
+                <w:szCs w:val="15"/>
+                <w:shd w:val="clear" w:fill="FFFFFF"/>
+                <w:lang w:val="en-US" w:eastAsia="zh-CN" w:bidi="ar"/>
+              </w:rPr>
+              <w:t xml:space="preserve"> </w:t>
+            </w:r>
+            <w:r>
+              <w:rPr>
+                <w:rFonts w:hint="default" w:ascii="Consolas" w:hAnsi="Consolas" w:eastAsia="Consolas" w:cs="Consolas"/>
+                <w:b w:val="0"/>
+                <w:bCs w:val="0"/>
+                <w:color w:val="A31515"/>
+                <w:kern w:val="0"/>
+                <w:sz w:val="15"/>
+                <w:szCs w:val="15"/>
+                <w:shd w:val="clear" w:fill="FFFFFF"/>
+                <w:lang w:val="en-US" w:eastAsia="zh-CN" w:bidi="ar"/>
+              </w:rPr>
+              <w:t>`</w:t>
+            </w:r>
+          </w:p>
+          <w:p>
+            <w:pPr>
+              <w:keepNext w:val="0"/>
+              <w:keepLines w:val="0"/>
+              <w:widowControl/>
+              <w:suppressLineNumbers w:val="0"/>
+              <w:shd w:val="clear" w:fill="FFFFFF"/>
+              <w:spacing w:line="240" w:lineRule="auto"/>
+              <w:jc w:val="left"/>
+              <w:rPr>
+                <w:rFonts w:hint="default" w:ascii="Consolas" w:hAnsi="Consolas" w:eastAsia="Consolas" w:cs="Consolas"/>
+                <w:b w:val="0"/>
+                <w:bCs w:val="0"/>
+                <w:color w:val="000000"/>
+                <w:sz w:val="15"/>
+                <w:szCs w:val="15"/>
+              </w:rPr>
+            </w:pPr>
+            <w:r>
+              <w:rPr>
+                <w:rFonts w:hint="default" w:ascii="Consolas" w:hAnsi="Consolas" w:eastAsia="Consolas" w:cs="Consolas"/>
+                <w:b w:val="0"/>
+                <w:bCs w:val="0"/>
+                <w:color w:val="A31515"/>
+                <w:kern w:val="0"/>
+                <w:sz w:val="15"/>
+                <w:szCs w:val="15"/>
+                <w:shd w:val="clear" w:fill="FFFFFF"/>
+                <w:lang w:val="en-US" w:eastAsia="zh-CN" w:bidi="ar"/>
+              </w:rPr>
+              <w:t>      h2 {</w:t>
+            </w:r>
+          </w:p>
+          <w:p>
+            <w:pPr>
+              <w:keepNext w:val="0"/>
+              <w:keepLines w:val="0"/>
+              <w:widowControl/>
+              <w:suppressLineNumbers w:val="0"/>
+              <w:shd w:val="clear" w:fill="FFFFFF"/>
+              <w:spacing w:line="240" w:lineRule="auto"/>
+              <w:jc w:val="left"/>
+              <w:rPr>
+                <w:rFonts w:hint="default" w:ascii="Consolas" w:hAnsi="Consolas" w:eastAsia="Consolas" w:cs="Consolas"/>
+                <w:b w:val="0"/>
+                <w:bCs w:val="0"/>
+                <w:color w:val="000000"/>
+                <w:sz w:val="15"/>
+                <w:szCs w:val="15"/>
+              </w:rPr>
+            </w:pPr>
+            <w:r>
+              <w:rPr>
+                <w:rFonts w:hint="default" w:ascii="Consolas" w:hAnsi="Consolas" w:eastAsia="Consolas" w:cs="Consolas"/>
+                <w:b w:val="0"/>
+                <w:bCs w:val="0"/>
+                <w:color w:val="A31515"/>
+                <w:kern w:val="0"/>
+                <w:sz w:val="15"/>
+                <w:szCs w:val="15"/>
+                <w:shd w:val="clear" w:fill="FFFFFF"/>
+                <w:lang w:val="en-US" w:eastAsia="zh-CN" w:bidi="ar"/>
+              </w:rPr>
+              <w:t xml:space="preserve">        color: </w:t>
+            </w:r>
+            <w:r>
+              <w:rPr>
+                <w:rFonts w:hint="default" w:ascii="Consolas" w:hAnsi="Consolas" w:eastAsia="Consolas" w:cs="Consolas"/>
+                <w:b w:val="0"/>
+                <w:bCs w:val="0"/>
+                <w:color w:val="0000FF"/>
+                <w:kern w:val="0"/>
+                <w:sz w:val="15"/>
+                <w:szCs w:val="15"/>
+                <w:shd w:val="clear" w:fill="FFFFFF"/>
+                <w:lang w:val="en-US" w:eastAsia="zh-CN" w:bidi="ar"/>
+              </w:rPr>
+              <w:t>${</w:t>
+            </w:r>
+            <w:r>
+              <w:rPr>
+                <w:rFonts w:hint="default" w:ascii="Consolas" w:hAnsi="Consolas" w:eastAsia="Consolas" w:cs="Consolas"/>
+                <w:b w:val="0"/>
+                <w:bCs w:val="0"/>
+                <w:color w:val="001080"/>
+                <w:kern w:val="0"/>
+                <w:sz w:val="15"/>
+                <w:szCs w:val="15"/>
+                <w:shd w:val="clear" w:fill="FFFFFF"/>
+                <w:lang w:val="en-US" w:eastAsia="zh-CN" w:bidi="ar"/>
+              </w:rPr>
+              <w:t>theme</w:t>
+            </w:r>
+            <w:r>
+              <w:rPr>
+                <w:rFonts w:hint="default" w:ascii="Consolas" w:hAnsi="Consolas" w:eastAsia="Consolas" w:cs="Consolas"/>
+                <w:b w:val="0"/>
+                <w:bCs w:val="0"/>
+                <w:color w:val="000000"/>
+                <w:kern w:val="0"/>
+                <w:sz w:val="15"/>
+                <w:szCs w:val="15"/>
+                <w:shd w:val="clear" w:fill="FFFFFF"/>
+                <w:lang w:val="en-US" w:eastAsia="zh-CN" w:bidi="ar"/>
+              </w:rPr>
+              <w:t>.</w:t>
+            </w:r>
+            <w:r>
+              <w:rPr>
+                <w:rFonts w:hint="default" w:ascii="Consolas" w:hAnsi="Consolas" w:eastAsia="Consolas" w:cs="Consolas"/>
+                <w:b w:val="0"/>
+                <w:bCs w:val="0"/>
+                <w:color w:val="001080"/>
+                <w:kern w:val="0"/>
+                <w:sz w:val="15"/>
+                <w:szCs w:val="15"/>
+                <w:shd w:val="clear" w:fill="FFFFFF"/>
+                <w:lang w:val="en-US" w:eastAsia="zh-CN" w:bidi="ar"/>
+              </w:rPr>
+              <w:t>palette</w:t>
+            </w:r>
+            <w:r>
+              <w:rPr>
+                <w:rFonts w:hint="default" w:ascii="Consolas" w:hAnsi="Consolas" w:eastAsia="Consolas" w:cs="Consolas"/>
+                <w:b w:val="0"/>
+                <w:bCs w:val="0"/>
+                <w:color w:val="000000"/>
+                <w:kern w:val="0"/>
+                <w:sz w:val="15"/>
+                <w:szCs w:val="15"/>
+                <w:shd w:val="clear" w:fill="FFFFFF"/>
+                <w:lang w:val="en-US" w:eastAsia="zh-CN" w:bidi="ar"/>
+              </w:rPr>
+              <w:t>.</w:t>
+            </w:r>
+            <w:r>
+              <w:rPr>
+                <w:rFonts w:hint="default" w:ascii="Consolas" w:hAnsi="Consolas" w:eastAsia="Consolas" w:cs="Consolas"/>
+                <w:b w:val="0"/>
+                <w:bCs w:val="0"/>
+                <w:color w:val="001080"/>
+                <w:kern w:val="0"/>
+                <w:sz w:val="15"/>
+                <w:szCs w:val="15"/>
+                <w:shd w:val="clear" w:fill="FFFFFF"/>
+                <w:lang w:val="en-US" w:eastAsia="zh-CN" w:bidi="ar"/>
+              </w:rPr>
+              <w:t>success</w:t>
+            </w:r>
+            <w:r>
+              <w:rPr>
+                <w:rFonts w:hint="default" w:ascii="Consolas" w:hAnsi="Consolas" w:eastAsia="Consolas" w:cs="Consolas"/>
+                <w:b w:val="0"/>
+                <w:bCs w:val="0"/>
+                <w:color w:val="000000"/>
+                <w:kern w:val="0"/>
+                <w:sz w:val="15"/>
+                <w:szCs w:val="15"/>
+                <w:shd w:val="clear" w:fill="FFFFFF"/>
+                <w:lang w:val="en-US" w:eastAsia="zh-CN" w:bidi="ar"/>
+              </w:rPr>
+              <w:t>.</w:t>
+            </w:r>
+            <w:r>
+              <w:rPr>
+                <w:rFonts w:hint="default" w:ascii="Consolas" w:hAnsi="Consolas" w:eastAsia="Consolas" w:cs="Consolas"/>
+                <w:b w:val="0"/>
+                <w:bCs w:val="0"/>
+                <w:color w:val="001080"/>
+                <w:kern w:val="0"/>
+                <w:sz w:val="15"/>
+                <w:szCs w:val="15"/>
+                <w:shd w:val="clear" w:fill="FFFFFF"/>
+                <w:lang w:val="en-US" w:eastAsia="zh-CN" w:bidi="ar"/>
+              </w:rPr>
+              <w:t>main</w:t>
+            </w:r>
+            <w:r>
+              <w:rPr>
+                <w:rFonts w:hint="default" w:ascii="Consolas" w:hAnsi="Consolas" w:eastAsia="Consolas" w:cs="Consolas"/>
+                <w:b w:val="0"/>
+                <w:bCs w:val="0"/>
+                <w:color w:val="0000FF"/>
+                <w:kern w:val="0"/>
+                <w:sz w:val="15"/>
+                <w:szCs w:val="15"/>
+                <w:shd w:val="clear" w:fill="FFFFFF"/>
+                <w:lang w:val="en-US" w:eastAsia="zh-CN" w:bidi="ar"/>
+              </w:rPr>
+              <w:t>}</w:t>
+            </w:r>
+            <w:r>
+              <w:rPr>
+                <w:rFonts w:hint="default" w:ascii="Consolas" w:hAnsi="Consolas" w:eastAsia="Consolas" w:cs="Consolas"/>
+                <w:b w:val="0"/>
+                <w:bCs w:val="0"/>
+                <w:color w:val="A31515"/>
+                <w:kern w:val="0"/>
+                <w:sz w:val="15"/>
+                <w:szCs w:val="15"/>
+                <w:shd w:val="clear" w:fill="FFFFFF"/>
+                <w:lang w:val="en-US" w:eastAsia="zh-CN" w:bidi="ar"/>
+              </w:rPr>
+              <w:t>;</w:t>
+            </w:r>
+          </w:p>
+          <w:p>
+            <w:pPr>
+              <w:keepNext w:val="0"/>
+              <w:keepLines w:val="0"/>
+              <w:widowControl/>
+              <w:suppressLineNumbers w:val="0"/>
+              <w:shd w:val="clear" w:fill="FFFFFF"/>
+              <w:spacing w:line="240" w:lineRule="auto"/>
+              <w:jc w:val="left"/>
+              <w:rPr>
+                <w:rFonts w:hint="default" w:ascii="Consolas" w:hAnsi="Consolas" w:eastAsia="Consolas" w:cs="Consolas"/>
+                <w:b w:val="0"/>
+                <w:bCs w:val="0"/>
+                <w:color w:val="000000"/>
+                <w:sz w:val="15"/>
+                <w:szCs w:val="15"/>
+              </w:rPr>
+            </w:pPr>
+            <w:r>
+              <w:rPr>
+                <w:rFonts w:hint="default" w:ascii="Consolas" w:hAnsi="Consolas" w:eastAsia="Consolas" w:cs="Consolas"/>
+                <w:b w:val="0"/>
+                <w:bCs w:val="0"/>
+                <w:color w:val="A31515"/>
+                <w:kern w:val="0"/>
+                <w:sz w:val="15"/>
+                <w:szCs w:val="15"/>
+                <w:shd w:val="clear" w:fill="FFFFFF"/>
+                <w:lang w:val="en-US" w:eastAsia="zh-CN" w:bidi="ar"/>
+              </w:rPr>
+              <w:t>      }</w:t>
+            </w:r>
+          </w:p>
+          <w:p>
+            <w:pPr>
+              <w:keepNext w:val="0"/>
+              <w:keepLines w:val="0"/>
+              <w:widowControl/>
+              <w:suppressLineNumbers w:val="0"/>
+              <w:shd w:val="clear" w:fill="FFFFFF"/>
+              <w:spacing w:line="240" w:lineRule="auto"/>
+              <w:jc w:val="left"/>
+              <w:rPr>
+                <w:rFonts w:hint="default" w:ascii="Consolas" w:hAnsi="Consolas" w:eastAsia="Consolas" w:cs="Consolas"/>
+                <w:b w:val="0"/>
+                <w:bCs w:val="0"/>
+                <w:color w:val="000000"/>
+                <w:sz w:val="15"/>
+                <w:szCs w:val="15"/>
+              </w:rPr>
+            </w:pPr>
+            <w:r>
+              <w:rPr>
+                <w:rFonts w:hint="default" w:ascii="Consolas" w:hAnsi="Consolas" w:eastAsia="Consolas" w:cs="Consolas"/>
+                <w:b w:val="0"/>
+                <w:bCs w:val="0"/>
+                <w:color w:val="A31515"/>
+                <w:kern w:val="0"/>
+                <w:sz w:val="15"/>
+                <w:szCs w:val="15"/>
+                <w:shd w:val="clear" w:fill="FFFFFF"/>
+                <w:lang w:val="en-US" w:eastAsia="zh-CN" w:bidi="ar"/>
+              </w:rPr>
+              <w:t>      `</w:t>
+            </w:r>
+          </w:p>
+          <w:p>
+            <w:pPr>
+              <w:keepNext w:val="0"/>
+              <w:keepLines w:val="0"/>
+              <w:widowControl/>
+              <w:suppressLineNumbers w:val="0"/>
+              <w:shd w:val="clear" w:fill="FFFFFF"/>
+              <w:spacing w:line="240" w:lineRule="auto"/>
+              <w:jc w:val="left"/>
+              <w:rPr>
+                <w:rFonts w:hint="default" w:ascii="Consolas" w:hAnsi="Consolas" w:eastAsia="Consolas" w:cs="Consolas"/>
+                <w:b w:val="0"/>
+                <w:bCs w:val="0"/>
+                <w:color w:val="000000"/>
+                <w:kern w:val="0"/>
+                <w:sz w:val="15"/>
+                <w:szCs w:val="15"/>
+                <w:shd w:val="clear" w:fill="FFFFFF"/>
+                <w:lang w:val="en-US" w:eastAsia="zh-CN" w:bidi="ar"/>
+              </w:rPr>
+            </w:pPr>
+            <w:r>
+              <w:rPr>
+                <w:rFonts w:hint="default" w:ascii="Consolas" w:hAnsi="Consolas" w:eastAsia="Consolas" w:cs="Consolas"/>
+                <w:b w:val="0"/>
+                <w:bCs w:val="0"/>
+                <w:color w:val="000000"/>
+                <w:kern w:val="0"/>
+                <w:sz w:val="15"/>
+                <w:szCs w:val="15"/>
+                <w:shd w:val="clear" w:fill="FFFFFF"/>
+                <w:lang w:val="en-US" w:eastAsia="zh-CN" w:bidi="ar"/>
+              </w:rPr>
+              <w:t>    }</w:t>
+            </w:r>
+          </w:p>
+          <w:p>
+            <w:pPr>
+              <w:keepNext w:val="0"/>
+              <w:keepLines w:val="0"/>
+              <w:widowControl/>
+              <w:suppressLineNumbers w:val="0"/>
+              <w:shd w:val="clear" w:fill="FFFFFF"/>
+              <w:spacing w:line="240" w:lineRule="auto"/>
+              <w:jc w:val="left"/>
+              <w:rPr>
+                <w:rFonts w:hint="default" w:ascii="Consolas" w:hAnsi="Consolas" w:eastAsia="Consolas" w:cs="Consolas"/>
+                <w:b w:val="0"/>
+                <w:bCs w:val="0"/>
+                <w:color w:val="000000"/>
+                <w:kern w:val="0"/>
+                <w:sz w:val="15"/>
+                <w:szCs w:val="15"/>
+                <w:shd w:val="clear" w:fill="FFFFFF"/>
+                <w:lang w:val="en-US" w:eastAsia="zh-CN" w:bidi="ar"/>
+              </w:rPr>
+            </w:pPr>
+            <w:r>
+              <w:rPr>
+                <w:rFonts w:hint="default" w:ascii="Consolas" w:hAnsi="Consolas" w:eastAsia="Consolas" w:cs="Consolas"/>
+                <w:b w:val="0"/>
+                <w:bCs w:val="0"/>
+                <w:color w:val="000000"/>
+                <w:kern w:val="0"/>
+                <w:sz w:val="15"/>
+                <w:szCs w:val="15"/>
+                <w:shd w:val="clear" w:fill="FFFFFF"/>
+                <w:lang w:val="en-US" w:eastAsia="zh-CN" w:bidi="ar"/>
+              </w:rPr>
+              <w:t>}</w:t>
+            </w:r>
+          </w:p>
+          <w:p>
+            <w:pPr>
+              <w:keepNext w:val="0"/>
+              <w:keepLines w:val="0"/>
+              <w:widowControl/>
+              <w:suppressLineNumbers w:val="0"/>
+              <w:shd w:val="clear" w:fill="FFFFFF"/>
+              <w:spacing w:line="240" w:lineRule="auto"/>
+              <w:jc w:val="left"/>
+              <w:rPr>
+                <w:rFonts w:ascii="Consolas" w:hAnsi="Consolas" w:eastAsia="Consolas" w:cs="Consolas"/>
+                <w:b w:val="0"/>
+                <w:bCs w:val="0"/>
+                <w:color w:val="000000"/>
+                <w:sz w:val="21"/>
+                <w:szCs w:val="21"/>
+              </w:rPr>
+            </w:pPr>
+            <w:r>
+              <w:rPr>
+                <w:rFonts w:hint="default" w:ascii="Consolas" w:hAnsi="Consolas" w:eastAsia="Consolas" w:cs="Consolas"/>
+                <w:b w:val="0"/>
+                <w:bCs w:val="0"/>
+                <w:color w:val="000000"/>
+                <w:kern w:val="0"/>
+                <w:sz w:val="15"/>
+                <w:szCs w:val="15"/>
+                <w:shd w:val="clear" w:fill="FFFFFF"/>
+                <w:lang w:val="en-US" w:eastAsia="zh-CN" w:bidi="ar"/>
+              </w:rPr>
+              <w:t>});</w:t>
+            </w:r>
+          </w:p>
+          <w:p>
+            <w:pPr>
+              <w:widowControl w:val="0"/>
+              <w:jc w:val="both"/>
+              <w:rPr>
+                <w:rFonts w:hint="default"/>
+                <w:sz w:val="18"/>
+                <w:szCs w:val="18"/>
+                <w:vertAlign w:val="baseline"/>
+                <w:lang w:val="en-IN"/>
+              </w:rPr>
+            </w:pPr>
+          </w:p>
+        </w:tc>
+        <w:tc>
+          <w:tcPr>
+            <w:tcW w:w="5223" w:type="dxa"/>
+          </w:tcPr>
+          <w:p>
+            <w:pPr>
+              <w:keepNext w:val="0"/>
+              <w:keepLines w:val="0"/>
+              <w:widowControl/>
+              <w:suppressLineNumbers w:val="0"/>
+              <w:shd w:val="clear" w:fill="FFFFFF"/>
+              <w:spacing w:line="240" w:lineRule="auto"/>
+              <w:jc w:val="left"/>
+              <w:rPr>
+                <w:rFonts w:hint="default" w:ascii="Consolas" w:hAnsi="Consolas" w:eastAsia="Consolas" w:cs="Consolas"/>
+                <w:b w:val="0"/>
+                <w:bCs w:val="0"/>
+                <w:color w:val="800000"/>
+                <w:kern w:val="0"/>
+                <w:sz w:val="15"/>
+                <w:szCs w:val="15"/>
+                <w:shd w:val="clear" w:fill="FFFFFF"/>
+                <w:lang w:val="en-US" w:eastAsia="zh-CN" w:bidi="ar"/>
+              </w:rPr>
+            </w:pPr>
+          </w:p>
+          <w:p>
+            <w:pPr>
+              <w:keepNext w:val="0"/>
+              <w:keepLines w:val="0"/>
+              <w:widowControl/>
+              <w:suppressLineNumbers w:val="0"/>
+              <w:shd w:val="clear" w:fill="FFFFFF"/>
+              <w:spacing w:line="240" w:lineRule="auto"/>
+              <w:jc w:val="left"/>
+            </w:pPr>
+            <w:r>
+              <w:rPr>
+                <w:rFonts w:hint="default" w:ascii="Consolas" w:hAnsi="Consolas" w:eastAsia="Consolas" w:cs="Consolas"/>
+                <w:b w:val="0"/>
+                <w:bCs w:val="0"/>
+                <w:color w:val="800000"/>
+                <w:kern w:val="0"/>
+                <w:sz w:val="15"/>
+                <w:szCs w:val="15"/>
+                <w:shd w:val="clear" w:fill="FFFFFF"/>
+                <w:lang w:val="en-US" w:eastAsia="zh-CN" w:bidi="ar"/>
+              </w:rPr>
+              <w:t>&lt;</w:t>
+            </w:r>
+            <w:r>
+              <w:rPr>
+                <w:rFonts w:hint="default" w:ascii="Consolas" w:hAnsi="Consolas" w:eastAsia="Consolas" w:cs="Consolas"/>
+                <w:b w:val="0"/>
+                <w:bCs w:val="0"/>
+                <w:color w:val="267F99"/>
+                <w:kern w:val="0"/>
+                <w:sz w:val="15"/>
+                <w:szCs w:val="15"/>
+                <w:shd w:val="clear" w:fill="FFFFFF"/>
+                <w:lang w:val="en-US" w:eastAsia="zh-CN" w:bidi="ar"/>
+              </w:rPr>
+              <w:t>Typography</w:t>
+            </w:r>
+            <w:r>
+              <w:rPr>
+                <w:rFonts w:hint="default" w:ascii="Consolas" w:hAnsi="Consolas" w:eastAsia="Consolas" w:cs="Consolas"/>
+                <w:b w:val="0"/>
+                <w:bCs w:val="0"/>
+                <w:color w:val="000000"/>
+                <w:kern w:val="0"/>
+                <w:sz w:val="15"/>
+                <w:szCs w:val="15"/>
+                <w:shd w:val="clear" w:fill="FFFFFF"/>
+                <w:lang w:val="en-US" w:eastAsia="zh-CN" w:bidi="ar"/>
+              </w:rPr>
+              <w:t xml:space="preserve"> </w:t>
+            </w:r>
+            <w:r>
+              <w:rPr>
+                <w:rFonts w:hint="default" w:ascii="Consolas" w:hAnsi="Consolas" w:eastAsia="Consolas" w:cs="Consolas"/>
+                <w:b w:val="0"/>
+                <w:bCs w:val="0"/>
+                <w:color w:val="E50000"/>
+                <w:kern w:val="0"/>
+                <w:sz w:val="15"/>
+                <w:szCs w:val="15"/>
+                <w:shd w:val="clear" w:fill="FFFFFF"/>
+                <w:lang w:val="en-US" w:eastAsia="zh-CN" w:bidi="ar"/>
+              </w:rPr>
+              <w:t>variant</w:t>
+            </w:r>
+            <w:r>
+              <w:rPr>
+                <w:rFonts w:hint="default" w:ascii="Consolas" w:hAnsi="Consolas" w:eastAsia="Consolas" w:cs="Consolas"/>
+                <w:b w:val="0"/>
+                <w:bCs w:val="0"/>
+                <w:color w:val="000000"/>
+                <w:kern w:val="0"/>
+                <w:sz w:val="15"/>
+                <w:szCs w:val="15"/>
+                <w:shd w:val="clear" w:fill="FFFFFF"/>
+                <w:lang w:val="en-US" w:eastAsia="zh-CN" w:bidi="ar"/>
+              </w:rPr>
+              <w:t>=</w:t>
+            </w:r>
+            <w:r>
+              <w:rPr>
+                <w:rFonts w:hint="default" w:ascii="Consolas" w:hAnsi="Consolas" w:eastAsia="Consolas" w:cs="Consolas"/>
+                <w:b w:val="0"/>
+                <w:bCs w:val="0"/>
+                <w:color w:val="A31515"/>
+                <w:kern w:val="0"/>
+                <w:sz w:val="15"/>
+                <w:szCs w:val="15"/>
+                <w:shd w:val="clear" w:fill="FFFFFF"/>
+                <w:lang w:val="en-US" w:eastAsia="zh-CN" w:bidi="ar"/>
+              </w:rPr>
+              <w:t>"h2"</w:t>
+            </w:r>
+            <w:r>
+              <w:rPr>
+                <w:rFonts w:hint="default" w:ascii="Consolas" w:hAnsi="Consolas" w:eastAsia="Consolas" w:cs="Consolas"/>
+                <w:b w:val="0"/>
+                <w:bCs w:val="0"/>
+                <w:color w:val="800000"/>
+                <w:kern w:val="0"/>
+                <w:sz w:val="15"/>
+                <w:szCs w:val="15"/>
+                <w:shd w:val="clear" w:fill="FFFFFF"/>
+                <w:lang w:val="en-US" w:eastAsia="zh-CN" w:bidi="ar"/>
+              </w:rPr>
+              <w:t>&gt;</w:t>
+            </w:r>
+            <w:r>
+              <w:rPr>
+                <w:rFonts w:hint="default" w:ascii="Consolas" w:hAnsi="Consolas" w:eastAsia="Consolas" w:cs="Consolas"/>
+                <w:b w:val="0"/>
+                <w:bCs w:val="0"/>
+                <w:color w:val="000000"/>
+                <w:kern w:val="0"/>
+                <w:sz w:val="15"/>
+                <w:szCs w:val="15"/>
+                <w:shd w:val="clear" w:fill="FFFFFF"/>
+                <w:lang w:val="en-US" w:eastAsia="zh-CN" w:bidi="ar"/>
+              </w:rPr>
+              <w:t>Hello h2</w:t>
+            </w:r>
+            <w:r>
+              <w:rPr>
+                <w:rFonts w:hint="default" w:ascii="Consolas" w:hAnsi="Consolas" w:eastAsia="Consolas" w:cs="Consolas"/>
+                <w:b w:val="0"/>
+                <w:bCs w:val="0"/>
+                <w:color w:val="800000"/>
+                <w:kern w:val="0"/>
+                <w:sz w:val="15"/>
+                <w:szCs w:val="15"/>
+                <w:shd w:val="clear" w:fill="FFFFFF"/>
+                <w:lang w:val="en-US" w:eastAsia="zh-CN" w:bidi="ar"/>
+              </w:rPr>
+              <w:t>&lt;/</w:t>
+            </w:r>
+            <w:r>
+              <w:rPr>
+                <w:rFonts w:hint="default" w:ascii="Consolas" w:hAnsi="Consolas" w:eastAsia="Consolas" w:cs="Consolas"/>
+                <w:b w:val="0"/>
+                <w:bCs w:val="0"/>
+                <w:color w:val="267F99"/>
+                <w:kern w:val="0"/>
+                <w:sz w:val="15"/>
+                <w:szCs w:val="15"/>
+                <w:shd w:val="clear" w:fill="FFFFFF"/>
+                <w:lang w:val="en-US" w:eastAsia="zh-CN" w:bidi="ar"/>
+              </w:rPr>
+              <w:t>Typography</w:t>
+            </w:r>
+            <w:r>
+              <w:rPr>
+                <w:rFonts w:hint="default" w:ascii="Consolas" w:hAnsi="Consolas" w:eastAsia="Consolas" w:cs="Consolas"/>
+                <w:b w:val="0"/>
+                <w:bCs w:val="0"/>
+                <w:color w:val="800000"/>
+                <w:kern w:val="0"/>
+                <w:sz w:val="15"/>
+                <w:szCs w:val="15"/>
+                <w:shd w:val="clear" w:fill="FFFFFF"/>
+                <w:lang w:val="en-US" w:eastAsia="zh-CN" w:bidi="ar"/>
+              </w:rPr>
+              <w:t>&gt;</w:t>
+            </w:r>
+          </w:p>
+          <w:p>
+            <w:pPr>
+              <w:widowControl w:val="0"/>
+              <w:jc w:val="both"/>
+            </w:pPr>
+            <w:r>
+              <w:drawing>
+                <wp:inline distT="0" distB="0" distL="114300" distR="114300">
+                  <wp:extent cx="1186815" cy="335915"/>
+                  <wp:effectExtent l="0" t="0" r="13335" b="6985"/>
+                  <wp:docPr id="36" name="Picture 1"/>
+                  <wp:cNvGraphicFramePr>
+                    <a:graphicFrameLocks xmlns:a="http://schemas.openxmlformats.org/drawingml/2006/main" noChangeAspect="1"/>
+                  </wp:cNvGraphicFramePr>
+                  <a:graphic xmlns:a="http://schemas.openxmlformats.org/drawingml/2006/main">
+                    <a:graphicData uri="http://schemas.openxmlformats.org/drawingml/2006/picture">
+                      <pic:pic xmlns:pic="http://schemas.openxmlformats.org/drawingml/2006/picture">
+                        <pic:nvPicPr>
+                          <pic:cNvPr id="36" name="Picture 1"/>
+                          <pic:cNvPicPr>
+                            <a:picLocks noChangeAspect="1"/>
+                          </pic:cNvPicPr>
+                        </pic:nvPicPr>
+                        <pic:blipFill>
+                          <a:blip r:embed="rId42"/>
+                          <a:stretch>
+                            <a:fillRect/>
+                          </a:stretch>
+                        </pic:blipFill>
+                        <pic:spPr>
+                          <a:xfrm>
+                            <a:off x="0" y="0"/>
+                            <a:ext cx="1186815" cy="335915"/>
+                          </a:xfrm>
+                          <a:prstGeom prst="rect">
+                            <a:avLst/>
+                          </a:prstGeom>
+                          <a:noFill/>
+                          <a:ln>
+                            <a:noFill/>
+                          </a:ln>
+                        </pic:spPr>
+                      </pic:pic>
+                    </a:graphicData>
+                  </a:graphic>
+                </wp:inline>
+              </w:drawing>
+            </w:r>
+          </w:p>
+          <w:p>
+            <w:pPr>
+              <w:widowControl w:val="0"/>
+              <w:jc w:val="both"/>
+              <w:rPr>
+                <w:rFonts w:hint="default"/>
+                <w:lang w:val="en-IN"/>
+              </w:rPr>
+            </w:pPr>
+          </w:p>
+        </w:tc>
+      </w:tr>
+    </w:tbl>
+    <w:p>
+      <w:pPr>
+        <w:spacing w:line="360" w:lineRule="auto"/>
+        <w:rPr>
+          <w:rFonts w:hint="default"/>
+          <w:sz w:val="18"/>
+          <w:szCs w:val="18"/>
+          <w:lang w:val="en-IN"/>
+        </w:rPr>
+      </w:pPr>
+    </w:p>
+    <w:p>
+      <w:pPr>
+        <w:spacing w:line="360" w:lineRule="auto"/>
+        <w:rPr>
+          <w:rFonts w:hint="default"/>
+          <w:b w:val="0"/>
+          <w:bCs w:val="0"/>
+          <w:sz w:val="16"/>
+          <w:szCs w:val="16"/>
+          <w:lang w:val="en-US" w:eastAsia="zh-CN"/>
+        </w:rPr>
+      </w:pPr>
+      <w:r>
+        <w:rPr>
+          <w:rFonts w:hint="default"/>
+          <w:b/>
+          <w:bCs/>
+          <w:sz w:val="24"/>
+          <w:szCs w:val="24"/>
+          <w:lang w:val="en-IN"/>
+        </w:rPr>
+        <w:t>Dark Mode &amp; System Mode:</w:t>
+      </w:r>
+    </w:p>
+    <w:tbl>
+      <w:tblPr>
+        <w:tblStyle w:val="5"/>
+        <w:tblW w:w="0" w:type="auto"/>
+        <w:tblInd w:w="107" w:type="dxa"/>
+        <w:tblBorders>
+          <w:top w:val="none" w:color="auto" w:sz="0" w:space="0"/>
+          <w:left w:val="none" w:color="auto" w:sz="0" w:space="0"/>
+          <w:bottom w:val="none" w:color="auto" w:sz="0" w:space="0"/>
+          <w:right w:val="none" w:color="auto" w:sz="0" w:space="0"/>
+          <w:insideH w:val="none" w:color="auto" w:sz="0" w:space="0"/>
+          <w:insideV w:val="none" w:color="auto" w:sz="0" w:space="0"/>
+        </w:tblBorders>
+        <w:tblLayout w:type="autofit"/>
+        <w:tblCellMar>
+          <w:top w:w="0" w:type="dxa"/>
+          <w:left w:w="108" w:type="dxa"/>
+          <w:bottom w:w="0" w:type="dxa"/>
+          <w:right w:w="108" w:type="dxa"/>
+        </w:tblCellMar>
+      </w:tblPr>
+      <w:tblGrid>
+        <w:gridCol w:w="5234"/>
+        <w:gridCol w:w="5223"/>
+      </w:tblGrid>
+      <w:tr>
+        <w:tblPrEx>
+          <w:tblBorders>
+            <w:top w:val="none" w:color="auto" w:sz="0" w:space="0"/>
+            <w:left w:val="none" w:color="auto" w:sz="0" w:space="0"/>
+            <w:bottom w:val="none" w:color="auto" w:sz="0" w:space="0"/>
+            <w:right w:val="none" w:color="auto" w:sz="0" w:space="0"/>
+            <w:insideH w:val="none" w:color="auto" w:sz="0" w:space="0"/>
+            <w:insideV w:val="none" w:color="auto" w:sz="0" w:space="0"/>
+          </w:tblBorders>
+          <w:tblCellMar>
+            <w:top w:w="0" w:type="dxa"/>
+            <w:left w:w="108" w:type="dxa"/>
+            <w:bottom w:w="0" w:type="dxa"/>
+            <w:right w:w="108" w:type="dxa"/>
+          </w:tblCellMar>
+        </w:tblPrEx>
+        <w:tc>
+          <w:tcPr>
+            <w:tcW w:w="5234" w:type="dxa"/>
+          </w:tcPr>
+          <w:p>
+            <w:pPr>
+              <w:widowControl w:val="0"/>
+              <w:spacing w:line="360" w:lineRule="auto"/>
+              <w:jc w:val="both"/>
+              <w:rPr>
+                <w:rFonts w:hint="default"/>
+                <w:sz w:val="18"/>
+                <w:szCs w:val="18"/>
+                <w:vertAlign w:val="baseline"/>
+                <w:lang w:val="en-IN"/>
+              </w:rPr>
+            </w:pPr>
+            <w:r>
+              <w:rPr>
+                <w:rFonts w:hint="default"/>
+                <w:sz w:val="18"/>
+                <w:szCs w:val="18"/>
+                <w:vertAlign w:val="baseline"/>
+                <w:lang w:val="en-IN"/>
+              </w:rPr>
+              <w:t xml:space="preserve">Create a component in </w:t>
+            </w:r>
+            <w:r>
+              <w:rPr>
+                <w:rFonts w:hint="default"/>
+                <w:b/>
+                <w:bCs/>
+                <w:i/>
+                <w:iCs/>
+                <w:sz w:val="18"/>
+                <w:szCs w:val="18"/>
+                <w:vertAlign w:val="baseline"/>
+                <w:lang w:val="en-IN"/>
+              </w:rPr>
+              <w:t>App.tsx</w:t>
+            </w:r>
+            <w:r>
+              <w:rPr>
+                <w:rFonts w:hint="default"/>
+                <w:sz w:val="18"/>
+                <w:szCs w:val="18"/>
+                <w:vertAlign w:val="baseline"/>
+                <w:lang w:val="en-IN"/>
+              </w:rPr>
+              <w:t>:</w:t>
+            </w:r>
+          </w:p>
+          <w:p>
+            <w:pPr>
+              <w:keepNext w:val="0"/>
+              <w:keepLines w:val="0"/>
+              <w:widowControl/>
+              <w:suppressLineNumbers w:val="0"/>
+              <w:shd w:val="clear" w:fill="FFFFFF"/>
+              <w:spacing w:line="240" w:lineRule="auto"/>
+              <w:jc w:val="left"/>
+              <w:rPr>
+                <w:rFonts w:hint="default" w:ascii="Consolas" w:hAnsi="Consolas" w:eastAsia="Consolas" w:cs="Consolas"/>
+                <w:b w:val="0"/>
+                <w:bCs w:val="0"/>
+                <w:color w:val="000000"/>
+                <w:kern w:val="0"/>
+                <w:sz w:val="15"/>
+                <w:szCs w:val="15"/>
+                <w:shd w:val="clear" w:fill="FFFFFF"/>
+                <w:lang w:val="en-US" w:eastAsia="zh-CN" w:bidi="ar"/>
+              </w:rPr>
+            </w:pPr>
+            <w:r>
+              <w:rPr>
+                <w:rFonts w:hint="default" w:ascii="Consolas" w:hAnsi="Consolas" w:eastAsia="Consolas" w:cs="Consolas"/>
+                <w:b w:val="0"/>
+                <w:bCs w:val="0"/>
+                <w:color w:val="AF00DB"/>
+                <w:kern w:val="0"/>
+                <w:sz w:val="15"/>
+                <w:szCs w:val="15"/>
+                <w:shd w:val="clear" w:fill="FFFFFF"/>
+                <w:lang w:val="en-US" w:eastAsia="zh-CN" w:bidi="ar"/>
+              </w:rPr>
+              <w:t>import</w:t>
+            </w:r>
+            <w:r>
+              <w:rPr>
+                <w:rFonts w:hint="default" w:ascii="Consolas" w:hAnsi="Consolas" w:eastAsia="Consolas" w:cs="Consolas"/>
+                <w:b w:val="0"/>
+                <w:bCs w:val="0"/>
+                <w:color w:val="000000"/>
+                <w:kern w:val="0"/>
+                <w:sz w:val="15"/>
+                <w:szCs w:val="15"/>
+                <w:shd w:val="clear" w:fill="FFFFFF"/>
+                <w:lang w:val="en-US" w:eastAsia="zh-CN" w:bidi="ar"/>
+              </w:rPr>
+              <w:t xml:space="preserve"> { </w:t>
+            </w:r>
+            <w:r>
+              <w:rPr>
+                <w:rFonts w:hint="default" w:ascii="Consolas" w:hAnsi="Consolas" w:eastAsia="Consolas" w:cs="Consolas"/>
+                <w:b w:val="0"/>
+                <w:bCs w:val="0"/>
+                <w:color w:val="000000"/>
+                <w:kern w:val="0"/>
+                <w:sz w:val="15"/>
+                <w:szCs w:val="15"/>
+                <w:shd w:val="clear" w:fill="FFFFFF"/>
+                <w:lang w:val="en-IN" w:eastAsia="zh-CN" w:bidi="ar"/>
+              </w:rPr>
+              <w:t xml:space="preserve">..., </w:t>
+            </w:r>
+            <w:r>
+              <w:rPr>
+                <w:rFonts w:hint="default" w:ascii="Consolas" w:hAnsi="Consolas" w:eastAsia="Consolas" w:cs="Consolas"/>
+                <w:b w:val="0"/>
+                <w:bCs w:val="0"/>
+                <w:color w:val="001080"/>
+                <w:kern w:val="0"/>
+                <w:sz w:val="15"/>
+                <w:szCs w:val="15"/>
+                <w:shd w:val="clear" w:fill="FFFFFF"/>
+                <w:lang w:val="en-US" w:eastAsia="zh-CN" w:bidi="ar"/>
+              </w:rPr>
+              <w:t>RadioGroup</w:t>
+            </w:r>
+            <w:r>
+              <w:rPr>
+                <w:rFonts w:hint="default" w:ascii="Consolas" w:hAnsi="Consolas" w:eastAsia="Consolas" w:cs="Consolas"/>
+                <w:b w:val="0"/>
+                <w:bCs w:val="0"/>
+                <w:color w:val="000000"/>
+                <w:kern w:val="0"/>
+                <w:sz w:val="15"/>
+                <w:szCs w:val="15"/>
+                <w:shd w:val="clear" w:fill="FFFFFF"/>
+                <w:lang w:val="en-US" w:eastAsia="zh-CN" w:bidi="ar"/>
+              </w:rPr>
+              <w:t xml:space="preserve">, </w:t>
+            </w:r>
+            <w:r>
+              <w:rPr>
+                <w:rFonts w:hint="default" w:ascii="Consolas" w:hAnsi="Consolas" w:eastAsia="Consolas" w:cs="Consolas"/>
+                <w:b w:val="0"/>
+                <w:bCs w:val="0"/>
+                <w:color w:val="001080"/>
+                <w:kern w:val="0"/>
+                <w:sz w:val="15"/>
+                <w:szCs w:val="15"/>
+                <w:shd w:val="clear" w:fill="FFFFFF"/>
+                <w:lang w:val="en-US" w:eastAsia="zh-CN" w:bidi="ar"/>
+              </w:rPr>
+              <w:t>useColorScheme</w:t>
+            </w:r>
+            <w:r>
+              <w:rPr>
+                <w:rFonts w:hint="default" w:ascii="Consolas" w:hAnsi="Consolas" w:eastAsia="Consolas" w:cs="Consolas"/>
+                <w:b w:val="0"/>
+                <w:bCs w:val="0"/>
+                <w:color w:val="000000"/>
+                <w:kern w:val="0"/>
+                <w:sz w:val="15"/>
+                <w:szCs w:val="15"/>
+                <w:shd w:val="clear" w:fill="FFFFFF"/>
+                <w:lang w:val="en-US" w:eastAsia="zh-CN" w:bidi="ar"/>
+              </w:rPr>
+              <w:t xml:space="preserve"> } </w:t>
+            </w:r>
+            <w:r>
+              <w:rPr>
+                <w:rFonts w:hint="default" w:ascii="Consolas" w:hAnsi="Consolas" w:eastAsia="Consolas" w:cs="Consolas"/>
+                <w:b w:val="0"/>
+                <w:bCs w:val="0"/>
+                <w:color w:val="AF00DB"/>
+                <w:kern w:val="0"/>
+                <w:sz w:val="15"/>
+                <w:szCs w:val="15"/>
+                <w:shd w:val="clear" w:fill="FFFFFF"/>
+                <w:lang w:val="en-US" w:eastAsia="zh-CN" w:bidi="ar"/>
+              </w:rPr>
+              <w:t>from</w:t>
+            </w:r>
+            <w:r>
+              <w:rPr>
+                <w:rFonts w:hint="default" w:ascii="Consolas" w:hAnsi="Consolas" w:eastAsia="Consolas" w:cs="Consolas"/>
+                <w:b w:val="0"/>
+                <w:bCs w:val="0"/>
+                <w:color w:val="000000"/>
+                <w:kern w:val="0"/>
+                <w:sz w:val="15"/>
+                <w:szCs w:val="15"/>
+                <w:shd w:val="clear" w:fill="FFFFFF"/>
+                <w:lang w:val="en-US" w:eastAsia="zh-CN" w:bidi="ar"/>
+              </w:rPr>
+              <w:t xml:space="preserve"> </w:t>
+            </w:r>
+            <w:r>
+              <w:rPr>
+                <w:rFonts w:hint="default" w:ascii="Consolas" w:hAnsi="Consolas" w:eastAsia="Consolas" w:cs="Consolas"/>
+                <w:b w:val="0"/>
+                <w:bCs w:val="0"/>
+                <w:color w:val="A31515"/>
+                <w:kern w:val="0"/>
+                <w:sz w:val="15"/>
+                <w:szCs w:val="15"/>
+                <w:shd w:val="clear" w:fill="FFFFFF"/>
+                <w:lang w:val="en-US" w:eastAsia="zh-CN" w:bidi="ar"/>
+              </w:rPr>
+              <w:t>"@mui/material"</w:t>
+            </w:r>
+            <w:r>
+              <w:rPr>
+                <w:rFonts w:hint="default" w:ascii="Consolas" w:hAnsi="Consolas" w:eastAsia="Consolas" w:cs="Consolas"/>
+                <w:b w:val="0"/>
+                <w:bCs w:val="0"/>
+                <w:color w:val="000000"/>
+                <w:kern w:val="0"/>
+                <w:sz w:val="15"/>
+                <w:szCs w:val="15"/>
+                <w:shd w:val="clear" w:fill="FFFFFF"/>
+                <w:lang w:val="en-US" w:eastAsia="zh-CN" w:bidi="ar"/>
+              </w:rPr>
+              <w:t>;</w:t>
+            </w:r>
+          </w:p>
+          <w:p>
+            <w:pPr>
+              <w:keepNext w:val="0"/>
+              <w:keepLines w:val="0"/>
+              <w:widowControl/>
+              <w:suppressLineNumbers w:val="0"/>
+              <w:shd w:val="clear" w:fill="FFFFFF"/>
+              <w:spacing w:line="285" w:lineRule="atLeast"/>
+              <w:jc w:val="left"/>
+              <w:rPr>
+                <w:rFonts w:hint="default" w:ascii="Consolas" w:hAnsi="Consolas" w:eastAsia="Consolas" w:cs="Consolas"/>
+                <w:b w:val="0"/>
+                <w:bCs w:val="0"/>
+                <w:color w:val="000000"/>
+                <w:kern w:val="0"/>
+                <w:sz w:val="21"/>
+                <w:szCs w:val="21"/>
+                <w:shd w:val="clear" w:fill="FFFFFF"/>
+                <w:lang w:val="en-US" w:eastAsia="zh-CN" w:bidi="ar"/>
+              </w:rPr>
+            </w:pPr>
+          </w:p>
+          <w:p>
+            <w:pPr>
+              <w:keepNext w:val="0"/>
+              <w:keepLines w:val="0"/>
+              <w:widowControl/>
+              <w:suppressLineNumbers w:val="0"/>
+              <w:shd w:val="clear" w:fill="FFFFFF"/>
+              <w:spacing w:line="240" w:lineRule="auto"/>
+              <w:jc w:val="left"/>
+              <w:rPr>
+                <w:rFonts w:ascii="Consolas" w:hAnsi="Consolas" w:eastAsia="Consolas" w:cs="Consolas"/>
+                <w:b w:val="0"/>
+                <w:bCs w:val="0"/>
+                <w:color w:val="000000"/>
+                <w:sz w:val="15"/>
+                <w:szCs w:val="15"/>
+              </w:rPr>
+            </w:pPr>
+            <w:r>
+              <w:rPr>
+                <w:rFonts w:hint="default" w:ascii="Consolas" w:hAnsi="Consolas" w:eastAsia="Consolas" w:cs="Consolas"/>
+                <w:b w:val="0"/>
+                <w:bCs w:val="0"/>
+                <w:color w:val="0000FF"/>
+                <w:kern w:val="0"/>
+                <w:sz w:val="15"/>
+                <w:szCs w:val="15"/>
+                <w:shd w:val="clear" w:fill="FFFFFF"/>
+                <w:lang w:val="en-US" w:eastAsia="zh-CN" w:bidi="ar"/>
+              </w:rPr>
+              <w:t>const</w:t>
+            </w:r>
+            <w:r>
+              <w:rPr>
+                <w:rFonts w:hint="default" w:ascii="Consolas" w:hAnsi="Consolas" w:eastAsia="Consolas" w:cs="Consolas"/>
+                <w:b w:val="0"/>
+                <w:bCs w:val="0"/>
+                <w:color w:val="000000"/>
+                <w:kern w:val="0"/>
+                <w:sz w:val="15"/>
+                <w:szCs w:val="15"/>
+                <w:shd w:val="clear" w:fill="FFFFFF"/>
+                <w:lang w:val="en-US" w:eastAsia="zh-CN" w:bidi="ar"/>
+              </w:rPr>
+              <w:t xml:space="preserve"> </w:t>
+            </w:r>
+            <w:r>
+              <w:rPr>
+                <w:rFonts w:hint="default" w:ascii="Consolas" w:hAnsi="Consolas" w:eastAsia="Consolas" w:cs="Consolas"/>
+                <w:b w:val="0"/>
+                <w:bCs w:val="0"/>
+                <w:color w:val="0070C1"/>
+                <w:kern w:val="0"/>
+                <w:sz w:val="15"/>
+                <w:szCs w:val="15"/>
+                <w:shd w:val="clear" w:fill="FFFFFF"/>
+                <w:lang w:val="en-US" w:eastAsia="zh-CN" w:bidi="ar"/>
+              </w:rPr>
+              <w:t>customTheme</w:t>
+            </w:r>
+            <w:r>
+              <w:rPr>
+                <w:rFonts w:hint="default" w:ascii="Consolas" w:hAnsi="Consolas" w:eastAsia="Consolas" w:cs="Consolas"/>
+                <w:b w:val="0"/>
+                <w:bCs w:val="0"/>
+                <w:color w:val="000000"/>
+                <w:kern w:val="0"/>
+                <w:sz w:val="15"/>
+                <w:szCs w:val="15"/>
+                <w:shd w:val="clear" w:fill="FFFFFF"/>
+                <w:lang w:val="en-US" w:eastAsia="zh-CN" w:bidi="ar"/>
+              </w:rPr>
+              <w:t xml:space="preserve"> = </w:t>
+            </w:r>
+            <w:r>
+              <w:rPr>
+                <w:rFonts w:hint="default" w:ascii="Consolas" w:hAnsi="Consolas" w:eastAsia="Consolas" w:cs="Consolas"/>
+                <w:b w:val="0"/>
+                <w:bCs w:val="0"/>
+                <w:color w:val="795E26"/>
+                <w:kern w:val="0"/>
+                <w:sz w:val="15"/>
+                <w:szCs w:val="15"/>
+                <w:shd w:val="clear" w:fill="FFFFFF"/>
+                <w:lang w:val="en-US" w:eastAsia="zh-CN" w:bidi="ar"/>
+              </w:rPr>
+              <w:t>createTheme</w:t>
+            </w:r>
+            <w:r>
+              <w:rPr>
+                <w:rFonts w:hint="default" w:ascii="Consolas" w:hAnsi="Consolas" w:eastAsia="Consolas" w:cs="Consolas"/>
+                <w:b w:val="0"/>
+                <w:bCs w:val="0"/>
+                <w:color w:val="000000"/>
+                <w:kern w:val="0"/>
+                <w:sz w:val="15"/>
+                <w:szCs w:val="15"/>
+                <w:shd w:val="clear" w:fill="FFFFFF"/>
+                <w:lang w:val="en-US" w:eastAsia="zh-CN" w:bidi="ar"/>
+              </w:rPr>
+              <w:t>({</w:t>
+            </w:r>
+          </w:p>
+          <w:p>
+            <w:pPr>
+              <w:keepNext w:val="0"/>
+              <w:keepLines w:val="0"/>
+              <w:widowControl/>
+              <w:suppressLineNumbers w:val="0"/>
+              <w:shd w:val="clear" w:fill="FFFFFF"/>
+              <w:spacing w:line="240" w:lineRule="auto"/>
+              <w:jc w:val="left"/>
+              <w:rPr>
+                <w:rFonts w:ascii="Consolas" w:hAnsi="Consolas" w:eastAsia="Consolas" w:cs="Consolas"/>
+                <w:b w:val="0"/>
+                <w:bCs w:val="0"/>
+                <w:color w:val="000000"/>
+                <w:sz w:val="15"/>
+                <w:szCs w:val="15"/>
+              </w:rPr>
+            </w:pPr>
+            <w:r>
+              <w:rPr>
+                <w:rFonts w:hint="default" w:ascii="Consolas" w:hAnsi="Consolas" w:eastAsia="Consolas" w:cs="Consolas"/>
+                <w:b w:val="0"/>
+                <w:bCs w:val="0"/>
+                <w:color w:val="000000"/>
+                <w:kern w:val="0"/>
+                <w:sz w:val="15"/>
+                <w:szCs w:val="15"/>
+                <w:shd w:val="clear" w:fill="FFFFFF"/>
+                <w:lang w:val="en-US" w:eastAsia="zh-CN" w:bidi="ar"/>
+              </w:rPr>
+              <w:t xml:space="preserve">  </w:t>
+            </w:r>
+            <w:r>
+              <w:rPr>
+                <w:rFonts w:hint="default" w:ascii="Consolas" w:hAnsi="Consolas" w:eastAsia="Consolas" w:cs="Consolas"/>
+                <w:b w:val="0"/>
+                <w:bCs w:val="0"/>
+                <w:color w:val="001080"/>
+                <w:kern w:val="0"/>
+                <w:sz w:val="15"/>
+                <w:szCs w:val="15"/>
+                <w:shd w:val="clear" w:fill="FFFFFF"/>
+                <w:lang w:val="en-US" w:eastAsia="zh-CN" w:bidi="ar"/>
+              </w:rPr>
+              <w:t>colorSchemes:</w:t>
+            </w:r>
+            <w:r>
+              <w:rPr>
+                <w:rFonts w:hint="default" w:ascii="Consolas" w:hAnsi="Consolas" w:eastAsia="Consolas" w:cs="Consolas"/>
+                <w:b w:val="0"/>
+                <w:bCs w:val="0"/>
+                <w:color w:val="000000"/>
+                <w:kern w:val="0"/>
+                <w:sz w:val="15"/>
+                <w:szCs w:val="15"/>
+                <w:shd w:val="clear" w:fill="FFFFFF"/>
+                <w:lang w:val="en-US" w:eastAsia="zh-CN" w:bidi="ar"/>
+              </w:rPr>
+              <w:t xml:space="preserve"> {</w:t>
+            </w:r>
+          </w:p>
+          <w:p>
+            <w:pPr>
+              <w:keepNext w:val="0"/>
+              <w:keepLines w:val="0"/>
+              <w:widowControl/>
+              <w:suppressLineNumbers w:val="0"/>
+              <w:shd w:val="clear" w:fill="FFFFFF"/>
+              <w:spacing w:line="240" w:lineRule="auto"/>
+              <w:jc w:val="left"/>
+              <w:rPr>
+                <w:rFonts w:hint="default" w:ascii="Consolas" w:hAnsi="Consolas" w:eastAsia="Consolas" w:cs="Consolas"/>
+                <w:b w:val="0"/>
+                <w:bCs w:val="0"/>
+                <w:color w:val="000000"/>
+                <w:sz w:val="15"/>
+                <w:szCs w:val="15"/>
+                <w:lang w:val="en-IN"/>
+              </w:rPr>
+            </w:pPr>
+            <w:r>
+              <w:rPr>
+                <w:rFonts w:hint="default" w:ascii="Consolas" w:hAnsi="Consolas" w:eastAsia="Consolas" w:cs="Consolas"/>
+                <w:b w:val="0"/>
+                <w:bCs w:val="0"/>
+                <w:color w:val="000000"/>
+                <w:kern w:val="0"/>
+                <w:sz w:val="15"/>
+                <w:szCs w:val="15"/>
+                <w:shd w:val="clear" w:fill="FFFFFF"/>
+                <w:lang w:val="en-US" w:eastAsia="zh-CN" w:bidi="ar"/>
+              </w:rPr>
+              <w:t xml:space="preserve">    </w:t>
+            </w:r>
+            <w:r>
+              <w:rPr>
+                <w:rFonts w:hint="default" w:ascii="Consolas" w:hAnsi="Consolas" w:eastAsia="Consolas" w:cs="Consolas"/>
+                <w:b w:val="0"/>
+                <w:bCs w:val="0"/>
+                <w:color w:val="001080"/>
+                <w:kern w:val="0"/>
+                <w:sz w:val="15"/>
+                <w:szCs w:val="15"/>
+                <w:shd w:val="clear" w:fill="FFFFFF"/>
+                <w:lang w:val="en-US" w:eastAsia="zh-CN" w:bidi="ar"/>
+              </w:rPr>
+              <w:t>dark:</w:t>
+            </w:r>
+            <w:r>
+              <w:rPr>
+                <w:rFonts w:hint="default" w:ascii="Consolas" w:hAnsi="Consolas" w:eastAsia="Consolas" w:cs="Consolas"/>
+                <w:b w:val="0"/>
+                <w:bCs w:val="0"/>
+                <w:color w:val="000000"/>
+                <w:kern w:val="0"/>
+                <w:sz w:val="15"/>
+                <w:szCs w:val="15"/>
+                <w:shd w:val="clear" w:fill="FFFFFF"/>
+                <w:lang w:val="en-US" w:eastAsia="zh-CN" w:bidi="ar"/>
+              </w:rPr>
+              <w:t xml:space="preserve"> </w:t>
+            </w:r>
+            <w:r>
+              <w:rPr>
+                <w:rFonts w:hint="default" w:ascii="Consolas" w:hAnsi="Consolas" w:eastAsia="Consolas" w:cs="Consolas"/>
+                <w:b w:val="0"/>
+                <w:bCs w:val="0"/>
+                <w:color w:val="0000FF"/>
+                <w:kern w:val="0"/>
+                <w:sz w:val="15"/>
+                <w:szCs w:val="15"/>
+                <w:shd w:val="clear" w:fill="FFFFFF"/>
+                <w:lang w:val="en-US" w:eastAsia="zh-CN" w:bidi="ar"/>
+              </w:rPr>
+              <w:t>true</w:t>
+            </w:r>
+            <w:r>
+              <w:rPr>
+                <w:rFonts w:hint="default" w:ascii="Consolas" w:hAnsi="Consolas" w:eastAsia="Consolas" w:cs="Consolas"/>
+                <w:b w:val="0"/>
+                <w:bCs w:val="0"/>
+                <w:color w:val="000000"/>
+                <w:kern w:val="0"/>
+                <w:sz w:val="15"/>
+                <w:szCs w:val="15"/>
+                <w:shd w:val="clear" w:fill="FFFFFF"/>
+                <w:lang w:val="en-US" w:eastAsia="zh-CN" w:bidi="ar"/>
+              </w:rPr>
+              <w:t>,</w:t>
+            </w:r>
+            <w:r>
+              <w:rPr>
+                <w:rFonts w:hint="default" w:ascii="Consolas" w:hAnsi="Consolas" w:eastAsia="Consolas" w:cs="Consolas"/>
+                <w:b w:val="0"/>
+                <w:bCs w:val="0"/>
+                <w:color w:val="000000"/>
+                <w:kern w:val="0"/>
+                <w:sz w:val="15"/>
+                <w:szCs w:val="15"/>
+                <w:shd w:val="clear" w:fill="FFFFFF"/>
+                <w:lang w:val="en-IN" w:eastAsia="zh-CN" w:bidi="ar"/>
+              </w:rPr>
+              <w:t xml:space="preserve"> </w:t>
+            </w:r>
+            <w:r>
+              <w:rPr>
+                <w:rFonts w:hint="default" w:ascii="Consolas" w:hAnsi="Consolas" w:eastAsia="Consolas" w:cs="Consolas"/>
+                <w:b w:val="0"/>
+                <w:bCs w:val="0"/>
+                <w:color w:val="008000"/>
+                <w:kern w:val="0"/>
+                <w:sz w:val="15"/>
+                <w:szCs w:val="15"/>
+                <w:shd w:val="clear" w:fill="FFFFFF"/>
+                <w:lang w:val="en-US" w:eastAsia="zh-CN" w:bidi="ar"/>
+              </w:rPr>
+              <w:t xml:space="preserve">// </w:t>
+            </w:r>
+            <w:r>
+              <w:rPr>
+                <w:rFonts w:hint="default" w:ascii="Consolas" w:hAnsi="Consolas" w:eastAsia="Consolas" w:cs="Consolas"/>
+                <w:b w:val="0"/>
+                <w:bCs w:val="0"/>
+                <w:color w:val="008000"/>
+                <w:kern w:val="0"/>
+                <w:sz w:val="15"/>
+                <w:szCs w:val="15"/>
+                <w:shd w:val="clear" w:fill="FFFFFF"/>
+                <w:lang w:val="en-IN" w:eastAsia="zh-CN" w:bidi="ar"/>
+              </w:rPr>
+              <w:t>this will enable dark color theme</w:t>
+            </w:r>
+          </w:p>
+          <w:p>
+            <w:pPr>
+              <w:keepNext w:val="0"/>
+              <w:keepLines w:val="0"/>
+              <w:widowControl/>
+              <w:suppressLineNumbers w:val="0"/>
+              <w:shd w:val="clear" w:fill="FFFFFF"/>
+              <w:spacing w:line="240" w:lineRule="auto"/>
+              <w:jc w:val="left"/>
+              <w:rPr>
+                <w:rFonts w:hint="default" w:ascii="Consolas" w:hAnsi="Consolas" w:eastAsia="Consolas" w:cs="Consolas"/>
+                <w:b w:val="0"/>
+                <w:bCs w:val="0"/>
+                <w:color w:val="000000"/>
+                <w:sz w:val="15"/>
+                <w:szCs w:val="15"/>
+              </w:rPr>
+            </w:pPr>
+            <w:r>
+              <w:rPr>
+                <w:rFonts w:hint="default" w:ascii="Consolas" w:hAnsi="Consolas" w:eastAsia="Consolas" w:cs="Consolas"/>
+                <w:b w:val="0"/>
+                <w:bCs w:val="0"/>
+                <w:color w:val="000000"/>
+                <w:kern w:val="0"/>
+                <w:sz w:val="15"/>
+                <w:szCs w:val="15"/>
+                <w:shd w:val="clear" w:fill="FFFFFF"/>
+                <w:lang w:val="en-US" w:eastAsia="zh-CN" w:bidi="ar"/>
+              </w:rPr>
+              <w:t>  }</w:t>
+            </w:r>
+          </w:p>
+          <w:p>
+            <w:pPr>
+              <w:keepNext w:val="0"/>
+              <w:keepLines w:val="0"/>
+              <w:widowControl/>
+              <w:suppressLineNumbers w:val="0"/>
+              <w:shd w:val="clear" w:fill="FFFFFF"/>
+              <w:spacing w:line="240" w:lineRule="auto"/>
+              <w:jc w:val="left"/>
+              <w:rPr>
+                <w:rFonts w:hint="default" w:ascii="Consolas" w:hAnsi="Consolas" w:eastAsia="Consolas" w:cs="Consolas"/>
+                <w:b w:val="0"/>
+                <w:bCs w:val="0"/>
+                <w:color w:val="000000"/>
+                <w:sz w:val="15"/>
+                <w:szCs w:val="15"/>
+              </w:rPr>
+            </w:pPr>
+            <w:r>
+              <w:rPr>
+                <w:rFonts w:hint="default" w:ascii="Consolas" w:hAnsi="Consolas" w:eastAsia="Consolas" w:cs="Consolas"/>
+                <w:b w:val="0"/>
+                <w:bCs w:val="0"/>
+                <w:color w:val="000000"/>
+                <w:kern w:val="0"/>
+                <w:sz w:val="15"/>
+                <w:szCs w:val="15"/>
+                <w:shd w:val="clear" w:fill="FFFFFF"/>
+                <w:lang w:val="en-US" w:eastAsia="zh-CN" w:bidi="ar"/>
+              </w:rPr>
+              <w:t>});</w:t>
+            </w:r>
+          </w:p>
+          <w:p>
+            <w:pPr>
+              <w:widowControl w:val="0"/>
+              <w:jc w:val="both"/>
+              <w:rPr>
+                <w:rFonts w:hint="default"/>
+                <w:sz w:val="18"/>
+                <w:szCs w:val="18"/>
+                <w:vertAlign w:val="baseline"/>
+                <w:lang w:val="en-IN"/>
+              </w:rPr>
+            </w:pPr>
+          </w:p>
+          <w:p>
+            <w:pPr>
+              <w:keepNext w:val="0"/>
+              <w:keepLines w:val="0"/>
+              <w:widowControl/>
+              <w:suppressLineNumbers w:val="0"/>
+              <w:shd w:val="clear" w:fill="FFFFFF"/>
+              <w:spacing w:line="240" w:lineRule="auto"/>
+              <w:jc w:val="left"/>
+              <w:rPr>
+                <w:rFonts w:ascii="Consolas" w:hAnsi="Consolas" w:eastAsia="Consolas" w:cs="Consolas"/>
+                <w:b w:val="0"/>
+                <w:bCs w:val="0"/>
+                <w:color w:val="000000"/>
+                <w:sz w:val="15"/>
+                <w:szCs w:val="15"/>
+              </w:rPr>
+            </w:pPr>
+            <w:r>
+              <w:rPr>
+                <w:rFonts w:hint="default" w:ascii="Consolas" w:hAnsi="Consolas" w:eastAsia="Consolas" w:cs="Consolas"/>
+                <w:b w:val="0"/>
+                <w:bCs w:val="0"/>
+                <w:color w:val="0000FF"/>
+                <w:kern w:val="0"/>
+                <w:sz w:val="15"/>
+                <w:szCs w:val="15"/>
+                <w:shd w:val="clear" w:fill="FFFFFF"/>
+                <w:lang w:val="en-US" w:eastAsia="zh-CN" w:bidi="ar"/>
+              </w:rPr>
+              <w:t>function</w:t>
+            </w:r>
+            <w:r>
+              <w:rPr>
+                <w:rFonts w:hint="default" w:ascii="Consolas" w:hAnsi="Consolas" w:eastAsia="Consolas" w:cs="Consolas"/>
+                <w:b w:val="0"/>
+                <w:bCs w:val="0"/>
+                <w:color w:val="000000"/>
+                <w:kern w:val="0"/>
+                <w:sz w:val="15"/>
+                <w:szCs w:val="15"/>
+                <w:shd w:val="clear" w:fill="FFFFFF"/>
+                <w:lang w:val="en-US" w:eastAsia="zh-CN" w:bidi="ar"/>
+              </w:rPr>
+              <w:t xml:space="preserve"> </w:t>
+            </w:r>
+            <w:r>
+              <w:rPr>
+                <w:rFonts w:hint="default" w:ascii="Consolas" w:hAnsi="Consolas" w:eastAsia="Consolas" w:cs="Consolas"/>
+                <w:b w:val="0"/>
+                <w:bCs w:val="0"/>
+                <w:color w:val="795E26"/>
+                <w:kern w:val="0"/>
+                <w:sz w:val="15"/>
+                <w:szCs w:val="15"/>
+                <w:shd w:val="clear" w:fill="FFFFFF"/>
+                <w:lang w:val="en-US" w:eastAsia="zh-CN" w:bidi="ar"/>
+              </w:rPr>
+              <w:t>ThemeToggler</w:t>
+            </w:r>
+            <w:r>
+              <w:rPr>
+                <w:rFonts w:hint="default" w:ascii="Consolas" w:hAnsi="Consolas" w:eastAsia="Consolas" w:cs="Consolas"/>
+                <w:b w:val="0"/>
+                <w:bCs w:val="0"/>
+                <w:color w:val="000000"/>
+                <w:kern w:val="0"/>
+                <w:sz w:val="15"/>
+                <w:szCs w:val="15"/>
+                <w:shd w:val="clear" w:fill="FFFFFF"/>
+                <w:lang w:val="en-US" w:eastAsia="zh-CN" w:bidi="ar"/>
+              </w:rPr>
+              <w:t>() {</w:t>
+            </w:r>
+          </w:p>
+          <w:p>
+            <w:pPr>
+              <w:keepNext w:val="0"/>
+              <w:keepLines w:val="0"/>
+              <w:widowControl/>
+              <w:suppressLineNumbers w:val="0"/>
+              <w:shd w:val="clear" w:fill="FFFFFF"/>
+              <w:spacing w:line="240" w:lineRule="auto"/>
+              <w:jc w:val="left"/>
+              <w:rPr>
+                <w:rFonts w:hint="default" w:ascii="Consolas" w:hAnsi="Consolas" w:eastAsia="Consolas" w:cs="Consolas"/>
+                <w:b w:val="0"/>
+                <w:bCs w:val="0"/>
+                <w:color w:val="000000"/>
+                <w:sz w:val="15"/>
+                <w:szCs w:val="15"/>
+              </w:rPr>
+            </w:pPr>
+          </w:p>
+          <w:p>
+            <w:pPr>
+              <w:keepNext w:val="0"/>
+              <w:keepLines w:val="0"/>
+              <w:widowControl/>
+              <w:suppressLineNumbers w:val="0"/>
+              <w:shd w:val="clear" w:fill="FFFFFF"/>
+              <w:spacing w:line="240" w:lineRule="auto"/>
+              <w:jc w:val="left"/>
+              <w:rPr>
+                <w:rFonts w:hint="default" w:ascii="Consolas" w:hAnsi="Consolas" w:eastAsia="Consolas" w:cs="Consolas"/>
+                <w:b w:val="0"/>
+                <w:bCs w:val="0"/>
+                <w:color w:val="008000"/>
+                <w:kern w:val="0"/>
+                <w:sz w:val="15"/>
+                <w:szCs w:val="15"/>
+                <w:shd w:val="clear" w:fill="FFFFFF"/>
+                <w:lang w:val="en-IN" w:eastAsia="zh-CN" w:bidi="ar"/>
+              </w:rPr>
+            </w:pPr>
+            <w:r>
+              <w:rPr>
+                <w:rFonts w:hint="default" w:ascii="Consolas" w:hAnsi="Consolas" w:eastAsia="Consolas" w:cs="Consolas"/>
+                <w:b w:val="0"/>
+                <w:bCs w:val="0"/>
+                <w:color w:val="000000"/>
+                <w:kern w:val="0"/>
+                <w:sz w:val="15"/>
+                <w:szCs w:val="15"/>
+                <w:shd w:val="clear" w:fill="FFFFFF"/>
+                <w:lang w:val="en-US" w:eastAsia="zh-CN" w:bidi="ar"/>
+              </w:rPr>
+              <w:t xml:space="preserve">  </w:t>
+            </w:r>
+            <w:r>
+              <w:rPr>
+                <w:rFonts w:hint="default" w:ascii="Consolas" w:hAnsi="Consolas" w:eastAsia="Consolas" w:cs="Consolas"/>
+                <w:b w:val="0"/>
+                <w:bCs w:val="0"/>
+                <w:color w:val="0000FF"/>
+                <w:kern w:val="0"/>
+                <w:sz w:val="15"/>
+                <w:szCs w:val="15"/>
+                <w:shd w:val="clear" w:fill="FFFFFF"/>
+                <w:lang w:val="en-US" w:eastAsia="zh-CN" w:bidi="ar"/>
+              </w:rPr>
+              <w:t>const</w:t>
+            </w:r>
+            <w:r>
+              <w:rPr>
+                <w:rFonts w:hint="default" w:ascii="Consolas" w:hAnsi="Consolas" w:eastAsia="Consolas" w:cs="Consolas"/>
+                <w:b w:val="0"/>
+                <w:bCs w:val="0"/>
+                <w:color w:val="000000"/>
+                <w:kern w:val="0"/>
+                <w:sz w:val="15"/>
+                <w:szCs w:val="15"/>
+                <w:shd w:val="clear" w:fill="FFFFFF"/>
+                <w:lang w:val="en-US" w:eastAsia="zh-CN" w:bidi="ar"/>
+              </w:rPr>
+              <w:t xml:space="preserve"> { </w:t>
+            </w:r>
+            <w:r>
+              <w:rPr>
+                <w:rFonts w:hint="default" w:ascii="Consolas" w:hAnsi="Consolas" w:eastAsia="Consolas" w:cs="Consolas"/>
+                <w:b w:val="0"/>
+                <w:bCs w:val="0"/>
+                <w:color w:val="0070C1"/>
+                <w:kern w:val="0"/>
+                <w:sz w:val="15"/>
+                <w:szCs w:val="15"/>
+                <w:shd w:val="clear" w:fill="FFFFFF"/>
+                <w:lang w:val="en-US" w:eastAsia="zh-CN" w:bidi="ar"/>
+              </w:rPr>
+              <w:t>mode</w:t>
+            </w:r>
+            <w:r>
+              <w:rPr>
+                <w:rFonts w:hint="default" w:ascii="Consolas" w:hAnsi="Consolas" w:eastAsia="Consolas" w:cs="Consolas"/>
+                <w:b w:val="0"/>
+                <w:bCs w:val="0"/>
+                <w:color w:val="000000"/>
+                <w:kern w:val="0"/>
+                <w:sz w:val="15"/>
+                <w:szCs w:val="15"/>
+                <w:shd w:val="clear" w:fill="FFFFFF"/>
+                <w:lang w:val="en-US" w:eastAsia="zh-CN" w:bidi="ar"/>
+              </w:rPr>
+              <w:t xml:space="preserve">, </w:t>
+            </w:r>
+            <w:r>
+              <w:rPr>
+                <w:rFonts w:hint="default" w:ascii="Consolas" w:hAnsi="Consolas" w:eastAsia="Consolas" w:cs="Consolas"/>
+                <w:b w:val="0"/>
+                <w:bCs w:val="0"/>
+                <w:color w:val="795E26"/>
+                <w:kern w:val="0"/>
+                <w:sz w:val="15"/>
+                <w:szCs w:val="15"/>
+                <w:shd w:val="clear" w:fill="FFFFFF"/>
+                <w:lang w:val="en-US" w:eastAsia="zh-CN" w:bidi="ar"/>
+              </w:rPr>
+              <w:t>setMode</w:t>
+            </w:r>
+            <w:r>
+              <w:rPr>
+                <w:rFonts w:hint="default" w:ascii="Consolas" w:hAnsi="Consolas" w:eastAsia="Consolas" w:cs="Consolas"/>
+                <w:b w:val="0"/>
+                <w:bCs w:val="0"/>
+                <w:color w:val="000000"/>
+                <w:kern w:val="0"/>
+                <w:sz w:val="15"/>
+                <w:szCs w:val="15"/>
+                <w:shd w:val="clear" w:fill="FFFFFF"/>
+                <w:lang w:val="en-US" w:eastAsia="zh-CN" w:bidi="ar"/>
+              </w:rPr>
+              <w:t xml:space="preserve"> } = </w:t>
+            </w:r>
+            <w:r>
+              <w:rPr>
+                <w:rFonts w:hint="default" w:ascii="Consolas" w:hAnsi="Consolas" w:eastAsia="Consolas" w:cs="Consolas"/>
+                <w:b w:val="0"/>
+                <w:bCs w:val="0"/>
+                <w:color w:val="795E26"/>
+                <w:kern w:val="0"/>
+                <w:sz w:val="15"/>
+                <w:szCs w:val="15"/>
+                <w:shd w:val="clear" w:fill="FFFFFF"/>
+                <w:lang w:val="en-US" w:eastAsia="zh-CN" w:bidi="ar"/>
+              </w:rPr>
+              <w:t>useColorScheme</w:t>
+            </w:r>
+            <w:r>
+              <w:rPr>
+                <w:rFonts w:hint="default" w:ascii="Consolas" w:hAnsi="Consolas" w:eastAsia="Consolas" w:cs="Consolas"/>
+                <w:b w:val="0"/>
+                <w:bCs w:val="0"/>
+                <w:color w:val="000000"/>
+                <w:kern w:val="0"/>
+                <w:sz w:val="15"/>
+                <w:szCs w:val="15"/>
+                <w:shd w:val="clear" w:fill="FFFFFF"/>
+                <w:lang w:val="en-US" w:eastAsia="zh-CN" w:bidi="ar"/>
+              </w:rPr>
+              <w:t>();</w:t>
+            </w:r>
+            <w:r>
+              <w:rPr>
+                <w:rFonts w:hint="default" w:ascii="Consolas" w:hAnsi="Consolas" w:eastAsia="Consolas" w:cs="Consolas"/>
+                <w:b w:val="0"/>
+                <w:bCs w:val="0"/>
+                <w:color w:val="000000"/>
+                <w:kern w:val="0"/>
+                <w:sz w:val="15"/>
+                <w:szCs w:val="15"/>
+                <w:shd w:val="clear" w:fill="FFFFFF"/>
+                <w:lang w:val="en-IN" w:eastAsia="zh-CN" w:bidi="ar"/>
+              </w:rPr>
+              <w:t xml:space="preserve"> </w:t>
+            </w:r>
+            <w:r>
+              <w:rPr>
+                <w:rFonts w:hint="default" w:ascii="Consolas" w:hAnsi="Consolas" w:eastAsia="Consolas" w:cs="Consolas"/>
+                <w:b w:val="0"/>
+                <w:bCs w:val="0"/>
+                <w:color w:val="008000"/>
+                <w:kern w:val="0"/>
+                <w:sz w:val="15"/>
+                <w:szCs w:val="15"/>
+                <w:shd w:val="clear" w:fill="FFFFFF"/>
+                <w:lang w:val="en-US" w:eastAsia="zh-CN" w:bidi="ar"/>
+              </w:rPr>
+              <w:t xml:space="preserve">// </w:t>
+            </w:r>
+            <w:r>
+              <w:rPr>
+                <w:rFonts w:hint="default" w:ascii="Consolas" w:hAnsi="Consolas" w:eastAsia="Consolas" w:cs="Consolas"/>
+                <w:b w:val="0"/>
+                <w:bCs w:val="0"/>
+                <w:color w:val="008000"/>
+                <w:kern w:val="0"/>
+                <w:sz w:val="15"/>
+                <w:szCs w:val="15"/>
+                <w:shd w:val="clear" w:fill="FFFFFF"/>
+                <w:lang w:val="en-IN" w:eastAsia="zh-CN" w:bidi="ar"/>
+              </w:rPr>
+              <w:t>this will set the theme mode</w:t>
+            </w:r>
+          </w:p>
+          <w:p>
+            <w:pPr>
+              <w:keepNext w:val="0"/>
+              <w:keepLines w:val="0"/>
+              <w:widowControl/>
+              <w:suppressLineNumbers w:val="0"/>
+              <w:shd w:val="clear" w:fill="FFFFFF"/>
+              <w:spacing w:line="240" w:lineRule="auto"/>
+              <w:jc w:val="left"/>
+              <w:rPr>
+                <w:rFonts w:hint="default" w:ascii="Consolas" w:hAnsi="Consolas" w:eastAsia="Consolas" w:cs="Consolas"/>
+                <w:b w:val="0"/>
+                <w:bCs w:val="0"/>
+                <w:color w:val="008000"/>
+                <w:kern w:val="0"/>
+                <w:sz w:val="15"/>
+                <w:szCs w:val="15"/>
+                <w:shd w:val="clear" w:fill="FFFFFF"/>
+                <w:lang w:val="en-IN" w:eastAsia="zh-CN" w:bidi="ar"/>
+              </w:rPr>
+            </w:pPr>
+          </w:p>
+          <w:p>
+            <w:pPr>
+              <w:keepNext w:val="0"/>
+              <w:keepLines w:val="0"/>
+              <w:widowControl/>
+              <w:suppressLineNumbers w:val="0"/>
+              <w:shd w:val="clear" w:fill="FFFFFF"/>
+              <w:spacing w:line="240" w:lineRule="auto"/>
+              <w:jc w:val="left"/>
+              <w:rPr>
+                <w:rFonts w:hint="default" w:ascii="Consolas" w:hAnsi="Consolas" w:eastAsia="Consolas" w:cs="Consolas"/>
+                <w:b w:val="0"/>
+                <w:bCs w:val="0"/>
+                <w:color w:val="008000"/>
+                <w:kern w:val="0"/>
+                <w:sz w:val="15"/>
+                <w:szCs w:val="15"/>
+                <w:shd w:val="clear" w:fill="FFFFFF"/>
+                <w:lang w:val="en-IN" w:eastAsia="zh-CN" w:bidi="ar"/>
+              </w:rPr>
+            </w:pPr>
+            <w:r>
+              <w:rPr>
+                <w:rFonts w:hint="default" w:ascii="Consolas" w:hAnsi="Consolas" w:eastAsia="Consolas" w:cs="Consolas"/>
+                <w:b/>
+                <w:bCs/>
+                <w:color w:val="008000"/>
+                <w:kern w:val="0"/>
+                <w:sz w:val="15"/>
+                <w:szCs w:val="15"/>
+                <w:shd w:val="clear" w:fill="FFFFFF"/>
+                <w:lang w:val="en-IN" w:eastAsia="zh-CN" w:bidi="ar"/>
+              </w:rPr>
+              <w:t xml:space="preserve">// </w:t>
+            </w:r>
+            <w:r>
+              <w:rPr>
+                <w:rFonts w:hint="default" w:ascii="Consolas" w:hAnsi="Consolas" w:eastAsia="Consolas"/>
+                <w:b/>
+                <w:bCs/>
+                <w:color w:val="008000"/>
+                <w:kern w:val="0"/>
+                <w:sz w:val="15"/>
+                <w:szCs w:val="15"/>
+                <w:shd w:val="clear" w:fill="FFFFFF"/>
+                <w:lang w:val="en-IN" w:eastAsia="zh-CN"/>
+              </w:rPr>
+              <w:t>useColorScheme()</w:t>
+            </w:r>
+            <w:r>
+              <w:rPr>
+                <w:rFonts w:hint="default" w:ascii="Consolas" w:hAnsi="Consolas" w:eastAsia="Consolas"/>
+                <w:b w:val="0"/>
+                <w:bCs w:val="0"/>
+                <w:color w:val="008000"/>
+                <w:kern w:val="0"/>
+                <w:sz w:val="15"/>
+                <w:szCs w:val="15"/>
+                <w:shd w:val="clear" w:fill="FFFFFF"/>
+                <w:lang w:val="en-IN" w:eastAsia="zh-CN"/>
+              </w:rPr>
+              <w:t xml:space="preserve"> is a hook from MUI v5+ (experimental) / v6 used to control light / dark / system mode easily.</w:t>
+            </w:r>
+          </w:p>
+          <w:p>
+            <w:pPr>
+              <w:keepNext w:val="0"/>
+              <w:keepLines w:val="0"/>
+              <w:widowControl/>
+              <w:suppressLineNumbers w:val="0"/>
+              <w:shd w:val="clear" w:fill="FFFFFF"/>
+              <w:spacing w:line="240" w:lineRule="auto"/>
+              <w:jc w:val="left"/>
+              <w:rPr>
+                <w:rFonts w:hint="default" w:ascii="Consolas" w:hAnsi="Consolas" w:eastAsia="Consolas" w:cs="Consolas"/>
+                <w:b w:val="0"/>
+                <w:bCs w:val="0"/>
+                <w:color w:val="008000"/>
+                <w:kern w:val="0"/>
+                <w:sz w:val="15"/>
+                <w:szCs w:val="15"/>
+                <w:shd w:val="clear" w:fill="FFFFFF"/>
+                <w:lang w:val="en-IN" w:eastAsia="zh-CN" w:bidi="ar"/>
+              </w:rPr>
+            </w:pPr>
+          </w:p>
+          <w:p>
+            <w:pPr>
+              <w:keepNext w:val="0"/>
+              <w:keepLines w:val="0"/>
+              <w:widowControl/>
+              <w:suppressLineNumbers w:val="0"/>
+              <w:shd w:val="clear" w:fill="FFFFFF"/>
+              <w:spacing w:line="240" w:lineRule="auto"/>
+              <w:jc w:val="left"/>
+              <w:rPr>
+                <w:rFonts w:hint="default" w:ascii="Consolas" w:hAnsi="Consolas" w:eastAsia="Consolas" w:cs="Consolas"/>
+                <w:b w:val="0"/>
+                <w:bCs w:val="0"/>
+                <w:color w:val="008000"/>
+                <w:kern w:val="0"/>
+                <w:sz w:val="15"/>
+                <w:szCs w:val="15"/>
+                <w:shd w:val="clear" w:fill="FFFFFF"/>
+                <w:lang w:val="en-IN" w:eastAsia="zh-CN" w:bidi="ar"/>
+              </w:rPr>
+            </w:pPr>
+            <w:r>
+              <w:rPr>
+                <w:rFonts w:hint="default" w:ascii="Consolas" w:hAnsi="Consolas" w:eastAsia="Consolas" w:cs="Consolas"/>
+                <w:b w:val="0"/>
+                <w:bCs w:val="0"/>
+                <w:color w:val="000000"/>
+                <w:kern w:val="0"/>
+                <w:sz w:val="15"/>
+                <w:szCs w:val="15"/>
+                <w:shd w:val="clear" w:fill="FFFFFF"/>
+                <w:lang w:val="en-US" w:eastAsia="zh-CN" w:bidi="ar"/>
+              </w:rPr>
+              <w:t xml:space="preserve">  </w:t>
+            </w:r>
+            <w:r>
+              <w:rPr>
+                <w:rFonts w:hint="default" w:ascii="Consolas" w:hAnsi="Consolas" w:eastAsia="Consolas" w:cs="Consolas"/>
+                <w:b w:val="0"/>
+                <w:bCs w:val="0"/>
+                <w:color w:val="AF00DB"/>
+                <w:kern w:val="0"/>
+                <w:sz w:val="15"/>
+                <w:szCs w:val="15"/>
+                <w:shd w:val="clear" w:fill="FFFFFF"/>
+                <w:lang w:val="en-US" w:eastAsia="zh-CN" w:bidi="ar"/>
+              </w:rPr>
+              <w:t>if</w:t>
+            </w:r>
+            <w:r>
+              <w:rPr>
+                <w:rFonts w:hint="default" w:ascii="Consolas" w:hAnsi="Consolas" w:eastAsia="Consolas" w:cs="Consolas"/>
+                <w:b w:val="0"/>
+                <w:bCs w:val="0"/>
+                <w:color w:val="000000"/>
+                <w:kern w:val="0"/>
+                <w:sz w:val="15"/>
+                <w:szCs w:val="15"/>
+                <w:shd w:val="clear" w:fill="FFFFFF"/>
+                <w:lang w:val="en-US" w:eastAsia="zh-CN" w:bidi="ar"/>
+              </w:rPr>
+              <w:t>(!</w:t>
+            </w:r>
+            <w:r>
+              <w:rPr>
+                <w:rFonts w:hint="default" w:ascii="Consolas" w:hAnsi="Consolas" w:eastAsia="Consolas" w:cs="Consolas"/>
+                <w:b w:val="0"/>
+                <w:bCs w:val="0"/>
+                <w:color w:val="0070C1"/>
+                <w:kern w:val="0"/>
+                <w:sz w:val="15"/>
+                <w:szCs w:val="15"/>
+                <w:shd w:val="clear" w:fill="FFFFFF"/>
+                <w:lang w:val="en-US" w:eastAsia="zh-CN" w:bidi="ar"/>
+              </w:rPr>
+              <w:t>mode</w:t>
+            </w:r>
+            <w:r>
+              <w:rPr>
+                <w:rFonts w:hint="default" w:ascii="Consolas" w:hAnsi="Consolas" w:eastAsia="Consolas" w:cs="Consolas"/>
+                <w:b w:val="0"/>
+                <w:bCs w:val="0"/>
+                <w:color w:val="000000"/>
+                <w:kern w:val="0"/>
+                <w:sz w:val="15"/>
+                <w:szCs w:val="15"/>
+                <w:shd w:val="clear" w:fill="FFFFFF"/>
+                <w:lang w:val="en-US" w:eastAsia="zh-CN" w:bidi="ar"/>
+              </w:rPr>
+              <w:t xml:space="preserve">) </w:t>
+            </w:r>
+            <w:r>
+              <w:rPr>
+                <w:rFonts w:hint="default" w:ascii="Consolas" w:hAnsi="Consolas" w:eastAsia="Consolas" w:cs="Consolas"/>
+                <w:b w:val="0"/>
+                <w:bCs w:val="0"/>
+                <w:color w:val="AF00DB"/>
+                <w:kern w:val="0"/>
+                <w:sz w:val="15"/>
+                <w:szCs w:val="15"/>
+                <w:shd w:val="clear" w:fill="FFFFFF"/>
+                <w:lang w:val="en-US" w:eastAsia="zh-CN" w:bidi="ar"/>
+              </w:rPr>
+              <w:t>return</w:t>
+            </w:r>
+            <w:r>
+              <w:rPr>
+                <w:rFonts w:hint="default" w:ascii="Consolas" w:hAnsi="Consolas" w:eastAsia="Consolas" w:cs="Consolas"/>
+                <w:b w:val="0"/>
+                <w:bCs w:val="0"/>
+                <w:color w:val="000000"/>
+                <w:kern w:val="0"/>
+                <w:sz w:val="15"/>
+                <w:szCs w:val="15"/>
+                <w:shd w:val="clear" w:fill="FFFFFF"/>
+                <w:lang w:val="en-US" w:eastAsia="zh-CN" w:bidi="ar"/>
+              </w:rPr>
+              <w:t xml:space="preserve"> </w:t>
+            </w:r>
+            <w:r>
+              <w:rPr>
+                <w:rFonts w:hint="default" w:ascii="Consolas" w:hAnsi="Consolas" w:eastAsia="Consolas" w:cs="Consolas"/>
+                <w:b w:val="0"/>
+                <w:bCs w:val="0"/>
+                <w:color w:val="0000FF"/>
+                <w:kern w:val="0"/>
+                <w:sz w:val="15"/>
+                <w:szCs w:val="15"/>
+                <w:shd w:val="clear" w:fill="FFFFFF"/>
+                <w:lang w:val="en-US" w:eastAsia="zh-CN" w:bidi="ar"/>
+              </w:rPr>
+              <w:t>null</w:t>
+            </w:r>
+            <w:r>
+              <w:rPr>
+                <w:rFonts w:hint="default" w:ascii="Consolas" w:hAnsi="Consolas" w:eastAsia="Consolas" w:cs="Consolas"/>
+                <w:b w:val="0"/>
+                <w:bCs w:val="0"/>
+                <w:color w:val="000000"/>
+                <w:kern w:val="0"/>
+                <w:sz w:val="15"/>
+                <w:szCs w:val="15"/>
+                <w:shd w:val="clear" w:fill="FFFFFF"/>
+                <w:lang w:val="en-US" w:eastAsia="zh-CN" w:bidi="ar"/>
+              </w:rPr>
+              <w:t>;</w:t>
+            </w:r>
+            <w:r>
+              <w:rPr>
+                <w:rFonts w:hint="default" w:ascii="Consolas" w:hAnsi="Consolas" w:eastAsia="Consolas" w:cs="Consolas"/>
+                <w:b w:val="0"/>
+                <w:bCs w:val="0"/>
+                <w:color w:val="000000"/>
+                <w:kern w:val="0"/>
+                <w:sz w:val="15"/>
+                <w:szCs w:val="15"/>
+                <w:shd w:val="clear" w:fill="FFFFFF"/>
+                <w:lang w:val="en-IN" w:eastAsia="zh-CN" w:bidi="ar"/>
+              </w:rPr>
+              <w:t xml:space="preserve"> </w:t>
+            </w:r>
+            <w:r>
+              <w:rPr>
+                <w:rFonts w:hint="default" w:ascii="Consolas" w:hAnsi="Consolas" w:eastAsia="Consolas" w:cs="Consolas"/>
+                <w:b w:val="0"/>
+                <w:bCs w:val="0"/>
+                <w:color w:val="008000"/>
+                <w:kern w:val="0"/>
+                <w:sz w:val="15"/>
+                <w:szCs w:val="15"/>
+                <w:shd w:val="clear" w:fill="FFFFFF"/>
+                <w:lang w:val="en-US" w:eastAsia="zh-CN" w:bidi="ar"/>
+              </w:rPr>
+              <w:t xml:space="preserve">// </w:t>
+            </w:r>
+            <w:r>
+              <w:rPr>
+                <w:rFonts w:hint="default" w:ascii="Consolas" w:hAnsi="Consolas" w:eastAsia="Consolas" w:cs="Consolas"/>
+                <w:b w:val="0"/>
+                <w:bCs w:val="0"/>
+                <w:color w:val="008000"/>
+                <w:kern w:val="0"/>
+                <w:sz w:val="15"/>
+                <w:szCs w:val="15"/>
+                <w:shd w:val="clear" w:fill="FFFFFF"/>
+                <w:lang w:val="en-IN" w:eastAsia="zh-CN" w:bidi="ar"/>
+              </w:rPr>
+              <w:t>this will check the default theme mode. If not selected anything then it will return null. So the system radio will default selected</w:t>
+            </w:r>
+          </w:p>
+          <w:p>
+            <w:pPr>
+              <w:keepNext w:val="0"/>
+              <w:keepLines w:val="0"/>
+              <w:widowControl/>
+              <w:suppressLineNumbers w:val="0"/>
+              <w:spacing w:line="240" w:lineRule="auto"/>
+              <w:jc w:val="left"/>
+              <w:rPr>
+                <w:sz w:val="15"/>
+                <w:szCs w:val="15"/>
+              </w:rPr>
+            </w:pPr>
+          </w:p>
+          <w:p>
+            <w:pPr>
+              <w:keepNext w:val="0"/>
+              <w:keepLines w:val="0"/>
+              <w:widowControl/>
+              <w:suppressLineNumbers w:val="0"/>
+              <w:shd w:val="clear" w:fill="FFFFFF"/>
+              <w:spacing w:line="240" w:lineRule="auto"/>
+              <w:jc w:val="left"/>
+              <w:rPr>
+                <w:rFonts w:hint="default" w:ascii="Consolas" w:hAnsi="Consolas" w:eastAsia="Consolas" w:cs="Consolas"/>
+                <w:b w:val="0"/>
+                <w:bCs w:val="0"/>
+                <w:color w:val="000000"/>
+                <w:sz w:val="15"/>
+                <w:szCs w:val="15"/>
+              </w:rPr>
+            </w:pPr>
+            <w:r>
+              <w:rPr>
+                <w:rFonts w:hint="default" w:ascii="Consolas" w:hAnsi="Consolas" w:eastAsia="Consolas" w:cs="Consolas"/>
+                <w:b w:val="0"/>
+                <w:bCs w:val="0"/>
+                <w:color w:val="000000"/>
+                <w:kern w:val="0"/>
+                <w:sz w:val="15"/>
+                <w:szCs w:val="15"/>
+                <w:shd w:val="clear" w:fill="FFFFFF"/>
+                <w:lang w:val="en-US" w:eastAsia="zh-CN" w:bidi="ar"/>
+              </w:rPr>
+              <w:t xml:space="preserve">  </w:t>
+            </w:r>
+            <w:r>
+              <w:rPr>
+                <w:rFonts w:hint="default" w:ascii="Consolas" w:hAnsi="Consolas" w:eastAsia="Consolas" w:cs="Consolas"/>
+                <w:b w:val="0"/>
+                <w:bCs w:val="0"/>
+                <w:color w:val="AF00DB"/>
+                <w:kern w:val="0"/>
+                <w:sz w:val="15"/>
+                <w:szCs w:val="15"/>
+                <w:shd w:val="clear" w:fill="FFFFFF"/>
+                <w:lang w:val="en-US" w:eastAsia="zh-CN" w:bidi="ar"/>
+              </w:rPr>
+              <w:t>return</w:t>
+            </w:r>
+            <w:r>
+              <w:rPr>
+                <w:rFonts w:hint="default" w:ascii="Consolas" w:hAnsi="Consolas" w:eastAsia="Consolas" w:cs="Consolas"/>
+                <w:b w:val="0"/>
+                <w:bCs w:val="0"/>
+                <w:color w:val="000000"/>
+                <w:kern w:val="0"/>
+                <w:sz w:val="15"/>
+                <w:szCs w:val="15"/>
+                <w:shd w:val="clear" w:fill="FFFFFF"/>
+                <w:lang w:val="en-US" w:eastAsia="zh-CN" w:bidi="ar"/>
+              </w:rPr>
+              <w:t xml:space="preserve"> (</w:t>
+            </w:r>
+          </w:p>
+          <w:p>
+            <w:pPr>
+              <w:keepNext w:val="0"/>
+              <w:keepLines w:val="0"/>
+              <w:widowControl/>
+              <w:suppressLineNumbers w:val="0"/>
+              <w:shd w:val="clear" w:fill="FFFFFF"/>
+              <w:spacing w:line="240" w:lineRule="auto"/>
+              <w:jc w:val="left"/>
+              <w:rPr>
+                <w:rFonts w:hint="default" w:ascii="Consolas" w:hAnsi="Consolas" w:eastAsia="Consolas" w:cs="Consolas"/>
+                <w:b w:val="0"/>
+                <w:bCs w:val="0"/>
+                <w:color w:val="000000"/>
+                <w:sz w:val="15"/>
+                <w:szCs w:val="15"/>
+              </w:rPr>
+            </w:pPr>
+            <w:r>
+              <w:rPr>
+                <w:rFonts w:hint="default" w:ascii="Consolas" w:hAnsi="Consolas" w:eastAsia="Consolas" w:cs="Consolas"/>
+                <w:b w:val="0"/>
+                <w:bCs w:val="0"/>
+                <w:color w:val="000000"/>
+                <w:kern w:val="0"/>
+                <w:sz w:val="15"/>
+                <w:szCs w:val="15"/>
+                <w:shd w:val="clear" w:fill="FFFFFF"/>
+                <w:lang w:val="en-US" w:eastAsia="zh-CN" w:bidi="ar"/>
+              </w:rPr>
+              <w:t xml:space="preserve">    </w:t>
+            </w:r>
+            <w:r>
+              <w:rPr>
+                <w:rFonts w:hint="default" w:ascii="Consolas" w:hAnsi="Consolas" w:eastAsia="Consolas" w:cs="Consolas"/>
+                <w:b w:val="0"/>
+                <w:bCs w:val="0"/>
+                <w:color w:val="800000"/>
+                <w:kern w:val="0"/>
+                <w:sz w:val="15"/>
+                <w:szCs w:val="15"/>
+                <w:shd w:val="clear" w:fill="FFFFFF"/>
+                <w:lang w:val="en-US" w:eastAsia="zh-CN" w:bidi="ar"/>
+              </w:rPr>
+              <w:t>&lt;</w:t>
+            </w:r>
+            <w:r>
+              <w:rPr>
+                <w:rFonts w:hint="default" w:ascii="Consolas" w:hAnsi="Consolas" w:eastAsia="Consolas" w:cs="Consolas"/>
+                <w:b w:val="0"/>
+                <w:bCs w:val="0"/>
+                <w:color w:val="267F99"/>
+                <w:kern w:val="0"/>
+                <w:sz w:val="15"/>
+                <w:szCs w:val="15"/>
+                <w:shd w:val="clear" w:fill="FFFFFF"/>
+                <w:lang w:val="en-US" w:eastAsia="zh-CN" w:bidi="ar"/>
+              </w:rPr>
+              <w:t>RadioGroup</w:t>
+            </w:r>
+            <w:r>
+              <w:rPr>
+                <w:rFonts w:hint="default" w:ascii="Consolas" w:hAnsi="Consolas" w:eastAsia="Consolas" w:cs="Consolas"/>
+                <w:b w:val="0"/>
+                <w:bCs w:val="0"/>
+                <w:color w:val="000000"/>
+                <w:kern w:val="0"/>
+                <w:sz w:val="15"/>
+                <w:szCs w:val="15"/>
+                <w:shd w:val="clear" w:fill="FFFFFF"/>
+                <w:lang w:val="en-US" w:eastAsia="zh-CN" w:bidi="ar"/>
+              </w:rPr>
+              <w:t xml:space="preserve"> </w:t>
+            </w:r>
+            <w:r>
+              <w:rPr>
+                <w:rFonts w:hint="default" w:ascii="Consolas" w:hAnsi="Consolas" w:eastAsia="Consolas" w:cs="Consolas"/>
+                <w:b w:val="0"/>
+                <w:bCs w:val="0"/>
+                <w:color w:val="E50000"/>
+                <w:kern w:val="0"/>
+                <w:sz w:val="15"/>
+                <w:szCs w:val="15"/>
+                <w:shd w:val="clear" w:fill="FFFFFF"/>
+                <w:lang w:val="en-US" w:eastAsia="zh-CN" w:bidi="ar"/>
+              </w:rPr>
+              <w:t>value</w:t>
+            </w:r>
+            <w:r>
+              <w:rPr>
+                <w:rFonts w:hint="default" w:ascii="Consolas" w:hAnsi="Consolas" w:eastAsia="Consolas" w:cs="Consolas"/>
+                <w:b w:val="0"/>
+                <w:bCs w:val="0"/>
+                <w:color w:val="000000"/>
+                <w:kern w:val="0"/>
+                <w:sz w:val="15"/>
+                <w:szCs w:val="15"/>
+                <w:shd w:val="clear" w:fill="FFFFFF"/>
+                <w:lang w:val="en-US" w:eastAsia="zh-CN" w:bidi="ar"/>
+              </w:rPr>
+              <w:t>=</w:t>
+            </w:r>
+            <w:r>
+              <w:rPr>
+                <w:rFonts w:hint="default" w:ascii="Consolas" w:hAnsi="Consolas" w:eastAsia="Consolas" w:cs="Consolas"/>
+                <w:b w:val="0"/>
+                <w:bCs w:val="0"/>
+                <w:color w:val="0000FF"/>
+                <w:kern w:val="0"/>
+                <w:sz w:val="15"/>
+                <w:szCs w:val="15"/>
+                <w:shd w:val="clear" w:fill="FFFFFF"/>
+                <w:lang w:val="en-US" w:eastAsia="zh-CN" w:bidi="ar"/>
+              </w:rPr>
+              <w:t>{</w:t>
+            </w:r>
+            <w:r>
+              <w:rPr>
+                <w:rFonts w:hint="default" w:ascii="Consolas" w:hAnsi="Consolas" w:eastAsia="Consolas" w:cs="Consolas"/>
+                <w:b w:val="0"/>
+                <w:bCs w:val="0"/>
+                <w:color w:val="0070C1"/>
+                <w:kern w:val="0"/>
+                <w:sz w:val="15"/>
+                <w:szCs w:val="15"/>
+                <w:shd w:val="clear" w:fill="FFFFFF"/>
+                <w:lang w:val="en-US" w:eastAsia="zh-CN" w:bidi="ar"/>
+              </w:rPr>
+              <w:t>mode</w:t>
+            </w:r>
+            <w:r>
+              <w:rPr>
+                <w:rFonts w:hint="default" w:ascii="Consolas" w:hAnsi="Consolas" w:eastAsia="Consolas" w:cs="Consolas"/>
+                <w:b w:val="0"/>
+                <w:bCs w:val="0"/>
+                <w:color w:val="0000FF"/>
+                <w:kern w:val="0"/>
+                <w:sz w:val="15"/>
+                <w:szCs w:val="15"/>
+                <w:shd w:val="clear" w:fill="FFFFFF"/>
+                <w:lang w:val="en-US" w:eastAsia="zh-CN" w:bidi="ar"/>
+              </w:rPr>
+              <w:t>}</w:t>
+            </w:r>
+            <w:r>
+              <w:rPr>
+                <w:rFonts w:hint="default" w:ascii="Consolas" w:hAnsi="Consolas" w:eastAsia="Consolas" w:cs="Consolas"/>
+                <w:b w:val="0"/>
+                <w:bCs w:val="0"/>
+                <w:color w:val="000000"/>
+                <w:kern w:val="0"/>
+                <w:sz w:val="15"/>
+                <w:szCs w:val="15"/>
+                <w:shd w:val="clear" w:fill="FFFFFF"/>
+                <w:lang w:val="en-US" w:eastAsia="zh-CN" w:bidi="ar"/>
+              </w:rPr>
+              <w:t xml:space="preserve"> </w:t>
+            </w:r>
+            <w:r>
+              <w:rPr>
+                <w:rFonts w:hint="default" w:ascii="Consolas" w:hAnsi="Consolas" w:eastAsia="Consolas" w:cs="Consolas"/>
+                <w:b w:val="0"/>
+                <w:bCs w:val="0"/>
+                <w:color w:val="E50000"/>
+                <w:kern w:val="0"/>
+                <w:sz w:val="15"/>
+                <w:szCs w:val="15"/>
+                <w:shd w:val="clear" w:fill="FFFFFF"/>
+                <w:lang w:val="en-US" w:eastAsia="zh-CN" w:bidi="ar"/>
+              </w:rPr>
+              <w:t>onChange</w:t>
+            </w:r>
+            <w:r>
+              <w:rPr>
+                <w:rFonts w:hint="default" w:ascii="Consolas" w:hAnsi="Consolas" w:eastAsia="Consolas" w:cs="Consolas"/>
+                <w:b w:val="0"/>
+                <w:bCs w:val="0"/>
+                <w:color w:val="000000"/>
+                <w:kern w:val="0"/>
+                <w:sz w:val="15"/>
+                <w:szCs w:val="15"/>
+                <w:shd w:val="clear" w:fill="FFFFFF"/>
+                <w:lang w:val="en-US" w:eastAsia="zh-CN" w:bidi="ar"/>
+              </w:rPr>
+              <w:t>=</w:t>
+            </w:r>
+            <w:r>
+              <w:rPr>
+                <w:rFonts w:hint="default" w:ascii="Consolas" w:hAnsi="Consolas" w:eastAsia="Consolas" w:cs="Consolas"/>
+                <w:b w:val="0"/>
+                <w:bCs w:val="0"/>
+                <w:color w:val="0000FF"/>
+                <w:kern w:val="0"/>
+                <w:sz w:val="15"/>
+                <w:szCs w:val="15"/>
+                <w:shd w:val="clear" w:fill="FFFFFF"/>
+                <w:lang w:val="en-US" w:eastAsia="zh-CN" w:bidi="ar"/>
+              </w:rPr>
+              <w:t>{</w:t>
+            </w:r>
+            <w:r>
+              <w:rPr>
+                <w:rFonts w:hint="default" w:ascii="Consolas" w:hAnsi="Consolas" w:eastAsia="Consolas" w:cs="Consolas"/>
+                <w:b w:val="0"/>
+                <w:bCs w:val="0"/>
+                <w:color w:val="000000"/>
+                <w:kern w:val="0"/>
+                <w:sz w:val="15"/>
+                <w:szCs w:val="15"/>
+                <w:shd w:val="clear" w:fill="FFFFFF"/>
+                <w:lang w:val="en-US" w:eastAsia="zh-CN" w:bidi="ar"/>
+              </w:rPr>
+              <w:t>(</w:t>
+            </w:r>
+            <w:r>
+              <w:rPr>
+                <w:rFonts w:hint="default" w:ascii="Consolas" w:hAnsi="Consolas" w:eastAsia="Consolas" w:cs="Consolas"/>
+                <w:b w:val="0"/>
+                <w:bCs w:val="0"/>
+                <w:color w:val="001080"/>
+                <w:kern w:val="0"/>
+                <w:sz w:val="15"/>
+                <w:szCs w:val="15"/>
+                <w:shd w:val="clear" w:fill="FFFFFF"/>
+                <w:lang w:val="en-US" w:eastAsia="zh-CN" w:bidi="ar"/>
+              </w:rPr>
+              <w:t>e</w:t>
+            </w:r>
+            <w:r>
+              <w:rPr>
+                <w:rFonts w:hint="default" w:ascii="Consolas" w:hAnsi="Consolas" w:eastAsia="Consolas" w:cs="Consolas"/>
+                <w:b w:val="0"/>
+                <w:bCs w:val="0"/>
+                <w:color w:val="000000"/>
+                <w:kern w:val="0"/>
+                <w:sz w:val="15"/>
+                <w:szCs w:val="15"/>
+                <w:shd w:val="clear" w:fill="FFFFFF"/>
+                <w:lang w:val="en-US" w:eastAsia="zh-CN" w:bidi="ar"/>
+              </w:rPr>
+              <w:t xml:space="preserve">) </w:t>
+            </w:r>
+            <w:r>
+              <w:rPr>
+                <w:rFonts w:hint="default" w:ascii="Consolas" w:hAnsi="Consolas" w:eastAsia="Consolas" w:cs="Consolas"/>
+                <w:b w:val="0"/>
+                <w:bCs w:val="0"/>
+                <w:color w:val="0000FF"/>
+                <w:kern w:val="0"/>
+                <w:sz w:val="15"/>
+                <w:szCs w:val="15"/>
+                <w:shd w:val="clear" w:fill="FFFFFF"/>
+                <w:lang w:val="en-US" w:eastAsia="zh-CN" w:bidi="ar"/>
+              </w:rPr>
+              <w:t>=&gt;</w:t>
+            </w:r>
+            <w:r>
+              <w:rPr>
+                <w:rFonts w:hint="default" w:ascii="Consolas" w:hAnsi="Consolas" w:eastAsia="Consolas" w:cs="Consolas"/>
+                <w:b w:val="0"/>
+                <w:bCs w:val="0"/>
+                <w:color w:val="000000"/>
+                <w:kern w:val="0"/>
+                <w:sz w:val="15"/>
+                <w:szCs w:val="15"/>
+                <w:shd w:val="clear" w:fill="FFFFFF"/>
+                <w:lang w:val="en-US" w:eastAsia="zh-CN" w:bidi="ar"/>
+              </w:rPr>
+              <w:t xml:space="preserve"> </w:t>
+            </w:r>
+            <w:r>
+              <w:rPr>
+                <w:rFonts w:hint="default" w:ascii="Consolas" w:hAnsi="Consolas" w:eastAsia="Consolas" w:cs="Consolas"/>
+                <w:b w:val="0"/>
+                <w:bCs w:val="0"/>
+                <w:color w:val="795E26"/>
+                <w:kern w:val="0"/>
+                <w:sz w:val="15"/>
+                <w:szCs w:val="15"/>
+                <w:shd w:val="clear" w:fill="FFFFFF"/>
+                <w:lang w:val="en-US" w:eastAsia="zh-CN" w:bidi="ar"/>
+              </w:rPr>
+              <w:t>setMode</w:t>
+            </w:r>
+            <w:r>
+              <w:rPr>
+                <w:rFonts w:hint="default" w:ascii="Consolas" w:hAnsi="Consolas" w:eastAsia="Consolas" w:cs="Consolas"/>
+                <w:b w:val="0"/>
+                <w:bCs w:val="0"/>
+                <w:color w:val="000000"/>
+                <w:kern w:val="0"/>
+                <w:sz w:val="15"/>
+                <w:szCs w:val="15"/>
+                <w:shd w:val="clear" w:fill="FFFFFF"/>
+                <w:lang w:val="en-US" w:eastAsia="zh-CN" w:bidi="ar"/>
+              </w:rPr>
+              <w:t>(</w:t>
+            </w:r>
+            <w:r>
+              <w:rPr>
+                <w:rFonts w:hint="default" w:ascii="Consolas" w:hAnsi="Consolas" w:eastAsia="Consolas" w:cs="Consolas"/>
+                <w:b w:val="0"/>
+                <w:bCs w:val="0"/>
+                <w:color w:val="001080"/>
+                <w:kern w:val="0"/>
+                <w:sz w:val="15"/>
+                <w:szCs w:val="15"/>
+                <w:shd w:val="clear" w:fill="FFFFFF"/>
+                <w:lang w:val="en-US" w:eastAsia="zh-CN" w:bidi="ar"/>
+              </w:rPr>
+              <w:t>e</w:t>
+            </w:r>
+            <w:r>
+              <w:rPr>
+                <w:rFonts w:hint="default" w:ascii="Consolas" w:hAnsi="Consolas" w:eastAsia="Consolas" w:cs="Consolas"/>
+                <w:b w:val="0"/>
+                <w:bCs w:val="0"/>
+                <w:color w:val="000000"/>
+                <w:kern w:val="0"/>
+                <w:sz w:val="15"/>
+                <w:szCs w:val="15"/>
+                <w:shd w:val="clear" w:fill="FFFFFF"/>
+                <w:lang w:val="en-US" w:eastAsia="zh-CN" w:bidi="ar"/>
+              </w:rPr>
+              <w:t>.</w:t>
+            </w:r>
+            <w:r>
+              <w:rPr>
+                <w:rFonts w:hint="default" w:ascii="Consolas" w:hAnsi="Consolas" w:eastAsia="Consolas" w:cs="Consolas"/>
+                <w:b w:val="0"/>
+                <w:bCs w:val="0"/>
+                <w:color w:val="001080"/>
+                <w:kern w:val="0"/>
+                <w:sz w:val="15"/>
+                <w:szCs w:val="15"/>
+                <w:shd w:val="clear" w:fill="FFFFFF"/>
+                <w:lang w:val="en-US" w:eastAsia="zh-CN" w:bidi="ar"/>
+              </w:rPr>
+              <w:t>target</w:t>
+            </w:r>
+            <w:r>
+              <w:rPr>
+                <w:rFonts w:hint="default" w:ascii="Consolas" w:hAnsi="Consolas" w:eastAsia="Consolas" w:cs="Consolas"/>
+                <w:b w:val="0"/>
+                <w:bCs w:val="0"/>
+                <w:color w:val="000000"/>
+                <w:kern w:val="0"/>
+                <w:sz w:val="15"/>
+                <w:szCs w:val="15"/>
+                <w:shd w:val="clear" w:fill="FFFFFF"/>
+                <w:lang w:val="en-US" w:eastAsia="zh-CN" w:bidi="ar"/>
+              </w:rPr>
+              <w:t>.</w:t>
+            </w:r>
+            <w:r>
+              <w:rPr>
+                <w:rFonts w:hint="default" w:ascii="Consolas" w:hAnsi="Consolas" w:eastAsia="Consolas" w:cs="Consolas"/>
+                <w:b w:val="0"/>
+                <w:bCs w:val="0"/>
+                <w:color w:val="001080"/>
+                <w:kern w:val="0"/>
+                <w:sz w:val="15"/>
+                <w:szCs w:val="15"/>
+                <w:shd w:val="clear" w:fill="FFFFFF"/>
+                <w:lang w:val="en-US" w:eastAsia="zh-CN" w:bidi="ar"/>
+              </w:rPr>
+              <w:t>value</w:t>
+            </w:r>
+            <w:r>
+              <w:rPr>
+                <w:rFonts w:hint="default" w:ascii="Consolas" w:hAnsi="Consolas" w:eastAsia="Consolas" w:cs="Consolas"/>
+                <w:b w:val="0"/>
+                <w:bCs w:val="0"/>
+                <w:color w:val="000000"/>
+                <w:kern w:val="0"/>
+                <w:sz w:val="15"/>
+                <w:szCs w:val="15"/>
+                <w:shd w:val="clear" w:fill="FFFFFF"/>
+                <w:lang w:val="en-US" w:eastAsia="zh-CN" w:bidi="ar"/>
+              </w:rPr>
+              <w:t xml:space="preserve"> </w:t>
+            </w:r>
+            <w:r>
+              <w:rPr>
+                <w:rFonts w:hint="default" w:ascii="Consolas" w:hAnsi="Consolas" w:eastAsia="Consolas" w:cs="Consolas"/>
+                <w:b w:val="0"/>
+                <w:bCs w:val="0"/>
+                <w:color w:val="AF00DB"/>
+                <w:kern w:val="0"/>
+                <w:sz w:val="15"/>
+                <w:szCs w:val="15"/>
+                <w:shd w:val="clear" w:fill="FFFFFF"/>
+                <w:lang w:val="en-US" w:eastAsia="zh-CN" w:bidi="ar"/>
+              </w:rPr>
+              <w:t>as</w:t>
+            </w:r>
+            <w:r>
+              <w:rPr>
+                <w:rFonts w:hint="default" w:ascii="Consolas" w:hAnsi="Consolas" w:eastAsia="Consolas" w:cs="Consolas"/>
+                <w:b w:val="0"/>
+                <w:bCs w:val="0"/>
+                <w:color w:val="000000"/>
+                <w:kern w:val="0"/>
+                <w:sz w:val="15"/>
+                <w:szCs w:val="15"/>
+                <w:shd w:val="clear" w:fill="FFFFFF"/>
+                <w:lang w:val="en-US" w:eastAsia="zh-CN" w:bidi="ar"/>
+              </w:rPr>
+              <w:t xml:space="preserve"> </w:t>
+            </w:r>
+            <w:r>
+              <w:rPr>
+                <w:rFonts w:hint="default" w:ascii="Consolas" w:hAnsi="Consolas" w:eastAsia="Consolas" w:cs="Consolas"/>
+                <w:b w:val="0"/>
+                <w:bCs w:val="0"/>
+                <w:color w:val="A31515"/>
+                <w:kern w:val="0"/>
+                <w:sz w:val="15"/>
+                <w:szCs w:val="15"/>
+                <w:shd w:val="clear" w:fill="FFFFFF"/>
+                <w:lang w:val="en-US" w:eastAsia="zh-CN" w:bidi="ar"/>
+              </w:rPr>
+              <w:t>'light'</w:t>
+            </w:r>
+            <w:r>
+              <w:rPr>
+                <w:rFonts w:hint="default" w:ascii="Consolas" w:hAnsi="Consolas" w:eastAsia="Consolas" w:cs="Consolas"/>
+                <w:b w:val="0"/>
+                <w:bCs w:val="0"/>
+                <w:color w:val="000000"/>
+                <w:kern w:val="0"/>
+                <w:sz w:val="15"/>
+                <w:szCs w:val="15"/>
+                <w:shd w:val="clear" w:fill="FFFFFF"/>
+                <w:lang w:val="en-US" w:eastAsia="zh-CN" w:bidi="ar"/>
+              </w:rPr>
+              <w:t xml:space="preserve"> | </w:t>
+            </w:r>
+            <w:r>
+              <w:rPr>
+                <w:rFonts w:hint="default" w:ascii="Consolas" w:hAnsi="Consolas" w:eastAsia="Consolas" w:cs="Consolas"/>
+                <w:b w:val="0"/>
+                <w:bCs w:val="0"/>
+                <w:color w:val="A31515"/>
+                <w:kern w:val="0"/>
+                <w:sz w:val="15"/>
+                <w:szCs w:val="15"/>
+                <w:shd w:val="clear" w:fill="FFFFFF"/>
+                <w:lang w:val="en-US" w:eastAsia="zh-CN" w:bidi="ar"/>
+              </w:rPr>
+              <w:t>'dark'</w:t>
+            </w:r>
+            <w:r>
+              <w:rPr>
+                <w:rFonts w:hint="default" w:ascii="Consolas" w:hAnsi="Consolas" w:eastAsia="Consolas" w:cs="Consolas"/>
+                <w:b w:val="0"/>
+                <w:bCs w:val="0"/>
+                <w:color w:val="000000"/>
+                <w:kern w:val="0"/>
+                <w:sz w:val="15"/>
+                <w:szCs w:val="15"/>
+                <w:shd w:val="clear" w:fill="FFFFFF"/>
+                <w:lang w:val="en-US" w:eastAsia="zh-CN" w:bidi="ar"/>
+              </w:rPr>
+              <w:t xml:space="preserve"> | </w:t>
+            </w:r>
+            <w:r>
+              <w:rPr>
+                <w:rFonts w:hint="default" w:ascii="Consolas" w:hAnsi="Consolas" w:eastAsia="Consolas" w:cs="Consolas"/>
+                <w:b w:val="0"/>
+                <w:bCs w:val="0"/>
+                <w:color w:val="A31515"/>
+                <w:kern w:val="0"/>
+                <w:sz w:val="15"/>
+                <w:szCs w:val="15"/>
+                <w:shd w:val="clear" w:fill="FFFFFF"/>
+                <w:lang w:val="en-US" w:eastAsia="zh-CN" w:bidi="ar"/>
+              </w:rPr>
+              <w:t>'system'</w:t>
+            </w:r>
+            <w:r>
+              <w:rPr>
+                <w:rFonts w:hint="default" w:ascii="Consolas" w:hAnsi="Consolas" w:eastAsia="Consolas" w:cs="Consolas"/>
+                <w:b w:val="0"/>
+                <w:bCs w:val="0"/>
+                <w:color w:val="000000"/>
+                <w:kern w:val="0"/>
+                <w:sz w:val="15"/>
+                <w:szCs w:val="15"/>
+                <w:shd w:val="clear" w:fill="FFFFFF"/>
+                <w:lang w:val="en-US" w:eastAsia="zh-CN" w:bidi="ar"/>
+              </w:rPr>
+              <w:t>)</w:t>
+            </w:r>
+            <w:r>
+              <w:rPr>
+                <w:rFonts w:hint="default" w:ascii="Consolas" w:hAnsi="Consolas" w:eastAsia="Consolas" w:cs="Consolas"/>
+                <w:b w:val="0"/>
+                <w:bCs w:val="0"/>
+                <w:color w:val="0000FF"/>
+                <w:kern w:val="0"/>
+                <w:sz w:val="15"/>
+                <w:szCs w:val="15"/>
+                <w:shd w:val="clear" w:fill="FFFFFF"/>
+                <w:lang w:val="en-US" w:eastAsia="zh-CN" w:bidi="ar"/>
+              </w:rPr>
+              <w:t>}</w:t>
+            </w:r>
+            <w:r>
+              <w:rPr>
+                <w:rFonts w:hint="default" w:ascii="Consolas" w:hAnsi="Consolas" w:eastAsia="Consolas" w:cs="Consolas"/>
+                <w:b w:val="0"/>
+                <w:bCs w:val="0"/>
+                <w:color w:val="800000"/>
+                <w:kern w:val="0"/>
+                <w:sz w:val="15"/>
+                <w:szCs w:val="15"/>
+                <w:shd w:val="clear" w:fill="FFFFFF"/>
+                <w:lang w:val="en-US" w:eastAsia="zh-CN" w:bidi="ar"/>
+              </w:rPr>
+              <w:t>&gt;</w:t>
+            </w:r>
+          </w:p>
+          <w:p>
+            <w:pPr>
+              <w:keepNext w:val="0"/>
+              <w:keepLines w:val="0"/>
+              <w:widowControl/>
+              <w:suppressLineNumbers w:val="0"/>
+              <w:shd w:val="clear" w:fill="FFFFFF"/>
+              <w:spacing w:line="240" w:lineRule="auto"/>
+              <w:jc w:val="left"/>
+              <w:rPr>
+                <w:rFonts w:hint="default" w:ascii="Consolas" w:hAnsi="Consolas" w:eastAsia="Consolas" w:cs="Consolas"/>
+                <w:b w:val="0"/>
+                <w:bCs w:val="0"/>
+                <w:color w:val="000000"/>
+                <w:sz w:val="15"/>
+                <w:szCs w:val="15"/>
+              </w:rPr>
+            </w:pPr>
+            <w:r>
+              <w:rPr>
+                <w:rFonts w:hint="default" w:ascii="Consolas" w:hAnsi="Consolas" w:eastAsia="Consolas" w:cs="Consolas"/>
+                <w:b w:val="0"/>
+                <w:bCs w:val="0"/>
+                <w:color w:val="000000"/>
+                <w:kern w:val="0"/>
+                <w:sz w:val="15"/>
+                <w:szCs w:val="15"/>
+                <w:shd w:val="clear" w:fill="FFFFFF"/>
+                <w:lang w:val="en-US" w:eastAsia="zh-CN" w:bidi="ar"/>
+              </w:rPr>
+              <w:t xml:space="preserve">      </w:t>
+            </w:r>
+            <w:r>
+              <w:rPr>
+                <w:rFonts w:hint="default" w:ascii="Consolas" w:hAnsi="Consolas" w:eastAsia="Consolas" w:cs="Consolas"/>
+                <w:b w:val="0"/>
+                <w:bCs w:val="0"/>
+                <w:color w:val="800000"/>
+                <w:kern w:val="0"/>
+                <w:sz w:val="15"/>
+                <w:szCs w:val="15"/>
+                <w:shd w:val="clear" w:fill="FFFFFF"/>
+                <w:lang w:val="en-US" w:eastAsia="zh-CN" w:bidi="ar"/>
+              </w:rPr>
+              <w:t>&lt;</w:t>
+            </w:r>
+            <w:r>
+              <w:rPr>
+                <w:rFonts w:hint="default" w:ascii="Consolas" w:hAnsi="Consolas" w:eastAsia="Consolas" w:cs="Consolas"/>
+                <w:b w:val="0"/>
+                <w:bCs w:val="0"/>
+                <w:color w:val="267F99"/>
+                <w:kern w:val="0"/>
+                <w:sz w:val="15"/>
+                <w:szCs w:val="15"/>
+                <w:shd w:val="clear" w:fill="FFFFFF"/>
+                <w:lang w:val="en-US" w:eastAsia="zh-CN" w:bidi="ar"/>
+              </w:rPr>
+              <w:t>FormControlLabel</w:t>
+            </w:r>
+            <w:r>
+              <w:rPr>
+                <w:rFonts w:hint="default" w:ascii="Consolas" w:hAnsi="Consolas" w:eastAsia="Consolas" w:cs="Consolas"/>
+                <w:b w:val="0"/>
+                <w:bCs w:val="0"/>
+                <w:color w:val="000000"/>
+                <w:kern w:val="0"/>
+                <w:sz w:val="15"/>
+                <w:szCs w:val="15"/>
+                <w:shd w:val="clear" w:fill="FFFFFF"/>
+                <w:lang w:val="en-US" w:eastAsia="zh-CN" w:bidi="ar"/>
+              </w:rPr>
+              <w:t xml:space="preserve"> </w:t>
+            </w:r>
+            <w:r>
+              <w:rPr>
+                <w:rFonts w:hint="default" w:ascii="Consolas" w:hAnsi="Consolas" w:eastAsia="Consolas" w:cs="Consolas"/>
+                <w:b w:val="0"/>
+                <w:bCs w:val="0"/>
+                <w:color w:val="E50000"/>
+                <w:kern w:val="0"/>
+                <w:sz w:val="15"/>
+                <w:szCs w:val="15"/>
+                <w:shd w:val="clear" w:fill="FFFFFF"/>
+                <w:lang w:val="en-US" w:eastAsia="zh-CN" w:bidi="ar"/>
+              </w:rPr>
+              <w:t>control</w:t>
+            </w:r>
+            <w:r>
+              <w:rPr>
+                <w:rFonts w:hint="default" w:ascii="Consolas" w:hAnsi="Consolas" w:eastAsia="Consolas" w:cs="Consolas"/>
+                <w:b w:val="0"/>
+                <w:bCs w:val="0"/>
+                <w:color w:val="000000"/>
+                <w:kern w:val="0"/>
+                <w:sz w:val="15"/>
+                <w:szCs w:val="15"/>
+                <w:shd w:val="clear" w:fill="FFFFFF"/>
+                <w:lang w:val="en-US" w:eastAsia="zh-CN" w:bidi="ar"/>
+              </w:rPr>
+              <w:t>=</w:t>
+            </w:r>
+            <w:r>
+              <w:rPr>
+                <w:rFonts w:hint="default" w:ascii="Consolas" w:hAnsi="Consolas" w:eastAsia="Consolas" w:cs="Consolas"/>
+                <w:b w:val="0"/>
+                <w:bCs w:val="0"/>
+                <w:color w:val="0000FF"/>
+                <w:kern w:val="0"/>
+                <w:sz w:val="15"/>
+                <w:szCs w:val="15"/>
+                <w:shd w:val="clear" w:fill="FFFFFF"/>
+                <w:lang w:val="en-US" w:eastAsia="zh-CN" w:bidi="ar"/>
+              </w:rPr>
+              <w:t>{</w:t>
+            </w:r>
+            <w:r>
+              <w:rPr>
+                <w:rFonts w:hint="default" w:ascii="Consolas" w:hAnsi="Consolas" w:eastAsia="Consolas" w:cs="Consolas"/>
+                <w:b w:val="0"/>
+                <w:bCs w:val="0"/>
+                <w:color w:val="800000"/>
+                <w:kern w:val="0"/>
+                <w:sz w:val="15"/>
+                <w:szCs w:val="15"/>
+                <w:shd w:val="clear" w:fill="FFFFFF"/>
+                <w:lang w:val="en-US" w:eastAsia="zh-CN" w:bidi="ar"/>
+              </w:rPr>
+              <w:t>&lt;</w:t>
+            </w:r>
+            <w:r>
+              <w:rPr>
+                <w:rFonts w:hint="default" w:ascii="Consolas" w:hAnsi="Consolas" w:eastAsia="Consolas" w:cs="Consolas"/>
+                <w:b w:val="0"/>
+                <w:bCs w:val="0"/>
+                <w:color w:val="267F99"/>
+                <w:kern w:val="0"/>
+                <w:sz w:val="15"/>
+                <w:szCs w:val="15"/>
+                <w:shd w:val="clear" w:fill="FFFFFF"/>
+                <w:lang w:val="en-US" w:eastAsia="zh-CN" w:bidi="ar"/>
+              </w:rPr>
+              <w:t>Radio</w:t>
+            </w:r>
+            <w:r>
+              <w:rPr>
+                <w:rFonts w:hint="default" w:ascii="Consolas" w:hAnsi="Consolas" w:eastAsia="Consolas" w:cs="Consolas"/>
+                <w:b w:val="0"/>
+                <w:bCs w:val="0"/>
+                <w:color w:val="000000"/>
+                <w:kern w:val="0"/>
+                <w:sz w:val="15"/>
+                <w:szCs w:val="15"/>
+                <w:shd w:val="clear" w:fill="FFFFFF"/>
+                <w:lang w:val="en-US" w:eastAsia="zh-CN" w:bidi="ar"/>
+              </w:rPr>
+              <w:t xml:space="preserve"> </w:t>
+            </w:r>
+            <w:r>
+              <w:rPr>
+                <w:rFonts w:hint="default" w:ascii="Consolas" w:hAnsi="Consolas" w:eastAsia="Consolas" w:cs="Consolas"/>
+                <w:b w:val="0"/>
+                <w:bCs w:val="0"/>
+                <w:color w:val="800000"/>
+                <w:kern w:val="0"/>
+                <w:sz w:val="15"/>
+                <w:szCs w:val="15"/>
+                <w:shd w:val="clear" w:fill="FFFFFF"/>
+                <w:lang w:val="en-US" w:eastAsia="zh-CN" w:bidi="ar"/>
+              </w:rPr>
+              <w:t>/&gt;</w:t>
+            </w:r>
+            <w:r>
+              <w:rPr>
+                <w:rFonts w:hint="default" w:ascii="Consolas" w:hAnsi="Consolas" w:eastAsia="Consolas" w:cs="Consolas"/>
+                <w:b w:val="0"/>
+                <w:bCs w:val="0"/>
+                <w:color w:val="0000FF"/>
+                <w:kern w:val="0"/>
+                <w:sz w:val="15"/>
+                <w:szCs w:val="15"/>
+                <w:shd w:val="clear" w:fill="FFFFFF"/>
+                <w:lang w:val="en-US" w:eastAsia="zh-CN" w:bidi="ar"/>
+              </w:rPr>
+              <w:t>}</w:t>
+            </w:r>
+            <w:r>
+              <w:rPr>
+                <w:rFonts w:hint="default" w:ascii="Consolas" w:hAnsi="Consolas" w:eastAsia="Consolas" w:cs="Consolas"/>
+                <w:b w:val="0"/>
+                <w:bCs w:val="0"/>
+                <w:color w:val="000000"/>
+                <w:kern w:val="0"/>
+                <w:sz w:val="15"/>
+                <w:szCs w:val="15"/>
+                <w:shd w:val="clear" w:fill="FFFFFF"/>
+                <w:lang w:val="en-US" w:eastAsia="zh-CN" w:bidi="ar"/>
+              </w:rPr>
+              <w:t xml:space="preserve"> </w:t>
+            </w:r>
+            <w:r>
+              <w:rPr>
+                <w:rFonts w:hint="default" w:ascii="Consolas" w:hAnsi="Consolas" w:eastAsia="Consolas" w:cs="Consolas"/>
+                <w:b w:val="0"/>
+                <w:bCs w:val="0"/>
+                <w:color w:val="E50000"/>
+                <w:kern w:val="0"/>
+                <w:sz w:val="15"/>
+                <w:szCs w:val="15"/>
+                <w:shd w:val="clear" w:fill="FFFFFF"/>
+                <w:lang w:val="en-US" w:eastAsia="zh-CN" w:bidi="ar"/>
+              </w:rPr>
+              <w:t>label</w:t>
+            </w:r>
+            <w:r>
+              <w:rPr>
+                <w:rFonts w:hint="default" w:ascii="Consolas" w:hAnsi="Consolas" w:eastAsia="Consolas" w:cs="Consolas"/>
+                <w:b w:val="0"/>
+                <w:bCs w:val="0"/>
+                <w:color w:val="000000"/>
+                <w:kern w:val="0"/>
+                <w:sz w:val="15"/>
+                <w:szCs w:val="15"/>
+                <w:shd w:val="clear" w:fill="FFFFFF"/>
+                <w:lang w:val="en-US" w:eastAsia="zh-CN" w:bidi="ar"/>
+              </w:rPr>
+              <w:t>=</w:t>
+            </w:r>
+            <w:r>
+              <w:rPr>
+                <w:rFonts w:hint="default" w:ascii="Consolas" w:hAnsi="Consolas" w:eastAsia="Consolas" w:cs="Consolas"/>
+                <w:b w:val="0"/>
+                <w:bCs w:val="0"/>
+                <w:color w:val="A31515"/>
+                <w:kern w:val="0"/>
+                <w:sz w:val="15"/>
+                <w:szCs w:val="15"/>
+                <w:shd w:val="clear" w:fill="FFFFFF"/>
+                <w:lang w:val="en-US" w:eastAsia="zh-CN" w:bidi="ar"/>
+              </w:rPr>
+              <w:t>"Light"</w:t>
+            </w:r>
+            <w:r>
+              <w:rPr>
+                <w:rFonts w:hint="default" w:ascii="Consolas" w:hAnsi="Consolas" w:eastAsia="Consolas" w:cs="Consolas"/>
+                <w:b w:val="0"/>
+                <w:bCs w:val="0"/>
+                <w:color w:val="000000"/>
+                <w:kern w:val="0"/>
+                <w:sz w:val="15"/>
+                <w:szCs w:val="15"/>
+                <w:shd w:val="clear" w:fill="FFFFFF"/>
+                <w:lang w:val="en-US" w:eastAsia="zh-CN" w:bidi="ar"/>
+              </w:rPr>
+              <w:t xml:space="preserve"> </w:t>
+            </w:r>
+            <w:r>
+              <w:rPr>
+                <w:rFonts w:hint="default" w:ascii="Consolas" w:hAnsi="Consolas" w:eastAsia="Consolas" w:cs="Consolas"/>
+                <w:b w:val="0"/>
+                <w:bCs w:val="0"/>
+                <w:color w:val="E50000"/>
+                <w:kern w:val="0"/>
+                <w:sz w:val="15"/>
+                <w:szCs w:val="15"/>
+                <w:shd w:val="clear" w:fill="FFFFFF"/>
+                <w:lang w:val="en-US" w:eastAsia="zh-CN" w:bidi="ar"/>
+              </w:rPr>
+              <w:t>value</w:t>
+            </w:r>
+            <w:r>
+              <w:rPr>
+                <w:rFonts w:hint="default" w:ascii="Consolas" w:hAnsi="Consolas" w:eastAsia="Consolas" w:cs="Consolas"/>
+                <w:b w:val="0"/>
+                <w:bCs w:val="0"/>
+                <w:color w:val="000000"/>
+                <w:kern w:val="0"/>
+                <w:sz w:val="15"/>
+                <w:szCs w:val="15"/>
+                <w:shd w:val="clear" w:fill="FFFFFF"/>
+                <w:lang w:val="en-US" w:eastAsia="zh-CN" w:bidi="ar"/>
+              </w:rPr>
+              <w:t>=</w:t>
+            </w:r>
+            <w:r>
+              <w:rPr>
+                <w:rFonts w:hint="default" w:ascii="Consolas" w:hAnsi="Consolas" w:eastAsia="Consolas" w:cs="Consolas"/>
+                <w:b w:val="0"/>
+                <w:bCs w:val="0"/>
+                <w:color w:val="A31515"/>
+                <w:kern w:val="0"/>
+                <w:sz w:val="15"/>
+                <w:szCs w:val="15"/>
+                <w:shd w:val="clear" w:fill="FFFFFF"/>
+                <w:lang w:val="en-US" w:eastAsia="zh-CN" w:bidi="ar"/>
+              </w:rPr>
+              <w:t>"light"</w:t>
+            </w:r>
+            <w:r>
+              <w:rPr>
+                <w:rFonts w:hint="default" w:ascii="Consolas" w:hAnsi="Consolas" w:eastAsia="Consolas" w:cs="Consolas"/>
+                <w:b w:val="0"/>
+                <w:bCs w:val="0"/>
+                <w:color w:val="000000"/>
+                <w:kern w:val="0"/>
+                <w:sz w:val="15"/>
+                <w:szCs w:val="15"/>
+                <w:shd w:val="clear" w:fill="FFFFFF"/>
+                <w:lang w:val="en-US" w:eastAsia="zh-CN" w:bidi="ar"/>
+              </w:rPr>
+              <w:t xml:space="preserve"> </w:t>
+            </w:r>
+            <w:r>
+              <w:rPr>
+                <w:rFonts w:hint="default" w:ascii="Consolas" w:hAnsi="Consolas" w:eastAsia="Consolas" w:cs="Consolas"/>
+                <w:b w:val="0"/>
+                <w:bCs w:val="0"/>
+                <w:color w:val="800000"/>
+                <w:kern w:val="0"/>
+                <w:sz w:val="15"/>
+                <w:szCs w:val="15"/>
+                <w:shd w:val="clear" w:fill="FFFFFF"/>
+                <w:lang w:val="en-US" w:eastAsia="zh-CN" w:bidi="ar"/>
+              </w:rPr>
+              <w:t>/&gt;</w:t>
+            </w:r>
+          </w:p>
+          <w:p>
+            <w:pPr>
+              <w:keepNext w:val="0"/>
+              <w:keepLines w:val="0"/>
+              <w:widowControl/>
+              <w:suppressLineNumbers w:val="0"/>
+              <w:shd w:val="clear" w:fill="FFFFFF"/>
+              <w:spacing w:line="240" w:lineRule="auto"/>
+              <w:jc w:val="left"/>
+              <w:rPr>
+                <w:rFonts w:hint="default" w:ascii="Consolas" w:hAnsi="Consolas" w:eastAsia="Consolas" w:cs="Consolas"/>
+                <w:b w:val="0"/>
+                <w:bCs w:val="0"/>
+                <w:color w:val="000000"/>
+                <w:sz w:val="15"/>
+                <w:szCs w:val="15"/>
+              </w:rPr>
+            </w:pPr>
+            <w:r>
+              <w:rPr>
+                <w:rFonts w:hint="default" w:ascii="Consolas" w:hAnsi="Consolas" w:eastAsia="Consolas" w:cs="Consolas"/>
+                <w:b w:val="0"/>
+                <w:bCs w:val="0"/>
+                <w:color w:val="000000"/>
+                <w:kern w:val="0"/>
+                <w:sz w:val="15"/>
+                <w:szCs w:val="15"/>
+                <w:shd w:val="clear" w:fill="FFFFFF"/>
+                <w:lang w:val="en-US" w:eastAsia="zh-CN" w:bidi="ar"/>
+              </w:rPr>
+              <w:t xml:space="preserve">      </w:t>
+            </w:r>
+            <w:r>
+              <w:rPr>
+                <w:rFonts w:hint="default" w:ascii="Consolas" w:hAnsi="Consolas" w:eastAsia="Consolas" w:cs="Consolas"/>
+                <w:b w:val="0"/>
+                <w:bCs w:val="0"/>
+                <w:color w:val="800000"/>
+                <w:kern w:val="0"/>
+                <w:sz w:val="15"/>
+                <w:szCs w:val="15"/>
+                <w:shd w:val="clear" w:fill="FFFFFF"/>
+                <w:lang w:val="en-US" w:eastAsia="zh-CN" w:bidi="ar"/>
+              </w:rPr>
+              <w:t>&lt;</w:t>
+            </w:r>
+            <w:r>
+              <w:rPr>
+                <w:rFonts w:hint="default" w:ascii="Consolas" w:hAnsi="Consolas" w:eastAsia="Consolas" w:cs="Consolas"/>
+                <w:b w:val="0"/>
+                <w:bCs w:val="0"/>
+                <w:color w:val="267F99"/>
+                <w:kern w:val="0"/>
+                <w:sz w:val="15"/>
+                <w:szCs w:val="15"/>
+                <w:shd w:val="clear" w:fill="FFFFFF"/>
+                <w:lang w:val="en-US" w:eastAsia="zh-CN" w:bidi="ar"/>
+              </w:rPr>
+              <w:t>FormControlLabel</w:t>
+            </w:r>
+            <w:r>
+              <w:rPr>
+                <w:rFonts w:hint="default" w:ascii="Consolas" w:hAnsi="Consolas" w:eastAsia="Consolas" w:cs="Consolas"/>
+                <w:b w:val="0"/>
+                <w:bCs w:val="0"/>
+                <w:color w:val="000000"/>
+                <w:kern w:val="0"/>
+                <w:sz w:val="15"/>
+                <w:szCs w:val="15"/>
+                <w:shd w:val="clear" w:fill="FFFFFF"/>
+                <w:lang w:val="en-US" w:eastAsia="zh-CN" w:bidi="ar"/>
+              </w:rPr>
+              <w:t xml:space="preserve"> </w:t>
+            </w:r>
+            <w:r>
+              <w:rPr>
+                <w:rFonts w:hint="default" w:ascii="Consolas" w:hAnsi="Consolas" w:eastAsia="Consolas" w:cs="Consolas"/>
+                <w:b w:val="0"/>
+                <w:bCs w:val="0"/>
+                <w:color w:val="E50000"/>
+                <w:kern w:val="0"/>
+                <w:sz w:val="15"/>
+                <w:szCs w:val="15"/>
+                <w:shd w:val="clear" w:fill="FFFFFF"/>
+                <w:lang w:val="en-US" w:eastAsia="zh-CN" w:bidi="ar"/>
+              </w:rPr>
+              <w:t>control</w:t>
+            </w:r>
+            <w:r>
+              <w:rPr>
+                <w:rFonts w:hint="default" w:ascii="Consolas" w:hAnsi="Consolas" w:eastAsia="Consolas" w:cs="Consolas"/>
+                <w:b w:val="0"/>
+                <w:bCs w:val="0"/>
+                <w:color w:val="000000"/>
+                <w:kern w:val="0"/>
+                <w:sz w:val="15"/>
+                <w:szCs w:val="15"/>
+                <w:shd w:val="clear" w:fill="FFFFFF"/>
+                <w:lang w:val="en-US" w:eastAsia="zh-CN" w:bidi="ar"/>
+              </w:rPr>
+              <w:t>=</w:t>
+            </w:r>
+            <w:r>
+              <w:rPr>
+                <w:rFonts w:hint="default" w:ascii="Consolas" w:hAnsi="Consolas" w:eastAsia="Consolas" w:cs="Consolas"/>
+                <w:b w:val="0"/>
+                <w:bCs w:val="0"/>
+                <w:color w:val="0000FF"/>
+                <w:kern w:val="0"/>
+                <w:sz w:val="15"/>
+                <w:szCs w:val="15"/>
+                <w:shd w:val="clear" w:fill="FFFFFF"/>
+                <w:lang w:val="en-US" w:eastAsia="zh-CN" w:bidi="ar"/>
+              </w:rPr>
+              <w:t>{</w:t>
+            </w:r>
+            <w:r>
+              <w:rPr>
+                <w:rFonts w:hint="default" w:ascii="Consolas" w:hAnsi="Consolas" w:eastAsia="Consolas" w:cs="Consolas"/>
+                <w:b w:val="0"/>
+                <w:bCs w:val="0"/>
+                <w:color w:val="800000"/>
+                <w:kern w:val="0"/>
+                <w:sz w:val="15"/>
+                <w:szCs w:val="15"/>
+                <w:shd w:val="clear" w:fill="FFFFFF"/>
+                <w:lang w:val="en-US" w:eastAsia="zh-CN" w:bidi="ar"/>
+              </w:rPr>
+              <w:t>&lt;</w:t>
+            </w:r>
+            <w:r>
+              <w:rPr>
+                <w:rFonts w:hint="default" w:ascii="Consolas" w:hAnsi="Consolas" w:eastAsia="Consolas" w:cs="Consolas"/>
+                <w:b w:val="0"/>
+                <w:bCs w:val="0"/>
+                <w:color w:val="267F99"/>
+                <w:kern w:val="0"/>
+                <w:sz w:val="15"/>
+                <w:szCs w:val="15"/>
+                <w:shd w:val="clear" w:fill="FFFFFF"/>
+                <w:lang w:val="en-US" w:eastAsia="zh-CN" w:bidi="ar"/>
+              </w:rPr>
+              <w:t>Radio</w:t>
+            </w:r>
+            <w:r>
+              <w:rPr>
+                <w:rFonts w:hint="default" w:ascii="Consolas" w:hAnsi="Consolas" w:eastAsia="Consolas" w:cs="Consolas"/>
+                <w:b w:val="0"/>
+                <w:bCs w:val="0"/>
+                <w:color w:val="000000"/>
+                <w:kern w:val="0"/>
+                <w:sz w:val="15"/>
+                <w:szCs w:val="15"/>
+                <w:shd w:val="clear" w:fill="FFFFFF"/>
+                <w:lang w:val="en-US" w:eastAsia="zh-CN" w:bidi="ar"/>
+              </w:rPr>
+              <w:t xml:space="preserve"> </w:t>
+            </w:r>
+            <w:r>
+              <w:rPr>
+                <w:rFonts w:hint="default" w:ascii="Consolas" w:hAnsi="Consolas" w:eastAsia="Consolas" w:cs="Consolas"/>
+                <w:b w:val="0"/>
+                <w:bCs w:val="0"/>
+                <w:color w:val="800000"/>
+                <w:kern w:val="0"/>
+                <w:sz w:val="15"/>
+                <w:szCs w:val="15"/>
+                <w:shd w:val="clear" w:fill="FFFFFF"/>
+                <w:lang w:val="en-US" w:eastAsia="zh-CN" w:bidi="ar"/>
+              </w:rPr>
+              <w:t>/&gt;</w:t>
+            </w:r>
+            <w:r>
+              <w:rPr>
+                <w:rFonts w:hint="default" w:ascii="Consolas" w:hAnsi="Consolas" w:eastAsia="Consolas" w:cs="Consolas"/>
+                <w:b w:val="0"/>
+                <w:bCs w:val="0"/>
+                <w:color w:val="0000FF"/>
+                <w:kern w:val="0"/>
+                <w:sz w:val="15"/>
+                <w:szCs w:val="15"/>
+                <w:shd w:val="clear" w:fill="FFFFFF"/>
+                <w:lang w:val="en-US" w:eastAsia="zh-CN" w:bidi="ar"/>
+              </w:rPr>
+              <w:t>}</w:t>
+            </w:r>
+            <w:r>
+              <w:rPr>
+                <w:rFonts w:hint="default" w:ascii="Consolas" w:hAnsi="Consolas" w:eastAsia="Consolas" w:cs="Consolas"/>
+                <w:b w:val="0"/>
+                <w:bCs w:val="0"/>
+                <w:color w:val="000000"/>
+                <w:kern w:val="0"/>
+                <w:sz w:val="15"/>
+                <w:szCs w:val="15"/>
+                <w:shd w:val="clear" w:fill="FFFFFF"/>
+                <w:lang w:val="en-US" w:eastAsia="zh-CN" w:bidi="ar"/>
+              </w:rPr>
+              <w:t xml:space="preserve"> </w:t>
+            </w:r>
+            <w:r>
+              <w:rPr>
+                <w:rFonts w:hint="default" w:ascii="Consolas" w:hAnsi="Consolas" w:eastAsia="Consolas" w:cs="Consolas"/>
+                <w:b w:val="0"/>
+                <w:bCs w:val="0"/>
+                <w:color w:val="E50000"/>
+                <w:kern w:val="0"/>
+                <w:sz w:val="15"/>
+                <w:szCs w:val="15"/>
+                <w:shd w:val="clear" w:fill="FFFFFF"/>
+                <w:lang w:val="en-US" w:eastAsia="zh-CN" w:bidi="ar"/>
+              </w:rPr>
+              <w:t>label</w:t>
+            </w:r>
+            <w:r>
+              <w:rPr>
+                <w:rFonts w:hint="default" w:ascii="Consolas" w:hAnsi="Consolas" w:eastAsia="Consolas" w:cs="Consolas"/>
+                <w:b w:val="0"/>
+                <w:bCs w:val="0"/>
+                <w:color w:val="000000"/>
+                <w:kern w:val="0"/>
+                <w:sz w:val="15"/>
+                <w:szCs w:val="15"/>
+                <w:shd w:val="clear" w:fill="FFFFFF"/>
+                <w:lang w:val="en-US" w:eastAsia="zh-CN" w:bidi="ar"/>
+              </w:rPr>
+              <w:t>=</w:t>
+            </w:r>
+            <w:r>
+              <w:rPr>
+                <w:rFonts w:hint="default" w:ascii="Consolas" w:hAnsi="Consolas" w:eastAsia="Consolas" w:cs="Consolas"/>
+                <w:b w:val="0"/>
+                <w:bCs w:val="0"/>
+                <w:color w:val="A31515"/>
+                <w:kern w:val="0"/>
+                <w:sz w:val="15"/>
+                <w:szCs w:val="15"/>
+                <w:shd w:val="clear" w:fill="FFFFFF"/>
+                <w:lang w:val="en-US" w:eastAsia="zh-CN" w:bidi="ar"/>
+              </w:rPr>
+              <w:t>"Dark"</w:t>
+            </w:r>
+            <w:r>
+              <w:rPr>
+                <w:rFonts w:hint="default" w:ascii="Consolas" w:hAnsi="Consolas" w:eastAsia="Consolas" w:cs="Consolas"/>
+                <w:b w:val="0"/>
+                <w:bCs w:val="0"/>
+                <w:color w:val="000000"/>
+                <w:kern w:val="0"/>
+                <w:sz w:val="15"/>
+                <w:szCs w:val="15"/>
+                <w:shd w:val="clear" w:fill="FFFFFF"/>
+                <w:lang w:val="en-US" w:eastAsia="zh-CN" w:bidi="ar"/>
+              </w:rPr>
+              <w:t xml:space="preserve"> </w:t>
+            </w:r>
+            <w:r>
+              <w:rPr>
+                <w:rFonts w:hint="default" w:ascii="Consolas" w:hAnsi="Consolas" w:eastAsia="Consolas" w:cs="Consolas"/>
+                <w:b w:val="0"/>
+                <w:bCs w:val="0"/>
+                <w:color w:val="E50000"/>
+                <w:kern w:val="0"/>
+                <w:sz w:val="15"/>
+                <w:szCs w:val="15"/>
+                <w:shd w:val="clear" w:fill="FFFFFF"/>
+                <w:lang w:val="en-US" w:eastAsia="zh-CN" w:bidi="ar"/>
+              </w:rPr>
+              <w:t>value</w:t>
+            </w:r>
+            <w:r>
+              <w:rPr>
+                <w:rFonts w:hint="default" w:ascii="Consolas" w:hAnsi="Consolas" w:eastAsia="Consolas" w:cs="Consolas"/>
+                <w:b w:val="0"/>
+                <w:bCs w:val="0"/>
+                <w:color w:val="000000"/>
+                <w:kern w:val="0"/>
+                <w:sz w:val="15"/>
+                <w:szCs w:val="15"/>
+                <w:shd w:val="clear" w:fill="FFFFFF"/>
+                <w:lang w:val="en-US" w:eastAsia="zh-CN" w:bidi="ar"/>
+              </w:rPr>
+              <w:t>=</w:t>
+            </w:r>
+            <w:r>
+              <w:rPr>
+                <w:rFonts w:hint="default" w:ascii="Consolas" w:hAnsi="Consolas" w:eastAsia="Consolas" w:cs="Consolas"/>
+                <w:b w:val="0"/>
+                <w:bCs w:val="0"/>
+                <w:color w:val="A31515"/>
+                <w:kern w:val="0"/>
+                <w:sz w:val="15"/>
+                <w:szCs w:val="15"/>
+                <w:shd w:val="clear" w:fill="FFFFFF"/>
+                <w:lang w:val="en-US" w:eastAsia="zh-CN" w:bidi="ar"/>
+              </w:rPr>
+              <w:t>"dark"</w:t>
+            </w:r>
+            <w:r>
+              <w:rPr>
+                <w:rFonts w:hint="default" w:ascii="Consolas" w:hAnsi="Consolas" w:eastAsia="Consolas" w:cs="Consolas"/>
+                <w:b w:val="0"/>
+                <w:bCs w:val="0"/>
+                <w:color w:val="000000"/>
+                <w:kern w:val="0"/>
+                <w:sz w:val="15"/>
+                <w:szCs w:val="15"/>
+                <w:shd w:val="clear" w:fill="FFFFFF"/>
+                <w:lang w:val="en-US" w:eastAsia="zh-CN" w:bidi="ar"/>
+              </w:rPr>
+              <w:t xml:space="preserve"> </w:t>
+            </w:r>
+            <w:r>
+              <w:rPr>
+                <w:rFonts w:hint="default" w:ascii="Consolas" w:hAnsi="Consolas" w:eastAsia="Consolas" w:cs="Consolas"/>
+                <w:b w:val="0"/>
+                <w:bCs w:val="0"/>
+                <w:color w:val="800000"/>
+                <w:kern w:val="0"/>
+                <w:sz w:val="15"/>
+                <w:szCs w:val="15"/>
+                <w:shd w:val="clear" w:fill="FFFFFF"/>
+                <w:lang w:val="en-US" w:eastAsia="zh-CN" w:bidi="ar"/>
+              </w:rPr>
+              <w:t>/&gt;</w:t>
+            </w:r>
+          </w:p>
+          <w:p>
+            <w:pPr>
+              <w:keepNext w:val="0"/>
+              <w:keepLines w:val="0"/>
+              <w:widowControl/>
+              <w:suppressLineNumbers w:val="0"/>
+              <w:shd w:val="clear" w:fill="FFFFFF"/>
+              <w:spacing w:line="240" w:lineRule="auto"/>
+              <w:jc w:val="left"/>
+              <w:rPr>
+                <w:rFonts w:hint="default" w:ascii="Consolas" w:hAnsi="Consolas" w:eastAsia="Consolas" w:cs="Consolas"/>
+                <w:b w:val="0"/>
+                <w:bCs w:val="0"/>
+                <w:color w:val="000000"/>
+                <w:sz w:val="15"/>
+                <w:szCs w:val="15"/>
+              </w:rPr>
+            </w:pPr>
+            <w:r>
+              <w:rPr>
+                <w:rFonts w:hint="default" w:ascii="Consolas" w:hAnsi="Consolas" w:eastAsia="Consolas" w:cs="Consolas"/>
+                <w:b w:val="0"/>
+                <w:bCs w:val="0"/>
+                <w:color w:val="000000"/>
+                <w:kern w:val="0"/>
+                <w:sz w:val="15"/>
+                <w:szCs w:val="15"/>
+                <w:shd w:val="clear" w:fill="FFFFFF"/>
+                <w:lang w:val="en-US" w:eastAsia="zh-CN" w:bidi="ar"/>
+              </w:rPr>
+              <w:t xml:space="preserve">      </w:t>
+            </w:r>
+            <w:r>
+              <w:rPr>
+                <w:rFonts w:hint="default" w:ascii="Consolas" w:hAnsi="Consolas" w:eastAsia="Consolas" w:cs="Consolas"/>
+                <w:b w:val="0"/>
+                <w:bCs w:val="0"/>
+                <w:color w:val="800000"/>
+                <w:kern w:val="0"/>
+                <w:sz w:val="15"/>
+                <w:szCs w:val="15"/>
+                <w:shd w:val="clear" w:fill="FFFFFF"/>
+                <w:lang w:val="en-US" w:eastAsia="zh-CN" w:bidi="ar"/>
+              </w:rPr>
+              <w:t>&lt;</w:t>
+            </w:r>
+            <w:r>
+              <w:rPr>
+                <w:rFonts w:hint="default" w:ascii="Consolas" w:hAnsi="Consolas" w:eastAsia="Consolas" w:cs="Consolas"/>
+                <w:b w:val="0"/>
+                <w:bCs w:val="0"/>
+                <w:color w:val="267F99"/>
+                <w:kern w:val="0"/>
+                <w:sz w:val="15"/>
+                <w:szCs w:val="15"/>
+                <w:shd w:val="clear" w:fill="FFFFFF"/>
+                <w:lang w:val="en-US" w:eastAsia="zh-CN" w:bidi="ar"/>
+              </w:rPr>
+              <w:t>FormControlLabel</w:t>
+            </w:r>
+            <w:r>
+              <w:rPr>
+                <w:rFonts w:hint="default" w:ascii="Consolas" w:hAnsi="Consolas" w:eastAsia="Consolas" w:cs="Consolas"/>
+                <w:b w:val="0"/>
+                <w:bCs w:val="0"/>
+                <w:color w:val="000000"/>
+                <w:kern w:val="0"/>
+                <w:sz w:val="15"/>
+                <w:szCs w:val="15"/>
+                <w:shd w:val="clear" w:fill="FFFFFF"/>
+                <w:lang w:val="en-US" w:eastAsia="zh-CN" w:bidi="ar"/>
+              </w:rPr>
+              <w:t xml:space="preserve"> </w:t>
+            </w:r>
+            <w:r>
+              <w:rPr>
+                <w:rFonts w:hint="default" w:ascii="Consolas" w:hAnsi="Consolas" w:eastAsia="Consolas" w:cs="Consolas"/>
+                <w:b w:val="0"/>
+                <w:bCs w:val="0"/>
+                <w:color w:val="E50000"/>
+                <w:kern w:val="0"/>
+                <w:sz w:val="15"/>
+                <w:szCs w:val="15"/>
+                <w:shd w:val="clear" w:fill="FFFFFF"/>
+                <w:lang w:val="en-US" w:eastAsia="zh-CN" w:bidi="ar"/>
+              </w:rPr>
+              <w:t>control</w:t>
+            </w:r>
+            <w:r>
+              <w:rPr>
+                <w:rFonts w:hint="default" w:ascii="Consolas" w:hAnsi="Consolas" w:eastAsia="Consolas" w:cs="Consolas"/>
+                <w:b w:val="0"/>
+                <w:bCs w:val="0"/>
+                <w:color w:val="000000"/>
+                <w:kern w:val="0"/>
+                <w:sz w:val="15"/>
+                <w:szCs w:val="15"/>
+                <w:shd w:val="clear" w:fill="FFFFFF"/>
+                <w:lang w:val="en-US" w:eastAsia="zh-CN" w:bidi="ar"/>
+              </w:rPr>
+              <w:t>=</w:t>
+            </w:r>
+            <w:r>
+              <w:rPr>
+                <w:rFonts w:hint="default" w:ascii="Consolas" w:hAnsi="Consolas" w:eastAsia="Consolas" w:cs="Consolas"/>
+                <w:b w:val="0"/>
+                <w:bCs w:val="0"/>
+                <w:color w:val="0000FF"/>
+                <w:kern w:val="0"/>
+                <w:sz w:val="15"/>
+                <w:szCs w:val="15"/>
+                <w:shd w:val="clear" w:fill="FFFFFF"/>
+                <w:lang w:val="en-US" w:eastAsia="zh-CN" w:bidi="ar"/>
+              </w:rPr>
+              <w:t>{</w:t>
+            </w:r>
+            <w:r>
+              <w:rPr>
+                <w:rFonts w:hint="default" w:ascii="Consolas" w:hAnsi="Consolas" w:eastAsia="Consolas" w:cs="Consolas"/>
+                <w:b w:val="0"/>
+                <w:bCs w:val="0"/>
+                <w:color w:val="800000"/>
+                <w:kern w:val="0"/>
+                <w:sz w:val="15"/>
+                <w:szCs w:val="15"/>
+                <w:shd w:val="clear" w:fill="FFFFFF"/>
+                <w:lang w:val="en-US" w:eastAsia="zh-CN" w:bidi="ar"/>
+              </w:rPr>
+              <w:t>&lt;</w:t>
+            </w:r>
+            <w:r>
+              <w:rPr>
+                <w:rFonts w:hint="default" w:ascii="Consolas" w:hAnsi="Consolas" w:eastAsia="Consolas" w:cs="Consolas"/>
+                <w:b w:val="0"/>
+                <w:bCs w:val="0"/>
+                <w:color w:val="267F99"/>
+                <w:kern w:val="0"/>
+                <w:sz w:val="15"/>
+                <w:szCs w:val="15"/>
+                <w:shd w:val="clear" w:fill="FFFFFF"/>
+                <w:lang w:val="en-US" w:eastAsia="zh-CN" w:bidi="ar"/>
+              </w:rPr>
+              <w:t>Radio</w:t>
+            </w:r>
+            <w:r>
+              <w:rPr>
+                <w:rFonts w:hint="default" w:ascii="Consolas" w:hAnsi="Consolas" w:eastAsia="Consolas" w:cs="Consolas"/>
+                <w:b w:val="0"/>
+                <w:bCs w:val="0"/>
+                <w:color w:val="000000"/>
+                <w:kern w:val="0"/>
+                <w:sz w:val="15"/>
+                <w:szCs w:val="15"/>
+                <w:shd w:val="clear" w:fill="FFFFFF"/>
+                <w:lang w:val="en-US" w:eastAsia="zh-CN" w:bidi="ar"/>
+              </w:rPr>
+              <w:t xml:space="preserve"> </w:t>
+            </w:r>
+            <w:r>
+              <w:rPr>
+                <w:rFonts w:hint="default" w:ascii="Consolas" w:hAnsi="Consolas" w:eastAsia="Consolas" w:cs="Consolas"/>
+                <w:b w:val="0"/>
+                <w:bCs w:val="0"/>
+                <w:color w:val="800000"/>
+                <w:kern w:val="0"/>
+                <w:sz w:val="15"/>
+                <w:szCs w:val="15"/>
+                <w:shd w:val="clear" w:fill="FFFFFF"/>
+                <w:lang w:val="en-US" w:eastAsia="zh-CN" w:bidi="ar"/>
+              </w:rPr>
+              <w:t>/&gt;</w:t>
+            </w:r>
+            <w:r>
+              <w:rPr>
+                <w:rFonts w:hint="default" w:ascii="Consolas" w:hAnsi="Consolas" w:eastAsia="Consolas" w:cs="Consolas"/>
+                <w:b w:val="0"/>
+                <w:bCs w:val="0"/>
+                <w:color w:val="0000FF"/>
+                <w:kern w:val="0"/>
+                <w:sz w:val="15"/>
+                <w:szCs w:val="15"/>
+                <w:shd w:val="clear" w:fill="FFFFFF"/>
+                <w:lang w:val="en-US" w:eastAsia="zh-CN" w:bidi="ar"/>
+              </w:rPr>
+              <w:t>}</w:t>
+            </w:r>
+            <w:r>
+              <w:rPr>
+                <w:rFonts w:hint="default" w:ascii="Consolas" w:hAnsi="Consolas" w:eastAsia="Consolas" w:cs="Consolas"/>
+                <w:b w:val="0"/>
+                <w:bCs w:val="0"/>
+                <w:color w:val="000000"/>
+                <w:kern w:val="0"/>
+                <w:sz w:val="15"/>
+                <w:szCs w:val="15"/>
+                <w:shd w:val="clear" w:fill="FFFFFF"/>
+                <w:lang w:val="en-US" w:eastAsia="zh-CN" w:bidi="ar"/>
+              </w:rPr>
+              <w:t xml:space="preserve"> </w:t>
+            </w:r>
+            <w:r>
+              <w:rPr>
+                <w:rFonts w:hint="default" w:ascii="Consolas" w:hAnsi="Consolas" w:eastAsia="Consolas" w:cs="Consolas"/>
+                <w:b w:val="0"/>
+                <w:bCs w:val="0"/>
+                <w:color w:val="E50000"/>
+                <w:kern w:val="0"/>
+                <w:sz w:val="15"/>
+                <w:szCs w:val="15"/>
+                <w:shd w:val="clear" w:fill="FFFFFF"/>
+                <w:lang w:val="en-US" w:eastAsia="zh-CN" w:bidi="ar"/>
+              </w:rPr>
+              <w:t>label</w:t>
+            </w:r>
+            <w:r>
+              <w:rPr>
+                <w:rFonts w:hint="default" w:ascii="Consolas" w:hAnsi="Consolas" w:eastAsia="Consolas" w:cs="Consolas"/>
+                <w:b w:val="0"/>
+                <w:bCs w:val="0"/>
+                <w:color w:val="000000"/>
+                <w:kern w:val="0"/>
+                <w:sz w:val="15"/>
+                <w:szCs w:val="15"/>
+                <w:shd w:val="clear" w:fill="FFFFFF"/>
+                <w:lang w:val="en-US" w:eastAsia="zh-CN" w:bidi="ar"/>
+              </w:rPr>
+              <w:t>=</w:t>
+            </w:r>
+            <w:r>
+              <w:rPr>
+                <w:rFonts w:hint="default" w:ascii="Consolas" w:hAnsi="Consolas" w:eastAsia="Consolas" w:cs="Consolas"/>
+                <w:b w:val="0"/>
+                <w:bCs w:val="0"/>
+                <w:color w:val="A31515"/>
+                <w:kern w:val="0"/>
+                <w:sz w:val="15"/>
+                <w:szCs w:val="15"/>
+                <w:shd w:val="clear" w:fill="FFFFFF"/>
+                <w:lang w:val="en-US" w:eastAsia="zh-CN" w:bidi="ar"/>
+              </w:rPr>
+              <w:t>"System"</w:t>
+            </w:r>
+            <w:r>
+              <w:rPr>
+                <w:rFonts w:hint="default" w:ascii="Consolas" w:hAnsi="Consolas" w:eastAsia="Consolas" w:cs="Consolas"/>
+                <w:b w:val="0"/>
+                <w:bCs w:val="0"/>
+                <w:color w:val="000000"/>
+                <w:kern w:val="0"/>
+                <w:sz w:val="15"/>
+                <w:szCs w:val="15"/>
+                <w:shd w:val="clear" w:fill="FFFFFF"/>
+                <w:lang w:val="en-US" w:eastAsia="zh-CN" w:bidi="ar"/>
+              </w:rPr>
+              <w:t xml:space="preserve"> </w:t>
+            </w:r>
+            <w:r>
+              <w:rPr>
+                <w:rFonts w:hint="default" w:ascii="Consolas" w:hAnsi="Consolas" w:eastAsia="Consolas" w:cs="Consolas"/>
+                <w:b w:val="0"/>
+                <w:bCs w:val="0"/>
+                <w:color w:val="E50000"/>
+                <w:kern w:val="0"/>
+                <w:sz w:val="15"/>
+                <w:szCs w:val="15"/>
+                <w:shd w:val="clear" w:fill="FFFFFF"/>
+                <w:lang w:val="en-US" w:eastAsia="zh-CN" w:bidi="ar"/>
+              </w:rPr>
+              <w:t>value</w:t>
+            </w:r>
+            <w:r>
+              <w:rPr>
+                <w:rFonts w:hint="default" w:ascii="Consolas" w:hAnsi="Consolas" w:eastAsia="Consolas" w:cs="Consolas"/>
+                <w:b w:val="0"/>
+                <w:bCs w:val="0"/>
+                <w:color w:val="000000"/>
+                <w:kern w:val="0"/>
+                <w:sz w:val="15"/>
+                <w:szCs w:val="15"/>
+                <w:shd w:val="clear" w:fill="FFFFFF"/>
+                <w:lang w:val="en-US" w:eastAsia="zh-CN" w:bidi="ar"/>
+              </w:rPr>
+              <w:t>=</w:t>
+            </w:r>
+            <w:r>
+              <w:rPr>
+                <w:rFonts w:hint="default" w:ascii="Consolas" w:hAnsi="Consolas" w:eastAsia="Consolas" w:cs="Consolas"/>
+                <w:b w:val="0"/>
+                <w:bCs w:val="0"/>
+                <w:color w:val="A31515"/>
+                <w:kern w:val="0"/>
+                <w:sz w:val="15"/>
+                <w:szCs w:val="15"/>
+                <w:shd w:val="clear" w:fill="FFFFFF"/>
+                <w:lang w:val="en-US" w:eastAsia="zh-CN" w:bidi="ar"/>
+              </w:rPr>
+              <w:t>"system"</w:t>
+            </w:r>
+            <w:r>
+              <w:rPr>
+                <w:rFonts w:hint="default" w:ascii="Consolas" w:hAnsi="Consolas" w:eastAsia="Consolas" w:cs="Consolas"/>
+                <w:b w:val="0"/>
+                <w:bCs w:val="0"/>
+                <w:color w:val="000000"/>
+                <w:kern w:val="0"/>
+                <w:sz w:val="15"/>
+                <w:szCs w:val="15"/>
+                <w:shd w:val="clear" w:fill="FFFFFF"/>
+                <w:lang w:val="en-US" w:eastAsia="zh-CN" w:bidi="ar"/>
+              </w:rPr>
+              <w:t xml:space="preserve"> </w:t>
+            </w:r>
+            <w:r>
+              <w:rPr>
+                <w:rFonts w:hint="default" w:ascii="Consolas" w:hAnsi="Consolas" w:eastAsia="Consolas" w:cs="Consolas"/>
+                <w:b w:val="0"/>
+                <w:bCs w:val="0"/>
+                <w:color w:val="800000"/>
+                <w:kern w:val="0"/>
+                <w:sz w:val="15"/>
+                <w:szCs w:val="15"/>
+                <w:shd w:val="clear" w:fill="FFFFFF"/>
+                <w:lang w:val="en-US" w:eastAsia="zh-CN" w:bidi="ar"/>
+              </w:rPr>
+              <w:t>/&gt;</w:t>
+            </w:r>
+          </w:p>
+          <w:p>
+            <w:pPr>
+              <w:keepNext w:val="0"/>
+              <w:keepLines w:val="0"/>
+              <w:widowControl/>
+              <w:suppressLineNumbers w:val="0"/>
+              <w:shd w:val="clear" w:fill="FFFFFF"/>
+              <w:spacing w:line="240" w:lineRule="auto"/>
+              <w:jc w:val="left"/>
+              <w:rPr>
+                <w:rFonts w:hint="default" w:ascii="Consolas" w:hAnsi="Consolas" w:eastAsia="Consolas" w:cs="Consolas"/>
+                <w:b w:val="0"/>
+                <w:bCs w:val="0"/>
+                <w:color w:val="000000"/>
+                <w:sz w:val="15"/>
+                <w:szCs w:val="15"/>
+              </w:rPr>
+            </w:pPr>
+            <w:r>
+              <w:rPr>
+                <w:rFonts w:hint="default" w:ascii="Consolas" w:hAnsi="Consolas" w:eastAsia="Consolas" w:cs="Consolas"/>
+                <w:b w:val="0"/>
+                <w:bCs w:val="0"/>
+                <w:color w:val="000000"/>
+                <w:kern w:val="0"/>
+                <w:sz w:val="15"/>
+                <w:szCs w:val="15"/>
+                <w:shd w:val="clear" w:fill="FFFFFF"/>
+                <w:lang w:val="en-US" w:eastAsia="zh-CN" w:bidi="ar"/>
+              </w:rPr>
+              <w:t xml:space="preserve">    </w:t>
+            </w:r>
+            <w:r>
+              <w:rPr>
+                <w:rFonts w:hint="default" w:ascii="Consolas" w:hAnsi="Consolas" w:eastAsia="Consolas" w:cs="Consolas"/>
+                <w:b w:val="0"/>
+                <w:bCs w:val="0"/>
+                <w:color w:val="800000"/>
+                <w:kern w:val="0"/>
+                <w:sz w:val="15"/>
+                <w:szCs w:val="15"/>
+                <w:shd w:val="clear" w:fill="FFFFFF"/>
+                <w:lang w:val="en-US" w:eastAsia="zh-CN" w:bidi="ar"/>
+              </w:rPr>
+              <w:t>&lt;/</w:t>
+            </w:r>
+            <w:r>
+              <w:rPr>
+                <w:rFonts w:hint="default" w:ascii="Consolas" w:hAnsi="Consolas" w:eastAsia="Consolas" w:cs="Consolas"/>
+                <w:b w:val="0"/>
+                <w:bCs w:val="0"/>
+                <w:color w:val="267F99"/>
+                <w:kern w:val="0"/>
+                <w:sz w:val="15"/>
+                <w:szCs w:val="15"/>
+                <w:shd w:val="clear" w:fill="FFFFFF"/>
+                <w:lang w:val="en-US" w:eastAsia="zh-CN" w:bidi="ar"/>
+              </w:rPr>
+              <w:t>RadioGroup</w:t>
+            </w:r>
+            <w:r>
+              <w:rPr>
+                <w:rFonts w:hint="default" w:ascii="Consolas" w:hAnsi="Consolas" w:eastAsia="Consolas" w:cs="Consolas"/>
+                <w:b w:val="0"/>
+                <w:bCs w:val="0"/>
+                <w:color w:val="800000"/>
+                <w:kern w:val="0"/>
+                <w:sz w:val="15"/>
+                <w:szCs w:val="15"/>
+                <w:shd w:val="clear" w:fill="FFFFFF"/>
+                <w:lang w:val="en-US" w:eastAsia="zh-CN" w:bidi="ar"/>
+              </w:rPr>
+              <w:t>&gt;</w:t>
+            </w:r>
+          </w:p>
+          <w:p>
+            <w:pPr>
+              <w:keepNext w:val="0"/>
+              <w:keepLines w:val="0"/>
+              <w:widowControl/>
+              <w:suppressLineNumbers w:val="0"/>
+              <w:shd w:val="clear" w:fill="FFFFFF"/>
+              <w:spacing w:line="240" w:lineRule="auto"/>
+              <w:jc w:val="left"/>
+              <w:rPr>
+                <w:rFonts w:hint="default" w:ascii="Consolas" w:hAnsi="Consolas" w:eastAsia="Consolas" w:cs="Consolas"/>
+                <w:b w:val="0"/>
+                <w:bCs w:val="0"/>
+                <w:color w:val="000000"/>
+                <w:sz w:val="15"/>
+                <w:szCs w:val="15"/>
+              </w:rPr>
+            </w:pPr>
+            <w:r>
+              <w:rPr>
+                <w:rFonts w:hint="default" w:ascii="Consolas" w:hAnsi="Consolas" w:eastAsia="Consolas" w:cs="Consolas"/>
+                <w:b w:val="0"/>
+                <w:bCs w:val="0"/>
+                <w:color w:val="000000"/>
+                <w:kern w:val="0"/>
+                <w:sz w:val="15"/>
+                <w:szCs w:val="15"/>
+                <w:shd w:val="clear" w:fill="FFFFFF"/>
+                <w:lang w:val="en-US" w:eastAsia="zh-CN" w:bidi="ar"/>
+              </w:rPr>
+              <w:t>  )</w:t>
+            </w:r>
+          </w:p>
+          <w:p>
+            <w:pPr>
+              <w:keepNext w:val="0"/>
+              <w:keepLines w:val="0"/>
+              <w:widowControl/>
+              <w:suppressLineNumbers w:val="0"/>
+              <w:shd w:val="clear" w:fill="FFFFFF"/>
+              <w:spacing w:line="240" w:lineRule="auto"/>
+              <w:jc w:val="left"/>
+              <w:rPr>
+                <w:rFonts w:hint="default" w:ascii="Consolas" w:hAnsi="Consolas" w:eastAsia="Consolas" w:cs="Consolas"/>
+                <w:b w:val="0"/>
+                <w:bCs w:val="0"/>
+                <w:color w:val="000000"/>
+                <w:kern w:val="0"/>
+                <w:sz w:val="15"/>
+                <w:szCs w:val="15"/>
+                <w:shd w:val="clear" w:fill="FFFFFF"/>
+                <w:lang w:val="en-US" w:eastAsia="zh-CN" w:bidi="ar"/>
+              </w:rPr>
+            </w:pPr>
+            <w:r>
+              <w:rPr>
+                <w:rFonts w:hint="default" w:ascii="Consolas" w:hAnsi="Consolas" w:eastAsia="Consolas" w:cs="Consolas"/>
+                <w:b w:val="0"/>
+                <w:bCs w:val="0"/>
+                <w:color w:val="000000"/>
+                <w:kern w:val="0"/>
+                <w:sz w:val="15"/>
+                <w:szCs w:val="15"/>
+                <w:shd w:val="clear" w:fill="FFFFFF"/>
+                <w:lang w:val="en-US" w:eastAsia="zh-CN" w:bidi="ar"/>
+              </w:rPr>
+              <w:t>}</w:t>
+            </w:r>
+          </w:p>
+          <w:p>
+            <w:pPr>
+              <w:keepNext w:val="0"/>
+              <w:keepLines w:val="0"/>
+              <w:widowControl/>
+              <w:suppressLineNumbers w:val="0"/>
+              <w:shd w:val="clear" w:fill="FFFFFF"/>
+              <w:spacing w:line="240" w:lineRule="auto"/>
+              <w:jc w:val="left"/>
+              <w:rPr>
+                <w:rFonts w:hint="default" w:ascii="Consolas" w:hAnsi="Consolas" w:eastAsia="Consolas" w:cs="Consolas"/>
+                <w:b w:val="0"/>
+                <w:bCs w:val="0"/>
+                <w:color w:val="000000"/>
+                <w:kern w:val="0"/>
+                <w:sz w:val="15"/>
+                <w:szCs w:val="15"/>
+                <w:shd w:val="clear" w:fill="FFFFFF"/>
+                <w:lang w:val="en-IN" w:eastAsia="zh-CN" w:bidi="ar"/>
+              </w:rPr>
+            </w:pPr>
+          </w:p>
+          <w:p>
+            <w:pPr>
+              <w:widowControl w:val="0"/>
+              <w:spacing w:line="360" w:lineRule="auto"/>
+              <w:jc w:val="both"/>
+              <w:rPr>
+                <w:rFonts w:hint="default"/>
+                <w:sz w:val="18"/>
+                <w:szCs w:val="18"/>
+                <w:lang w:val="en-IN"/>
+              </w:rPr>
+            </w:pPr>
+            <w:r>
+              <w:rPr>
+                <w:rFonts w:hint="default"/>
+                <w:sz w:val="18"/>
+                <w:szCs w:val="18"/>
+                <w:lang w:val="en-IN"/>
+              </w:rPr>
+              <w:t xml:space="preserve">Then add it inside </w:t>
+            </w:r>
+            <w:r>
+              <w:rPr>
+                <w:rFonts w:hint="default"/>
+                <w:b/>
+                <w:bCs/>
+                <w:i/>
+                <w:iCs/>
+                <w:sz w:val="18"/>
+                <w:szCs w:val="18"/>
+                <w:lang w:val="en-IN"/>
+              </w:rPr>
+              <w:t>App component</w:t>
+            </w:r>
+            <w:r>
+              <w:rPr>
+                <w:rFonts w:hint="default"/>
+                <w:sz w:val="18"/>
+                <w:szCs w:val="18"/>
+                <w:lang w:val="en-IN"/>
+              </w:rPr>
+              <w:t>:</w:t>
+            </w:r>
+          </w:p>
+          <w:p>
+            <w:pPr>
+              <w:keepNext w:val="0"/>
+              <w:keepLines w:val="0"/>
+              <w:widowControl/>
+              <w:suppressLineNumbers w:val="0"/>
+              <w:shd w:val="clear" w:fill="FFFFFF"/>
+              <w:spacing w:line="240" w:lineRule="auto"/>
+              <w:jc w:val="left"/>
+              <w:rPr>
+                <w:rFonts w:hint="default" w:ascii="Consolas" w:hAnsi="Consolas" w:eastAsia="Consolas" w:cs="Consolas"/>
+                <w:b w:val="0"/>
+                <w:bCs w:val="0"/>
+                <w:color w:val="800000"/>
+                <w:kern w:val="0"/>
+                <w:sz w:val="15"/>
+                <w:szCs w:val="15"/>
+                <w:shd w:val="clear" w:fill="FFFFFF"/>
+                <w:lang w:val="en-US" w:eastAsia="zh-CN" w:bidi="ar"/>
+              </w:rPr>
+            </w:pPr>
+            <w:r>
+              <w:rPr>
+                <w:rFonts w:hint="default" w:ascii="Consolas" w:hAnsi="Consolas" w:eastAsia="Consolas" w:cs="Consolas"/>
+                <w:b w:val="0"/>
+                <w:bCs w:val="0"/>
+                <w:color w:val="800000"/>
+                <w:kern w:val="0"/>
+                <w:sz w:val="15"/>
+                <w:szCs w:val="15"/>
+                <w:shd w:val="clear" w:fill="FFFFFF"/>
+                <w:lang w:val="en-US" w:eastAsia="zh-CN" w:bidi="ar"/>
+              </w:rPr>
+              <w:t>&lt;</w:t>
+            </w:r>
+            <w:r>
+              <w:rPr>
+                <w:rFonts w:hint="default" w:ascii="Consolas" w:hAnsi="Consolas" w:eastAsia="Consolas" w:cs="Consolas"/>
+                <w:b w:val="0"/>
+                <w:bCs w:val="0"/>
+                <w:color w:val="267F99"/>
+                <w:kern w:val="0"/>
+                <w:sz w:val="15"/>
+                <w:szCs w:val="15"/>
+                <w:shd w:val="clear" w:fill="FFFFFF"/>
+                <w:lang w:val="en-US" w:eastAsia="zh-CN" w:bidi="ar"/>
+              </w:rPr>
+              <w:t>ThemeToggler</w:t>
+            </w:r>
+            <w:r>
+              <w:rPr>
+                <w:rFonts w:hint="default" w:ascii="Consolas" w:hAnsi="Consolas" w:eastAsia="Consolas" w:cs="Consolas"/>
+                <w:b w:val="0"/>
+                <w:bCs w:val="0"/>
+                <w:color w:val="800000"/>
+                <w:kern w:val="0"/>
+                <w:sz w:val="15"/>
+                <w:szCs w:val="15"/>
+                <w:shd w:val="clear" w:fill="FFFFFF"/>
+                <w:lang w:val="en-US" w:eastAsia="zh-CN" w:bidi="ar"/>
+              </w:rPr>
+              <w:t>/&gt;</w:t>
+            </w:r>
+          </w:p>
+          <w:p>
+            <w:pPr>
+              <w:widowControl w:val="0"/>
+              <w:jc w:val="both"/>
+              <w:rPr>
+                <w:rFonts w:hint="default"/>
+                <w:sz w:val="18"/>
+                <w:szCs w:val="18"/>
+                <w:lang w:val="en-IN"/>
+              </w:rPr>
+            </w:pPr>
+          </w:p>
+        </w:tc>
+        <w:tc>
+          <w:tcPr>
+            <w:tcW w:w="5223" w:type="dxa"/>
+          </w:tcPr>
+          <w:p>
+            <w:pPr>
+              <w:widowControl w:val="0"/>
+              <w:jc w:val="both"/>
+            </w:pPr>
+          </w:p>
+          <w:p>
+            <w:pPr>
+              <w:widowControl w:val="0"/>
+              <w:jc w:val="both"/>
+            </w:pPr>
+            <w:r>
+              <w:drawing>
+                <wp:inline distT="0" distB="0" distL="114300" distR="114300">
+                  <wp:extent cx="662940" cy="589280"/>
+                  <wp:effectExtent l="0" t="0" r="3810" b="1270"/>
+                  <wp:docPr id="38" name="Picture 2"/>
+                  <wp:cNvGraphicFramePr>
+                    <a:graphicFrameLocks xmlns:a="http://schemas.openxmlformats.org/drawingml/2006/main" noChangeAspect="1"/>
+                  </wp:cNvGraphicFramePr>
+                  <a:graphic xmlns:a="http://schemas.openxmlformats.org/drawingml/2006/main">
+                    <a:graphicData uri="http://schemas.openxmlformats.org/drawingml/2006/picture">
+                      <pic:pic xmlns:pic="http://schemas.openxmlformats.org/drawingml/2006/picture">
+                        <pic:nvPicPr>
+                          <pic:cNvPr id="38" name="Picture 2"/>
+                          <pic:cNvPicPr>
+                            <a:picLocks noChangeAspect="1"/>
+                          </pic:cNvPicPr>
+                        </pic:nvPicPr>
+                        <pic:blipFill>
+                          <a:blip r:embed="rId43"/>
+                          <a:stretch>
+                            <a:fillRect/>
+                          </a:stretch>
+                        </pic:blipFill>
+                        <pic:spPr>
+                          <a:xfrm>
+                            <a:off x="0" y="0"/>
+                            <a:ext cx="662940" cy="589280"/>
+                          </a:xfrm>
+                          <a:prstGeom prst="rect">
+                            <a:avLst/>
+                          </a:prstGeom>
+                          <a:noFill/>
+                          <a:ln>
+                            <a:noFill/>
+                          </a:ln>
+                        </pic:spPr>
+                      </pic:pic>
+                    </a:graphicData>
+                  </a:graphic>
+                </wp:inline>
+              </w:drawing>
+            </w:r>
+          </w:p>
+          <w:p>
+            <w:pPr>
+              <w:widowControl w:val="0"/>
+              <w:jc w:val="both"/>
+            </w:pPr>
+          </w:p>
+          <w:p>
+            <w:pPr>
+              <w:widowControl w:val="0"/>
+              <w:jc w:val="both"/>
+            </w:pPr>
+            <w:r>
+              <w:drawing>
+                <wp:inline distT="0" distB="0" distL="114300" distR="114300">
+                  <wp:extent cx="946150" cy="651510"/>
+                  <wp:effectExtent l="0" t="0" r="6350" b="15240"/>
+                  <wp:docPr id="39" name="Picture 3"/>
+                  <wp:cNvGraphicFramePr>
+                    <a:graphicFrameLocks xmlns:a="http://schemas.openxmlformats.org/drawingml/2006/main" noChangeAspect="1"/>
+                  </wp:cNvGraphicFramePr>
+                  <a:graphic xmlns:a="http://schemas.openxmlformats.org/drawingml/2006/main">
+                    <a:graphicData uri="http://schemas.openxmlformats.org/drawingml/2006/picture">
+                      <pic:pic xmlns:pic="http://schemas.openxmlformats.org/drawingml/2006/picture">
+                        <pic:nvPicPr>
+                          <pic:cNvPr id="39" name="Picture 3"/>
+                          <pic:cNvPicPr>
+                            <a:picLocks noChangeAspect="1"/>
+                          </pic:cNvPicPr>
+                        </pic:nvPicPr>
+                        <pic:blipFill>
+                          <a:blip r:embed="rId44"/>
+                          <a:stretch>
+                            <a:fillRect/>
+                          </a:stretch>
+                        </pic:blipFill>
+                        <pic:spPr>
+                          <a:xfrm>
+                            <a:off x="0" y="0"/>
+                            <a:ext cx="946150" cy="651510"/>
+                          </a:xfrm>
+                          <a:prstGeom prst="rect">
+                            <a:avLst/>
+                          </a:prstGeom>
+                          <a:noFill/>
+                          <a:ln>
+                            <a:noFill/>
+                          </a:ln>
+                        </pic:spPr>
+                      </pic:pic>
+                    </a:graphicData>
+                  </a:graphic>
+                </wp:inline>
+              </w:drawing>
+            </w:r>
+          </w:p>
+          <w:p>
+            <w:pPr>
+              <w:widowControl w:val="0"/>
+              <w:jc w:val="both"/>
+              <w:rPr>
+                <w:rFonts w:hint="default"/>
+                <w:lang w:val="en-IN"/>
+              </w:rPr>
+            </w:pPr>
+          </w:p>
+        </w:tc>
+      </w:tr>
+      <w:tr>
+        <w:tblPrEx>
+          <w:tblBorders>
+            <w:top w:val="none" w:color="auto" w:sz="0" w:space="0"/>
+            <w:left w:val="none" w:color="auto" w:sz="0" w:space="0"/>
+            <w:bottom w:val="none" w:color="auto" w:sz="0" w:space="0"/>
+            <w:right w:val="none" w:color="auto" w:sz="0" w:space="0"/>
+            <w:insideH w:val="none" w:color="auto" w:sz="0" w:space="0"/>
+            <w:insideV w:val="none" w:color="auto" w:sz="0" w:space="0"/>
+          </w:tblBorders>
+          <w:tblCellMar>
+            <w:top w:w="0" w:type="dxa"/>
+            <w:left w:w="108" w:type="dxa"/>
+            <w:bottom w:w="0" w:type="dxa"/>
+            <w:right w:w="108" w:type="dxa"/>
+          </w:tblCellMar>
+        </w:tblPrEx>
+        <w:tc>
+          <w:tcPr>
+            <w:tcW w:w="5234" w:type="dxa"/>
+          </w:tcPr>
+          <w:p>
+            <w:pPr>
+              <w:widowControl w:val="0"/>
+              <w:spacing w:line="360" w:lineRule="auto"/>
+              <w:jc w:val="both"/>
+              <w:rPr>
+                <w:rFonts w:hint="default"/>
+                <w:sz w:val="18"/>
+                <w:szCs w:val="18"/>
+                <w:lang w:val="en-IN"/>
+              </w:rPr>
+            </w:pPr>
+            <w:r>
+              <w:rPr>
+                <w:rFonts w:hint="default"/>
+                <w:b/>
+                <w:bCs/>
+                <w:sz w:val="20"/>
+                <w:szCs w:val="20"/>
+                <w:lang w:val="en-IN"/>
+              </w:rPr>
+              <w:t>Customize dark and light theme</w:t>
+            </w:r>
+            <w:r>
+              <w:rPr>
+                <w:rFonts w:hint="default"/>
+                <w:sz w:val="18"/>
+                <w:szCs w:val="18"/>
+                <w:lang w:val="en-IN"/>
+              </w:rPr>
+              <w:t>:</w:t>
+            </w:r>
+          </w:p>
+          <w:p>
+            <w:pPr>
+              <w:keepNext w:val="0"/>
+              <w:keepLines w:val="0"/>
+              <w:widowControl/>
+              <w:suppressLineNumbers w:val="0"/>
+              <w:shd w:val="clear" w:fill="FFFFFF"/>
+              <w:spacing w:line="240" w:lineRule="auto"/>
+              <w:jc w:val="left"/>
+              <w:rPr>
+                <w:rFonts w:ascii="Consolas" w:hAnsi="Consolas" w:eastAsia="Consolas" w:cs="Consolas"/>
+                <w:b w:val="0"/>
+                <w:bCs w:val="0"/>
+                <w:color w:val="000000"/>
+                <w:sz w:val="15"/>
+                <w:szCs w:val="15"/>
+              </w:rPr>
+            </w:pPr>
+            <w:r>
+              <w:rPr>
+                <w:rFonts w:hint="default" w:ascii="Consolas" w:hAnsi="Consolas" w:eastAsia="Consolas" w:cs="Consolas"/>
+                <w:b w:val="0"/>
+                <w:bCs w:val="0"/>
+                <w:color w:val="001080"/>
+                <w:kern w:val="0"/>
+                <w:sz w:val="15"/>
+                <w:szCs w:val="15"/>
+                <w:shd w:val="clear" w:fill="FFFFFF"/>
+                <w:lang w:val="en-US" w:eastAsia="zh-CN" w:bidi="ar"/>
+              </w:rPr>
+              <w:t>colorSchemes:</w:t>
+            </w:r>
+            <w:r>
+              <w:rPr>
+                <w:rFonts w:hint="default" w:ascii="Consolas" w:hAnsi="Consolas" w:eastAsia="Consolas" w:cs="Consolas"/>
+                <w:b w:val="0"/>
+                <w:bCs w:val="0"/>
+                <w:color w:val="000000"/>
+                <w:kern w:val="0"/>
+                <w:sz w:val="15"/>
+                <w:szCs w:val="15"/>
+                <w:shd w:val="clear" w:fill="FFFFFF"/>
+                <w:lang w:val="en-US" w:eastAsia="zh-CN" w:bidi="ar"/>
+              </w:rPr>
+              <w:t xml:space="preserve"> {</w:t>
+            </w:r>
+          </w:p>
+          <w:p>
+            <w:pPr>
+              <w:keepNext w:val="0"/>
+              <w:keepLines w:val="0"/>
+              <w:widowControl/>
+              <w:suppressLineNumbers w:val="0"/>
+              <w:shd w:val="clear" w:fill="FFFFFF"/>
+              <w:spacing w:line="240" w:lineRule="auto"/>
+              <w:jc w:val="left"/>
+              <w:rPr>
+                <w:rFonts w:hint="default" w:ascii="Consolas" w:hAnsi="Consolas" w:eastAsia="Consolas" w:cs="Consolas"/>
+                <w:b w:val="0"/>
+                <w:bCs w:val="0"/>
+                <w:color w:val="000000"/>
+                <w:sz w:val="15"/>
+                <w:szCs w:val="15"/>
+              </w:rPr>
+            </w:pPr>
+            <w:r>
+              <w:rPr>
+                <w:rFonts w:hint="default" w:ascii="Consolas" w:hAnsi="Consolas" w:eastAsia="Consolas" w:cs="Consolas"/>
+                <w:b w:val="0"/>
+                <w:bCs w:val="0"/>
+                <w:color w:val="000000"/>
+                <w:kern w:val="0"/>
+                <w:sz w:val="15"/>
+                <w:szCs w:val="15"/>
+                <w:shd w:val="clear" w:fill="FFFFFF"/>
+                <w:lang w:val="en-US" w:eastAsia="zh-CN" w:bidi="ar"/>
+              </w:rPr>
+              <w:t xml:space="preserve">    </w:t>
+            </w:r>
+            <w:r>
+              <w:rPr>
+                <w:rFonts w:hint="default" w:ascii="Consolas" w:hAnsi="Consolas" w:eastAsia="Consolas" w:cs="Consolas"/>
+                <w:b w:val="0"/>
+                <w:bCs w:val="0"/>
+                <w:color w:val="008000"/>
+                <w:kern w:val="0"/>
+                <w:sz w:val="15"/>
+                <w:szCs w:val="15"/>
+                <w:shd w:val="clear" w:fill="FFFFFF"/>
+                <w:lang w:val="en-US" w:eastAsia="zh-CN" w:bidi="ar"/>
+              </w:rPr>
+              <w:t>// dark: true, // default activation</w:t>
+            </w:r>
+          </w:p>
+          <w:p>
+            <w:pPr>
+              <w:keepNext w:val="0"/>
+              <w:keepLines w:val="0"/>
+              <w:widowControl/>
+              <w:suppressLineNumbers w:val="0"/>
+              <w:shd w:val="clear" w:fill="FFFFFF"/>
+              <w:spacing w:line="240" w:lineRule="auto"/>
+              <w:jc w:val="left"/>
+              <w:rPr>
+                <w:rFonts w:hint="default" w:ascii="Consolas" w:hAnsi="Consolas" w:eastAsia="Consolas" w:cs="Consolas"/>
+                <w:b w:val="0"/>
+                <w:bCs w:val="0"/>
+                <w:color w:val="000000"/>
+                <w:sz w:val="15"/>
+                <w:szCs w:val="15"/>
+              </w:rPr>
+            </w:pPr>
+            <w:r>
+              <w:rPr>
+                <w:rFonts w:hint="default" w:ascii="Consolas" w:hAnsi="Consolas" w:eastAsia="Consolas" w:cs="Consolas"/>
+                <w:b w:val="0"/>
+                <w:bCs w:val="0"/>
+                <w:color w:val="000000"/>
+                <w:kern w:val="0"/>
+                <w:sz w:val="15"/>
+                <w:szCs w:val="15"/>
+                <w:shd w:val="clear" w:fill="FFFFFF"/>
+                <w:lang w:val="en-US" w:eastAsia="zh-CN" w:bidi="ar"/>
+              </w:rPr>
+              <w:t xml:space="preserve">    </w:t>
+            </w:r>
+            <w:r>
+              <w:rPr>
+                <w:rFonts w:hint="default" w:ascii="Consolas" w:hAnsi="Consolas" w:eastAsia="Consolas" w:cs="Consolas"/>
+                <w:b w:val="0"/>
+                <w:bCs w:val="0"/>
+                <w:color w:val="008000"/>
+                <w:kern w:val="0"/>
+                <w:sz w:val="15"/>
+                <w:szCs w:val="15"/>
+                <w:shd w:val="clear" w:fill="FFFFFF"/>
+                <w:lang w:val="en-US" w:eastAsia="zh-CN" w:bidi="ar"/>
+              </w:rPr>
+              <w:t>// customize dark theme</w:t>
+            </w:r>
+          </w:p>
+          <w:p>
+            <w:pPr>
+              <w:keepNext w:val="0"/>
+              <w:keepLines w:val="0"/>
+              <w:widowControl/>
+              <w:suppressLineNumbers w:val="0"/>
+              <w:shd w:val="clear" w:fill="FFFFFF"/>
+              <w:spacing w:line="240" w:lineRule="auto"/>
+              <w:jc w:val="left"/>
+              <w:rPr>
+                <w:rFonts w:hint="default" w:ascii="Consolas" w:hAnsi="Consolas" w:eastAsia="Consolas" w:cs="Consolas"/>
+                <w:b w:val="0"/>
+                <w:bCs w:val="0"/>
+                <w:color w:val="000000"/>
+                <w:sz w:val="15"/>
+                <w:szCs w:val="15"/>
+              </w:rPr>
+            </w:pPr>
+            <w:r>
+              <w:rPr>
+                <w:rFonts w:hint="default" w:ascii="Consolas" w:hAnsi="Consolas" w:eastAsia="Consolas" w:cs="Consolas"/>
+                <w:b w:val="0"/>
+                <w:bCs w:val="0"/>
+                <w:color w:val="000000"/>
+                <w:kern w:val="0"/>
+                <w:sz w:val="15"/>
+                <w:szCs w:val="15"/>
+                <w:shd w:val="clear" w:fill="FFFFFF"/>
+                <w:lang w:val="en-US" w:eastAsia="zh-CN" w:bidi="ar"/>
+              </w:rPr>
+              <w:t xml:space="preserve">    </w:t>
+            </w:r>
+            <w:r>
+              <w:rPr>
+                <w:rFonts w:hint="default" w:ascii="Consolas" w:hAnsi="Consolas" w:eastAsia="Consolas" w:cs="Consolas"/>
+                <w:b w:val="0"/>
+                <w:bCs w:val="0"/>
+                <w:color w:val="001080"/>
+                <w:kern w:val="0"/>
+                <w:sz w:val="15"/>
+                <w:szCs w:val="15"/>
+                <w:shd w:val="clear" w:fill="FFFFFF"/>
+                <w:lang w:val="en-US" w:eastAsia="zh-CN" w:bidi="ar"/>
+              </w:rPr>
+              <w:t>dark:</w:t>
+            </w:r>
+            <w:r>
+              <w:rPr>
+                <w:rFonts w:hint="default" w:ascii="Consolas" w:hAnsi="Consolas" w:eastAsia="Consolas" w:cs="Consolas"/>
+                <w:b w:val="0"/>
+                <w:bCs w:val="0"/>
+                <w:color w:val="000000"/>
+                <w:kern w:val="0"/>
+                <w:sz w:val="15"/>
+                <w:szCs w:val="15"/>
+                <w:shd w:val="clear" w:fill="FFFFFF"/>
+                <w:lang w:val="en-US" w:eastAsia="zh-CN" w:bidi="ar"/>
+              </w:rPr>
+              <w:t xml:space="preserve"> {</w:t>
+            </w:r>
+          </w:p>
+          <w:p>
+            <w:pPr>
+              <w:keepNext w:val="0"/>
+              <w:keepLines w:val="0"/>
+              <w:widowControl/>
+              <w:suppressLineNumbers w:val="0"/>
+              <w:shd w:val="clear" w:fill="FFFFFF"/>
+              <w:spacing w:line="240" w:lineRule="auto"/>
+              <w:jc w:val="left"/>
+              <w:rPr>
+                <w:rFonts w:hint="default" w:ascii="Consolas" w:hAnsi="Consolas" w:eastAsia="Consolas" w:cs="Consolas"/>
+                <w:b w:val="0"/>
+                <w:bCs w:val="0"/>
+                <w:color w:val="000000"/>
+                <w:sz w:val="15"/>
+                <w:szCs w:val="15"/>
+              </w:rPr>
+            </w:pPr>
+            <w:r>
+              <w:rPr>
+                <w:rFonts w:hint="default" w:ascii="Consolas" w:hAnsi="Consolas" w:eastAsia="Consolas" w:cs="Consolas"/>
+                <w:b w:val="0"/>
+                <w:bCs w:val="0"/>
+                <w:color w:val="000000"/>
+                <w:kern w:val="0"/>
+                <w:sz w:val="15"/>
+                <w:szCs w:val="15"/>
+                <w:shd w:val="clear" w:fill="FFFFFF"/>
+                <w:lang w:val="en-US" w:eastAsia="zh-CN" w:bidi="ar"/>
+              </w:rPr>
+              <w:t xml:space="preserve">      </w:t>
+            </w:r>
+            <w:r>
+              <w:rPr>
+                <w:rFonts w:hint="default" w:ascii="Consolas" w:hAnsi="Consolas" w:eastAsia="Consolas" w:cs="Consolas"/>
+                <w:b w:val="0"/>
+                <w:bCs w:val="0"/>
+                <w:color w:val="001080"/>
+                <w:kern w:val="0"/>
+                <w:sz w:val="15"/>
+                <w:szCs w:val="15"/>
+                <w:shd w:val="clear" w:fill="FFFFFF"/>
+                <w:lang w:val="en-US" w:eastAsia="zh-CN" w:bidi="ar"/>
+              </w:rPr>
+              <w:t>palette:</w:t>
+            </w:r>
+            <w:r>
+              <w:rPr>
+                <w:rFonts w:hint="default" w:ascii="Consolas" w:hAnsi="Consolas" w:eastAsia="Consolas" w:cs="Consolas"/>
+                <w:b w:val="0"/>
+                <w:bCs w:val="0"/>
+                <w:color w:val="000000"/>
+                <w:kern w:val="0"/>
+                <w:sz w:val="15"/>
+                <w:szCs w:val="15"/>
+                <w:shd w:val="clear" w:fill="FFFFFF"/>
+                <w:lang w:val="en-US" w:eastAsia="zh-CN" w:bidi="ar"/>
+              </w:rPr>
+              <w:t xml:space="preserve"> {</w:t>
+            </w:r>
+          </w:p>
+          <w:p>
+            <w:pPr>
+              <w:keepNext w:val="0"/>
+              <w:keepLines w:val="0"/>
+              <w:widowControl/>
+              <w:suppressLineNumbers w:val="0"/>
+              <w:shd w:val="clear" w:fill="FFFFFF"/>
+              <w:spacing w:line="240" w:lineRule="auto"/>
+              <w:jc w:val="left"/>
+              <w:rPr>
+                <w:rFonts w:hint="default" w:ascii="Consolas" w:hAnsi="Consolas" w:eastAsia="Consolas" w:cs="Consolas"/>
+                <w:b w:val="0"/>
+                <w:bCs w:val="0"/>
+                <w:color w:val="000000"/>
+                <w:sz w:val="15"/>
+                <w:szCs w:val="15"/>
+              </w:rPr>
+            </w:pPr>
+            <w:r>
+              <w:rPr>
+                <w:rFonts w:hint="default" w:ascii="Consolas" w:hAnsi="Consolas" w:eastAsia="Consolas" w:cs="Consolas"/>
+                <w:b w:val="0"/>
+                <w:bCs w:val="0"/>
+                <w:color w:val="000000"/>
+                <w:kern w:val="0"/>
+                <w:sz w:val="15"/>
+                <w:szCs w:val="15"/>
+                <w:shd w:val="clear" w:fill="FFFFFF"/>
+                <w:lang w:val="en-US" w:eastAsia="zh-CN" w:bidi="ar"/>
+              </w:rPr>
+              <w:t xml:space="preserve">        </w:t>
+            </w:r>
+            <w:r>
+              <w:rPr>
+                <w:rFonts w:hint="default" w:ascii="Consolas" w:hAnsi="Consolas" w:eastAsia="Consolas" w:cs="Consolas"/>
+                <w:b w:val="0"/>
+                <w:bCs w:val="0"/>
+                <w:color w:val="001080"/>
+                <w:kern w:val="0"/>
+                <w:sz w:val="15"/>
+                <w:szCs w:val="15"/>
+                <w:shd w:val="clear" w:fill="FFFFFF"/>
+                <w:lang w:val="en-US" w:eastAsia="zh-CN" w:bidi="ar"/>
+              </w:rPr>
+              <w:t>primary:</w:t>
+            </w:r>
+            <w:r>
+              <w:rPr>
+                <w:rFonts w:hint="default" w:ascii="Consolas" w:hAnsi="Consolas" w:eastAsia="Consolas" w:cs="Consolas"/>
+                <w:b w:val="0"/>
+                <w:bCs w:val="0"/>
+                <w:color w:val="000000"/>
+                <w:kern w:val="0"/>
+                <w:sz w:val="15"/>
+                <w:szCs w:val="15"/>
+                <w:shd w:val="clear" w:fill="FFFFFF"/>
+                <w:lang w:val="en-US" w:eastAsia="zh-CN" w:bidi="ar"/>
+              </w:rPr>
+              <w:t xml:space="preserve"> {</w:t>
+            </w:r>
+          </w:p>
+          <w:p>
+            <w:pPr>
+              <w:keepNext w:val="0"/>
+              <w:keepLines w:val="0"/>
+              <w:widowControl/>
+              <w:suppressLineNumbers w:val="0"/>
+              <w:shd w:val="clear" w:fill="FFFFFF"/>
+              <w:spacing w:line="240" w:lineRule="auto"/>
+              <w:jc w:val="left"/>
+              <w:rPr>
+                <w:rFonts w:hint="default" w:ascii="Consolas" w:hAnsi="Consolas" w:eastAsia="Consolas" w:cs="Consolas"/>
+                <w:b w:val="0"/>
+                <w:bCs w:val="0"/>
+                <w:color w:val="000000"/>
+                <w:sz w:val="15"/>
+                <w:szCs w:val="15"/>
+              </w:rPr>
+            </w:pPr>
+            <w:r>
+              <w:rPr>
+                <w:rFonts w:hint="default" w:ascii="Consolas" w:hAnsi="Consolas" w:eastAsia="Consolas" w:cs="Consolas"/>
+                <w:b w:val="0"/>
+                <w:bCs w:val="0"/>
+                <w:color w:val="000000"/>
+                <w:kern w:val="0"/>
+                <w:sz w:val="15"/>
+                <w:szCs w:val="15"/>
+                <w:shd w:val="clear" w:fill="FFFFFF"/>
+                <w:lang w:val="en-US" w:eastAsia="zh-CN" w:bidi="ar"/>
+              </w:rPr>
+              <w:t xml:space="preserve">          </w:t>
+            </w:r>
+            <w:r>
+              <w:rPr>
+                <w:rFonts w:hint="default" w:ascii="Consolas" w:hAnsi="Consolas" w:eastAsia="Consolas" w:cs="Consolas"/>
+                <w:b w:val="0"/>
+                <w:bCs w:val="0"/>
+                <w:color w:val="001080"/>
+                <w:kern w:val="0"/>
+                <w:sz w:val="15"/>
+                <w:szCs w:val="15"/>
+                <w:shd w:val="clear" w:fill="FFFFFF"/>
+                <w:lang w:val="en-US" w:eastAsia="zh-CN" w:bidi="ar"/>
+              </w:rPr>
+              <w:t>main:</w:t>
+            </w:r>
+            <w:r>
+              <w:rPr>
+                <w:rFonts w:hint="default" w:ascii="Consolas" w:hAnsi="Consolas" w:eastAsia="Consolas" w:cs="Consolas"/>
+                <w:b w:val="0"/>
+                <w:bCs w:val="0"/>
+                <w:color w:val="000000"/>
+                <w:kern w:val="0"/>
+                <w:sz w:val="15"/>
+                <w:szCs w:val="15"/>
+                <w:shd w:val="clear" w:fill="FFFFFF"/>
+                <w:lang w:val="en-US" w:eastAsia="zh-CN" w:bidi="ar"/>
+              </w:rPr>
+              <w:t xml:space="preserve"> </w:t>
+            </w:r>
+            <w:r>
+              <w:rPr>
+                <w:rFonts w:hint="default" w:ascii="Consolas" w:hAnsi="Consolas" w:eastAsia="Consolas" w:cs="Consolas"/>
+                <w:b w:val="0"/>
+                <w:bCs w:val="0"/>
+                <w:color w:val="A31515"/>
+                <w:kern w:val="0"/>
+                <w:sz w:val="15"/>
+                <w:szCs w:val="15"/>
+                <w:shd w:val="clear" w:fill="FFFFFF"/>
+                <w:lang w:val="en-US" w:eastAsia="zh-CN" w:bidi="ar"/>
+              </w:rPr>
+              <w:t>"#ff0000"</w:t>
+            </w:r>
+          </w:p>
+          <w:p>
+            <w:pPr>
+              <w:keepNext w:val="0"/>
+              <w:keepLines w:val="0"/>
+              <w:widowControl/>
+              <w:suppressLineNumbers w:val="0"/>
+              <w:shd w:val="clear" w:fill="FFFFFF"/>
+              <w:spacing w:line="240" w:lineRule="auto"/>
+              <w:jc w:val="left"/>
+              <w:rPr>
+                <w:rFonts w:hint="default" w:ascii="Consolas" w:hAnsi="Consolas" w:eastAsia="Consolas" w:cs="Consolas"/>
+                <w:b w:val="0"/>
+                <w:bCs w:val="0"/>
+                <w:color w:val="000000"/>
+                <w:sz w:val="15"/>
+                <w:szCs w:val="15"/>
+              </w:rPr>
+            </w:pPr>
+            <w:r>
+              <w:rPr>
+                <w:rFonts w:hint="default" w:ascii="Consolas" w:hAnsi="Consolas" w:eastAsia="Consolas" w:cs="Consolas"/>
+                <w:b w:val="0"/>
+                <w:bCs w:val="0"/>
+                <w:color w:val="000000"/>
+                <w:kern w:val="0"/>
+                <w:sz w:val="15"/>
+                <w:szCs w:val="15"/>
+                <w:shd w:val="clear" w:fill="FFFFFF"/>
+                <w:lang w:val="en-US" w:eastAsia="zh-CN" w:bidi="ar"/>
+              </w:rPr>
+              <w:t>        },</w:t>
+            </w:r>
+          </w:p>
+          <w:p>
+            <w:pPr>
+              <w:keepNext w:val="0"/>
+              <w:keepLines w:val="0"/>
+              <w:widowControl/>
+              <w:suppressLineNumbers w:val="0"/>
+              <w:shd w:val="clear" w:fill="FFFFFF"/>
+              <w:spacing w:line="240" w:lineRule="auto"/>
+              <w:jc w:val="left"/>
+              <w:rPr>
+                <w:rFonts w:hint="default" w:ascii="Consolas" w:hAnsi="Consolas" w:eastAsia="Consolas" w:cs="Consolas"/>
+                <w:b w:val="0"/>
+                <w:bCs w:val="0"/>
+                <w:color w:val="000000"/>
+                <w:sz w:val="15"/>
+                <w:szCs w:val="15"/>
+              </w:rPr>
+            </w:pPr>
+            <w:r>
+              <w:rPr>
+                <w:rFonts w:hint="default" w:ascii="Consolas" w:hAnsi="Consolas" w:eastAsia="Consolas" w:cs="Consolas"/>
+                <w:b w:val="0"/>
+                <w:bCs w:val="0"/>
+                <w:color w:val="000000"/>
+                <w:kern w:val="0"/>
+                <w:sz w:val="15"/>
+                <w:szCs w:val="15"/>
+                <w:shd w:val="clear" w:fill="FFFFFF"/>
+                <w:lang w:val="en-US" w:eastAsia="zh-CN" w:bidi="ar"/>
+              </w:rPr>
+              <w:t xml:space="preserve">        </w:t>
+            </w:r>
+            <w:r>
+              <w:rPr>
+                <w:rFonts w:hint="default" w:ascii="Consolas" w:hAnsi="Consolas" w:eastAsia="Consolas" w:cs="Consolas"/>
+                <w:b w:val="0"/>
+                <w:bCs w:val="0"/>
+                <w:color w:val="001080"/>
+                <w:kern w:val="0"/>
+                <w:sz w:val="15"/>
+                <w:szCs w:val="15"/>
+                <w:shd w:val="clear" w:fill="FFFFFF"/>
+                <w:lang w:val="en-US" w:eastAsia="zh-CN" w:bidi="ar"/>
+              </w:rPr>
+              <w:t>secondary:</w:t>
+            </w:r>
+            <w:r>
+              <w:rPr>
+                <w:rFonts w:hint="default" w:ascii="Consolas" w:hAnsi="Consolas" w:eastAsia="Consolas" w:cs="Consolas"/>
+                <w:b w:val="0"/>
+                <w:bCs w:val="0"/>
+                <w:color w:val="000000"/>
+                <w:kern w:val="0"/>
+                <w:sz w:val="15"/>
+                <w:szCs w:val="15"/>
+                <w:shd w:val="clear" w:fill="FFFFFF"/>
+                <w:lang w:val="en-US" w:eastAsia="zh-CN" w:bidi="ar"/>
+              </w:rPr>
+              <w:t xml:space="preserve"> {</w:t>
+            </w:r>
+          </w:p>
+          <w:p>
+            <w:pPr>
+              <w:keepNext w:val="0"/>
+              <w:keepLines w:val="0"/>
+              <w:widowControl/>
+              <w:suppressLineNumbers w:val="0"/>
+              <w:shd w:val="clear" w:fill="FFFFFF"/>
+              <w:spacing w:line="240" w:lineRule="auto"/>
+              <w:jc w:val="left"/>
+              <w:rPr>
+                <w:rFonts w:hint="default" w:ascii="Consolas" w:hAnsi="Consolas" w:eastAsia="Consolas" w:cs="Consolas"/>
+                <w:b w:val="0"/>
+                <w:bCs w:val="0"/>
+                <w:color w:val="000000"/>
+                <w:sz w:val="15"/>
+                <w:szCs w:val="15"/>
+              </w:rPr>
+            </w:pPr>
+            <w:r>
+              <w:rPr>
+                <w:rFonts w:hint="default" w:ascii="Consolas" w:hAnsi="Consolas" w:eastAsia="Consolas" w:cs="Consolas"/>
+                <w:b w:val="0"/>
+                <w:bCs w:val="0"/>
+                <w:color w:val="000000"/>
+                <w:kern w:val="0"/>
+                <w:sz w:val="15"/>
+                <w:szCs w:val="15"/>
+                <w:shd w:val="clear" w:fill="FFFFFF"/>
+                <w:lang w:val="en-US" w:eastAsia="zh-CN" w:bidi="ar"/>
+              </w:rPr>
+              <w:t xml:space="preserve">          </w:t>
+            </w:r>
+            <w:r>
+              <w:rPr>
+                <w:rFonts w:hint="default" w:ascii="Consolas" w:hAnsi="Consolas" w:eastAsia="Consolas" w:cs="Consolas"/>
+                <w:b w:val="0"/>
+                <w:bCs w:val="0"/>
+                <w:color w:val="001080"/>
+                <w:kern w:val="0"/>
+                <w:sz w:val="15"/>
+                <w:szCs w:val="15"/>
+                <w:shd w:val="clear" w:fill="FFFFFF"/>
+                <w:lang w:val="en-US" w:eastAsia="zh-CN" w:bidi="ar"/>
+              </w:rPr>
+              <w:t>main:</w:t>
+            </w:r>
+            <w:r>
+              <w:rPr>
+                <w:rFonts w:hint="default" w:ascii="Consolas" w:hAnsi="Consolas" w:eastAsia="Consolas" w:cs="Consolas"/>
+                <w:b w:val="0"/>
+                <w:bCs w:val="0"/>
+                <w:color w:val="000000"/>
+                <w:kern w:val="0"/>
+                <w:sz w:val="15"/>
+                <w:szCs w:val="15"/>
+                <w:shd w:val="clear" w:fill="FFFFFF"/>
+                <w:lang w:val="en-US" w:eastAsia="zh-CN" w:bidi="ar"/>
+              </w:rPr>
+              <w:t xml:space="preserve"> </w:t>
+            </w:r>
+            <w:r>
+              <w:rPr>
+                <w:rFonts w:hint="default" w:ascii="Consolas" w:hAnsi="Consolas" w:eastAsia="Consolas" w:cs="Consolas"/>
+                <w:b w:val="0"/>
+                <w:bCs w:val="0"/>
+                <w:color w:val="A31515"/>
+                <w:kern w:val="0"/>
+                <w:sz w:val="15"/>
+                <w:szCs w:val="15"/>
+                <w:shd w:val="clear" w:fill="FFFFFF"/>
+                <w:lang w:val="en-US" w:eastAsia="zh-CN" w:bidi="ar"/>
+              </w:rPr>
+              <w:t>"#00ff00"</w:t>
+            </w:r>
+          </w:p>
+          <w:p>
+            <w:pPr>
+              <w:keepNext w:val="0"/>
+              <w:keepLines w:val="0"/>
+              <w:widowControl/>
+              <w:suppressLineNumbers w:val="0"/>
+              <w:shd w:val="clear" w:fill="FFFFFF"/>
+              <w:spacing w:line="240" w:lineRule="auto"/>
+              <w:jc w:val="left"/>
+              <w:rPr>
+                <w:rFonts w:hint="default" w:ascii="Consolas" w:hAnsi="Consolas" w:eastAsia="Consolas" w:cs="Consolas"/>
+                <w:b w:val="0"/>
+                <w:bCs w:val="0"/>
+                <w:color w:val="000000"/>
+                <w:sz w:val="15"/>
+                <w:szCs w:val="15"/>
+              </w:rPr>
+            </w:pPr>
+            <w:r>
+              <w:rPr>
+                <w:rFonts w:hint="default" w:ascii="Consolas" w:hAnsi="Consolas" w:eastAsia="Consolas" w:cs="Consolas"/>
+                <w:b w:val="0"/>
+                <w:bCs w:val="0"/>
+                <w:color w:val="000000"/>
+                <w:kern w:val="0"/>
+                <w:sz w:val="15"/>
+                <w:szCs w:val="15"/>
+                <w:shd w:val="clear" w:fill="FFFFFF"/>
+                <w:lang w:val="en-US" w:eastAsia="zh-CN" w:bidi="ar"/>
+              </w:rPr>
+              <w:t>        }</w:t>
+            </w:r>
+          </w:p>
+          <w:p>
+            <w:pPr>
+              <w:keepNext w:val="0"/>
+              <w:keepLines w:val="0"/>
+              <w:widowControl/>
+              <w:suppressLineNumbers w:val="0"/>
+              <w:shd w:val="clear" w:fill="FFFFFF"/>
+              <w:spacing w:line="240" w:lineRule="auto"/>
+              <w:jc w:val="left"/>
+              <w:rPr>
+                <w:rFonts w:hint="default" w:ascii="Consolas" w:hAnsi="Consolas" w:eastAsia="Consolas" w:cs="Consolas"/>
+                <w:b w:val="0"/>
+                <w:bCs w:val="0"/>
+                <w:color w:val="000000"/>
+                <w:sz w:val="15"/>
+                <w:szCs w:val="15"/>
+              </w:rPr>
+            </w:pPr>
+            <w:r>
+              <w:rPr>
+                <w:rFonts w:hint="default" w:ascii="Consolas" w:hAnsi="Consolas" w:eastAsia="Consolas" w:cs="Consolas"/>
+                <w:b w:val="0"/>
+                <w:bCs w:val="0"/>
+                <w:color w:val="000000"/>
+                <w:kern w:val="0"/>
+                <w:sz w:val="15"/>
+                <w:szCs w:val="15"/>
+                <w:shd w:val="clear" w:fill="FFFFFF"/>
+                <w:lang w:val="en-US" w:eastAsia="zh-CN" w:bidi="ar"/>
+              </w:rPr>
+              <w:t>      }</w:t>
+            </w:r>
+          </w:p>
+          <w:p>
+            <w:pPr>
+              <w:keepNext w:val="0"/>
+              <w:keepLines w:val="0"/>
+              <w:widowControl/>
+              <w:suppressLineNumbers w:val="0"/>
+              <w:shd w:val="clear" w:fill="FFFFFF"/>
+              <w:spacing w:line="240" w:lineRule="auto"/>
+              <w:jc w:val="left"/>
+              <w:rPr>
+                <w:rFonts w:hint="default" w:ascii="Consolas" w:hAnsi="Consolas" w:eastAsia="Consolas" w:cs="Consolas"/>
+                <w:b w:val="0"/>
+                <w:bCs w:val="0"/>
+                <w:color w:val="000000"/>
+                <w:sz w:val="15"/>
+                <w:szCs w:val="15"/>
+              </w:rPr>
+            </w:pPr>
+            <w:r>
+              <w:rPr>
+                <w:rFonts w:hint="default" w:ascii="Consolas" w:hAnsi="Consolas" w:eastAsia="Consolas" w:cs="Consolas"/>
+                <w:b w:val="0"/>
+                <w:bCs w:val="0"/>
+                <w:color w:val="000000"/>
+                <w:kern w:val="0"/>
+                <w:sz w:val="15"/>
+                <w:szCs w:val="15"/>
+                <w:shd w:val="clear" w:fill="FFFFFF"/>
+                <w:lang w:val="en-US" w:eastAsia="zh-CN" w:bidi="ar"/>
+              </w:rPr>
+              <w:t>    }</w:t>
+            </w:r>
+          </w:p>
+          <w:p>
+            <w:pPr>
+              <w:keepNext w:val="0"/>
+              <w:keepLines w:val="0"/>
+              <w:widowControl/>
+              <w:suppressLineNumbers w:val="0"/>
+              <w:shd w:val="clear" w:fill="FFFFFF"/>
+              <w:spacing w:line="240" w:lineRule="auto"/>
+              <w:jc w:val="left"/>
+              <w:rPr>
+                <w:rFonts w:hint="default" w:ascii="Consolas" w:hAnsi="Consolas" w:eastAsia="Consolas" w:cs="Consolas"/>
+                <w:b w:val="0"/>
+                <w:bCs w:val="0"/>
+                <w:color w:val="000000"/>
+                <w:sz w:val="21"/>
+                <w:szCs w:val="21"/>
+              </w:rPr>
+            </w:pPr>
+            <w:r>
+              <w:rPr>
+                <w:rFonts w:hint="default" w:ascii="Consolas" w:hAnsi="Consolas" w:eastAsia="Consolas" w:cs="Consolas"/>
+                <w:b w:val="0"/>
+                <w:bCs w:val="0"/>
+                <w:color w:val="000000"/>
+                <w:kern w:val="0"/>
+                <w:sz w:val="15"/>
+                <w:szCs w:val="15"/>
+                <w:shd w:val="clear" w:fill="FFFFFF"/>
+                <w:lang w:val="en-US" w:eastAsia="zh-CN" w:bidi="ar"/>
+              </w:rPr>
+              <w:t>  }</w:t>
+            </w:r>
+          </w:p>
+          <w:p>
+            <w:pPr>
+              <w:widowControl w:val="0"/>
+              <w:jc w:val="both"/>
+              <w:rPr>
+                <w:rFonts w:hint="default"/>
+                <w:sz w:val="18"/>
+                <w:szCs w:val="18"/>
+                <w:lang w:val="en-IN"/>
+              </w:rPr>
+            </w:pPr>
+          </w:p>
+          <w:p>
+            <w:pPr>
+              <w:widowControl w:val="0"/>
+              <w:jc w:val="both"/>
+              <w:rPr>
+                <w:rFonts w:hint="default"/>
+                <w:sz w:val="18"/>
+                <w:szCs w:val="18"/>
+                <w:lang w:val="en-IN"/>
+              </w:rPr>
+            </w:pPr>
+          </w:p>
+          <w:p>
+            <w:pPr>
+              <w:widowControl w:val="0"/>
+              <w:jc w:val="both"/>
+              <w:rPr>
+                <w:rFonts w:hint="default"/>
+                <w:sz w:val="18"/>
+                <w:szCs w:val="18"/>
+                <w:lang w:val="en-IN"/>
+              </w:rPr>
+            </w:pPr>
+          </w:p>
+          <w:p>
+            <w:pPr>
+              <w:widowControl w:val="0"/>
+              <w:jc w:val="both"/>
+              <w:rPr>
+                <w:rFonts w:hint="default"/>
+                <w:sz w:val="18"/>
+                <w:szCs w:val="18"/>
+                <w:lang w:val="en-IN"/>
+              </w:rPr>
+            </w:pPr>
+          </w:p>
+          <w:p>
+            <w:pPr>
+              <w:widowControl w:val="0"/>
+              <w:jc w:val="both"/>
+              <w:rPr>
+                <w:rFonts w:hint="default"/>
+                <w:sz w:val="18"/>
+                <w:szCs w:val="18"/>
+                <w:lang w:val="en-IN"/>
+              </w:rPr>
+            </w:pPr>
+          </w:p>
+          <w:p>
+            <w:pPr>
+              <w:keepNext w:val="0"/>
+              <w:keepLines w:val="0"/>
+              <w:widowControl/>
+              <w:suppressLineNumbers w:val="0"/>
+              <w:shd w:val="clear" w:fill="FFFFFF"/>
+              <w:spacing w:line="240" w:lineRule="auto"/>
+              <w:jc w:val="left"/>
+              <w:rPr>
+                <w:rFonts w:hint="default" w:ascii="Consolas" w:hAnsi="Consolas" w:eastAsia="Consolas" w:cs="Consolas"/>
+                <w:b w:val="0"/>
+                <w:bCs w:val="0"/>
+                <w:color w:val="008000"/>
+                <w:kern w:val="0"/>
+                <w:sz w:val="15"/>
+                <w:szCs w:val="15"/>
+                <w:shd w:val="clear" w:fill="FFFFFF"/>
+                <w:lang w:val="en-IN" w:eastAsia="zh-CN" w:bidi="ar"/>
+              </w:rPr>
+            </w:pPr>
+            <w:r>
+              <w:rPr>
+                <w:rFonts w:hint="default" w:ascii="Consolas" w:hAnsi="Consolas" w:eastAsia="Consolas" w:cs="Consolas"/>
+                <w:b w:val="0"/>
+                <w:bCs w:val="0"/>
+                <w:color w:val="008000"/>
+                <w:kern w:val="0"/>
+                <w:sz w:val="15"/>
+                <w:szCs w:val="15"/>
+                <w:shd w:val="clear" w:fill="FFFFFF"/>
+                <w:lang w:val="en-US" w:eastAsia="zh-CN" w:bidi="ar"/>
+              </w:rPr>
+              <w:t>//</w:t>
+            </w:r>
+            <w:r>
+              <w:rPr>
+                <w:rFonts w:hint="default" w:ascii="Consolas" w:hAnsi="Consolas" w:eastAsia="Consolas" w:cs="Consolas"/>
+                <w:b w:val="0"/>
+                <w:bCs w:val="0"/>
+                <w:color w:val="008000"/>
+                <w:kern w:val="0"/>
+                <w:sz w:val="15"/>
+                <w:szCs w:val="15"/>
+                <w:shd w:val="clear" w:fill="FFFFFF"/>
+                <w:lang w:val="en-IN" w:eastAsia="zh-CN" w:bidi="ar"/>
+              </w:rPr>
+              <w:t>We can also use opacity in color</w:t>
+            </w:r>
+          </w:p>
+          <w:p>
+            <w:pPr>
+              <w:keepNext w:val="0"/>
+              <w:keepLines w:val="0"/>
+              <w:widowControl/>
+              <w:suppressLineNumbers w:val="0"/>
+              <w:shd w:val="clear" w:fill="FFFFFF"/>
+              <w:spacing w:line="240" w:lineRule="auto"/>
+              <w:jc w:val="left"/>
+              <w:rPr>
+                <w:rFonts w:hint="default" w:ascii="Consolas" w:hAnsi="Consolas" w:eastAsia="Consolas" w:cs="Consolas"/>
+                <w:b w:val="0"/>
+                <w:bCs w:val="0"/>
+                <w:color w:val="008000"/>
+                <w:kern w:val="0"/>
+                <w:sz w:val="15"/>
+                <w:szCs w:val="15"/>
+                <w:shd w:val="clear" w:fill="FFFFFF"/>
+                <w:lang w:val="en-US" w:eastAsia="zh-CN" w:bidi="ar"/>
+              </w:rPr>
+            </w:pPr>
+            <w:r>
+              <w:rPr>
+                <w:rFonts w:hint="default" w:ascii="Consolas" w:hAnsi="Consolas" w:eastAsia="Consolas" w:cs="Consolas"/>
+                <w:b w:val="0"/>
+                <w:bCs w:val="0"/>
+                <w:color w:val="001080"/>
+                <w:kern w:val="0"/>
+                <w:sz w:val="15"/>
+                <w:szCs w:val="15"/>
+                <w:shd w:val="clear" w:fill="FFFFFF"/>
+                <w:lang w:val="en-US" w:eastAsia="zh-CN" w:bidi="ar"/>
+              </w:rPr>
+              <w:t>main:</w:t>
+            </w:r>
+            <w:r>
+              <w:rPr>
+                <w:rFonts w:hint="default" w:ascii="Consolas" w:hAnsi="Consolas" w:eastAsia="Consolas" w:cs="Consolas"/>
+                <w:b w:val="0"/>
+                <w:bCs w:val="0"/>
+                <w:color w:val="000000"/>
+                <w:kern w:val="0"/>
+                <w:sz w:val="15"/>
+                <w:szCs w:val="15"/>
+                <w:shd w:val="clear" w:fill="FFFFFF"/>
+                <w:lang w:val="en-US" w:eastAsia="zh-CN" w:bidi="ar"/>
+              </w:rPr>
+              <w:t xml:space="preserve"> </w:t>
+            </w:r>
+            <w:r>
+              <w:rPr>
+                <w:rFonts w:hint="default" w:ascii="Consolas" w:hAnsi="Consolas" w:eastAsia="Consolas" w:cs="Consolas"/>
+                <w:b w:val="0"/>
+                <w:bCs w:val="0"/>
+                <w:color w:val="795E26"/>
+                <w:kern w:val="0"/>
+                <w:sz w:val="15"/>
+                <w:szCs w:val="15"/>
+                <w:shd w:val="clear" w:fill="FFFFFF"/>
+                <w:lang w:val="en-US" w:eastAsia="zh-CN" w:bidi="ar"/>
+              </w:rPr>
+              <w:t>alpha</w:t>
+            </w:r>
+            <w:r>
+              <w:rPr>
+                <w:rFonts w:hint="default" w:ascii="Consolas" w:hAnsi="Consolas" w:eastAsia="Consolas" w:cs="Consolas"/>
+                <w:b w:val="0"/>
+                <w:bCs w:val="0"/>
+                <w:color w:val="000000"/>
+                <w:kern w:val="0"/>
+                <w:sz w:val="15"/>
+                <w:szCs w:val="15"/>
+                <w:shd w:val="clear" w:fill="FFFFFF"/>
+                <w:lang w:val="en-US" w:eastAsia="zh-CN" w:bidi="ar"/>
+              </w:rPr>
+              <w:t>(</w:t>
+            </w:r>
+            <w:r>
+              <w:rPr>
+                <w:rFonts w:hint="default" w:ascii="Consolas" w:hAnsi="Consolas" w:eastAsia="Consolas" w:cs="Consolas"/>
+                <w:b w:val="0"/>
+                <w:bCs w:val="0"/>
+                <w:color w:val="A31515"/>
+                <w:kern w:val="0"/>
+                <w:sz w:val="15"/>
+                <w:szCs w:val="15"/>
+                <w:shd w:val="clear" w:fill="FFFFFF"/>
+                <w:lang w:val="en-US" w:eastAsia="zh-CN" w:bidi="ar"/>
+              </w:rPr>
+              <w:t>"#ff0000"</w:t>
+            </w:r>
+            <w:r>
+              <w:rPr>
+                <w:rFonts w:hint="default" w:ascii="Consolas" w:hAnsi="Consolas" w:eastAsia="Consolas" w:cs="Consolas"/>
+                <w:b w:val="0"/>
+                <w:bCs w:val="0"/>
+                <w:color w:val="000000"/>
+                <w:kern w:val="0"/>
+                <w:sz w:val="15"/>
+                <w:szCs w:val="15"/>
+                <w:shd w:val="clear" w:fill="FFFFFF"/>
+                <w:lang w:val="en-US" w:eastAsia="zh-CN" w:bidi="ar"/>
+              </w:rPr>
+              <w:t xml:space="preserve">, </w:t>
+            </w:r>
+            <w:r>
+              <w:rPr>
+                <w:rFonts w:hint="default" w:ascii="Consolas" w:hAnsi="Consolas" w:eastAsia="Consolas" w:cs="Consolas"/>
+                <w:b w:val="0"/>
+                <w:bCs w:val="0"/>
+                <w:color w:val="098658"/>
+                <w:kern w:val="0"/>
+                <w:sz w:val="15"/>
+                <w:szCs w:val="15"/>
+                <w:shd w:val="clear" w:fill="FFFFFF"/>
+                <w:lang w:val="en-US" w:eastAsia="zh-CN" w:bidi="ar"/>
+              </w:rPr>
+              <w:t>0.2</w:t>
+            </w:r>
+            <w:r>
+              <w:rPr>
+                <w:rFonts w:hint="default" w:ascii="Consolas" w:hAnsi="Consolas" w:eastAsia="Consolas" w:cs="Consolas"/>
+                <w:b w:val="0"/>
+                <w:bCs w:val="0"/>
+                <w:color w:val="000000"/>
+                <w:kern w:val="0"/>
+                <w:sz w:val="15"/>
+                <w:szCs w:val="15"/>
+                <w:shd w:val="clear" w:fill="FFFFFF"/>
+                <w:lang w:val="en-US" w:eastAsia="zh-CN" w:bidi="ar"/>
+              </w:rPr>
+              <w:t xml:space="preserve">) </w:t>
+            </w:r>
+            <w:r>
+              <w:rPr>
+                <w:rFonts w:hint="default" w:ascii="Consolas" w:hAnsi="Consolas" w:eastAsia="Consolas" w:cs="Consolas"/>
+                <w:b w:val="0"/>
+                <w:bCs w:val="0"/>
+                <w:color w:val="008000"/>
+                <w:kern w:val="0"/>
+                <w:sz w:val="15"/>
+                <w:szCs w:val="15"/>
+                <w:shd w:val="clear" w:fill="FFFFFF"/>
+                <w:lang w:val="en-US" w:eastAsia="zh-CN" w:bidi="ar"/>
+              </w:rPr>
+              <w:t>// with opacity</w:t>
+            </w:r>
+          </w:p>
+          <w:p>
+            <w:pPr>
+              <w:keepNext w:val="0"/>
+              <w:keepLines w:val="0"/>
+              <w:widowControl/>
+              <w:suppressLineNumbers w:val="0"/>
+              <w:shd w:val="clear" w:fill="FFFFFF"/>
+              <w:spacing w:line="240" w:lineRule="auto"/>
+              <w:jc w:val="left"/>
+              <w:rPr>
+                <w:rFonts w:hint="default" w:ascii="Consolas" w:hAnsi="Consolas" w:eastAsia="Consolas" w:cs="Consolas"/>
+                <w:b w:val="0"/>
+                <w:bCs w:val="0"/>
+                <w:color w:val="008000"/>
+                <w:kern w:val="0"/>
+                <w:sz w:val="15"/>
+                <w:szCs w:val="15"/>
+                <w:shd w:val="clear" w:fill="FFFFFF"/>
+                <w:lang w:val="en-US" w:eastAsia="zh-CN" w:bidi="ar"/>
+              </w:rPr>
+            </w:pPr>
+          </w:p>
+          <w:p>
+            <w:pPr>
+              <w:keepNext w:val="0"/>
+              <w:keepLines w:val="0"/>
+              <w:widowControl/>
+              <w:suppressLineNumbers w:val="0"/>
+              <w:shd w:val="clear" w:fill="FFFFFF"/>
+              <w:spacing w:line="240" w:lineRule="auto"/>
+              <w:jc w:val="left"/>
+              <w:rPr>
+                <w:rFonts w:hint="default" w:ascii="Consolas" w:hAnsi="Consolas" w:eastAsia="Consolas" w:cs="Consolas"/>
+                <w:b w:val="0"/>
+                <w:bCs w:val="0"/>
+                <w:color w:val="008000"/>
+                <w:kern w:val="0"/>
+                <w:sz w:val="15"/>
+                <w:szCs w:val="15"/>
+                <w:shd w:val="clear" w:fill="FFFFFF"/>
+                <w:lang w:val="en-IN" w:eastAsia="zh-CN" w:bidi="ar"/>
+              </w:rPr>
+            </w:pPr>
+            <w:r>
+              <w:rPr>
+                <w:rFonts w:hint="default" w:ascii="Consolas" w:hAnsi="Consolas" w:eastAsia="Consolas" w:cs="Consolas"/>
+                <w:b w:val="0"/>
+                <w:bCs w:val="0"/>
+                <w:color w:val="008000"/>
+                <w:kern w:val="0"/>
+                <w:sz w:val="15"/>
+                <w:szCs w:val="15"/>
+                <w:shd w:val="clear" w:fill="FFFFFF"/>
+                <w:lang w:val="en-US" w:eastAsia="zh-CN" w:bidi="ar"/>
+              </w:rPr>
+              <w:t>//</w:t>
+            </w:r>
+            <w:r>
+              <w:rPr>
+                <w:rFonts w:hint="default" w:ascii="Consolas" w:hAnsi="Consolas" w:eastAsia="Consolas" w:cs="Consolas"/>
+                <w:b w:val="0"/>
+                <w:bCs w:val="0"/>
+                <w:color w:val="008000"/>
+                <w:kern w:val="0"/>
+                <w:sz w:val="15"/>
+                <w:szCs w:val="15"/>
+                <w:shd w:val="clear" w:fill="FFFFFF"/>
+                <w:lang w:val="en-IN" w:eastAsia="zh-CN" w:bidi="ar"/>
+              </w:rPr>
+              <w:t xml:space="preserve"> import alpha at top</w:t>
+            </w:r>
+          </w:p>
+          <w:p>
+            <w:pPr>
+              <w:keepNext w:val="0"/>
+              <w:keepLines w:val="0"/>
+              <w:widowControl/>
+              <w:suppressLineNumbers w:val="0"/>
+              <w:shd w:val="clear" w:fill="FFFFFF"/>
+              <w:spacing w:line="240" w:lineRule="auto"/>
+              <w:jc w:val="left"/>
+              <w:rPr>
+                <w:rFonts w:ascii="Consolas" w:hAnsi="Consolas" w:eastAsia="Consolas" w:cs="Consolas"/>
+                <w:b w:val="0"/>
+                <w:bCs w:val="0"/>
+                <w:color w:val="000000"/>
+                <w:sz w:val="15"/>
+                <w:szCs w:val="15"/>
+              </w:rPr>
+            </w:pPr>
+            <w:r>
+              <w:rPr>
+                <w:rFonts w:hint="default" w:ascii="Consolas" w:hAnsi="Consolas" w:eastAsia="Consolas" w:cs="Consolas"/>
+                <w:b w:val="0"/>
+                <w:bCs w:val="0"/>
+                <w:color w:val="AF00DB"/>
+                <w:kern w:val="0"/>
+                <w:sz w:val="15"/>
+                <w:szCs w:val="15"/>
+                <w:shd w:val="clear" w:fill="FFFFFF"/>
+                <w:lang w:val="en-US" w:eastAsia="zh-CN" w:bidi="ar"/>
+              </w:rPr>
+              <w:t>import</w:t>
+            </w:r>
+            <w:r>
+              <w:rPr>
+                <w:rFonts w:hint="default" w:ascii="Consolas" w:hAnsi="Consolas" w:eastAsia="Consolas" w:cs="Consolas"/>
+                <w:b w:val="0"/>
+                <w:bCs w:val="0"/>
+                <w:color w:val="000000"/>
+                <w:kern w:val="0"/>
+                <w:sz w:val="15"/>
+                <w:szCs w:val="15"/>
+                <w:shd w:val="clear" w:fill="FFFFFF"/>
+                <w:lang w:val="en-US" w:eastAsia="zh-CN" w:bidi="ar"/>
+              </w:rPr>
+              <w:t xml:space="preserve"> { </w:t>
+            </w:r>
+            <w:r>
+              <w:rPr>
+                <w:rFonts w:hint="default" w:ascii="Consolas" w:hAnsi="Consolas" w:eastAsia="Consolas" w:cs="Consolas"/>
+                <w:b w:val="0"/>
+                <w:bCs w:val="0"/>
+                <w:color w:val="001080"/>
+                <w:kern w:val="0"/>
+                <w:sz w:val="15"/>
+                <w:szCs w:val="15"/>
+                <w:shd w:val="clear" w:fill="FFFFFF"/>
+                <w:lang w:val="en-US" w:eastAsia="zh-CN" w:bidi="ar"/>
+              </w:rPr>
+              <w:t>alpha</w:t>
+            </w:r>
+            <w:r>
+              <w:rPr>
+                <w:rFonts w:hint="default" w:ascii="Consolas" w:hAnsi="Consolas" w:eastAsia="Consolas" w:cs="Consolas"/>
+                <w:b w:val="0"/>
+                <w:bCs w:val="0"/>
+                <w:color w:val="000000"/>
+                <w:kern w:val="0"/>
+                <w:sz w:val="15"/>
+                <w:szCs w:val="15"/>
+                <w:shd w:val="clear" w:fill="FFFFFF"/>
+                <w:lang w:val="en-US" w:eastAsia="zh-CN" w:bidi="ar"/>
+              </w:rPr>
+              <w:t xml:space="preserve">, </w:t>
+            </w:r>
+            <w:r>
+              <w:rPr>
+                <w:rFonts w:hint="default" w:ascii="Consolas" w:hAnsi="Consolas" w:eastAsia="Consolas" w:cs="Consolas"/>
+                <w:b w:val="0"/>
+                <w:bCs w:val="0"/>
+                <w:color w:val="001080"/>
+                <w:kern w:val="0"/>
+                <w:sz w:val="15"/>
+                <w:szCs w:val="15"/>
+                <w:shd w:val="clear" w:fill="FFFFFF"/>
+                <w:lang w:val="en-IN" w:eastAsia="zh-CN" w:bidi="ar"/>
+              </w:rPr>
+              <w:t>...</w:t>
+            </w:r>
+            <w:r>
+              <w:rPr>
+                <w:rFonts w:hint="default" w:ascii="Consolas" w:hAnsi="Consolas" w:eastAsia="Consolas" w:cs="Consolas"/>
+                <w:b w:val="0"/>
+                <w:bCs w:val="0"/>
+                <w:color w:val="000000"/>
+                <w:kern w:val="0"/>
+                <w:sz w:val="15"/>
+                <w:szCs w:val="15"/>
+                <w:shd w:val="clear" w:fill="FFFFFF"/>
+                <w:lang w:val="en-US" w:eastAsia="zh-CN" w:bidi="ar"/>
+              </w:rPr>
+              <w:t xml:space="preserve"> } </w:t>
+            </w:r>
+            <w:r>
+              <w:rPr>
+                <w:rFonts w:hint="default" w:ascii="Consolas" w:hAnsi="Consolas" w:eastAsia="Consolas" w:cs="Consolas"/>
+                <w:b w:val="0"/>
+                <w:bCs w:val="0"/>
+                <w:color w:val="AF00DB"/>
+                <w:kern w:val="0"/>
+                <w:sz w:val="15"/>
+                <w:szCs w:val="15"/>
+                <w:shd w:val="clear" w:fill="FFFFFF"/>
+                <w:lang w:val="en-US" w:eastAsia="zh-CN" w:bidi="ar"/>
+              </w:rPr>
+              <w:t>from</w:t>
+            </w:r>
+            <w:r>
+              <w:rPr>
+                <w:rFonts w:hint="default" w:ascii="Consolas" w:hAnsi="Consolas" w:eastAsia="Consolas" w:cs="Consolas"/>
+                <w:b w:val="0"/>
+                <w:bCs w:val="0"/>
+                <w:color w:val="000000"/>
+                <w:kern w:val="0"/>
+                <w:sz w:val="15"/>
+                <w:szCs w:val="15"/>
+                <w:shd w:val="clear" w:fill="FFFFFF"/>
+                <w:lang w:val="en-US" w:eastAsia="zh-CN" w:bidi="ar"/>
+              </w:rPr>
+              <w:t xml:space="preserve"> </w:t>
+            </w:r>
+            <w:r>
+              <w:rPr>
+                <w:rFonts w:hint="default" w:ascii="Consolas" w:hAnsi="Consolas" w:eastAsia="Consolas" w:cs="Consolas"/>
+                <w:b w:val="0"/>
+                <w:bCs w:val="0"/>
+                <w:color w:val="A31515"/>
+                <w:kern w:val="0"/>
+                <w:sz w:val="15"/>
+                <w:szCs w:val="15"/>
+                <w:shd w:val="clear" w:fill="FFFFFF"/>
+                <w:lang w:val="en-US" w:eastAsia="zh-CN" w:bidi="ar"/>
+              </w:rPr>
+              <w:t>"@mui/material"</w:t>
+            </w:r>
+            <w:r>
+              <w:rPr>
+                <w:rFonts w:hint="default" w:ascii="Consolas" w:hAnsi="Consolas" w:eastAsia="Consolas" w:cs="Consolas"/>
+                <w:b w:val="0"/>
+                <w:bCs w:val="0"/>
+                <w:color w:val="000000"/>
+                <w:kern w:val="0"/>
+                <w:sz w:val="15"/>
+                <w:szCs w:val="15"/>
+                <w:shd w:val="clear" w:fill="FFFFFF"/>
+                <w:lang w:val="en-US" w:eastAsia="zh-CN" w:bidi="ar"/>
+              </w:rPr>
+              <w:t>;</w:t>
+            </w:r>
+          </w:p>
+          <w:p>
+            <w:pPr>
+              <w:keepNext w:val="0"/>
+              <w:keepLines w:val="0"/>
+              <w:widowControl/>
+              <w:suppressLineNumbers w:val="0"/>
+              <w:shd w:val="clear" w:fill="FFFFFF"/>
+              <w:spacing w:line="285" w:lineRule="atLeast"/>
+              <w:jc w:val="left"/>
+              <w:rPr>
+                <w:rFonts w:hint="default" w:ascii="Consolas" w:hAnsi="Consolas" w:eastAsia="Consolas" w:cs="Consolas"/>
+                <w:b w:val="0"/>
+                <w:bCs w:val="0"/>
+                <w:color w:val="008000"/>
+                <w:kern w:val="0"/>
+                <w:sz w:val="21"/>
+                <w:szCs w:val="21"/>
+                <w:shd w:val="clear" w:fill="FFFFFF"/>
+                <w:lang w:val="en-US" w:eastAsia="zh-CN" w:bidi="ar"/>
+              </w:rPr>
+            </w:pPr>
+          </w:p>
+          <w:p>
+            <w:pPr>
+              <w:widowControl w:val="0"/>
+              <w:jc w:val="both"/>
+              <w:rPr>
+                <w:rFonts w:hint="default"/>
+                <w:sz w:val="18"/>
+                <w:szCs w:val="18"/>
+                <w:lang w:val="en-IN"/>
+              </w:rPr>
+            </w:pPr>
+          </w:p>
+        </w:tc>
+        <w:tc>
+          <w:tcPr>
+            <w:tcW w:w="5223" w:type="dxa"/>
+          </w:tcPr>
+          <w:p>
+            <w:pPr>
+              <w:widowControl w:val="0"/>
+              <w:spacing w:line="360" w:lineRule="auto"/>
+              <w:jc w:val="both"/>
+              <w:rPr>
+                <w:rFonts w:hint="default"/>
+                <w:lang w:val="en-IN"/>
+              </w:rPr>
+            </w:pPr>
+            <w:r>
+              <w:rPr>
+                <w:rFonts w:hint="default"/>
+                <w:b/>
+                <w:bCs/>
+                <w:sz w:val="18"/>
+                <w:szCs w:val="18"/>
+                <w:lang w:val="en-IN"/>
+              </w:rPr>
+              <w:t>Without customize theme</w:t>
+            </w:r>
+            <w:r>
+              <w:rPr>
+                <w:rFonts w:hint="default"/>
+                <w:lang w:val="en-IN"/>
+              </w:rPr>
+              <w:t>:</w:t>
+            </w:r>
+          </w:p>
+          <w:p>
+            <w:pPr>
+              <w:widowControl w:val="0"/>
+              <w:jc w:val="both"/>
+            </w:pPr>
+            <w:r>
+              <w:drawing>
+                <wp:inline distT="0" distB="0" distL="114300" distR="114300">
+                  <wp:extent cx="1405255" cy="720090"/>
+                  <wp:effectExtent l="0" t="0" r="4445" b="3810"/>
+                  <wp:docPr id="40" name="Picture 4"/>
+                  <wp:cNvGraphicFramePr>
+                    <a:graphicFrameLocks xmlns:a="http://schemas.openxmlformats.org/drawingml/2006/main" noChangeAspect="1"/>
+                  </wp:cNvGraphicFramePr>
+                  <a:graphic xmlns:a="http://schemas.openxmlformats.org/drawingml/2006/main">
+                    <a:graphicData uri="http://schemas.openxmlformats.org/drawingml/2006/picture">
+                      <pic:pic xmlns:pic="http://schemas.openxmlformats.org/drawingml/2006/picture">
+                        <pic:nvPicPr>
+                          <pic:cNvPr id="40" name="Picture 4"/>
+                          <pic:cNvPicPr>
+                            <a:picLocks noChangeAspect="1"/>
+                          </pic:cNvPicPr>
+                        </pic:nvPicPr>
+                        <pic:blipFill>
+                          <a:blip r:embed="rId45"/>
+                          <a:stretch>
+                            <a:fillRect/>
+                          </a:stretch>
+                        </pic:blipFill>
+                        <pic:spPr>
+                          <a:xfrm>
+                            <a:off x="0" y="0"/>
+                            <a:ext cx="1405255" cy="720090"/>
+                          </a:xfrm>
+                          <a:prstGeom prst="rect">
+                            <a:avLst/>
+                          </a:prstGeom>
+                          <a:noFill/>
+                          <a:ln>
+                            <a:noFill/>
+                          </a:ln>
+                        </pic:spPr>
+                      </pic:pic>
+                    </a:graphicData>
+                  </a:graphic>
+                </wp:inline>
+              </w:drawing>
+            </w:r>
+          </w:p>
+          <w:p>
+            <w:pPr>
+              <w:widowControl w:val="0"/>
+              <w:jc w:val="both"/>
+            </w:pPr>
+          </w:p>
+          <w:p>
+            <w:pPr>
+              <w:widowControl w:val="0"/>
+              <w:jc w:val="both"/>
+            </w:pPr>
+          </w:p>
+          <w:p>
+            <w:pPr>
+              <w:widowControl w:val="0"/>
+              <w:spacing w:line="360" w:lineRule="auto"/>
+              <w:jc w:val="both"/>
+              <w:rPr>
+                <w:rFonts w:hint="default"/>
+                <w:lang w:val="en-IN"/>
+              </w:rPr>
+            </w:pPr>
+            <w:r>
+              <w:rPr>
+                <w:rFonts w:hint="default"/>
+                <w:b/>
+                <w:bCs/>
+                <w:sz w:val="18"/>
+                <w:szCs w:val="18"/>
+                <w:lang w:val="en-IN"/>
+              </w:rPr>
+              <w:t>With customize theme</w:t>
+            </w:r>
+            <w:r>
+              <w:rPr>
+                <w:rFonts w:hint="default"/>
+                <w:lang w:val="en-IN"/>
+              </w:rPr>
+              <w:t>:</w:t>
+            </w:r>
+          </w:p>
+          <w:p>
+            <w:pPr>
+              <w:widowControl w:val="0"/>
+              <w:jc w:val="both"/>
+            </w:pPr>
+            <w:r>
+              <w:drawing>
+                <wp:inline distT="0" distB="0" distL="114300" distR="114300">
+                  <wp:extent cx="1578610" cy="799465"/>
+                  <wp:effectExtent l="0" t="0" r="2540" b="635"/>
+                  <wp:docPr id="41" name="Picture 5"/>
+                  <wp:cNvGraphicFramePr>
+                    <a:graphicFrameLocks xmlns:a="http://schemas.openxmlformats.org/drawingml/2006/main" noChangeAspect="1"/>
+                  </wp:cNvGraphicFramePr>
+                  <a:graphic xmlns:a="http://schemas.openxmlformats.org/drawingml/2006/main">
+                    <a:graphicData uri="http://schemas.openxmlformats.org/drawingml/2006/picture">
+                      <pic:pic xmlns:pic="http://schemas.openxmlformats.org/drawingml/2006/picture">
+                        <pic:nvPicPr>
+                          <pic:cNvPr id="41" name="Picture 5"/>
+                          <pic:cNvPicPr>
+                            <a:picLocks noChangeAspect="1"/>
+                          </pic:cNvPicPr>
+                        </pic:nvPicPr>
+                        <pic:blipFill>
+                          <a:blip r:embed="rId46"/>
+                          <a:stretch>
+                            <a:fillRect/>
+                          </a:stretch>
+                        </pic:blipFill>
+                        <pic:spPr>
+                          <a:xfrm>
+                            <a:off x="0" y="0"/>
+                            <a:ext cx="1578610" cy="799465"/>
+                          </a:xfrm>
+                          <a:prstGeom prst="rect">
+                            <a:avLst/>
+                          </a:prstGeom>
+                          <a:noFill/>
+                          <a:ln>
+                            <a:noFill/>
+                          </a:ln>
+                        </pic:spPr>
+                      </pic:pic>
+                    </a:graphicData>
+                  </a:graphic>
+                </wp:inline>
+              </w:drawing>
+            </w:r>
+          </w:p>
+          <w:p>
+            <w:pPr>
+              <w:widowControl w:val="0"/>
+              <w:jc w:val="both"/>
+            </w:pPr>
+          </w:p>
+          <w:p>
+            <w:pPr>
+              <w:widowControl w:val="0"/>
+              <w:jc w:val="both"/>
+              <w:rPr>
+                <w:rFonts w:hint="default"/>
+                <w:lang w:val="en-IN"/>
+              </w:rPr>
+            </w:pPr>
+            <w:r>
+              <w:drawing>
+                <wp:inline distT="0" distB="0" distL="114300" distR="114300">
+                  <wp:extent cx="1607185" cy="822325"/>
+                  <wp:effectExtent l="0" t="0" r="12065" b="15875"/>
+                  <wp:docPr id="47" name="Picture 6"/>
+                  <wp:cNvGraphicFramePr>
+                    <a:graphicFrameLocks xmlns:a="http://schemas.openxmlformats.org/drawingml/2006/main" noChangeAspect="1"/>
+                  </wp:cNvGraphicFramePr>
+                  <a:graphic xmlns:a="http://schemas.openxmlformats.org/drawingml/2006/main">
+                    <a:graphicData uri="http://schemas.openxmlformats.org/drawingml/2006/picture">
+                      <pic:pic xmlns:pic="http://schemas.openxmlformats.org/drawingml/2006/picture">
+                        <pic:nvPicPr>
+                          <pic:cNvPr id="47" name="Picture 6"/>
+                          <pic:cNvPicPr>
+                            <a:picLocks noChangeAspect="1"/>
+                          </pic:cNvPicPr>
+                        </pic:nvPicPr>
+                        <pic:blipFill>
+                          <a:blip r:embed="rId47"/>
+                          <a:stretch>
+                            <a:fillRect/>
+                          </a:stretch>
+                        </pic:blipFill>
+                        <pic:spPr>
+                          <a:xfrm>
+                            <a:off x="0" y="0"/>
+                            <a:ext cx="1607185" cy="822325"/>
+                          </a:xfrm>
+                          <a:prstGeom prst="rect">
+                            <a:avLst/>
+                          </a:prstGeom>
+                          <a:noFill/>
+                          <a:ln>
+                            <a:noFill/>
+                          </a:ln>
+                        </pic:spPr>
+                      </pic:pic>
+                    </a:graphicData>
+                  </a:graphic>
+                </wp:inline>
+              </w:drawing>
+            </w:r>
+          </w:p>
+        </w:tc>
+      </w:tr>
+      <w:tr>
+        <w:tblPrEx>
+          <w:tblBorders>
+            <w:top w:val="none" w:color="auto" w:sz="0" w:space="0"/>
+            <w:left w:val="none" w:color="auto" w:sz="0" w:space="0"/>
+            <w:bottom w:val="none" w:color="auto" w:sz="0" w:space="0"/>
+            <w:right w:val="none" w:color="auto" w:sz="0" w:space="0"/>
+            <w:insideH w:val="none" w:color="auto" w:sz="0" w:space="0"/>
+            <w:insideV w:val="none" w:color="auto" w:sz="0" w:space="0"/>
+          </w:tblBorders>
+          <w:tblCellMar>
+            <w:top w:w="0" w:type="dxa"/>
+            <w:left w:w="108" w:type="dxa"/>
+            <w:bottom w:w="0" w:type="dxa"/>
+            <w:right w:w="108" w:type="dxa"/>
+          </w:tblCellMar>
+        </w:tblPrEx>
+        <w:tc>
+          <w:tcPr>
+            <w:tcW w:w="5234" w:type="dxa"/>
+          </w:tcPr>
+          <w:p>
+            <w:pPr>
+              <w:widowControl w:val="0"/>
+              <w:spacing w:line="360" w:lineRule="auto"/>
+              <w:jc w:val="both"/>
+              <w:rPr>
+                <w:rFonts w:hint="default"/>
+                <w:sz w:val="18"/>
+                <w:szCs w:val="18"/>
+                <w:lang w:val="en-IN"/>
+              </w:rPr>
+            </w:pPr>
+            <w:r>
+              <w:rPr>
+                <w:rFonts w:hint="default"/>
+                <w:b/>
+                <w:bCs/>
+                <w:sz w:val="20"/>
+                <w:szCs w:val="20"/>
+                <w:lang w:val="en-IN"/>
+              </w:rPr>
+              <w:t>Create custom color palette</w:t>
+            </w:r>
+            <w:r>
+              <w:rPr>
+                <w:rFonts w:hint="default"/>
+                <w:sz w:val="18"/>
+                <w:szCs w:val="18"/>
+                <w:lang w:val="en-IN"/>
+              </w:rPr>
+              <w:t>:</w:t>
+            </w:r>
+          </w:p>
+        </w:tc>
+        <w:tc>
+          <w:tcPr>
+            <w:tcW w:w="5223" w:type="dxa"/>
+          </w:tcPr>
+          <w:p>
+            <w:pPr>
+              <w:widowControl w:val="0"/>
+              <w:jc w:val="both"/>
+            </w:pPr>
+          </w:p>
+        </w:tc>
+      </w:tr>
+      <w:tr>
+        <w:tblPrEx>
+          <w:tblBorders>
+            <w:top w:val="none" w:color="auto" w:sz="0" w:space="0"/>
+            <w:left w:val="none" w:color="auto" w:sz="0" w:space="0"/>
+            <w:bottom w:val="none" w:color="auto" w:sz="0" w:space="0"/>
+            <w:right w:val="none" w:color="auto" w:sz="0" w:space="0"/>
+            <w:insideH w:val="none" w:color="auto" w:sz="0" w:space="0"/>
+            <w:insideV w:val="none" w:color="auto" w:sz="0" w:space="0"/>
+          </w:tblBorders>
+          <w:tblCellMar>
+            <w:top w:w="0" w:type="dxa"/>
+            <w:left w:w="108" w:type="dxa"/>
+            <w:bottom w:w="0" w:type="dxa"/>
+            <w:right w:w="108" w:type="dxa"/>
+          </w:tblCellMar>
+        </w:tblPrEx>
+        <w:tc>
+          <w:tcPr>
+            <w:tcW w:w="5234" w:type="dxa"/>
+          </w:tcPr>
+          <w:p>
+            <w:pPr>
+              <w:keepNext w:val="0"/>
+              <w:keepLines w:val="0"/>
+              <w:widowControl/>
+              <w:suppressLineNumbers w:val="0"/>
+              <w:shd w:val="clear" w:fill="FFFFFF"/>
+              <w:spacing w:line="240" w:lineRule="auto"/>
+              <w:jc w:val="left"/>
+              <w:rPr>
+                <w:rFonts w:ascii="Consolas" w:hAnsi="Consolas" w:eastAsia="Consolas" w:cs="Consolas"/>
+                <w:b w:val="0"/>
+                <w:bCs w:val="0"/>
+                <w:color w:val="000000"/>
+                <w:sz w:val="15"/>
+                <w:szCs w:val="15"/>
+              </w:rPr>
+            </w:pPr>
+            <w:r>
+              <w:rPr>
+                <w:rFonts w:hint="default" w:ascii="Consolas" w:hAnsi="Consolas" w:eastAsia="Consolas" w:cs="Consolas"/>
+                <w:b w:val="0"/>
+                <w:bCs w:val="0"/>
+                <w:color w:val="001080"/>
+                <w:kern w:val="0"/>
+                <w:sz w:val="15"/>
+                <w:szCs w:val="15"/>
+                <w:shd w:val="clear" w:fill="FFFFFF"/>
+                <w:lang w:val="en-US" w:eastAsia="zh-CN" w:bidi="ar"/>
+              </w:rPr>
+              <w:t>colorSchemes:</w:t>
+            </w:r>
+            <w:r>
+              <w:rPr>
+                <w:rFonts w:hint="default" w:ascii="Consolas" w:hAnsi="Consolas" w:eastAsia="Consolas" w:cs="Consolas"/>
+                <w:b w:val="0"/>
+                <w:bCs w:val="0"/>
+                <w:color w:val="000000"/>
+                <w:kern w:val="0"/>
+                <w:sz w:val="15"/>
+                <w:szCs w:val="15"/>
+                <w:shd w:val="clear" w:fill="FFFFFF"/>
+                <w:lang w:val="en-US" w:eastAsia="zh-CN" w:bidi="ar"/>
+              </w:rPr>
+              <w:t xml:space="preserve"> {</w:t>
+            </w:r>
+          </w:p>
+          <w:p>
+            <w:pPr>
+              <w:keepNext w:val="0"/>
+              <w:keepLines w:val="0"/>
+              <w:widowControl/>
+              <w:suppressLineNumbers w:val="0"/>
+              <w:shd w:val="clear" w:fill="FFFFFF"/>
+              <w:spacing w:line="240" w:lineRule="auto"/>
+              <w:jc w:val="left"/>
+              <w:rPr>
+                <w:rFonts w:hint="default" w:ascii="Consolas" w:hAnsi="Consolas" w:eastAsia="Consolas" w:cs="Consolas"/>
+                <w:b w:val="0"/>
+                <w:bCs w:val="0"/>
+                <w:color w:val="000000"/>
+                <w:sz w:val="15"/>
+                <w:szCs w:val="15"/>
+              </w:rPr>
+            </w:pPr>
+            <w:r>
+              <w:rPr>
+                <w:rFonts w:hint="default" w:ascii="Consolas" w:hAnsi="Consolas" w:eastAsia="Consolas" w:cs="Consolas"/>
+                <w:b w:val="0"/>
+                <w:bCs w:val="0"/>
+                <w:color w:val="000000"/>
+                <w:kern w:val="0"/>
+                <w:sz w:val="15"/>
+                <w:szCs w:val="15"/>
+                <w:shd w:val="clear" w:fill="FFFFFF"/>
+                <w:lang w:val="en-US" w:eastAsia="zh-CN" w:bidi="ar"/>
+              </w:rPr>
+              <w:t xml:space="preserve">    </w:t>
+            </w:r>
+            <w:r>
+              <w:rPr>
+                <w:rFonts w:hint="default" w:ascii="Consolas" w:hAnsi="Consolas" w:eastAsia="Consolas" w:cs="Consolas"/>
+                <w:b w:val="0"/>
+                <w:bCs w:val="0"/>
+                <w:color w:val="001080"/>
+                <w:kern w:val="0"/>
+                <w:sz w:val="15"/>
+                <w:szCs w:val="15"/>
+                <w:shd w:val="clear" w:fill="FFFFFF"/>
+                <w:lang w:val="en-US" w:eastAsia="zh-CN" w:bidi="ar"/>
+              </w:rPr>
+              <w:t>dark:</w:t>
+            </w:r>
+            <w:r>
+              <w:rPr>
+                <w:rFonts w:hint="default" w:ascii="Consolas" w:hAnsi="Consolas" w:eastAsia="Consolas" w:cs="Consolas"/>
+                <w:b w:val="0"/>
+                <w:bCs w:val="0"/>
+                <w:color w:val="000000"/>
+                <w:kern w:val="0"/>
+                <w:sz w:val="15"/>
+                <w:szCs w:val="15"/>
+                <w:shd w:val="clear" w:fill="FFFFFF"/>
+                <w:lang w:val="en-US" w:eastAsia="zh-CN" w:bidi="ar"/>
+              </w:rPr>
+              <w:t xml:space="preserve"> {</w:t>
+            </w:r>
+          </w:p>
+          <w:p>
+            <w:pPr>
+              <w:keepNext w:val="0"/>
+              <w:keepLines w:val="0"/>
+              <w:widowControl/>
+              <w:suppressLineNumbers w:val="0"/>
+              <w:shd w:val="clear" w:fill="FFFFFF"/>
+              <w:spacing w:line="240" w:lineRule="auto"/>
+              <w:jc w:val="left"/>
+              <w:rPr>
+                <w:rFonts w:hint="default" w:ascii="Consolas" w:hAnsi="Consolas" w:eastAsia="Consolas" w:cs="Consolas"/>
+                <w:b w:val="0"/>
+                <w:bCs w:val="0"/>
+                <w:color w:val="000000"/>
+                <w:sz w:val="15"/>
+                <w:szCs w:val="15"/>
+              </w:rPr>
+            </w:pPr>
+            <w:r>
+              <w:rPr>
+                <w:rFonts w:hint="default" w:ascii="Consolas" w:hAnsi="Consolas" w:eastAsia="Consolas" w:cs="Consolas"/>
+                <w:b w:val="0"/>
+                <w:bCs w:val="0"/>
+                <w:color w:val="000000"/>
+                <w:kern w:val="0"/>
+                <w:sz w:val="15"/>
+                <w:szCs w:val="15"/>
+                <w:shd w:val="clear" w:fill="FFFFFF"/>
+                <w:lang w:val="en-US" w:eastAsia="zh-CN" w:bidi="ar"/>
+              </w:rPr>
+              <w:t xml:space="preserve">      </w:t>
+            </w:r>
+            <w:r>
+              <w:rPr>
+                <w:rFonts w:hint="default" w:ascii="Consolas" w:hAnsi="Consolas" w:eastAsia="Consolas" w:cs="Consolas"/>
+                <w:b w:val="0"/>
+                <w:bCs w:val="0"/>
+                <w:color w:val="001080"/>
+                <w:kern w:val="0"/>
+                <w:sz w:val="15"/>
+                <w:szCs w:val="15"/>
+                <w:shd w:val="clear" w:fill="FFFFFF"/>
+                <w:lang w:val="en-US" w:eastAsia="zh-CN" w:bidi="ar"/>
+              </w:rPr>
+              <w:t>palette:</w:t>
+            </w:r>
+            <w:r>
+              <w:rPr>
+                <w:rFonts w:hint="default" w:ascii="Consolas" w:hAnsi="Consolas" w:eastAsia="Consolas" w:cs="Consolas"/>
+                <w:b w:val="0"/>
+                <w:bCs w:val="0"/>
+                <w:color w:val="000000"/>
+                <w:kern w:val="0"/>
+                <w:sz w:val="15"/>
+                <w:szCs w:val="15"/>
+                <w:shd w:val="clear" w:fill="FFFFFF"/>
+                <w:lang w:val="en-US" w:eastAsia="zh-CN" w:bidi="ar"/>
+              </w:rPr>
+              <w:t xml:space="preserve"> {</w:t>
+            </w:r>
+          </w:p>
+          <w:p>
+            <w:pPr>
+              <w:keepNext w:val="0"/>
+              <w:keepLines w:val="0"/>
+              <w:widowControl/>
+              <w:suppressLineNumbers w:val="0"/>
+              <w:shd w:val="clear" w:fill="FFFFFF"/>
+              <w:spacing w:line="240" w:lineRule="auto"/>
+              <w:jc w:val="left"/>
+              <w:rPr>
+                <w:rFonts w:hint="default" w:ascii="Consolas" w:hAnsi="Consolas" w:eastAsia="Consolas" w:cs="Consolas"/>
+                <w:b w:val="0"/>
+                <w:bCs w:val="0"/>
+                <w:color w:val="000000"/>
+                <w:sz w:val="15"/>
+                <w:szCs w:val="15"/>
+              </w:rPr>
+            </w:pPr>
+            <w:r>
+              <w:rPr>
+                <w:rFonts w:hint="default" w:ascii="Consolas" w:hAnsi="Consolas" w:eastAsia="Consolas" w:cs="Consolas"/>
+                <w:b w:val="0"/>
+                <w:bCs w:val="0"/>
+                <w:color w:val="000000"/>
+                <w:kern w:val="0"/>
+                <w:sz w:val="15"/>
+                <w:szCs w:val="15"/>
+                <w:shd w:val="clear" w:fill="FFFFFF"/>
+                <w:lang w:val="en-US" w:eastAsia="zh-CN" w:bidi="ar"/>
+              </w:rPr>
+              <w:t xml:space="preserve">        </w:t>
+            </w:r>
+            <w:r>
+              <w:rPr>
+                <w:rFonts w:hint="default" w:ascii="Consolas" w:hAnsi="Consolas" w:eastAsia="Consolas" w:cs="Consolas"/>
+                <w:b w:val="0"/>
+                <w:bCs w:val="0"/>
+                <w:color w:val="001080"/>
+                <w:kern w:val="0"/>
+                <w:sz w:val="15"/>
+                <w:szCs w:val="15"/>
+                <w:shd w:val="clear" w:fill="FFFFFF"/>
+                <w:lang w:val="en-US" w:eastAsia="zh-CN" w:bidi="ar"/>
+              </w:rPr>
+              <w:t>primary:</w:t>
+            </w:r>
+            <w:r>
+              <w:rPr>
+                <w:rFonts w:hint="default" w:ascii="Consolas" w:hAnsi="Consolas" w:eastAsia="Consolas" w:cs="Consolas"/>
+                <w:b w:val="0"/>
+                <w:bCs w:val="0"/>
+                <w:color w:val="000000"/>
+                <w:kern w:val="0"/>
+                <w:sz w:val="15"/>
+                <w:szCs w:val="15"/>
+                <w:shd w:val="clear" w:fill="FFFFFF"/>
+                <w:lang w:val="en-US" w:eastAsia="zh-CN" w:bidi="ar"/>
+              </w:rPr>
+              <w:t xml:space="preserve"> {</w:t>
+            </w:r>
+          </w:p>
+          <w:p>
+            <w:pPr>
+              <w:keepNext w:val="0"/>
+              <w:keepLines w:val="0"/>
+              <w:widowControl/>
+              <w:suppressLineNumbers w:val="0"/>
+              <w:shd w:val="clear" w:fill="FFFFFF"/>
+              <w:spacing w:line="240" w:lineRule="auto"/>
+              <w:jc w:val="left"/>
+              <w:rPr>
+                <w:rFonts w:hint="default" w:ascii="Consolas" w:hAnsi="Consolas" w:eastAsia="Consolas" w:cs="Consolas"/>
+                <w:b w:val="0"/>
+                <w:bCs w:val="0"/>
+                <w:color w:val="000000"/>
+                <w:sz w:val="15"/>
+                <w:szCs w:val="15"/>
+                <w:lang w:val="en-IN"/>
+              </w:rPr>
+            </w:pPr>
+            <w:r>
+              <w:rPr>
+                <w:rFonts w:hint="default" w:ascii="Consolas" w:hAnsi="Consolas" w:eastAsia="Consolas" w:cs="Consolas"/>
+                <w:b w:val="0"/>
+                <w:bCs w:val="0"/>
+                <w:color w:val="000000"/>
+                <w:kern w:val="0"/>
+                <w:sz w:val="15"/>
+                <w:szCs w:val="15"/>
+                <w:shd w:val="clear" w:fill="FFFFFF"/>
+                <w:lang w:val="en-US" w:eastAsia="zh-CN" w:bidi="ar"/>
+              </w:rPr>
+              <w:t xml:space="preserve">          </w:t>
+            </w:r>
+            <w:r>
+              <w:rPr>
+                <w:rFonts w:hint="default" w:ascii="Consolas" w:hAnsi="Consolas" w:eastAsia="Consolas" w:cs="Consolas"/>
+                <w:b w:val="0"/>
+                <w:bCs w:val="0"/>
+                <w:color w:val="000000"/>
+                <w:kern w:val="0"/>
+                <w:sz w:val="15"/>
+                <w:szCs w:val="15"/>
+                <w:shd w:val="clear" w:fill="FFFFFF"/>
+                <w:lang w:val="en-IN" w:eastAsia="zh-CN" w:bidi="ar"/>
+              </w:rPr>
+              <w:t>...</w:t>
+            </w:r>
+          </w:p>
+          <w:p>
+            <w:pPr>
+              <w:keepNext w:val="0"/>
+              <w:keepLines w:val="0"/>
+              <w:widowControl/>
+              <w:suppressLineNumbers w:val="0"/>
+              <w:shd w:val="clear" w:fill="FFFFFF"/>
+              <w:spacing w:line="240" w:lineRule="auto"/>
+              <w:jc w:val="left"/>
+              <w:rPr>
+                <w:rFonts w:hint="default" w:ascii="Consolas" w:hAnsi="Consolas" w:eastAsia="Consolas" w:cs="Consolas"/>
+                <w:b w:val="0"/>
+                <w:bCs w:val="0"/>
+                <w:color w:val="000000"/>
+                <w:kern w:val="0"/>
+                <w:sz w:val="15"/>
+                <w:szCs w:val="15"/>
+                <w:shd w:val="clear" w:fill="FFFFFF"/>
+                <w:lang w:val="en-US" w:eastAsia="zh-CN" w:bidi="ar"/>
+              </w:rPr>
+            </w:pPr>
+            <w:r>
+              <w:rPr>
+                <w:rFonts w:hint="default" w:ascii="Consolas" w:hAnsi="Consolas" w:eastAsia="Consolas" w:cs="Consolas"/>
+                <w:b w:val="0"/>
+                <w:bCs w:val="0"/>
+                <w:color w:val="000000"/>
+                <w:kern w:val="0"/>
+                <w:sz w:val="15"/>
+                <w:szCs w:val="15"/>
+                <w:shd w:val="clear" w:fill="FFFFFF"/>
+                <w:lang w:val="en-US" w:eastAsia="zh-CN" w:bidi="ar"/>
+              </w:rPr>
+              <w:t>        },</w:t>
+            </w:r>
+          </w:p>
+          <w:p>
+            <w:pPr>
+              <w:keepNext w:val="0"/>
+              <w:keepLines w:val="0"/>
+              <w:widowControl/>
+              <w:suppressLineNumbers w:val="0"/>
+              <w:shd w:val="clear" w:fill="FFFFFF"/>
+              <w:spacing w:line="240" w:lineRule="auto"/>
+              <w:jc w:val="left"/>
+              <w:rPr>
+                <w:rFonts w:hint="default" w:ascii="Consolas" w:hAnsi="Consolas" w:eastAsia="Consolas" w:cs="Consolas"/>
+                <w:b w:val="0"/>
+                <w:bCs w:val="0"/>
+                <w:color w:val="000000"/>
+                <w:kern w:val="0"/>
+                <w:sz w:val="15"/>
+                <w:szCs w:val="15"/>
+                <w:shd w:val="clear" w:fill="FFFFFF"/>
+                <w:lang w:val="en-US" w:eastAsia="zh-CN" w:bidi="ar"/>
+              </w:rPr>
+            </w:pPr>
+            <w:r>
+              <w:rPr>
+                <w:rFonts w:hint="default" w:ascii="Consolas" w:hAnsi="Consolas" w:eastAsia="Consolas" w:cs="Consolas"/>
+                <w:b w:val="0"/>
+                <w:bCs w:val="0"/>
+                <w:color w:val="008000"/>
+                <w:kern w:val="0"/>
+                <w:sz w:val="15"/>
+                <w:szCs w:val="15"/>
+                <w:shd w:val="clear" w:fill="FFFFFF"/>
+                <w:lang w:val="en-US" w:eastAsia="zh-CN" w:bidi="ar"/>
+              </w:rPr>
+              <w:t xml:space="preserve">// </w:t>
+            </w:r>
+            <w:r>
+              <w:rPr>
+                <w:rFonts w:hint="default" w:ascii="Consolas" w:hAnsi="Consolas" w:eastAsia="Consolas" w:cs="Consolas"/>
+                <w:b w:val="0"/>
+                <w:bCs w:val="0"/>
+                <w:color w:val="008000"/>
+                <w:kern w:val="0"/>
+                <w:sz w:val="15"/>
+                <w:szCs w:val="15"/>
+                <w:shd w:val="clear" w:fill="FFFFFF"/>
+                <w:lang w:val="en-IN" w:eastAsia="zh-CN" w:bidi="ar"/>
+              </w:rPr>
+              <w:t>by default “customColor” so error. Because it is added by me not present in Mui.</w:t>
+            </w:r>
+          </w:p>
+          <w:p>
+            <w:pPr>
+              <w:keepNext w:val="0"/>
+              <w:keepLines w:val="0"/>
+              <w:widowControl/>
+              <w:suppressLineNumbers w:val="0"/>
+              <w:shd w:val="clear" w:fill="FFFFFF"/>
+              <w:spacing w:line="240" w:lineRule="auto"/>
+              <w:ind w:firstLine="600" w:firstLineChars="400"/>
+              <w:jc w:val="left"/>
+              <w:rPr>
+                <w:rFonts w:ascii="Consolas" w:hAnsi="Consolas" w:eastAsia="Consolas" w:cs="Consolas"/>
+                <w:b w:val="0"/>
+                <w:bCs w:val="0"/>
+                <w:color w:val="000000"/>
+                <w:sz w:val="15"/>
+                <w:szCs w:val="15"/>
+              </w:rPr>
+            </w:pPr>
+            <w:r>
+              <w:rPr>
+                <w:rFonts w:hint="default" w:ascii="Consolas" w:hAnsi="Consolas" w:eastAsia="Consolas" w:cs="Consolas"/>
+                <w:b w:val="0"/>
+                <w:bCs w:val="0"/>
+                <w:color w:val="001080"/>
+                <w:kern w:val="0"/>
+                <w:sz w:val="15"/>
+                <w:szCs w:val="15"/>
+                <w:shd w:val="clear" w:fill="FFFFFF"/>
+                <w:lang w:val="en-US" w:eastAsia="zh-CN" w:bidi="ar"/>
+              </w:rPr>
+              <w:t>customColor:</w:t>
+            </w:r>
+            <w:r>
+              <w:rPr>
+                <w:rFonts w:hint="default" w:ascii="Consolas" w:hAnsi="Consolas" w:eastAsia="Consolas" w:cs="Consolas"/>
+                <w:b w:val="0"/>
+                <w:bCs w:val="0"/>
+                <w:color w:val="000000"/>
+                <w:kern w:val="0"/>
+                <w:sz w:val="15"/>
+                <w:szCs w:val="15"/>
+                <w:shd w:val="clear" w:fill="FFFFFF"/>
+                <w:lang w:val="en-US" w:eastAsia="zh-CN" w:bidi="ar"/>
+              </w:rPr>
+              <w:t xml:space="preserve"> {</w:t>
+            </w:r>
+          </w:p>
+          <w:p>
+            <w:pPr>
+              <w:keepNext w:val="0"/>
+              <w:keepLines w:val="0"/>
+              <w:widowControl/>
+              <w:suppressLineNumbers w:val="0"/>
+              <w:shd w:val="clear" w:fill="FFFFFF"/>
+              <w:spacing w:line="240" w:lineRule="auto"/>
+              <w:jc w:val="left"/>
+              <w:rPr>
+                <w:rFonts w:hint="default" w:ascii="Consolas" w:hAnsi="Consolas" w:eastAsia="Consolas" w:cs="Consolas"/>
+                <w:b w:val="0"/>
+                <w:bCs w:val="0"/>
+                <w:color w:val="000000"/>
+                <w:sz w:val="15"/>
+                <w:szCs w:val="15"/>
+              </w:rPr>
+            </w:pPr>
+            <w:r>
+              <w:rPr>
+                <w:rFonts w:hint="default" w:ascii="Consolas" w:hAnsi="Consolas" w:eastAsia="Consolas" w:cs="Consolas"/>
+                <w:b w:val="0"/>
+                <w:bCs w:val="0"/>
+                <w:color w:val="000000"/>
+                <w:kern w:val="0"/>
+                <w:sz w:val="15"/>
+                <w:szCs w:val="15"/>
+                <w:shd w:val="clear" w:fill="FFFFFF"/>
+                <w:lang w:val="en-US" w:eastAsia="zh-CN" w:bidi="ar"/>
+              </w:rPr>
+              <w:t xml:space="preserve">          </w:t>
+            </w:r>
+            <w:r>
+              <w:rPr>
+                <w:rFonts w:hint="default" w:ascii="Consolas" w:hAnsi="Consolas" w:eastAsia="Consolas" w:cs="Consolas"/>
+                <w:b w:val="0"/>
+                <w:bCs w:val="0"/>
+                <w:color w:val="001080"/>
+                <w:kern w:val="0"/>
+                <w:sz w:val="15"/>
+                <w:szCs w:val="15"/>
+                <w:shd w:val="clear" w:fill="FFFFFF"/>
+                <w:lang w:val="en-US" w:eastAsia="zh-CN" w:bidi="ar"/>
+              </w:rPr>
+              <w:t>main:</w:t>
+            </w:r>
+            <w:r>
+              <w:rPr>
+                <w:rFonts w:hint="default" w:ascii="Consolas" w:hAnsi="Consolas" w:eastAsia="Consolas" w:cs="Consolas"/>
+                <w:b w:val="0"/>
+                <w:bCs w:val="0"/>
+                <w:color w:val="000000"/>
+                <w:kern w:val="0"/>
+                <w:sz w:val="15"/>
+                <w:szCs w:val="15"/>
+                <w:shd w:val="clear" w:fill="FFFFFF"/>
+                <w:lang w:val="en-US" w:eastAsia="zh-CN" w:bidi="ar"/>
+              </w:rPr>
+              <w:t xml:space="preserve"> </w:t>
+            </w:r>
+            <w:r>
+              <w:rPr>
+                <w:rFonts w:hint="default" w:ascii="Consolas" w:hAnsi="Consolas" w:eastAsia="Consolas" w:cs="Consolas"/>
+                <w:b w:val="0"/>
+                <w:bCs w:val="0"/>
+                <w:color w:val="A31515"/>
+                <w:kern w:val="0"/>
+                <w:sz w:val="15"/>
+                <w:szCs w:val="15"/>
+                <w:shd w:val="clear" w:fill="FFFFFF"/>
+                <w:lang w:val="en-US" w:eastAsia="zh-CN" w:bidi="ar"/>
+              </w:rPr>
+              <w:t>"#ff00ff"</w:t>
+            </w:r>
+          </w:p>
+          <w:p>
+            <w:pPr>
+              <w:keepNext w:val="0"/>
+              <w:keepLines w:val="0"/>
+              <w:widowControl/>
+              <w:suppressLineNumbers w:val="0"/>
+              <w:shd w:val="clear" w:fill="FFFFFF"/>
+              <w:spacing w:line="240" w:lineRule="auto"/>
+              <w:jc w:val="left"/>
+              <w:rPr>
+                <w:rFonts w:hint="default" w:ascii="Consolas" w:hAnsi="Consolas" w:eastAsia="Consolas" w:cs="Consolas"/>
+                <w:b w:val="0"/>
+                <w:bCs w:val="0"/>
+                <w:color w:val="000000"/>
+                <w:sz w:val="15"/>
+                <w:szCs w:val="15"/>
+              </w:rPr>
+            </w:pPr>
+            <w:r>
+              <w:rPr>
+                <w:rFonts w:hint="default" w:ascii="Consolas" w:hAnsi="Consolas" w:eastAsia="Consolas" w:cs="Consolas"/>
+                <w:b w:val="0"/>
+                <w:bCs w:val="0"/>
+                <w:color w:val="000000"/>
+                <w:kern w:val="0"/>
+                <w:sz w:val="15"/>
+                <w:szCs w:val="15"/>
+                <w:shd w:val="clear" w:fill="FFFFFF"/>
+                <w:lang w:val="en-US" w:eastAsia="zh-CN" w:bidi="ar"/>
+              </w:rPr>
+              <w:t>        }</w:t>
+            </w:r>
+          </w:p>
+          <w:p>
+            <w:pPr>
+              <w:keepNext w:val="0"/>
+              <w:keepLines w:val="0"/>
+              <w:widowControl/>
+              <w:suppressLineNumbers w:val="0"/>
+              <w:shd w:val="clear" w:fill="FFFFFF"/>
+              <w:spacing w:line="240" w:lineRule="auto"/>
+              <w:jc w:val="left"/>
+              <w:rPr>
+                <w:rFonts w:hint="default" w:ascii="Consolas" w:hAnsi="Consolas" w:eastAsia="Consolas" w:cs="Consolas"/>
+                <w:b w:val="0"/>
+                <w:bCs w:val="0"/>
+                <w:color w:val="000000"/>
+                <w:kern w:val="0"/>
+                <w:sz w:val="15"/>
+                <w:szCs w:val="15"/>
+                <w:shd w:val="clear" w:fill="FFFFFF"/>
+                <w:lang w:val="en-US" w:eastAsia="zh-CN" w:bidi="ar"/>
+              </w:rPr>
+            </w:pPr>
+          </w:p>
+          <w:p>
+            <w:pPr>
+              <w:keepNext w:val="0"/>
+              <w:keepLines w:val="0"/>
+              <w:widowControl/>
+              <w:suppressLineNumbers w:val="0"/>
+              <w:shd w:val="clear" w:fill="FFFFFF"/>
+              <w:spacing w:line="240" w:lineRule="auto"/>
+              <w:jc w:val="left"/>
+              <w:rPr>
+                <w:rFonts w:hint="default" w:ascii="Consolas" w:hAnsi="Consolas" w:eastAsia="Consolas" w:cs="Consolas"/>
+                <w:b w:val="0"/>
+                <w:bCs w:val="0"/>
+                <w:color w:val="000000"/>
+                <w:sz w:val="15"/>
+                <w:szCs w:val="15"/>
+              </w:rPr>
+            </w:pPr>
+            <w:r>
+              <w:rPr>
+                <w:rFonts w:hint="default" w:ascii="Consolas" w:hAnsi="Consolas" w:eastAsia="Consolas" w:cs="Consolas"/>
+                <w:b w:val="0"/>
+                <w:bCs w:val="0"/>
+                <w:color w:val="000000"/>
+                <w:kern w:val="0"/>
+                <w:sz w:val="15"/>
+                <w:szCs w:val="15"/>
+                <w:shd w:val="clear" w:fill="FFFFFF"/>
+                <w:lang w:val="en-US" w:eastAsia="zh-CN" w:bidi="ar"/>
+              </w:rPr>
+              <w:t>      }</w:t>
+            </w:r>
+          </w:p>
+          <w:p>
+            <w:pPr>
+              <w:keepNext w:val="0"/>
+              <w:keepLines w:val="0"/>
+              <w:widowControl/>
+              <w:suppressLineNumbers w:val="0"/>
+              <w:shd w:val="clear" w:fill="FFFFFF"/>
+              <w:spacing w:line="240" w:lineRule="auto"/>
+              <w:jc w:val="left"/>
+              <w:rPr>
+                <w:rFonts w:hint="default" w:ascii="Consolas" w:hAnsi="Consolas" w:eastAsia="Consolas" w:cs="Consolas"/>
+                <w:b w:val="0"/>
+                <w:bCs w:val="0"/>
+                <w:color w:val="000000"/>
+                <w:sz w:val="15"/>
+                <w:szCs w:val="15"/>
+              </w:rPr>
+            </w:pPr>
+            <w:r>
+              <w:rPr>
+                <w:rFonts w:hint="default" w:ascii="Consolas" w:hAnsi="Consolas" w:eastAsia="Consolas" w:cs="Consolas"/>
+                <w:b w:val="0"/>
+                <w:bCs w:val="0"/>
+                <w:color w:val="000000"/>
+                <w:kern w:val="0"/>
+                <w:sz w:val="15"/>
+                <w:szCs w:val="15"/>
+                <w:shd w:val="clear" w:fill="FFFFFF"/>
+                <w:lang w:val="en-US" w:eastAsia="zh-CN" w:bidi="ar"/>
+              </w:rPr>
+              <w:t>    }</w:t>
+            </w:r>
+          </w:p>
+          <w:p>
+            <w:pPr>
+              <w:keepNext w:val="0"/>
+              <w:keepLines w:val="0"/>
+              <w:widowControl/>
+              <w:suppressLineNumbers w:val="0"/>
+              <w:shd w:val="clear" w:fill="FFFFFF"/>
+              <w:spacing w:line="240" w:lineRule="auto"/>
+              <w:jc w:val="left"/>
+              <w:rPr>
+                <w:rFonts w:hint="default" w:ascii="Consolas" w:hAnsi="Consolas" w:eastAsia="Consolas" w:cs="Consolas"/>
+                <w:b w:val="0"/>
+                <w:bCs w:val="0"/>
+                <w:color w:val="000000"/>
+                <w:sz w:val="15"/>
+                <w:szCs w:val="15"/>
+              </w:rPr>
+            </w:pPr>
+            <w:r>
+              <w:rPr>
+                <w:rFonts w:hint="default" w:ascii="Consolas" w:hAnsi="Consolas" w:eastAsia="Consolas" w:cs="Consolas"/>
+                <w:b w:val="0"/>
+                <w:bCs w:val="0"/>
+                <w:color w:val="000000"/>
+                <w:kern w:val="0"/>
+                <w:sz w:val="15"/>
+                <w:szCs w:val="15"/>
+                <w:shd w:val="clear" w:fill="FFFFFF"/>
+                <w:lang w:val="en-US" w:eastAsia="zh-CN" w:bidi="ar"/>
+              </w:rPr>
+              <w:t>  }</w:t>
+            </w:r>
+          </w:p>
+          <w:p>
+            <w:pPr>
+              <w:widowControl w:val="0"/>
+              <w:spacing w:line="360" w:lineRule="auto"/>
+              <w:jc w:val="both"/>
+              <w:rPr>
+                <w:rFonts w:hint="default"/>
+                <w:b/>
+                <w:bCs/>
+                <w:sz w:val="20"/>
+                <w:szCs w:val="20"/>
+                <w:lang w:val="en-IN"/>
+              </w:rPr>
+            </w:pPr>
+          </w:p>
+          <w:p>
+            <w:pPr>
+              <w:keepNext w:val="0"/>
+              <w:keepLines w:val="0"/>
+              <w:widowControl/>
+              <w:suppressLineNumbers w:val="0"/>
+              <w:shd w:val="clear" w:fill="FFFFFF"/>
+              <w:spacing w:line="240" w:lineRule="auto"/>
+              <w:jc w:val="left"/>
+              <w:rPr>
+                <w:rFonts w:ascii="Consolas" w:hAnsi="Consolas" w:eastAsia="Consolas" w:cs="Consolas"/>
+                <w:b w:val="0"/>
+                <w:bCs w:val="0"/>
+                <w:color w:val="000000"/>
+                <w:sz w:val="15"/>
+                <w:szCs w:val="15"/>
+              </w:rPr>
+            </w:pPr>
+            <w:r>
+              <w:rPr>
+                <w:rFonts w:hint="default" w:ascii="Consolas" w:hAnsi="Consolas" w:eastAsia="Consolas" w:cs="Consolas"/>
+                <w:b w:val="0"/>
+                <w:bCs w:val="0"/>
+                <w:color w:val="800000"/>
+                <w:kern w:val="0"/>
+                <w:sz w:val="15"/>
+                <w:szCs w:val="15"/>
+                <w:shd w:val="clear" w:fill="FFFFFF"/>
+                <w:lang w:val="en-US" w:eastAsia="zh-CN" w:bidi="ar"/>
+              </w:rPr>
+              <w:t>&lt;</w:t>
+            </w:r>
+            <w:r>
+              <w:rPr>
+                <w:rFonts w:hint="default" w:ascii="Consolas" w:hAnsi="Consolas" w:eastAsia="Consolas" w:cs="Consolas"/>
+                <w:b w:val="0"/>
+                <w:bCs w:val="0"/>
+                <w:color w:val="267F99"/>
+                <w:kern w:val="0"/>
+                <w:sz w:val="15"/>
+                <w:szCs w:val="15"/>
+                <w:shd w:val="clear" w:fill="FFFFFF"/>
+                <w:lang w:val="en-US" w:eastAsia="zh-CN" w:bidi="ar"/>
+              </w:rPr>
+              <w:t>Button</w:t>
+            </w:r>
+            <w:r>
+              <w:rPr>
+                <w:rFonts w:hint="default" w:ascii="Consolas" w:hAnsi="Consolas" w:eastAsia="Consolas" w:cs="Consolas"/>
+                <w:b w:val="0"/>
+                <w:bCs w:val="0"/>
+                <w:color w:val="000000"/>
+                <w:kern w:val="0"/>
+                <w:sz w:val="15"/>
+                <w:szCs w:val="15"/>
+                <w:shd w:val="clear" w:fill="FFFFFF"/>
+                <w:lang w:val="en-US" w:eastAsia="zh-CN" w:bidi="ar"/>
+              </w:rPr>
+              <w:t xml:space="preserve"> </w:t>
+            </w:r>
+            <w:r>
+              <w:rPr>
+                <w:rFonts w:hint="default" w:ascii="Consolas" w:hAnsi="Consolas" w:eastAsia="Consolas" w:cs="Consolas"/>
+                <w:b w:val="0"/>
+                <w:bCs w:val="0"/>
+                <w:color w:val="E50000"/>
+                <w:kern w:val="0"/>
+                <w:sz w:val="15"/>
+                <w:szCs w:val="15"/>
+                <w:shd w:val="clear" w:fill="FFFFFF"/>
+                <w:lang w:val="en-US" w:eastAsia="zh-CN" w:bidi="ar"/>
+              </w:rPr>
+              <w:t>color</w:t>
+            </w:r>
+            <w:r>
+              <w:rPr>
+                <w:rFonts w:hint="default" w:ascii="Consolas" w:hAnsi="Consolas" w:eastAsia="Consolas" w:cs="Consolas"/>
+                <w:b w:val="0"/>
+                <w:bCs w:val="0"/>
+                <w:color w:val="000000"/>
+                <w:kern w:val="0"/>
+                <w:sz w:val="15"/>
+                <w:szCs w:val="15"/>
+                <w:shd w:val="clear" w:fill="FFFFFF"/>
+                <w:lang w:val="en-US" w:eastAsia="zh-CN" w:bidi="ar"/>
+              </w:rPr>
+              <w:t>=</w:t>
+            </w:r>
+            <w:r>
+              <w:rPr>
+                <w:rFonts w:hint="default" w:ascii="Consolas" w:hAnsi="Consolas" w:eastAsia="Consolas" w:cs="Consolas"/>
+                <w:b w:val="0"/>
+                <w:bCs w:val="0"/>
+                <w:color w:val="A31515"/>
+                <w:kern w:val="0"/>
+                <w:sz w:val="15"/>
+                <w:szCs w:val="15"/>
+                <w:shd w:val="clear" w:fill="FFFFFF"/>
+                <w:lang w:val="en-US" w:eastAsia="zh-CN" w:bidi="ar"/>
+              </w:rPr>
+              <w:t>"customColor"</w:t>
+            </w:r>
+            <w:r>
+              <w:rPr>
+                <w:rFonts w:hint="default" w:ascii="Consolas" w:hAnsi="Consolas" w:eastAsia="Consolas" w:cs="Consolas"/>
+                <w:b w:val="0"/>
+                <w:bCs w:val="0"/>
+                <w:color w:val="800000"/>
+                <w:kern w:val="0"/>
+                <w:sz w:val="15"/>
+                <w:szCs w:val="15"/>
+                <w:shd w:val="clear" w:fill="FFFFFF"/>
+                <w:lang w:val="en-US" w:eastAsia="zh-CN" w:bidi="ar"/>
+              </w:rPr>
+              <w:t>&gt;</w:t>
+            </w:r>
+            <w:r>
+              <w:rPr>
+                <w:rFonts w:hint="default" w:ascii="Consolas" w:hAnsi="Consolas" w:eastAsia="Consolas" w:cs="Consolas"/>
+                <w:b w:val="0"/>
+                <w:bCs w:val="0"/>
+                <w:color w:val="000000"/>
+                <w:kern w:val="0"/>
+                <w:sz w:val="15"/>
+                <w:szCs w:val="15"/>
+                <w:shd w:val="clear" w:fill="FFFFFF"/>
+                <w:lang w:val="en-US" w:eastAsia="zh-CN" w:bidi="ar"/>
+              </w:rPr>
+              <w:t>custom Color</w:t>
+            </w:r>
+            <w:r>
+              <w:rPr>
+                <w:rFonts w:hint="default" w:ascii="Consolas" w:hAnsi="Consolas" w:eastAsia="Consolas" w:cs="Consolas"/>
+                <w:b w:val="0"/>
+                <w:bCs w:val="0"/>
+                <w:color w:val="800000"/>
+                <w:kern w:val="0"/>
+                <w:sz w:val="15"/>
+                <w:szCs w:val="15"/>
+                <w:shd w:val="clear" w:fill="FFFFFF"/>
+                <w:lang w:val="en-US" w:eastAsia="zh-CN" w:bidi="ar"/>
+              </w:rPr>
+              <w:t>&lt;/</w:t>
+            </w:r>
+            <w:r>
+              <w:rPr>
+                <w:rFonts w:hint="default" w:ascii="Consolas" w:hAnsi="Consolas" w:eastAsia="Consolas" w:cs="Consolas"/>
+                <w:b w:val="0"/>
+                <w:bCs w:val="0"/>
+                <w:color w:val="267F99"/>
+                <w:kern w:val="0"/>
+                <w:sz w:val="15"/>
+                <w:szCs w:val="15"/>
+                <w:shd w:val="clear" w:fill="FFFFFF"/>
+                <w:lang w:val="en-US" w:eastAsia="zh-CN" w:bidi="ar"/>
+              </w:rPr>
+              <w:t>Button</w:t>
+            </w:r>
+            <w:r>
+              <w:rPr>
+                <w:rFonts w:hint="default" w:ascii="Consolas" w:hAnsi="Consolas" w:eastAsia="Consolas" w:cs="Consolas"/>
+                <w:b w:val="0"/>
+                <w:bCs w:val="0"/>
+                <w:color w:val="800000"/>
+                <w:kern w:val="0"/>
+                <w:sz w:val="15"/>
+                <w:szCs w:val="15"/>
+                <w:shd w:val="clear" w:fill="FFFFFF"/>
+                <w:lang w:val="en-US" w:eastAsia="zh-CN" w:bidi="ar"/>
+              </w:rPr>
+              <w:t>&gt;</w:t>
+            </w:r>
+          </w:p>
+          <w:p>
+            <w:pPr>
+              <w:widowControl w:val="0"/>
+              <w:spacing w:line="360" w:lineRule="auto"/>
+              <w:jc w:val="both"/>
+              <w:rPr>
+                <w:rFonts w:hint="default"/>
+                <w:b/>
+                <w:bCs/>
+                <w:sz w:val="20"/>
+                <w:szCs w:val="20"/>
+                <w:lang w:val="en-IN"/>
+              </w:rPr>
+            </w:pPr>
+          </w:p>
+        </w:tc>
+        <w:tc>
+          <w:tcPr>
+            <w:tcW w:w="5223" w:type="dxa"/>
+          </w:tcPr>
+          <w:p>
+            <w:pPr>
+              <w:widowControl w:val="0"/>
+              <w:jc w:val="both"/>
+            </w:pPr>
+          </w:p>
+          <w:p>
+            <w:pPr>
+              <w:widowControl w:val="0"/>
+              <w:jc w:val="both"/>
+            </w:pPr>
+            <w:r>
+              <w:drawing>
+                <wp:inline distT="0" distB="0" distL="114300" distR="114300">
+                  <wp:extent cx="1239520" cy="853440"/>
+                  <wp:effectExtent l="0" t="0" r="17780" b="3810"/>
+                  <wp:docPr id="48" name="Picture 7"/>
+                  <wp:cNvGraphicFramePr>
+                    <a:graphicFrameLocks xmlns:a="http://schemas.openxmlformats.org/drawingml/2006/main" noChangeAspect="1"/>
+                  </wp:cNvGraphicFramePr>
+                  <a:graphic xmlns:a="http://schemas.openxmlformats.org/drawingml/2006/main">
+                    <a:graphicData uri="http://schemas.openxmlformats.org/drawingml/2006/picture">
+                      <pic:pic xmlns:pic="http://schemas.openxmlformats.org/drawingml/2006/picture">
+                        <pic:nvPicPr>
+                          <pic:cNvPr id="48" name="Picture 7"/>
+                          <pic:cNvPicPr>
+                            <a:picLocks noChangeAspect="1"/>
+                          </pic:cNvPicPr>
+                        </pic:nvPicPr>
+                        <pic:blipFill>
+                          <a:blip r:embed="rId48"/>
+                          <a:stretch>
+                            <a:fillRect/>
+                          </a:stretch>
+                        </pic:blipFill>
+                        <pic:spPr>
+                          <a:xfrm>
+                            <a:off x="0" y="0"/>
+                            <a:ext cx="1239520" cy="853440"/>
+                          </a:xfrm>
+                          <a:prstGeom prst="rect">
+                            <a:avLst/>
+                          </a:prstGeom>
+                          <a:noFill/>
+                          <a:ln>
+                            <a:noFill/>
+                          </a:ln>
+                        </pic:spPr>
+                      </pic:pic>
+                    </a:graphicData>
+                  </a:graphic>
+                </wp:inline>
+              </w:drawing>
+            </w:r>
+          </w:p>
+          <w:p>
+            <w:pPr>
+              <w:widowControl w:val="0"/>
+              <w:jc w:val="both"/>
+            </w:pPr>
+          </w:p>
+          <w:p>
+            <w:pPr>
+              <w:widowControl w:val="0"/>
+              <w:jc w:val="both"/>
+            </w:pPr>
+            <w:r>
+              <w:drawing>
+                <wp:inline distT="0" distB="0" distL="114300" distR="114300">
+                  <wp:extent cx="1294130" cy="944245"/>
+                  <wp:effectExtent l="0" t="0" r="1270" b="8255"/>
+                  <wp:docPr id="49" name="Picture 8"/>
+                  <wp:cNvGraphicFramePr>
+                    <a:graphicFrameLocks xmlns:a="http://schemas.openxmlformats.org/drawingml/2006/main" noChangeAspect="1"/>
+                  </wp:cNvGraphicFramePr>
+                  <a:graphic xmlns:a="http://schemas.openxmlformats.org/drawingml/2006/main">
+                    <a:graphicData uri="http://schemas.openxmlformats.org/drawingml/2006/picture">
+                      <pic:pic xmlns:pic="http://schemas.openxmlformats.org/drawingml/2006/picture">
+                        <pic:nvPicPr>
+                          <pic:cNvPr id="49" name="Picture 8"/>
+                          <pic:cNvPicPr>
+                            <a:picLocks noChangeAspect="1"/>
+                          </pic:cNvPicPr>
+                        </pic:nvPicPr>
+                        <pic:blipFill>
+                          <a:blip r:embed="rId49"/>
+                          <a:stretch>
+                            <a:fillRect/>
+                          </a:stretch>
+                        </pic:blipFill>
+                        <pic:spPr>
+                          <a:xfrm>
+                            <a:off x="0" y="0"/>
+                            <a:ext cx="1294130" cy="944245"/>
+                          </a:xfrm>
+                          <a:prstGeom prst="rect">
+                            <a:avLst/>
+                          </a:prstGeom>
+                          <a:noFill/>
+                          <a:ln>
+                            <a:noFill/>
+                          </a:ln>
+                        </pic:spPr>
+                      </pic:pic>
+                    </a:graphicData>
+                  </a:graphic>
+                </wp:inline>
+              </w:drawing>
+            </w:r>
+            <w:bookmarkStart w:id="0" w:name="_GoBack"/>
+            <w:bookmarkEnd w:id="0"/>
+          </w:p>
+        </w:tc>
+      </w:tr>
+      <w:tr>
+        <w:tblPrEx>
+          <w:tblBorders>
+            <w:top w:val="none" w:color="auto" w:sz="0" w:space="0"/>
+            <w:left w:val="none" w:color="auto" w:sz="0" w:space="0"/>
+            <w:bottom w:val="none" w:color="auto" w:sz="0" w:space="0"/>
+            <w:right w:val="none" w:color="auto" w:sz="0" w:space="0"/>
+            <w:insideH w:val="none" w:color="auto" w:sz="0" w:space="0"/>
+            <w:insideV w:val="none" w:color="auto" w:sz="0" w:space="0"/>
+          </w:tblBorders>
+          <w:tblCellMar>
+            <w:top w:w="0" w:type="dxa"/>
+            <w:left w:w="108" w:type="dxa"/>
+            <w:bottom w:w="0" w:type="dxa"/>
+            <w:right w:w="108" w:type="dxa"/>
+          </w:tblCellMar>
+        </w:tblPrEx>
+        <w:tc>
+          <w:tcPr>
+            <w:tcW w:w="5234" w:type="dxa"/>
+          </w:tcPr>
+          <w:p>
+            <w:pPr>
+              <w:widowControl w:val="0"/>
+              <w:spacing w:line="360" w:lineRule="auto"/>
+              <w:jc w:val="both"/>
+              <w:rPr>
+                <w:rFonts w:hint="default"/>
+                <w:b/>
+                <w:bCs/>
+                <w:sz w:val="20"/>
+                <w:szCs w:val="20"/>
+                <w:lang w:val="en-IN"/>
+              </w:rPr>
+            </w:pPr>
+          </w:p>
+        </w:tc>
+        <w:tc>
+          <w:tcPr>
+            <w:tcW w:w="5223" w:type="dxa"/>
+          </w:tcPr>
+          <w:p>
+            <w:pPr>
+              <w:widowControl w:val="0"/>
+              <w:jc w:val="both"/>
+            </w:pPr>
+          </w:p>
+        </w:tc>
+      </w:tr>
+    </w:tbl>
     <w:p>
       <w:pPr>
         <w:spacing w:line="360" w:lineRule="auto"/>
